--- a/docs/data/reports/weekly/latest/weekly_report.docx
+++ b/docs/data/reports/weekly/latest/weekly_report.docx
@@ -26,7 +26,7 @@
           <w:rFonts w:ascii="Kaiti SC" w:hAnsi="Kaiti SC" w:eastAsia="Kaiti SC" w:cs="Kaiti SC"/>
           <w:sz w:val="21"/>
         </w:rPr>
-        <w:t>2026-09-01 至 2026-09-07</w:t>
+        <w:t>2026-09-08 至 2026-09-14</w:t>
       </w:r>
     </w:p>
     <w:tbl>
@@ -81,7 +81,7 @@
                 <w:b w:val="0"/>
                 <w:sz w:val="19"/>
               </w:rPr>
-              <w:t>2026-09-01 至 2026-09-07</w:t>
+              <w:t>2026-09-08 至 2026-09-14</w:t>
             </w:r>
           </w:p>
         </w:tc>
@@ -127,7 +127,7 @@
                 <w:b w:val="0"/>
                 <w:sz w:val="19"/>
               </w:rPr>
-              <w:t>473 条 / 73 个</w:t>
+              <w:t>176 条 / 58 个</w:t>
             </w:r>
           </w:p>
         </w:tc>
@@ -173,7 +173,7 @@
                 <w:b w:val="0"/>
                 <w:sz w:val="19"/>
               </w:rPr>
-              <w:t>8 家 / 96 个</w:t>
+              <w:t>10 家 / 39 个</w:t>
             </w:r>
           </w:p>
         </w:tc>
@@ -219,7 +219,7 @@
                 <w:b w:val="0"/>
                 <w:sz w:val="19"/>
               </w:rPr>
-              <w:t>2026-09-07</w:t>
+              <w:t>2026-09-14</w:t>
             </w:r>
           </w:p>
         </w:tc>
@@ -245,7 +245,7 @@
     </w:p>
     <w:p>
       <w:r>
-        <w:t>2026-09-01 至 2026-09-07 共归档 473 条新闻，形成 73 个事件，覆盖 8 家公司和 96 个来源。 新闻量较多的公司包括 星河动力、Blue Origin、SpaceX、垣信卫星、蓝箭航天。 其中 6 项动态可与更早的同公司同类事件关联回看。</w:t>
+        <w:t>2026-09-08 至 2026-09-14 共归档 176 条新闻，形成 58 个事件，覆盖 10 家公司和 39 个来源。 新闻量较多的公司包括 SpaceX、Blue Origin、天兵科技、星河动力、垣信卫星。 其中 6 项动态可与更早的同公司同类事件关联回看。</w:t>
       </w:r>
     </w:p>
     <w:p>
@@ -266,7 +266,7 @@
           <w:rFonts w:ascii="Kaiti SC" w:hAnsi="Kaiti SC" w:eastAsia="Kaiti SC" w:cs="Kaiti SC"/>
           <w:sz w:val="21"/>
         </w:rPr>
-        <w:t>发射与任务：32 个事件。</w:t>
+        <w:t>发射与任务：20 个事件。</w:t>
       </w:r>
     </w:p>
     <w:p>
@@ -329,7 +329,7 @@
           <w:rFonts w:ascii="Kaiti SC" w:hAnsi="Kaiti SC" w:eastAsia="Kaiti SC" w:cs="Kaiti SC"/>
           <w:sz w:val="21"/>
         </w:rPr>
-        <w:t>监管与政策：2 个事件。</w:t>
+        <w:t>监管与政策：3 个事件。</w:t>
       </w:r>
     </w:p>
     <w:p>
@@ -350,7 +350,7 @@
           <w:rFonts w:ascii="Kaiti SC" w:hAnsi="Kaiti SC" w:eastAsia="Kaiti SC" w:cs="Kaiti SC"/>
           <w:sz w:val="21"/>
         </w:rPr>
-        <w:t>市场与股价：3 个事件。</w:t>
+        <w:t>市场与股价：2 个事件。</w:t>
       </w:r>
     </w:p>
     <w:p>
@@ -371,7 +371,7 @@
           <w:rFonts w:ascii="Kaiti SC" w:hAnsi="Kaiti SC" w:eastAsia="Kaiti SC" w:cs="Kaiti SC"/>
           <w:sz w:val="21"/>
         </w:rPr>
-        <w:t>产品与技术：4 个事件。</w:t>
+        <w:t>产品与技术：1 个事件。</w:t>
       </w:r>
     </w:p>
     <w:p>
@@ -531,7 +531,1239 @@
                 <w:b w:val="0"/>
                 <w:sz w:val="19"/>
               </w:rPr>
-              <w:t>2026-09-07</w:t>
+              <w:t>2026-09-14</w:t>
+            </w:r>
+          </w:p>
+        </w:tc>
+        <w:tc>
+          <w:tcPr>
+            <w:tcW w:type="dxa" w:w="2075"/>
+            <w:vAlign w:val="center"/>
+          </w:tcPr>
+          <w:p>
+            <w:pPr>
+              <w:spacing w:after="0" w:line="252" w:lineRule="auto"/>
+              <w:jc w:val="center"/>
+            </w:pPr>
+            <w:r/>
+            <w:r>
+              <w:rPr>
+                <w:rFonts w:ascii="Kaiti SC" w:hAnsi="Kaiti SC" w:eastAsia="Kaiti SC" w:cs="Kaiti SC"/>
+                <w:b w:val="0"/>
+                <w:sz w:val="19"/>
+              </w:rPr>
+              <w:t>SpaceX</w:t>
+            </w:r>
+          </w:p>
+        </w:tc>
+        <w:tc>
+          <w:tcPr>
+            <w:tcW w:type="dxa" w:w="2075"/>
+            <w:vAlign w:val="center"/>
+          </w:tcPr>
+          <w:p>
+            <w:pPr>
+              <w:spacing w:after="0" w:line="252" w:lineRule="auto"/>
+              <w:jc w:val="center"/>
+            </w:pPr>
+            <w:r/>
+            <w:r>
+              <w:rPr>
+                <w:rFonts w:ascii="Kaiti SC" w:hAnsi="Kaiti SC" w:eastAsia="Kaiti SC" w:cs="Kaiti SC"/>
+                <w:b w:val="0"/>
+                <w:sz w:val="19"/>
+              </w:rPr>
+              <w:t>发射与任务</w:t>
+            </w:r>
+          </w:p>
+        </w:tc>
+        <w:tc>
+          <w:tcPr>
+            <w:tcW w:type="dxa" w:w="2075"/>
+            <w:vAlign w:val="center"/>
+          </w:tcPr>
+          <w:p>
+            <w:pPr>
+              <w:spacing w:after="0" w:line="252" w:lineRule="auto"/>
+            </w:pPr>
+            <w:r/>
+            <w:r>
+              <w:rPr>
+                <w:rFonts w:ascii="Kaiti SC" w:hAnsi="Kaiti SC" w:eastAsia="Kaiti SC" w:cs="Kaiti SC"/>
+                <w:b w:val="0"/>
+                <w:sz w:val="19"/>
+              </w:rPr>
+              <w:t>Live coverage: SpaceX to launch final 3 O3b mPOWER satellites for SES</w:t>
+            </w:r>
+          </w:p>
+        </w:tc>
+      </w:tr>
+      <w:tr>
+        <w:trPr>
+          <w:cantSplit/>
+        </w:trPr>
+        <w:tc>
+          <w:tcPr>
+            <w:tcW w:type="dxa" w:w="2075"/>
+            <w:vAlign w:val="center"/>
+          </w:tcPr>
+          <w:p>
+            <w:pPr>
+              <w:spacing w:after="0" w:line="252" w:lineRule="auto"/>
+              <w:jc w:val="center"/>
+            </w:pPr>
+            <w:r/>
+            <w:r>
+              <w:rPr>
+                <w:rFonts w:ascii="Kaiti SC" w:hAnsi="Kaiti SC" w:eastAsia="Kaiti SC" w:cs="Kaiti SC"/>
+                <w:b w:val="0"/>
+                <w:sz w:val="19"/>
+              </w:rPr>
+              <w:t>2026-09-11</w:t>
+            </w:r>
+          </w:p>
+        </w:tc>
+        <w:tc>
+          <w:tcPr>
+            <w:tcW w:type="dxa" w:w="2075"/>
+            <w:vAlign w:val="center"/>
+          </w:tcPr>
+          <w:p>
+            <w:pPr>
+              <w:spacing w:after="0" w:line="252" w:lineRule="auto"/>
+              <w:jc w:val="center"/>
+            </w:pPr>
+            <w:r/>
+            <w:r>
+              <w:rPr>
+                <w:rFonts w:ascii="Kaiti SC" w:hAnsi="Kaiti SC" w:eastAsia="Kaiti SC" w:cs="Kaiti SC"/>
+                <w:b w:val="0"/>
+                <w:sz w:val="19"/>
+              </w:rPr>
+              <w:t>天兵科技</w:t>
+            </w:r>
+          </w:p>
+        </w:tc>
+        <w:tc>
+          <w:tcPr>
+            <w:tcW w:type="dxa" w:w="2075"/>
+            <w:vAlign w:val="center"/>
+          </w:tcPr>
+          <w:p>
+            <w:pPr>
+              <w:spacing w:after="0" w:line="252" w:lineRule="auto"/>
+              <w:jc w:val="center"/>
+            </w:pPr>
+            <w:r/>
+            <w:r>
+              <w:rPr>
+                <w:rFonts w:ascii="Kaiti SC" w:hAnsi="Kaiti SC" w:eastAsia="Kaiti SC" w:cs="Kaiti SC"/>
+                <w:b w:val="0"/>
+                <w:sz w:val="19"/>
+              </w:rPr>
+              <w:t>发射与任务</w:t>
+            </w:r>
+          </w:p>
+        </w:tc>
+        <w:tc>
+          <w:tcPr>
+            <w:tcW w:type="dxa" w:w="2075"/>
+            <w:vAlign w:val="center"/>
+          </w:tcPr>
+          <w:p>
+            <w:pPr>
+              <w:spacing w:after="0" w:line="252" w:lineRule="auto"/>
+            </w:pPr>
+            <w:r/>
+            <w:r>
+              <w:rPr>
+                <w:rFonts w:ascii="Kaiti SC" w:hAnsi="Kaiti SC" w:eastAsia="Kaiti SC" w:cs="Kaiti SC"/>
+                <w:b w:val="0"/>
+                <w:sz w:val="19"/>
+              </w:rPr>
+              <w:t>天龙三号遥一火箭首飞失利原因查明 - 证券时报</w:t>
+            </w:r>
+          </w:p>
+        </w:tc>
+      </w:tr>
+      <w:tr>
+        <w:trPr>
+          <w:cantSplit/>
+        </w:trPr>
+        <w:tc>
+          <w:tcPr>
+            <w:tcW w:type="dxa" w:w="2075"/>
+            <w:vAlign w:val="center"/>
+          </w:tcPr>
+          <w:p>
+            <w:pPr>
+              <w:spacing w:after="0" w:line="252" w:lineRule="auto"/>
+              <w:jc w:val="center"/>
+            </w:pPr>
+            <w:r/>
+            <w:r>
+              <w:rPr>
+                <w:rFonts w:ascii="Kaiti SC" w:hAnsi="Kaiti SC" w:eastAsia="Kaiti SC" w:cs="Kaiti SC"/>
+                <w:b w:val="0"/>
+                <w:sz w:val="19"/>
+              </w:rPr>
+              <w:t>2026-09-11</w:t>
+            </w:r>
+          </w:p>
+        </w:tc>
+        <w:tc>
+          <w:tcPr>
+            <w:tcW w:type="dxa" w:w="2075"/>
+            <w:vAlign w:val="center"/>
+          </w:tcPr>
+          <w:p>
+            <w:pPr>
+              <w:spacing w:after="0" w:line="252" w:lineRule="auto"/>
+              <w:jc w:val="center"/>
+            </w:pPr>
+            <w:r/>
+            <w:r>
+              <w:rPr>
+                <w:rFonts w:ascii="Kaiti SC" w:hAnsi="Kaiti SC" w:eastAsia="Kaiti SC" w:cs="Kaiti SC"/>
+                <w:b w:val="0"/>
+                <w:sz w:val="19"/>
+              </w:rPr>
+              <w:t>天兵科技</w:t>
+            </w:r>
+          </w:p>
+        </w:tc>
+        <w:tc>
+          <w:tcPr>
+            <w:tcW w:type="dxa" w:w="2075"/>
+            <w:vAlign w:val="center"/>
+          </w:tcPr>
+          <w:p>
+            <w:pPr>
+              <w:spacing w:after="0" w:line="252" w:lineRule="auto"/>
+              <w:jc w:val="center"/>
+            </w:pPr>
+            <w:r/>
+            <w:r>
+              <w:rPr>
+                <w:rFonts w:ascii="Kaiti SC" w:hAnsi="Kaiti SC" w:eastAsia="Kaiti SC" w:cs="Kaiti SC"/>
+                <w:b w:val="0"/>
+                <w:sz w:val="19"/>
+              </w:rPr>
+              <w:t>发射与任务</w:t>
+            </w:r>
+          </w:p>
+        </w:tc>
+        <w:tc>
+          <w:tcPr>
+            <w:tcW w:type="dxa" w:w="2075"/>
+            <w:vAlign w:val="center"/>
+          </w:tcPr>
+          <w:p>
+            <w:pPr>
+              <w:spacing w:after="0" w:line="252" w:lineRule="auto"/>
+            </w:pPr>
+            <w:r/>
+            <w:r>
+              <w:rPr>
+                <w:rFonts w:ascii="Kaiti SC" w:hAnsi="Kaiti SC" w:eastAsia="Kaiti SC" w:cs="Kaiti SC"/>
+                <w:b w:val="0"/>
+                <w:sz w:val="19"/>
+              </w:rPr>
+              <w:t>天龙三号遥一运载火箭飞行试验任务完成归零 - 第一财经</w:t>
+            </w:r>
+          </w:p>
+        </w:tc>
+      </w:tr>
+      <w:tr>
+        <w:trPr>
+          <w:cantSplit/>
+        </w:trPr>
+        <w:tc>
+          <w:tcPr>
+            <w:tcW w:type="dxa" w:w="2075"/>
+            <w:vAlign w:val="center"/>
+          </w:tcPr>
+          <w:p>
+            <w:pPr>
+              <w:spacing w:after="0" w:line="252" w:lineRule="auto"/>
+              <w:jc w:val="center"/>
+            </w:pPr>
+            <w:r/>
+            <w:r>
+              <w:rPr>
+                <w:rFonts w:ascii="Kaiti SC" w:hAnsi="Kaiti SC" w:eastAsia="Kaiti SC" w:cs="Kaiti SC"/>
+                <w:b w:val="0"/>
+                <w:sz w:val="19"/>
+              </w:rPr>
+              <w:t>2026-09-11</w:t>
+            </w:r>
+          </w:p>
+        </w:tc>
+        <w:tc>
+          <w:tcPr>
+            <w:tcW w:type="dxa" w:w="2075"/>
+            <w:vAlign w:val="center"/>
+          </w:tcPr>
+          <w:p>
+            <w:pPr>
+              <w:spacing w:after="0" w:line="252" w:lineRule="auto"/>
+              <w:jc w:val="center"/>
+            </w:pPr>
+            <w:r/>
+            <w:r>
+              <w:rPr>
+                <w:rFonts w:ascii="Kaiti SC" w:hAnsi="Kaiti SC" w:eastAsia="Kaiti SC" w:cs="Kaiti SC"/>
+                <w:b w:val="0"/>
+                <w:sz w:val="19"/>
+              </w:rPr>
+              <w:t>星河动力</w:t>
+            </w:r>
+          </w:p>
+        </w:tc>
+        <w:tc>
+          <w:tcPr>
+            <w:tcW w:type="dxa" w:w="2075"/>
+            <w:vAlign w:val="center"/>
+          </w:tcPr>
+          <w:p>
+            <w:pPr>
+              <w:spacing w:after="0" w:line="252" w:lineRule="auto"/>
+              <w:jc w:val="center"/>
+            </w:pPr>
+            <w:r/>
+            <w:r>
+              <w:rPr>
+                <w:rFonts w:ascii="Kaiti SC" w:hAnsi="Kaiti SC" w:eastAsia="Kaiti SC" w:cs="Kaiti SC"/>
+                <w:b w:val="0"/>
+                <w:sz w:val="19"/>
+              </w:rPr>
+              <w:t>其他动态</w:t>
+            </w:r>
+          </w:p>
+        </w:tc>
+        <w:tc>
+          <w:tcPr>
+            <w:tcW w:type="dxa" w:w="2075"/>
+            <w:vAlign w:val="center"/>
+          </w:tcPr>
+          <w:p>
+            <w:pPr>
+              <w:spacing w:after="0" w:line="252" w:lineRule="auto"/>
+            </w:pPr>
+            <w:r/>
+            <w:r>
+              <w:rPr>
+                <w:rFonts w:ascii="Kaiti SC" w:hAnsi="Kaiti SC" w:eastAsia="Kaiti SC" w:cs="Kaiti SC"/>
+                <w:b w:val="0"/>
+                <w:sz w:val="19"/>
+              </w:rPr>
+              <w:t>星河动力复用火箭主发动机迈入可靠性验证试车阶段 - 北京市科学技术委员会</w:t>
+            </w:r>
+          </w:p>
+        </w:tc>
+      </w:tr>
+      <w:tr>
+        <w:trPr>
+          <w:cantSplit/>
+        </w:trPr>
+        <w:tc>
+          <w:tcPr>
+            <w:tcW w:type="dxa" w:w="2075"/>
+            <w:vAlign w:val="center"/>
+          </w:tcPr>
+          <w:p>
+            <w:pPr>
+              <w:spacing w:after="0" w:line="252" w:lineRule="auto"/>
+              <w:jc w:val="center"/>
+            </w:pPr>
+            <w:r/>
+            <w:r>
+              <w:rPr>
+                <w:rFonts w:ascii="Kaiti SC" w:hAnsi="Kaiti SC" w:eastAsia="Kaiti SC" w:cs="Kaiti SC"/>
+                <w:b w:val="0"/>
+                <w:sz w:val="19"/>
+              </w:rPr>
+              <w:t>2026-09-11</w:t>
+            </w:r>
+          </w:p>
+        </w:tc>
+        <w:tc>
+          <w:tcPr>
+            <w:tcW w:type="dxa" w:w="2075"/>
+            <w:vAlign w:val="center"/>
+          </w:tcPr>
+          <w:p>
+            <w:pPr>
+              <w:spacing w:after="0" w:line="252" w:lineRule="auto"/>
+              <w:jc w:val="center"/>
+            </w:pPr>
+            <w:r/>
+            <w:r>
+              <w:rPr>
+                <w:rFonts w:ascii="Kaiti SC" w:hAnsi="Kaiti SC" w:eastAsia="Kaiti SC" w:cs="Kaiti SC"/>
+                <w:b w:val="0"/>
+                <w:sz w:val="19"/>
+              </w:rPr>
+              <w:t>SpaceX</w:t>
+            </w:r>
+          </w:p>
+        </w:tc>
+        <w:tc>
+          <w:tcPr>
+            <w:tcW w:type="dxa" w:w="2075"/>
+            <w:vAlign w:val="center"/>
+          </w:tcPr>
+          <w:p>
+            <w:pPr>
+              <w:spacing w:after="0" w:line="252" w:lineRule="auto"/>
+              <w:jc w:val="center"/>
+            </w:pPr>
+            <w:r/>
+            <w:r>
+              <w:rPr>
+                <w:rFonts w:ascii="Kaiti SC" w:hAnsi="Kaiti SC" w:eastAsia="Kaiti SC" w:cs="Kaiti SC"/>
+                <w:b w:val="0"/>
+                <w:sz w:val="19"/>
+              </w:rPr>
+              <w:t>发射与任务</w:t>
+            </w:r>
+          </w:p>
+        </w:tc>
+        <w:tc>
+          <w:tcPr>
+            <w:tcW w:type="dxa" w:w="2075"/>
+            <w:vAlign w:val="center"/>
+          </w:tcPr>
+          <w:p>
+            <w:pPr>
+              <w:spacing w:after="0" w:line="252" w:lineRule="auto"/>
+            </w:pPr>
+            <w:r/>
+            <w:r>
+              <w:rPr>
+                <w:rFonts w:ascii="Kaiti SC" w:hAnsi="Kaiti SC" w:eastAsia="Kaiti SC" w:cs="Kaiti SC"/>
+                <w:b w:val="0"/>
+                <w:sz w:val="19"/>
+              </w:rPr>
+              <w:t>Live coverage: SpaceX to launch classified payload for the U.S. Space Force</w:t>
+            </w:r>
+          </w:p>
+        </w:tc>
+      </w:tr>
+      <w:tr>
+        <w:trPr>
+          <w:cantSplit/>
+        </w:trPr>
+        <w:tc>
+          <w:tcPr>
+            <w:tcW w:type="dxa" w:w="2075"/>
+            <w:vAlign w:val="center"/>
+          </w:tcPr>
+          <w:p>
+            <w:pPr>
+              <w:spacing w:after="0" w:line="252" w:lineRule="auto"/>
+              <w:jc w:val="center"/>
+            </w:pPr>
+            <w:r/>
+            <w:r>
+              <w:rPr>
+                <w:rFonts w:ascii="Kaiti SC" w:hAnsi="Kaiti SC" w:eastAsia="Kaiti SC" w:cs="Kaiti SC"/>
+                <w:b w:val="0"/>
+                <w:sz w:val="19"/>
+              </w:rPr>
+              <w:t>2026-09-10</w:t>
+            </w:r>
+          </w:p>
+        </w:tc>
+        <w:tc>
+          <w:tcPr>
+            <w:tcW w:type="dxa" w:w="2075"/>
+            <w:vAlign w:val="center"/>
+          </w:tcPr>
+          <w:p>
+            <w:pPr>
+              <w:spacing w:after="0" w:line="252" w:lineRule="auto"/>
+              <w:jc w:val="center"/>
+            </w:pPr>
+            <w:r/>
+            <w:r>
+              <w:rPr>
+                <w:rFonts w:ascii="Kaiti SC" w:hAnsi="Kaiti SC" w:eastAsia="Kaiti SC" w:cs="Kaiti SC"/>
+                <w:b w:val="0"/>
+                <w:sz w:val="19"/>
+              </w:rPr>
+              <w:t>Blue Origin</w:t>
+            </w:r>
+          </w:p>
+        </w:tc>
+        <w:tc>
+          <w:tcPr>
+            <w:tcW w:type="dxa" w:w="2075"/>
+            <w:vAlign w:val="center"/>
+          </w:tcPr>
+          <w:p>
+            <w:pPr>
+              <w:spacing w:after="0" w:line="252" w:lineRule="auto"/>
+              <w:jc w:val="center"/>
+            </w:pPr>
+            <w:r/>
+            <w:r>
+              <w:rPr>
+                <w:rFonts w:ascii="Kaiti SC" w:hAnsi="Kaiti SC" w:eastAsia="Kaiti SC" w:cs="Kaiti SC"/>
+                <w:b w:val="0"/>
+                <w:sz w:val="19"/>
+              </w:rPr>
+              <w:t>发射与任务</w:t>
+            </w:r>
+          </w:p>
+        </w:tc>
+        <w:tc>
+          <w:tcPr>
+            <w:tcW w:type="dxa" w:w="2075"/>
+            <w:vAlign w:val="center"/>
+          </w:tcPr>
+          <w:p>
+            <w:pPr>
+              <w:spacing w:after="0" w:line="252" w:lineRule="auto"/>
+            </w:pPr>
+            <w:r/>
+            <w:r>
+              <w:rPr>
+                <w:rFonts w:ascii="Kaiti SC" w:hAnsi="Kaiti SC" w:eastAsia="Kaiti SC" w:cs="Kaiti SC"/>
+                <w:b w:val="0"/>
+                <w:sz w:val="19"/>
+              </w:rPr>
+              <w:t>Blue Origin's New Glenn is moving to historic NASA facility as it prepares for Artemis missions - starlust.org</w:t>
+            </w:r>
+          </w:p>
+        </w:tc>
+      </w:tr>
+      <w:tr>
+        <w:trPr>
+          <w:cantSplit/>
+        </w:trPr>
+        <w:tc>
+          <w:tcPr>
+            <w:tcW w:type="dxa" w:w="2075"/>
+            <w:vAlign w:val="center"/>
+          </w:tcPr>
+          <w:p>
+            <w:pPr>
+              <w:spacing w:after="0" w:line="252" w:lineRule="auto"/>
+              <w:jc w:val="center"/>
+            </w:pPr>
+            <w:r/>
+            <w:r>
+              <w:rPr>
+                <w:rFonts w:ascii="Kaiti SC" w:hAnsi="Kaiti SC" w:eastAsia="Kaiti SC" w:cs="Kaiti SC"/>
+                <w:b w:val="0"/>
+                <w:sz w:val="19"/>
+              </w:rPr>
+              <w:t>2026-09-10</w:t>
+            </w:r>
+          </w:p>
+        </w:tc>
+        <w:tc>
+          <w:tcPr>
+            <w:tcW w:type="dxa" w:w="2075"/>
+            <w:vAlign w:val="center"/>
+          </w:tcPr>
+          <w:p>
+            <w:pPr>
+              <w:spacing w:after="0" w:line="252" w:lineRule="auto"/>
+              <w:jc w:val="center"/>
+            </w:pPr>
+            <w:r/>
+            <w:r>
+              <w:rPr>
+                <w:rFonts w:ascii="Kaiti SC" w:hAnsi="Kaiti SC" w:eastAsia="Kaiti SC" w:cs="Kaiti SC"/>
+                <w:b w:val="0"/>
+                <w:sz w:val="19"/>
+              </w:rPr>
+              <w:t>SpaceX</w:t>
+            </w:r>
+          </w:p>
+        </w:tc>
+        <w:tc>
+          <w:tcPr>
+            <w:tcW w:type="dxa" w:w="2075"/>
+            <w:vAlign w:val="center"/>
+          </w:tcPr>
+          <w:p>
+            <w:pPr>
+              <w:spacing w:after="0" w:line="252" w:lineRule="auto"/>
+              <w:jc w:val="center"/>
+            </w:pPr>
+            <w:r/>
+            <w:r>
+              <w:rPr>
+                <w:rFonts w:ascii="Kaiti SC" w:hAnsi="Kaiti SC" w:eastAsia="Kaiti SC" w:cs="Kaiti SC"/>
+                <w:b w:val="0"/>
+                <w:sz w:val="19"/>
+              </w:rPr>
+              <w:t>其他动态</w:t>
+            </w:r>
+          </w:p>
+        </w:tc>
+        <w:tc>
+          <w:tcPr>
+            <w:tcW w:type="dxa" w:w="2075"/>
+            <w:vAlign w:val="center"/>
+          </w:tcPr>
+          <w:p>
+            <w:pPr>
+              <w:spacing w:after="0" w:line="252" w:lineRule="auto"/>
+            </w:pPr>
+            <w:r/>
+            <w:r>
+              <w:rPr>
+                <w:rFonts w:ascii="Kaiti SC" w:hAnsi="Kaiti SC" w:eastAsia="Kaiti SC" w:cs="Kaiti SC"/>
+                <w:b w:val="0"/>
+                <w:sz w:val="19"/>
+              </w:rPr>
+              <w:t>SpaceX backtracks on Starlink data cap after complaints</w:t>
+            </w:r>
+          </w:p>
+        </w:tc>
+      </w:tr>
+      <w:tr>
+        <w:trPr>
+          <w:cantSplit/>
+        </w:trPr>
+        <w:tc>
+          <w:tcPr>
+            <w:tcW w:type="dxa" w:w="2075"/>
+            <w:vAlign w:val="center"/>
+          </w:tcPr>
+          <w:p>
+            <w:pPr>
+              <w:spacing w:after="0" w:line="252" w:lineRule="auto"/>
+              <w:jc w:val="center"/>
+            </w:pPr>
+            <w:r/>
+            <w:r>
+              <w:rPr>
+                <w:rFonts w:ascii="Kaiti SC" w:hAnsi="Kaiti SC" w:eastAsia="Kaiti SC" w:cs="Kaiti SC"/>
+                <w:b w:val="0"/>
+                <w:sz w:val="19"/>
+              </w:rPr>
+              <w:t>2026-09-10</w:t>
+            </w:r>
+          </w:p>
+        </w:tc>
+        <w:tc>
+          <w:tcPr>
+            <w:tcW w:type="dxa" w:w="2075"/>
+            <w:vAlign w:val="center"/>
+          </w:tcPr>
+          <w:p>
+            <w:pPr>
+              <w:spacing w:after="0" w:line="252" w:lineRule="auto"/>
+              <w:jc w:val="center"/>
+            </w:pPr>
+            <w:r/>
+            <w:r>
+              <w:rPr>
+                <w:rFonts w:ascii="Kaiti SC" w:hAnsi="Kaiti SC" w:eastAsia="Kaiti SC" w:cs="Kaiti SC"/>
+                <w:b w:val="0"/>
+                <w:sz w:val="19"/>
+              </w:rPr>
+              <w:t>SpaceX</w:t>
+            </w:r>
+          </w:p>
+        </w:tc>
+        <w:tc>
+          <w:tcPr>
+            <w:tcW w:type="dxa" w:w="2075"/>
+            <w:vAlign w:val="center"/>
+          </w:tcPr>
+          <w:p>
+            <w:pPr>
+              <w:spacing w:after="0" w:line="252" w:lineRule="auto"/>
+              <w:jc w:val="center"/>
+            </w:pPr>
+            <w:r/>
+            <w:r>
+              <w:rPr>
+                <w:rFonts w:ascii="Kaiti SC" w:hAnsi="Kaiti SC" w:eastAsia="Kaiti SC" w:cs="Kaiti SC"/>
+                <w:b w:val="0"/>
+                <w:sz w:val="19"/>
+              </w:rPr>
+              <w:t>其他动态</w:t>
+            </w:r>
+          </w:p>
+        </w:tc>
+        <w:tc>
+          <w:tcPr>
+            <w:tcW w:type="dxa" w:w="2075"/>
+            <w:vAlign w:val="center"/>
+          </w:tcPr>
+          <w:p>
+            <w:pPr>
+              <w:spacing w:after="0" w:line="252" w:lineRule="auto"/>
+            </w:pPr>
+            <w:r/>
+            <w:r>
+              <w:rPr>
+                <w:rFonts w:ascii="Kaiti SC" w:hAnsi="Kaiti SC" w:eastAsia="Kaiti SC" w:cs="Kaiti SC"/>
+                <w:b w:val="0"/>
+                <w:sz w:val="19"/>
+              </w:rPr>
+              <w:t>UK deepens reliance on Musk's SpaceX, spending nearly $40 million on satellite services</w:t>
+            </w:r>
+          </w:p>
+        </w:tc>
+      </w:tr>
+      <w:tr>
+        <w:trPr>
+          <w:cantSplit/>
+        </w:trPr>
+        <w:tc>
+          <w:tcPr>
+            <w:tcW w:type="dxa" w:w="2075"/>
+            <w:vAlign w:val="center"/>
+          </w:tcPr>
+          <w:p>
+            <w:pPr>
+              <w:spacing w:after="0" w:line="252" w:lineRule="auto"/>
+              <w:jc w:val="center"/>
+            </w:pPr>
+            <w:r/>
+            <w:r>
+              <w:rPr>
+                <w:rFonts w:ascii="Kaiti SC" w:hAnsi="Kaiti SC" w:eastAsia="Kaiti SC" w:cs="Kaiti SC"/>
+                <w:b w:val="0"/>
+                <w:sz w:val="19"/>
+              </w:rPr>
+              <w:t>2026-09-11</w:t>
+            </w:r>
+          </w:p>
+        </w:tc>
+        <w:tc>
+          <w:tcPr>
+            <w:tcW w:type="dxa" w:w="2075"/>
+            <w:vAlign w:val="center"/>
+          </w:tcPr>
+          <w:p>
+            <w:pPr>
+              <w:spacing w:after="0" w:line="252" w:lineRule="auto"/>
+              <w:jc w:val="center"/>
+            </w:pPr>
+            <w:r/>
+            <w:r>
+              <w:rPr>
+                <w:rFonts w:ascii="Kaiti SC" w:hAnsi="Kaiti SC" w:eastAsia="Kaiti SC" w:cs="Kaiti SC"/>
+                <w:b w:val="0"/>
+                <w:sz w:val="19"/>
+              </w:rPr>
+              <w:t>SpaceX</w:t>
+            </w:r>
+          </w:p>
+        </w:tc>
+        <w:tc>
+          <w:tcPr>
+            <w:tcW w:type="dxa" w:w="2075"/>
+            <w:vAlign w:val="center"/>
+          </w:tcPr>
+          <w:p>
+            <w:pPr>
+              <w:spacing w:after="0" w:line="252" w:lineRule="auto"/>
+              <w:jc w:val="center"/>
+            </w:pPr>
+            <w:r/>
+            <w:r>
+              <w:rPr>
+                <w:rFonts w:ascii="Kaiti SC" w:hAnsi="Kaiti SC" w:eastAsia="Kaiti SC" w:cs="Kaiti SC"/>
+                <w:b w:val="0"/>
+                <w:sz w:val="19"/>
+              </w:rPr>
+              <w:t>其他动态</w:t>
+            </w:r>
+          </w:p>
+        </w:tc>
+        <w:tc>
+          <w:tcPr>
+            <w:tcW w:type="dxa" w:w="2075"/>
+            <w:vAlign w:val="center"/>
+          </w:tcPr>
+          <w:p>
+            <w:pPr>
+              <w:spacing w:after="0" w:line="252" w:lineRule="auto"/>
+            </w:pPr>
+            <w:r/>
+            <w:r>
+              <w:rPr>
+                <w:rFonts w:ascii="Kaiti SC" w:hAnsi="Kaiti SC" w:eastAsia="Kaiti SC" w:cs="Kaiti SC"/>
+                <w:b w:val="0"/>
+                <w:sz w:val="19"/>
+              </w:rPr>
+              <w:t>UK spent $40 million on SpaceX Starshield while publicly denying military use</w:t>
+            </w:r>
+          </w:p>
+        </w:tc>
+      </w:tr>
+      <w:tr>
+        <w:trPr>
+          <w:cantSplit/>
+        </w:trPr>
+        <w:tc>
+          <w:tcPr>
+            <w:tcW w:type="dxa" w:w="2075"/>
+            <w:vAlign w:val="center"/>
+          </w:tcPr>
+          <w:p>
+            <w:pPr>
+              <w:spacing w:after="0" w:line="252" w:lineRule="auto"/>
+              <w:jc w:val="center"/>
+            </w:pPr>
+            <w:r/>
+            <w:r>
+              <w:rPr>
+                <w:rFonts w:ascii="Kaiti SC" w:hAnsi="Kaiti SC" w:eastAsia="Kaiti SC" w:cs="Kaiti SC"/>
+                <w:b w:val="0"/>
+                <w:sz w:val="19"/>
+              </w:rPr>
+              <w:t>2026-09-10</w:t>
+            </w:r>
+          </w:p>
+        </w:tc>
+        <w:tc>
+          <w:tcPr>
+            <w:tcW w:type="dxa" w:w="2075"/>
+            <w:vAlign w:val="center"/>
+          </w:tcPr>
+          <w:p>
+            <w:pPr>
+              <w:spacing w:after="0" w:line="252" w:lineRule="auto"/>
+              <w:jc w:val="center"/>
+            </w:pPr>
+            <w:r/>
+            <w:r>
+              <w:rPr>
+                <w:rFonts w:ascii="Kaiti SC" w:hAnsi="Kaiti SC" w:eastAsia="Kaiti SC" w:cs="Kaiti SC"/>
+                <w:b w:val="0"/>
+                <w:sz w:val="19"/>
+              </w:rPr>
+              <w:t>SpaceX</w:t>
+            </w:r>
+          </w:p>
+        </w:tc>
+        <w:tc>
+          <w:tcPr>
+            <w:tcW w:type="dxa" w:w="2075"/>
+            <w:vAlign w:val="center"/>
+          </w:tcPr>
+          <w:p>
+            <w:pPr>
+              <w:spacing w:after="0" w:line="252" w:lineRule="auto"/>
+              <w:jc w:val="center"/>
+            </w:pPr>
+            <w:r/>
+            <w:r>
+              <w:rPr>
+                <w:rFonts w:ascii="Kaiti SC" w:hAnsi="Kaiti SC" w:eastAsia="Kaiti SC" w:cs="Kaiti SC"/>
+                <w:b w:val="0"/>
+                <w:sz w:val="19"/>
+              </w:rPr>
+              <w:t>其他动态</w:t>
+            </w:r>
+          </w:p>
+        </w:tc>
+        <w:tc>
+          <w:tcPr>
+            <w:tcW w:type="dxa" w:w="2075"/>
+            <w:vAlign w:val="center"/>
+          </w:tcPr>
+          <w:p>
+            <w:pPr>
+              <w:spacing w:after="0" w:line="252" w:lineRule="auto"/>
+            </w:pPr>
+            <w:r/>
+            <w:r>
+              <w:rPr>
+                <w:rFonts w:ascii="Kaiti SC" w:hAnsi="Kaiti SC" w:eastAsia="Kaiti SC" w:cs="Kaiti SC"/>
+                <w:b w:val="0"/>
+                <w:sz w:val="19"/>
+              </w:rPr>
+              <w:t>Elon Musk's SpaceX just gave Starlink a major Wi-Fi upgrade with its new 4th-gen router</w:t>
+            </w:r>
+          </w:p>
+        </w:tc>
+      </w:tr>
+      <w:tr>
+        <w:trPr>
+          <w:cantSplit/>
+        </w:trPr>
+        <w:tc>
+          <w:tcPr>
+            <w:tcW w:type="dxa" w:w="2075"/>
+            <w:vAlign w:val="center"/>
+          </w:tcPr>
+          <w:p>
+            <w:pPr>
+              <w:spacing w:after="0" w:line="252" w:lineRule="auto"/>
+              <w:jc w:val="center"/>
+            </w:pPr>
+            <w:r/>
+            <w:r>
+              <w:rPr>
+                <w:rFonts w:ascii="Kaiti SC" w:hAnsi="Kaiti SC" w:eastAsia="Kaiti SC" w:cs="Kaiti SC"/>
+                <w:b w:val="0"/>
+                <w:sz w:val="19"/>
+              </w:rPr>
+              <w:t>2026-09-09</w:t>
+            </w:r>
+          </w:p>
+        </w:tc>
+        <w:tc>
+          <w:tcPr>
+            <w:tcW w:type="dxa" w:w="2075"/>
+            <w:vAlign w:val="center"/>
+          </w:tcPr>
+          <w:p>
+            <w:pPr>
+              <w:spacing w:after="0" w:line="252" w:lineRule="auto"/>
+              <w:jc w:val="center"/>
+            </w:pPr>
+            <w:r/>
+            <w:r>
+              <w:rPr>
+                <w:rFonts w:ascii="Kaiti SC" w:hAnsi="Kaiti SC" w:eastAsia="Kaiti SC" w:cs="Kaiti SC"/>
+                <w:b w:val="0"/>
+                <w:sz w:val="19"/>
+              </w:rPr>
+              <w:t>SpaceX</w:t>
+            </w:r>
+          </w:p>
+        </w:tc>
+        <w:tc>
+          <w:tcPr>
+            <w:tcW w:type="dxa" w:w="2075"/>
+            <w:vAlign w:val="center"/>
+          </w:tcPr>
+          <w:p>
+            <w:pPr>
+              <w:spacing w:after="0" w:line="252" w:lineRule="auto"/>
+              <w:jc w:val="center"/>
+            </w:pPr>
+            <w:r/>
+            <w:r>
+              <w:rPr>
+                <w:rFonts w:ascii="Kaiti SC" w:hAnsi="Kaiti SC" w:eastAsia="Kaiti SC" w:cs="Kaiti SC"/>
+                <w:b w:val="0"/>
+                <w:sz w:val="19"/>
+              </w:rPr>
+              <w:t>其他动态</w:t>
+            </w:r>
+          </w:p>
+        </w:tc>
+        <w:tc>
+          <w:tcPr>
+            <w:tcW w:type="dxa" w:w="2075"/>
+            <w:vAlign w:val="center"/>
+          </w:tcPr>
+          <w:p>
+            <w:pPr>
+              <w:spacing w:after="0" w:line="252" w:lineRule="auto"/>
+            </w:pPr>
+            <w:r/>
+            <w:r>
+              <w:rPr>
+                <w:rFonts w:ascii="Kaiti SC" w:hAnsi="Kaiti SC" w:eastAsia="Kaiti SC" w:cs="Kaiti SC"/>
+                <w:b w:val="0"/>
+                <w:sz w:val="19"/>
+              </w:rPr>
+              <w:t>Starlink is the economic foundation</w:t>
+            </w:r>
+          </w:p>
+        </w:tc>
+      </w:tr>
+      <w:tr>
+        <w:trPr>
+          <w:cantSplit/>
+        </w:trPr>
+        <w:tc>
+          <w:tcPr>
+            <w:tcW w:type="dxa" w:w="2075"/>
+            <w:vAlign w:val="center"/>
+          </w:tcPr>
+          <w:p>
+            <w:pPr>
+              <w:spacing w:after="0" w:line="252" w:lineRule="auto"/>
+              <w:jc w:val="center"/>
+            </w:pPr>
+            <w:r/>
+            <w:r>
+              <w:rPr>
+                <w:rFonts w:ascii="Kaiti SC" w:hAnsi="Kaiti SC" w:eastAsia="Kaiti SC" w:cs="Kaiti SC"/>
+                <w:b w:val="0"/>
+                <w:sz w:val="19"/>
+              </w:rPr>
+              <w:t>2026-09-09</w:t>
+            </w:r>
+          </w:p>
+        </w:tc>
+        <w:tc>
+          <w:tcPr>
+            <w:tcW w:type="dxa" w:w="2075"/>
+            <w:vAlign w:val="center"/>
+          </w:tcPr>
+          <w:p>
+            <w:pPr>
+              <w:spacing w:after="0" w:line="252" w:lineRule="auto"/>
+              <w:jc w:val="center"/>
+            </w:pPr>
+            <w:r/>
+            <w:r>
+              <w:rPr>
+                <w:rFonts w:ascii="Kaiti SC" w:hAnsi="Kaiti SC" w:eastAsia="Kaiti SC" w:cs="Kaiti SC"/>
+                <w:b w:val="0"/>
+                <w:sz w:val="19"/>
+              </w:rPr>
+              <w:t>Blue Origin</w:t>
+            </w:r>
+          </w:p>
+        </w:tc>
+        <w:tc>
+          <w:tcPr>
+            <w:tcW w:type="dxa" w:w="2075"/>
+            <w:vAlign w:val="center"/>
+          </w:tcPr>
+          <w:p>
+            <w:pPr>
+              <w:spacing w:after="0" w:line="252" w:lineRule="auto"/>
+              <w:jc w:val="center"/>
+            </w:pPr>
+            <w:r/>
+            <w:r>
+              <w:rPr>
+                <w:rFonts w:ascii="Kaiti SC" w:hAnsi="Kaiti SC" w:eastAsia="Kaiti SC" w:cs="Kaiti SC"/>
+                <w:b w:val="0"/>
+                <w:sz w:val="19"/>
+              </w:rPr>
+              <w:t>发射与任务</w:t>
+            </w:r>
+          </w:p>
+        </w:tc>
+        <w:tc>
+          <w:tcPr>
+            <w:tcW w:type="dxa" w:w="2075"/>
+            <w:vAlign w:val="center"/>
+          </w:tcPr>
+          <w:p>
+            <w:pPr>
+              <w:spacing w:after="0" w:line="252" w:lineRule="auto"/>
+            </w:pPr>
+            <w:r/>
+            <w:r>
+              <w:rPr>
+                <w:rFonts w:ascii="Kaiti SC" w:hAnsi="Kaiti SC" w:eastAsia="Kaiti SC" w:cs="Kaiti SC"/>
+                <w:b w:val="0"/>
+                <w:sz w:val="19"/>
+              </w:rPr>
+              <w:t>Blue Origin's massive New Glenn rocket on move to launch pad</w:t>
+            </w:r>
+          </w:p>
+        </w:tc>
+      </w:tr>
+      <w:tr>
+        <w:trPr>
+          <w:cantSplit/>
+        </w:trPr>
+        <w:tc>
+          <w:tcPr>
+            <w:tcW w:type="dxa" w:w="2075"/>
+            <w:vAlign w:val="center"/>
+          </w:tcPr>
+          <w:p>
+            <w:pPr>
+              <w:spacing w:after="0" w:line="252" w:lineRule="auto"/>
+              <w:jc w:val="center"/>
+            </w:pPr>
+            <w:r/>
+            <w:r>
+              <w:rPr>
+                <w:rFonts w:ascii="Kaiti SC" w:hAnsi="Kaiti SC" w:eastAsia="Kaiti SC" w:cs="Kaiti SC"/>
+                <w:b w:val="0"/>
+                <w:sz w:val="19"/>
+              </w:rPr>
+              <w:t>2026-09-08</w:t>
+            </w:r>
+          </w:p>
+        </w:tc>
+        <w:tc>
+          <w:tcPr>
+            <w:tcW w:type="dxa" w:w="2075"/>
+            <w:vAlign w:val="center"/>
+          </w:tcPr>
+          <w:p>
+            <w:pPr>
+              <w:spacing w:after="0" w:line="252" w:lineRule="auto"/>
+              <w:jc w:val="center"/>
+            </w:pPr>
+            <w:r/>
+            <w:r>
+              <w:rPr>
+                <w:rFonts w:ascii="Kaiti SC" w:hAnsi="Kaiti SC" w:eastAsia="Kaiti SC" w:cs="Kaiti SC"/>
+                <w:b w:val="0"/>
+                <w:sz w:val="19"/>
+              </w:rPr>
+              <w:t>SpaceX</w:t>
+            </w:r>
+          </w:p>
+        </w:tc>
+        <w:tc>
+          <w:tcPr>
+            <w:tcW w:type="dxa" w:w="2075"/>
+            <w:vAlign w:val="center"/>
+          </w:tcPr>
+          <w:p>
+            <w:pPr>
+              <w:spacing w:after="0" w:line="252" w:lineRule="auto"/>
+              <w:jc w:val="center"/>
+            </w:pPr>
+            <w:r/>
+            <w:r>
+              <w:rPr>
+                <w:rFonts w:ascii="Kaiti SC" w:hAnsi="Kaiti SC" w:eastAsia="Kaiti SC" w:cs="Kaiti SC"/>
+                <w:b w:val="0"/>
+                <w:sz w:val="19"/>
+              </w:rPr>
+              <w:t>发射与任务</w:t>
+            </w:r>
+          </w:p>
+        </w:tc>
+        <w:tc>
+          <w:tcPr>
+            <w:tcW w:type="dxa" w:w="2075"/>
+            <w:vAlign w:val="center"/>
+          </w:tcPr>
+          <w:p>
+            <w:pPr>
+              <w:spacing w:after="0" w:line="252" w:lineRule="auto"/>
+            </w:pPr>
+            <w:r/>
+            <w:r>
+              <w:rPr>
+                <w:rFonts w:ascii="Kaiti SC" w:hAnsi="Kaiti SC" w:eastAsia="Kaiti SC" w:cs="Kaiti SC"/>
+                <w:b w:val="0"/>
+                <w:sz w:val="19"/>
+              </w:rPr>
+              <w:t>Amazon and AT&amp;T partner to challenge SpaceX Starlink dominance</w:t>
+            </w:r>
+          </w:p>
+        </w:tc>
+      </w:tr>
+      <w:tr>
+        <w:trPr>
+          <w:cantSplit/>
+        </w:trPr>
+        <w:tc>
+          <w:tcPr>
+            <w:tcW w:type="dxa" w:w="2075"/>
+            <w:vAlign w:val="center"/>
+          </w:tcPr>
+          <w:p>
+            <w:pPr>
+              <w:spacing w:after="0" w:line="252" w:lineRule="auto"/>
+              <w:jc w:val="center"/>
+            </w:pPr>
+            <w:r/>
+            <w:r>
+              <w:rPr>
+                <w:rFonts w:ascii="Kaiti SC" w:hAnsi="Kaiti SC" w:eastAsia="Kaiti SC" w:cs="Kaiti SC"/>
+                <w:b w:val="0"/>
+                <w:sz w:val="19"/>
+              </w:rPr>
+              <w:t>2026-09-11</w:t>
+            </w:r>
+          </w:p>
+        </w:tc>
+        <w:tc>
+          <w:tcPr>
+            <w:tcW w:type="dxa" w:w="2075"/>
+            <w:vAlign w:val="center"/>
+          </w:tcPr>
+          <w:p>
+            <w:pPr>
+              <w:spacing w:after="0" w:line="252" w:lineRule="auto"/>
+              <w:jc w:val="center"/>
+            </w:pPr>
+            <w:r/>
+            <w:r>
+              <w:rPr>
+                <w:rFonts w:ascii="Kaiti SC" w:hAnsi="Kaiti SC" w:eastAsia="Kaiti SC" w:cs="Kaiti SC"/>
+                <w:b w:val="0"/>
+                <w:sz w:val="19"/>
+              </w:rPr>
+              <w:t>SpaceX</w:t>
+            </w:r>
+          </w:p>
+        </w:tc>
+        <w:tc>
+          <w:tcPr>
+            <w:tcW w:type="dxa" w:w="2075"/>
+            <w:vAlign w:val="center"/>
+          </w:tcPr>
+          <w:p>
+            <w:pPr>
+              <w:spacing w:after="0" w:line="252" w:lineRule="auto"/>
+              <w:jc w:val="center"/>
+            </w:pPr>
+            <w:r/>
+            <w:r>
+              <w:rPr>
+                <w:rFonts w:ascii="Kaiti SC" w:hAnsi="Kaiti SC" w:eastAsia="Kaiti SC" w:cs="Kaiti SC"/>
+                <w:b w:val="0"/>
+                <w:sz w:val="19"/>
+              </w:rPr>
+              <w:t>发射与任务</w:t>
+            </w:r>
+          </w:p>
+        </w:tc>
+        <w:tc>
+          <w:tcPr>
+            <w:tcW w:type="dxa" w:w="2075"/>
+            <w:vAlign w:val="center"/>
+          </w:tcPr>
+          <w:p>
+            <w:pPr>
+              <w:spacing w:after="0" w:line="252" w:lineRule="auto"/>
+            </w:pPr>
+            <w:r/>
+            <w:r>
+              <w:rPr>
+                <w:rFonts w:ascii="Kaiti SC" w:hAnsi="Kaiti SC" w:eastAsia="Kaiti SC" w:cs="Kaiti SC"/>
+                <w:b w:val="0"/>
+                <w:sz w:val="19"/>
+              </w:rPr>
+              <w:t>SpaceX at $148: The Single Metric Investors Must Follow</w:t>
+            </w:r>
+          </w:p>
+        </w:tc>
+      </w:tr>
+      <w:tr>
+        <w:trPr>
+          <w:cantSplit/>
+        </w:trPr>
+        <w:tc>
+          <w:tcPr>
+            <w:tcW w:type="dxa" w:w="2075"/>
+            <w:vAlign w:val="center"/>
+          </w:tcPr>
+          <w:p>
+            <w:pPr>
+              <w:spacing w:after="0" w:line="252" w:lineRule="auto"/>
+              <w:jc w:val="center"/>
+            </w:pPr>
+            <w:r/>
+            <w:r>
+              <w:rPr>
+                <w:rFonts w:ascii="Kaiti SC" w:hAnsi="Kaiti SC" w:eastAsia="Kaiti SC" w:cs="Kaiti SC"/>
+                <w:b w:val="0"/>
+                <w:sz w:val="19"/>
+              </w:rPr>
+              <w:t>2026-09-08</w:t>
             </w:r>
           </w:p>
         </w:tc>
@@ -593,7 +1825,7 @@
                 <w:b w:val="0"/>
                 <w:sz w:val="19"/>
               </w:rPr>
-              <w:t>财政部将发行特别国债支持8家中央金融企业补充资本；阿里巴巴成功入局低轨卫星星座独角兽“千帆星座”；中东航线运费大幅跳涨一舱难求——《投资早参》 - mrjjxw.com</w:t>
+              <w:t>阿里入股垣信卫星：约0.4%股权背后 是互联网巨头的轨道之争 - 东方财富</w:t>
             </w:r>
           </w:p>
         </w:tc>
@@ -619,359 +1851,7 @@
                 <w:b w:val="0"/>
                 <w:sz w:val="19"/>
               </w:rPr>
-              <w:t>2026-09-07</w:t>
-            </w:r>
-          </w:p>
-        </w:tc>
-        <w:tc>
-          <w:tcPr>
-            <w:tcW w:type="dxa" w:w="2075"/>
-            <w:vAlign w:val="center"/>
-          </w:tcPr>
-          <w:p>
-            <w:pPr>
-              <w:spacing w:after="0" w:line="252" w:lineRule="auto"/>
-              <w:jc w:val="center"/>
-            </w:pPr>
-            <w:r/>
-            <w:r>
-              <w:rPr>
-                <w:rFonts w:ascii="Kaiti SC" w:hAnsi="Kaiti SC" w:eastAsia="Kaiti SC" w:cs="Kaiti SC"/>
-                <w:b w:val="0"/>
-                <w:sz w:val="19"/>
-              </w:rPr>
-              <w:t>SpaceX</w:t>
-            </w:r>
-          </w:p>
-        </w:tc>
-        <w:tc>
-          <w:tcPr>
-            <w:tcW w:type="dxa" w:w="2075"/>
-            <w:vAlign w:val="center"/>
-          </w:tcPr>
-          <w:p>
-            <w:pPr>
-              <w:spacing w:after="0" w:line="252" w:lineRule="auto"/>
-              <w:jc w:val="center"/>
-            </w:pPr>
-            <w:r/>
-            <w:r>
-              <w:rPr>
-                <w:rFonts w:ascii="Kaiti SC" w:hAnsi="Kaiti SC" w:eastAsia="Kaiti SC" w:cs="Kaiti SC"/>
-                <w:b w:val="0"/>
-                <w:sz w:val="19"/>
-              </w:rPr>
-              <w:t>发射与任务</w:t>
-            </w:r>
-          </w:p>
-        </w:tc>
-        <w:tc>
-          <w:tcPr>
-            <w:tcW w:type="dxa" w:w="2075"/>
-            <w:vAlign w:val="center"/>
-          </w:tcPr>
-          <w:p>
-            <w:pPr>
-              <w:spacing w:after="0" w:line="252" w:lineRule="auto"/>
-            </w:pPr>
-            <w:r/>
-            <w:r>
-              <w:rPr>
-                <w:rFonts w:ascii="Kaiti SC" w:hAnsi="Kaiti SC" w:eastAsia="Kaiti SC" w:cs="Kaiti SC"/>
-                <w:b w:val="0"/>
-                <w:sz w:val="19"/>
-              </w:rPr>
-              <w:t>Live coverage: SpaceX to launch 80th Starlink mission of 2026</w:t>
-            </w:r>
-          </w:p>
-        </w:tc>
-      </w:tr>
-      <w:tr>
-        <w:trPr>
-          <w:cantSplit/>
-        </w:trPr>
-        <w:tc>
-          <w:tcPr>
-            <w:tcW w:type="dxa" w:w="2075"/>
-            <w:vAlign w:val="center"/>
-          </w:tcPr>
-          <w:p>
-            <w:pPr>
-              <w:spacing w:after="0" w:line="252" w:lineRule="auto"/>
-              <w:jc w:val="center"/>
-            </w:pPr>
-            <w:r/>
-            <w:r>
-              <w:rPr>
-                <w:rFonts w:ascii="Kaiti SC" w:hAnsi="Kaiti SC" w:eastAsia="Kaiti SC" w:cs="Kaiti SC"/>
-                <w:b w:val="0"/>
-                <w:sz w:val="19"/>
-              </w:rPr>
-              <w:t>2026-09-06</w:t>
-            </w:r>
-          </w:p>
-        </w:tc>
-        <w:tc>
-          <w:tcPr>
-            <w:tcW w:type="dxa" w:w="2075"/>
-            <w:vAlign w:val="center"/>
-          </w:tcPr>
-          <w:p>
-            <w:pPr>
-              <w:spacing w:after="0" w:line="252" w:lineRule="auto"/>
-              <w:jc w:val="center"/>
-            </w:pPr>
-            <w:r/>
-            <w:r>
-              <w:rPr>
-                <w:rFonts w:ascii="Kaiti SC" w:hAnsi="Kaiti SC" w:eastAsia="Kaiti SC" w:cs="Kaiti SC"/>
-                <w:b w:val="0"/>
-                <w:sz w:val="19"/>
-              </w:rPr>
-              <w:t>SpaceX</w:t>
-            </w:r>
-          </w:p>
-        </w:tc>
-        <w:tc>
-          <w:tcPr>
-            <w:tcW w:type="dxa" w:w="2075"/>
-            <w:vAlign w:val="center"/>
-          </w:tcPr>
-          <w:p>
-            <w:pPr>
-              <w:spacing w:after="0" w:line="252" w:lineRule="auto"/>
-              <w:jc w:val="center"/>
-            </w:pPr>
-            <w:r/>
-            <w:r>
-              <w:rPr>
-                <w:rFonts w:ascii="Kaiti SC" w:hAnsi="Kaiti SC" w:eastAsia="Kaiti SC" w:cs="Kaiti SC"/>
-                <w:b w:val="0"/>
-                <w:sz w:val="19"/>
-              </w:rPr>
-              <w:t>发射与任务</w:t>
-            </w:r>
-          </w:p>
-        </w:tc>
-        <w:tc>
-          <w:tcPr>
-            <w:tcW w:type="dxa" w:w="2075"/>
-            <w:vAlign w:val="center"/>
-          </w:tcPr>
-          <w:p>
-            <w:pPr>
-              <w:spacing w:after="0" w:line="252" w:lineRule="auto"/>
-            </w:pPr>
-            <w:r/>
-            <w:r>
-              <w:rPr>
-                <w:rFonts w:ascii="Kaiti SC" w:hAnsi="Kaiti SC" w:eastAsia="Kaiti SC" w:cs="Kaiti SC"/>
-                <w:b w:val="0"/>
-                <w:sz w:val="19"/>
-              </w:rPr>
-              <w:t>SpaceX rocket launch should be visible in Phoenix this weekend - Phoenix New Times</w:t>
-            </w:r>
-          </w:p>
-        </w:tc>
-      </w:tr>
-      <w:tr>
-        <w:trPr>
-          <w:cantSplit/>
-        </w:trPr>
-        <w:tc>
-          <w:tcPr>
-            <w:tcW w:type="dxa" w:w="2075"/>
-            <w:vAlign w:val="center"/>
-          </w:tcPr>
-          <w:p>
-            <w:pPr>
-              <w:spacing w:after="0" w:line="252" w:lineRule="auto"/>
-              <w:jc w:val="center"/>
-            </w:pPr>
-            <w:r/>
-            <w:r>
-              <w:rPr>
-                <w:rFonts w:ascii="Kaiti SC" w:hAnsi="Kaiti SC" w:eastAsia="Kaiti SC" w:cs="Kaiti SC"/>
-                <w:b w:val="0"/>
-                <w:sz w:val="19"/>
-              </w:rPr>
-              <w:t>2026-09-05</w:t>
-            </w:r>
-          </w:p>
-        </w:tc>
-        <w:tc>
-          <w:tcPr>
-            <w:tcW w:type="dxa" w:w="2075"/>
-            <w:vAlign w:val="center"/>
-          </w:tcPr>
-          <w:p>
-            <w:pPr>
-              <w:spacing w:after="0" w:line="252" w:lineRule="auto"/>
-              <w:jc w:val="center"/>
-            </w:pPr>
-            <w:r/>
-            <w:r>
-              <w:rPr>
-                <w:rFonts w:ascii="Kaiti SC" w:hAnsi="Kaiti SC" w:eastAsia="Kaiti SC" w:cs="Kaiti SC"/>
-                <w:b w:val="0"/>
-                <w:sz w:val="19"/>
-              </w:rPr>
-              <w:t>Blue Origin</w:t>
-            </w:r>
-          </w:p>
-        </w:tc>
-        <w:tc>
-          <w:tcPr>
-            <w:tcW w:type="dxa" w:w="2075"/>
-            <w:vAlign w:val="center"/>
-          </w:tcPr>
-          <w:p>
-            <w:pPr>
-              <w:spacing w:after="0" w:line="252" w:lineRule="auto"/>
-              <w:jc w:val="center"/>
-            </w:pPr>
-            <w:r/>
-            <w:r>
-              <w:rPr>
-                <w:rFonts w:ascii="Kaiti SC" w:hAnsi="Kaiti SC" w:eastAsia="Kaiti SC" w:cs="Kaiti SC"/>
-                <w:b w:val="0"/>
-                <w:sz w:val="19"/>
-              </w:rPr>
-              <w:t>其他动态</w:t>
-            </w:r>
-          </w:p>
-        </w:tc>
-        <w:tc>
-          <w:tcPr>
-            <w:tcW w:type="dxa" w:w="2075"/>
-            <w:vAlign w:val="center"/>
-          </w:tcPr>
-          <w:p>
-            <w:pPr>
-              <w:spacing w:after="0" w:line="252" w:lineRule="auto"/>
-            </w:pPr>
-            <w:r/>
-            <w:r>
-              <w:rPr>
-                <w:rFonts w:ascii="Kaiti SC" w:hAnsi="Kaiti SC" w:eastAsia="Kaiti SC" w:cs="Kaiti SC"/>
-                <w:b w:val="0"/>
-                <w:sz w:val="19"/>
-              </w:rPr>
-              <w:t>Jeff Bezos' Blue Origin Hires 47 Amazon Satellite Engineers To Build Rival TeraWave Network This Year</w:t>
-            </w:r>
-          </w:p>
-        </w:tc>
-      </w:tr>
-      <w:tr>
-        <w:trPr>
-          <w:cantSplit/>
-        </w:trPr>
-        <w:tc>
-          <w:tcPr>
-            <w:tcW w:type="dxa" w:w="2075"/>
-            <w:vAlign w:val="center"/>
-          </w:tcPr>
-          <w:p>
-            <w:pPr>
-              <w:spacing w:after="0" w:line="252" w:lineRule="auto"/>
-              <w:jc w:val="center"/>
-            </w:pPr>
-            <w:r/>
-            <w:r>
-              <w:rPr>
-                <w:rFonts w:ascii="Kaiti SC" w:hAnsi="Kaiti SC" w:eastAsia="Kaiti SC" w:cs="Kaiti SC"/>
-                <w:b w:val="0"/>
-                <w:sz w:val="19"/>
-              </w:rPr>
-              <w:t>2026-09-05</w:t>
-            </w:r>
-          </w:p>
-        </w:tc>
-        <w:tc>
-          <w:tcPr>
-            <w:tcW w:type="dxa" w:w="2075"/>
-            <w:vAlign w:val="center"/>
-          </w:tcPr>
-          <w:p>
-            <w:pPr>
-              <w:spacing w:after="0" w:line="252" w:lineRule="auto"/>
-              <w:jc w:val="center"/>
-            </w:pPr>
-            <w:r/>
-            <w:r>
-              <w:rPr>
-                <w:rFonts w:ascii="Kaiti SC" w:hAnsi="Kaiti SC" w:eastAsia="Kaiti SC" w:cs="Kaiti SC"/>
-                <w:b w:val="0"/>
-                <w:sz w:val="19"/>
-              </w:rPr>
-              <w:t>星河动力</w:t>
-            </w:r>
-          </w:p>
-        </w:tc>
-        <w:tc>
-          <w:tcPr>
-            <w:tcW w:type="dxa" w:w="2075"/>
-            <w:vAlign w:val="center"/>
-          </w:tcPr>
-          <w:p>
-            <w:pPr>
-              <w:spacing w:after="0" w:line="252" w:lineRule="auto"/>
-              <w:jc w:val="center"/>
-            </w:pPr>
-            <w:r/>
-            <w:r>
-              <w:rPr>
-                <w:rFonts w:ascii="Kaiti SC" w:hAnsi="Kaiti SC" w:eastAsia="Kaiti SC" w:cs="Kaiti SC"/>
-                <w:b w:val="0"/>
-                <w:sz w:val="19"/>
-              </w:rPr>
-              <w:t>发射与任务</w:t>
-            </w:r>
-          </w:p>
-        </w:tc>
-        <w:tc>
-          <w:tcPr>
-            <w:tcW w:type="dxa" w:w="2075"/>
-            <w:vAlign w:val="center"/>
-          </w:tcPr>
-          <w:p>
-            <w:pPr>
-              <w:spacing w:after="0" w:line="252" w:lineRule="auto"/>
-            </w:pPr>
-            <w:r/>
-            <w:r>
-              <w:rPr>
-                <w:rFonts w:ascii="Kaiti SC" w:hAnsi="Kaiti SC" w:eastAsia="Kaiti SC" w:cs="Kaiti SC"/>
-                <w:b w:val="0"/>
-                <w:sz w:val="19"/>
-              </w:rPr>
-              <w:t>国防军工行业周报：遥智神星一号遥一首飞成功入轨_行业研究_研报 - 证券之星</w:t>
-            </w:r>
-          </w:p>
-        </w:tc>
-      </w:tr>
-      <w:tr>
-        <w:trPr>
-          <w:cantSplit/>
-        </w:trPr>
-        <w:tc>
-          <w:tcPr>
-            <w:tcW w:type="dxa" w:w="2075"/>
-            <w:vAlign w:val="center"/>
-          </w:tcPr>
-          <w:p>
-            <w:pPr>
-              <w:spacing w:after="0" w:line="252" w:lineRule="auto"/>
-              <w:jc w:val="center"/>
-            </w:pPr>
-            <w:r/>
-            <w:r>
-              <w:rPr>
-                <w:rFonts w:ascii="Kaiti SC" w:hAnsi="Kaiti SC" w:eastAsia="Kaiti SC" w:cs="Kaiti SC"/>
-                <w:b w:val="0"/>
-                <w:sz w:val="19"/>
-              </w:rPr>
-              <w:t>2026-09-05</w:t>
+              <w:t>2026-09-08</w:t>
             </w:r>
           </w:p>
         </w:tc>
@@ -1033,7 +1913,7 @@
                 <w:b w:val="0"/>
                 <w:sz w:val="19"/>
               </w:rPr>
-              <w:t>Blue Origin Nets NASA Mars Orbiter Contract</w:t>
+              <w:t>Blue Origin blast sent sound waves more than 1,000 miles, researchers say</w:t>
             </w:r>
           </w:p>
         </w:tc>
@@ -1059,7 +1939,7 @@
                 <w:b w:val="0"/>
                 <w:sz w:val="19"/>
               </w:rPr>
-              <w:t>2026-09-04</w:t>
+              <w:t>2026-09-10</w:t>
             </w:r>
           </w:p>
         </w:tc>
@@ -1101,7 +1981,7 @@
                 <w:b w:val="0"/>
                 <w:sz w:val="19"/>
               </w:rPr>
-              <w:t>发射与任务</w:t>
+              <w:t>产品与技术</w:t>
             </w:r>
           </w:p>
         </w:tc>
@@ -1121,7 +2001,7 @@
                 <w:b w:val="0"/>
                 <w:sz w:val="19"/>
               </w:rPr>
-              <w:t>Blue Origin to build a 'game changer' satellite before humans reach Mars</w:t>
+              <w:t>Why New Glenn's debut converged with Starship flight 7</w:t>
             </w:r>
           </w:p>
         </w:tc>
@@ -1147,7 +2027,7 @@
                 <w:b w:val="0"/>
                 <w:sz w:val="19"/>
               </w:rPr>
-              <w:t>2026-09-04</w:t>
+              <w:t>2026-09-10</w:t>
             </w:r>
           </w:p>
         </w:tc>
@@ -1168,7 +2048,7 @@
                 <w:b w:val="0"/>
                 <w:sz w:val="19"/>
               </w:rPr>
-              <w:t>SpaceX</w:t>
+              <w:t>蓝箭鸿擎</w:t>
             </w:r>
           </w:p>
         </w:tc>
@@ -1209,887 +2089,7 @@
                 <w:b w:val="0"/>
                 <w:sz w:val="19"/>
               </w:rPr>
-              <w:t>Is Russia's rival to Starlink failing? Here's what we know.</w:t>
-            </w:r>
-          </w:p>
-        </w:tc>
-      </w:tr>
-      <w:tr>
-        <w:trPr>
-          <w:cantSplit/>
-        </w:trPr>
-        <w:tc>
-          <w:tcPr>
-            <w:tcW w:type="dxa" w:w="2075"/>
-            <w:vAlign w:val="center"/>
-          </w:tcPr>
-          <w:p>
-            <w:pPr>
-              <w:spacing w:after="0" w:line="252" w:lineRule="auto"/>
-              <w:jc w:val="center"/>
-            </w:pPr>
-            <w:r/>
-            <w:r>
-              <w:rPr>
-                <w:rFonts w:ascii="Kaiti SC" w:hAnsi="Kaiti SC" w:eastAsia="Kaiti SC" w:cs="Kaiti SC"/>
-                <w:b w:val="0"/>
-                <w:sz w:val="19"/>
-              </w:rPr>
-              <w:t>2026-09-04</w:t>
-            </w:r>
-          </w:p>
-        </w:tc>
-        <w:tc>
-          <w:tcPr>
-            <w:tcW w:type="dxa" w:w="2075"/>
-            <w:vAlign w:val="center"/>
-          </w:tcPr>
-          <w:p>
-            <w:pPr>
-              <w:spacing w:after="0" w:line="252" w:lineRule="auto"/>
-              <w:jc w:val="center"/>
-            </w:pPr>
-            <w:r/>
-            <w:r>
-              <w:rPr>
-                <w:rFonts w:ascii="Kaiti SC" w:hAnsi="Kaiti SC" w:eastAsia="Kaiti SC" w:cs="Kaiti SC"/>
-                <w:b w:val="0"/>
-                <w:sz w:val="19"/>
-              </w:rPr>
-              <w:t>Blue Origin</w:t>
-            </w:r>
-          </w:p>
-        </w:tc>
-        <w:tc>
-          <w:tcPr>
-            <w:tcW w:type="dxa" w:w="2075"/>
-            <w:vAlign w:val="center"/>
-          </w:tcPr>
-          <w:p>
-            <w:pPr>
-              <w:spacing w:after="0" w:line="252" w:lineRule="auto"/>
-              <w:jc w:val="center"/>
-            </w:pPr>
-            <w:r/>
-            <w:r>
-              <w:rPr>
-                <w:rFonts w:ascii="Kaiti SC" w:hAnsi="Kaiti SC" w:eastAsia="Kaiti SC" w:cs="Kaiti SC"/>
-                <w:b w:val="0"/>
-                <w:sz w:val="19"/>
-              </w:rPr>
-              <w:t>订单与合作</w:t>
-            </w:r>
-          </w:p>
-        </w:tc>
-        <w:tc>
-          <w:tcPr>
-            <w:tcW w:type="dxa" w:w="2075"/>
-            <w:vAlign w:val="center"/>
-          </w:tcPr>
-          <w:p>
-            <w:pPr>
-              <w:spacing w:after="0" w:line="252" w:lineRule="auto"/>
-            </w:pPr>
-            <w:r/>
-            <w:r>
-              <w:rPr>
-                <w:rFonts w:ascii="Kaiti SC" w:hAnsi="Kaiti SC" w:eastAsia="Kaiti SC" w:cs="Kaiti SC"/>
-                <w:b w:val="0"/>
-                <w:sz w:val="19"/>
-              </w:rPr>
-              <w:t>NASA awards Blue Origin $700 million Mars relay contract for not-yet-operational platform</w:t>
-            </w:r>
-          </w:p>
-        </w:tc>
-      </w:tr>
-      <w:tr>
-        <w:trPr>
-          <w:cantSplit/>
-        </w:trPr>
-        <w:tc>
-          <w:tcPr>
-            <w:tcW w:type="dxa" w:w="2075"/>
-            <w:vAlign w:val="center"/>
-          </w:tcPr>
-          <w:p>
-            <w:pPr>
-              <w:spacing w:after="0" w:line="252" w:lineRule="auto"/>
-              <w:jc w:val="center"/>
-            </w:pPr>
-            <w:r/>
-            <w:r>
-              <w:rPr>
-                <w:rFonts w:ascii="Kaiti SC" w:hAnsi="Kaiti SC" w:eastAsia="Kaiti SC" w:cs="Kaiti SC"/>
-                <w:b w:val="0"/>
-                <w:sz w:val="19"/>
-              </w:rPr>
-              <w:t>2026-09-04</w:t>
-            </w:r>
-          </w:p>
-        </w:tc>
-        <w:tc>
-          <w:tcPr>
-            <w:tcW w:type="dxa" w:w="2075"/>
-            <w:vAlign w:val="center"/>
-          </w:tcPr>
-          <w:p>
-            <w:pPr>
-              <w:spacing w:after="0" w:line="252" w:lineRule="auto"/>
-              <w:jc w:val="center"/>
-            </w:pPr>
-            <w:r/>
-            <w:r>
-              <w:rPr>
-                <w:rFonts w:ascii="Kaiti SC" w:hAnsi="Kaiti SC" w:eastAsia="Kaiti SC" w:cs="Kaiti SC"/>
-                <w:b w:val="0"/>
-                <w:sz w:val="19"/>
-              </w:rPr>
-              <w:t>星河动力</w:t>
-            </w:r>
-          </w:p>
-        </w:tc>
-        <w:tc>
-          <w:tcPr>
-            <w:tcW w:type="dxa" w:w="2075"/>
-            <w:vAlign w:val="center"/>
-          </w:tcPr>
-          <w:p>
-            <w:pPr>
-              <w:spacing w:after="0" w:line="252" w:lineRule="auto"/>
-              <w:jc w:val="center"/>
-            </w:pPr>
-            <w:r/>
-            <w:r>
-              <w:rPr>
-                <w:rFonts w:ascii="Kaiti SC" w:hAnsi="Kaiti SC" w:eastAsia="Kaiti SC" w:cs="Kaiti SC"/>
-                <w:b w:val="0"/>
-                <w:sz w:val="19"/>
-              </w:rPr>
-              <w:t>发射与任务</w:t>
-            </w:r>
-          </w:p>
-        </w:tc>
-        <w:tc>
-          <w:tcPr>
-            <w:tcW w:type="dxa" w:w="2075"/>
-            <w:vAlign w:val="center"/>
-          </w:tcPr>
-          <w:p>
-            <w:pPr>
-              <w:spacing w:after="0" w:line="252" w:lineRule="auto"/>
-            </w:pPr>
-            <w:r/>
-            <w:r>
-              <w:rPr>
-                <w:rFonts w:ascii="Kaiti SC" w:hAnsi="Kaiti SC" w:eastAsia="Kaiti SC" w:cs="Kaiti SC"/>
-                <w:b w:val="0"/>
-                <w:sz w:val="19"/>
-              </w:rPr>
-              <w:t>China's private, reusable Pallas-1 rocket aces debut launch (video)</w:t>
-            </w:r>
-          </w:p>
-        </w:tc>
-      </w:tr>
-      <w:tr>
-        <w:trPr>
-          <w:cantSplit/>
-        </w:trPr>
-        <w:tc>
-          <w:tcPr>
-            <w:tcW w:type="dxa" w:w="2075"/>
-            <w:vAlign w:val="center"/>
-          </w:tcPr>
-          <w:p>
-            <w:pPr>
-              <w:spacing w:after="0" w:line="252" w:lineRule="auto"/>
-              <w:jc w:val="center"/>
-            </w:pPr>
-            <w:r/>
-            <w:r>
-              <w:rPr>
-                <w:rFonts w:ascii="Kaiti SC" w:hAnsi="Kaiti SC" w:eastAsia="Kaiti SC" w:cs="Kaiti SC"/>
-                <w:b w:val="0"/>
-                <w:sz w:val="19"/>
-              </w:rPr>
-              <w:t>2026-09-03</w:t>
-            </w:r>
-          </w:p>
-        </w:tc>
-        <w:tc>
-          <w:tcPr>
-            <w:tcW w:type="dxa" w:w="2075"/>
-            <w:vAlign w:val="center"/>
-          </w:tcPr>
-          <w:p>
-            <w:pPr>
-              <w:spacing w:after="0" w:line="252" w:lineRule="auto"/>
-              <w:jc w:val="center"/>
-            </w:pPr>
-            <w:r/>
-            <w:r>
-              <w:rPr>
-                <w:rFonts w:ascii="Kaiti SC" w:hAnsi="Kaiti SC" w:eastAsia="Kaiti SC" w:cs="Kaiti SC"/>
-                <w:b w:val="0"/>
-                <w:sz w:val="19"/>
-              </w:rPr>
-              <w:t>Blue Origin</w:t>
-            </w:r>
-          </w:p>
-        </w:tc>
-        <w:tc>
-          <w:tcPr>
-            <w:tcW w:type="dxa" w:w="2075"/>
-            <w:vAlign w:val="center"/>
-          </w:tcPr>
-          <w:p>
-            <w:pPr>
-              <w:spacing w:after="0" w:line="252" w:lineRule="auto"/>
-              <w:jc w:val="center"/>
-            </w:pPr>
-            <w:r/>
-            <w:r>
-              <w:rPr>
-                <w:rFonts w:ascii="Kaiti SC" w:hAnsi="Kaiti SC" w:eastAsia="Kaiti SC" w:cs="Kaiti SC"/>
-                <w:b w:val="0"/>
-                <w:sz w:val="19"/>
-              </w:rPr>
-              <w:t>其他动态</w:t>
-            </w:r>
-          </w:p>
-        </w:tc>
-        <w:tc>
-          <w:tcPr>
-            <w:tcW w:type="dxa" w:w="2075"/>
-            <w:vAlign w:val="center"/>
-          </w:tcPr>
-          <w:p>
-            <w:pPr>
-              <w:spacing w:after="0" w:line="252" w:lineRule="auto"/>
-            </w:pPr>
-            <w:r/>
-            <w:r>
-              <w:rPr>
-                <w:rFonts w:ascii="Kaiti SC" w:hAnsi="Kaiti SC" w:eastAsia="Kaiti SC" w:cs="Kaiti SC"/>
-                <w:b w:val="0"/>
-                <w:sz w:val="19"/>
-              </w:rPr>
-              <w:t>Bezos’ Blue Origin Has Poached Dozens of Amazon Satellite Engineers</w:t>
-            </w:r>
-          </w:p>
-        </w:tc>
-      </w:tr>
-      <w:tr>
-        <w:trPr>
-          <w:cantSplit/>
-        </w:trPr>
-        <w:tc>
-          <w:tcPr>
-            <w:tcW w:type="dxa" w:w="2075"/>
-            <w:vAlign w:val="center"/>
-          </w:tcPr>
-          <w:p>
-            <w:pPr>
-              <w:spacing w:after="0" w:line="252" w:lineRule="auto"/>
-              <w:jc w:val="center"/>
-            </w:pPr>
-            <w:r/>
-            <w:r>
-              <w:rPr>
-                <w:rFonts w:ascii="Kaiti SC" w:hAnsi="Kaiti SC" w:eastAsia="Kaiti SC" w:cs="Kaiti SC"/>
-                <w:b w:val="0"/>
-                <w:sz w:val="19"/>
-              </w:rPr>
-              <w:t>2026-09-02</w:t>
-            </w:r>
-          </w:p>
-        </w:tc>
-        <w:tc>
-          <w:tcPr>
-            <w:tcW w:type="dxa" w:w="2075"/>
-            <w:vAlign w:val="center"/>
-          </w:tcPr>
-          <w:p>
-            <w:pPr>
-              <w:spacing w:after="0" w:line="252" w:lineRule="auto"/>
-              <w:jc w:val="center"/>
-            </w:pPr>
-            <w:r/>
-            <w:r>
-              <w:rPr>
-                <w:rFonts w:ascii="Kaiti SC" w:hAnsi="Kaiti SC" w:eastAsia="Kaiti SC" w:cs="Kaiti SC"/>
-                <w:b w:val="0"/>
-                <w:sz w:val="19"/>
-              </w:rPr>
-              <w:t>Blue Origin</w:t>
-            </w:r>
-          </w:p>
-        </w:tc>
-        <w:tc>
-          <w:tcPr>
-            <w:tcW w:type="dxa" w:w="2075"/>
-            <w:vAlign w:val="center"/>
-          </w:tcPr>
-          <w:p>
-            <w:pPr>
-              <w:spacing w:after="0" w:line="252" w:lineRule="auto"/>
-              <w:jc w:val="center"/>
-            </w:pPr>
-            <w:r/>
-            <w:r>
-              <w:rPr>
-                <w:rFonts w:ascii="Kaiti SC" w:hAnsi="Kaiti SC" w:eastAsia="Kaiti SC" w:cs="Kaiti SC"/>
-                <w:b w:val="0"/>
-                <w:sz w:val="19"/>
-              </w:rPr>
-              <w:t>订单与合作</w:t>
-            </w:r>
-          </w:p>
-        </w:tc>
-        <w:tc>
-          <w:tcPr>
-            <w:tcW w:type="dxa" w:w="2075"/>
-            <w:vAlign w:val="center"/>
-          </w:tcPr>
-          <w:p>
-            <w:pPr>
-              <w:spacing w:after="0" w:line="252" w:lineRule="auto"/>
-            </w:pPr>
-            <w:r/>
-            <w:r>
-              <w:rPr>
-                <w:rFonts w:ascii="Kaiti SC" w:hAnsi="Kaiti SC" w:eastAsia="Kaiti SC" w:cs="Kaiti SC"/>
-                <w:b w:val="0"/>
-                <w:sz w:val="19"/>
-              </w:rPr>
-              <w:t>Blue Origin breaks ground on new Cape Canaveral facility ordered up by Space Force</w:t>
-            </w:r>
-          </w:p>
-        </w:tc>
-      </w:tr>
-      <w:tr>
-        <w:trPr>
-          <w:cantSplit/>
-        </w:trPr>
-        <w:tc>
-          <w:tcPr>
-            <w:tcW w:type="dxa" w:w="2075"/>
-            <w:vAlign w:val="center"/>
-          </w:tcPr>
-          <w:p>
-            <w:pPr>
-              <w:spacing w:after="0" w:line="252" w:lineRule="auto"/>
-              <w:jc w:val="center"/>
-            </w:pPr>
-            <w:r/>
-            <w:r>
-              <w:rPr>
-                <w:rFonts w:ascii="Kaiti SC" w:hAnsi="Kaiti SC" w:eastAsia="Kaiti SC" w:cs="Kaiti SC"/>
-                <w:b w:val="0"/>
-                <w:sz w:val="19"/>
-              </w:rPr>
-              <w:t>2026-09-02</w:t>
-            </w:r>
-          </w:p>
-        </w:tc>
-        <w:tc>
-          <w:tcPr>
-            <w:tcW w:type="dxa" w:w="2075"/>
-            <w:vAlign w:val="center"/>
-          </w:tcPr>
-          <w:p>
-            <w:pPr>
-              <w:spacing w:after="0" w:line="252" w:lineRule="auto"/>
-              <w:jc w:val="center"/>
-            </w:pPr>
-            <w:r/>
-            <w:r>
-              <w:rPr>
-                <w:rFonts w:ascii="Kaiti SC" w:hAnsi="Kaiti SC" w:eastAsia="Kaiti SC" w:cs="Kaiti SC"/>
-                <w:b w:val="0"/>
-                <w:sz w:val="19"/>
-              </w:rPr>
-              <w:t>SpaceX</w:t>
-            </w:r>
-          </w:p>
-        </w:tc>
-        <w:tc>
-          <w:tcPr>
-            <w:tcW w:type="dxa" w:w="2075"/>
-            <w:vAlign w:val="center"/>
-          </w:tcPr>
-          <w:p>
-            <w:pPr>
-              <w:spacing w:after="0" w:line="252" w:lineRule="auto"/>
-              <w:jc w:val="center"/>
-            </w:pPr>
-            <w:r/>
-            <w:r>
-              <w:rPr>
-                <w:rFonts w:ascii="Kaiti SC" w:hAnsi="Kaiti SC" w:eastAsia="Kaiti SC" w:cs="Kaiti SC"/>
-                <w:b w:val="0"/>
-                <w:sz w:val="19"/>
-              </w:rPr>
-              <w:t>发射与任务</w:t>
-            </w:r>
-          </w:p>
-        </w:tc>
-        <w:tc>
-          <w:tcPr>
-            <w:tcW w:type="dxa" w:w="2075"/>
-            <w:vAlign w:val="center"/>
-          </w:tcPr>
-          <w:p>
-            <w:pPr>
-              <w:spacing w:after="0" w:line="252" w:lineRule="auto"/>
-            </w:pPr>
-            <w:r/>
-            <w:r>
-              <w:rPr>
-                <w:rFonts w:ascii="Kaiti SC" w:hAnsi="Kaiti SC" w:eastAsia="Kaiti SC" w:cs="Kaiti SC"/>
-                <w:b w:val="0"/>
-                <w:sz w:val="19"/>
-              </w:rPr>
-              <w:t>NASA, SpaceX set to launch the Nancy Grace Roman Space Telescope from Florida on Sunday</w:t>
-            </w:r>
-          </w:p>
-        </w:tc>
-      </w:tr>
-      <w:tr>
-        <w:trPr>
-          <w:cantSplit/>
-        </w:trPr>
-        <w:tc>
-          <w:tcPr>
-            <w:tcW w:type="dxa" w:w="2075"/>
-            <w:vAlign w:val="center"/>
-          </w:tcPr>
-          <w:p>
-            <w:pPr>
-              <w:spacing w:after="0" w:line="252" w:lineRule="auto"/>
-              <w:jc w:val="center"/>
-            </w:pPr>
-            <w:r/>
-            <w:r>
-              <w:rPr>
-                <w:rFonts w:ascii="Kaiti SC" w:hAnsi="Kaiti SC" w:eastAsia="Kaiti SC" w:cs="Kaiti SC"/>
-                <w:b w:val="0"/>
-                <w:sz w:val="19"/>
-              </w:rPr>
-              <w:t>2026-09-02</w:t>
-            </w:r>
-          </w:p>
-        </w:tc>
-        <w:tc>
-          <w:tcPr>
-            <w:tcW w:type="dxa" w:w="2075"/>
-            <w:vAlign w:val="center"/>
-          </w:tcPr>
-          <w:p>
-            <w:pPr>
-              <w:spacing w:after="0" w:line="252" w:lineRule="auto"/>
-              <w:jc w:val="center"/>
-            </w:pPr>
-            <w:r/>
-            <w:r>
-              <w:rPr>
-                <w:rFonts w:ascii="Kaiti SC" w:hAnsi="Kaiti SC" w:eastAsia="Kaiti SC" w:cs="Kaiti SC"/>
-                <w:b w:val="0"/>
-                <w:sz w:val="19"/>
-              </w:rPr>
-              <w:t>垣信卫星</w:t>
-            </w:r>
-          </w:p>
-        </w:tc>
-        <w:tc>
-          <w:tcPr>
-            <w:tcW w:type="dxa" w:w="2075"/>
-            <w:vAlign w:val="center"/>
-          </w:tcPr>
-          <w:p>
-            <w:pPr>
-              <w:spacing w:after="0" w:line="252" w:lineRule="auto"/>
-              <w:jc w:val="center"/>
-            </w:pPr>
-            <w:r/>
-            <w:r>
-              <w:rPr>
-                <w:rFonts w:ascii="Kaiti SC" w:hAnsi="Kaiti SC" w:eastAsia="Kaiti SC" w:cs="Kaiti SC"/>
-                <w:b w:val="0"/>
-                <w:sz w:val="19"/>
-              </w:rPr>
-              <w:t>其他动态</w:t>
-            </w:r>
-          </w:p>
-        </w:tc>
-        <w:tc>
-          <w:tcPr>
-            <w:tcW w:type="dxa" w:w="2075"/>
-            <w:vAlign w:val="center"/>
-          </w:tcPr>
-          <w:p>
-            <w:pPr>
-              <w:spacing w:after="0" w:line="252" w:lineRule="auto"/>
-            </w:pPr>
-            <w:r/>
-            <w:r>
-              <w:rPr>
-                <w:rFonts w:ascii="Kaiti SC" w:hAnsi="Kaiti SC" w:eastAsia="Kaiti SC" w:cs="Kaiti SC"/>
-                <w:b w:val="0"/>
-                <w:sz w:val="19"/>
-              </w:rPr>
-              <w:t>阿里巴巴、上汽集团入股低轨卫星星座运营商垣信卫星 - 证券之星</w:t>
-            </w:r>
-          </w:p>
-        </w:tc>
-      </w:tr>
-      <w:tr>
-        <w:trPr>
-          <w:cantSplit/>
-        </w:trPr>
-        <w:tc>
-          <w:tcPr>
-            <w:tcW w:type="dxa" w:w="2075"/>
-            <w:vAlign w:val="center"/>
-          </w:tcPr>
-          <w:p>
-            <w:pPr>
-              <w:spacing w:after="0" w:line="252" w:lineRule="auto"/>
-              <w:jc w:val="center"/>
-            </w:pPr>
-            <w:r/>
-            <w:r>
-              <w:rPr>
-                <w:rFonts w:ascii="Kaiti SC" w:hAnsi="Kaiti SC" w:eastAsia="Kaiti SC" w:cs="Kaiti SC"/>
-                <w:b w:val="0"/>
-                <w:sz w:val="19"/>
-              </w:rPr>
-              <w:t>2026-09-01</w:t>
-            </w:r>
-          </w:p>
-        </w:tc>
-        <w:tc>
-          <w:tcPr>
-            <w:tcW w:type="dxa" w:w="2075"/>
-            <w:vAlign w:val="center"/>
-          </w:tcPr>
-          <w:p>
-            <w:pPr>
-              <w:spacing w:after="0" w:line="252" w:lineRule="auto"/>
-              <w:jc w:val="center"/>
-            </w:pPr>
-            <w:r/>
-            <w:r>
-              <w:rPr>
-                <w:rFonts w:ascii="Kaiti SC" w:hAnsi="Kaiti SC" w:eastAsia="Kaiti SC" w:cs="Kaiti SC"/>
-                <w:b w:val="0"/>
-                <w:sz w:val="19"/>
-              </w:rPr>
-              <w:t>Blue Origin</w:t>
-            </w:r>
-          </w:p>
-        </w:tc>
-        <w:tc>
-          <w:tcPr>
-            <w:tcW w:type="dxa" w:w="2075"/>
-            <w:vAlign w:val="center"/>
-          </w:tcPr>
-          <w:p>
-            <w:pPr>
-              <w:spacing w:after="0" w:line="252" w:lineRule="auto"/>
-              <w:jc w:val="center"/>
-            </w:pPr>
-            <w:r/>
-            <w:r>
-              <w:rPr>
-                <w:rFonts w:ascii="Kaiti SC" w:hAnsi="Kaiti SC" w:eastAsia="Kaiti SC" w:cs="Kaiti SC"/>
-                <w:b w:val="0"/>
-                <w:sz w:val="19"/>
-              </w:rPr>
-              <w:t>发射与任务</w:t>
-            </w:r>
-          </w:p>
-        </w:tc>
-        <w:tc>
-          <w:tcPr>
-            <w:tcW w:type="dxa" w:w="2075"/>
-            <w:vAlign w:val="center"/>
-          </w:tcPr>
-          <w:p>
-            <w:pPr>
-              <w:spacing w:after="0" w:line="252" w:lineRule="auto"/>
-            </w:pPr>
-            <w:r/>
-            <w:r>
-              <w:rPr>
-                <w:rFonts w:ascii="Kaiti SC" w:hAnsi="Kaiti SC" w:eastAsia="Kaiti SC" w:cs="Kaiti SC"/>
-                <w:b w:val="0"/>
-                <w:sz w:val="19"/>
-              </w:rPr>
-              <w:t>Blue Origin's New Glenn just exploded on the launch pad - and it's not a pretty sight</w:t>
-            </w:r>
-          </w:p>
-        </w:tc>
-      </w:tr>
-      <w:tr>
-        <w:trPr>
-          <w:cantSplit/>
-        </w:trPr>
-        <w:tc>
-          <w:tcPr>
-            <w:tcW w:type="dxa" w:w="2075"/>
-            <w:vAlign w:val="center"/>
-          </w:tcPr>
-          <w:p>
-            <w:pPr>
-              <w:spacing w:after="0" w:line="252" w:lineRule="auto"/>
-              <w:jc w:val="center"/>
-            </w:pPr>
-            <w:r/>
-            <w:r>
-              <w:rPr>
-                <w:rFonts w:ascii="Kaiti SC" w:hAnsi="Kaiti SC" w:eastAsia="Kaiti SC" w:cs="Kaiti SC"/>
-                <w:b w:val="0"/>
-                <w:sz w:val="19"/>
-              </w:rPr>
-              <w:t>2026-09-01</w:t>
-            </w:r>
-          </w:p>
-        </w:tc>
-        <w:tc>
-          <w:tcPr>
-            <w:tcW w:type="dxa" w:w="2075"/>
-            <w:vAlign w:val="center"/>
-          </w:tcPr>
-          <w:p>
-            <w:pPr>
-              <w:spacing w:after="0" w:line="252" w:lineRule="auto"/>
-              <w:jc w:val="center"/>
-            </w:pPr>
-            <w:r/>
-            <w:r>
-              <w:rPr>
-                <w:rFonts w:ascii="Kaiti SC" w:hAnsi="Kaiti SC" w:eastAsia="Kaiti SC" w:cs="Kaiti SC"/>
-                <w:b w:val="0"/>
-                <w:sz w:val="19"/>
-              </w:rPr>
-              <w:t>星河动力</w:t>
-            </w:r>
-          </w:p>
-        </w:tc>
-        <w:tc>
-          <w:tcPr>
-            <w:tcW w:type="dxa" w:w="2075"/>
-            <w:vAlign w:val="center"/>
-          </w:tcPr>
-          <w:p>
-            <w:pPr>
-              <w:spacing w:after="0" w:line="252" w:lineRule="auto"/>
-              <w:jc w:val="center"/>
-            </w:pPr>
-            <w:r/>
-            <w:r>
-              <w:rPr>
-                <w:rFonts w:ascii="Kaiti SC" w:hAnsi="Kaiti SC" w:eastAsia="Kaiti SC" w:cs="Kaiti SC"/>
-                <w:b w:val="0"/>
-                <w:sz w:val="19"/>
-              </w:rPr>
-              <w:t>产品与技术</w:t>
-            </w:r>
-          </w:p>
-        </w:tc>
-        <w:tc>
-          <w:tcPr>
-            <w:tcW w:type="dxa" w:w="2075"/>
-            <w:vAlign w:val="center"/>
-          </w:tcPr>
-          <w:p>
-            <w:pPr>
-              <w:spacing w:after="0" w:line="252" w:lineRule="auto"/>
-            </w:pPr>
-            <w:r/>
-            <w:r>
-              <w:rPr>
-                <w:rFonts w:ascii="Kaiti SC" w:hAnsi="Kaiti SC" w:eastAsia="Kaiti SC" w:cs="Kaiti SC"/>
-                <w:b w:val="0"/>
-                <w:sz w:val="19"/>
-              </w:rPr>
-              <w:t>Pallas 1 rocket makes successful debut flight</w:t>
-            </w:r>
-          </w:p>
-        </w:tc>
-      </w:tr>
-      <w:tr>
-        <w:trPr>
-          <w:cantSplit/>
-        </w:trPr>
-        <w:tc>
-          <w:tcPr>
-            <w:tcW w:type="dxa" w:w="2075"/>
-            <w:vAlign w:val="center"/>
-          </w:tcPr>
-          <w:p>
-            <w:pPr>
-              <w:spacing w:after="0" w:line="252" w:lineRule="auto"/>
-              <w:jc w:val="center"/>
-            </w:pPr>
-            <w:r/>
-            <w:r>
-              <w:rPr>
-                <w:rFonts w:ascii="Kaiti SC" w:hAnsi="Kaiti SC" w:eastAsia="Kaiti SC" w:cs="Kaiti SC"/>
-                <w:b w:val="0"/>
-                <w:sz w:val="19"/>
-              </w:rPr>
-              <w:t>2026-09-01</w:t>
-            </w:r>
-          </w:p>
-        </w:tc>
-        <w:tc>
-          <w:tcPr>
-            <w:tcW w:type="dxa" w:w="2075"/>
-            <w:vAlign w:val="center"/>
-          </w:tcPr>
-          <w:p>
-            <w:pPr>
-              <w:spacing w:after="0" w:line="252" w:lineRule="auto"/>
-              <w:jc w:val="center"/>
-            </w:pPr>
-            <w:r/>
-            <w:r>
-              <w:rPr>
-                <w:rFonts w:ascii="Kaiti SC" w:hAnsi="Kaiti SC" w:eastAsia="Kaiti SC" w:cs="Kaiti SC"/>
-                <w:b w:val="0"/>
-                <w:sz w:val="19"/>
-              </w:rPr>
-              <w:t>星河动力</w:t>
-            </w:r>
-          </w:p>
-        </w:tc>
-        <w:tc>
-          <w:tcPr>
-            <w:tcW w:type="dxa" w:w="2075"/>
-            <w:vAlign w:val="center"/>
-          </w:tcPr>
-          <w:p>
-            <w:pPr>
-              <w:spacing w:after="0" w:line="252" w:lineRule="auto"/>
-              <w:jc w:val="center"/>
-            </w:pPr>
-            <w:r/>
-            <w:r>
-              <w:rPr>
-                <w:rFonts w:ascii="Kaiti SC" w:hAnsi="Kaiti SC" w:eastAsia="Kaiti SC" w:cs="Kaiti SC"/>
-                <w:b w:val="0"/>
-                <w:sz w:val="19"/>
-              </w:rPr>
-              <w:t>发射与任务</w:t>
-            </w:r>
-          </w:p>
-        </w:tc>
-        <w:tc>
-          <w:tcPr>
-            <w:tcW w:type="dxa" w:w="2075"/>
-            <w:vAlign w:val="center"/>
-          </w:tcPr>
-          <w:p>
-            <w:pPr>
-              <w:spacing w:after="0" w:line="252" w:lineRule="auto"/>
-            </w:pPr>
-            <w:r/>
-            <w:r>
-              <w:rPr>
-                <w:rFonts w:ascii="Kaiti SC" w:hAnsi="Kaiti SC" w:eastAsia="Kaiti SC" w:cs="Kaiti SC"/>
-                <w:b w:val="0"/>
-                <w:sz w:val="19"/>
-              </w:rPr>
-              <w:t>星河动力中大型可重复使用液体运载火箭首飞成功 - 新浪财经</w:t>
-            </w:r>
-          </w:p>
-        </w:tc>
-      </w:tr>
-      <w:tr>
-        <w:trPr>
-          <w:cantSplit/>
-        </w:trPr>
-        <w:tc>
-          <w:tcPr>
-            <w:tcW w:type="dxa" w:w="2075"/>
-            <w:vAlign w:val="center"/>
-          </w:tcPr>
-          <w:p>
-            <w:pPr>
-              <w:spacing w:after="0" w:line="252" w:lineRule="auto"/>
-              <w:jc w:val="center"/>
-            </w:pPr>
-            <w:r/>
-            <w:r>
-              <w:rPr>
-                <w:rFonts w:ascii="Kaiti SC" w:hAnsi="Kaiti SC" w:eastAsia="Kaiti SC" w:cs="Kaiti SC"/>
-                <w:b w:val="0"/>
-                <w:sz w:val="19"/>
-              </w:rPr>
-              <w:t>2026-09-01</w:t>
-            </w:r>
-          </w:p>
-        </w:tc>
-        <w:tc>
-          <w:tcPr>
-            <w:tcW w:type="dxa" w:w="2075"/>
-            <w:vAlign w:val="center"/>
-          </w:tcPr>
-          <w:p>
-            <w:pPr>
-              <w:spacing w:after="0" w:line="252" w:lineRule="auto"/>
-              <w:jc w:val="center"/>
-            </w:pPr>
-            <w:r/>
-            <w:r>
-              <w:rPr>
-                <w:rFonts w:ascii="Kaiti SC" w:hAnsi="Kaiti SC" w:eastAsia="Kaiti SC" w:cs="Kaiti SC"/>
-                <w:b w:val="0"/>
-                <w:sz w:val="19"/>
-              </w:rPr>
-              <w:t>星河动力</w:t>
-            </w:r>
-          </w:p>
-        </w:tc>
-        <w:tc>
-          <w:tcPr>
-            <w:tcW w:type="dxa" w:w="2075"/>
-            <w:vAlign w:val="center"/>
-          </w:tcPr>
-          <w:p>
-            <w:pPr>
-              <w:spacing w:after="0" w:line="252" w:lineRule="auto"/>
-              <w:jc w:val="center"/>
-            </w:pPr>
-            <w:r/>
-            <w:r>
-              <w:rPr>
-                <w:rFonts w:ascii="Kaiti SC" w:hAnsi="Kaiti SC" w:eastAsia="Kaiti SC" w:cs="Kaiti SC"/>
-                <w:b w:val="0"/>
-                <w:sz w:val="19"/>
-              </w:rPr>
-              <w:t>发射与任务</w:t>
-            </w:r>
-          </w:p>
-        </w:tc>
-        <w:tc>
-          <w:tcPr>
-            <w:tcW w:type="dxa" w:w="2075"/>
-            <w:vAlign w:val="center"/>
-          </w:tcPr>
-          <w:p>
-            <w:pPr>
-              <w:spacing w:after="0" w:line="252" w:lineRule="auto"/>
-            </w:pPr>
-            <w:r/>
-            <w:r>
-              <w:rPr>
-                <w:rFonts w:ascii="Kaiti SC" w:hAnsi="Kaiti SC" w:eastAsia="Kaiti SC" w:cs="Kaiti SC"/>
-                <w:b w:val="0"/>
-                <w:sz w:val="19"/>
-              </w:rPr>
-              <w:t>智神星一号首飞告捷：国内民营首个七机并联火箭问世 星河动力入局液体大中型火箭竞赛 - 财联社</w:t>
+              <w:t>蓝箭鸿擎在武汉投资成立空间科技公司 - 证券时报</w:t>
             </w:r>
           </w:p>
         </w:tc>
@@ -2126,7 +2126,7 @@
           <w:rFonts w:ascii="Kaiti SC" w:hAnsi="Kaiti SC" w:eastAsia="Kaiti SC" w:cs="Kaiti SC"/>
           <w:sz w:val="21"/>
         </w:rPr>
-        <w:t>SpaceX：Live coverage: SpaceX to launch 80th Starlink mission of 2026 （2026-09-07；Advanced Television、BASENOR - Tesla Accessories、Fox Business）</w:t>
+        <w:t>SpaceX：Live coverage: SpaceX to launch final 3 O3b mPOWER satellites for SES （2026-09-14；Advanced Television、BASENOR - Tesla Accessories、Fox Business）</w:t>
       </w:r>
     </w:p>
     <w:p>
@@ -2147,7 +2147,7 @@
           <w:rFonts w:ascii="Kaiti SC" w:hAnsi="Kaiti SC" w:eastAsia="Kaiti SC" w:cs="Kaiti SC"/>
           <w:sz w:val="21"/>
         </w:rPr>
-        <w:t>SpaceX：SpaceX rocket launch should be visible in Phoenix this weekend - Phoenix New Times （2026-09-06；Phoenix New Times、The Desert Sun、Ventura County Star）</w:t>
+        <w:t>天兵科技：天龙三号遥一火箭首飞失利原因查明 - 证券时报 （2026-09-11；Jiemian.com、thepaper.cn、新浪财经）</w:t>
       </w:r>
     </w:p>
     <w:p>
@@ -2168,7 +2168,7 @@
           <w:rFonts w:ascii="Kaiti SC" w:hAnsi="Kaiti SC" w:eastAsia="Kaiti SC" w:cs="Kaiti SC"/>
           <w:sz w:val="21"/>
         </w:rPr>
-        <w:t>星河动力：国防军工行业周报：遥智神星一号遥一首飞成功入轨_行业研究_研报 - 证券之星 （2026-09-05；21财经、CCTV、Sohu）</w:t>
+        <w:t>天兵科技：天龙三号遥一运载火箭飞行试验任务完成归零 - 第一财经 （2026-09-11；Jiemian.com、jnz.cs.com.cn、新浪财经）</w:t>
       </w:r>
     </w:p>
     <w:p>
@@ -2189,7 +2189,7 @@
           <w:rFonts w:ascii="Kaiti SC" w:hAnsi="Kaiti SC" w:eastAsia="Kaiti SC" w:cs="Kaiti SC"/>
           <w:sz w:val="21"/>
         </w:rPr>
-        <w:t>Blue Origin：Blue Origin Nets NASA Mars Orbiter Contract （2026-09-05；GeekWire、Space Scout、bing.com）</w:t>
+        <w:t>SpaceX：Live coverage: SpaceX to launch classified payload for the U.S. Space Force （2026-09-11；Space、Spaceflight Now、The Desert Sun）</w:t>
       </w:r>
     </w:p>
     <w:p>
@@ -2210,7 +2210,7 @@
           <w:rFonts w:ascii="Kaiti SC" w:hAnsi="Kaiti SC" w:eastAsia="Kaiti SC" w:cs="Kaiti SC"/>
           <w:sz w:val="21"/>
         </w:rPr>
-        <w:t>Blue Origin：Blue Origin to build a 'game changer' satellite before humans reach Mars （2026-09-04；bing.com）</w:t>
+        <w:t>Blue Origin：Blue Origin's New Glenn is moving to historic NASA facility as it prepares for Artemis missions - starlust.org （2026-09-10；bing.com、starlust.org）</w:t>
       </w:r>
     </w:p>
     <w:p>
@@ -2231,7 +2231,7 @@
           <w:rFonts w:ascii="Kaiti SC" w:hAnsi="Kaiti SC" w:eastAsia="Kaiti SC" w:cs="Kaiti SC"/>
           <w:sz w:val="21"/>
         </w:rPr>
-        <w:t>星河动力：China's private, reusable Pallas-1 rocket aces debut launch (video) （2026-09-04；bing.com、space.com、spacewatch.global）</w:t>
+        <w:t>Blue Origin：Blue Origin's massive New Glenn rocket on move to launch pad （2026-09-09；bing.com）</w:t>
       </w:r>
     </w:p>
     <w:p>
@@ -2252,7 +2252,7 @@
           <w:rFonts w:ascii="Kaiti SC" w:hAnsi="Kaiti SC" w:eastAsia="Kaiti SC" w:cs="Kaiti SC"/>
           <w:sz w:val="21"/>
         </w:rPr>
-        <w:t>SpaceX：NASA, SpaceX set to launch the Nancy Grace Roman Space Telescope from Florida on Sunday （2026-09-02；AccuWeather、NASA、NASASpaceflight）</w:t>
+        <w:t>SpaceX：Amazon and AT&amp;T partner to challenge SpaceX Starlink dominance （2026-09-08；bing.com）</w:t>
       </w:r>
     </w:p>
     <w:p>
@@ -2273,7 +2273,7 @@
           <w:rFonts w:ascii="Kaiti SC" w:hAnsi="Kaiti SC" w:eastAsia="Kaiti SC" w:cs="Kaiti SC"/>
           <w:sz w:val="21"/>
         </w:rPr>
-        <w:t>Blue Origin：Blue Origin's New Glenn just exploded on the launch pad - and it's not a pretty sight （2026-09-01；bing.com）</w:t>
+        <w:t>SpaceX：SpaceX at $148: The Single Metric Investors Must Follow （2026-09-11；bing.com）</w:t>
       </w:r>
     </w:p>
     <w:p>
@@ -2286,7 +2286,7 @@
           <w:b/>
           <w:sz w:val="21"/>
         </w:rPr>
-        <w:t>4. 订单与合作</w:t>
+        <w:t>4. 监管与政策</w:t>
       </w:r>
     </w:p>
     <w:p>
@@ -2307,7 +2307,20 @@
           <w:rFonts w:ascii="Kaiti SC" w:hAnsi="Kaiti SC" w:eastAsia="Kaiti SC" w:cs="Kaiti SC"/>
           <w:sz w:val="21"/>
         </w:rPr>
-        <w:t>Blue Origin：NASA awards Blue Origin $700 million Mars relay contract for not-yet-operational platform （2026-09-04；The Daily Upside、bing.com、satellitetoday.com）</w:t>
+        <w:t>SpaceX：FCC unlocks spectrum for 'weird space stuff' and Starlink sating （2026-09-09；bing.com）</w:t>
+      </w:r>
+    </w:p>
+    <w:p>
+      <w:pPr>
+        <w:pStyle w:val="Heading1"/>
+      </w:pPr>
+      <w:r>
+        <w:rPr>
+          <w:rFonts w:ascii="Kaiti SC" w:hAnsi="Kaiti SC" w:eastAsia="Kaiti SC" w:cs="Kaiti SC"/>
+          <w:b/>
+          <w:sz w:val="21"/>
+        </w:rPr>
+        <w:t>5. 市场与股价</w:t>
       </w:r>
     </w:p>
     <w:p>
@@ -2328,7 +2341,7 @@
           <w:rFonts w:ascii="Kaiti SC" w:hAnsi="Kaiti SC" w:eastAsia="Kaiti SC" w:cs="Kaiti SC"/>
           <w:sz w:val="21"/>
         </w:rPr>
-        <w:t>Blue Origin：Blue Origin breaks ground on new Cape Canaveral facility ordered up by Space Force （2026-09-02；bing.com）</w:t>
+        <w:t>SpaceX：SpaceX Stock Price Prediction as Expert Eyes 49% Upside on Starlink’s $1.7T Opportunity （2026-09-08；bing.com）</w:t>
       </w:r>
     </w:p>
     <w:p>
@@ -2341,7 +2354,7 @@
           <w:b/>
           <w:sz w:val="21"/>
         </w:rPr>
-        <w:t>5. 融资与资本</w:t>
+        <w:t>6. 产品与技术</w:t>
       </w:r>
     </w:p>
     <w:p>
@@ -2362,7 +2375,7 @@
           <w:rFonts w:ascii="Kaiti SC" w:hAnsi="Kaiti SC" w:eastAsia="Kaiti SC" w:cs="Kaiti SC"/>
           <w:sz w:val="21"/>
         </w:rPr>
-        <w:t>垣信卫星：卫网君：垣信卫星近70亿增资投资人全解析；商业航天下半场：从“把卫星送上天”到“把卫星变成生意”；马斯克亲自下场铸造燃气轮机叶片 - Sohu （2026-09-06；Sohu）</w:t>
+        <w:t>Blue Origin：Why New Glenn's debut converged with Starship flight 7 （2026-09-10；bing.com）</w:t>
       </w:r>
     </w:p>
     <w:p>
@@ -2375,7 +2388,7 @@
           <w:b/>
           <w:sz w:val="21"/>
         </w:rPr>
-        <w:t>6. 监管与政策</w:t>
+        <w:t>7. 其他动态</w:t>
       </w:r>
     </w:p>
     <w:p>
@@ -2396,20 +2409,7 @@
           <w:rFonts w:ascii="Kaiti SC" w:hAnsi="Kaiti SC" w:eastAsia="Kaiti SC" w:cs="Kaiti SC"/>
           <w:sz w:val="21"/>
         </w:rPr>
-        <w:t>SpaceX：SpaceX Petitions FCC to Block Viasat Satellite Authorization Over Starlink Interference Concerns （2026-09-01；bing.com、satnews.com）</w:t>
-      </w:r>
-    </w:p>
-    <w:p>
-      <w:pPr>
-        <w:pStyle w:val="Heading1"/>
-      </w:pPr>
-      <w:r>
-        <w:rPr>
-          <w:rFonts w:ascii="Kaiti SC" w:hAnsi="Kaiti SC" w:eastAsia="Kaiti SC" w:cs="Kaiti SC"/>
-          <w:b/>
-          <w:sz w:val="21"/>
-        </w:rPr>
-        <w:t>7. 产品与技术</w:t>
+        <w:t>星河动力：星河动力复用火箭主发动机迈入可靠性验证试车阶段 - 北京市科学技术委员会 （2026-09-11；Jiemian.com、sohu.com、东方财富）</w:t>
       </w:r>
     </w:p>
     <w:p>
@@ -2430,20 +2430,7 @@
           <w:rFonts w:ascii="Kaiti SC" w:hAnsi="Kaiti SC" w:eastAsia="Kaiti SC" w:cs="Kaiti SC"/>
           <w:sz w:val="21"/>
         </w:rPr>
-        <w:t>星河动力：Pallas 1 rocket makes successful debut flight （2026-09-01；China Daily Global Edition、bing.com）</w:t>
-      </w:r>
-    </w:p>
-    <w:p>
-      <w:pPr>
-        <w:pStyle w:val="Heading1"/>
-      </w:pPr>
-      <w:r>
-        <w:rPr>
-          <w:rFonts w:ascii="Kaiti SC" w:hAnsi="Kaiti SC" w:eastAsia="Kaiti SC" w:cs="Kaiti SC"/>
-          <w:b/>
-          <w:sz w:val="21"/>
-        </w:rPr>
-        <w:t>8. 其他动态</w:t>
+        <w:t>SpaceX：SpaceX backtracks on Starlink data cap after complaints （2026-09-10；bing.com）</w:t>
       </w:r>
     </w:p>
     <w:p>
@@ -2464,7 +2451,7 @@
           <w:rFonts w:ascii="Kaiti SC" w:hAnsi="Kaiti SC" w:eastAsia="Kaiti SC" w:cs="Kaiti SC"/>
           <w:sz w:val="21"/>
         </w:rPr>
-        <w:t>垣信卫星：财政部将发行特别国债支持8家中央金融企业补充资本；阿里巴巴成功入局低轨卫星星座独角兽“千帆星座”；中东航线运费大幅跳涨一舱难求——《投资早参》 - mrjjxw.com （2026-09-07；21财经、DoNews、Sohu）</w:t>
+        <w:t>SpaceX：UK deepens reliance on Musk's SpaceX, spending nearly $40 million on satellite services （2026-09-10；bing.com）</w:t>
       </w:r>
     </w:p>
     <w:p>
@@ -2485,7 +2472,7 @@
           <w:rFonts w:ascii="Kaiti SC" w:hAnsi="Kaiti SC" w:eastAsia="Kaiti SC" w:cs="Kaiti SC"/>
           <w:sz w:val="21"/>
         </w:rPr>
-        <w:t>Blue Origin：Jeff Bezos' Blue Origin Hires 47 Amazon Satellite Engineers To Build Rival TeraWave Network This Year （2026-09-05；bing.com）</w:t>
+        <w:t>SpaceX：UK spent $40 million on SpaceX Starshield while publicly denying military use （2026-09-11；bing.com）</w:t>
       </w:r>
     </w:p>
     <w:p>
@@ -2506,7 +2493,7 @@
           <w:rFonts w:ascii="Kaiti SC" w:hAnsi="Kaiti SC" w:eastAsia="Kaiti SC" w:cs="Kaiti SC"/>
           <w:sz w:val="21"/>
         </w:rPr>
-        <w:t>SpaceX：Is Russia's rival to Starlink failing? Here's what we know. （2026-09-04；arstechnica.com、bing.com）</w:t>
+        <w:t>SpaceX：Elon Musk's SpaceX just gave Starlink a major Wi-Fi upgrade with its new 4th-gen router （2026-09-10；bing.com）</w:t>
       </w:r>
     </w:p>
     <w:p>
@@ -2527,7 +2514,7 @@
           <w:rFonts w:ascii="Kaiti SC" w:hAnsi="Kaiti SC" w:eastAsia="Kaiti SC" w:cs="Kaiti SC"/>
           <w:sz w:val="21"/>
         </w:rPr>
-        <w:t>Blue Origin：Bezos’ Blue Origin Has Poached Dozens of Amazon Satellite Engineers （2026-09-03；bing.com）</w:t>
+        <w:t>SpaceX：Starlink is the economic foundation （2026-09-09；bing.com）</w:t>
       </w:r>
     </w:p>
     <w:p>
@@ -2548,7 +2535,7 @@
           <w:rFonts w:ascii="Kaiti SC" w:hAnsi="Kaiti SC" w:eastAsia="Kaiti SC" w:cs="Kaiti SC"/>
           <w:sz w:val="21"/>
         </w:rPr>
-        <w:t>垣信卫星：阿里巴巴、上汽集团入股低轨卫星星座运营商垣信卫星 - 证券之星 （2026-09-02；36 Kr、Moomoo、Sohu）</w:t>
+        <w:t>垣信卫星：阿里入股垣信卫星：约0.4%股权背后 是互联网巨头的轨道之争 - 东方财富 （2026-09-08；Sohu、东方财富、新京报）</w:t>
       </w:r>
     </w:p>
     <w:p>
@@ -2569,49 +2556,7 @@
           <w:rFonts w:ascii="Kaiti SC" w:hAnsi="Kaiti SC" w:eastAsia="Kaiti SC" w:cs="Kaiti SC"/>
           <w:sz w:val="21"/>
         </w:rPr>
-        <w:t>Blue Origin：Blue Origin rocket explosion was roughly as powerful as Chernobyl blast, sent sound waves 1,000 miles across the US - Yahoo （2026-09-05；Live Science、Yahoo、bing.com）</w:t>
-      </w:r>
-    </w:p>
-    <w:p>
-      <w:pPr>
-        <w:keepLines/>
-        <w:spacing w:after="60"/>
-        <w:ind w:left="369" w:hanging="227"/>
-      </w:pPr>
-      <w:r>
-        <w:rPr>
-          <w:rFonts w:ascii="Kaiti SC" w:hAnsi="Kaiti SC" w:eastAsia="Kaiti SC" w:cs="Kaiti SC"/>
-          <w:sz w:val="21"/>
-        </w:rPr>
-        <w:t xml:space="preserve">➢ </w:t>
-      </w:r>
-      <w:r>
-        <w:rPr>
-          <w:rFonts w:ascii="Kaiti SC" w:hAnsi="Kaiti SC" w:eastAsia="Kaiti SC" w:cs="Kaiti SC"/>
-          <w:sz w:val="21"/>
-        </w:rPr>
-        <w:t>垣信卫星：中国版SpaceX！阿里入局千帆星座：正式登记为恒信卫星股东 - 驱动之家 （2026-09-05；t.cj.sina.cn、财联社、驱动之家）</w:t>
-      </w:r>
-    </w:p>
-    <w:p>
-      <w:pPr>
-        <w:keepLines/>
-        <w:spacing w:after="60"/>
-        <w:ind w:left="369" w:hanging="227"/>
-      </w:pPr>
-      <w:r>
-        <w:rPr>
-          <w:rFonts w:ascii="Kaiti SC" w:hAnsi="Kaiti SC" w:eastAsia="Kaiti SC" w:cs="Kaiti SC"/>
-          <w:sz w:val="21"/>
-        </w:rPr>
-        <w:t xml:space="preserve">➢ </w:t>
-      </w:r>
-      <w:r>
-        <w:rPr>
-          <w:rFonts w:ascii="Kaiti SC" w:hAnsi="Kaiti SC" w:eastAsia="Kaiti SC" w:cs="Kaiti SC"/>
-          <w:sz w:val="21"/>
-        </w:rPr>
-        <w:t>垣信卫星：阿里，投了垣信卫星 - thepaper.cn （2026-09-05；news.pedaily.cn、thepaper.cn、新浪网）</w:t>
+        <w:t>蓝箭鸿擎：蓝箭鸿擎在武汉投资成立空间科技公司 - 证券时报 （2026-09-10；东方财富网、未来天玑、证券时报）</w:t>
       </w:r>
     </w:p>
     <w:p>
@@ -2624,7 +2569,7 @@
           <w:b/>
           <w:sz w:val="21"/>
         </w:rPr>
-        <w:t>9. 公司动态概览</w:t>
+        <w:t>8. 公司动态概览</w:t>
       </w:r>
     </w:p>
     <w:tbl>
@@ -2749,7 +2694,7 @@
                 <w:b w:val="0"/>
                 <w:sz w:val="19"/>
               </w:rPr>
-              <w:t>星河动力</w:t>
+              <w:t>SpaceX</w:t>
             </w:r>
           </w:p>
         </w:tc>
@@ -2770,7 +2715,7 @@
                 <w:b w:val="0"/>
                 <w:sz w:val="19"/>
               </w:rPr>
-              <w:t>189</w:t>
+              <w:t>98</w:t>
             </w:r>
           </w:p>
         </w:tc>
@@ -2791,7 +2736,7 @@
                 <w:b w:val="0"/>
                 <w:sz w:val="19"/>
               </w:rPr>
-              <w:t>发射与任务、市场与股价、融资与资本、其他动态、产品与技术</w:t>
+              <w:t>发射与任务、市场与股价、其他动态、订单与合作、监管与政策</w:t>
             </w:r>
           </w:p>
         </w:tc>
@@ -2811,7 +2756,7 @@
                 <w:b w:val="0"/>
                 <w:sz w:val="19"/>
               </w:rPr>
-              <w:t>国防军工行业周报：遥智神星一号遥一首飞成功入轨_行业研究_研报 - 证券之星</w:t>
+              <w:t>Live coverage: SpaceX to launch final 3 O3b mPOWER satellites for SES</w:t>
             </w:r>
           </w:p>
         </w:tc>
@@ -2857,7 +2802,7 @@
                 <w:b w:val="0"/>
                 <w:sz w:val="19"/>
               </w:rPr>
-              <w:t>129</w:t>
+              <w:t>25</w:t>
             </w:r>
           </w:p>
         </w:tc>
@@ -2878,7 +2823,7 @@
                 <w:b w:val="0"/>
                 <w:sz w:val="19"/>
               </w:rPr>
-              <w:t>发射与任务、其他动态、订单与合作</w:t>
+              <w:t>发射与任务、其他动态</w:t>
             </w:r>
           </w:p>
         </w:tc>
@@ -2898,7 +2843,7 @@
                 <w:b w:val="0"/>
                 <w:sz w:val="19"/>
               </w:rPr>
-              <w:t>Blue Origin expands test and launch sites across the Cape</w:t>
+              <w:t>Rocket Lab protests NASA's decision to award Blue Origin $700 million Mars orbiter contract</w:t>
             </w:r>
           </w:p>
         </w:tc>
@@ -2923,7 +2868,7 @@
                 <w:b w:val="0"/>
                 <w:sz w:val="19"/>
               </w:rPr>
-              <w:t>SpaceX</w:t>
+              <w:t>天兵科技</w:t>
             </w:r>
           </w:p>
         </w:tc>
@@ -2944,7 +2889,7 @@
                 <w:b w:val="0"/>
                 <w:sz w:val="19"/>
               </w:rPr>
-              <w:t>99</w:t>
+              <w:t>21</w:t>
             </w:r>
           </w:p>
         </w:tc>
@@ -2965,7 +2910,7 @@
                 <w:b w:val="0"/>
                 <w:sz w:val="19"/>
               </w:rPr>
-              <w:t>发射与任务、市场与股价、其他动态、监管与政策、产品与技术</w:t>
+              <w:t>发射与任务、其他动态</w:t>
             </w:r>
           </w:p>
         </w:tc>
@@ -2985,7 +2930,94 @@
                 <w:b w:val="0"/>
                 <w:sz w:val="19"/>
               </w:rPr>
-              <w:t>Starbase Infrastructure Advances Toward Flight 14</w:t>
+              <w:t>天龙三号遥一火箭首飞失利原因查明 - 证券时报</w:t>
+            </w:r>
+          </w:p>
+        </w:tc>
+      </w:tr>
+      <w:tr>
+        <w:trPr>
+          <w:cantSplit/>
+        </w:trPr>
+        <w:tc>
+          <w:tcPr>
+            <w:tcW w:type="dxa" w:w="2075"/>
+            <w:vAlign w:val="center"/>
+          </w:tcPr>
+          <w:p>
+            <w:pPr>
+              <w:spacing w:after="0" w:line="252" w:lineRule="auto"/>
+            </w:pPr>
+            <w:r/>
+            <w:r>
+              <w:rPr>
+                <w:rFonts w:ascii="Kaiti SC" w:hAnsi="Kaiti SC" w:eastAsia="Kaiti SC" w:cs="Kaiti SC"/>
+                <w:b w:val="0"/>
+                <w:sz w:val="19"/>
+              </w:rPr>
+              <w:t>星河动力</w:t>
+            </w:r>
+          </w:p>
+        </w:tc>
+        <w:tc>
+          <w:tcPr>
+            <w:tcW w:type="dxa" w:w="2075"/>
+            <w:vAlign w:val="center"/>
+          </w:tcPr>
+          <w:p>
+            <w:pPr>
+              <w:spacing w:after="0" w:line="252" w:lineRule="auto"/>
+              <w:jc w:val="center"/>
+            </w:pPr>
+            <w:r/>
+            <w:r>
+              <w:rPr>
+                <w:rFonts w:ascii="Kaiti SC" w:hAnsi="Kaiti SC" w:eastAsia="Kaiti SC" w:cs="Kaiti SC"/>
+                <w:b w:val="0"/>
+                <w:sz w:val="19"/>
+              </w:rPr>
+              <w:t>9</w:t>
+            </w:r>
+          </w:p>
+        </w:tc>
+        <w:tc>
+          <w:tcPr>
+            <w:tcW w:type="dxa" w:w="2075"/>
+            <w:vAlign w:val="center"/>
+          </w:tcPr>
+          <w:p>
+            <w:pPr>
+              <w:spacing w:after="0" w:line="252" w:lineRule="auto"/>
+              <w:jc w:val="center"/>
+            </w:pPr>
+            <w:r/>
+            <w:r>
+              <w:rPr>
+                <w:rFonts w:ascii="Kaiti SC" w:hAnsi="Kaiti SC" w:eastAsia="Kaiti SC" w:cs="Kaiti SC"/>
+                <w:b w:val="0"/>
+                <w:sz w:val="19"/>
+              </w:rPr>
+              <w:t>其他动态</w:t>
+            </w:r>
+          </w:p>
+        </w:tc>
+        <w:tc>
+          <w:tcPr>
+            <w:tcW w:type="dxa" w:w="2075"/>
+            <w:vAlign w:val="center"/>
+          </w:tcPr>
+          <w:p>
+            <w:pPr>
+              <w:spacing w:after="0" w:line="252" w:lineRule="auto"/>
+            </w:pPr>
+            <w:r/>
+            <w:r>
+              <w:rPr>
+                <w:rFonts w:ascii="Kaiti SC" w:hAnsi="Kaiti SC" w:eastAsia="Kaiti SC" w:cs="Kaiti SC"/>
+                <w:b w:val="0"/>
+                <w:sz w:val="19"/>
+              </w:rPr>
+              <w:t>星河动力复用火箭主发动机迈入可靠性验证试车阶段 - 北京市科学技术委员会</w:t>
             </w:r>
           </w:p>
         </w:tc>
@@ -3031,7 +3063,7 @@
                 <w:b w:val="0"/>
                 <w:sz w:val="19"/>
               </w:rPr>
-              <w:t>40</w:t>
+              <w:t>6</w:t>
             </w:r>
           </w:p>
         </w:tc>
@@ -3052,7 +3084,7 @@
                 <w:b w:val="0"/>
                 <w:sz w:val="19"/>
               </w:rPr>
-              <w:t>其他动态、融资与资本、产品与技术、发射与任务</w:t>
+              <w:t>其他动态、发射与任务</w:t>
             </w:r>
           </w:p>
         </w:tc>
@@ -3072,7 +3104,94 @@
                 <w:b w:val="0"/>
                 <w:sz w:val="19"/>
               </w:rPr>
-              <w:t>中国版SpaceX！阿里入局千帆星座：正式登记为恒信卫星股东 - 驱动之家</w:t>
+              <w:t>上海瀚讯9月10日回应卫星互联网话题：为千帆星座通信分系统核心承研单位_公司新闻 - stock.stockstar.com</w:t>
+            </w:r>
+          </w:p>
+        </w:tc>
+      </w:tr>
+      <w:tr>
+        <w:trPr>
+          <w:cantSplit/>
+        </w:trPr>
+        <w:tc>
+          <w:tcPr>
+            <w:tcW w:type="dxa" w:w="2075"/>
+            <w:vAlign w:val="center"/>
+          </w:tcPr>
+          <w:p>
+            <w:pPr>
+              <w:spacing w:after="0" w:line="252" w:lineRule="auto"/>
+            </w:pPr>
+            <w:r/>
+            <w:r>
+              <w:rPr>
+                <w:rFonts w:ascii="Kaiti SC" w:hAnsi="Kaiti SC" w:eastAsia="Kaiti SC" w:cs="Kaiti SC"/>
+                <w:b w:val="0"/>
+                <w:sz w:val="19"/>
+              </w:rPr>
+              <w:t>蓝箭鸿擎</w:t>
+            </w:r>
+          </w:p>
+        </w:tc>
+        <w:tc>
+          <w:tcPr>
+            <w:tcW w:type="dxa" w:w="2075"/>
+            <w:vAlign w:val="center"/>
+          </w:tcPr>
+          <w:p>
+            <w:pPr>
+              <w:spacing w:after="0" w:line="252" w:lineRule="auto"/>
+              <w:jc w:val="center"/>
+            </w:pPr>
+            <w:r/>
+            <w:r>
+              <w:rPr>
+                <w:rFonts w:ascii="Kaiti SC" w:hAnsi="Kaiti SC" w:eastAsia="Kaiti SC" w:cs="Kaiti SC"/>
+                <w:b w:val="0"/>
+                <w:sz w:val="19"/>
+              </w:rPr>
+              <w:t>6</w:t>
+            </w:r>
+          </w:p>
+        </w:tc>
+        <w:tc>
+          <w:tcPr>
+            <w:tcW w:type="dxa" w:w="2075"/>
+            <w:vAlign w:val="center"/>
+          </w:tcPr>
+          <w:p>
+            <w:pPr>
+              <w:spacing w:after="0" w:line="252" w:lineRule="auto"/>
+              <w:jc w:val="center"/>
+            </w:pPr>
+            <w:r/>
+            <w:r>
+              <w:rPr>
+                <w:rFonts w:ascii="Kaiti SC" w:hAnsi="Kaiti SC" w:eastAsia="Kaiti SC" w:cs="Kaiti SC"/>
+                <w:b w:val="0"/>
+                <w:sz w:val="19"/>
+              </w:rPr>
+              <w:t>其他动态、发射与任务、融资与资本、订单与合作</w:t>
+            </w:r>
+          </w:p>
+        </w:tc>
+        <w:tc>
+          <w:tcPr>
+            <w:tcW w:type="dxa" w:w="2075"/>
+            <w:vAlign w:val="center"/>
+          </w:tcPr>
+          <w:p>
+            <w:pPr>
+              <w:spacing w:after="0" w:line="252" w:lineRule="auto"/>
+            </w:pPr>
+            <w:r/>
+            <w:r>
+              <w:rPr>
+                <w:rFonts w:ascii="Kaiti SC" w:hAnsi="Kaiti SC" w:eastAsia="Kaiti SC" w:cs="Kaiti SC"/>
+                <w:b w:val="0"/>
+                <w:sz w:val="19"/>
+              </w:rPr>
+              <w:t>蓝箭鸿擎在武汉投资成立空间科技公司 - 证券时报</w:t>
             </w:r>
           </w:p>
         </w:tc>
@@ -3118,7 +3237,7 @@
                 <w:b w:val="0"/>
                 <w:sz w:val="19"/>
               </w:rPr>
-              <w:t>10</w:t>
+              <w:t>5</w:t>
             </w:r>
           </w:p>
         </w:tc>
@@ -3139,7 +3258,7 @@
                 <w:b w:val="0"/>
                 <w:sz w:val="19"/>
               </w:rPr>
-              <w:t>发射与任务、其他动态</w:t>
+              <w:t>其他动态、发射与任务</w:t>
             </w:r>
           </w:p>
         </w:tc>
@@ -3159,7 +3278,94 @@
                 <w:b w:val="0"/>
                 <w:sz w:val="19"/>
               </w:rPr>
-              <w:t>中国又一民营可重复使用火箭首飞成功 - 证券时报</w:t>
+              <w:t>鲁信创投：公司参股基金投资的商业航天产业链企业包括蓝箭航天等，未投资微纳星空 - 新浪财经</w:t>
+            </w:r>
+          </w:p>
+        </w:tc>
+      </w:tr>
+      <w:tr>
+        <w:trPr>
+          <w:cantSplit/>
+        </w:trPr>
+        <w:tc>
+          <w:tcPr>
+            <w:tcW w:type="dxa" w:w="2075"/>
+            <w:vAlign w:val="center"/>
+          </w:tcPr>
+          <w:p>
+            <w:pPr>
+              <w:spacing w:after="0" w:line="252" w:lineRule="auto"/>
+            </w:pPr>
+            <w:r/>
+            <w:r>
+              <w:rPr>
+                <w:rFonts w:ascii="Kaiti SC" w:hAnsi="Kaiti SC" w:eastAsia="Kaiti SC" w:cs="Kaiti SC"/>
+                <w:b w:val="0"/>
+                <w:sz w:val="19"/>
+              </w:rPr>
+              <w:t>微纳星空</w:t>
+            </w:r>
+          </w:p>
+        </w:tc>
+        <w:tc>
+          <w:tcPr>
+            <w:tcW w:type="dxa" w:w="2075"/>
+            <w:vAlign w:val="center"/>
+          </w:tcPr>
+          <w:p>
+            <w:pPr>
+              <w:spacing w:after="0" w:line="252" w:lineRule="auto"/>
+              <w:jc w:val="center"/>
+            </w:pPr>
+            <w:r/>
+            <w:r>
+              <w:rPr>
+                <w:rFonts w:ascii="Kaiti SC" w:hAnsi="Kaiti SC" w:eastAsia="Kaiti SC" w:cs="Kaiti SC"/>
+                <w:b w:val="0"/>
+                <w:sz w:val="19"/>
+              </w:rPr>
+              <w:t>3</w:t>
+            </w:r>
+          </w:p>
+        </w:tc>
+        <w:tc>
+          <w:tcPr>
+            <w:tcW w:type="dxa" w:w="2075"/>
+            <w:vAlign w:val="center"/>
+          </w:tcPr>
+          <w:p>
+            <w:pPr>
+              <w:spacing w:after="0" w:line="252" w:lineRule="auto"/>
+              <w:jc w:val="center"/>
+            </w:pPr>
+            <w:r/>
+            <w:r>
+              <w:rPr>
+                <w:rFonts w:ascii="Kaiti SC" w:hAnsi="Kaiti SC" w:eastAsia="Kaiti SC" w:cs="Kaiti SC"/>
+                <w:b w:val="0"/>
+                <w:sz w:val="19"/>
+              </w:rPr>
+              <w:t>其他动态</w:t>
+            </w:r>
+          </w:p>
+        </w:tc>
+        <w:tc>
+          <w:tcPr>
+            <w:tcW w:type="dxa" w:w="2075"/>
+            <w:vAlign w:val="center"/>
+          </w:tcPr>
+          <w:p>
+            <w:pPr>
+              <w:spacing w:after="0" w:line="252" w:lineRule="auto"/>
+            </w:pPr>
+            <w:r/>
+            <w:r>
+              <w:rPr>
+                <w:rFonts w:ascii="Kaiti SC" w:hAnsi="Kaiti SC" w:eastAsia="Kaiti SC" w:cs="Kaiti SC"/>
+                <w:b w:val="0"/>
+                <w:sz w:val="19"/>
+              </w:rPr>
+              <w:t>鲁信创投：公司参股基金投资的商业航天产业链企业包括蓝箭航天等，未投资微纳星空 - 新浪财经</w:t>
             </w:r>
           </w:p>
         </w:tc>
@@ -3205,7 +3411,7 @@
                 <w:b w:val="0"/>
                 <w:sz w:val="19"/>
               </w:rPr>
-              <w:t>3</w:t>
+              <w:t>2</w:t>
             </w:r>
           </w:p>
         </w:tc>
@@ -3226,7 +3432,7 @@
                 <w:b w:val="0"/>
                 <w:sz w:val="19"/>
               </w:rPr>
-              <w:t>发射与任务、其他动态、产品与技术</w:t>
+              <w:t>其他动态</w:t>
             </w:r>
           </w:p>
         </w:tc>
@@ -3246,7 +3452,7 @@
                 <w:b w:val="0"/>
                 <w:sz w:val="19"/>
               </w:rPr>
-              <w:t>中科宇航力箭二号遥二运载火箭拟于今年10月完成发射 - 东方财富</w:t>
+              <w:t>中科宇航董事长杨毅强：太空制造是未来高端制造的战略制高点 - 东方财富</w:t>
             </w:r>
           </w:p>
         </w:tc>
@@ -3292,93 +3498,6 @@
                 <w:b w:val="0"/>
                 <w:sz w:val="19"/>
               </w:rPr>
-              <w:t>2</w:t>
-            </w:r>
-          </w:p>
-        </w:tc>
-        <w:tc>
-          <w:tcPr>
-            <w:tcW w:type="dxa" w:w="2075"/>
-            <w:vAlign w:val="center"/>
-          </w:tcPr>
-          <w:p>
-            <w:pPr>
-              <w:spacing w:after="0" w:line="252" w:lineRule="auto"/>
-              <w:jc w:val="center"/>
-            </w:pPr>
-            <w:r/>
-            <w:r>
-              <w:rPr>
-                <w:rFonts w:ascii="Kaiti SC" w:hAnsi="Kaiti SC" w:eastAsia="Kaiti SC" w:cs="Kaiti SC"/>
-                <w:b w:val="0"/>
-                <w:sz w:val="19"/>
-              </w:rPr>
-              <w:t>发射与任务、其他动态</w:t>
-            </w:r>
-          </w:p>
-        </w:tc>
-        <w:tc>
-          <w:tcPr>
-            <w:tcW w:type="dxa" w:w="2075"/>
-            <w:vAlign w:val="center"/>
-          </w:tcPr>
-          <w:p>
-            <w:pPr>
-              <w:spacing w:after="0" w:line="252" w:lineRule="auto"/>
-            </w:pPr>
-            <w:r/>
-            <w:r>
-              <w:rPr>
-                <w:rFonts w:ascii="Kaiti SC" w:hAnsi="Kaiti SC" w:eastAsia="Kaiti SC" w:cs="Kaiti SC"/>
-                <w:b w:val="0"/>
-                <w:sz w:val="19"/>
-              </w:rPr>
-              <w:t>科技昨夜今晨：优德88电竞 星际荣耀成功发射 勇士公司公布卫星计划 - 体坛</w:t>
-            </w:r>
-          </w:p>
-        </w:tc>
-      </w:tr>
-      <w:tr>
-        <w:trPr>
-          <w:cantSplit/>
-        </w:trPr>
-        <w:tc>
-          <w:tcPr>
-            <w:tcW w:type="dxa" w:w="2075"/>
-            <w:vAlign w:val="center"/>
-          </w:tcPr>
-          <w:p>
-            <w:pPr>
-              <w:spacing w:after="0" w:line="252" w:lineRule="auto"/>
-            </w:pPr>
-            <w:r/>
-            <w:r>
-              <w:rPr>
-                <w:rFonts w:ascii="Kaiti SC" w:hAnsi="Kaiti SC" w:eastAsia="Kaiti SC" w:cs="Kaiti SC"/>
-                <w:b w:val="0"/>
-                <w:sz w:val="19"/>
-              </w:rPr>
-              <w:t>银河航天</w:t>
-            </w:r>
-          </w:p>
-        </w:tc>
-        <w:tc>
-          <w:tcPr>
-            <w:tcW w:type="dxa" w:w="2075"/>
-            <w:vAlign w:val="center"/>
-          </w:tcPr>
-          <w:p>
-            <w:pPr>
-              <w:spacing w:after="0" w:line="252" w:lineRule="auto"/>
-              <w:jc w:val="center"/>
-            </w:pPr>
-            <w:r/>
-            <w:r>
-              <w:rPr>
-                <w:rFonts w:ascii="Kaiti SC" w:hAnsi="Kaiti SC" w:eastAsia="Kaiti SC" w:cs="Kaiti SC"/>
-                <w:b w:val="0"/>
-                <w:sz w:val="19"/>
-              </w:rPr>
               <w:t>1</w:t>
             </w:r>
           </w:p>
@@ -3400,7 +3519,7 @@
                 <w:b w:val="0"/>
                 <w:sz w:val="19"/>
               </w:rPr>
-              <w:t>发射与任务</w:t>
+              <w:t>融资与资本</w:t>
             </w:r>
           </w:p>
         </w:tc>
@@ -3420,7 +3539,7 @@
                 <w:b w:val="0"/>
                 <w:sz w:val="19"/>
               </w:rPr>
-              <w:t>银河航天三颗卫星成功发射，祝贺艾可萨的老铁客户 - 财富号</w:t>
+              <w:t>视频|经济学家管清友X星际荣耀彭小波X投资人张驰:深度拆解商业航天 - 新浪财经</w:t>
             </w:r>
           </w:p>
         </w:tc>
@@ -3436,7 +3555,7 @@
           <w:b/>
           <w:sz w:val="21"/>
         </w:rPr>
-        <w:t>10. 关联历史回看</w:t>
+        <w:t>9. 关联历史回看</w:t>
       </w:r>
     </w:p>
     <w:p>
@@ -3457,7 +3576,7 @@
           <w:rFonts w:ascii="Kaiti SC" w:hAnsi="Kaiti SC" w:eastAsia="Kaiti SC" w:cs="Kaiti SC"/>
           <w:sz w:val="21"/>
         </w:rPr>
-        <w:t>SpaceX：本周“SpaceX rocket launch should be visible in Phoenix this weekend - Phoenix New Times”；关联回看 2026-06-29 的“SpaceX rocket launch should be visible in Phoenix this week - Phoenix New Times”。</w:t>
+        <w:t>天兵科技：本周“天龙三号遥一火箭首飞失利原因查明 - 证券时报”；关联回看 2026-04-03 的“中国版猎鹰9号！天龙三号商业火箭首飞失利：官方通报 - 新浪财经”。</w:t>
       </w:r>
     </w:p>
     <w:p>
@@ -3478,7 +3597,7 @@
           <w:rFonts w:ascii="Kaiti SC" w:hAnsi="Kaiti SC" w:eastAsia="Kaiti SC" w:cs="Kaiti SC"/>
           <w:sz w:val="21"/>
         </w:rPr>
-        <w:t>SpaceX：本周“NASA, SpaceX set to launch the Nancy Grace Roman Space Telescope from Florida on Sunday”；关联回看 2026-08-24 的“NASA Roman Space Telescope Passes Flight Readiness Review Ahead of SpaceX Falcon Heavy Launch”。</w:t>
+        <w:t>SpaceX：本周“Live coverage: SpaceX to launch classified payload for the U.S. Space Force”；关联回看 2026-07-30 的“Live coverage: SpaceX to launch classified payload for National Reconnaissance Office”。</w:t>
       </w:r>
     </w:p>
     <w:p>
@@ -3499,7 +3618,7 @@
           <w:rFonts w:ascii="Kaiti SC" w:hAnsi="Kaiti SC" w:eastAsia="Kaiti SC" w:cs="Kaiti SC"/>
           <w:sz w:val="21"/>
         </w:rPr>
-        <w:t>Blue Origin：本周“Blue Origin's New Glenn just exploded on the launch pad - and it's not a pretty sight”；关联回看 2026-08-24 的“Blue Origin's New Glenn just exploded on the launch pad - and it's not a pretty sight”。</w:t>
+        <w:t>Blue Origin：本周“Blue Origin's New Glenn is moving to historic NASA facility as it prepares for Artemis missions - starlust.org”；关联回看 2026-07-27 的“NASA provides Blue Origin with an alternative for New Glenn tests”。</w:t>
       </w:r>
     </w:p>
     <w:p>
@@ -3520,7 +3639,7 @@
           <w:rFonts w:ascii="Kaiti SC" w:hAnsi="Kaiti SC" w:eastAsia="Kaiti SC" w:cs="Kaiti SC"/>
           <w:sz w:val="21"/>
         </w:rPr>
-        <w:t>星河动力：本周“星河动力中大型可重复使用液体运载火箭首飞成功 - 新浪财经”；关联回看 2026-07-06 的“星河动力航天智神星一号中大型可重复使用液体运载火箭将迎首飞，以苍穹-50 为主动力系统 - finance.sina.com.cn”。</w:t>
+        <w:t>SpaceX：本周“SpaceX backtracks on Starlink data cap after complaints”；关联回看 2026-09-01 的“SpaceX taps Starlink's Michael Nicolls to run AI data centers after outages”。</w:t>
       </w:r>
     </w:p>
     <w:p>
@@ -3541,7 +3660,7 @@
           <w:rFonts w:ascii="Kaiti SC" w:hAnsi="Kaiti SC" w:eastAsia="Kaiti SC" w:cs="Kaiti SC"/>
           <w:sz w:val="21"/>
         </w:rPr>
-        <w:t>SpaceX：本周“SpaceX rocket launch to light up California skies tonight - Ventura County Star”；关联回看 2026-07-07 的“After the July 4 holiday, SpaceX to light up skies again with launch - Ventura County Star”。</w:t>
+        <w:t>Blue Origin：本周“Blue Origin's massive New Glenn rocket on move to launch pad”；关联回看 2026-06-18 的“Blue Origin begins rebuilding New Glenn pad”。</w:t>
       </w:r>
     </w:p>
     <w:p>
@@ -3562,7 +3681,7 @@
           <w:rFonts w:ascii="Kaiti SC" w:hAnsi="Kaiti SC" w:eastAsia="Kaiti SC" w:cs="Kaiti SC"/>
           <w:sz w:val="21"/>
         </w:rPr>
-        <w:t>SpaceX：本周“SpaceX's next rocket launch from Vandenberg. Track liftoff, scrub updates - Ventura County Star”；关联回看 2026-07-31 的“SpaceX plans late-night California rocket launch. Here's where to watch - Ventura County Star”。</w:t>
+        <w:t>蓝箭鸿擎：本周“蓝箭鸿擎在武汉投资成立空间科技公司 - 证券时报”；关联回看 2026-07-10 的“蓝箭鸿擎在广东阳江成立空间科技公司，含多项卫星业务 - 证券时报”。</w:t>
       </w:r>
     </w:p>
     <w:p>
@@ -3580,7 +3699,7 @@
           <w:b/>
           <w:sz w:val="21"/>
         </w:rPr>
-        <w:t>11. 下周关注</w:t>
+        <w:t>10. 下周关注</w:t>
       </w:r>
     </w:p>
     <w:p>
@@ -3601,7 +3720,70 @@
           <w:rFonts w:ascii="Kaiti SC" w:hAnsi="Kaiti SC" w:eastAsia="Kaiti SC" w:cs="Kaiti SC"/>
           <w:sz w:val="21"/>
         </w:rPr>
-        <w:t>继续跟踪本周高频类别：发射与任务、其他动态、订单与合作。</w:t>
+        <w:t>继续跟踪本周高频类别：发射与任务、其他动态、产品与技术。</w:t>
+      </w:r>
+    </w:p>
+    <w:p>
+      <w:pPr>
+        <w:keepLines/>
+        <w:spacing w:after="60"/>
+        <w:ind w:left="369" w:hanging="227"/>
+      </w:pPr>
+      <w:r>
+        <w:rPr>
+          <w:rFonts w:ascii="Kaiti SC" w:hAnsi="Kaiti SC" w:eastAsia="Kaiti SC" w:cs="Kaiti SC"/>
+          <w:sz w:val="21"/>
+        </w:rPr>
+        <w:t xml:space="preserve">✓ </w:t>
+      </w:r>
+      <w:r>
+        <w:rPr>
+          <w:rFonts w:ascii="Kaiti SC" w:hAnsi="Kaiti SC" w:eastAsia="Kaiti SC" w:cs="Kaiti SC"/>
+          <w:sz w:val="21"/>
+        </w:rPr>
+        <w:t>关注 SpaceX 的后续披露与多来源交叉验证。</w:t>
+      </w:r>
+    </w:p>
+    <w:p>
+      <w:pPr>
+        <w:keepLines/>
+        <w:spacing w:after="60"/>
+        <w:ind w:left="369" w:hanging="227"/>
+      </w:pPr>
+      <w:r>
+        <w:rPr>
+          <w:rFonts w:ascii="Kaiti SC" w:hAnsi="Kaiti SC" w:eastAsia="Kaiti SC" w:cs="Kaiti SC"/>
+          <w:sz w:val="21"/>
+        </w:rPr>
+        <w:t xml:space="preserve">✓ </w:t>
+      </w:r>
+      <w:r>
+        <w:rPr>
+          <w:rFonts w:ascii="Kaiti SC" w:hAnsi="Kaiti SC" w:eastAsia="Kaiti SC" w:cs="Kaiti SC"/>
+          <w:sz w:val="21"/>
+        </w:rPr>
+        <w:t>关注 Blue Origin 的后续披露与多来源交叉验证。</w:t>
+      </w:r>
+    </w:p>
+    <w:p>
+      <w:pPr>
+        <w:keepLines/>
+        <w:spacing w:after="60"/>
+        <w:ind w:left="369" w:hanging="227"/>
+      </w:pPr>
+      <w:r>
+        <w:rPr>
+          <w:rFonts w:ascii="Kaiti SC" w:hAnsi="Kaiti SC" w:eastAsia="Kaiti SC" w:cs="Kaiti SC"/>
+          <w:sz w:val="21"/>
+        </w:rPr>
+        <w:t xml:space="preserve">✓ </w:t>
+      </w:r>
+      <w:r>
+        <w:rPr>
+          <w:rFonts w:ascii="Kaiti SC" w:hAnsi="Kaiti SC" w:eastAsia="Kaiti SC" w:cs="Kaiti SC"/>
+          <w:sz w:val="21"/>
+        </w:rPr>
+        <w:t>关注 天兵科技 的后续披露与多来源交叉验证。</w:t>
       </w:r>
     </w:p>
     <w:p>
@@ -3643,70 +3825,7 @@
           <w:rFonts w:ascii="Kaiti SC" w:hAnsi="Kaiti SC" w:eastAsia="Kaiti SC" w:cs="Kaiti SC"/>
           <w:sz w:val="21"/>
         </w:rPr>
-        <w:t>关注 Blue Origin 的后续披露与多来源交叉验证。</w:t>
-      </w:r>
-    </w:p>
-    <w:p>
-      <w:pPr>
-        <w:keepLines/>
-        <w:spacing w:after="60"/>
-        <w:ind w:left="369" w:hanging="227"/>
-      </w:pPr>
-      <w:r>
-        <w:rPr>
-          <w:rFonts w:ascii="Kaiti SC" w:hAnsi="Kaiti SC" w:eastAsia="Kaiti SC" w:cs="Kaiti SC"/>
-          <w:sz w:val="21"/>
-        </w:rPr>
-        <w:t xml:space="preserve">✓ </w:t>
-      </w:r>
-      <w:r>
-        <w:rPr>
-          <w:rFonts w:ascii="Kaiti SC" w:hAnsi="Kaiti SC" w:eastAsia="Kaiti SC" w:cs="Kaiti SC"/>
-          <w:sz w:val="21"/>
-        </w:rPr>
-        <w:t>关注 SpaceX 的后续披露与多来源交叉验证。</w:t>
-      </w:r>
-    </w:p>
-    <w:p>
-      <w:pPr>
-        <w:keepLines/>
-        <w:spacing w:after="60"/>
-        <w:ind w:left="369" w:hanging="227"/>
-      </w:pPr>
-      <w:r>
-        <w:rPr>
-          <w:rFonts w:ascii="Kaiti SC" w:hAnsi="Kaiti SC" w:eastAsia="Kaiti SC" w:cs="Kaiti SC"/>
-          <w:sz w:val="21"/>
-        </w:rPr>
-        <w:t xml:space="preserve">✓ </w:t>
-      </w:r>
-      <w:r>
-        <w:rPr>
-          <w:rFonts w:ascii="Kaiti SC" w:hAnsi="Kaiti SC" w:eastAsia="Kaiti SC" w:cs="Kaiti SC"/>
-          <w:sz w:val="21"/>
-        </w:rPr>
         <w:t>关注 垣信卫星 的后续披露与多来源交叉验证。</w:t>
-      </w:r>
-    </w:p>
-    <w:p>
-      <w:pPr>
-        <w:keepLines/>
-        <w:spacing w:after="60"/>
-        <w:ind w:left="369" w:hanging="227"/>
-      </w:pPr>
-      <w:r>
-        <w:rPr>
-          <w:rFonts w:ascii="Kaiti SC" w:hAnsi="Kaiti SC" w:eastAsia="Kaiti SC" w:cs="Kaiti SC"/>
-          <w:sz w:val="21"/>
-        </w:rPr>
-        <w:t xml:space="preserve">✓ </w:t>
-      </w:r>
-      <w:r>
-        <w:rPr>
-          <w:rFonts w:ascii="Kaiti SC" w:hAnsi="Kaiti SC" w:eastAsia="Kaiti SC" w:cs="Kaiti SC"/>
-          <w:sz w:val="21"/>
-        </w:rPr>
-        <w:t>关注 蓝箭航天 的后续披露与多来源交叉验证。</w:t>
       </w:r>
     </w:p>
     <w:sectPr>

--- a/docs/data/reports/weekly/latest/weekly_report.docx
+++ b/docs/data/reports/weekly/latest/weekly_report.docx
@@ -26,7 +26,7 @@
           <w:rFonts w:ascii="Kaiti SC" w:hAnsi="Kaiti SC" w:eastAsia="Kaiti SC" w:cs="Kaiti SC"/>
           <w:sz w:val="21"/>
         </w:rPr>
-        <w:t>2026-09-08 至 2026-09-14</w:t>
+        <w:t>2026-09-15 至 2026-09-21</w:t>
       </w:r>
     </w:p>
     <w:tbl>
@@ -81,7 +81,7 @@
                 <w:b w:val="0"/>
                 <w:sz w:val="19"/>
               </w:rPr>
-              <w:t>2026-09-08 至 2026-09-14</w:t>
+              <w:t>2026-09-15 至 2026-09-21</w:t>
             </w:r>
           </w:p>
         </w:tc>
@@ -127,7 +127,7 @@
                 <w:b w:val="0"/>
                 <w:sz w:val="19"/>
               </w:rPr>
-              <w:t>176 条 / 58 个</w:t>
+              <w:t>384 条 / 103 个</w:t>
             </w:r>
           </w:p>
         </w:tc>
@@ -173,7 +173,7 @@
                 <w:b w:val="0"/>
                 <w:sz w:val="19"/>
               </w:rPr>
-              <w:t>10 家 / 39 个</w:t>
+              <w:t>11 家 / 91 个</w:t>
             </w:r>
           </w:p>
         </w:tc>
@@ -219,7 +219,7 @@
                 <w:b w:val="0"/>
                 <w:sz w:val="19"/>
               </w:rPr>
-              <w:t>2026-09-14</w:t>
+              <w:t>2026-09-21</w:t>
             </w:r>
           </w:p>
         </w:tc>
@@ -245,7 +245,7 @@
     </w:p>
     <w:p>
       <w:r>
-        <w:t>2026-09-08 至 2026-09-14 共归档 176 条新闻，形成 58 个事件，覆盖 10 家公司和 39 个来源。 新闻量较多的公司包括 SpaceX、Blue Origin、天兵科技、星河动力、垣信卫星。 其中 6 项动态可与更早的同公司同类事件关联回看。</w:t>
+        <w:t>2026-09-15 至 2026-09-21 共归档 384 条新闻，形成 103 个事件，覆盖 11 家公司和 91 个来源。 新闻量较多的公司包括 SpaceX、垣信卫星、蓝箭航天、中科宇航、银河航天。 其中 6 项动态可与更早的同公司同类事件关联回看。</w:t>
       </w:r>
     </w:p>
     <w:p>
@@ -266,7 +266,7 @@
           <w:rFonts w:ascii="Kaiti SC" w:hAnsi="Kaiti SC" w:eastAsia="Kaiti SC" w:cs="Kaiti SC"/>
           <w:sz w:val="21"/>
         </w:rPr>
-        <w:t>发射与任务：20 个事件。</w:t>
+        <w:t>发射与任务：40 个事件。</w:t>
       </w:r>
     </w:p>
     <w:p>
@@ -287,7 +287,7 @@
           <w:rFonts w:ascii="Kaiti SC" w:hAnsi="Kaiti SC" w:eastAsia="Kaiti SC" w:cs="Kaiti SC"/>
           <w:sz w:val="21"/>
         </w:rPr>
-        <w:t>订单与合作：2 个事件。</w:t>
+        <w:t>订单与合作：8 个事件。</w:t>
       </w:r>
     </w:p>
     <w:p>
@@ -308,7 +308,7 @@
           <w:rFonts w:ascii="Kaiti SC" w:hAnsi="Kaiti SC" w:eastAsia="Kaiti SC" w:cs="Kaiti SC"/>
           <w:sz w:val="21"/>
         </w:rPr>
-        <w:t>融资与资本：2 个事件。</w:t>
+        <w:t>融资与资本：1 个事件。</w:t>
       </w:r>
     </w:p>
     <w:p>
@@ -329,7 +329,7 @@
           <w:rFonts w:ascii="Kaiti SC" w:hAnsi="Kaiti SC" w:eastAsia="Kaiti SC" w:cs="Kaiti SC"/>
           <w:sz w:val="21"/>
         </w:rPr>
-        <w:t>监管与政策：3 个事件。</w:t>
+        <w:t>监管与政策：2 个事件。</w:t>
       </w:r>
     </w:p>
     <w:p>
@@ -350,7 +350,7 @@
           <w:rFonts w:ascii="Kaiti SC" w:hAnsi="Kaiti SC" w:eastAsia="Kaiti SC" w:cs="Kaiti SC"/>
           <w:sz w:val="21"/>
         </w:rPr>
-        <w:t>市场与股价：2 个事件。</w:t>
+        <w:t>市场与股价：7 个事件。</w:t>
       </w:r>
     </w:p>
     <w:p>
@@ -371,7 +371,7 @@
           <w:rFonts w:ascii="Kaiti SC" w:hAnsi="Kaiti SC" w:eastAsia="Kaiti SC" w:cs="Kaiti SC"/>
           <w:sz w:val="21"/>
         </w:rPr>
-        <w:t>产品与技术：1 个事件。</w:t>
+        <w:t>产品与技术：2 个事件。</w:t>
       </w:r>
     </w:p>
     <w:p>
@@ -392,7 +392,7 @@
           <w:rFonts w:ascii="Kaiti SC" w:hAnsi="Kaiti SC" w:eastAsia="Kaiti SC" w:cs="Kaiti SC"/>
           <w:sz w:val="21"/>
         </w:rPr>
-        <w:t>其他动态：28 个事件。</w:t>
+        <w:t>其他动态：43 个事件。</w:t>
       </w:r>
     </w:p>
     <w:p>
@@ -531,7 +531,183 @@
                 <w:b w:val="0"/>
                 <w:sz w:val="19"/>
               </w:rPr>
-              <w:t>2026-09-14</w:t>
+              <w:t>2026-09-21</w:t>
+            </w:r>
+          </w:p>
+        </w:tc>
+        <w:tc>
+          <w:tcPr>
+            <w:tcW w:type="dxa" w:w="2075"/>
+            <w:vAlign w:val="center"/>
+          </w:tcPr>
+          <w:p>
+            <w:pPr>
+              <w:spacing w:after="0" w:line="252" w:lineRule="auto"/>
+              <w:jc w:val="center"/>
+            </w:pPr>
+            <w:r/>
+            <w:r>
+              <w:rPr>
+                <w:rFonts w:ascii="Kaiti SC" w:hAnsi="Kaiti SC" w:eastAsia="Kaiti SC" w:cs="Kaiti SC"/>
+                <w:b w:val="0"/>
+                <w:sz w:val="19"/>
+              </w:rPr>
+              <w:t>银河航天</w:t>
+            </w:r>
+          </w:p>
+        </w:tc>
+        <w:tc>
+          <w:tcPr>
+            <w:tcW w:type="dxa" w:w="2075"/>
+            <w:vAlign w:val="center"/>
+          </w:tcPr>
+          <w:p>
+            <w:pPr>
+              <w:spacing w:after="0" w:line="252" w:lineRule="auto"/>
+              <w:jc w:val="center"/>
+            </w:pPr>
+            <w:r/>
+            <w:r>
+              <w:rPr>
+                <w:rFonts w:ascii="Kaiti SC" w:hAnsi="Kaiti SC" w:eastAsia="Kaiti SC" w:cs="Kaiti SC"/>
+                <w:b w:val="0"/>
+                <w:sz w:val="19"/>
+              </w:rPr>
+              <w:t>发射与任务</w:t>
+            </w:r>
+          </w:p>
+        </w:tc>
+        <w:tc>
+          <w:tcPr>
+            <w:tcW w:type="dxa" w:w="2075"/>
+            <w:vAlign w:val="center"/>
+          </w:tcPr>
+          <w:p>
+            <w:pPr>
+              <w:spacing w:after="0" w:line="252" w:lineRule="auto"/>
+            </w:pPr>
+            <w:r/>
+            <w:r>
+              <w:rPr>
+                <w:rFonts w:ascii="Kaiti SC" w:hAnsi="Kaiti SC" w:eastAsia="Kaiti SC" w:cs="Kaiti SC"/>
+                <w:b w:val="0"/>
+                <w:sz w:val="19"/>
+              </w:rPr>
+              <w:t>银河航天成功发射 “通感智算”一体化技术验证卫星 - 上海证券报电子版</w:t>
+            </w:r>
+          </w:p>
+        </w:tc>
+      </w:tr>
+      <w:tr>
+        <w:trPr>
+          <w:cantSplit/>
+        </w:trPr>
+        <w:tc>
+          <w:tcPr>
+            <w:tcW w:type="dxa" w:w="2075"/>
+            <w:vAlign w:val="center"/>
+          </w:tcPr>
+          <w:p>
+            <w:pPr>
+              <w:spacing w:after="0" w:line="252" w:lineRule="auto"/>
+              <w:jc w:val="center"/>
+            </w:pPr>
+            <w:r/>
+            <w:r>
+              <w:rPr>
+                <w:rFonts w:ascii="Kaiti SC" w:hAnsi="Kaiti SC" w:eastAsia="Kaiti SC" w:cs="Kaiti SC"/>
+                <w:b w:val="0"/>
+                <w:sz w:val="19"/>
+              </w:rPr>
+              <w:t>2026-09-20</w:t>
+            </w:r>
+          </w:p>
+        </w:tc>
+        <w:tc>
+          <w:tcPr>
+            <w:tcW w:type="dxa" w:w="2075"/>
+            <w:vAlign w:val="center"/>
+          </w:tcPr>
+          <w:p>
+            <w:pPr>
+              <w:spacing w:after="0" w:line="252" w:lineRule="auto"/>
+              <w:jc w:val="center"/>
+            </w:pPr>
+            <w:r/>
+            <w:r>
+              <w:rPr>
+                <w:rFonts w:ascii="Kaiti SC" w:hAnsi="Kaiti SC" w:eastAsia="Kaiti SC" w:cs="Kaiti SC"/>
+                <w:b w:val="0"/>
+                <w:sz w:val="19"/>
+              </w:rPr>
+              <w:t>中科宇航</w:t>
+            </w:r>
+          </w:p>
+        </w:tc>
+        <w:tc>
+          <w:tcPr>
+            <w:tcW w:type="dxa" w:w="2075"/>
+            <w:vAlign w:val="center"/>
+          </w:tcPr>
+          <w:p>
+            <w:pPr>
+              <w:spacing w:after="0" w:line="252" w:lineRule="auto"/>
+              <w:jc w:val="center"/>
+            </w:pPr>
+            <w:r/>
+            <w:r>
+              <w:rPr>
+                <w:rFonts w:ascii="Kaiti SC" w:hAnsi="Kaiti SC" w:eastAsia="Kaiti SC" w:cs="Kaiti SC"/>
+                <w:b w:val="0"/>
+                <w:sz w:val="19"/>
+              </w:rPr>
+              <w:t>发射与任务</w:t>
+            </w:r>
+          </w:p>
+        </w:tc>
+        <w:tc>
+          <w:tcPr>
+            <w:tcW w:type="dxa" w:w="2075"/>
+            <w:vAlign w:val="center"/>
+          </w:tcPr>
+          <w:p>
+            <w:pPr>
+              <w:spacing w:after="0" w:line="252" w:lineRule="auto"/>
+            </w:pPr>
+            <w:r/>
+            <w:r>
+              <w:rPr>
+                <w:rFonts w:ascii="Kaiti SC" w:hAnsi="Kaiti SC" w:eastAsia="Kaiti SC" w:cs="Kaiti SC"/>
+                <w:b w:val="0"/>
+                <w:sz w:val="19"/>
+              </w:rPr>
+              <w:t>力箭一号遥十八运载火箭圆满完成“一箭9星”发射 - jingjiribao.cn</w:t>
+            </w:r>
+          </w:p>
+        </w:tc>
+      </w:tr>
+      <w:tr>
+        <w:trPr>
+          <w:cantSplit/>
+        </w:trPr>
+        <w:tc>
+          <w:tcPr>
+            <w:tcW w:type="dxa" w:w="2075"/>
+            <w:vAlign w:val="center"/>
+          </w:tcPr>
+          <w:p>
+            <w:pPr>
+              <w:spacing w:after="0" w:line="252" w:lineRule="auto"/>
+              <w:jc w:val="center"/>
+            </w:pPr>
+            <w:r/>
+            <w:r>
+              <w:rPr>
+                <w:rFonts w:ascii="Kaiti SC" w:hAnsi="Kaiti SC" w:eastAsia="Kaiti SC" w:cs="Kaiti SC"/>
+                <w:b w:val="0"/>
+                <w:sz w:val="19"/>
+              </w:rPr>
+              <w:t>2026-09-20</w:t>
             </w:r>
           </w:p>
         </w:tc>
@@ -593,7 +769,7 @@
                 <w:b w:val="0"/>
                 <w:sz w:val="19"/>
               </w:rPr>
-              <w:t>Live coverage: SpaceX to launch final 3 O3b mPOWER satellites for SES</w:t>
+              <w:t>Live coverage: SpaceX to launch 27 Starlink V2 Mini satellites on Falcon 9 rocket from Vandenberg</w:t>
             </w:r>
           </w:p>
         </w:tc>
@@ -619,271 +795,7 @@
                 <w:b w:val="0"/>
                 <w:sz w:val="19"/>
               </w:rPr>
-              <w:t>2026-09-11</w:t>
-            </w:r>
-          </w:p>
-        </w:tc>
-        <w:tc>
-          <w:tcPr>
-            <w:tcW w:type="dxa" w:w="2075"/>
-            <w:vAlign w:val="center"/>
-          </w:tcPr>
-          <w:p>
-            <w:pPr>
-              <w:spacing w:after="0" w:line="252" w:lineRule="auto"/>
-              <w:jc w:val="center"/>
-            </w:pPr>
-            <w:r/>
-            <w:r>
-              <w:rPr>
-                <w:rFonts w:ascii="Kaiti SC" w:hAnsi="Kaiti SC" w:eastAsia="Kaiti SC" w:cs="Kaiti SC"/>
-                <w:b w:val="0"/>
-                <w:sz w:val="19"/>
-              </w:rPr>
-              <w:t>天兵科技</w:t>
-            </w:r>
-          </w:p>
-        </w:tc>
-        <w:tc>
-          <w:tcPr>
-            <w:tcW w:type="dxa" w:w="2075"/>
-            <w:vAlign w:val="center"/>
-          </w:tcPr>
-          <w:p>
-            <w:pPr>
-              <w:spacing w:after="0" w:line="252" w:lineRule="auto"/>
-              <w:jc w:val="center"/>
-            </w:pPr>
-            <w:r/>
-            <w:r>
-              <w:rPr>
-                <w:rFonts w:ascii="Kaiti SC" w:hAnsi="Kaiti SC" w:eastAsia="Kaiti SC" w:cs="Kaiti SC"/>
-                <w:b w:val="0"/>
-                <w:sz w:val="19"/>
-              </w:rPr>
-              <w:t>发射与任务</w:t>
-            </w:r>
-          </w:p>
-        </w:tc>
-        <w:tc>
-          <w:tcPr>
-            <w:tcW w:type="dxa" w:w="2075"/>
-            <w:vAlign w:val="center"/>
-          </w:tcPr>
-          <w:p>
-            <w:pPr>
-              <w:spacing w:after="0" w:line="252" w:lineRule="auto"/>
-            </w:pPr>
-            <w:r/>
-            <w:r>
-              <w:rPr>
-                <w:rFonts w:ascii="Kaiti SC" w:hAnsi="Kaiti SC" w:eastAsia="Kaiti SC" w:cs="Kaiti SC"/>
-                <w:b w:val="0"/>
-                <w:sz w:val="19"/>
-              </w:rPr>
-              <w:t>天龙三号遥一火箭首飞失利原因查明 - 证券时报</w:t>
-            </w:r>
-          </w:p>
-        </w:tc>
-      </w:tr>
-      <w:tr>
-        <w:trPr>
-          <w:cantSplit/>
-        </w:trPr>
-        <w:tc>
-          <w:tcPr>
-            <w:tcW w:type="dxa" w:w="2075"/>
-            <w:vAlign w:val="center"/>
-          </w:tcPr>
-          <w:p>
-            <w:pPr>
-              <w:spacing w:after="0" w:line="252" w:lineRule="auto"/>
-              <w:jc w:val="center"/>
-            </w:pPr>
-            <w:r/>
-            <w:r>
-              <w:rPr>
-                <w:rFonts w:ascii="Kaiti SC" w:hAnsi="Kaiti SC" w:eastAsia="Kaiti SC" w:cs="Kaiti SC"/>
-                <w:b w:val="0"/>
-                <w:sz w:val="19"/>
-              </w:rPr>
-              <w:t>2026-09-11</w:t>
-            </w:r>
-          </w:p>
-        </w:tc>
-        <w:tc>
-          <w:tcPr>
-            <w:tcW w:type="dxa" w:w="2075"/>
-            <w:vAlign w:val="center"/>
-          </w:tcPr>
-          <w:p>
-            <w:pPr>
-              <w:spacing w:after="0" w:line="252" w:lineRule="auto"/>
-              <w:jc w:val="center"/>
-            </w:pPr>
-            <w:r/>
-            <w:r>
-              <w:rPr>
-                <w:rFonts w:ascii="Kaiti SC" w:hAnsi="Kaiti SC" w:eastAsia="Kaiti SC" w:cs="Kaiti SC"/>
-                <w:b w:val="0"/>
-                <w:sz w:val="19"/>
-              </w:rPr>
-              <w:t>天兵科技</w:t>
-            </w:r>
-          </w:p>
-        </w:tc>
-        <w:tc>
-          <w:tcPr>
-            <w:tcW w:type="dxa" w:w="2075"/>
-            <w:vAlign w:val="center"/>
-          </w:tcPr>
-          <w:p>
-            <w:pPr>
-              <w:spacing w:after="0" w:line="252" w:lineRule="auto"/>
-              <w:jc w:val="center"/>
-            </w:pPr>
-            <w:r/>
-            <w:r>
-              <w:rPr>
-                <w:rFonts w:ascii="Kaiti SC" w:hAnsi="Kaiti SC" w:eastAsia="Kaiti SC" w:cs="Kaiti SC"/>
-                <w:b w:val="0"/>
-                <w:sz w:val="19"/>
-              </w:rPr>
-              <w:t>发射与任务</w:t>
-            </w:r>
-          </w:p>
-        </w:tc>
-        <w:tc>
-          <w:tcPr>
-            <w:tcW w:type="dxa" w:w="2075"/>
-            <w:vAlign w:val="center"/>
-          </w:tcPr>
-          <w:p>
-            <w:pPr>
-              <w:spacing w:after="0" w:line="252" w:lineRule="auto"/>
-            </w:pPr>
-            <w:r/>
-            <w:r>
-              <w:rPr>
-                <w:rFonts w:ascii="Kaiti SC" w:hAnsi="Kaiti SC" w:eastAsia="Kaiti SC" w:cs="Kaiti SC"/>
-                <w:b w:val="0"/>
-                <w:sz w:val="19"/>
-              </w:rPr>
-              <w:t>天龙三号遥一运载火箭飞行试验任务完成归零 - 第一财经</w:t>
-            </w:r>
-          </w:p>
-        </w:tc>
-      </w:tr>
-      <w:tr>
-        <w:trPr>
-          <w:cantSplit/>
-        </w:trPr>
-        <w:tc>
-          <w:tcPr>
-            <w:tcW w:type="dxa" w:w="2075"/>
-            <w:vAlign w:val="center"/>
-          </w:tcPr>
-          <w:p>
-            <w:pPr>
-              <w:spacing w:after="0" w:line="252" w:lineRule="auto"/>
-              <w:jc w:val="center"/>
-            </w:pPr>
-            <w:r/>
-            <w:r>
-              <w:rPr>
-                <w:rFonts w:ascii="Kaiti SC" w:hAnsi="Kaiti SC" w:eastAsia="Kaiti SC" w:cs="Kaiti SC"/>
-                <w:b w:val="0"/>
-                <w:sz w:val="19"/>
-              </w:rPr>
-              <w:t>2026-09-11</w:t>
-            </w:r>
-          </w:p>
-        </w:tc>
-        <w:tc>
-          <w:tcPr>
-            <w:tcW w:type="dxa" w:w="2075"/>
-            <w:vAlign w:val="center"/>
-          </w:tcPr>
-          <w:p>
-            <w:pPr>
-              <w:spacing w:after="0" w:line="252" w:lineRule="auto"/>
-              <w:jc w:val="center"/>
-            </w:pPr>
-            <w:r/>
-            <w:r>
-              <w:rPr>
-                <w:rFonts w:ascii="Kaiti SC" w:hAnsi="Kaiti SC" w:eastAsia="Kaiti SC" w:cs="Kaiti SC"/>
-                <w:b w:val="0"/>
-                <w:sz w:val="19"/>
-              </w:rPr>
-              <w:t>星河动力</w:t>
-            </w:r>
-          </w:p>
-        </w:tc>
-        <w:tc>
-          <w:tcPr>
-            <w:tcW w:type="dxa" w:w="2075"/>
-            <w:vAlign w:val="center"/>
-          </w:tcPr>
-          <w:p>
-            <w:pPr>
-              <w:spacing w:after="0" w:line="252" w:lineRule="auto"/>
-              <w:jc w:val="center"/>
-            </w:pPr>
-            <w:r/>
-            <w:r>
-              <w:rPr>
-                <w:rFonts w:ascii="Kaiti SC" w:hAnsi="Kaiti SC" w:eastAsia="Kaiti SC" w:cs="Kaiti SC"/>
-                <w:b w:val="0"/>
-                <w:sz w:val="19"/>
-              </w:rPr>
-              <w:t>其他动态</w:t>
-            </w:r>
-          </w:p>
-        </w:tc>
-        <w:tc>
-          <w:tcPr>
-            <w:tcW w:type="dxa" w:w="2075"/>
-            <w:vAlign w:val="center"/>
-          </w:tcPr>
-          <w:p>
-            <w:pPr>
-              <w:spacing w:after="0" w:line="252" w:lineRule="auto"/>
-            </w:pPr>
-            <w:r/>
-            <w:r>
-              <w:rPr>
-                <w:rFonts w:ascii="Kaiti SC" w:hAnsi="Kaiti SC" w:eastAsia="Kaiti SC" w:cs="Kaiti SC"/>
-                <w:b w:val="0"/>
-                <w:sz w:val="19"/>
-              </w:rPr>
-              <w:t>星河动力复用火箭主发动机迈入可靠性验证试车阶段 - 北京市科学技术委员会</w:t>
-            </w:r>
-          </w:p>
-        </w:tc>
-      </w:tr>
-      <w:tr>
-        <w:trPr>
-          <w:cantSplit/>
-        </w:trPr>
-        <w:tc>
-          <w:tcPr>
-            <w:tcW w:type="dxa" w:w="2075"/>
-            <w:vAlign w:val="center"/>
-          </w:tcPr>
-          <w:p>
-            <w:pPr>
-              <w:spacing w:after="0" w:line="252" w:lineRule="auto"/>
-              <w:jc w:val="center"/>
-            </w:pPr>
-            <w:r/>
-            <w:r>
-              <w:rPr>
-                <w:rFonts w:ascii="Kaiti SC" w:hAnsi="Kaiti SC" w:eastAsia="Kaiti SC" w:cs="Kaiti SC"/>
-                <w:b w:val="0"/>
-                <w:sz w:val="19"/>
-              </w:rPr>
-              <w:t>2026-09-11</w:t>
+              <w:t>2026-09-20</w:t>
             </w:r>
           </w:p>
         </w:tc>
@@ -945,7 +857,7 @@
                 <w:b w:val="0"/>
                 <w:sz w:val="19"/>
               </w:rPr>
-              <w:t>Live coverage: SpaceX to launch classified payload for the U.S. Space Force</w:t>
+              <w:t>Live coverage: SpaceX to launch national security payload for the U.S. Space Force on Falcon 9 rocket from Vandenberg</w:t>
             </w:r>
           </w:p>
         </w:tc>
@@ -971,7 +883,799 @@
                 <w:b w:val="0"/>
                 <w:sz w:val="19"/>
               </w:rPr>
-              <w:t>2026-09-10</w:t>
+              <w:t>2026-09-19</w:t>
+            </w:r>
+          </w:p>
+        </w:tc>
+        <w:tc>
+          <w:tcPr>
+            <w:tcW w:type="dxa" w:w="2075"/>
+            <w:vAlign w:val="center"/>
+          </w:tcPr>
+          <w:p>
+            <w:pPr>
+              <w:spacing w:after="0" w:line="252" w:lineRule="auto"/>
+              <w:jc w:val="center"/>
+            </w:pPr>
+            <w:r/>
+            <w:r>
+              <w:rPr>
+                <w:rFonts w:ascii="Kaiti SC" w:hAnsi="Kaiti SC" w:eastAsia="Kaiti SC" w:cs="Kaiti SC"/>
+                <w:b w:val="0"/>
+                <w:sz w:val="19"/>
+              </w:rPr>
+              <w:t>银河航天</w:t>
+            </w:r>
+          </w:p>
+        </w:tc>
+        <w:tc>
+          <w:tcPr>
+            <w:tcW w:type="dxa" w:w="2075"/>
+            <w:vAlign w:val="center"/>
+          </w:tcPr>
+          <w:p>
+            <w:pPr>
+              <w:spacing w:after="0" w:line="252" w:lineRule="auto"/>
+              <w:jc w:val="center"/>
+            </w:pPr>
+            <w:r/>
+            <w:r>
+              <w:rPr>
+                <w:rFonts w:ascii="Kaiti SC" w:hAnsi="Kaiti SC" w:eastAsia="Kaiti SC" w:cs="Kaiti SC"/>
+                <w:b w:val="0"/>
+                <w:sz w:val="19"/>
+              </w:rPr>
+              <w:t>发射与任务</w:t>
+            </w:r>
+          </w:p>
+        </w:tc>
+        <w:tc>
+          <w:tcPr>
+            <w:tcW w:type="dxa" w:w="2075"/>
+            <w:vAlign w:val="center"/>
+          </w:tcPr>
+          <w:p>
+            <w:pPr>
+              <w:spacing w:after="0" w:line="252" w:lineRule="auto"/>
+            </w:pPr>
+            <w:r/>
+            <w:r>
+              <w:rPr>
+                <w:rFonts w:ascii="Kaiti SC" w:hAnsi="Kaiti SC" w:eastAsia="Kaiti SC" w:cs="Kaiti SC"/>
+                <w:b w:val="0"/>
+                <w:sz w:val="19"/>
+              </w:rPr>
+              <w:t>银河航天四颗SAR卫星成功发射 - 新浪财经</w:t>
+            </w:r>
+          </w:p>
+        </w:tc>
+      </w:tr>
+      <w:tr>
+        <w:trPr>
+          <w:cantSplit/>
+        </w:trPr>
+        <w:tc>
+          <w:tcPr>
+            <w:tcW w:type="dxa" w:w="2075"/>
+            <w:vAlign w:val="center"/>
+          </w:tcPr>
+          <w:p>
+            <w:pPr>
+              <w:spacing w:after="0" w:line="252" w:lineRule="auto"/>
+              <w:jc w:val="center"/>
+            </w:pPr>
+            <w:r/>
+            <w:r>
+              <w:rPr>
+                <w:rFonts w:ascii="Kaiti SC" w:hAnsi="Kaiti SC" w:eastAsia="Kaiti SC" w:cs="Kaiti SC"/>
+                <w:b w:val="0"/>
+                <w:sz w:val="19"/>
+              </w:rPr>
+              <w:t>2026-09-18</w:t>
+            </w:r>
+          </w:p>
+        </w:tc>
+        <w:tc>
+          <w:tcPr>
+            <w:tcW w:type="dxa" w:w="2075"/>
+            <w:vAlign w:val="center"/>
+          </w:tcPr>
+          <w:p>
+            <w:pPr>
+              <w:spacing w:after="0" w:line="252" w:lineRule="auto"/>
+              <w:jc w:val="center"/>
+            </w:pPr>
+            <w:r/>
+            <w:r>
+              <w:rPr>
+                <w:rFonts w:ascii="Kaiti SC" w:hAnsi="Kaiti SC" w:eastAsia="Kaiti SC" w:cs="Kaiti SC"/>
+                <w:b w:val="0"/>
+                <w:sz w:val="19"/>
+              </w:rPr>
+              <w:t>星际荣耀</w:t>
+            </w:r>
+          </w:p>
+        </w:tc>
+        <w:tc>
+          <w:tcPr>
+            <w:tcW w:type="dxa" w:w="2075"/>
+            <w:vAlign w:val="center"/>
+          </w:tcPr>
+          <w:p>
+            <w:pPr>
+              <w:spacing w:after="0" w:line="252" w:lineRule="auto"/>
+              <w:jc w:val="center"/>
+            </w:pPr>
+            <w:r/>
+            <w:r>
+              <w:rPr>
+                <w:rFonts w:ascii="Kaiti SC" w:hAnsi="Kaiti SC" w:eastAsia="Kaiti SC" w:cs="Kaiti SC"/>
+                <w:b w:val="0"/>
+                <w:sz w:val="19"/>
+              </w:rPr>
+              <w:t>发射与任务</w:t>
+            </w:r>
+          </w:p>
+        </w:tc>
+        <w:tc>
+          <w:tcPr>
+            <w:tcW w:type="dxa" w:w="2075"/>
+            <w:vAlign w:val="center"/>
+          </w:tcPr>
+          <w:p>
+            <w:pPr>
+              <w:spacing w:after="0" w:line="252" w:lineRule="auto"/>
+            </w:pPr>
+            <w:r/>
+            <w:r>
+              <w:rPr>
+                <w:rFonts w:ascii="Kaiti SC" w:hAnsi="Kaiti SC" w:eastAsia="Kaiti SC" w:cs="Kaiti SC"/>
+                <w:b w:val="0"/>
+                <w:sz w:val="19"/>
+              </w:rPr>
+              <w:t>星际荣耀双曲线三号运载火箭贮箱极限载荷试验告捷 - 未来天玑</w:t>
+            </w:r>
+          </w:p>
+        </w:tc>
+      </w:tr>
+      <w:tr>
+        <w:trPr>
+          <w:cantSplit/>
+        </w:trPr>
+        <w:tc>
+          <w:tcPr>
+            <w:tcW w:type="dxa" w:w="2075"/>
+            <w:vAlign w:val="center"/>
+          </w:tcPr>
+          <w:p>
+            <w:pPr>
+              <w:spacing w:after="0" w:line="252" w:lineRule="auto"/>
+              <w:jc w:val="center"/>
+            </w:pPr>
+            <w:r/>
+            <w:r>
+              <w:rPr>
+                <w:rFonts w:ascii="Kaiti SC" w:hAnsi="Kaiti SC" w:eastAsia="Kaiti SC" w:cs="Kaiti SC"/>
+                <w:b w:val="0"/>
+                <w:sz w:val="19"/>
+              </w:rPr>
+              <w:t>2026-09-18</w:t>
+            </w:r>
+          </w:p>
+        </w:tc>
+        <w:tc>
+          <w:tcPr>
+            <w:tcW w:type="dxa" w:w="2075"/>
+            <w:vAlign w:val="center"/>
+          </w:tcPr>
+          <w:p>
+            <w:pPr>
+              <w:spacing w:after="0" w:line="252" w:lineRule="auto"/>
+              <w:jc w:val="center"/>
+            </w:pPr>
+            <w:r/>
+            <w:r>
+              <w:rPr>
+                <w:rFonts w:ascii="Kaiti SC" w:hAnsi="Kaiti SC" w:eastAsia="Kaiti SC" w:cs="Kaiti SC"/>
+                <w:b w:val="0"/>
+                <w:sz w:val="19"/>
+              </w:rPr>
+              <w:t>垣信卫星</w:t>
+            </w:r>
+          </w:p>
+        </w:tc>
+        <w:tc>
+          <w:tcPr>
+            <w:tcW w:type="dxa" w:w="2075"/>
+            <w:vAlign w:val="center"/>
+          </w:tcPr>
+          <w:p>
+            <w:pPr>
+              <w:spacing w:after="0" w:line="252" w:lineRule="auto"/>
+              <w:jc w:val="center"/>
+            </w:pPr>
+            <w:r/>
+            <w:r>
+              <w:rPr>
+                <w:rFonts w:ascii="Kaiti SC" w:hAnsi="Kaiti SC" w:eastAsia="Kaiti SC" w:cs="Kaiti SC"/>
+                <w:b w:val="0"/>
+                <w:sz w:val="19"/>
+              </w:rPr>
+              <w:t>发射与任务</w:t>
+            </w:r>
+          </w:p>
+        </w:tc>
+        <w:tc>
+          <w:tcPr>
+            <w:tcW w:type="dxa" w:w="2075"/>
+            <w:vAlign w:val="center"/>
+          </w:tcPr>
+          <w:p>
+            <w:pPr>
+              <w:spacing w:after="0" w:line="252" w:lineRule="auto"/>
+            </w:pPr>
+            <w:r/>
+            <w:r>
+              <w:rPr>
+                <w:rFonts w:ascii="Kaiti SC" w:hAnsi="Kaiti SC" w:eastAsia="Kaiti SC" w:cs="Kaiti SC"/>
+                <w:b w:val="0"/>
+                <w:sz w:val="19"/>
+              </w:rPr>
+              <w:t>海上发射首战告捷 千帆星座迈入工业化组网阶段 - 上海证券报电子版</w:t>
+            </w:r>
+          </w:p>
+        </w:tc>
+      </w:tr>
+      <w:tr>
+        <w:trPr>
+          <w:cantSplit/>
+        </w:trPr>
+        <w:tc>
+          <w:tcPr>
+            <w:tcW w:type="dxa" w:w="2075"/>
+            <w:vAlign w:val="center"/>
+          </w:tcPr>
+          <w:p>
+            <w:pPr>
+              <w:spacing w:after="0" w:line="252" w:lineRule="auto"/>
+              <w:jc w:val="center"/>
+            </w:pPr>
+            <w:r/>
+            <w:r>
+              <w:rPr>
+                <w:rFonts w:ascii="Kaiti SC" w:hAnsi="Kaiti SC" w:eastAsia="Kaiti SC" w:cs="Kaiti SC"/>
+                <w:b w:val="0"/>
+                <w:sz w:val="19"/>
+              </w:rPr>
+              <w:t>2026-09-17</w:t>
+            </w:r>
+          </w:p>
+        </w:tc>
+        <w:tc>
+          <w:tcPr>
+            <w:tcW w:type="dxa" w:w="2075"/>
+            <w:vAlign w:val="center"/>
+          </w:tcPr>
+          <w:p>
+            <w:pPr>
+              <w:spacing w:after="0" w:line="252" w:lineRule="auto"/>
+              <w:jc w:val="center"/>
+            </w:pPr>
+            <w:r/>
+            <w:r>
+              <w:rPr>
+                <w:rFonts w:ascii="Kaiti SC" w:hAnsi="Kaiti SC" w:eastAsia="Kaiti SC" w:cs="Kaiti SC"/>
+                <w:b w:val="0"/>
+                <w:sz w:val="19"/>
+              </w:rPr>
+              <w:t>星河动力</w:t>
+            </w:r>
+          </w:p>
+        </w:tc>
+        <w:tc>
+          <w:tcPr>
+            <w:tcW w:type="dxa" w:w="2075"/>
+            <w:vAlign w:val="center"/>
+          </w:tcPr>
+          <w:p>
+            <w:pPr>
+              <w:spacing w:after="0" w:line="252" w:lineRule="auto"/>
+              <w:jc w:val="center"/>
+            </w:pPr>
+            <w:r/>
+            <w:r>
+              <w:rPr>
+                <w:rFonts w:ascii="Kaiti SC" w:hAnsi="Kaiti SC" w:eastAsia="Kaiti SC" w:cs="Kaiti SC"/>
+                <w:b w:val="0"/>
+                <w:sz w:val="19"/>
+              </w:rPr>
+              <w:t>发射与任务</w:t>
+            </w:r>
+          </w:p>
+        </w:tc>
+        <w:tc>
+          <w:tcPr>
+            <w:tcW w:type="dxa" w:w="2075"/>
+            <w:vAlign w:val="center"/>
+          </w:tcPr>
+          <w:p>
+            <w:pPr>
+              <w:spacing w:after="0" w:line="252" w:lineRule="auto"/>
+            </w:pPr>
+            <w:r/>
+            <w:r>
+              <w:rPr>
+                <w:rFonts w:ascii="Kaiti SC" w:hAnsi="Kaiti SC" w:eastAsia="Kaiti SC" w:cs="Kaiti SC"/>
+                <w:b w:val="0"/>
+                <w:sz w:val="19"/>
+              </w:rPr>
+              <w:t>17:24:10【星河动力近期拟发射谷神星一号海射型（遥八）】 - cls.cn</w:t>
+            </w:r>
+          </w:p>
+        </w:tc>
+      </w:tr>
+      <w:tr>
+        <w:trPr>
+          <w:cantSplit/>
+        </w:trPr>
+        <w:tc>
+          <w:tcPr>
+            <w:tcW w:type="dxa" w:w="2075"/>
+            <w:vAlign w:val="center"/>
+          </w:tcPr>
+          <w:p>
+            <w:pPr>
+              <w:spacing w:after="0" w:line="252" w:lineRule="auto"/>
+              <w:jc w:val="center"/>
+            </w:pPr>
+            <w:r/>
+            <w:r>
+              <w:rPr>
+                <w:rFonts w:ascii="Kaiti SC" w:hAnsi="Kaiti SC" w:eastAsia="Kaiti SC" w:cs="Kaiti SC"/>
+                <w:b w:val="0"/>
+                <w:sz w:val="19"/>
+              </w:rPr>
+              <w:t>2026-09-17</w:t>
+            </w:r>
+          </w:p>
+        </w:tc>
+        <w:tc>
+          <w:tcPr>
+            <w:tcW w:type="dxa" w:w="2075"/>
+            <w:vAlign w:val="center"/>
+          </w:tcPr>
+          <w:p>
+            <w:pPr>
+              <w:spacing w:after="0" w:line="252" w:lineRule="auto"/>
+              <w:jc w:val="center"/>
+            </w:pPr>
+            <w:r/>
+            <w:r>
+              <w:rPr>
+                <w:rFonts w:ascii="Kaiti SC" w:hAnsi="Kaiti SC" w:eastAsia="Kaiti SC" w:cs="Kaiti SC"/>
+                <w:b w:val="0"/>
+                <w:sz w:val="19"/>
+              </w:rPr>
+              <w:t>蓝箭航天</w:t>
+            </w:r>
+          </w:p>
+        </w:tc>
+        <w:tc>
+          <w:tcPr>
+            <w:tcW w:type="dxa" w:w="2075"/>
+            <w:vAlign w:val="center"/>
+          </w:tcPr>
+          <w:p>
+            <w:pPr>
+              <w:spacing w:after="0" w:line="252" w:lineRule="auto"/>
+              <w:jc w:val="center"/>
+            </w:pPr>
+            <w:r/>
+            <w:r>
+              <w:rPr>
+                <w:rFonts w:ascii="Kaiti SC" w:hAnsi="Kaiti SC" w:eastAsia="Kaiti SC" w:cs="Kaiti SC"/>
+                <w:b w:val="0"/>
+                <w:sz w:val="19"/>
+              </w:rPr>
+              <w:t>发射与任务</w:t>
+            </w:r>
+          </w:p>
+        </w:tc>
+        <w:tc>
+          <w:tcPr>
+            <w:tcW w:type="dxa" w:w="2075"/>
+            <w:vAlign w:val="center"/>
+          </w:tcPr>
+          <w:p>
+            <w:pPr>
+              <w:spacing w:after="0" w:line="252" w:lineRule="auto"/>
+            </w:pPr>
+            <w:r/>
+            <w:r>
+              <w:rPr>
+                <w:rFonts w:ascii="Kaiti SC" w:hAnsi="Kaiti SC" w:eastAsia="Kaiti SC" w:cs="Kaiti SC"/>
+                <w:b w:val="0"/>
+                <w:sz w:val="19"/>
+              </w:rPr>
+              <w:t>朱雀二号改进型遥七发射成功，10颗千帆卫星入轨 - 证券时报</w:t>
+            </w:r>
+          </w:p>
+        </w:tc>
+      </w:tr>
+      <w:tr>
+        <w:trPr>
+          <w:cantSplit/>
+        </w:trPr>
+        <w:tc>
+          <w:tcPr>
+            <w:tcW w:type="dxa" w:w="2075"/>
+            <w:vAlign w:val="center"/>
+          </w:tcPr>
+          <w:p>
+            <w:pPr>
+              <w:spacing w:after="0" w:line="252" w:lineRule="auto"/>
+              <w:jc w:val="center"/>
+            </w:pPr>
+            <w:r/>
+            <w:r>
+              <w:rPr>
+                <w:rFonts w:ascii="Kaiti SC" w:hAnsi="Kaiti SC" w:eastAsia="Kaiti SC" w:cs="Kaiti SC"/>
+                <w:b w:val="0"/>
+                <w:sz w:val="19"/>
+              </w:rPr>
+              <w:t>2026-09-17</w:t>
+            </w:r>
+          </w:p>
+        </w:tc>
+        <w:tc>
+          <w:tcPr>
+            <w:tcW w:type="dxa" w:w="2075"/>
+            <w:vAlign w:val="center"/>
+          </w:tcPr>
+          <w:p>
+            <w:pPr>
+              <w:spacing w:after="0" w:line="252" w:lineRule="auto"/>
+              <w:jc w:val="center"/>
+            </w:pPr>
+            <w:r/>
+            <w:r>
+              <w:rPr>
+                <w:rFonts w:ascii="Kaiti SC" w:hAnsi="Kaiti SC" w:eastAsia="Kaiti SC" w:cs="Kaiti SC"/>
+                <w:b w:val="0"/>
+                <w:sz w:val="19"/>
+              </w:rPr>
+              <w:t>SpaceX</w:t>
+            </w:r>
+          </w:p>
+        </w:tc>
+        <w:tc>
+          <w:tcPr>
+            <w:tcW w:type="dxa" w:w="2075"/>
+            <w:vAlign w:val="center"/>
+          </w:tcPr>
+          <w:p>
+            <w:pPr>
+              <w:spacing w:after="0" w:line="252" w:lineRule="auto"/>
+              <w:jc w:val="center"/>
+            </w:pPr>
+            <w:r/>
+            <w:r>
+              <w:rPr>
+                <w:rFonts w:ascii="Kaiti SC" w:hAnsi="Kaiti SC" w:eastAsia="Kaiti SC" w:cs="Kaiti SC"/>
+                <w:b w:val="0"/>
+                <w:sz w:val="19"/>
+              </w:rPr>
+              <w:t>市场与股价</w:t>
+            </w:r>
+          </w:p>
+        </w:tc>
+        <w:tc>
+          <w:tcPr>
+            <w:tcW w:type="dxa" w:w="2075"/>
+            <w:vAlign w:val="center"/>
+          </w:tcPr>
+          <w:p>
+            <w:pPr>
+              <w:spacing w:after="0" w:line="252" w:lineRule="auto"/>
+            </w:pPr>
+            <w:r/>
+            <w:r>
+              <w:rPr>
+                <w:rFonts w:ascii="Kaiti SC" w:hAnsi="Kaiti SC" w:eastAsia="Kaiti SC" w:cs="Kaiti SC"/>
+                <w:b w:val="0"/>
+                <w:sz w:val="19"/>
+              </w:rPr>
+              <w:t>Can SpaceX Really Turn Starlink Into a $1 Trillion Business? Ron Baron Has $25 Billion Riding on Yes</w:t>
+            </w:r>
+          </w:p>
+        </w:tc>
+      </w:tr>
+      <w:tr>
+        <w:trPr>
+          <w:cantSplit/>
+        </w:trPr>
+        <w:tc>
+          <w:tcPr>
+            <w:tcW w:type="dxa" w:w="2075"/>
+            <w:vAlign w:val="center"/>
+          </w:tcPr>
+          <w:p>
+            <w:pPr>
+              <w:spacing w:after="0" w:line="252" w:lineRule="auto"/>
+              <w:jc w:val="center"/>
+            </w:pPr>
+            <w:r/>
+            <w:r>
+              <w:rPr>
+                <w:rFonts w:ascii="Kaiti SC" w:hAnsi="Kaiti SC" w:eastAsia="Kaiti SC" w:cs="Kaiti SC"/>
+                <w:b w:val="0"/>
+                <w:sz w:val="19"/>
+              </w:rPr>
+              <w:t>2026-09-17</w:t>
+            </w:r>
+          </w:p>
+        </w:tc>
+        <w:tc>
+          <w:tcPr>
+            <w:tcW w:type="dxa" w:w="2075"/>
+            <w:vAlign w:val="center"/>
+          </w:tcPr>
+          <w:p>
+            <w:pPr>
+              <w:spacing w:after="0" w:line="252" w:lineRule="auto"/>
+              <w:jc w:val="center"/>
+            </w:pPr>
+            <w:r/>
+            <w:r>
+              <w:rPr>
+                <w:rFonts w:ascii="Kaiti SC" w:hAnsi="Kaiti SC" w:eastAsia="Kaiti SC" w:cs="Kaiti SC"/>
+                <w:b w:val="0"/>
+                <w:sz w:val="19"/>
+              </w:rPr>
+              <w:t>垣信卫星</w:t>
+            </w:r>
+          </w:p>
+        </w:tc>
+        <w:tc>
+          <w:tcPr>
+            <w:tcW w:type="dxa" w:w="2075"/>
+            <w:vAlign w:val="center"/>
+          </w:tcPr>
+          <w:p>
+            <w:pPr>
+              <w:spacing w:after="0" w:line="252" w:lineRule="auto"/>
+              <w:jc w:val="center"/>
+            </w:pPr>
+            <w:r/>
+            <w:r>
+              <w:rPr>
+                <w:rFonts w:ascii="Kaiti SC" w:hAnsi="Kaiti SC" w:eastAsia="Kaiti SC" w:cs="Kaiti SC"/>
+                <w:b w:val="0"/>
+                <w:sz w:val="19"/>
+              </w:rPr>
+              <w:t>发射与任务</w:t>
+            </w:r>
+          </w:p>
+        </w:tc>
+        <w:tc>
+          <w:tcPr>
+            <w:tcW w:type="dxa" w:w="2075"/>
+            <w:vAlign w:val="center"/>
+          </w:tcPr>
+          <w:p>
+            <w:pPr>
+              <w:spacing w:after="0" w:line="252" w:lineRule="auto"/>
+            </w:pPr>
+            <w:r/>
+            <w:r>
+              <w:rPr>
+                <w:rFonts w:ascii="Kaiti SC" w:hAnsi="Kaiti SC" w:eastAsia="Kaiti SC" w:cs="Kaiti SC"/>
+                <w:b w:val="0"/>
+                <w:sz w:val="19"/>
+              </w:rPr>
+              <w:t>引力一号遥三发射成功，8颗千帆星座组网卫星入轨 - 新浪网</w:t>
+            </w:r>
+          </w:p>
+        </w:tc>
+      </w:tr>
+      <w:tr>
+        <w:trPr>
+          <w:cantSplit/>
+        </w:trPr>
+        <w:tc>
+          <w:tcPr>
+            <w:tcW w:type="dxa" w:w="2075"/>
+            <w:vAlign w:val="center"/>
+          </w:tcPr>
+          <w:p>
+            <w:pPr>
+              <w:spacing w:after="0" w:line="252" w:lineRule="auto"/>
+              <w:jc w:val="center"/>
+            </w:pPr>
+            <w:r/>
+            <w:r>
+              <w:rPr>
+                <w:rFonts w:ascii="Kaiti SC" w:hAnsi="Kaiti SC" w:eastAsia="Kaiti SC" w:cs="Kaiti SC"/>
+                <w:b w:val="0"/>
+                <w:sz w:val="19"/>
+              </w:rPr>
+              <w:t>2026-09-16</w:t>
+            </w:r>
+          </w:p>
+        </w:tc>
+        <w:tc>
+          <w:tcPr>
+            <w:tcW w:type="dxa" w:w="2075"/>
+            <w:vAlign w:val="center"/>
+          </w:tcPr>
+          <w:p>
+            <w:pPr>
+              <w:spacing w:after="0" w:line="252" w:lineRule="auto"/>
+              <w:jc w:val="center"/>
+            </w:pPr>
+            <w:r/>
+            <w:r>
+              <w:rPr>
+                <w:rFonts w:ascii="Kaiti SC" w:hAnsi="Kaiti SC" w:eastAsia="Kaiti SC" w:cs="Kaiti SC"/>
+                <w:b w:val="0"/>
+                <w:sz w:val="19"/>
+              </w:rPr>
+              <w:t>SpaceX</w:t>
+            </w:r>
+          </w:p>
+        </w:tc>
+        <w:tc>
+          <w:tcPr>
+            <w:tcW w:type="dxa" w:w="2075"/>
+            <w:vAlign w:val="center"/>
+          </w:tcPr>
+          <w:p>
+            <w:pPr>
+              <w:spacing w:after="0" w:line="252" w:lineRule="auto"/>
+              <w:jc w:val="center"/>
+            </w:pPr>
+            <w:r/>
+            <w:r>
+              <w:rPr>
+                <w:rFonts w:ascii="Kaiti SC" w:hAnsi="Kaiti SC" w:eastAsia="Kaiti SC" w:cs="Kaiti SC"/>
+                <w:b w:val="0"/>
+                <w:sz w:val="19"/>
+              </w:rPr>
+              <w:t>其他动态</w:t>
+            </w:r>
+          </w:p>
+        </w:tc>
+        <w:tc>
+          <w:tcPr>
+            <w:tcW w:type="dxa" w:w="2075"/>
+            <w:vAlign w:val="center"/>
+          </w:tcPr>
+          <w:p>
+            <w:pPr>
+              <w:spacing w:after="0" w:line="252" w:lineRule="auto"/>
+            </w:pPr>
+            <w:r/>
+            <w:r>
+              <w:rPr>
+                <w:rFonts w:ascii="Kaiti SC" w:hAnsi="Kaiti SC" w:eastAsia="Kaiti SC" w:cs="Kaiti SC"/>
+                <w:b w:val="0"/>
+                <w:sz w:val="19"/>
+              </w:rPr>
+              <w:t>Prediction: SpaceX's Starlink Doubles Again to 24 Million Subscribers Before 2027 Ends</w:t>
+            </w:r>
+          </w:p>
+        </w:tc>
+      </w:tr>
+      <w:tr>
+        <w:trPr>
+          <w:cantSplit/>
+        </w:trPr>
+        <w:tc>
+          <w:tcPr>
+            <w:tcW w:type="dxa" w:w="2075"/>
+            <w:vAlign w:val="center"/>
+          </w:tcPr>
+          <w:p>
+            <w:pPr>
+              <w:spacing w:after="0" w:line="252" w:lineRule="auto"/>
+              <w:jc w:val="center"/>
+            </w:pPr>
+            <w:r/>
+            <w:r>
+              <w:rPr>
+                <w:rFonts w:ascii="Kaiti SC" w:hAnsi="Kaiti SC" w:eastAsia="Kaiti SC" w:cs="Kaiti SC"/>
+                <w:b w:val="0"/>
+                <w:sz w:val="19"/>
+              </w:rPr>
+              <w:t>2026-09-16</w:t>
+            </w:r>
+          </w:p>
+        </w:tc>
+        <w:tc>
+          <w:tcPr>
+            <w:tcW w:type="dxa" w:w="2075"/>
+            <w:vAlign w:val="center"/>
+          </w:tcPr>
+          <w:p>
+            <w:pPr>
+              <w:spacing w:after="0" w:line="252" w:lineRule="auto"/>
+              <w:jc w:val="center"/>
+            </w:pPr>
+            <w:r/>
+            <w:r>
+              <w:rPr>
+                <w:rFonts w:ascii="Kaiti SC" w:hAnsi="Kaiti SC" w:eastAsia="Kaiti SC" w:cs="Kaiti SC"/>
+                <w:b w:val="0"/>
+                <w:sz w:val="19"/>
+              </w:rPr>
+              <w:t>垣信卫星</w:t>
+            </w:r>
+          </w:p>
+        </w:tc>
+        <w:tc>
+          <w:tcPr>
+            <w:tcW w:type="dxa" w:w="2075"/>
+            <w:vAlign w:val="center"/>
+          </w:tcPr>
+          <w:p>
+            <w:pPr>
+              <w:spacing w:after="0" w:line="252" w:lineRule="auto"/>
+              <w:jc w:val="center"/>
+            </w:pPr>
+            <w:r/>
+            <w:r>
+              <w:rPr>
+                <w:rFonts w:ascii="Kaiti SC" w:hAnsi="Kaiti SC" w:eastAsia="Kaiti SC" w:cs="Kaiti SC"/>
+                <w:b w:val="0"/>
+                <w:sz w:val="19"/>
+              </w:rPr>
+              <w:t>发射与任务</w:t>
+            </w:r>
+          </w:p>
+        </w:tc>
+        <w:tc>
+          <w:tcPr>
+            <w:tcW w:type="dxa" w:w="2075"/>
+            <w:vAlign w:val="center"/>
+          </w:tcPr>
+          <w:p>
+            <w:pPr>
+              <w:spacing w:after="0" w:line="252" w:lineRule="auto"/>
+            </w:pPr>
+            <w:r/>
+            <w:r>
+              <w:rPr>
+                <w:rFonts w:ascii="Kaiti SC" w:hAnsi="Kaiti SC" w:eastAsia="Kaiti SC" w:cs="Kaiti SC"/>
+                <w:b w:val="0"/>
+                <w:sz w:val="19"/>
+              </w:rPr>
+              <w:t>朱雀二号改进型遥七火箭成功发射千帆星座10颗卫星_手机新浪网 - 新浪财经_金融信息服务商</w:t>
+            </w:r>
+          </w:p>
+        </w:tc>
+      </w:tr>
+      <w:tr>
+        <w:trPr>
+          <w:cantSplit/>
+        </w:trPr>
+        <w:tc>
+          <w:tcPr>
+            <w:tcW w:type="dxa" w:w="2075"/>
+            <w:vAlign w:val="center"/>
+          </w:tcPr>
+          <w:p>
+            <w:pPr>
+              <w:spacing w:after="0" w:line="252" w:lineRule="auto"/>
+              <w:jc w:val="center"/>
+            </w:pPr>
+            <w:r/>
+            <w:r>
+              <w:rPr>
+                <w:rFonts w:ascii="Kaiti SC" w:hAnsi="Kaiti SC" w:eastAsia="Kaiti SC" w:cs="Kaiti SC"/>
+                <w:b w:val="0"/>
+                <w:sz w:val="19"/>
+              </w:rPr>
+              <w:t>2026-09-15</w:t>
             </w:r>
           </w:p>
         </w:tc>
@@ -1033,7 +1737,7 @@
                 <w:b w:val="0"/>
                 <w:sz w:val="19"/>
               </w:rPr>
-              <w:t>Blue Origin's New Glenn is moving to historic NASA facility as it prepares for Artemis missions - starlust.org</w:t>
+              <w:t>‘Incredible progress’ for Blue Origin rebuild of Cape Canaveral launch site, CEO says - Hanford Sentinel</w:t>
             </w:r>
           </w:p>
         </w:tc>
@@ -1059,7 +1763,183 @@
                 <w:b w:val="0"/>
                 <w:sz w:val="19"/>
               </w:rPr>
-              <w:t>2026-09-10</w:t>
+              <w:t>2026-09-15</w:t>
+            </w:r>
+          </w:p>
+        </w:tc>
+        <w:tc>
+          <w:tcPr>
+            <w:tcW w:type="dxa" w:w="2075"/>
+            <w:vAlign w:val="center"/>
+          </w:tcPr>
+          <w:p>
+            <w:pPr>
+              <w:spacing w:after="0" w:line="252" w:lineRule="auto"/>
+              <w:jc w:val="center"/>
+            </w:pPr>
+            <w:r/>
+            <w:r>
+              <w:rPr>
+                <w:rFonts w:ascii="Kaiti SC" w:hAnsi="Kaiti SC" w:eastAsia="Kaiti SC" w:cs="Kaiti SC"/>
+                <w:b w:val="0"/>
+                <w:sz w:val="19"/>
+              </w:rPr>
+              <w:t>天兵科技</w:t>
+            </w:r>
+          </w:p>
+        </w:tc>
+        <w:tc>
+          <w:tcPr>
+            <w:tcW w:type="dxa" w:w="2075"/>
+            <w:vAlign w:val="center"/>
+          </w:tcPr>
+          <w:p>
+            <w:pPr>
+              <w:spacing w:after="0" w:line="252" w:lineRule="auto"/>
+              <w:jc w:val="center"/>
+            </w:pPr>
+            <w:r/>
+            <w:r>
+              <w:rPr>
+                <w:rFonts w:ascii="Kaiti SC" w:hAnsi="Kaiti SC" w:eastAsia="Kaiti SC" w:cs="Kaiti SC"/>
+                <w:b w:val="0"/>
+                <w:sz w:val="19"/>
+              </w:rPr>
+              <w:t>其他动态</w:t>
+            </w:r>
+          </w:p>
+        </w:tc>
+        <w:tc>
+          <w:tcPr>
+            <w:tcW w:type="dxa" w:w="2075"/>
+            <w:vAlign w:val="center"/>
+          </w:tcPr>
+          <w:p>
+            <w:pPr>
+              <w:spacing w:after="0" w:line="252" w:lineRule="auto"/>
+            </w:pPr>
+            <w:r/>
+            <w:r>
+              <w:rPr>
+                <w:rFonts w:ascii="Kaiti SC" w:hAnsi="Kaiti SC" w:eastAsia="Kaiti SC" w:cs="Kaiti SC"/>
+                <w:b w:val="0"/>
+                <w:sz w:val="19"/>
+              </w:rPr>
+              <w:t>天龙三号归零之后，大运力液体火箭如何走向下一发 - eeo.com.cn</w:t>
+            </w:r>
+          </w:p>
+        </w:tc>
+      </w:tr>
+      <w:tr>
+        <w:trPr>
+          <w:cantSplit/>
+        </w:trPr>
+        <w:tc>
+          <w:tcPr>
+            <w:tcW w:type="dxa" w:w="2075"/>
+            <w:vAlign w:val="center"/>
+          </w:tcPr>
+          <w:p>
+            <w:pPr>
+              <w:spacing w:after="0" w:line="252" w:lineRule="auto"/>
+              <w:jc w:val="center"/>
+            </w:pPr>
+            <w:r/>
+            <w:r>
+              <w:rPr>
+                <w:rFonts w:ascii="Kaiti SC" w:hAnsi="Kaiti SC" w:eastAsia="Kaiti SC" w:cs="Kaiti SC"/>
+                <w:b w:val="0"/>
+                <w:sz w:val="19"/>
+              </w:rPr>
+              <w:t>2026-09-15</w:t>
+            </w:r>
+          </w:p>
+        </w:tc>
+        <w:tc>
+          <w:tcPr>
+            <w:tcW w:type="dxa" w:w="2075"/>
+            <w:vAlign w:val="center"/>
+          </w:tcPr>
+          <w:p>
+            <w:pPr>
+              <w:spacing w:after="0" w:line="252" w:lineRule="auto"/>
+              <w:jc w:val="center"/>
+            </w:pPr>
+            <w:r/>
+            <w:r>
+              <w:rPr>
+                <w:rFonts w:ascii="Kaiti SC" w:hAnsi="Kaiti SC" w:eastAsia="Kaiti SC" w:cs="Kaiti SC"/>
+                <w:b w:val="0"/>
+                <w:sz w:val="19"/>
+              </w:rPr>
+              <w:t>蓝箭航天</w:t>
+            </w:r>
+          </w:p>
+        </w:tc>
+        <w:tc>
+          <w:tcPr>
+            <w:tcW w:type="dxa" w:w="2075"/>
+            <w:vAlign w:val="center"/>
+          </w:tcPr>
+          <w:p>
+            <w:pPr>
+              <w:spacing w:after="0" w:line="252" w:lineRule="auto"/>
+              <w:jc w:val="center"/>
+            </w:pPr>
+            <w:r/>
+            <w:r>
+              <w:rPr>
+                <w:rFonts w:ascii="Kaiti SC" w:hAnsi="Kaiti SC" w:eastAsia="Kaiti SC" w:cs="Kaiti SC"/>
+                <w:b w:val="0"/>
+                <w:sz w:val="19"/>
+              </w:rPr>
+              <w:t>其他动态</w:t>
+            </w:r>
+          </w:p>
+        </w:tc>
+        <w:tc>
+          <w:tcPr>
+            <w:tcW w:type="dxa" w:w="2075"/>
+            <w:vAlign w:val="center"/>
+          </w:tcPr>
+          <w:p>
+            <w:pPr>
+              <w:spacing w:after="0" w:line="252" w:lineRule="auto"/>
+            </w:pPr>
+            <w:r/>
+            <w:r>
+              <w:rPr>
+                <w:rFonts w:ascii="Kaiti SC" w:hAnsi="Kaiti SC" w:eastAsia="Kaiti SC" w:cs="Kaiti SC"/>
+                <w:b w:val="0"/>
+                <w:sz w:val="19"/>
+              </w:rPr>
+              <w:t>每年亏十几个亿！蓝箭航天烧钱不断，钱到底从哪来？这场资本豪赌，赌的是中国商业航天的未来吗？ - 新浪财经</w:t>
+            </w:r>
+          </w:p>
+        </w:tc>
+      </w:tr>
+      <w:tr>
+        <w:trPr>
+          <w:cantSplit/>
+        </w:trPr>
+        <w:tc>
+          <w:tcPr>
+            <w:tcW w:type="dxa" w:w="2075"/>
+            <w:vAlign w:val="center"/>
+          </w:tcPr>
+          <w:p>
+            <w:pPr>
+              <w:spacing w:after="0" w:line="252" w:lineRule="auto"/>
+              <w:jc w:val="center"/>
+            </w:pPr>
+            <w:r/>
+            <w:r>
+              <w:rPr>
+                <w:rFonts w:ascii="Kaiti SC" w:hAnsi="Kaiti SC" w:eastAsia="Kaiti SC" w:cs="Kaiti SC"/>
+                <w:b w:val="0"/>
+                <w:sz w:val="19"/>
+              </w:rPr>
+              <w:t>2026-09-19</w:t>
             </w:r>
           </w:p>
         </w:tc>
@@ -1101,7 +1981,7 @@
                 <w:b w:val="0"/>
                 <w:sz w:val="19"/>
               </w:rPr>
-              <w:t>其他动态</w:t>
+              <w:t>监管与政策</w:t>
             </w:r>
           </w:p>
         </w:tc>
@@ -1121,7 +2001,7 @@
                 <w:b w:val="0"/>
                 <w:sz w:val="19"/>
               </w:rPr>
-              <w:t>SpaceX backtracks on Starlink data cap after complaints</w:t>
+              <w:t>FCC otorga a SpaceX autoridad para Starlink Mobile</w:t>
             </w:r>
           </w:p>
         </w:tc>
@@ -1147,7 +2027,7 @@
                 <w:b w:val="0"/>
                 <w:sz w:val="19"/>
               </w:rPr>
-              <w:t>2026-09-10</w:t>
+              <w:t>2026-09-19</w:t>
             </w:r>
           </w:p>
         </w:tc>
@@ -1168,7 +2048,7 @@
                 <w:b w:val="0"/>
                 <w:sz w:val="19"/>
               </w:rPr>
-              <w:t>SpaceX</w:t>
+              <w:t>银河航天</w:t>
             </w:r>
           </w:p>
         </w:tc>
@@ -1209,887 +2089,7 @@
                 <w:b w:val="0"/>
                 <w:sz w:val="19"/>
               </w:rPr>
-              <w:t>UK deepens reliance on Musk's SpaceX, spending nearly $40 million on satellite services</w:t>
-            </w:r>
-          </w:p>
-        </w:tc>
-      </w:tr>
-      <w:tr>
-        <w:trPr>
-          <w:cantSplit/>
-        </w:trPr>
-        <w:tc>
-          <w:tcPr>
-            <w:tcW w:type="dxa" w:w="2075"/>
-            <w:vAlign w:val="center"/>
-          </w:tcPr>
-          <w:p>
-            <w:pPr>
-              <w:spacing w:after="0" w:line="252" w:lineRule="auto"/>
-              <w:jc w:val="center"/>
-            </w:pPr>
-            <w:r/>
-            <w:r>
-              <w:rPr>
-                <w:rFonts w:ascii="Kaiti SC" w:hAnsi="Kaiti SC" w:eastAsia="Kaiti SC" w:cs="Kaiti SC"/>
-                <w:b w:val="0"/>
-                <w:sz w:val="19"/>
-              </w:rPr>
-              <w:t>2026-09-11</w:t>
-            </w:r>
-          </w:p>
-        </w:tc>
-        <w:tc>
-          <w:tcPr>
-            <w:tcW w:type="dxa" w:w="2075"/>
-            <w:vAlign w:val="center"/>
-          </w:tcPr>
-          <w:p>
-            <w:pPr>
-              <w:spacing w:after="0" w:line="252" w:lineRule="auto"/>
-              <w:jc w:val="center"/>
-            </w:pPr>
-            <w:r/>
-            <w:r>
-              <w:rPr>
-                <w:rFonts w:ascii="Kaiti SC" w:hAnsi="Kaiti SC" w:eastAsia="Kaiti SC" w:cs="Kaiti SC"/>
-                <w:b w:val="0"/>
-                <w:sz w:val="19"/>
-              </w:rPr>
-              <w:t>SpaceX</w:t>
-            </w:r>
-          </w:p>
-        </w:tc>
-        <w:tc>
-          <w:tcPr>
-            <w:tcW w:type="dxa" w:w="2075"/>
-            <w:vAlign w:val="center"/>
-          </w:tcPr>
-          <w:p>
-            <w:pPr>
-              <w:spacing w:after="0" w:line="252" w:lineRule="auto"/>
-              <w:jc w:val="center"/>
-            </w:pPr>
-            <w:r/>
-            <w:r>
-              <w:rPr>
-                <w:rFonts w:ascii="Kaiti SC" w:hAnsi="Kaiti SC" w:eastAsia="Kaiti SC" w:cs="Kaiti SC"/>
-                <w:b w:val="0"/>
-                <w:sz w:val="19"/>
-              </w:rPr>
-              <w:t>其他动态</w:t>
-            </w:r>
-          </w:p>
-        </w:tc>
-        <w:tc>
-          <w:tcPr>
-            <w:tcW w:type="dxa" w:w="2075"/>
-            <w:vAlign w:val="center"/>
-          </w:tcPr>
-          <w:p>
-            <w:pPr>
-              <w:spacing w:after="0" w:line="252" w:lineRule="auto"/>
-            </w:pPr>
-            <w:r/>
-            <w:r>
-              <w:rPr>
-                <w:rFonts w:ascii="Kaiti SC" w:hAnsi="Kaiti SC" w:eastAsia="Kaiti SC" w:cs="Kaiti SC"/>
-                <w:b w:val="0"/>
-                <w:sz w:val="19"/>
-              </w:rPr>
-              <w:t>UK spent $40 million on SpaceX Starshield while publicly denying military use</w:t>
-            </w:r>
-          </w:p>
-        </w:tc>
-      </w:tr>
-      <w:tr>
-        <w:trPr>
-          <w:cantSplit/>
-        </w:trPr>
-        <w:tc>
-          <w:tcPr>
-            <w:tcW w:type="dxa" w:w="2075"/>
-            <w:vAlign w:val="center"/>
-          </w:tcPr>
-          <w:p>
-            <w:pPr>
-              <w:spacing w:after="0" w:line="252" w:lineRule="auto"/>
-              <w:jc w:val="center"/>
-            </w:pPr>
-            <w:r/>
-            <w:r>
-              <w:rPr>
-                <w:rFonts w:ascii="Kaiti SC" w:hAnsi="Kaiti SC" w:eastAsia="Kaiti SC" w:cs="Kaiti SC"/>
-                <w:b w:val="0"/>
-                <w:sz w:val="19"/>
-              </w:rPr>
-              <w:t>2026-09-10</w:t>
-            </w:r>
-          </w:p>
-        </w:tc>
-        <w:tc>
-          <w:tcPr>
-            <w:tcW w:type="dxa" w:w="2075"/>
-            <w:vAlign w:val="center"/>
-          </w:tcPr>
-          <w:p>
-            <w:pPr>
-              <w:spacing w:after="0" w:line="252" w:lineRule="auto"/>
-              <w:jc w:val="center"/>
-            </w:pPr>
-            <w:r/>
-            <w:r>
-              <w:rPr>
-                <w:rFonts w:ascii="Kaiti SC" w:hAnsi="Kaiti SC" w:eastAsia="Kaiti SC" w:cs="Kaiti SC"/>
-                <w:b w:val="0"/>
-                <w:sz w:val="19"/>
-              </w:rPr>
-              <w:t>SpaceX</w:t>
-            </w:r>
-          </w:p>
-        </w:tc>
-        <w:tc>
-          <w:tcPr>
-            <w:tcW w:type="dxa" w:w="2075"/>
-            <w:vAlign w:val="center"/>
-          </w:tcPr>
-          <w:p>
-            <w:pPr>
-              <w:spacing w:after="0" w:line="252" w:lineRule="auto"/>
-              <w:jc w:val="center"/>
-            </w:pPr>
-            <w:r/>
-            <w:r>
-              <w:rPr>
-                <w:rFonts w:ascii="Kaiti SC" w:hAnsi="Kaiti SC" w:eastAsia="Kaiti SC" w:cs="Kaiti SC"/>
-                <w:b w:val="0"/>
-                <w:sz w:val="19"/>
-              </w:rPr>
-              <w:t>其他动态</w:t>
-            </w:r>
-          </w:p>
-        </w:tc>
-        <w:tc>
-          <w:tcPr>
-            <w:tcW w:type="dxa" w:w="2075"/>
-            <w:vAlign w:val="center"/>
-          </w:tcPr>
-          <w:p>
-            <w:pPr>
-              <w:spacing w:after="0" w:line="252" w:lineRule="auto"/>
-            </w:pPr>
-            <w:r/>
-            <w:r>
-              <w:rPr>
-                <w:rFonts w:ascii="Kaiti SC" w:hAnsi="Kaiti SC" w:eastAsia="Kaiti SC" w:cs="Kaiti SC"/>
-                <w:b w:val="0"/>
-                <w:sz w:val="19"/>
-              </w:rPr>
-              <w:t>Elon Musk's SpaceX just gave Starlink a major Wi-Fi upgrade with its new 4th-gen router</w:t>
-            </w:r>
-          </w:p>
-        </w:tc>
-      </w:tr>
-      <w:tr>
-        <w:trPr>
-          <w:cantSplit/>
-        </w:trPr>
-        <w:tc>
-          <w:tcPr>
-            <w:tcW w:type="dxa" w:w="2075"/>
-            <w:vAlign w:val="center"/>
-          </w:tcPr>
-          <w:p>
-            <w:pPr>
-              <w:spacing w:after="0" w:line="252" w:lineRule="auto"/>
-              <w:jc w:val="center"/>
-            </w:pPr>
-            <w:r/>
-            <w:r>
-              <w:rPr>
-                <w:rFonts w:ascii="Kaiti SC" w:hAnsi="Kaiti SC" w:eastAsia="Kaiti SC" w:cs="Kaiti SC"/>
-                <w:b w:val="0"/>
-                <w:sz w:val="19"/>
-              </w:rPr>
-              <w:t>2026-09-09</w:t>
-            </w:r>
-          </w:p>
-        </w:tc>
-        <w:tc>
-          <w:tcPr>
-            <w:tcW w:type="dxa" w:w="2075"/>
-            <w:vAlign w:val="center"/>
-          </w:tcPr>
-          <w:p>
-            <w:pPr>
-              <w:spacing w:after="0" w:line="252" w:lineRule="auto"/>
-              <w:jc w:val="center"/>
-            </w:pPr>
-            <w:r/>
-            <w:r>
-              <w:rPr>
-                <w:rFonts w:ascii="Kaiti SC" w:hAnsi="Kaiti SC" w:eastAsia="Kaiti SC" w:cs="Kaiti SC"/>
-                <w:b w:val="0"/>
-                <w:sz w:val="19"/>
-              </w:rPr>
-              <w:t>SpaceX</w:t>
-            </w:r>
-          </w:p>
-        </w:tc>
-        <w:tc>
-          <w:tcPr>
-            <w:tcW w:type="dxa" w:w="2075"/>
-            <w:vAlign w:val="center"/>
-          </w:tcPr>
-          <w:p>
-            <w:pPr>
-              <w:spacing w:after="0" w:line="252" w:lineRule="auto"/>
-              <w:jc w:val="center"/>
-            </w:pPr>
-            <w:r/>
-            <w:r>
-              <w:rPr>
-                <w:rFonts w:ascii="Kaiti SC" w:hAnsi="Kaiti SC" w:eastAsia="Kaiti SC" w:cs="Kaiti SC"/>
-                <w:b w:val="0"/>
-                <w:sz w:val="19"/>
-              </w:rPr>
-              <w:t>其他动态</w:t>
-            </w:r>
-          </w:p>
-        </w:tc>
-        <w:tc>
-          <w:tcPr>
-            <w:tcW w:type="dxa" w:w="2075"/>
-            <w:vAlign w:val="center"/>
-          </w:tcPr>
-          <w:p>
-            <w:pPr>
-              <w:spacing w:after="0" w:line="252" w:lineRule="auto"/>
-            </w:pPr>
-            <w:r/>
-            <w:r>
-              <w:rPr>
-                <w:rFonts w:ascii="Kaiti SC" w:hAnsi="Kaiti SC" w:eastAsia="Kaiti SC" w:cs="Kaiti SC"/>
-                <w:b w:val="0"/>
-                <w:sz w:val="19"/>
-              </w:rPr>
-              <w:t>Starlink is the economic foundation</w:t>
-            </w:r>
-          </w:p>
-        </w:tc>
-      </w:tr>
-      <w:tr>
-        <w:trPr>
-          <w:cantSplit/>
-        </w:trPr>
-        <w:tc>
-          <w:tcPr>
-            <w:tcW w:type="dxa" w:w="2075"/>
-            <w:vAlign w:val="center"/>
-          </w:tcPr>
-          <w:p>
-            <w:pPr>
-              <w:spacing w:after="0" w:line="252" w:lineRule="auto"/>
-              <w:jc w:val="center"/>
-            </w:pPr>
-            <w:r/>
-            <w:r>
-              <w:rPr>
-                <w:rFonts w:ascii="Kaiti SC" w:hAnsi="Kaiti SC" w:eastAsia="Kaiti SC" w:cs="Kaiti SC"/>
-                <w:b w:val="0"/>
-                <w:sz w:val="19"/>
-              </w:rPr>
-              <w:t>2026-09-09</w:t>
-            </w:r>
-          </w:p>
-        </w:tc>
-        <w:tc>
-          <w:tcPr>
-            <w:tcW w:type="dxa" w:w="2075"/>
-            <w:vAlign w:val="center"/>
-          </w:tcPr>
-          <w:p>
-            <w:pPr>
-              <w:spacing w:after="0" w:line="252" w:lineRule="auto"/>
-              <w:jc w:val="center"/>
-            </w:pPr>
-            <w:r/>
-            <w:r>
-              <w:rPr>
-                <w:rFonts w:ascii="Kaiti SC" w:hAnsi="Kaiti SC" w:eastAsia="Kaiti SC" w:cs="Kaiti SC"/>
-                <w:b w:val="0"/>
-                <w:sz w:val="19"/>
-              </w:rPr>
-              <w:t>Blue Origin</w:t>
-            </w:r>
-          </w:p>
-        </w:tc>
-        <w:tc>
-          <w:tcPr>
-            <w:tcW w:type="dxa" w:w="2075"/>
-            <w:vAlign w:val="center"/>
-          </w:tcPr>
-          <w:p>
-            <w:pPr>
-              <w:spacing w:after="0" w:line="252" w:lineRule="auto"/>
-              <w:jc w:val="center"/>
-            </w:pPr>
-            <w:r/>
-            <w:r>
-              <w:rPr>
-                <w:rFonts w:ascii="Kaiti SC" w:hAnsi="Kaiti SC" w:eastAsia="Kaiti SC" w:cs="Kaiti SC"/>
-                <w:b w:val="0"/>
-                <w:sz w:val="19"/>
-              </w:rPr>
-              <w:t>发射与任务</w:t>
-            </w:r>
-          </w:p>
-        </w:tc>
-        <w:tc>
-          <w:tcPr>
-            <w:tcW w:type="dxa" w:w="2075"/>
-            <w:vAlign w:val="center"/>
-          </w:tcPr>
-          <w:p>
-            <w:pPr>
-              <w:spacing w:after="0" w:line="252" w:lineRule="auto"/>
-            </w:pPr>
-            <w:r/>
-            <w:r>
-              <w:rPr>
-                <w:rFonts w:ascii="Kaiti SC" w:hAnsi="Kaiti SC" w:eastAsia="Kaiti SC" w:cs="Kaiti SC"/>
-                <w:b w:val="0"/>
-                <w:sz w:val="19"/>
-              </w:rPr>
-              <w:t>Blue Origin's massive New Glenn rocket on move to launch pad</w:t>
-            </w:r>
-          </w:p>
-        </w:tc>
-      </w:tr>
-      <w:tr>
-        <w:trPr>
-          <w:cantSplit/>
-        </w:trPr>
-        <w:tc>
-          <w:tcPr>
-            <w:tcW w:type="dxa" w:w="2075"/>
-            <w:vAlign w:val="center"/>
-          </w:tcPr>
-          <w:p>
-            <w:pPr>
-              <w:spacing w:after="0" w:line="252" w:lineRule="auto"/>
-              <w:jc w:val="center"/>
-            </w:pPr>
-            <w:r/>
-            <w:r>
-              <w:rPr>
-                <w:rFonts w:ascii="Kaiti SC" w:hAnsi="Kaiti SC" w:eastAsia="Kaiti SC" w:cs="Kaiti SC"/>
-                <w:b w:val="0"/>
-                <w:sz w:val="19"/>
-              </w:rPr>
-              <w:t>2026-09-08</w:t>
-            </w:r>
-          </w:p>
-        </w:tc>
-        <w:tc>
-          <w:tcPr>
-            <w:tcW w:type="dxa" w:w="2075"/>
-            <w:vAlign w:val="center"/>
-          </w:tcPr>
-          <w:p>
-            <w:pPr>
-              <w:spacing w:after="0" w:line="252" w:lineRule="auto"/>
-              <w:jc w:val="center"/>
-            </w:pPr>
-            <w:r/>
-            <w:r>
-              <w:rPr>
-                <w:rFonts w:ascii="Kaiti SC" w:hAnsi="Kaiti SC" w:eastAsia="Kaiti SC" w:cs="Kaiti SC"/>
-                <w:b w:val="0"/>
-                <w:sz w:val="19"/>
-              </w:rPr>
-              <w:t>SpaceX</w:t>
-            </w:r>
-          </w:p>
-        </w:tc>
-        <w:tc>
-          <w:tcPr>
-            <w:tcW w:type="dxa" w:w="2075"/>
-            <w:vAlign w:val="center"/>
-          </w:tcPr>
-          <w:p>
-            <w:pPr>
-              <w:spacing w:after="0" w:line="252" w:lineRule="auto"/>
-              <w:jc w:val="center"/>
-            </w:pPr>
-            <w:r/>
-            <w:r>
-              <w:rPr>
-                <w:rFonts w:ascii="Kaiti SC" w:hAnsi="Kaiti SC" w:eastAsia="Kaiti SC" w:cs="Kaiti SC"/>
-                <w:b w:val="0"/>
-                <w:sz w:val="19"/>
-              </w:rPr>
-              <w:t>发射与任务</w:t>
-            </w:r>
-          </w:p>
-        </w:tc>
-        <w:tc>
-          <w:tcPr>
-            <w:tcW w:type="dxa" w:w="2075"/>
-            <w:vAlign w:val="center"/>
-          </w:tcPr>
-          <w:p>
-            <w:pPr>
-              <w:spacing w:after="0" w:line="252" w:lineRule="auto"/>
-            </w:pPr>
-            <w:r/>
-            <w:r>
-              <w:rPr>
-                <w:rFonts w:ascii="Kaiti SC" w:hAnsi="Kaiti SC" w:eastAsia="Kaiti SC" w:cs="Kaiti SC"/>
-                <w:b w:val="0"/>
-                <w:sz w:val="19"/>
-              </w:rPr>
-              <w:t>Amazon and AT&amp;T partner to challenge SpaceX Starlink dominance</w:t>
-            </w:r>
-          </w:p>
-        </w:tc>
-      </w:tr>
-      <w:tr>
-        <w:trPr>
-          <w:cantSplit/>
-        </w:trPr>
-        <w:tc>
-          <w:tcPr>
-            <w:tcW w:type="dxa" w:w="2075"/>
-            <w:vAlign w:val="center"/>
-          </w:tcPr>
-          <w:p>
-            <w:pPr>
-              <w:spacing w:after="0" w:line="252" w:lineRule="auto"/>
-              <w:jc w:val="center"/>
-            </w:pPr>
-            <w:r/>
-            <w:r>
-              <w:rPr>
-                <w:rFonts w:ascii="Kaiti SC" w:hAnsi="Kaiti SC" w:eastAsia="Kaiti SC" w:cs="Kaiti SC"/>
-                <w:b w:val="0"/>
-                <w:sz w:val="19"/>
-              </w:rPr>
-              <w:t>2026-09-11</w:t>
-            </w:r>
-          </w:p>
-        </w:tc>
-        <w:tc>
-          <w:tcPr>
-            <w:tcW w:type="dxa" w:w="2075"/>
-            <w:vAlign w:val="center"/>
-          </w:tcPr>
-          <w:p>
-            <w:pPr>
-              <w:spacing w:after="0" w:line="252" w:lineRule="auto"/>
-              <w:jc w:val="center"/>
-            </w:pPr>
-            <w:r/>
-            <w:r>
-              <w:rPr>
-                <w:rFonts w:ascii="Kaiti SC" w:hAnsi="Kaiti SC" w:eastAsia="Kaiti SC" w:cs="Kaiti SC"/>
-                <w:b w:val="0"/>
-                <w:sz w:val="19"/>
-              </w:rPr>
-              <w:t>SpaceX</w:t>
-            </w:r>
-          </w:p>
-        </w:tc>
-        <w:tc>
-          <w:tcPr>
-            <w:tcW w:type="dxa" w:w="2075"/>
-            <w:vAlign w:val="center"/>
-          </w:tcPr>
-          <w:p>
-            <w:pPr>
-              <w:spacing w:after="0" w:line="252" w:lineRule="auto"/>
-              <w:jc w:val="center"/>
-            </w:pPr>
-            <w:r/>
-            <w:r>
-              <w:rPr>
-                <w:rFonts w:ascii="Kaiti SC" w:hAnsi="Kaiti SC" w:eastAsia="Kaiti SC" w:cs="Kaiti SC"/>
-                <w:b w:val="0"/>
-                <w:sz w:val="19"/>
-              </w:rPr>
-              <w:t>发射与任务</w:t>
-            </w:r>
-          </w:p>
-        </w:tc>
-        <w:tc>
-          <w:tcPr>
-            <w:tcW w:type="dxa" w:w="2075"/>
-            <w:vAlign w:val="center"/>
-          </w:tcPr>
-          <w:p>
-            <w:pPr>
-              <w:spacing w:after="0" w:line="252" w:lineRule="auto"/>
-            </w:pPr>
-            <w:r/>
-            <w:r>
-              <w:rPr>
-                <w:rFonts w:ascii="Kaiti SC" w:hAnsi="Kaiti SC" w:eastAsia="Kaiti SC" w:cs="Kaiti SC"/>
-                <w:b w:val="0"/>
-                <w:sz w:val="19"/>
-              </w:rPr>
-              <w:t>SpaceX at $148: The Single Metric Investors Must Follow</w:t>
-            </w:r>
-          </w:p>
-        </w:tc>
-      </w:tr>
-      <w:tr>
-        <w:trPr>
-          <w:cantSplit/>
-        </w:trPr>
-        <w:tc>
-          <w:tcPr>
-            <w:tcW w:type="dxa" w:w="2075"/>
-            <w:vAlign w:val="center"/>
-          </w:tcPr>
-          <w:p>
-            <w:pPr>
-              <w:spacing w:after="0" w:line="252" w:lineRule="auto"/>
-              <w:jc w:val="center"/>
-            </w:pPr>
-            <w:r/>
-            <w:r>
-              <w:rPr>
-                <w:rFonts w:ascii="Kaiti SC" w:hAnsi="Kaiti SC" w:eastAsia="Kaiti SC" w:cs="Kaiti SC"/>
-                <w:b w:val="0"/>
-                <w:sz w:val="19"/>
-              </w:rPr>
-              <w:t>2026-09-08</w:t>
-            </w:r>
-          </w:p>
-        </w:tc>
-        <w:tc>
-          <w:tcPr>
-            <w:tcW w:type="dxa" w:w="2075"/>
-            <w:vAlign w:val="center"/>
-          </w:tcPr>
-          <w:p>
-            <w:pPr>
-              <w:spacing w:after="0" w:line="252" w:lineRule="auto"/>
-              <w:jc w:val="center"/>
-            </w:pPr>
-            <w:r/>
-            <w:r>
-              <w:rPr>
-                <w:rFonts w:ascii="Kaiti SC" w:hAnsi="Kaiti SC" w:eastAsia="Kaiti SC" w:cs="Kaiti SC"/>
-                <w:b w:val="0"/>
-                <w:sz w:val="19"/>
-              </w:rPr>
-              <w:t>垣信卫星</w:t>
-            </w:r>
-          </w:p>
-        </w:tc>
-        <w:tc>
-          <w:tcPr>
-            <w:tcW w:type="dxa" w:w="2075"/>
-            <w:vAlign w:val="center"/>
-          </w:tcPr>
-          <w:p>
-            <w:pPr>
-              <w:spacing w:after="0" w:line="252" w:lineRule="auto"/>
-              <w:jc w:val="center"/>
-            </w:pPr>
-            <w:r/>
-            <w:r>
-              <w:rPr>
-                <w:rFonts w:ascii="Kaiti SC" w:hAnsi="Kaiti SC" w:eastAsia="Kaiti SC" w:cs="Kaiti SC"/>
-                <w:b w:val="0"/>
-                <w:sz w:val="19"/>
-              </w:rPr>
-              <w:t>其他动态</w:t>
-            </w:r>
-          </w:p>
-        </w:tc>
-        <w:tc>
-          <w:tcPr>
-            <w:tcW w:type="dxa" w:w="2075"/>
-            <w:vAlign w:val="center"/>
-          </w:tcPr>
-          <w:p>
-            <w:pPr>
-              <w:spacing w:after="0" w:line="252" w:lineRule="auto"/>
-            </w:pPr>
-            <w:r/>
-            <w:r>
-              <w:rPr>
-                <w:rFonts w:ascii="Kaiti SC" w:hAnsi="Kaiti SC" w:eastAsia="Kaiti SC" w:cs="Kaiti SC"/>
-                <w:b w:val="0"/>
-                <w:sz w:val="19"/>
-              </w:rPr>
-              <w:t>阿里入股垣信卫星：约0.4%股权背后 是互联网巨头的轨道之争 - 东方财富</w:t>
-            </w:r>
-          </w:p>
-        </w:tc>
-      </w:tr>
-      <w:tr>
-        <w:trPr>
-          <w:cantSplit/>
-        </w:trPr>
-        <w:tc>
-          <w:tcPr>
-            <w:tcW w:type="dxa" w:w="2075"/>
-            <w:vAlign w:val="center"/>
-          </w:tcPr>
-          <w:p>
-            <w:pPr>
-              <w:spacing w:after="0" w:line="252" w:lineRule="auto"/>
-              <w:jc w:val="center"/>
-            </w:pPr>
-            <w:r/>
-            <w:r>
-              <w:rPr>
-                <w:rFonts w:ascii="Kaiti SC" w:hAnsi="Kaiti SC" w:eastAsia="Kaiti SC" w:cs="Kaiti SC"/>
-                <w:b w:val="0"/>
-                <w:sz w:val="19"/>
-              </w:rPr>
-              <w:t>2026-09-08</w:t>
-            </w:r>
-          </w:p>
-        </w:tc>
-        <w:tc>
-          <w:tcPr>
-            <w:tcW w:type="dxa" w:w="2075"/>
-            <w:vAlign w:val="center"/>
-          </w:tcPr>
-          <w:p>
-            <w:pPr>
-              <w:spacing w:after="0" w:line="252" w:lineRule="auto"/>
-              <w:jc w:val="center"/>
-            </w:pPr>
-            <w:r/>
-            <w:r>
-              <w:rPr>
-                <w:rFonts w:ascii="Kaiti SC" w:hAnsi="Kaiti SC" w:eastAsia="Kaiti SC" w:cs="Kaiti SC"/>
-                <w:b w:val="0"/>
-                <w:sz w:val="19"/>
-              </w:rPr>
-              <w:t>Blue Origin</w:t>
-            </w:r>
-          </w:p>
-        </w:tc>
-        <w:tc>
-          <w:tcPr>
-            <w:tcW w:type="dxa" w:w="2075"/>
-            <w:vAlign w:val="center"/>
-          </w:tcPr>
-          <w:p>
-            <w:pPr>
-              <w:spacing w:after="0" w:line="252" w:lineRule="auto"/>
-              <w:jc w:val="center"/>
-            </w:pPr>
-            <w:r/>
-            <w:r>
-              <w:rPr>
-                <w:rFonts w:ascii="Kaiti SC" w:hAnsi="Kaiti SC" w:eastAsia="Kaiti SC" w:cs="Kaiti SC"/>
-                <w:b w:val="0"/>
-                <w:sz w:val="19"/>
-              </w:rPr>
-              <w:t>发射与任务</w:t>
-            </w:r>
-          </w:p>
-        </w:tc>
-        <w:tc>
-          <w:tcPr>
-            <w:tcW w:type="dxa" w:w="2075"/>
-            <w:vAlign w:val="center"/>
-          </w:tcPr>
-          <w:p>
-            <w:pPr>
-              <w:spacing w:after="0" w:line="252" w:lineRule="auto"/>
-            </w:pPr>
-            <w:r/>
-            <w:r>
-              <w:rPr>
-                <w:rFonts w:ascii="Kaiti SC" w:hAnsi="Kaiti SC" w:eastAsia="Kaiti SC" w:cs="Kaiti SC"/>
-                <w:b w:val="0"/>
-                <w:sz w:val="19"/>
-              </w:rPr>
-              <w:t>Blue Origin blast sent sound waves more than 1,000 miles, researchers say</w:t>
-            </w:r>
-          </w:p>
-        </w:tc>
-      </w:tr>
-      <w:tr>
-        <w:trPr>
-          <w:cantSplit/>
-        </w:trPr>
-        <w:tc>
-          <w:tcPr>
-            <w:tcW w:type="dxa" w:w="2075"/>
-            <w:vAlign w:val="center"/>
-          </w:tcPr>
-          <w:p>
-            <w:pPr>
-              <w:spacing w:after="0" w:line="252" w:lineRule="auto"/>
-              <w:jc w:val="center"/>
-            </w:pPr>
-            <w:r/>
-            <w:r>
-              <w:rPr>
-                <w:rFonts w:ascii="Kaiti SC" w:hAnsi="Kaiti SC" w:eastAsia="Kaiti SC" w:cs="Kaiti SC"/>
-                <w:b w:val="0"/>
-                <w:sz w:val="19"/>
-              </w:rPr>
-              <w:t>2026-09-10</w:t>
-            </w:r>
-          </w:p>
-        </w:tc>
-        <w:tc>
-          <w:tcPr>
-            <w:tcW w:type="dxa" w:w="2075"/>
-            <w:vAlign w:val="center"/>
-          </w:tcPr>
-          <w:p>
-            <w:pPr>
-              <w:spacing w:after="0" w:line="252" w:lineRule="auto"/>
-              <w:jc w:val="center"/>
-            </w:pPr>
-            <w:r/>
-            <w:r>
-              <w:rPr>
-                <w:rFonts w:ascii="Kaiti SC" w:hAnsi="Kaiti SC" w:eastAsia="Kaiti SC" w:cs="Kaiti SC"/>
-                <w:b w:val="0"/>
-                <w:sz w:val="19"/>
-              </w:rPr>
-              <w:t>Blue Origin</w:t>
-            </w:r>
-          </w:p>
-        </w:tc>
-        <w:tc>
-          <w:tcPr>
-            <w:tcW w:type="dxa" w:w="2075"/>
-            <w:vAlign w:val="center"/>
-          </w:tcPr>
-          <w:p>
-            <w:pPr>
-              <w:spacing w:after="0" w:line="252" w:lineRule="auto"/>
-              <w:jc w:val="center"/>
-            </w:pPr>
-            <w:r/>
-            <w:r>
-              <w:rPr>
-                <w:rFonts w:ascii="Kaiti SC" w:hAnsi="Kaiti SC" w:eastAsia="Kaiti SC" w:cs="Kaiti SC"/>
-                <w:b w:val="0"/>
-                <w:sz w:val="19"/>
-              </w:rPr>
-              <w:t>产品与技术</w:t>
-            </w:r>
-          </w:p>
-        </w:tc>
-        <w:tc>
-          <w:tcPr>
-            <w:tcW w:type="dxa" w:w="2075"/>
-            <w:vAlign w:val="center"/>
-          </w:tcPr>
-          <w:p>
-            <w:pPr>
-              <w:spacing w:after="0" w:line="252" w:lineRule="auto"/>
-            </w:pPr>
-            <w:r/>
-            <w:r>
-              <w:rPr>
-                <w:rFonts w:ascii="Kaiti SC" w:hAnsi="Kaiti SC" w:eastAsia="Kaiti SC" w:cs="Kaiti SC"/>
-                <w:b w:val="0"/>
-                <w:sz w:val="19"/>
-              </w:rPr>
-              <w:t>Why New Glenn's debut converged with Starship flight 7</w:t>
-            </w:r>
-          </w:p>
-        </w:tc>
-      </w:tr>
-      <w:tr>
-        <w:trPr>
-          <w:cantSplit/>
-        </w:trPr>
-        <w:tc>
-          <w:tcPr>
-            <w:tcW w:type="dxa" w:w="2075"/>
-            <w:vAlign w:val="center"/>
-          </w:tcPr>
-          <w:p>
-            <w:pPr>
-              <w:spacing w:after="0" w:line="252" w:lineRule="auto"/>
-              <w:jc w:val="center"/>
-            </w:pPr>
-            <w:r/>
-            <w:r>
-              <w:rPr>
-                <w:rFonts w:ascii="Kaiti SC" w:hAnsi="Kaiti SC" w:eastAsia="Kaiti SC" w:cs="Kaiti SC"/>
-                <w:b w:val="0"/>
-                <w:sz w:val="19"/>
-              </w:rPr>
-              <w:t>2026-09-10</w:t>
-            </w:r>
-          </w:p>
-        </w:tc>
-        <w:tc>
-          <w:tcPr>
-            <w:tcW w:type="dxa" w:w="2075"/>
-            <w:vAlign w:val="center"/>
-          </w:tcPr>
-          <w:p>
-            <w:pPr>
-              <w:spacing w:after="0" w:line="252" w:lineRule="auto"/>
-              <w:jc w:val="center"/>
-            </w:pPr>
-            <w:r/>
-            <w:r>
-              <w:rPr>
-                <w:rFonts w:ascii="Kaiti SC" w:hAnsi="Kaiti SC" w:eastAsia="Kaiti SC" w:cs="Kaiti SC"/>
-                <w:b w:val="0"/>
-                <w:sz w:val="19"/>
-              </w:rPr>
-              <w:t>蓝箭鸿擎</w:t>
-            </w:r>
-          </w:p>
-        </w:tc>
-        <w:tc>
-          <w:tcPr>
-            <w:tcW w:type="dxa" w:w="2075"/>
-            <w:vAlign w:val="center"/>
-          </w:tcPr>
-          <w:p>
-            <w:pPr>
-              <w:spacing w:after="0" w:line="252" w:lineRule="auto"/>
-              <w:jc w:val="center"/>
-            </w:pPr>
-            <w:r/>
-            <w:r>
-              <w:rPr>
-                <w:rFonts w:ascii="Kaiti SC" w:hAnsi="Kaiti SC" w:eastAsia="Kaiti SC" w:cs="Kaiti SC"/>
-                <w:b w:val="0"/>
-                <w:sz w:val="19"/>
-              </w:rPr>
-              <w:t>其他动态</w:t>
-            </w:r>
-          </w:p>
-        </w:tc>
-        <w:tc>
-          <w:tcPr>
-            <w:tcW w:type="dxa" w:w="2075"/>
-            <w:vAlign w:val="center"/>
-          </w:tcPr>
-          <w:p>
-            <w:pPr>
-              <w:spacing w:after="0" w:line="252" w:lineRule="auto"/>
-            </w:pPr>
-            <w:r/>
-            <w:r>
-              <w:rPr>
-                <w:rFonts w:ascii="Kaiti SC" w:hAnsi="Kaiti SC" w:eastAsia="Kaiti SC" w:cs="Kaiti SC"/>
-                <w:b w:val="0"/>
-                <w:sz w:val="19"/>
-              </w:rPr>
-              <w:t>蓝箭鸿擎在武汉投资成立空间科技公司 - 证券时报</w:t>
+              <w:t>银河航天在老挝实现低轨卫星互联网试验验证 - 证券时报</w:t>
             </w:r>
           </w:p>
         </w:tc>
@@ -2126,7 +2126,7 @@
           <w:rFonts w:ascii="Kaiti SC" w:hAnsi="Kaiti SC" w:eastAsia="Kaiti SC" w:cs="Kaiti SC"/>
           <w:sz w:val="21"/>
         </w:rPr>
-        <w:t>SpaceX：Live coverage: SpaceX to launch final 3 O3b mPOWER satellites for SES （2026-09-14；Advanced Television、BASENOR - Tesla Accessories、Fox Business）</w:t>
+        <w:t>银河航天：银河航天成功发射 “通感智算”一体化技术验证卫星 - 上海证券报电子版 （2026-09-21；thepaper.cn、上海证券报电子版、新华网客户端）</w:t>
       </w:r>
     </w:p>
     <w:p>
@@ -2147,7 +2147,7 @@
           <w:rFonts w:ascii="Kaiti SC" w:hAnsi="Kaiti SC" w:eastAsia="Kaiti SC" w:cs="Kaiti SC"/>
           <w:sz w:val="21"/>
         </w:rPr>
-        <w:t>天兵科技：天龙三号遥一火箭首飞失利原因查明 - 证券时报 （2026-09-11；Jiemian.com、thepaper.cn、新浪财经）</w:t>
+        <w:t>中科宇航：力箭一号遥十八运载火箭圆满完成“一箭9星”发射 - jingjiribao.cn （2026-09-20；Sohu、chinanews.com.cn、cls.cn）</w:t>
       </w:r>
     </w:p>
     <w:p>
@@ -2168,7 +2168,7 @@
           <w:rFonts w:ascii="Kaiti SC" w:hAnsi="Kaiti SC" w:eastAsia="Kaiti SC" w:cs="Kaiti SC"/>
           <w:sz w:val="21"/>
         </w:rPr>
-        <w:t>天兵科技：天龙三号遥一运载火箭飞行试验任务完成归零 - 第一财经 （2026-09-11；Jiemian.com、jnz.cs.com.cn、新浪财经）</w:t>
+        <w:t>SpaceX：Live coverage: SpaceX to launch 27 Starlink V2 Mini satellites on Falcon 9 rocket from Vandenberg （2026-09-20；KeepTrack、PCMag、Space）</w:t>
       </w:r>
     </w:p>
     <w:p>
@@ -2189,7 +2189,7 @@
           <w:rFonts w:ascii="Kaiti SC" w:hAnsi="Kaiti SC" w:eastAsia="Kaiti SC" w:cs="Kaiti SC"/>
           <w:sz w:val="21"/>
         </w:rPr>
-        <w:t>SpaceX：Live coverage: SpaceX to launch classified payload for the U.S. Space Force （2026-09-11；Space、Spaceflight Now、The Desert Sun）</w:t>
+        <w:t>SpaceX：Live coverage: SpaceX to launch national security payload for the U.S. Space Force on Falcon 9 rocket from Vandenberg （2026-09-20；Advanced Television、BASENOR - Tesla Accessories、Fox Business）</w:t>
       </w:r>
     </w:p>
     <w:p>
@@ -2210,7 +2210,7 @@
           <w:rFonts w:ascii="Kaiti SC" w:hAnsi="Kaiti SC" w:eastAsia="Kaiti SC" w:cs="Kaiti SC"/>
           <w:sz w:val="21"/>
         </w:rPr>
-        <w:t>Blue Origin：Blue Origin's New Glenn is moving to historic NASA facility as it prepares for Artemis missions - starlust.org （2026-09-10；bing.com、starlust.org）</w:t>
+        <w:t>银河航天：银河航天四颗SAR卫星成功发射 - 新浪财经 （2026-09-19；Jiemian.com、cls.cn、emwap.eastmoney.com）</w:t>
       </w:r>
     </w:p>
     <w:p>
@@ -2231,7 +2231,7 @@
           <w:rFonts w:ascii="Kaiti SC" w:hAnsi="Kaiti SC" w:eastAsia="Kaiti SC" w:cs="Kaiti SC"/>
           <w:sz w:val="21"/>
         </w:rPr>
-        <w:t>Blue Origin：Blue Origin's massive New Glenn rocket on move to launch pad （2026-09-09；bing.com）</w:t>
+        <w:t>星际荣耀：星际荣耀双曲线三号运载火箭贮箱极限载荷试验告捷 - 未来天玑 （2026-09-18；新浪财经_金融信息服务商、未来天玑、财富号）</w:t>
       </w:r>
     </w:p>
     <w:p>
@@ -2252,7 +2252,7 @@
           <w:rFonts w:ascii="Kaiti SC" w:hAnsi="Kaiti SC" w:eastAsia="Kaiti SC" w:cs="Kaiti SC"/>
           <w:sz w:val="21"/>
         </w:rPr>
-        <w:t>SpaceX：Amazon and AT&amp;T partner to challenge SpaceX Starlink dominance （2026-09-08；bing.com）</w:t>
+        <w:t>垣信卫星：海上发射首战告捷 千帆星座迈入工业化组网阶段 - 上海证券报电子版 （2026-09-18；Sohu、gzw.sh.gov.cn、thepaper.cn）</w:t>
       </w:r>
     </w:p>
     <w:p>
@@ -2273,7 +2273,7 @@
           <w:rFonts w:ascii="Kaiti SC" w:hAnsi="Kaiti SC" w:eastAsia="Kaiti SC" w:cs="Kaiti SC"/>
           <w:sz w:val="21"/>
         </w:rPr>
-        <w:t>SpaceX：SpaceX at $148: The Single Metric Investors Must Follow （2026-09-11；bing.com）</w:t>
+        <w:t>星河动力：17:24:10【星河动力近期拟发射谷神星一号海射型（遥八）】 - cls.cn （2026-09-17；Jiemian.com、cls.cn、eastmoney.com）</w:t>
       </w:r>
     </w:p>
     <w:p>
@@ -2286,7 +2286,7 @@
           <w:b/>
           <w:sz w:val="21"/>
         </w:rPr>
-        <w:t>4. 监管与政策</w:t>
+        <w:t>4. 订单与合作</w:t>
       </w:r>
     </w:p>
     <w:p>
@@ -2307,7 +2307,7 @@
           <w:rFonts w:ascii="Kaiti SC" w:hAnsi="Kaiti SC" w:eastAsia="Kaiti SC" w:cs="Kaiti SC"/>
           <w:sz w:val="21"/>
         </w:rPr>
-        <w:t>SpaceX：FCC unlocks spectrum for 'weird space stuff' and Starlink sating （2026-09-09；bing.com）</w:t>
+        <w:t>中科宇航：12:30:27【中科宇航：力箭一号订单排至2027年下半年 年产能力达30发】 - cls.cn （2026-09-20；cls.cn、东方财富、新浪财经）</w:t>
       </w:r>
     </w:p>
     <w:p>
@@ -2320,7 +2320,7 @@
           <w:b/>
           <w:sz w:val="21"/>
         </w:rPr>
-        <w:t>5. 市场与股价</w:t>
+        <w:t>5. 监管与政策</w:t>
       </w:r>
     </w:p>
     <w:p>
@@ -2341,7 +2341,7 @@
           <w:rFonts w:ascii="Kaiti SC" w:hAnsi="Kaiti SC" w:eastAsia="Kaiti SC" w:cs="Kaiti SC"/>
           <w:sz w:val="21"/>
         </w:rPr>
-        <w:t>SpaceX：SpaceX Stock Price Prediction as Expert Eyes 49% Upside on Starlink’s $1.7T Opportunity （2026-09-08；bing.com）</w:t>
+        <w:t>SpaceX：FCC otorga a SpaceX autoridad para Starlink Mobile （2026-09-19；bing.com）</w:t>
       </w:r>
     </w:p>
     <w:p>
@@ -2354,7 +2354,7 @@
           <w:b/>
           <w:sz w:val="21"/>
         </w:rPr>
-        <w:t>6. 产品与技术</w:t>
+        <w:t>6. 市场与股价</w:t>
       </w:r>
     </w:p>
     <w:p>
@@ -2375,7 +2375,28 @@
           <w:rFonts w:ascii="Kaiti SC" w:hAnsi="Kaiti SC" w:eastAsia="Kaiti SC" w:cs="Kaiti SC"/>
           <w:sz w:val="21"/>
         </w:rPr>
-        <w:t>Blue Origin：Why New Glenn's debut converged with Starship flight 7 （2026-09-10；bing.com）</w:t>
+        <w:t>SpaceX：Can SpaceX Really Turn Starlink Into a $1 Trillion Business? Ron Baron Has $25 Billion Riding on Yes （2026-09-17；bing.com）</w:t>
+      </w:r>
+    </w:p>
+    <w:p>
+      <w:pPr>
+        <w:keepLines/>
+        <w:spacing w:after="60"/>
+        <w:ind w:left="369" w:hanging="227"/>
+      </w:pPr>
+      <w:r>
+        <w:rPr>
+          <w:rFonts w:ascii="Kaiti SC" w:hAnsi="Kaiti SC" w:eastAsia="Kaiti SC" w:cs="Kaiti SC"/>
+          <w:sz w:val="21"/>
+        </w:rPr>
+        <w:t xml:space="preserve">➢ </w:t>
+      </w:r>
+      <w:r>
+        <w:rPr>
+          <w:rFonts w:ascii="Kaiti SC" w:hAnsi="Kaiti SC" w:eastAsia="Kaiti SC" w:cs="Kaiti SC"/>
+          <w:sz w:val="21"/>
+        </w:rPr>
+        <w:t>微纳星空：微纳星空3 年累计亏损10.93亿 IPO问询次日便因为串标被军采暂停 - 新浪财经_金融信息服务商 （2026-09-16；新浪财经、新浪财经_金融信息服务商）</w:t>
       </w:r>
     </w:p>
     <w:p>
@@ -2409,7 +2430,7 @@
           <w:rFonts w:ascii="Kaiti SC" w:hAnsi="Kaiti SC" w:eastAsia="Kaiti SC" w:cs="Kaiti SC"/>
           <w:sz w:val="21"/>
         </w:rPr>
-        <w:t>星河动力：星河动力复用火箭主发动机迈入可靠性验证试车阶段 - 北京市科学技术委员会 （2026-09-11；Jiemian.com、sohu.com、东方财富）</w:t>
+        <w:t>SpaceX：Prediction: SpaceX's Starlink Doubles Again to 24 Million Subscribers Before 2027 Ends （2026-09-16；bing.com）</w:t>
       </w:r>
     </w:p>
     <w:p>
@@ -2430,7 +2451,7 @@
           <w:rFonts w:ascii="Kaiti SC" w:hAnsi="Kaiti SC" w:eastAsia="Kaiti SC" w:cs="Kaiti SC"/>
           <w:sz w:val="21"/>
         </w:rPr>
-        <w:t>SpaceX：SpaceX backtracks on Starlink data cap after complaints （2026-09-10；bing.com）</w:t>
+        <w:t>天兵科技：天龙三号归零之后，大运力液体火箭如何走向下一发 - eeo.com.cn （2026-09-15；eeo.com.cn、mrjjxw.com、新浪财经）</w:t>
       </w:r>
     </w:p>
     <w:p>
@@ -2451,7 +2472,7 @@
           <w:rFonts w:ascii="Kaiti SC" w:hAnsi="Kaiti SC" w:eastAsia="Kaiti SC" w:cs="Kaiti SC"/>
           <w:sz w:val="21"/>
         </w:rPr>
-        <w:t>SpaceX：UK deepens reliance on Musk's SpaceX, spending nearly $40 million on satellite services （2026-09-10；bing.com）</w:t>
+        <w:t>蓝箭航天：每年亏十几个亿！蓝箭航天烧钱不断，钱到底从哪来？这场资本豪赌，赌的是中国商业航天的未来吗？ - 新浪财经 （2026-09-15；凤凰网财经、新浪网、新浪财经）</w:t>
       </w:r>
     </w:p>
     <w:p>
@@ -2472,7 +2493,7 @@
           <w:rFonts w:ascii="Kaiti SC" w:hAnsi="Kaiti SC" w:eastAsia="Kaiti SC" w:cs="Kaiti SC"/>
           <w:sz w:val="21"/>
         </w:rPr>
-        <w:t>SpaceX：UK spent $40 million on SpaceX Starshield while publicly denying military use （2026-09-11；bing.com）</w:t>
+        <w:t>银河航天：银河航天在老挝实现低轨卫星互联网试验验证 - 证券时报 （2026-09-19；东方财富、北京经济技术开发区、新浪财经）</w:t>
       </w:r>
     </w:p>
     <w:p>
@@ -2493,7 +2514,7 @@
           <w:rFonts w:ascii="Kaiti SC" w:hAnsi="Kaiti SC" w:eastAsia="Kaiti SC" w:cs="Kaiti SC"/>
           <w:sz w:val="21"/>
         </w:rPr>
-        <w:t>SpaceX：Elon Musk's SpaceX just gave Starlink a major Wi-Fi upgrade with its new 4th-gen router （2026-09-10；bing.com）</w:t>
+        <w:t>垣信卫星：千帆星座卫星数量增至248颗 - 证券时报 （2026-09-17；songjiang.gov.cn、上观新闻、新浪财经）</w:t>
       </w:r>
     </w:p>
     <w:p>
@@ -2514,7 +2535,7 @@
           <w:rFonts w:ascii="Kaiti SC" w:hAnsi="Kaiti SC" w:eastAsia="Kaiti SC" w:cs="Kaiti SC"/>
           <w:sz w:val="21"/>
         </w:rPr>
-        <w:t>SpaceX：Starlink is the economic foundation （2026-09-09；bing.com）</w:t>
+        <w:t>蓝箭航天：朱雀火箭再升空，达成民营航天首次！专访蓝箭航天相关负责人 - cs.zjol.com.cn （2026-09-16；Sohu、cs.zjol.com.cn、大众网）</w:t>
       </w:r>
     </w:p>
     <w:p>
@@ -2535,7 +2556,7 @@
           <w:rFonts w:ascii="Kaiti SC" w:hAnsi="Kaiti SC" w:eastAsia="Kaiti SC" w:cs="Kaiti SC"/>
           <w:sz w:val="21"/>
         </w:rPr>
-        <w:t>垣信卫星：阿里入股垣信卫星：约0.4%股权背后 是互联网巨头的轨道之争 - 东方财富 （2026-09-08；Sohu、东方财富、新京报）</w:t>
+        <w:t>SpaceX：Elon Musk Just Made a Massive Claim About Starlink’s Next Generation （2026-09-16；bing.com）</w:t>
       </w:r>
     </w:p>
     <w:p>
@@ -2556,7 +2577,7 @@
           <w:rFonts w:ascii="Kaiti SC" w:hAnsi="Kaiti SC" w:eastAsia="Kaiti SC" w:cs="Kaiti SC"/>
           <w:sz w:val="21"/>
         </w:rPr>
-        <w:t>蓝箭鸿擎：蓝箭鸿擎在武汉投资成立空间科技公司 - 证券时报 （2026-09-10；东方财富网、未来天玑、证券时报）</w:t>
+        <w:t>SpaceX：Not Starship. Not Starlink. This is the part of SpaceX's business that could lift it into the $3 trillion club. （2026-09-16；bing.com）</w:t>
       </w:r>
     </w:p>
     <w:p>
@@ -2715,7 +2736,7 @@
                 <w:b w:val="0"/>
                 <w:sz w:val="19"/>
               </w:rPr>
-              <w:t>98</w:t>
+              <w:t>161</w:t>
             </w:r>
           </w:p>
         </w:tc>
@@ -2736,7 +2757,7 @@
                 <w:b w:val="0"/>
                 <w:sz w:val="19"/>
               </w:rPr>
-              <w:t>发射与任务、市场与股价、其他动态、订单与合作、监管与政策</w:t>
+              <w:t>发射与任务、市场与股价、其他动态、监管与政策、订单与合作</w:t>
             </w:r>
           </w:p>
         </w:tc>
@@ -2756,7 +2777,442 @@
                 <w:b w:val="0"/>
                 <w:sz w:val="19"/>
               </w:rPr>
-              <w:t>Live coverage: SpaceX to launch final 3 O3b mPOWER satellites for SES</w:t>
+              <w:t>Live coverage: SpaceX to launch 27 Starlink V2 Mini satellites on Falcon 9 rocket from Vandenberg</w:t>
+            </w:r>
+          </w:p>
+        </w:tc>
+      </w:tr>
+      <w:tr>
+        <w:trPr>
+          <w:cantSplit/>
+        </w:trPr>
+        <w:tc>
+          <w:tcPr>
+            <w:tcW w:type="dxa" w:w="2075"/>
+            <w:vAlign w:val="center"/>
+          </w:tcPr>
+          <w:p>
+            <w:pPr>
+              <w:spacing w:after="0" w:line="252" w:lineRule="auto"/>
+            </w:pPr>
+            <w:r/>
+            <w:r>
+              <w:rPr>
+                <w:rFonts w:ascii="Kaiti SC" w:hAnsi="Kaiti SC" w:eastAsia="Kaiti SC" w:cs="Kaiti SC"/>
+                <w:b w:val="0"/>
+                <w:sz w:val="19"/>
+              </w:rPr>
+              <w:t>垣信卫星</w:t>
+            </w:r>
+          </w:p>
+        </w:tc>
+        <w:tc>
+          <w:tcPr>
+            <w:tcW w:type="dxa" w:w="2075"/>
+            <w:vAlign w:val="center"/>
+          </w:tcPr>
+          <w:p>
+            <w:pPr>
+              <w:spacing w:after="0" w:line="252" w:lineRule="auto"/>
+              <w:jc w:val="center"/>
+            </w:pPr>
+            <w:r/>
+            <w:r>
+              <w:rPr>
+                <w:rFonts w:ascii="Kaiti SC" w:hAnsi="Kaiti SC" w:eastAsia="Kaiti SC" w:cs="Kaiti SC"/>
+                <w:b w:val="0"/>
+                <w:sz w:val="19"/>
+              </w:rPr>
+              <w:t>58</w:t>
+            </w:r>
+          </w:p>
+        </w:tc>
+        <w:tc>
+          <w:tcPr>
+            <w:tcW w:type="dxa" w:w="2075"/>
+            <w:vAlign w:val="center"/>
+          </w:tcPr>
+          <w:p>
+            <w:pPr>
+              <w:spacing w:after="0" w:line="252" w:lineRule="auto"/>
+              <w:jc w:val="center"/>
+            </w:pPr>
+            <w:r/>
+            <w:r>
+              <w:rPr>
+                <w:rFonts w:ascii="Kaiti SC" w:hAnsi="Kaiti SC" w:eastAsia="Kaiti SC" w:cs="Kaiti SC"/>
+                <w:b w:val="0"/>
+                <w:sz w:val="19"/>
+              </w:rPr>
+              <w:t>发射与任务、其他动态、订单与合作、融资与资本</w:t>
+            </w:r>
+          </w:p>
+        </w:tc>
+        <w:tc>
+          <w:tcPr>
+            <w:tcW w:type="dxa" w:w="2075"/>
+            <w:vAlign w:val="center"/>
+          </w:tcPr>
+          <w:p>
+            <w:pPr>
+              <w:spacing w:after="0" w:line="252" w:lineRule="auto"/>
+            </w:pPr>
+            <w:r/>
+            <w:r>
+              <w:rPr>
+                <w:rFonts w:ascii="Kaiti SC" w:hAnsi="Kaiti SC" w:eastAsia="Kaiti SC" w:cs="Kaiti SC"/>
+                <w:b w:val="0"/>
+                <w:sz w:val="19"/>
+              </w:rPr>
+              <w:t>海上发射首战告捷 千帆星座迈入工业化组网阶段 - 上海证券报电子版</w:t>
+            </w:r>
+          </w:p>
+        </w:tc>
+      </w:tr>
+      <w:tr>
+        <w:trPr>
+          <w:cantSplit/>
+        </w:trPr>
+        <w:tc>
+          <w:tcPr>
+            <w:tcW w:type="dxa" w:w="2075"/>
+            <w:vAlign w:val="center"/>
+          </w:tcPr>
+          <w:p>
+            <w:pPr>
+              <w:spacing w:after="0" w:line="252" w:lineRule="auto"/>
+            </w:pPr>
+            <w:r/>
+            <w:r>
+              <w:rPr>
+                <w:rFonts w:ascii="Kaiti SC" w:hAnsi="Kaiti SC" w:eastAsia="Kaiti SC" w:cs="Kaiti SC"/>
+                <w:b w:val="0"/>
+                <w:sz w:val="19"/>
+              </w:rPr>
+              <w:t>蓝箭航天</w:t>
+            </w:r>
+          </w:p>
+        </w:tc>
+        <w:tc>
+          <w:tcPr>
+            <w:tcW w:type="dxa" w:w="2075"/>
+            <w:vAlign w:val="center"/>
+          </w:tcPr>
+          <w:p>
+            <w:pPr>
+              <w:spacing w:after="0" w:line="252" w:lineRule="auto"/>
+              <w:jc w:val="center"/>
+            </w:pPr>
+            <w:r/>
+            <w:r>
+              <w:rPr>
+                <w:rFonts w:ascii="Kaiti SC" w:hAnsi="Kaiti SC" w:eastAsia="Kaiti SC" w:cs="Kaiti SC"/>
+                <w:b w:val="0"/>
+                <w:sz w:val="19"/>
+              </w:rPr>
+              <w:t>47</w:t>
+            </w:r>
+          </w:p>
+        </w:tc>
+        <w:tc>
+          <w:tcPr>
+            <w:tcW w:type="dxa" w:w="2075"/>
+            <w:vAlign w:val="center"/>
+          </w:tcPr>
+          <w:p>
+            <w:pPr>
+              <w:spacing w:after="0" w:line="252" w:lineRule="auto"/>
+              <w:jc w:val="center"/>
+            </w:pPr>
+            <w:r/>
+            <w:r>
+              <w:rPr>
+                <w:rFonts w:ascii="Kaiti SC" w:hAnsi="Kaiti SC" w:eastAsia="Kaiti SC" w:cs="Kaiti SC"/>
+                <w:b w:val="0"/>
+                <w:sz w:val="19"/>
+              </w:rPr>
+              <w:t>发射与任务、其他动态、市场与股价、产品与技术</w:t>
+            </w:r>
+          </w:p>
+        </w:tc>
+        <w:tc>
+          <w:tcPr>
+            <w:tcW w:type="dxa" w:w="2075"/>
+            <w:vAlign w:val="center"/>
+          </w:tcPr>
+          <w:p>
+            <w:pPr>
+              <w:spacing w:after="0" w:line="252" w:lineRule="auto"/>
+            </w:pPr>
+            <w:r/>
+            <w:r>
+              <w:rPr>
+                <w:rFonts w:ascii="Kaiti SC" w:hAnsi="Kaiti SC" w:eastAsia="Kaiti SC" w:cs="Kaiti SC"/>
+                <w:b w:val="0"/>
+                <w:sz w:val="19"/>
+              </w:rPr>
+              <w:t>朱雀二号改进型遥七发射成功，10颗千帆卫星入轨 - 证券时报</w:t>
+            </w:r>
+          </w:p>
+        </w:tc>
+      </w:tr>
+      <w:tr>
+        <w:trPr>
+          <w:cantSplit/>
+        </w:trPr>
+        <w:tc>
+          <w:tcPr>
+            <w:tcW w:type="dxa" w:w="2075"/>
+            <w:vAlign w:val="center"/>
+          </w:tcPr>
+          <w:p>
+            <w:pPr>
+              <w:spacing w:after="0" w:line="252" w:lineRule="auto"/>
+            </w:pPr>
+            <w:r/>
+            <w:r>
+              <w:rPr>
+                <w:rFonts w:ascii="Kaiti SC" w:hAnsi="Kaiti SC" w:eastAsia="Kaiti SC" w:cs="Kaiti SC"/>
+                <w:b w:val="0"/>
+                <w:sz w:val="19"/>
+              </w:rPr>
+              <w:t>中科宇航</w:t>
+            </w:r>
+          </w:p>
+        </w:tc>
+        <w:tc>
+          <w:tcPr>
+            <w:tcW w:type="dxa" w:w="2075"/>
+            <w:vAlign w:val="center"/>
+          </w:tcPr>
+          <w:p>
+            <w:pPr>
+              <w:spacing w:after="0" w:line="252" w:lineRule="auto"/>
+              <w:jc w:val="center"/>
+            </w:pPr>
+            <w:r/>
+            <w:r>
+              <w:rPr>
+                <w:rFonts w:ascii="Kaiti SC" w:hAnsi="Kaiti SC" w:eastAsia="Kaiti SC" w:cs="Kaiti SC"/>
+                <w:b w:val="0"/>
+                <w:sz w:val="19"/>
+              </w:rPr>
+              <w:t>35</w:t>
+            </w:r>
+          </w:p>
+        </w:tc>
+        <w:tc>
+          <w:tcPr>
+            <w:tcW w:type="dxa" w:w="2075"/>
+            <w:vAlign w:val="center"/>
+          </w:tcPr>
+          <w:p>
+            <w:pPr>
+              <w:spacing w:after="0" w:line="252" w:lineRule="auto"/>
+              <w:jc w:val="center"/>
+            </w:pPr>
+            <w:r/>
+            <w:r>
+              <w:rPr>
+                <w:rFonts w:ascii="Kaiti SC" w:hAnsi="Kaiti SC" w:eastAsia="Kaiti SC" w:cs="Kaiti SC"/>
+                <w:b w:val="0"/>
+                <w:sz w:val="19"/>
+              </w:rPr>
+              <w:t>发射与任务、其他动态、订单与合作、产品与技术</w:t>
+            </w:r>
+          </w:p>
+        </w:tc>
+        <w:tc>
+          <w:tcPr>
+            <w:tcW w:type="dxa" w:w="2075"/>
+            <w:vAlign w:val="center"/>
+          </w:tcPr>
+          <w:p>
+            <w:pPr>
+              <w:spacing w:after="0" w:line="252" w:lineRule="auto"/>
+            </w:pPr>
+            <w:r/>
+            <w:r>
+              <w:rPr>
+                <w:rFonts w:ascii="Kaiti SC" w:hAnsi="Kaiti SC" w:eastAsia="Kaiti SC" w:cs="Kaiti SC"/>
+                <w:b w:val="0"/>
+                <w:sz w:val="19"/>
+              </w:rPr>
+              <w:t>民营火箭迎来密集发射 中科宇航一箭9星推“算力上天” - 新浪财经_金融信息服务商</w:t>
+            </w:r>
+          </w:p>
+        </w:tc>
+      </w:tr>
+      <w:tr>
+        <w:trPr>
+          <w:cantSplit/>
+        </w:trPr>
+        <w:tc>
+          <w:tcPr>
+            <w:tcW w:type="dxa" w:w="2075"/>
+            <w:vAlign w:val="center"/>
+          </w:tcPr>
+          <w:p>
+            <w:pPr>
+              <w:spacing w:after="0" w:line="252" w:lineRule="auto"/>
+            </w:pPr>
+            <w:r/>
+            <w:r>
+              <w:rPr>
+                <w:rFonts w:ascii="Kaiti SC" w:hAnsi="Kaiti SC" w:eastAsia="Kaiti SC" w:cs="Kaiti SC"/>
+                <w:b w:val="0"/>
+                <w:sz w:val="19"/>
+              </w:rPr>
+              <w:t>银河航天</w:t>
+            </w:r>
+          </w:p>
+        </w:tc>
+        <w:tc>
+          <w:tcPr>
+            <w:tcW w:type="dxa" w:w="2075"/>
+            <w:vAlign w:val="center"/>
+          </w:tcPr>
+          <w:p>
+            <w:pPr>
+              <w:spacing w:after="0" w:line="252" w:lineRule="auto"/>
+              <w:jc w:val="center"/>
+            </w:pPr>
+            <w:r/>
+            <w:r>
+              <w:rPr>
+                <w:rFonts w:ascii="Kaiti SC" w:hAnsi="Kaiti SC" w:eastAsia="Kaiti SC" w:cs="Kaiti SC"/>
+                <w:b w:val="0"/>
+                <w:sz w:val="19"/>
+              </w:rPr>
+              <w:t>29</w:t>
+            </w:r>
+          </w:p>
+        </w:tc>
+        <w:tc>
+          <w:tcPr>
+            <w:tcW w:type="dxa" w:w="2075"/>
+            <w:vAlign w:val="center"/>
+          </w:tcPr>
+          <w:p>
+            <w:pPr>
+              <w:spacing w:after="0" w:line="252" w:lineRule="auto"/>
+              <w:jc w:val="center"/>
+            </w:pPr>
+            <w:r/>
+            <w:r>
+              <w:rPr>
+                <w:rFonts w:ascii="Kaiti SC" w:hAnsi="Kaiti SC" w:eastAsia="Kaiti SC" w:cs="Kaiti SC"/>
+                <w:b w:val="0"/>
+                <w:sz w:val="19"/>
+              </w:rPr>
+              <w:t>发射与任务、其他动态</w:t>
+            </w:r>
+          </w:p>
+        </w:tc>
+        <w:tc>
+          <w:tcPr>
+            <w:tcW w:type="dxa" w:w="2075"/>
+            <w:vAlign w:val="center"/>
+          </w:tcPr>
+          <w:p>
+            <w:pPr>
+              <w:spacing w:after="0" w:line="252" w:lineRule="auto"/>
+            </w:pPr>
+            <w:r/>
+            <w:r>
+              <w:rPr>
+                <w:rFonts w:ascii="Kaiti SC" w:hAnsi="Kaiti SC" w:eastAsia="Kaiti SC" w:cs="Kaiti SC"/>
+                <w:b w:val="0"/>
+                <w:sz w:val="19"/>
+              </w:rPr>
+              <w:t>银河航天成功发射 “通感智算”一体化技术验证卫星 - 上海证券报电子版</w:t>
+            </w:r>
+          </w:p>
+        </w:tc>
+      </w:tr>
+      <w:tr>
+        <w:trPr>
+          <w:cantSplit/>
+        </w:trPr>
+        <w:tc>
+          <w:tcPr>
+            <w:tcW w:type="dxa" w:w="2075"/>
+            <w:vAlign w:val="center"/>
+          </w:tcPr>
+          <w:p>
+            <w:pPr>
+              <w:spacing w:after="0" w:line="252" w:lineRule="auto"/>
+            </w:pPr>
+            <w:r/>
+            <w:r>
+              <w:rPr>
+                <w:rFonts w:ascii="Kaiti SC" w:hAnsi="Kaiti SC" w:eastAsia="Kaiti SC" w:cs="Kaiti SC"/>
+                <w:b w:val="0"/>
+                <w:sz w:val="19"/>
+              </w:rPr>
+              <w:t>星河动力</w:t>
+            </w:r>
+          </w:p>
+        </w:tc>
+        <w:tc>
+          <w:tcPr>
+            <w:tcW w:type="dxa" w:w="2075"/>
+            <w:vAlign w:val="center"/>
+          </w:tcPr>
+          <w:p>
+            <w:pPr>
+              <w:spacing w:after="0" w:line="252" w:lineRule="auto"/>
+              <w:jc w:val="center"/>
+            </w:pPr>
+            <w:r/>
+            <w:r>
+              <w:rPr>
+                <w:rFonts w:ascii="Kaiti SC" w:hAnsi="Kaiti SC" w:eastAsia="Kaiti SC" w:cs="Kaiti SC"/>
+                <w:b w:val="0"/>
+                <w:sz w:val="19"/>
+              </w:rPr>
+              <w:t>15</w:t>
+            </w:r>
+          </w:p>
+        </w:tc>
+        <w:tc>
+          <w:tcPr>
+            <w:tcW w:type="dxa" w:w="2075"/>
+            <w:vAlign w:val="center"/>
+          </w:tcPr>
+          <w:p>
+            <w:pPr>
+              <w:spacing w:after="0" w:line="252" w:lineRule="auto"/>
+              <w:jc w:val="center"/>
+            </w:pPr>
+            <w:r/>
+            <w:r>
+              <w:rPr>
+                <w:rFonts w:ascii="Kaiti SC" w:hAnsi="Kaiti SC" w:eastAsia="Kaiti SC" w:cs="Kaiti SC"/>
+                <w:b w:val="0"/>
+                <w:sz w:val="19"/>
+              </w:rPr>
+              <w:t>发射与任务、其他动态</w:t>
+            </w:r>
+          </w:p>
+        </w:tc>
+        <w:tc>
+          <w:tcPr>
+            <w:tcW w:type="dxa" w:w="2075"/>
+            <w:vAlign w:val="center"/>
+          </w:tcPr>
+          <w:p>
+            <w:pPr>
+              <w:spacing w:after="0" w:line="252" w:lineRule="auto"/>
+            </w:pPr>
+            <w:r/>
+            <w:r>
+              <w:rPr>
+                <w:rFonts w:ascii="Kaiti SC" w:hAnsi="Kaiti SC" w:eastAsia="Kaiti SC" w:cs="Kaiti SC"/>
+                <w:b w:val="0"/>
+                <w:sz w:val="19"/>
+              </w:rPr>
+              <w:t>17:24:10【星河动力近期拟发射谷神星一号海射型（遥八）】 - cls.cn</w:t>
             </w:r>
           </w:p>
         </w:tc>
@@ -2802,7 +3258,94 @@
                 <w:b w:val="0"/>
                 <w:sz w:val="19"/>
               </w:rPr>
-              <w:t>25</w:t>
+              <w:t>14</w:t>
+            </w:r>
+          </w:p>
+        </w:tc>
+        <w:tc>
+          <w:tcPr>
+            <w:tcW w:type="dxa" w:w="2075"/>
+            <w:vAlign w:val="center"/>
+          </w:tcPr>
+          <w:p>
+            <w:pPr>
+              <w:spacing w:after="0" w:line="252" w:lineRule="auto"/>
+              <w:jc w:val="center"/>
+            </w:pPr>
+            <w:r/>
+            <w:r>
+              <w:rPr>
+                <w:rFonts w:ascii="Kaiti SC" w:hAnsi="Kaiti SC" w:eastAsia="Kaiti SC" w:cs="Kaiti SC"/>
+                <w:b w:val="0"/>
+                <w:sz w:val="19"/>
+              </w:rPr>
+              <w:t>发射与任务、其他动态、订单与合作</w:t>
+            </w:r>
+          </w:p>
+        </w:tc>
+        <w:tc>
+          <w:tcPr>
+            <w:tcW w:type="dxa" w:w="2075"/>
+            <w:vAlign w:val="center"/>
+          </w:tcPr>
+          <w:p>
+            <w:pPr>
+              <w:spacing w:after="0" w:line="252" w:lineRule="auto"/>
+            </w:pPr>
+            <w:r/>
+            <w:r>
+              <w:rPr>
+                <w:rFonts w:ascii="Kaiti SC" w:hAnsi="Kaiti SC" w:eastAsia="Kaiti SC" w:cs="Kaiti SC"/>
+                <w:b w:val="0"/>
+                <w:sz w:val="19"/>
+              </w:rPr>
+              <w:t>SpaceX Starship flight 5 launch window - Blue Origin gearing up for New Glenn launch!</w:t>
+            </w:r>
+          </w:p>
+        </w:tc>
+      </w:tr>
+      <w:tr>
+        <w:trPr>
+          <w:cantSplit/>
+        </w:trPr>
+        <w:tc>
+          <w:tcPr>
+            <w:tcW w:type="dxa" w:w="2075"/>
+            <w:vAlign w:val="center"/>
+          </w:tcPr>
+          <w:p>
+            <w:pPr>
+              <w:spacing w:after="0" w:line="252" w:lineRule="auto"/>
+            </w:pPr>
+            <w:r/>
+            <w:r>
+              <w:rPr>
+                <w:rFonts w:ascii="Kaiti SC" w:hAnsi="Kaiti SC" w:eastAsia="Kaiti SC" w:cs="Kaiti SC"/>
+                <w:b w:val="0"/>
+                <w:sz w:val="19"/>
+              </w:rPr>
+              <w:t>星际荣耀</w:t>
+            </w:r>
+          </w:p>
+        </w:tc>
+        <w:tc>
+          <w:tcPr>
+            <w:tcW w:type="dxa" w:w="2075"/>
+            <w:vAlign w:val="center"/>
+          </w:tcPr>
+          <w:p>
+            <w:pPr>
+              <w:spacing w:after="0" w:line="252" w:lineRule="auto"/>
+              <w:jc w:val="center"/>
+            </w:pPr>
+            <w:r/>
+            <w:r>
+              <w:rPr>
+                <w:rFonts w:ascii="Kaiti SC" w:hAnsi="Kaiti SC" w:eastAsia="Kaiti SC" w:cs="Kaiti SC"/>
+                <w:b w:val="0"/>
+                <w:sz w:val="19"/>
+              </w:rPr>
+              <w:t>10</w:t>
             </w:r>
           </w:p>
         </w:tc>
@@ -2843,7 +3386,7 @@
                 <w:b w:val="0"/>
                 <w:sz w:val="19"/>
               </w:rPr>
-              <w:t>Rocket Lab protests NASA's decision to award Blue Origin $700 million Mars orbiter contract</w:t>
+              <w:t>南钢：参股的双曲线三号即将发射，中国民营火箭最激进的一次挑战，首飞就要入轨与海上 - 财富号</w:t>
             </w:r>
           </w:p>
         </w:tc>
@@ -2868,181 +3411,7 @@
                 <w:b w:val="0"/>
                 <w:sz w:val="19"/>
               </w:rPr>
-              <w:t>天兵科技</w:t>
-            </w:r>
-          </w:p>
-        </w:tc>
-        <w:tc>
-          <w:tcPr>
-            <w:tcW w:type="dxa" w:w="2075"/>
-            <w:vAlign w:val="center"/>
-          </w:tcPr>
-          <w:p>
-            <w:pPr>
-              <w:spacing w:after="0" w:line="252" w:lineRule="auto"/>
-              <w:jc w:val="center"/>
-            </w:pPr>
-            <w:r/>
-            <w:r>
-              <w:rPr>
-                <w:rFonts w:ascii="Kaiti SC" w:hAnsi="Kaiti SC" w:eastAsia="Kaiti SC" w:cs="Kaiti SC"/>
-                <w:b w:val="0"/>
-                <w:sz w:val="19"/>
-              </w:rPr>
-              <w:t>21</w:t>
-            </w:r>
-          </w:p>
-        </w:tc>
-        <w:tc>
-          <w:tcPr>
-            <w:tcW w:type="dxa" w:w="2075"/>
-            <w:vAlign w:val="center"/>
-          </w:tcPr>
-          <w:p>
-            <w:pPr>
-              <w:spacing w:after="0" w:line="252" w:lineRule="auto"/>
-              <w:jc w:val="center"/>
-            </w:pPr>
-            <w:r/>
-            <w:r>
-              <w:rPr>
-                <w:rFonts w:ascii="Kaiti SC" w:hAnsi="Kaiti SC" w:eastAsia="Kaiti SC" w:cs="Kaiti SC"/>
-                <w:b w:val="0"/>
-                <w:sz w:val="19"/>
-              </w:rPr>
-              <w:t>发射与任务、其他动态</w:t>
-            </w:r>
-          </w:p>
-        </w:tc>
-        <w:tc>
-          <w:tcPr>
-            <w:tcW w:type="dxa" w:w="2075"/>
-            <w:vAlign w:val="center"/>
-          </w:tcPr>
-          <w:p>
-            <w:pPr>
-              <w:spacing w:after="0" w:line="252" w:lineRule="auto"/>
-            </w:pPr>
-            <w:r/>
-            <w:r>
-              <w:rPr>
-                <w:rFonts w:ascii="Kaiti SC" w:hAnsi="Kaiti SC" w:eastAsia="Kaiti SC" w:cs="Kaiti SC"/>
-                <w:b w:val="0"/>
-                <w:sz w:val="19"/>
-              </w:rPr>
-              <w:t>天龙三号遥一火箭首飞失利原因查明 - 证券时报</w:t>
-            </w:r>
-          </w:p>
-        </w:tc>
-      </w:tr>
-      <w:tr>
-        <w:trPr>
-          <w:cantSplit/>
-        </w:trPr>
-        <w:tc>
-          <w:tcPr>
-            <w:tcW w:type="dxa" w:w="2075"/>
-            <w:vAlign w:val="center"/>
-          </w:tcPr>
-          <w:p>
-            <w:pPr>
-              <w:spacing w:after="0" w:line="252" w:lineRule="auto"/>
-            </w:pPr>
-            <w:r/>
-            <w:r>
-              <w:rPr>
-                <w:rFonts w:ascii="Kaiti SC" w:hAnsi="Kaiti SC" w:eastAsia="Kaiti SC" w:cs="Kaiti SC"/>
-                <w:b w:val="0"/>
-                <w:sz w:val="19"/>
-              </w:rPr>
-              <w:t>星河动力</w:t>
-            </w:r>
-          </w:p>
-        </w:tc>
-        <w:tc>
-          <w:tcPr>
-            <w:tcW w:type="dxa" w:w="2075"/>
-            <w:vAlign w:val="center"/>
-          </w:tcPr>
-          <w:p>
-            <w:pPr>
-              <w:spacing w:after="0" w:line="252" w:lineRule="auto"/>
-              <w:jc w:val="center"/>
-            </w:pPr>
-            <w:r/>
-            <w:r>
-              <w:rPr>
-                <w:rFonts w:ascii="Kaiti SC" w:hAnsi="Kaiti SC" w:eastAsia="Kaiti SC" w:cs="Kaiti SC"/>
-                <w:b w:val="0"/>
-                <w:sz w:val="19"/>
-              </w:rPr>
-              <w:t>9</w:t>
-            </w:r>
-          </w:p>
-        </w:tc>
-        <w:tc>
-          <w:tcPr>
-            <w:tcW w:type="dxa" w:w="2075"/>
-            <w:vAlign w:val="center"/>
-          </w:tcPr>
-          <w:p>
-            <w:pPr>
-              <w:spacing w:after="0" w:line="252" w:lineRule="auto"/>
-              <w:jc w:val="center"/>
-            </w:pPr>
-            <w:r/>
-            <w:r>
-              <w:rPr>
-                <w:rFonts w:ascii="Kaiti SC" w:hAnsi="Kaiti SC" w:eastAsia="Kaiti SC" w:cs="Kaiti SC"/>
-                <w:b w:val="0"/>
-                <w:sz w:val="19"/>
-              </w:rPr>
-              <w:t>其他动态</w:t>
-            </w:r>
-          </w:p>
-        </w:tc>
-        <w:tc>
-          <w:tcPr>
-            <w:tcW w:type="dxa" w:w="2075"/>
-            <w:vAlign w:val="center"/>
-          </w:tcPr>
-          <w:p>
-            <w:pPr>
-              <w:spacing w:after="0" w:line="252" w:lineRule="auto"/>
-            </w:pPr>
-            <w:r/>
-            <w:r>
-              <w:rPr>
-                <w:rFonts w:ascii="Kaiti SC" w:hAnsi="Kaiti SC" w:eastAsia="Kaiti SC" w:cs="Kaiti SC"/>
-                <w:b w:val="0"/>
-                <w:sz w:val="19"/>
-              </w:rPr>
-              <w:t>星河动力复用火箭主发动机迈入可靠性验证试车阶段 - 北京市科学技术委员会</w:t>
-            </w:r>
-          </w:p>
-        </w:tc>
-      </w:tr>
-      <w:tr>
-        <w:trPr>
-          <w:cantSplit/>
-        </w:trPr>
-        <w:tc>
-          <w:tcPr>
-            <w:tcW w:type="dxa" w:w="2075"/>
-            <w:vAlign w:val="center"/>
-          </w:tcPr>
-          <w:p>
-            <w:pPr>
-              <w:spacing w:after="0" w:line="252" w:lineRule="auto"/>
-            </w:pPr>
-            <w:r/>
-            <w:r>
-              <w:rPr>
-                <w:rFonts w:ascii="Kaiti SC" w:hAnsi="Kaiti SC" w:eastAsia="Kaiti SC" w:cs="Kaiti SC"/>
-                <w:b w:val="0"/>
-                <w:sz w:val="19"/>
-              </w:rPr>
-              <w:t>垣信卫星</w:t>
+              <w:t>中国星网</w:t>
             </w:r>
           </w:p>
         </w:tc>
@@ -3104,181 +3473,7 @@
                 <w:b w:val="0"/>
                 <w:sz w:val="19"/>
               </w:rPr>
-              <w:t>上海瀚讯9月10日回应卫星互联网话题：为千帆星座通信分系统核心承研单位_公司新闻 - stock.stockstar.com</w:t>
-            </w:r>
-          </w:p>
-        </w:tc>
-      </w:tr>
-      <w:tr>
-        <w:trPr>
-          <w:cantSplit/>
-        </w:trPr>
-        <w:tc>
-          <w:tcPr>
-            <w:tcW w:type="dxa" w:w="2075"/>
-            <w:vAlign w:val="center"/>
-          </w:tcPr>
-          <w:p>
-            <w:pPr>
-              <w:spacing w:after="0" w:line="252" w:lineRule="auto"/>
-            </w:pPr>
-            <w:r/>
-            <w:r>
-              <w:rPr>
-                <w:rFonts w:ascii="Kaiti SC" w:hAnsi="Kaiti SC" w:eastAsia="Kaiti SC" w:cs="Kaiti SC"/>
-                <w:b w:val="0"/>
-                <w:sz w:val="19"/>
-              </w:rPr>
-              <w:t>蓝箭鸿擎</w:t>
-            </w:r>
-          </w:p>
-        </w:tc>
-        <w:tc>
-          <w:tcPr>
-            <w:tcW w:type="dxa" w:w="2075"/>
-            <w:vAlign w:val="center"/>
-          </w:tcPr>
-          <w:p>
-            <w:pPr>
-              <w:spacing w:after="0" w:line="252" w:lineRule="auto"/>
-              <w:jc w:val="center"/>
-            </w:pPr>
-            <w:r/>
-            <w:r>
-              <w:rPr>
-                <w:rFonts w:ascii="Kaiti SC" w:hAnsi="Kaiti SC" w:eastAsia="Kaiti SC" w:cs="Kaiti SC"/>
-                <w:b w:val="0"/>
-                <w:sz w:val="19"/>
-              </w:rPr>
-              <w:t>6</w:t>
-            </w:r>
-          </w:p>
-        </w:tc>
-        <w:tc>
-          <w:tcPr>
-            <w:tcW w:type="dxa" w:w="2075"/>
-            <w:vAlign w:val="center"/>
-          </w:tcPr>
-          <w:p>
-            <w:pPr>
-              <w:spacing w:after="0" w:line="252" w:lineRule="auto"/>
-              <w:jc w:val="center"/>
-            </w:pPr>
-            <w:r/>
-            <w:r>
-              <w:rPr>
-                <w:rFonts w:ascii="Kaiti SC" w:hAnsi="Kaiti SC" w:eastAsia="Kaiti SC" w:cs="Kaiti SC"/>
-                <w:b w:val="0"/>
-                <w:sz w:val="19"/>
-              </w:rPr>
-              <w:t>其他动态、发射与任务、融资与资本、订单与合作</w:t>
-            </w:r>
-          </w:p>
-        </w:tc>
-        <w:tc>
-          <w:tcPr>
-            <w:tcW w:type="dxa" w:w="2075"/>
-            <w:vAlign w:val="center"/>
-          </w:tcPr>
-          <w:p>
-            <w:pPr>
-              <w:spacing w:after="0" w:line="252" w:lineRule="auto"/>
-            </w:pPr>
-            <w:r/>
-            <w:r>
-              <w:rPr>
-                <w:rFonts w:ascii="Kaiti SC" w:hAnsi="Kaiti SC" w:eastAsia="Kaiti SC" w:cs="Kaiti SC"/>
-                <w:b w:val="0"/>
-                <w:sz w:val="19"/>
-              </w:rPr>
-              <w:t>蓝箭鸿擎在武汉投资成立空间科技公司 - 证券时报</w:t>
-            </w:r>
-          </w:p>
-        </w:tc>
-      </w:tr>
-      <w:tr>
-        <w:trPr>
-          <w:cantSplit/>
-        </w:trPr>
-        <w:tc>
-          <w:tcPr>
-            <w:tcW w:type="dxa" w:w="2075"/>
-            <w:vAlign w:val="center"/>
-          </w:tcPr>
-          <w:p>
-            <w:pPr>
-              <w:spacing w:after="0" w:line="252" w:lineRule="auto"/>
-            </w:pPr>
-            <w:r/>
-            <w:r>
-              <w:rPr>
-                <w:rFonts w:ascii="Kaiti SC" w:hAnsi="Kaiti SC" w:eastAsia="Kaiti SC" w:cs="Kaiti SC"/>
-                <w:b w:val="0"/>
-                <w:sz w:val="19"/>
-              </w:rPr>
-              <w:t>蓝箭航天</w:t>
-            </w:r>
-          </w:p>
-        </w:tc>
-        <w:tc>
-          <w:tcPr>
-            <w:tcW w:type="dxa" w:w="2075"/>
-            <w:vAlign w:val="center"/>
-          </w:tcPr>
-          <w:p>
-            <w:pPr>
-              <w:spacing w:after="0" w:line="252" w:lineRule="auto"/>
-              <w:jc w:val="center"/>
-            </w:pPr>
-            <w:r/>
-            <w:r>
-              <w:rPr>
-                <w:rFonts w:ascii="Kaiti SC" w:hAnsi="Kaiti SC" w:eastAsia="Kaiti SC" w:cs="Kaiti SC"/>
-                <w:b w:val="0"/>
-                <w:sz w:val="19"/>
-              </w:rPr>
-              <w:t>5</w:t>
-            </w:r>
-          </w:p>
-        </w:tc>
-        <w:tc>
-          <w:tcPr>
-            <w:tcW w:type="dxa" w:w="2075"/>
-            <w:vAlign w:val="center"/>
-          </w:tcPr>
-          <w:p>
-            <w:pPr>
-              <w:spacing w:after="0" w:line="252" w:lineRule="auto"/>
-              <w:jc w:val="center"/>
-            </w:pPr>
-            <w:r/>
-            <w:r>
-              <w:rPr>
-                <w:rFonts w:ascii="Kaiti SC" w:hAnsi="Kaiti SC" w:eastAsia="Kaiti SC" w:cs="Kaiti SC"/>
-                <w:b w:val="0"/>
-                <w:sz w:val="19"/>
-              </w:rPr>
-              <w:t>其他动态、发射与任务</w:t>
-            </w:r>
-          </w:p>
-        </w:tc>
-        <w:tc>
-          <w:tcPr>
-            <w:tcW w:type="dxa" w:w="2075"/>
-            <w:vAlign w:val="center"/>
-          </w:tcPr>
-          <w:p>
-            <w:pPr>
-              <w:spacing w:after="0" w:line="252" w:lineRule="auto"/>
-            </w:pPr>
-            <w:r/>
-            <w:r>
-              <w:rPr>
-                <w:rFonts w:ascii="Kaiti SC" w:hAnsi="Kaiti SC" w:eastAsia="Kaiti SC" w:cs="Kaiti SC"/>
-                <w:b w:val="0"/>
-                <w:sz w:val="19"/>
-              </w:rPr>
-              <w:t>鲁信创投：公司参股基金投资的商业航天产业链企业包括蓝箭航天等，未投资微纳星空 - 新浪财经</w:t>
+              <w:t>中国星网董事长、党组书记苟坪：推动北斗与卫星互联网深度融合 - t.cj.sina.cn</w:t>
             </w:r>
           </w:p>
         </w:tc>
@@ -3324,7 +3519,7 @@
                 <w:b w:val="0"/>
                 <w:sz w:val="19"/>
               </w:rPr>
-              <w:t>3</w:t>
+              <w:t>5</w:t>
             </w:r>
           </w:p>
         </w:tc>
@@ -3345,7 +3540,7 @@
                 <w:b w:val="0"/>
                 <w:sz w:val="19"/>
               </w:rPr>
-              <w:t>其他动态</w:t>
+              <w:t>市场与股价</w:t>
             </w:r>
           </w:p>
         </w:tc>
@@ -3365,7 +3560,7 @@
                 <w:b w:val="0"/>
                 <w:sz w:val="19"/>
               </w:rPr>
-              <w:t>鲁信创投：公司参股基金投资的商业航天产业链企业包括蓝箭航天等，未投资微纳星空 - 新浪财经</w:t>
+              <w:t>国星宇航、展芯半导体、微纳星空、国仪量子冲刺IPO，涉及四川多家机构投资 - 新浪财经_金融信息服务商</w:t>
             </w:r>
           </w:p>
         </w:tc>
@@ -3390,7 +3585,7 @@
                 <w:b w:val="0"/>
                 <w:sz w:val="19"/>
               </w:rPr>
-              <w:t>中科宇航</w:t>
+              <w:t>天兵科技</w:t>
             </w:r>
           </w:p>
         </w:tc>
@@ -3411,7 +3606,7 @@
                 <w:b w:val="0"/>
                 <w:sz w:val="19"/>
               </w:rPr>
-              <w:t>2</w:t>
+              <w:t>4</w:t>
             </w:r>
           </w:p>
         </w:tc>
@@ -3432,7 +3627,7 @@
                 <w:b w:val="0"/>
                 <w:sz w:val="19"/>
               </w:rPr>
-              <w:t>其他动态</w:t>
+              <w:t>发射与任务、其他动态</w:t>
             </w:r>
           </w:p>
         </w:tc>
@@ -3452,94 +3647,7 @@
                 <w:b w:val="0"/>
                 <w:sz w:val="19"/>
               </w:rPr>
-              <w:t>中科宇航董事长杨毅强：太空制造是未来高端制造的战略制高点 - 东方财富</w:t>
-            </w:r>
-          </w:p>
-        </w:tc>
-      </w:tr>
-      <w:tr>
-        <w:trPr>
-          <w:cantSplit/>
-        </w:trPr>
-        <w:tc>
-          <w:tcPr>
-            <w:tcW w:type="dxa" w:w="2075"/>
-            <w:vAlign w:val="center"/>
-          </w:tcPr>
-          <w:p>
-            <w:pPr>
-              <w:spacing w:after="0" w:line="252" w:lineRule="auto"/>
-            </w:pPr>
-            <w:r/>
-            <w:r>
-              <w:rPr>
-                <w:rFonts w:ascii="Kaiti SC" w:hAnsi="Kaiti SC" w:eastAsia="Kaiti SC" w:cs="Kaiti SC"/>
-                <w:b w:val="0"/>
-                <w:sz w:val="19"/>
-              </w:rPr>
-              <w:t>星际荣耀</w:t>
-            </w:r>
-          </w:p>
-        </w:tc>
-        <w:tc>
-          <w:tcPr>
-            <w:tcW w:type="dxa" w:w="2075"/>
-            <w:vAlign w:val="center"/>
-          </w:tcPr>
-          <w:p>
-            <w:pPr>
-              <w:spacing w:after="0" w:line="252" w:lineRule="auto"/>
-              <w:jc w:val="center"/>
-            </w:pPr>
-            <w:r/>
-            <w:r>
-              <w:rPr>
-                <w:rFonts w:ascii="Kaiti SC" w:hAnsi="Kaiti SC" w:eastAsia="Kaiti SC" w:cs="Kaiti SC"/>
-                <w:b w:val="0"/>
-                <w:sz w:val="19"/>
-              </w:rPr>
-              <w:t>1</w:t>
-            </w:r>
-          </w:p>
-        </w:tc>
-        <w:tc>
-          <w:tcPr>
-            <w:tcW w:type="dxa" w:w="2075"/>
-            <w:vAlign w:val="center"/>
-          </w:tcPr>
-          <w:p>
-            <w:pPr>
-              <w:spacing w:after="0" w:line="252" w:lineRule="auto"/>
-              <w:jc w:val="center"/>
-            </w:pPr>
-            <w:r/>
-            <w:r>
-              <w:rPr>
-                <w:rFonts w:ascii="Kaiti SC" w:hAnsi="Kaiti SC" w:eastAsia="Kaiti SC" w:cs="Kaiti SC"/>
-                <w:b w:val="0"/>
-                <w:sz w:val="19"/>
-              </w:rPr>
-              <w:t>融资与资本</w:t>
-            </w:r>
-          </w:p>
-        </w:tc>
-        <w:tc>
-          <w:tcPr>
-            <w:tcW w:type="dxa" w:w="2075"/>
-            <w:vAlign w:val="center"/>
-          </w:tcPr>
-          <w:p>
-            <w:pPr>
-              <w:spacing w:after="0" w:line="252" w:lineRule="auto"/>
-            </w:pPr>
-            <w:r/>
-            <w:r>
-              <w:rPr>
-                <w:rFonts w:ascii="Kaiti SC" w:hAnsi="Kaiti SC" w:eastAsia="Kaiti SC" w:cs="Kaiti SC"/>
-                <w:b w:val="0"/>
-                <w:sz w:val="19"/>
-              </w:rPr>
-              <w:t>视频|经济学家管清友X星际荣耀彭小波X投资人张驰:深度拆解商业航天 - 新浪财经</w:t>
+              <w:t>天龙三号遥一火箭首飞失利原因查明 - 证券时报</w:t>
             </w:r>
           </w:p>
         </w:tc>
@@ -3576,7 +3684,7 @@
           <w:rFonts w:ascii="Kaiti SC" w:hAnsi="Kaiti SC" w:eastAsia="Kaiti SC" w:cs="Kaiti SC"/>
           <w:sz w:val="21"/>
         </w:rPr>
-        <w:t>天兵科技：本周“天龙三号遥一火箭首飞失利原因查明 - 证券时报”；关联回看 2026-04-03 的“中国版猎鹰9号！天龙三号商业火箭首飞失利：官方通报 - 新浪财经”。</w:t>
+        <w:t>中科宇航：本周“力箭一号遥十八运载火箭圆满完成“一箭9星”发射 - jingjiribao.cn”；关联回看 2026-07-31 的“力箭一号遥十八运载火箭顺利出厂 - 证券时报”。</w:t>
       </w:r>
     </w:p>
     <w:p>
@@ -3597,7 +3705,7 @@
           <w:rFonts w:ascii="Kaiti SC" w:hAnsi="Kaiti SC" w:eastAsia="Kaiti SC" w:cs="Kaiti SC"/>
           <w:sz w:val="21"/>
         </w:rPr>
-        <w:t>SpaceX：本周“Live coverage: SpaceX to launch classified payload for the U.S. Space Force”；关联回看 2026-07-30 的“Live coverage: SpaceX to launch classified payload for National Reconnaissance Office”。</w:t>
+        <w:t>SpaceX：本周“Live coverage: SpaceX to launch 27 Starlink V2 Mini satellites on Falcon 9 rocket from Vandenberg”；关联回看 2026-08-26 的“Live coverage: SpaceX to launch 27 Starlink satellites on Falcon 9 rocket from Vandenberg”。</w:t>
       </w:r>
     </w:p>
     <w:p>
@@ -3618,7 +3726,7 @@
           <w:rFonts w:ascii="Kaiti SC" w:hAnsi="Kaiti SC" w:eastAsia="Kaiti SC" w:cs="Kaiti SC"/>
           <w:sz w:val="21"/>
         </w:rPr>
-        <w:t>Blue Origin：本周“Blue Origin's New Glenn is moving to historic NASA facility as it prepares for Artemis missions - starlust.org”；关联回看 2026-07-27 的“NASA provides Blue Origin with an alternative for New Glenn tests”。</w:t>
+        <w:t>SpaceX：本周“Live coverage: SpaceX to launch national security payload for the U.S. Space Force on Falcon 9 rocket from Vandenberg”；关联回看 2026-09-11 的“Live coverage: SpaceX to launch classified payload for the U.S. Space Force”。</w:t>
       </w:r>
     </w:p>
     <w:p>
@@ -3639,7 +3747,7 @@
           <w:rFonts w:ascii="Kaiti SC" w:hAnsi="Kaiti SC" w:eastAsia="Kaiti SC" w:cs="Kaiti SC"/>
           <w:sz w:val="21"/>
         </w:rPr>
-        <w:t>SpaceX：本周“SpaceX backtracks on Starlink data cap after complaints”；关联回看 2026-09-01 的“SpaceX taps Starlink's Michael Nicolls to run AI data centers after outages”。</w:t>
+        <w:t>银河航天：本周“银河航天四颗SAR卫星成功发射 - 新浪财经”；关联回看 2022-03-05 的“一箭七星！银河航天通信卫星成功发射 - 21财经”。</w:t>
       </w:r>
     </w:p>
     <w:p>
@@ -3660,7 +3768,7 @@
           <w:rFonts w:ascii="Kaiti SC" w:hAnsi="Kaiti SC" w:eastAsia="Kaiti SC" w:cs="Kaiti SC"/>
           <w:sz w:val="21"/>
         </w:rPr>
-        <w:t>Blue Origin：本周“Blue Origin's massive New Glenn rocket on move to launch pad”；关联回看 2026-06-18 的“Blue Origin begins rebuilding New Glenn pad”。</w:t>
+        <w:t>星际荣耀：本周“星际荣耀双曲线三号运载火箭贮箱极限载荷试验告捷 - 未来天玑”；关联回看 2025-08-24 的“星际荣耀双曲线三号运载火箭地面转场起竖系统联调试验圆满成功 - 未来天玑”。</w:t>
       </w:r>
     </w:p>
     <w:p>
@@ -3681,7 +3789,7 @@
           <w:rFonts w:ascii="Kaiti SC" w:hAnsi="Kaiti SC" w:eastAsia="Kaiti SC" w:cs="Kaiti SC"/>
           <w:sz w:val="21"/>
         </w:rPr>
-        <w:t>蓝箭鸿擎：本周“蓝箭鸿擎在武汉投资成立空间科技公司 - 证券时报”；关联回看 2026-07-10 的“蓝箭鸿擎在广东阳江成立空间科技公司，含多项卫星业务 - 证券时报”。</w:t>
+        <w:t>星河动力：本周“17:24:10【星河动力近期拟发射谷神星一号海射型（遥八）】 - cls.cn”；关联回看 2025-05-16 的“谷神星一号海射型（遥五）运载火箭近期择机发射 - Sohu”。</w:t>
       </w:r>
     </w:p>
     <w:p>
@@ -3720,7 +3828,7 @@
           <w:rFonts w:ascii="Kaiti SC" w:hAnsi="Kaiti SC" w:eastAsia="Kaiti SC" w:cs="Kaiti SC"/>
           <w:sz w:val="21"/>
         </w:rPr>
-        <w:t>继续跟踪本周高频类别：发射与任务、其他动态、产品与技术。</w:t>
+        <w:t>继续跟踪本周高频类别：发射与任务、其他动态、市场与股价。</w:t>
       </w:r>
     </w:p>
     <w:p>
@@ -3762,7 +3870,7 @@
           <w:rFonts w:ascii="Kaiti SC" w:hAnsi="Kaiti SC" w:eastAsia="Kaiti SC" w:cs="Kaiti SC"/>
           <w:sz w:val="21"/>
         </w:rPr>
-        <w:t>关注 Blue Origin 的后续披露与多来源交叉验证。</w:t>
+        <w:t>关注 垣信卫星 的后续披露与多来源交叉验证。</w:t>
       </w:r>
     </w:p>
     <w:p>
@@ -3783,7 +3891,7 @@
           <w:rFonts w:ascii="Kaiti SC" w:hAnsi="Kaiti SC" w:eastAsia="Kaiti SC" w:cs="Kaiti SC"/>
           <w:sz w:val="21"/>
         </w:rPr>
-        <w:t>关注 天兵科技 的后续披露与多来源交叉验证。</w:t>
+        <w:t>关注 蓝箭航天 的后续披露与多来源交叉验证。</w:t>
       </w:r>
     </w:p>
     <w:p>
@@ -3804,7 +3912,7 @@
           <w:rFonts w:ascii="Kaiti SC" w:hAnsi="Kaiti SC" w:eastAsia="Kaiti SC" w:cs="Kaiti SC"/>
           <w:sz w:val="21"/>
         </w:rPr>
-        <w:t>关注 星河动力 的后续披露与多来源交叉验证。</w:t>
+        <w:t>关注 中科宇航 的后续披露与多来源交叉验证。</w:t>
       </w:r>
     </w:p>
     <w:p>
@@ -3825,7 +3933,7 @@
           <w:rFonts w:ascii="Kaiti SC" w:hAnsi="Kaiti SC" w:eastAsia="Kaiti SC" w:cs="Kaiti SC"/>
           <w:sz w:val="21"/>
         </w:rPr>
-        <w:t>关注 垣信卫星 的后续披露与多来源交叉验证。</w:t>
+        <w:t>关注 银河航天 的后续披露与多来源交叉验证。</w:t>
       </w:r>
     </w:p>
     <w:sectPr>

--- a/docs/data/reports/weekly/latest/weekly_report.docx
+++ b/docs/data/reports/weekly/latest/weekly_report.docx
@@ -26,7 +26,7 @@
           <w:rFonts w:ascii="Kaiti SC" w:hAnsi="Kaiti SC" w:eastAsia="Kaiti SC" w:cs="Kaiti SC"/>
           <w:sz w:val="21"/>
         </w:rPr>
-        <w:t>2026-09-15 至 2026-09-21</w:t>
+        <w:t>2026-09-22 至 2026-09-28</w:t>
       </w:r>
     </w:p>
     <w:tbl>
@@ -81,7 +81,7 @@
                 <w:b w:val="0"/>
                 <w:sz w:val="19"/>
               </w:rPr>
-              <w:t>2026-09-15 至 2026-09-21</w:t>
+              <w:t>2026-09-22 至 2026-09-28</w:t>
             </w:r>
           </w:p>
         </w:tc>
@@ -127,7 +127,7 @@
                 <w:b w:val="0"/>
                 <w:sz w:val="19"/>
               </w:rPr>
-              <w:t>384 条 / 103 个</w:t>
+              <w:t>172 条 / 55 个</w:t>
             </w:r>
           </w:p>
         </w:tc>
@@ -173,7 +173,7 @@
                 <w:b w:val="0"/>
                 <w:sz w:val="19"/>
               </w:rPr>
-              <w:t>11 家 / 91 个</w:t>
+              <w:t>7 家 / 34 个</w:t>
             </w:r>
           </w:p>
         </w:tc>
@@ -219,7 +219,7 @@
                 <w:b w:val="0"/>
                 <w:sz w:val="19"/>
               </w:rPr>
-              <w:t>2026-09-21</w:t>
+              <w:t>2026-09-28</w:t>
             </w:r>
           </w:p>
         </w:tc>
@@ -245,7 +245,7 @@
     </w:p>
     <w:p>
       <w:r>
-        <w:t>2026-09-15 至 2026-09-21 共归档 384 条新闻，形成 103 个事件，覆盖 11 家公司和 91 个来源。 新闻量较多的公司包括 SpaceX、垣信卫星、蓝箭航天、中科宇航、银河航天。 其中 6 项动态可与更早的同公司同类事件关联回看。</w:t>
+        <w:t>2026-09-22 至 2026-09-28 共归档 172 条新闻，形成 55 个事件，覆盖 7 家公司和 34 个来源。 新闻量较多的公司包括 SpaceX、Blue Origin、中科宇航、银河航天、蓝箭航天。 其中 6 项动态可与更早的同公司同类事件关联回看。</w:t>
       </w:r>
     </w:p>
     <w:p>
@@ -266,7 +266,7 @@
           <w:rFonts w:ascii="Kaiti SC" w:hAnsi="Kaiti SC" w:eastAsia="Kaiti SC" w:cs="Kaiti SC"/>
           <w:sz w:val="21"/>
         </w:rPr>
-        <w:t>发射与任务：40 个事件。</w:t>
+        <w:t>发射与任务：23 个事件。</w:t>
       </w:r>
     </w:p>
     <w:p>
@@ -287,7 +287,7 @@
           <w:rFonts w:ascii="Kaiti SC" w:hAnsi="Kaiti SC" w:eastAsia="Kaiti SC" w:cs="Kaiti SC"/>
           <w:sz w:val="21"/>
         </w:rPr>
-        <w:t>订单与合作：8 个事件。</w:t>
+        <w:t>订单与合作：3 个事件。</w:t>
       </w:r>
     </w:p>
     <w:p>
@@ -329,28 +329,7 @@
           <w:rFonts w:ascii="Kaiti SC" w:hAnsi="Kaiti SC" w:eastAsia="Kaiti SC" w:cs="Kaiti SC"/>
           <w:sz w:val="21"/>
         </w:rPr>
-        <w:t>监管与政策：2 个事件。</w:t>
-      </w:r>
-    </w:p>
-    <w:p>
-      <w:pPr>
-        <w:keepLines/>
-        <w:spacing w:after="60"/>
-        <w:ind w:left="369" w:hanging="227"/>
-      </w:pPr>
-      <w:r>
-        <w:rPr>
-          <w:rFonts w:ascii="Kaiti SC" w:hAnsi="Kaiti SC" w:eastAsia="Kaiti SC" w:cs="Kaiti SC"/>
-          <w:sz w:val="21"/>
-        </w:rPr>
-        <w:t xml:space="preserve">✓ </w:t>
-      </w:r>
-      <w:r>
-        <w:rPr>
-          <w:rFonts w:ascii="Kaiti SC" w:hAnsi="Kaiti SC" w:eastAsia="Kaiti SC" w:cs="Kaiti SC"/>
-          <w:sz w:val="21"/>
-        </w:rPr>
-        <w:t>市场与股价：7 个事件。</w:t>
+        <w:t>市场与股价：2 个事件。</w:t>
       </w:r>
     </w:p>
     <w:p>
@@ -392,7 +371,7 @@
           <w:rFonts w:ascii="Kaiti SC" w:hAnsi="Kaiti SC" w:eastAsia="Kaiti SC" w:cs="Kaiti SC"/>
           <w:sz w:val="21"/>
         </w:rPr>
-        <w:t>其他动态：43 个事件。</w:t>
+        <w:t>其他动态：24 个事件。</w:t>
       </w:r>
     </w:p>
     <w:p>
@@ -531,7 +510,359 @@
                 <w:b w:val="0"/>
                 <w:sz w:val="19"/>
               </w:rPr>
-              <w:t>2026-09-21</w:t>
+              <w:t>2026-09-28</w:t>
+            </w:r>
+          </w:p>
+        </w:tc>
+        <w:tc>
+          <w:tcPr>
+            <w:tcW w:type="dxa" w:w="2075"/>
+            <w:vAlign w:val="center"/>
+          </w:tcPr>
+          <w:p>
+            <w:pPr>
+              <w:spacing w:after="0" w:line="252" w:lineRule="auto"/>
+              <w:jc w:val="center"/>
+            </w:pPr>
+            <w:r/>
+            <w:r>
+              <w:rPr>
+                <w:rFonts w:ascii="Kaiti SC" w:hAnsi="Kaiti SC" w:eastAsia="Kaiti SC" w:cs="Kaiti SC"/>
+                <w:b w:val="0"/>
+                <w:sz w:val="19"/>
+              </w:rPr>
+              <w:t>SpaceX</w:t>
+            </w:r>
+          </w:p>
+        </w:tc>
+        <w:tc>
+          <w:tcPr>
+            <w:tcW w:type="dxa" w:w="2075"/>
+            <w:vAlign w:val="center"/>
+          </w:tcPr>
+          <w:p>
+            <w:pPr>
+              <w:spacing w:after="0" w:line="252" w:lineRule="auto"/>
+              <w:jc w:val="center"/>
+            </w:pPr>
+            <w:r/>
+            <w:r>
+              <w:rPr>
+                <w:rFonts w:ascii="Kaiti SC" w:hAnsi="Kaiti SC" w:eastAsia="Kaiti SC" w:cs="Kaiti SC"/>
+                <w:b w:val="0"/>
+                <w:sz w:val="19"/>
+              </w:rPr>
+              <w:t>发射与任务</w:t>
+            </w:r>
+          </w:p>
+        </w:tc>
+        <w:tc>
+          <w:tcPr>
+            <w:tcW w:type="dxa" w:w="2075"/>
+            <w:vAlign w:val="center"/>
+          </w:tcPr>
+          <w:p>
+            <w:pPr>
+              <w:spacing w:after="0" w:line="252" w:lineRule="auto"/>
+            </w:pPr>
+            <w:r/>
+            <w:r>
+              <w:rPr>
+                <w:rFonts w:ascii="Kaiti SC" w:hAnsi="Kaiti SC" w:eastAsia="Kaiti SC" w:cs="Kaiti SC"/>
+                <w:b w:val="0"/>
+                <w:sz w:val="19"/>
+              </w:rPr>
+              <w:t>Live coverage: SpaceX to launch first Starlink V3 satellites to orbit on Starship</w:t>
+            </w:r>
+          </w:p>
+        </w:tc>
+      </w:tr>
+      <w:tr>
+        <w:trPr>
+          <w:cantSplit/>
+        </w:trPr>
+        <w:tc>
+          <w:tcPr>
+            <w:tcW w:type="dxa" w:w="2075"/>
+            <w:vAlign w:val="center"/>
+          </w:tcPr>
+          <w:p>
+            <w:pPr>
+              <w:spacing w:after="0" w:line="252" w:lineRule="auto"/>
+              <w:jc w:val="center"/>
+            </w:pPr>
+            <w:r/>
+            <w:r>
+              <w:rPr>
+                <w:rFonts w:ascii="Kaiti SC" w:hAnsi="Kaiti SC" w:eastAsia="Kaiti SC" w:cs="Kaiti SC"/>
+                <w:b w:val="0"/>
+                <w:sz w:val="19"/>
+              </w:rPr>
+              <w:t>2026-09-25</w:t>
+            </w:r>
+          </w:p>
+        </w:tc>
+        <w:tc>
+          <w:tcPr>
+            <w:tcW w:type="dxa" w:w="2075"/>
+            <w:vAlign w:val="center"/>
+          </w:tcPr>
+          <w:p>
+            <w:pPr>
+              <w:spacing w:after="0" w:line="252" w:lineRule="auto"/>
+              <w:jc w:val="center"/>
+            </w:pPr>
+            <w:r/>
+            <w:r>
+              <w:rPr>
+                <w:rFonts w:ascii="Kaiti SC" w:hAnsi="Kaiti SC" w:eastAsia="Kaiti SC" w:cs="Kaiti SC"/>
+                <w:b w:val="0"/>
+                <w:sz w:val="19"/>
+              </w:rPr>
+              <w:t>SpaceX</w:t>
+            </w:r>
+          </w:p>
+        </w:tc>
+        <w:tc>
+          <w:tcPr>
+            <w:tcW w:type="dxa" w:w="2075"/>
+            <w:vAlign w:val="center"/>
+          </w:tcPr>
+          <w:p>
+            <w:pPr>
+              <w:spacing w:after="0" w:line="252" w:lineRule="auto"/>
+              <w:jc w:val="center"/>
+            </w:pPr>
+            <w:r/>
+            <w:r>
+              <w:rPr>
+                <w:rFonts w:ascii="Kaiti SC" w:hAnsi="Kaiti SC" w:eastAsia="Kaiti SC" w:cs="Kaiti SC"/>
+                <w:b w:val="0"/>
+                <w:sz w:val="19"/>
+              </w:rPr>
+              <w:t>其他动态</w:t>
+            </w:r>
+          </w:p>
+        </w:tc>
+        <w:tc>
+          <w:tcPr>
+            <w:tcW w:type="dxa" w:w="2075"/>
+            <w:vAlign w:val="center"/>
+          </w:tcPr>
+          <w:p>
+            <w:pPr>
+              <w:spacing w:after="0" w:line="252" w:lineRule="auto"/>
+            </w:pPr>
+            <w:r/>
+            <w:r>
+              <w:rPr>
+                <w:rFonts w:ascii="Kaiti SC" w:hAnsi="Kaiti SC" w:eastAsia="Kaiti SC" w:cs="Kaiti SC"/>
+                <w:b w:val="0"/>
+                <w:sz w:val="19"/>
+              </w:rPr>
+              <w:t>SpaceX Starlink satellites deployed in stunning view from space</w:t>
+            </w:r>
+          </w:p>
+        </w:tc>
+      </w:tr>
+      <w:tr>
+        <w:trPr>
+          <w:cantSplit/>
+        </w:trPr>
+        <w:tc>
+          <w:tcPr>
+            <w:tcW w:type="dxa" w:w="2075"/>
+            <w:vAlign w:val="center"/>
+          </w:tcPr>
+          <w:p>
+            <w:pPr>
+              <w:spacing w:after="0" w:line="252" w:lineRule="auto"/>
+              <w:jc w:val="center"/>
+            </w:pPr>
+            <w:r/>
+            <w:r>
+              <w:rPr>
+                <w:rFonts w:ascii="Kaiti SC" w:hAnsi="Kaiti SC" w:eastAsia="Kaiti SC" w:cs="Kaiti SC"/>
+                <w:b w:val="0"/>
+                <w:sz w:val="19"/>
+              </w:rPr>
+              <w:t>2026-09-25</w:t>
+            </w:r>
+          </w:p>
+        </w:tc>
+        <w:tc>
+          <w:tcPr>
+            <w:tcW w:type="dxa" w:w="2075"/>
+            <w:vAlign w:val="center"/>
+          </w:tcPr>
+          <w:p>
+            <w:pPr>
+              <w:spacing w:after="0" w:line="252" w:lineRule="auto"/>
+              <w:jc w:val="center"/>
+            </w:pPr>
+            <w:r/>
+            <w:r>
+              <w:rPr>
+                <w:rFonts w:ascii="Kaiti SC" w:hAnsi="Kaiti SC" w:eastAsia="Kaiti SC" w:cs="Kaiti SC"/>
+                <w:b w:val="0"/>
+                <w:sz w:val="19"/>
+              </w:rPr>
+              <w:t>Blue Origin</w:t>
+            </w:r>
+          </w:p>
+        </w:tc>
+        <w:tc>
+          <w:tcPr>
+            <w:tcW w:type="dxa" w:w="2075"/>
+            <w:vAlign w:val="center"/>
+          </w:tcPr>
+          <w:p>
+            <w:pPr>
+              <w:spacing w:after="0" w:line="252" w:lineRule="auto"/>
+              <w:jc w:val="center"/>
+            </w:pPr>
+            <w:r/>
+            <w:r>
+              <w:rPr>
+                <w:rFonts w:ascii="Kaiti SC" w:hAnsi="Kaiti SC" w:eastAsia="Kaiti SC" w:cs="Kaiti SC"/>
+                <w:b w:val="0"/>
+                <w:sz w:val="19"/>
+              </w:rPr>
+              <w:t>订单与合作</w:t>
+            </w:r>
+          </w:p>
+        </w:tc>
+        <w:tc>
+          <w:tcPr>
+            <w:tcW w:type="dxa" w:w="2075"/>
+            <w:vAlign w:val="center"/>
+          </w:tcPr>
+          <w:p>
+            <w:pPr>
+              <w:spacing w:after="0" w:line="252" w:lineRule="auto"/>
+            </w:pPr>
+            <w:r/>
+            <w:r>
+              <w:rPr>
+                <w:rFonts w:ascii="Kaiti SC" w:hAnsi="Kaiti SC" w:eastAsia="Kaiti SC" w:cs="Kaiti SC"/>
+                <w:b w:val="0"/>
+                <w:sz w:val="19"/>
+              </w:rPr>
+              <w:t>Jeff Bezos' Blue Origin Raises $10 Billion To Fuel Rockets, Satellites And Government Contracts As SpaceX - Benzinga</w:t>
+            </w:r>
+          </w:p>
+        </w:tc>
+      </w:tr>
+      <w:tr>
+        <w:trPr>
+          <w:cantSplit/>
+        </w:trPr>
+        <w:tc>
+          <w:tcPr>
+            <w:tcW w:type="dxa" w:w="2075"/>
+            <w:vAlign w:val="center"/>
+          </w:tcPr>
+          <w:p>
+            <w:pPr>
+              <w:spacing w:after="0" w:line="252" w:lineRule="auto"/>
+              <w:jc w:val="center"/>
+            </w:pPr>
+            <w:r/>
+            <w:r>
+              <w:rPr>
+                <w:rFonts w:ascii="Kaiti SC" w:hAnsi="Kaiti SC" w:eastAsia="Kaiti SC" w:cs="Kaiti SC"/>
+                <w:b w:val="0"/>
+                <w:sz w:val="19"/>
+              </w:rPr>
+              <w:t>2026-09-22</w:t>
+            </w:r>
+          </w:p>
+        </w:tc>
+        <w:tc>
+          <w:tcPr>
+            <w:tcW w:type="dxa" w:w="2075"/>
+            <w:vAlign w:val="center"/>
+          </w:tcPr>
+          <w:p>
+            <w:pPr>
+              <w:spacing w:after="0" w:line="252" w:lineRule="auto"/>
+              <w:jc w:val="center"/>
+            </w:pPr>
+            <w:r/>
+            <w:r>
+              <w:rPr>
+                <w:rFonts w:ascii="Kaiti SC" w:hAnsi="Kaiti SC" w:eastAsia="Kaiti SC" w:cs="Kaiti SC"/>
+                <w:b w:val="0"/>
+                <w:sz w:val="19"/>
+              </w:rPr>
+              <w:t>Blue Origin</w:t>
+            </w:r>
+          </w:p>
+        </w:tc>
+        <w:tc>
+          <w:tcPr>
+            <w:tcW w:type="dxa" w:w="2075"/>
+            <w:vAlign w:val="center"/>
+          </w:tcPr>
+          <w:p>
+            <w:pPr>
+              <w:spacing w:after="0" w:line="252" w:lineRule="auto"/>
+              <w:jc w:val="center"/>
+            </w:pPr>
+            <w:r/>
+            <w:r>
+              <w:rPr>
+                <w:rFonts w:ascii="Kaiti SC" w:hAnsi="Kaiti SC" w:eastAsia="Kaiti SC" w:cs="Kaiti SC"/>
+                <w:b w:val="0"/>
+                <w:sz w:val="19"/>
+              </w:rPr>
+              <w:t>发射与任务</w:t>
+            </w:r>
+          </w:p>
+        </w:tc>
+        <w:tc>
+          <w:tcPr>
+            <w:tcW w:type="dxa" w:w="2075"/>
+            <w:vAlign w:val="center"/>
+          </w:tcPr>
+          <w:p>
+            <w:pPr>
+              <w:spacing w:after="0" w:line="252" w:lineRule="auto"/>
+            </w:pPr>
+            <w:r/>
+            <w:r>
+              <w:rPr>
+                <w:rFonts w:ascii="Kaiti SC" w:hAnsi="Kaiti SC" w:eastAsia="Kaiti SC" w:cs="Kaiti SC"/>
+                <w:b w:val="0"/>
+                <w:sz w:val="19"/>
+              </w:rPr>
+              <w:t>Blue Origin's massive New Glenn rocket on move to launch pad</w:t>
+            </w:r>
+          </w:p>
+        </w:tc>
+      </w:tr>
+      <w:tr>
+        <w:trPr>
+          <w:cantSplit/>
+        </w:trPr>
+        <w:tc>
+          <w:tcPr>
+            <w:tcW w:type="dxa" w:w="2075"/>
+            <w:vAlign w:val="center"/>
+          </w:tcPr>
+          <w:p>
+            <w:pPr>
+              <w:spacing w:after="0" w:line="252" w:lineRule="auto"/>
+              <w:jc w:val="center"/>
+            </w:pPr>
+            <w:r/>
+            <w:r>
+              <w:rPr>
+                <w:rFonts w:ascii="Kaiti SC" w:hAnsi="Kaiti SC" w:eastAsia="Kaiti SC" w:cs="Kaiti SC"/>
+                <w:b w:val="0"/>
+                <w:sz w:val="19"/>
+              </w:rPr>
+              <w:t>2026-09-22</w:t>
             </w:r>
           </w:p>
         </w:tc>
@@ -619,7 +950,7 @@
                 <w:b w:val="0"/>
                 <w:sz w:val="19"/>
               </w:rPr>
-              <w:t>2026-09-20</w:t>
+              <w:t>2026-09-22</w:t>
             </w:r>
           </w:p>
         </w:tc>
@@ -681,7 +1012,7 @@
                 <w:b w:val="0"/>
                 <w:sz w:val="19"/>
               </w:rPr>
-              <w:t>力箭一号遥十八运载火箭圆满完成“一箭9星”发射 - jingjiribao.cn</w:t>
+              <w:t>中科宇航力箭一号遥十八火箭一箭9星发射成功 - 观点网</w:t>
             </w:r>
           </w:p>
         </w:tc>
@@ -707,7 +1038,447 @@
                 <w:b w:val="0"/>
                 <w:sz w:val="19"/>
               </w:rPr>
-              <w:t>2026-09-20</w:t>
+              <w:t>2026-09-22</w:t>
+            </w:r>
+          </w:p>
+        </w:tc>
+        <w:tc>
+          <w:tcPr>
+            <w:tcW w:type="dxa" w:w="2075"/>
+            <w:vAlign w:val="center"/>
+          </w:tcPr>
+          <w:p>
+            <w:pPr>
+              <w:spacing w:after="0" w:line="252" w:lineRule="auto"/>
+              <w:jc w:val="center"/>
+            </w:pPr>
+            <w:r/>
+            <w:r>
+              <w:rPr>
+                <w:rFonts w:ascii="Kaiti SC" w:hAnsi="Kaiti SC" w:eastAsia="Kaiti SC" w:cs="Kaiti SC"/>
+                <w:b w:val="0"/>
+                <w:sz w:val="19"/>
+              </w:rPr>
+              <w:t>SpaceX</w:t>
+            </w:r>
+          </w:p>
+        </w:tc>
+        <w:tc>
+          <w:tcPr>
+            <w:tcW w:type="dxa" w:w="2075"/>
+            <w:vAlign w:val="center"/>
+          </w:tcPr>
+          <w:p>
+            <w:pPr>
+              <w:spacing w:after="0" w:line="252" w:lineRule="auto"/>
+              <w:jc w:val="center"/>
+            </w:pPr>
+            <w:r/>
+            <w:r>
+              <w:rPr>
+                <w:rFonts w:ascii="Kaiti SC" w:hAnsi="Kaiti SC" w:eastAsia="Kaiti SC" w:cs="Kaiti SC"/>
+                <w:b w:val="0"/>
+                <w:sz w:val="19"/>
+              </w:rPr>
+              <w:t>其他动态</w:t>
+            </w:r>
+          </w:p>
+        </w:tc>
+        <w:tc>
+          <w:tcPr>
+            <w:tcW w:type="dxa" w:w="2075"/>
+            <w:vAlign w:val="center"/>
+          </w:tcPr>
+          <w:p>
+            <w:pPr>
+              <w:spacing w:after="0" w:line="252" w:lineRule="auto"/>
+            </w:pPr>
+            <w:r/>
+            <w:r>
+              <w:rPr>
+                <w:rFonts w:ascii="Kaiti SC" w:hAnsi="Kaiti SC" w:eastAsia="Kaiti SC" w:cs="Kaiti SC"/>
+                <w:b w:val="0"/>
+                <w:sz w:val="19"/>
+              </w:rPr>
+              <w:t>SpaceX expands free Starlink Mini rental offer to more US residential users</w:t>
+            </w:r>
+          </w:p>
+        </w:tc>
+      </w:tr>
+      <w:tr>
+        <w:trPr>
+          <w:cantSplit/>
+        </w:trPr>
+        <w:tc>
+          <w:tcPr>
+            <w:tcW w:type="dxa" w:w="2075"/>
+            <w:vAlign w:val="center"/>
+          </w:tcPr>
+          <w:p>
+            <w:pPr>
+              <w:spacing w:after="0" w:line="252" w:lineRule="auto"/>
+              <w:jc w:val="center"/>
+            </w:pPr>
+            <w:r/>
+            <w:r>
+              <w:rPr>
+                <w:rFonts w:ascii="Kaiti SC" w:hAnsi="Kaiti SC" w:eastAsia="Kaiti SC" w:cs="Kaiti SC"/>
+                <w:b w:val="0"/>
+                <w:sz w:val="19"/>
+              </w:rPr>
+              <w:t>2026-09-22</w:t>
+            </w:r>
+          </w:p>
+        </w:tc>
+        <w:tc>
+          <w:tcPr>
+            <w:tcW w:type="dxa" w:w="2075"/>
+            <w:vAlign w:val="center"/>
+          </w:tcPr>
+          <w:p>
+            <w:pPr>
+              <w:spacing w:after="0" w:line="252" w:lineRule="auto"/>
+              <w:jc w:val="center"/>
+            </w:pPr>
+            <w:r/>
+            <w:r>
+              <w:rPr>
+                <w:rFonts w:ascii="Kaiti SC" w:hAnsi="Kaiti SC" w:eastAsia="Kaiti SC" w:cs="Kaiti SC"/>
+                <w:b w:val="0"/>
+                <w:sz w:val="19"/>
+              </w:rPr>
+              <w:t>银河航天</w:t>
+            </w:r>
+          </w:p>
+        </w:tc>
+        <w:tc>
+          <w:tcPr>
+            <w:tcW w:type="dxa" w:w="2075"/>
+            <w:vAlign w:val="center"/>
+          </w:tcPr>
+          <w:p>
+            <w:pPr>
+              <w:spacing w:after="0" w:line="252" w:lineRule="auto"/>
+              <w:jc w:val="center"/>
+            </w:pPr>
+            <w:r/>
+            <w:r>
+              <w:rPr>
+                <w:rFonts w:ascii="Kaiti SC" w:hAnsi="Kaiti SC" w:eastAsia="Kaiti SC" w:cs="Kaiti SC"/>
+                <w:b w:val="0"/>
+                <w:sz w:val="19"/>
+              </w:rPr>
+              <w:t>发射与任务</w:t>
+            </w:r>
+          </w:p>
+        </w:tc>
+        <w:tc>
+          <w:tcPr>
+            <w:tcW w:type="dxa" w:w="2075"/>
+            <w:vAlign w:val="center"/>
+          </w:tcPr>
+          <w:p>
+            <w:pPr>
+              <w:spacing w:after="0" w:line="252" w:lineRule="auto"/>
+            </w:pPr>
+            <w:r/>
+            <w:r>
+              <w:rPr>
+                <w:rFonts w:ascii="Kaiti SC" w:hAnsi="Kaiti SC" w:eastAsia="Kaiti SC" w:cs="Kaiti SC"/>
+                <w:b w:val="0"/>
+                <w:sz w:val="19"/>
+              </w:rPr>
+              <w:t>银河航天四颗卫星成功发射 SAR卫星快速批产能力再获验证 - 上海证券报·中国证券网</w:t>
+            </w:r>
+          </w:p>
+        </w:tc>
+      </w:tr>
+      <w:tr>
+        <w:trPr>
+          <w:cantSplit/>
+        </w:trPr>
+        <w:tc>
+          <w:tcPr>
+            <w:tcW w:type="dxa" w:w="2075"/>
+            <w:vAlign w:val="center"/>
+          </w:tcPr>
+          <w:p>
+            <w:pPr>
+              <w:spacing w:after="0" w:line="252" w:lineRule="auto"/>
+              <w:jc w:val="center"/>
+            </w:pPr>
+            <w:r/>
+            <w:r>
+              <w:rPr>
+                <w:rFonts w:ascii="Kaiti SC" w:hAnsi="Kaiti SC" w:eastAsia="Kaiti SC" w:cs="Kaiti SC"/>
+                <w:b w:val="0"/>
+                <w:sz w:val="19"/>
+              </w:rPr>
+              <w:t>2026-09-22</w:t>
+            </w:r>
+          </w:p>
+        </w:tc>
+        <w:tc>
+          <w:tcPr>
+            <w:tcW w:type="dxa" w:w="2075"/>
+            <w:vAlign w:val="center"/>
+          </w:tcPr>
+          <w:p>
+            <w:pPr>
+              <w:spacing w:after="0" w:line="252" w:lineRule="auto"/>
+              <w:jc w:val="center"/>
+            </w:pPr>
+            <w:r/>
+            <w:r>
+              <w:rPr>
+                <w:rFonts w:ascii="Kaiti SC" w:hAnsi="Kaiti SC" w:eastAsia="Kaiti SC" w:cs="Kaiti SC"/>
+                <w:b w:val="0"/>
+                <w:sz w:val="19"/>
+              </w:rPr>
+              <w:t>SpaceX</w:t>
+            </w:r>
+          </w:p>
+        </w:tc>
+        <w:tc>
+          <w:tcPr>
+            <w:tcW w:type="dxa" w:w="2075"/>
+            <w:vAlign w:val="center"/>
+          </w:tcPr>
+          <w:p>
+            <w:pPr>
+              <w:spacing w:after="0" w:line="252" w:lineRule="auto"/>
+              <w:jc w:val="center"/>
+            </w:pPr>
+            <w:r/>
+            <w:r>
+              <w:rPr>
+                <w:rFonts w:ascii="Kaiti SC" w:hAnsi="Kaiti SC" w:eastAsia="Kaiti SC" w:cs="Kaiti SC"/>
+                <w:b w:val="0"/>
+                <w:sz w:val="19"/>
+              </w:rPr>
+              <w:t>其他动态</w:t>
+            </w:r>
+          </w:p>
+        </w:tc>
+        <w:tc>
+          <w:tcPr>
+            <w:tcW w:type="dxa" w:w="2075"/>
+            <w:vAlign w:val="center"/>
+          </w:tcPr>
+          <w:p>
+            <w:pPr>
+              <w:spacing w:after="0" w:line="252" w:lineRule="auto"/>
+            </w:pPr>
+            <w:r/>
+            <w:r>
+              <w:rPr>
+                <w:rFonts w:ascii="Kaiti SC" w:hAnsi="Kaiti SC" w:eastAsia="Kaiti SC" w:cs="Kaiti SC"/>
+                <w:b w:val="0"/>
+                <w:sz w:val="19"/>
+              </w:rPr>
+              <w:t>SpaceX is giving away the Starlink Mini to cheaper subscribers, but there’s a catch</w:t>
+            </w:r>
+          </w:p>
+        </w:tc>
+      </w:tr>
+      <w:tr>
+        <w:trPr>
+          <w:cantSplit/>
+        </w:trPr>
+        <w:tc>
+          <w:tcPr>
+            <w:tcW w:type="dxa" w:w="2075"/>
+            <w:vAlign w:val="center"/>
+          </w:tcPr>
+          <w:p>
+            <w:pPr>
+              <w:spacing w:after="0" w:line="252" w:lineRule="auto"/>
+              <w:jc w:val="center"/>
+            </w:pPr>
+            <w:r/>
+            <w:r>
+              <w:rPr>
+                <w:rFonts w:ascii="Kaiti SC" w:hAnsi="Kaiti SC" w:eastAsia="Kaiti SC" w:cs="Kaiti SC"/>
+                <w:b w:val="0"/>
+                <w:sz w:val="19"/>
+              </w:rPr>
+              <w:t>2026-09-26</w:t>
+            </w:r>
+          </w:p>
+        </w:tc>
+        <w:tc>
+          <w:tcPr>
+            <w:tcW w:type="dxa" w:w="2075"/>
+            <w:vAlign w:val="center"/>
+          </w:tcPr>
+          <w:p>
+            <w:pPr>
+              <w:spacing w:after="0" w:line="252" w:lineRule="auto"/>
+              <w:jc w:val="center"/>
+            </w:pPr>
+            <w:r/>
+            <w:r>
+              <w:rPr>
+                <w:rFonts w:ascii="Kaiti SC" w:hAnsi="Kaiti SC" w:eastAsia="Kaiti SC" w:cs="Kaiti SC"/>
+                <w:b w:val="0"/>
+                <w:sz w:val="19"/>
+              </w:rPr>
+              <w:t>中科宇航</w:t>
+            </w:r>
+          </w:p>
+        </w:tc>
+        <w:tc>
+          <w:tcPr>
+            <w:tcW w:type="dxa" w:w="2075"/>
+            <w:vAlign w:val="center"/>
+          </w:tcPr>
+          <w:p>
+            <w:pPr>
+              <w:spacing w:after="0" w:line="252" w:lineRule="auto"/>
+              <w:jc w:val="center"/>
+            </w:pPr>
+            <w:r/>
+            <w:r>
+              <w:rPr>
+                <w:rFonts w:ascii="Kaiti SC" w:hAnsi="Kaiti SC" w:eastAsia="Kaiti SC" w:cs="Kaiti SC"/>
+                <w:b w:val="0"/>
+                <w:sz w:val="19"/>
+              </w:rPr>
+              <w:t>发射与任务</w:t>
+            </w:r>
+          </w:p>
+        </w:tc>
+        <w:tc>
+          <w:tcPr>
+            <w:tcW w:type="dxa" w:w="2075"/>
+            <w:vAlign w:val="center"/>
+          </w:tcPr>
+          <w:p>
+            <w:pPr>
+              <w:spacing w:after="0" w:line="252" w:lineRule="auto"/>
+            </w:pPr>
+            <w:r/>
+            <w:r>
+              <w:rPr>
+                <w:rFonts w:ascii="Kaiti SC" w:hAnsi="Kaiti SC" w:eastAsia="Kaiti SC" w:cs="Kaiti SC"/>
+                <w:b w:val="0"/>
+                <w:sz w:val="19"/>
+              </w:rPr>
+              <w:t>中科宇航力箭一号总装周期缩短至约 15 天：南沙总装厂房年产能 30 发，接单到发射周期压缩至半年内 - 手机新浪网</w:t>
+            </w:r>
+          </w:p>
+        </w:tc>
+      </w:tr>
+      <w:tr>
+        <w:trPr>
+          <w:cantSplit/>
+        </w:trPr>
+        <w:tc>
+          <w:tcPr>
+            <w:tcW w:type="dxa" w:w="2075"/>
+            <w:vAlign w:val="center"/>
+          </w:tcPr>
+          <w:p>
+            <w:pPr>
+              <w:spacing w:after="0" w:line="252" w:lineRule="auto"/>
+              <w:jc w:val="center"/>
+            </w:pPr>
+            <w:r/>
+            <w:r>
+              <w:rPr>
+                <w:rFonts w:ascii="Kaiti SC" w:hAnsi="Kaiti SC" w:eastAsia="Kaiti SC" w:cs="Kaiti SC"/>
+                <w:b w:val="0"/>
+                <w:sz w:val="19"/>
+              </w:rPr>
+              <w:t>2026-09-24</w:t>
+            </w:r>
+          </w:p>
+        </w:tc>
+        <w:tc>
+          <w:tcPr>
+            <w:tcW w:type="dxa" w:w="2075"/>
+            <w:vAlign w:val="center"/>
+          </w:tcPr>
+          <w:p>
+            <w:pPr>
+              <w:spacing w:after="0" w:line="252" w:lineRule="auto"/>
+              <w:jc w:val="center"/>
+            </w:pPr>
+            <w:r/>
+            <w:r>
+              <w:rPr>
+                <w:rFonts w:ascii="Kaiti SC" w:hAnsi="Kaiti SC" w:eastAsia="Kaiti SC" w:cs="Kaiti SC"/>
+                <w:b w:val="0"/>
+                <w:sz w:val="19"/>
+              </w:rPr>
+              <w:t>SpaceX</w:t>
+            </w:r>
+          </w:p>
+        </w:tc>
+        <w:tc>
+          <w:tcPr>
+            <w:tcW w:type="dxa" w:w="2075"/>
+            <w:vAlign w:val="center"/>
+          </w:tcPr>
+          <w:p>
+            <w:pPr>
+              <w:spacing w:after="0" w:line="252" w:lineRule="auto"/>
+              <w:jc w:val="center"/>
+            </w:pPr>
+            <w:r/>
+            <w:r>
+              <w:rPr>
+                <w:rFonts w:ascii="Kaiti SC" w:hAnsi="Kaiti SC" w:eastAsia="Kaiti SC" w:cs="Kaiti SC"/>
+                <w:b w:val="0"/>
+                <w:sz w:val="19"/>
+              </w:rPr>
+              <w:t>其他动态</w:t>
+            </w:r>
+          </w:p>
+        </w:tc>
+        <w:tc>
+          <w:tcPr>
+            <w:tcW w:type="dxa" w:w="2075"/>
+            <w:vAlign w:val="center"/>
+          </w:tcPr>
+          <w:p>
+            <w:pPr>
+              <w:spacing w:after="0" w:line="252" w:lineRule="auto"/>
+            </w:pPr>
+            <w:r/>
+            <w:r>
+              <w:rPr>
+                <w:rFonts w:ascii="Kaiti SC" w:hAnsi="Kaiti SC" w:eastAsia="Kaiti SC" w:cs="Kaiti SC"/>
+                <w:b w:val="0"/>
+                <w:sz w:val="19"/>
+              </w:rPr>
+              <w:t>Elon Musk-led SpaceX's Starlink Faces New Military Connectivity Alternative as Boeing Drone Unit Tests Gogo Link</w:t>
+            </w:r>
+          </w:p>
+        </w:tc>
+      </w:tr>
+      <w:tr>
+        <w:trPr>
+          <w:cantSplit/>
+        </w:trPr>
+        <w:tc>
+          <w:tcPr>
+            <w:tcW w:type="dxa" w:w="2075"/>
+            <w:vAlign w:val="center"/>
+          </w:tcPr>
+          <w:p>
+            <w:pPr>
+              <w:spacing w:after="0" w:line="252" w:lineRule="auto"/>
+              <w:jc w:val="center"/>
+            </w:pPr>
+            <w:r/>
+            <w:r>
+              <w:rPr>
+                <w:rFonts w:ascii="Kaiti SC" w:hAnsi="Kaiti SC" w:eastAsia="Kaiti SC" w:cs="Kaiti SC"/>
+                <w:b w:val="0"/>
+                <w:sz w:val="19"/>
+              </w:rPr>
+              <w:t>2026-09-23</w:t>
             </w:r>
           </w:p>
         </w:tc>
@@ -769,7 +1540,7 @@
                 <w:b w:val="0"/>
                 <w:sz w:val="19"/>
               </w:rPr>
-              <w:t>Live coverage: SpaceX to launch 27 Starlink V2 Mini satellites on Falcon 9 rocket from Vandenberg</w:t>
+              <w:t>Here's What $10,000 Invested in SpaceX Stock Could Look Like in 5 Years</w:t>
             </w:r>
           </w:p>
         </w:tc>
@@ -795,7 +1566,7 @@
                 <w:b w:val="0"/>
                 <w:sz w:val="19"/>
               </w:rPr>
-              <w:t>2026-09-20</w:t>
+              <w:t>2026-09-26</w:t>
             </w:r>
           </w:p>
         </w:tc>
@@ -857,7 +1628,7 @@
                 <w:b w:val="0"/>
                 <w:sz w:val="19"/>
               </w:rPr>
-              <w:t>Live coverage: SpaceX to launch national security payload for the U.S. Space Force on Falcon 9 rocket from Vandenberg</w:t>
+              <w:t>SpaceX Falcon 9 to launch classified mission for U.S. Space Force from West Coast</w:t>
             </w:r>
           </w:p>
         </w:tc>
@@ -883,7 +1654,7 @@
                 <w:b w:val="0"/>
                 <w:sz w:val="19"/>
               </w:rPr>
-              <w:t>2026-09-19</w:t>
+              <w:t>2026-09-26</w:t>
             </w:r>
           </w:p>
         </w:tc>
@@ -904,7 +1675,7 @@
                 <w:b w:val="0"/>
                 <w:sz w:val="19"/>
               </w:rPr>
-              <w:t>银河航天</w:t>
+              <w:t>中科宇航</w:t>
             </w:r>
           </w:p>
         </w:tc>
@@ -925,7 +1696,7 @@
                 <w:b w:val="0"/>
                 <w:sz w:val="19"/>
               </w:rPr>
-              <w:t>发射与任务</w:t>
+              <w:t>其他动态</w:t>
             </w:r>
           </w:p>
         </w:tc>
@@ -945,7 +1716,7 @@
                 <w:b w:val="0"/>
                 <w:sz w:val="19"/>
               </w:rPr>
-              <w:t>银河航天四颗SAR卫星成功发射 - 新浪财经</w:t>
+              <w:t>Китай показал сборку Kinetica-1 — крупнейшей твердотопливной ракеты страны</w:t>
             </w:r>
           </w:p>
         </w:tc>
@@ -971,359 +1742,7 @@
                 <w:b w:val="0"/>
                 <w:sz w:val="19"/>
               </w:rPr>
-              <w:t>2026-09-18</w:t>
-            </w:r>
-          </w:p>
-        </w:tc>
-        <w:tc>
-          <w:tcPr>
-            <w:tcW w:type="dxa" w:w="2075"/>
-            <w:vAlign w:val="center"/>
-          </w:tcPr>
-          <w:p>
-            <w:pPr>
-              <w:spacing w:after="0" w:line="252" w:lineRule="auto"/>
-              <w:jc w:val="center"/>
-            </w:pPr>
-            <w:r/>
-            <w:r>
-              <w:rPr>
-                <w:rFonts w:ascii="Kaiti SC" w:hAnsi="Kaiti SC" w:eastAsia="Kaiti SC" w:cs="Kaiti SC"/>
-                <w:b w:val="0"/>
-                <w:sz w:val="19"/>
-              </w:rPr>
-              <w:t>星际荣耀</w:t>
-            </w:r>
-          </w:p>
-        </w:tc>
-        <w:tc>
-          <w:tcPr>
-            <w:tcW w:type="dxa" w:w="2075"/>
-            <w:vAlign w:val="center"/>
-          </w:tcPr>
-          <w:p>
-            <w:pPr>
-              <w:spacing w:after="0" w:line="252" w:lineRule="auto"/>
-              <w:jc w:val="center"/>
-            </w:pPr>
-            <w:r/>
-            <w:r>
-              <w:rPr>
-                <w:rFonts w:ascii="Kaiti SC" w:hAnsi="Kaiti SC" w:eastAsia="Kaiti SC" w:cs="Kaiti SC"/>
-                <w:b w:val="0"/>
-                <w:sz w:val="19"/>
-              </w:rPr>
-              <w:t>发射与任务</w:t>
-            </w:r>
-          </w:p>
-        </w:tc>
-        <w:tc>
-          <w:tcPr>
-            <w:tcW w:type="dxa" w:w="2075"/>
-            <w:vAlign w:val="center"/>
-          </w:tcPr>
-          <w:p>
-            <w:pPr>
-              <w:spacing w:after="0" w:line="252" w:lineRule="auto"/>
-            </w:pPr>
-            <w:r/>
-            <w:r>
-              <w:rPr>
-                <w:rFonts w:ascii="Kaiti SC" w:hAnsi="Kaiti SC" w:eastAsia="Kaiti SC" w:cs="Kaiti SC"/>
-                <w:b w:val="0"/>
-                <w:sz w:val="19"/>
-              </w:rPr>
-              <w:t>星际荣耀双曲线三号运载火箭贮箱极限载荷试验告捷 - 未来天玑</w:t>
-            </w:r>
-          </w:p>
-        </w:tc>
-      </w:tr>
-      <w:tr>
-        <w:trPr>
-          <w:cantSplit/>
-        </w:trPr>
-        <w:tc>
-          <w:tcPr>
-            <w:tcW w:type="dxa" w:w="2075"/>
-            <w:vAlign w:val="center"/>
-          </w:tcPr>
-          <w:p>
-            <w:pPr>
-              <w:spacing w:after="0" w:line="252" w:lineRule="auto"/>
-              <w:jc w:val="center"/>
-            </w:pPr>
-            <w:r/>
-            <w:r>
-              <w:rPr>
-                <w:rFonts w:ascii="Kaiti SC" w:hAnsi="Kaiti SC" w:eastAsia="Kaiti SC" w:cs="Kaiti SC"/>
-                <w:b w:val="0"/>
-                <w:sz w:val="19"/>
-              </w:rPr>
-              <w:t>2026-09-18</w:t>
-            </w:r>
-          </w:p>
-        </w:tc>
-        <w:tc>
-          <w:tcPr>
-            <w:tcW w:type="dxa" w:w="2075"/>
-            <w:vAlign w:val="center"/>
-          </w:tcPr>
-          <w:p>
-            <w:pPr>
-              <w:spacing w:after="0" w:line="252" w:lineRule="auto"/>
-              <w:jc w:val="center"/>
-            </w:pPr>
-            <w:r/>
-            <w:r>
-              <w:rPr>
-                <w:rFonts w:ascii="Kaiti SC" w:hAnsi="Kaiti SC" w:eastAsia="Kaiti SC" w:cs="Kaiti SC"/>
-                <w:b w:val="0"/>
-                <w:sz w:val="19"/>
-              </w:rPr>
-              <w:t>垣信卫星</w:t>
-            </w:r>
-          </w:p>
-        </w:tc>
-        <w:tc>
-          <w:tcPr>
-            <w:tcW w:type="dxa" w:w="2075"/>
-            <w:vAlign w:val="center"/>
-          </w:tcPr>
-          <w:p>
-            <w:pPr>
-              <w:spacing w:after="0" w:line="252" w:lineRule="auto"/>
-              <w:jc w:val="center"/>
-            </w:pPr>
-            <w:r/>
-            <w:r>
-              <w:rPr>
-                <w:rFonts w:ascii="Kaiti SC" w:hAnsi="Kaiti SC" w:eastAsia="Kaiti SC" w:cs="Kaiti SC"/>
-                <w:b w:val="0"/>
-                <w:sz w:val="19"/>
-              </w:rPr>
-              <w:t>发射与任务</w:t>
-            </w:r>
-          </w:p>
-        </w:tc>
-        <w:tc>
-          <w:tcPr>
-            <w:tcW w:type="dxa" w:w="2075"/>
-            <w:vAlign w:val="center"/>
-          </w:tcPr>
-          <w:p>
-            <w:pPr>
-              <w:spacing w:after="0" w:line="252" w:lineRule="auto"/>
-            </w:pPr>
-            <w:r/>
-            <w:r>
-              <w:rPr>
-                <w:rFonts w:ascii="Kaiti SC" w:hAnsi="Kaiti SC" w:eastAsia="Kaiti SC" w:cs="Kaiti SC"/>
-                <w:b w:val="0"/>
-                <w:sz w:val="19"/>
-              </w:rPr>
-              <w:t>海上发射首战告捷 千帆星座迈入工业化组网阶段 - 上海证券报电子版</w:t>
-            </w:r>
-          </w:p>
-        </w:tc>
-      </w:tr>
-      <w:tr>
-        <w:trPr>
-          <w:cantSplit/>
-        </w:trPr>
-        <w:tc>
-          <w:tcPr>
-            <w:tcW w:type="dxa" w:w="2075"/>
-            <w:vAlign w:val="center"/>
-          </w:tcPr>
-          <w:p>
-            <w:pPr>
-              <w:spacing w:after="0" w:line="252" w:lineRule="auto"/>
-              <w:jc w:val="center"/>
-            </w:pPr>
-            <w:r/>
-            <w:r>
-              <w:rPr>
-                <w:rFonts w:ascii="Kaiti SC" w:hAnsi="Kaiti SC" w:eastAsia="Kaiti SC" w:cs="Kaiti SC"/>
-                <w:b w:val="0"/>
-                <w:sz w:val="19"/>
-              </w:rPr>
-              <w:t>2026-09-17</w:t>
-            </w:r>
-          </w:p>
-        </w:tc>
-        <w:tc>
-          <w:tcPr>
-            <w:tcW w:type="dxa" w:w="2075"/>
-            <w:vAlign w:val="center"/>
-          </w:tcPr>
-          <w:p>
-            <w:pPr>
-              <w:spacing w:after="0" w:line="252" w:lineRule="auto"/>
-              <w:jc w:val="center"/>
-            </w:pPr>
-            <w:r/>
-            <w:r>
-              <w:rPr>
-                <w:rFonts w:ascii="Kaiti SC" w:hAnsi="Kaiti SC" w:eastAsia="Kaiti SC" w:cs="Kaiti SC"/>
-                <w:b w:val="0"/>
-                <w:sz w:val="19"/>
-              </w:rPr>
-              <w:t>星河动力</w:t>
-            </w:r>
-          </w:p>
-        </w:tc>
-        <w:tc>
-          <w:tcPr>
-            <w:tcW w:type="dxa" w:w="2075"/>
-            <w:vAlign w:val="center"/>
-          </w:tcPr>
-          <w:p>
-            <w:pPr>
-              <w:spacing w:after="0" w:line="252" w:lineRule="auto"/>
-              <w:jc w:val="center"/>
-            </w:pPr>
-            <w:r/>
-            <w:r>
-              <w:rPr>
-                <w:rFonts w:ascii="Kaiti SC" w:hAnsi="Kaiti SC" w:eastAsia="Kaiti SC" w:cs="Kaiti SC"/>
-                <w:b w:val="0"/>
-                <w:sz w:val="19"/>
-              </w:rPr>
-              <w:t>发射与任务</w:t>
-            </w:r>
-          </w:p>
-        </w:tc>
-        <w:tc>
-          <w:tcPr>
-            <w:tcW w:type="dxa" w:w="2075"/>
-            <w:vAlign w:val="center"/>
-          </w:tcPr>
-          <w:p>
-            <w:pPr>
-              <w:spacing w:after="0" w:line="252" w:lineRule="auto"/>
-            </w:pPr>
-            <w:r/>
-            <w:r>
-              <w:rPr>
-                <w:rFonts w:ascii="Kaiti SC" w:hAnsi="Kaiti SC" w:eastAsia="Kaiti SC" w:cs="Kaiti SC"/>
-                <w:b w:val="0"/>
-                <w:sz w:val="19"/>
-              </w:rPr>
-              <w:t>17:24:10【星河动力近期拟发射谷神星一号海射型（遥八）】 - cls.cn</w:t>
-            </w:r>
-          </w:p>
-        </w:tc>
-      </w:tr>
-      <w:tr>
-        <w:trPr>
-          <w:cantSplit/>
-        </w:trPr>
-        <w:tc>
-          <w:tcPr>
-            <w:tcW w:type="dxa" w:w="2075"/>
-            <w:vAlign w:val="center"/>
-          </w:tcPr>
-          <w:p>
-            <w:pPr>
-              <w:spacing w:after="0" w:line="252" w:lineRule="auto"/>
-              <w:jc w:val="center"/>
-            </w:pPr>
-            <w:r/>
-            <w:r>
-              <w:rPr>
-                <w:rFonts w:ascii="Kaiti SC" w:hAnsi="Kaiti SC" w:eastAsia="Kaiti SC" w:cs="Kaiti SC"/>
-                <w:b w:val="0"/>
-                <w:sz w:val="19"/>
-              </w:rPr>
-              <w:t>2026-09-17</w:t>
-            </w:r>
-          </w:p>
-        </w:tc>
-        <w:tc>
-          <w:tcPr>
-            <w:tcW w:type="dxa" w:w="2075"/>
-            <w:vAlign w:val="center"/>
-          </w:tcPr>
-          <w:p>
-            <w:pPr>
-              <w:spacing w:after="0" w:line="252" w:lineRule="auto"/>
-              <w:jc w:val="center"/>
-            </w:pPr>
-            <w:r/>
-            <w:r>
-              <w:rPr>
-                <w:rFonts w:ascii="Kaiti SC" w:hAnsi="Kaiti SC" w:eastAsia="Kaiti SC" w:cs="Kaiti SC"/>
-                <w:b w:val="0"/>
-                <w:sz w:val="19"/>
-              </w:rPr>
-              <w:t>蓝箭航天</w:t>
-            </w:r>
-          </w:p>
-        </w:tc>
-        <w:tc>
-          <w:tcPr>
-            <w:tcW w:type="dxa" w:w="2075"/>
-            <w:vAlign w:val="center"/>
-          </w:tcPr>
-          <w:p>
-            <w:pPr>
-              <w:spacing w:after="0" w:line="252" w:lineRule="auto"/>
-              <w:jc w:val="center"/>
-            </w:pPr>
-            <w:r/>
-            <w:r>
-              <w:rPr>
-                <w:rFonts w:ascii="Kaiti SC" w:hAnsi="Kaiti SC" w:eastAsia="Kaiti SC" w:cs="Kaiti SC"/>
-                <w:b w:val="0"/>
-                <w:sz w:val="19"/>
-              </w:rPr>
-              <w:t>发射与任务</w:t>
-            </w:r>
-          </w:p>
-        </w:tc>
-        <w:tc>
-          <w:tcPr>
-            <w:tcW w:type="dxa" w:w="2075"/>
-            <w:vAlign w:val="center"/>
-          </w:tcPr>
-          <w:p>
-            <w:pPr>
-              <w:spacing w:after="0" w:line="252" w:lineRule="auto"/>
-            </w:pPr>
-            <w:r/>
-            <w:r>
-              <w:rPr>
-                <w:rFonts w:ascii="Kaiti SC" w:hAnsi="Kaiti SC" w:eastAsia="Kaiti SC" w:cs="Kaiti SC"/>
-                <w:b w:val="0"/>
-                <w:sz w:val="19"/>
-              </w:rPr>
-              <w:t>朱雀二号改进型遥七发射成功，10颗千帆卫星入轨 - 证券时报</w:t>
-            </w:r>
-          </w:p>
-        </w:tc>
-      </w:tr>
-      <w:tr>
-        <w:trPr>
-          <w:cantSplit/>
-        </w:trPr>
-        <w:tc>
-          <w:tcPr>
-            <w:tcW w:type="dxa" w:w="2075"/>
-            <w:vAlign w:val="center"/>
-          </w:tcPr>
-          <w:p>
-            <w:pPr>
-              <w:spacing w:after="0" w:line="252" w:lineRule="auto"/>
-              <w:jc w:val="center"/>
-            </w:pPr>
-            <w:r/>
-            <w:r>
-              <w:rPr>
-                <w:rFonts w:ascii="Kaiti SC" w:hAnsi="Kaiti SC" w:eastAsia="Kaiti SC" w:cs="Kaiti SC"/>
-                <w:b w:val="0"/>
-                <w:sz w:val="19"/>
-              </w:rPr>
-              <w:t>2026-09-17</w:t>
+              <w:t>2026-09-22</w:t>
             </w:r>
           </w:p>
         </w:tc>
@@ -1365,7 +1784,7 @@
                 <w:b w:val="0"/>
                 <w:sz w:val="19"/>
               </w:rPr>
-              <w:t>市场与股价</w:t>
+              <w:t>发射与任务</w:t>
             </w:r>
           </w:p>
         </w:tc>
@@ -1385,7 +1804,7 @@
                 <w:b w:val="0"/>
                 <w:sz w:val="19"/>
               </w:rPr>
-              <w:t>Can SpaceX Really Turn Starlink Into a $1 Trillion Business? Ron Baron Has $25 Billion Riding on Yes</w:t>
+              <w:t>Exolaunch, Space Cargo book Starship Starfall missions</w:t>
             </w:r>
           </w:p>
         </w:tc>
@@ -1411,7 +1830,7 @@
                 <w:b w:val="0"/>
                 <w:sz w:val="19"/>
               </w:rPr>
-              <w:t>2026-09-17</w:t>
+              <w:t>2026-09-22</w:t>
             </w:r>
           </w:p>
         </w:tc>
@@ -1432,7 +1851,7 @@
                 <w:b w:val="0"/>
                 <w:sz w:val="19"/>
               </w:rPr>
-              <w:t>垣信卫星</w:t>
+              <w:t>Blue Origin</w:t>
             </w:r>
           </w:p>
         </w:tc>
@@ -1453,7 +1872,7 @@
                 <w:b w:val="0"/>
                 <w:sz w:val="19"/>
               </w:rPr>
-              <w:t>发射与任务</w:t>
+              <w:t>其他动态</w:t>
             </w:r>
           </w:p>
         </w:tc>
@@ -1473,7 +1892,7 @@
                 <w:b w:val="0"/>
                 <w:sz w:val="19"/>
               </w:rPr>
-              <w:t>引力一号遥三发射成功，8颗千帆星座组网卫星入轨 - 新浪网</w:t>
+              <w:t>New Glenn's sub-cooled propellant upgrade pushed thrust to 4.5 million pounds</w:t>
             </w:r>
           </w:p>
         </w:tc>
@@ -1499,7 +1918,7 @@
                 <w:b w:val="0"/>
                 <w:sz w:val="19"/>
               </w:rPr>
-              <w:t>2026-09-16</w:t>
+              <w:t>2026-09-26</w:t>
             </w:r>
           </w:p>
         </w:tc>
@@ -1541,7 +1960,7 @@
                 <w:b w:val="0"/>
                 <w:sz w:val="19"/>
               </w:rPr>
-              <w:t>其他动态</w:t>
+              <w:t>发射与任务</w:t>
             </w:r>
           </w:p>
         </w:tc>
@@ -1561,7 +1980,7 @@
                 <w:b w:val="0"/>
                 <w:sz w:val="19"/>
               </w:rPr>
-              <w:t>Prediction: SpaceX's Starlink Doubles Again to 24 Million Subscribers Before 2027 Ends</w:t>
+              <w:t>SpaceX completes another secret Pentagon launch, adding to suspected Starshield buildout</w:t>
             </w:r>
           </w:p>
         </w:tc>
@@ -1587,447 +2006,7 @@
                 <w:b w:val="0"/>
                 <w:sz w:val="19"/>
               </w:rPr>
-              <w:t>2026-09-16</w:t>
-            </w:r>
-          </w:p>
-        </w:tc>
-        <w:tc>
-          <w:tcPr>
-            <w:tcW w:type="dxa" w:w="2075"/>
-            <w:vAlign w:val="center"/>
-          </w:tcPr>
-          <w:p>
-            <w:pPr>
-              <w:spacing w:after="0" w:line="252" w:lineRule="auto"/>
-              <w:jc w:val="center"/>
-            </w:pPr>
-            <w:r/>
-            <w:r>
-              <w:rPr>
-                <w:rFonts w:ascii="Kaiti SC" w:hAnsi="Kaiti SC" w:eastAsia="Kaiti SC" w:cs="Kaiti SC"/>
-                <w:b w:val="0"/>
-                <w:sz w:val="19"/>
-              </w:rPr>
-              <w:t>垣信卫星</w:t>
-            </w:r>
-          </w:p>
-        </w:tc>
-        <w:tc>
-          <w:tcPr>
-            <w:tcW w:type="dxa" w:w="2075"/>
-            <w:vAlign w:val="center"/>
-          </w:tcPr>
-          <w:p>
-            <w:pPr>
-              <w:spacing w:after="0" w:line="252" w:lineRule="auto"/>
-              <w:jc w:val="center"/>
-            </w:pPr>
-            <w:r/>
-            <w:r>
-              <w:rPr>
-                <w:rFonts w:ascii="Kaiti SC" w:hAnsi="Kaiti SC" w:eastAsia="Kaiti SC" w:cs="Kaiti SC"/>
-                <w:b w:val="0"/>
-                <w:sz w:val="19"/>
-              </w:rPr>
-              <w:t>发射与任务</w:t>
-            </w:r>
-          </w:p>
-        </w:tc>
-        <w:tc>
-          <w:tcPr>
-            <w:tcW w:type="dxa" w:w="2075"/>
-            <w:vAlign w:val="center"/>
-          </w:tcPr>
-          <w:p>
-            <w:pPr>
-              <w:spacing w:after="0" w:line="252" w:lineRule="auto"/>
-            </w:pPr>
-            <w:r/>
-            <w:r>
-              <w:rPr>
-                <w:rFonts w:ascii="Kaiti SC" w:hAnsi="Kaiti SC" w:eastAsia="Kaiti SC" w:cs="Kaiti SC"/>
-                <w:b w:val="0"/>
-                <w:sz w:val="19"/>
-              </w:rPr>
-              <w:t>朱雀二号改进型遥七火箭成功发射千帆星座10颗卫星_手机新浪网 - 新浪财经_金融信息服务商</w:t>
-            </w:r>
-          </w:p>
-        </w:tc>
-      </w:tr>
-      <w:tr>
-        <w:trPr>
-          <w:cantSplit/>
-        </w:trPr>
-        <w:tc>
-          <w:tcPr>
-            <w:tcW w:type="dxa" w:w="2075"/>
-            <w:vAlign w:val="center"/>
-          </w:tcPr>
-          <w:p>
-            <w:pPr>
-              <w:spacing w:after="0" w:line="252" w:lineRule="auto"/>
-              <w:jc w:val="center"/>
-            </w:pPr>
-            <w:r/>
-            <w:r>
-              <w:rPr>
-                <w:rFonts w:ascii="Kaiti SC" w:hAnsi="Kaiti SC" w:eastAsia="Kaiti SC" w:cs="Kaiti SC"/>
-                <w:b w:val="0"/>
-                <w:sz w:val="19"/>
-              </w:rPr>
-              <w:t>2026-09-15</w:t>
-            </w:r>
-          </w:p>
-        </w:tc>
-        <w:tc>
-          <w:tcPr>
-            <w:tcW w:type="dxa" w:w="2075"/>
-            <w:vAlign w:val="center"/>
-          </w:tcPr>
-          <w:p>
-            <w:pPr>
-              <w:spacing w:after="0" w:line="252" w:lineRule="auto"/>
-              <w:jc w:val="center"/>
-            </w:pPr>
-            <w:r/>
-            <w:r>
-              <w:rPr>
-                <w:rFonts w:ascii="Kaiti SC" w:hAnsi="Kaiti SC" w:eastAsia="Kaiti SC" w:cs="Kaiti SC"/>
-                <w:b w:val="0"/>
-                <w:sz w:val="19"/>
-              </w:rPr>
-              <w:t>Blue Origin</w:t>
-            </w:r>
-          </w:p>
-        </w:tc>
-        <w:tc>
-          <w:tcPr>
-            <w:tcW w:type="dxa" w:w="2075"/>
-            <w:vAlign w:val="center"/>
-          </w:tcPr>
-          <w:p>
-            <w:pPr>
-              <w:spacing w:after="0" w:line="252" w:lineRule="auto"/>
-              <w:jc w:val="center"/>
-            </w:pPr>
-            <w:r/>
-            <w:r>
-              <w:rPr>
-                <w:rFonts w:ascii="Kaiti SC" w:hAnsi="Kaiti SC" w:eastAsia="Kaiti SC" w:cs="Kaiti SC"/>
-                <w:b w:val="0"/>
-                <w:sz w:val="19"/>
-              </w:rPr>
-              <w:t>发射与任务</w:t>
-            </w:r>
-          </w:p>
-        </w:tc>
-        <w:tc>
-          <w:tcPr>
-            <w:tcW w:type="dxa" w:w="2075"/>
-            <w:vAlign w:val="center"/>
-          </w:tcPr>
-          <w:p>
-            <w:pPr>
-              <w:spacing w:after="0" w:line="252" w:lineRule="auto"/>
-            </w:pPr>
-            <w:r/>
-            <w:r>
-              <w:rPr>
-                <w:rFonts w:ascii="Kaiti SC" w:hAnsi="Kaiti SC" w:eastAsia="Kaiti SC" w:cs="Kaiti SC"/>
-                <w:b w:val="0"/>
-                <w:sz w:val="19"/>
-              </w:rPr>
-              <w:t>‘Incredible progress’ for Blue Origin rebuild of Cape Canaveral launch site, CEO says - Hanford Sentinel</w:t>
-            </w:r>
-          </w:p>
-        </w:tc>
-      </w:tr>
-      <w:tr>
-        <w:trPr>
-          <w:cantSplit/>
-        </w:trPr>
-        <w:tc>
-          <w:tcPr>
-            <w:tcW w:type="dxa" w:w="2075"/>
-            <w:vAlign w:val="center"/>
-          </w:tcPr>
-          <w:p>
-            <w:pPr>
-              <w:spacing w:after="0" w:line="252" w:lineRule="auto"/>
-              <w:jc w:val="center"/>
-            </w:pPr>
-            <w:r/>
-            <w:r>
-              <w:rPr>
-                <w:rFonts w:ascii="Kaiti SC" w:hAnsi="Kaiti SC" w:eastAsia="Kaiti SC" w:cs="Kaiti SC"/>
-                <w:b w:val="0"/>
-                <w:sz w:val="19"/>
-              </w:rPr>
-              <w:t>2026-09-15</w:t>
-            </w:r>
-          </w:p>
-        </w:tc>
-        <w:tc>
-          <w:tcPr>
-            <w:tcW w:type="dxa" w:w="2075"/>
-            <w:vAlign w:val="center"/>
-          </w:tcPr>
-          <w:p>
-            <w:pPr>
-              <w:spacing w:after="0" w:line="252" w:lineRule="auto"/>
-              <w:jc w:val="center"/>
-            </w:pPr>
-            <w:r/>
-            <w:r>
-              <w:rPr>
-                <w:rFonts w:ascii="Kaiti SC" w:hAnsi="Kaiti SC" w:eastAsia="Kaiti SC" w:cs="Kaiti SC"/>
-                <w:b w:val="0"/>
-                <w:sz w:val="19"/>
-              </w:rPr>
-              <w:t>天兵科技</w:t>
-            </w:r>
-          </w:p>
-        </w:tc>
-        <w:tc>
-          <w:tcPr>
-            <w:tcW w:type="dxa" w:w="2075"/>
-            <w:vAlign w:val="center"/>
-          </w:tcPr>
-          <w:p>
-            <w:pPr>
-              <w:spacing w:after="0" w:line="252" w:lineRule="auto"/>
-              <w:jc w:val="center"/>
-            </w:pPr>
-            <w:r/>
-            <w:r>
-              <w:rPr>
-                <w:rFonts w:ascii="Kaiti SC" w:hAnsi="Kaiti SC" w:eastAsia="Kaiti SC" w:cs="Kaiti SC"/>
-                <w:b w:val="0"/>
-                <w:sz w:val="19"/>
-              </w:rPr>
-              <w:t>其他动态</w:t>
-            </w:r>
-          </w:p>
-        </w:tc>
-        <w:tc>
-          <w:tcPr>
-            <w:tcW w:type="dxa" w:w="2075"/>
-            <w:vAlign w:val="center"/>
-          </w:tcPr>
-          <w:p>
-            <w:pPr>
-              <w:spacing w:after="0" w:line="252" w:lineRule="auto"/>
-            </w:pPr>
-            <w:r/>
-            <w:r>
-              <w:rPr>
-                <w:rFonts w:ascii="Kaiti SC" w:hAnsi="Kaiti SC" w:eastAsia="Kaiti SC" w:cs="Kaiti SC"/>
-                <w:b w:val="0"/>
-                <w:sz w:val="19"/>
-              </w:rPr>
-              <w:t>天龙三号归零之后，大运力液体火箭如何走向下一发 - eeo.com.cn</w:t>
-            </w:r>
-          </w:p>
-        </w:tc>
-      </w:tr>
-      <w:tr>
-        <w:trPr>
-          <w:cantSplit/>
-        </w:trPr>
-        <w:tc>
-          <w:tcPr>
-            <w:tcW w:type="dxa" w:w="2075"/>
-            <w:vAlign w:val="center"/>
-          </w:tcPr>
-          <w:p>
-            <w:pPr>
-              <w:spacing w:after="0" w:line="252" w:lineRule="auto"/>
-              <w:jc w:val="center"/>
-            </w:pPr>
-            <w:r/>
-            <w:r>
-              <w:rPr>
-                <w:rFonts w:ascii="Kaiti SC" w:hAnsi="Kaiti SC" w:eastAsia="Kaiti SC" w:cs="Kaiti SC"/>
-                <w:b w:val="0"/>
-                <w:sz w:val="19"/>
-              </w:rPr>
-              <w:t>2026-09-15</w:t>
-            </w:r>
-          </w:p>
-        </w:tc>
-        <w:tc>
-          <w:tcPr>
-            <w:tcW w:type="dxa" w:w="2075"/>
-            <w:vAlign w:val="center"/>
-          </w:tcPr>
-          <w:p>
-            <w:pPr>
-              <w:spacing w:after="0" w:line="252" w:lineRule="auto"/>
-              <w:jc w:val="center"/>
-            </w:pPr>
-            <w:r/>
-            <w:r>
-              <w:rPr>
-                <w:rFonts w:ascii="Kaiti SC" w:hAnsi="Kaiti SC" w:eastAsia="Kaiti SC" w:cs="Kaiti SC"/>
-                <w:b w:val="0"/>
-                <w:sz w:val="19"/>
-              </w:rPr>
-              <w:t>蓝箭航天</w:t>
-            </w:r>
-          </w:p>
-        </w:tc>
-        <w:tc>
-          <w:tcPr>
-            <w:tcW w:type="dxa" w:w="2075"/>
-            <w:vAlign w:val="center"/>
-          </w:tcPr>
-          <w:p>
-            <w:pPr>
-              <w:spacing w:after="0" w:line="252" w:lineRule="auto"/>
-              <w:jc w:val="center"/>
-            </w:pPr>
-            <w:r/>
-            <w:r>
-              <w:rPr>
-                <w:rFonts w:ascii="Kaiti SC" w:hAnsi="Kaiti SC" w:eastAsia="Kaiti SC" w:cs="Kaiti SC"/>
-                <w:b w:val="0"/>
-                <w:sz w:val="19"/>
-              </w:rPr>
-              <w:t>其他动态</w:t>
-            </w:r>
-          </w:p>
-        </w:tc>
-        <w:tc>
-          <w:tcPr>
-            <w:tcW w:type="dxa" w:w="2075"/>
-            <w:vAlign w:val="center"/>
-          </w:tcPr>
-          <w:p>
-            <w:pPr>
-              <w:spacing w:after="0" w:line="252" w:lineRule="auto"/>
-            </w:pPr>
-            <w:r/>
-            <w:r>
-              <w:rPr>
-                <w:rFonts w:ascii="Kaiti SC" w:hAnsi="Kaiti SC" w:eastAsia="Kaiti SC" w:cs="Kaiti SC"/>
-                <w:b w:val="0"/>
-                <w:sz w:val="19"/>
-              </w:rPr>
-              <w:t>每年亏十几个亿！蓝箭航天烧钱不断，钱到底从哪来？这场资本豪赌，赌的是中国商业航天的未来吗？ - 新浪财经</w:t>
-            </w:r>
-          </w:p>
-        </w:tc>
-      </w:tr>
-      <w:tr>
-        <w:trPr>
-          <w:cantSplit/>
-        </w:trPr>
-        <w:tc>
-          <w:tcPr>
-            <w:tcW w:type="dxa" w:w="2075"/>
-            <w:vAlign w:val="center"/>
-          </w:tcPr>
-          <w:p>
-            <w:pPr>
-              <w:spacing w:after="0" w:line="252" w:lineRule="auto"/>
-              <w:jc w:val="center"/>
-            </w:pPr>
-            <w:r/>
-            <w:r>
-              <w:rPr>
-                <w:rFonts w:ascii="Kaiti SC" w:hAnsi="Kaiti SC" w:eastAsia="Kaiti SC" w:cs="Kaiti SC"/>
-                <w:b w:val="0"/>
-                <w:sz w:val="19"/>
-              </w:rPr>
-              <w:t>2026-09-19</w:t>
-            </w:r>
-          </w:p>
-        </w:tc>
-        <w:tc>
-          <w:tcPr>
-            <w:tcW w:type="dxa" w:w="2075"/>
-            <w:vAlign w:val="center"/>
-          </w:tcPr>
-          <w:p>
-            <w:pPr>
-              <w:spacing w:after="0" w:line="252" w:lineRule="auto"/>
-              <w:jc w:val="center"/>
-            </w:pPr>
-            <w:r/>
-            <w:r>
-              <w:rPr>
-                <w:rFonts w:ascii="Kaiti SC" w:hAnsi="Kaiti SC" w:eastAsia="Kaiti SC" w:cs="Kaiti SC"/>
-                <w:b w:val="0"/>
-                <w:sz w:val="19"/>
-              </w:rPr>
-              <w:t>SpaceX</w:t>
-            </w:r>
-          </w:p>
-        </w:tc>
-        <w:tc>
-          <w:tcPr>
-            <w:tcW w:type="dxa" w:w="2075"/>
-            <w:vAlign w:val="center"/>
-          </w:tcPr>
-          <w:p>
-            <w:pPr>
-              <w:spacing w:after="0" w:line="252" w:lineRule="auto"/>
-              <w:jc w:val="center"/>
-            </w:pPr>
-            <w:r/>
-            <w:r>
-              <w:rPr>
-                <w:rFonts w:ascii="Kaiti SC" w:hAnsi="Kaiti SC" w:eastAsia="Kaiti SC" w:cs="Kaiti SC"/>
-                <w:b w:val="0"/>
-                <w:sz w:val="19"/>
-              </w:rPr>
-              <w:t>监管与政策</w:t>
-            </w:r>
-          </w:p>
-        </w:tc>
-        <w:tc>
-          <w:tcPr>
-            <w:tcW w:type="dxa" w:w="2075"/>
-            <w:vAlign w:val="center"/>
-          </w:tcPr>
-          <w:p>
-            <w:pPr>
-              <w:spacing w:after="0" w:line="252" w:lineRule="auto"/>
-            </w:pPr>
-            <w:r/>
-            <w:r>
-              <w:rPr>
-                <w:rFonts w:ascii="Kaiti SC" w:hAnsi="Kaiti SC" w:eastAsia="Kaiti SC" w:cs="Kaiti SC"/>
-                <w:b w:val="0"/>
-                <w:sz w:val="19"/>
-              </w:rPr>
-              <w:t>FCC otorga a SpaceX autoridad para Starlink Mobile</w:t>
-            </w:r>
-          </w:p>
-        </w:tc>
-      </w:tr>
-      <w:tr>
-        <w:trPr>
-          <w:cantSplit/>
-        </w:trPr>
-        <w:tc>
-          <w:tcPr>
-            <w:tcW w:type="dxa" w:w="2075"/>
-            <w:vAlign w:val="center"/>
-          </w:tcPr>
-          <w:p>
-            <w:pPr>
-              <w:spacing w:after="0" w:line="252" w:lineRule="auto"/>
-              <w:jc w:val="center"/>
-            </w:pPr>
-            <w:r/>
-            <w:r>
-              <w:rPr>
-                <w:rFonts w:ascii="Kaiti SC" w:hAnsi="Kaiti SC" w:eastAsia="Kaiti SC" w:cs="Kaiti SC"/>
-                <w:b w:val="0"/>
-                <w:sz w:val="19"/>
-              </w:rPr>
-              <w:t>2026-09-19</w:t>
+              <w:t>2026-09-23</w:t>
             </w:r>
           </w:p>
         </w:tc>
@@ -2089,7 +2068,7 @@
                 <w:b w:val="0"/>
                 <w:sz w:val="19"/>
               </w:rPr>
-              <w:t>银河航天在老挝实现低轨卫星互联网试验验证 - 证券时报</w:t>
+              <w:t>银河航天董事长兼CEO徐鸣：卫星互联网成为太空经济重要增长引擎 - 证券时报网</w:t>
             </w:r>
           </w:p>
         </w:tc>
@@ -2126,7 +2105,7 @@
           <w:rFonts w:ascii="Kaiti SC" w:hAnsi="Kaiti SC" w:eastAsia="Kaiti SC" w:cs="Kaiti SC"/>
           <w:sz w:val="21"/>
         </w:rPr>
-        <w:t>银河航天：银河航天成功发射 “通感智算”一体化技术验证卫星 - 上海证券报电子版 （2026-09-21；thepaper.cn、上海证券报电子版、新华网客户端）</w:t>
+        <w:t>SpaceX：Live coverage: SpaceX to launch first Starlink V3 satellites to orbit on Starship （2026-09-28；KeepTrack、Mashable、NASASpaceflight）</w:t>
       </w:r>
     </w:p>
     <w:p>
@@ -2147,7 +2126,7 @@
           <w:rFonts w:ascii="Kaiti SC" w:hAnsi="Kaiti SC" w:eastAsia="Kaiti SC" w:cs="Kaiti SC"/>
           <w:sz w:val="21"/>
         </w:rPr>
-        <w:t>中科宇航：力箭一号遥十八运载火箭圆满完成“一箭9星”发射 - jingjiribao.cn （2026-09-20；Sohu、chinanews.com.cn、cls.cn）</w:t>
+        <w:t>Blue Origin：Blue Origin's massive New Glenn rocket on move to launch pad （2026-09-22；bing.com）</w:t>
       </w:r>
     </w:p>
     <w:p>
@@ -2168,7 +2147,7 @@
           <w:rFonts w:ascii="Kaiti SC" w:hAnsi="Kaiti SC" w:eastAsia="Kaiti SC" w:cs="Kaiti SC"/>
           <w:sz w:val="21"/>
         </w:rPr>
-        <w:t>SpaceX：Live coverage: SpaceX to launch 27 Starlink V2 Mini satellites on Falcon 9 rocket from Vandenberg （2026-09-20；KeepTrack、PCMag、Space）</w:t>
+        <w:t>银河航天：银河航天成功发射 “通感智算”一体化技术验证卫星 - 上海证券报电子版 （2026-09-22；thepaper.cn、上海证券报电子版、北京市人民政府门户网站）</w:t>
       </w:r>
     </w:p>
     <w:p>
@@ -2189,7 +2168,7 @@
           <w:rFonts w:ascii="Kaiti SC" w:hAnsi="Kaiti SC" w:eastAsia="Kaiti SC" w:cs="Kaiti SC"/>
           <w:sz w:val="21"/>
         </w:rPr>
-        <w:t>SpaceX：Live coverage: SpaceX to launch national security payload for the U.S. Space Force on Falcon 9 rocket from Vandenberg （2026-09-20；Advanced Television、BASENOR - Tesla Accessories、Fox Business）</w:t>
+        <w:t>中科宇航：中科宇航力箭一号遥十八火箭一箭9星发射成功 - 观点网 （2026-09-22；21财经、Sohu、chinanews.com.cn）</w:t>
       </w:r>
     </w:p>
     <w:p>
@@ -2210,7 +2189,7 @@
           <w:rFonts w:ascii="Kaiti SC" w:hAnsi="Kaiti SC" w:eastAsia="Kaiti SC" w:cs="Kaiti SC"/>
           <w:sz w:val="21"/>
         </w:rPr>
-        <w:t>银河航天：银河航天四颗SAR卫星成功发射 - 新浪财经 （2026-09-19；Jiemian.com、cls.cn、emwap.eastmoney.com）</w:t>
+        <w:t>银河航天：银河航天四颗卫星成功发射 SAR卫星快速批产能力再获验证 - 上海证券报·中国证券网 （2026-09-22；Jiemian.com、emwap.eastmoney.com、finance.sina.com.cn）</w:t>
       </w:r>
     </w:p>
     <w:p>
@@ -2231,7 +2210,7 @@
           <w:rFonts w:ascii="Kaiti SC" w:hAnsi="Kaiti SC" w:eastAsia="Kaiti SC" w:cs="Kaiti SC"/>
           <w:sz w:val="21"/>
         </w:rPr>
-        <w:t>星际荣耀：星际荣耀双曲线三号运载火箭贮箱极限载荷试验告捷 - 未来天玑 （2026-09-18；新浪财经_金融信息服务商、未来天玑、财富号）</w:t>
+        <w:t>中科宇航：中科宇航力箭一号总装周期缩短至约 15 天：南沙总装厂房年产能 30 发，接单到发射周期压缩至半年内 - 手机新浪网 （2026-09-26；手机新浪网、新浪财经）</w:t>
       </w:r>
     </w:p>
     <w:p>
@@ -2252,7 +2231,7 @@
           <w:rFonts w:ascii="Kaiti SC" w:hAnsi="Kaiti SC" w:eastAsia="Kaiti SC" w:cs="Kaiti SC"/>
           <w:sz w:val="21"/>
         </w:rPr>
-        <w:t>垣信卫星：海上发射首战告捷 千帆星座迈入工业化组网阶段 - 上海证券报电子版 （2026-09-18；Sohu、gzw.sh.gov.cn、thepaper.cn）</w:t>
+        <w:t>SpaceX：Here's What $10,000 Invested in SpaceX Stock Could Look Like in 5 Years （2026-09-23；bing.com）</w:t>
       </w:r>
     </w:p>
     <w:p>
@@ -2273,7 +2252,7 @@
           <w:rFonts w:ascii="Kaiti SC" w:hAnsi="Kaiti SC" w:eastAsia="Kaiti SC" w:cs="Kaiti SC"/>
           <w:sz w:val="21"/>
         </w:rPr>
-        <w:t>星河动力：17:24:10【星河动力近期拟发射谷神星一号海射型（遥八）】 - cls.cn （2026-09-17；Jiemian.com、cls.cn、eastmoney.com）</w:t>
+        <w:t>SpaceX：SpaceX Falcon 9 to launch classified mission for U.S. Space Force from West Coast （2026-09-26；Space、Spaceflight Now）</w:t>
       </w:r>
     </w:p>
     <w:p>
@@ -2307,7 +2286,7 @@
           <w:rFonts w:ascii="Kaiti SC" w:hAnsi="Kaiti SC" w:eastAsia="Kaiti SC" w:cs="Kaiti SC"/>
           <w:sz w:val="21"/>
         </w:rPr>
-        <w:t>中科宇航：12:30:27【中科宇航：力箭一号订单排至2027年下半年 年产能力达30发】 - cls.cn （2026-09-20；cls.cn、东方财富、新浪财经）</w:t>
+        <w:t>Blue Origin：Jeff Bezos' Blue Origin Raises $10 Billion To Fuel Rockets, Satellites And Government Contracts As SpaceX - Benzinga （2026-09-25；Benzinga、bing.com）</w:t>
       </w:r>
     </w:p>
     <w:p>
@@ -2320,7 +2299,7 @@
           <w:b/>
           <w:sz w:val="21"/>
         </w:rPr>
-        <w:t>5. 监管与政策</w:t>
+        <w:t>5. 融资与资本</w:t>
       </w:r>
     </w:p>
     <w:p>
@@ -2341,7 +2320,7 @@
           <w:rFonts w:ascii="Kaiti SC" w:hAnsi="Kaiti SC" w:eastAsia="Kaiti SC" w:cs="Kaiti SC"/>
           <w:sz w:val="21"/>
         </w:rPr>
-        <w:t>SpaceX：FCC otorga a SpaceX autoridad para Starlink Mobile （2026-09-19；bing.com）</w:t>
+        <w:t>Blue Origin：Blue Origin raises $10 billion in first outside funding - Proactive financial news （2026-09-25；Proactive financial news）</w:t>
       </w:r>
     </w:p>
     <w:p>
@@ -2354,7 +2333,7 @@
           <w:b/>
           <w:sz w:val="21"/>
         </w:rPr>
-        <w:t>6. 市场与股价</w:t>
+        <w:t>6. 其他动态</w:t>
       </w:r>
     </w:p>
     <w:p>
@@ -2375,7 +2354,7 @@
           <w:rFonts w:ascii="Kaiti SC" w:hAnsi="Kaiti SC" w:eastAsia="Kaiti SC" w:cs="Kaiti SC"/>
           <w:sz w:val="21"/>
         </w:rPr>
-        <w:t>SpaceX：Can SpaceX Really Turn Starlink Into a $1 Trillion Business? Ron Baron Has $25 Billion Riding on Yes （2026-09-17；bing.com）</w:t>
+        <w:t>SpaceX：SpaceX Starlink satellites deployed in stunning view from space （2026-09-25；bing.com）</w:t>
       </w:r>
     </w:p>
     <w:p>
@@ -2396,20 +2375,7 @@
           <w:rFonts w:ascii="Kaiti SC" w:hAnsi="Kaiti SC" w:eastAsia="Kaiti SC" w:cs="Kaiti SC"/>
           <w:sz w:val="21"/>
         </w:rPr>
-        <w:t>微纳星空：微纳星空3 年累计亏损10.93亿 IPO问询次日便因为串标被军采暂停 - 新浪财经_金融信息服务商 （2026-09-16；新浪财经、新浪财经_金融信息服务商）</w:t>
-      </w:r>
-    </w:p>
-    <w:p>
-      <w:pPr>
-        <w:pStyle w:val="Heading1"/>
-      </w:pPr>
-      <w:r>
-        <w:rPr>
-          <w:rFonts w:ascii="Kaiti SC" w:hAnsi="Kaiti SC" w:eastAsia="Kaiti SC" w:cs="Kaiti SC"/>
-          <w:b/>
-          <w:sz w:val="21"/>
-        </w:rPr>
-        <w:t>7. 其他动态</w:t>
+        <w:t>SpaceX：SpaceX expands free Starlink Mini rental offer to more US residential users （2026-09-22；bing.com）</w:t>
       </w:r>
     </w:p>
     <w:p>
@@ -2430,7 +2396,7 @@
           <w:rFonts w:ascii="Kaiti SC" w:hAnsi="Kaiti SC" w:eastAsia="Kaiti SC" w:cs="Kaiti SC"/>
           <w:sz w:val="21"/>
         </w:rPr>
-        <w:t>SpaceX：Prediction: SpaceX's Starlink Doubles Again to 24 Million Subscribers Before 2027 Ends （2026-09-16；bing.com）</w:t>
+        <w:t>SpaceX：SpaceX is giving away the Starlink Mini to cheaper subscribers, but there’s a catch （2026-09-22；bing.com）</w:t>
       </w:r>
     </w:p>
     <w:p>
@@ -2451,7 +2417,7 @@
           <w:rFonts w:ascii="Kaiti SC" w:hAnsi="Kaiti SC" w:eastAsia="Kaiti SC" w:cs="Kaiti SC"/>
           <w:sz w:val="21"/>
         </w:rPr>
-        <w:t>天兵科技：天龙三号归零之后，大运力液体火箭如何走向下一发 - eeo.com.cn （2026-09-15；eeo.com.cn、mrjjxw.com、新浪财经）</w:t>
+        <w:t>SpaceX：Elon Musk-led SpaceX's Starlink Faces New Military Connectivity Alternative as Boeing Drone Unit Tests Gogo Link （2026-09-24；Benzinga、bing.com）</w:t>
       </w:r>
     </w:p>
     <w:p>
@@ -2472,7 +2438,7 @@
           <w:rFonts w:ascii="Kaiti SC" w:hAnsi="Kaiti SC" w:eastAsia="Kaiti SC" w:cs="Kaiti SC"/>
           <w:sz w:val="21"/>
         </w:rPr>
-        <w:t>蓝箭航天：每年亏十几个亿！蓝箭航天烧钱不断，钱到底从哪来？这场资本豪赌，赌的是中国商业航天的未来吗？ - 新浪财经 （2026-09-15；凤凰网财经、新浪网、新浪财经）</w:t>
+        <w:t>中科宇航：Китай показал сборку Kinetica-1 — крупнейшей твердотопливной ракеты страны （2026-09-26；bing.com）</w:t>
       </w:r>
     </w:p>
     <w:p>
@@ -2493,7 +2459,7 @@
           <w:rFonts w:ascii="Kaiti SC" w:hAnsi="Kaiti SC" w:eastAsia="Kaiti SC" w:cs="Kaiti SC"/>
           <w:sz w:val="21"/>
         </w:rPr>
-        <w:t>银河航天：银河航天在老挝实现低轨卫星互联网试验验证 - 证券时报 （2026-09-19；东方财富、北京经济技术开发区、新浪财经）</w:t>
+        <w:t>Blue Origin：New Glenn's sub-cooled propellant upgrade pushed thrust to 4.5 million pounds （2026-09-22；bing.com）</w:t>
       </w:r>
     </w:p>
     <w:p>
@@ -2514,7 +2480,7 @@
           <w:rFonts w:ascii="Kaiti SC" w:hAnsi="Kaiti SC" w:eastAsia="Kaiti SC" w:cs="Kaiti SC"/>
           <w:sz w:val="21"/>
         </w:rPr>
-        <w:t>垣信卫星：千帆星座卫星数量增至248颗 - 证券时报 （2026-09-17；songjiang.gov.cn、上观新闻、新浪财经）</w:t>
+        <w:t>银河航天：银河航天董事长兼CEO徐鸣：卫星互联网成为太空经济重要增长引擎 - 证券时报网 （2026-09-23；新浪财经、证券时报网）</w:t>
       </w:r>
     </w:p>
     <w:p>
@@ -2535,49 +2501,7 @@
           <w:rFonts w:ascii="Kaiti SC" w:hAnsi="Kaiti SC" w:eastAsia="Kaiti SC" w:cs="Kaiti SC"/>
           <w:sz w:val="21"/>
         </w:rPr>
-        <w:t>蓝箭航天：朱雀火箭再升空，达成民营航天首次！专访蓝箭航天相关负责人 - cs.zjol.com.cn （2026-09-16；Sohu、cs.zjol.com.cn、大众网）</w:t>
-      </w:r>
-    </w:p>
-    <w:p>
-      <w:pPr>
-        <w:keepLines/>
-        <w:spacing w:after="60"/>
-        <w:ind w:left="369" w:hanging="227"/>
-      </w:pPr>
-      <w:r>
-        <w:rPr>
-          <w:rFonts w:ascii="Kaiti SC" w:hAnsi="Kaiti SC" w:eastAsia="Kaiti SC" w:cs="Kaiti SC"/>
-          <w:sz w:val="21"/>
-        </w:rPr>
-        <w:t xml:space="preserve">➢ </w:t>
-      </w:r>
-      <w:r>
-        <w:rPr>
-          <w:rFonts w:ascii="Kaiti SC" w:hAnsi="Kaiti SC" w:eastAsia="Kaiti SC" w:cs="Kaiti SC"/>
-          <w:sz w:val="21"/>
-        </w:rPr>
-        <w:t>SpaceX：Elon Musk Just Made a Massive Claim About Starlink’s Next Generation （2026-09-16；bing.com）</w:t>
-      </w:r>
-    </w:p>
-    <w:p>
-      <w:pPr>
-        <w:keepLines/>
-        <w:spacing w:after="60"/>
-        <w:ind w:left="369" w:hanging="227"/>
-      </w:pPr>
-      <w:r>
-        <w:rPr>
-          <w:rFonts w:ascii="Kaiti SC" w:hAnsi="Kaiti SC" w:eastAsia="Kaiti SC" w:cs="Kaiti SC"/>
-          <w:sz w:val="21"/>
-        </w:rPr>
-        <w:t xml:space="preserve">➢ </w:t>
-      </w:r>
-      <w:r>
-        <w:rPr>
-          <w:rFonts w:ascii="Kaiti SC" w:hAnsi="Kaiti SC" w:eastAsia="Kaiti SC" w:cs="Kaiti SC"/>
-          <w:sz w:val="21"/>
-        </w:rPr>
-        <w:t>SpaceX：Not Starship. Not Starlink. This is the part of SpaceX's business that could lift it into the $3 trillion club. （2026-09-16；bing.com）</w:t>
+        <w:t>SpaceX：The Future of the 'Space Economy' Changed by SpaceX: Starship × Starlink and the Massive Market Beyond （2026-09-22；bing.com）</w:t>
       </w:r>
     </w:p>
     <w:p>
@@ -2590,7 +2514,7 @@
           <w:b/>
           <w:sz w:val="21"/>
         </w:rPr>
-        <w:t>8. 公司动态概览</w:t>
+        <w:t>7. 公司动态概览</w:t>
       </w:r>
     </w:p>
     <w:tbl>
@@ -2736,7 +2660,7 @@
                 <w:b w:val="0"/>
                 <w:sz w:val="19"/>
               </w:rPr>
-              <w:t>161</w:t>
+              <w:t>104</w:t>
             </w:r>
           </w:p>
         </w:tc>
@@ -2757,7 +2681,7 @@
                 <w:b w:val="0"/>
                 <w:sz w:val="19"/>
               </w:rPr>
-              <w:t>发射与任务、市场与股价、其他动态、监管与政策、订单与合作</w:t>
+              <w:t>发射与任务、市场与股价、其他动态、监管与政策</w:t>
             </w:r>
           </w:p>
         </w:tc>
@@ -2777,7 +2701,7 @@
                 <w:b w:val="0"/>
                 <w:sz w:val="19"/>
               </w:rPr>
-              <w:t>Live coverage: SpaceX to launch 27 Starlink V2 Mini satellites on Falcon 9 rocket from Vandenberg</w:t>
+              <w:t>NASA Shares SpaceX Crew-14 Assignments for Space Station Mission</w:t>
             </w:r>
           </w:p>
         </w:tc>
@@ -2802,7 +2726,7 @@
                 <w:b w:val="0"/>
                 <w:sz w:val="19"/>
               </w:rPr>
-              <w:t>垣信卫星</w:t>
+              <w:t>Blue Origin</w:t>
             </w:r>
           </w:p>
         </w:tc>
@@ -2823,7 +2747,7 @@
                 <w:b w:val="0"/>
                 <w:sz w:val="19"/>
               </w:rPr>
-              <w:t>58</w:t>
+              <w:t>41</w:t>
             </w:r>
           </w:p>
         </w:tc>
@@ -2844,7 +2768,7 @@
                 <w:b w:val="0"/>
                 <w:sz w:val="19"/>
               </w:rPr>
-              <w:t>发射与任务、其他动态、订单与合作、融资与资本</w:t>
+              <w:t>市场与股价、发射与任务、融资与资本、订单与合作、其他动态</w:t>
             </w:r>
           </w:p>
         </w:tc>
@@ -2864,7 +2788,181 @@
                 <w:b w:val="0"/>
                 <w:sz w:val="19"/>
               </w:rPr>
-              <w:t>海上发射首战告捷 千帆星座迈入工业化组网阶段 - 上海证券报电子版</w:t>
+              <w:t>Blue Origin Raises $10 Billion in First Outside Funding Round, Valuation Soars to $140 Billion - finance.biggo.com</w:t>
+            </w:r>
+          </w:p>
+        </w:tc>
+      </w:tr>
+      <w:tr>
+        <w:trPr>
+          <w:cantSplit/>
+        </w:trPr>
+        <w:tc>
+          <w:tcPr>
+            <w:tcW w:type="dxa" w:w="2075"/>
+            <w:vAlign w:val="center"/>
+          </w:tcPr>
+          <w:p>
+            <w:pPr>
+              <w:spacing w:after="0" w:line="252" w:lineRule="auto"/>
+            </w:pPr>
+            <w:r/>
+            <w:r>
+              <w:rPr>
+                <w:rFonts w:ascii="Kaiti SC" w:hAnsi="Kaiti SC" w:eastAsia="Kaiti SC" w:cs="Kaiti SC"/>
+                <w:b w:val="0"/>
+                <w:sz w:val="19"/>
+              </w:rPr>
+              <w:t>中科宇航</w:t>
+            </w:r>
+          </w:p>
+        </w:tc>
+        <w:tc>
+          <w:tcPr>
+            <w:tcW w:type="dxa" w:w="2075"/>
+            <w:vAlign w:val="center"/>
+          </w:tcPr>
+          <w:p>
+            <w:pPr>
+              <w:spacing w:after="0" w:line="252" w:lineRule="auto"/>
+              <w:jc w:val="center"/>
+            </w:pPr>
+            <w:r/>
+            <w:r>
+              <w:rPr>
+                <w:rFonts w:ascii="Kaiti SC" w:hAnsi="Kaiti SC" w:eastAsia="Kaiti SC" w:cs="Kaiti SC"/>
+                <w:b w:val="0"/>
+                <w:sz w:val="19"/>
+              </w:rPr>
+              <w:t>12</w:t>
+            </w:r>
+          </w:p>
+        </w:tc>
+        <w:tc>
+          <w:tcPr>
+            <w:tcW w:type="dxa" w:w="2075"/>
+            <w:vAlign w:val="center"/>
+          </w:tcPr>
+          <w:p>
+            <w:pPr>
+              <w:spacing w:after="0" w:line="252" w:lineRule="auto"/>
+              <w:jc w:val="center"/>
+            </w:pPr>
+            <w:r/>
+            <w:r>
+              <w:rPr>
+                <w:rFonts w:ascii="Kaiti SC" w:hAnsi="Kaiti SC" w:eastAsia="Kaiti SC" w:cs="Kaiti SC"/>
+                <w:b w:val="0"/>
+                <w:sz w:val="19"/>
+              </w:rPr>
+              <w:t>发射与任务、订单与合作、产品与技术、其他动态</w:t>
+            </w:r>
+          </w:p>
+        </w:tc>
+        <w:tc>
+          <w:tcPr>
+            <w:tcW w:type="dxa" w:w="2075"/>
+            <w:vAlign w:val="center"/>
+          </w:tcPr>
+          <w:p>
+            <w:pPr>
+              <w:spacing w:after="0" w:line="252" w:lineRule="auto"/>
+            </w:pPr>
+            <w:r/>
+            <w:r>
+              <w:rPr>
+                <w:rFonts w:ascii="Kaiti SC" w:hAnsi="Kaiti SC" w:eastAsia="Kaiti SC" w:cs="Kaiti SC"/>
+                <w:b w:val="0"/>
+                <w:sz w:val="19"/>
+              </w:rPr>
+              <w:t>中科宇航深化太空制药合作，力鸿二号计划2027年携医药载荷首飞 - 证券时报网</w:t>
+            </w:r>
+          </w:p>
+        </w:tc>
+      </w:tr>
+      <w:tr>
+        <w:trPr>
+          <w:cantSplit/>
+        </w:trPr>
+        <w:tc>
+          <w:tcPr>
+            <w:tcW w:type="dxa" w:w="2075"/>
+            <w:vAlign w:val="center"/>
+          </w:tcPr>
+          <w:p>
+            <w:pPr>
+              <w:spacing w:after="0" w:line="252" w:lineRule="auto"/>
+            </w:pPr>
+            <w:r/>
+            <w:r>
+              <w:rPr>
+                <w:rFonts w:ascii="Kaiti SC" w:hAnsi="Kaiti SC" w:eastAsia="Kaiti SC" w:cs="Kaiti SC"/>
+                <w:b w:val="0"/>
+                <w:sz w:val="19"/>
+              </w:rPr>
+              <w:t>银河航天</w:t>
+            </w:r>
+          </w:p>
+        </w:tc>
+        <w:tc>
+          <w:tcPr>
+            <w:tcW w:type="dxa" w:w="2075"/>
+            <w:vAlign w:val="center"/>
+          </w:tcPr>
+          <w:p>
+            <w:pPr>
+              <w:spacing w:after="0" w:line="252" w:lineRule="auto"/>
+              <w:jc w:val="center"/>
+            </w:pPr>
+            <w:r/>
+            <w:r>
+              <w:rPr>
+                <w:rFonts w:ascii="Kaiti SC" w:hAnsi="Kaiti SC" w:eastAsia="Kaiti SC" w:cs="Kaiti SC"/>
+                <w:b w:val="0"/>
+                <w:sz w:val="19"/>
+              </w:rPr>
+              <w:t>8</w:t>
+            </w:r>
+          </w:p>
+        </w:tc>
+        <w:tc>
+          <w:tcPr>
+            <w:tcW w:type="dxa" w:w="2075"/>
+            <w:vAlign w:val="center"/>
+          </w:tcPr>
+          <w:p>
+            <w:pPr>
+              <w:spacing w:after="0" w:line="252" w:lineRule="auto"/>
+              <w:jc w:val="center"/>
+            </w:pPr>
+            <w:r/>
+            <w:r>
+              <w:rPr>
+                <w:rFonts w:ascii="Kaiti SC" w:hAnsi="Kaiti SC" w:eastAsia="Kaiti SC" w:cs="Kaiti SC"/>
+                <w:b w:val="0"/>
+                <w:sz w:val="19"/>
+              </w:rPr>
+              <w:t>其他动态、发射与任务</w:t>
+            </w:r>
+          </w:p>
+        </w:tc>
+        <w:tc>
+          <w:tcPr>
+            <w:tcW w:type="dxa" w:w="2075"/>
+            <w:vAlign w:val="center"/>
+          </w:tcPr>
+          <w:p>
+            <w:pPr>
+              <w:spacing w:after="0" w:line="252" w:lineRule="auto"/>
+            </w:pPr>
+            <w:r/>
+            <w:r>
+              <w:rPr>
+                <w:rFonts w:ascii="Kaiti SC" w:hAnsi="Kaiti SC" w:eastAsia="Kaiti SC" w:cs="Kaiti SC"/>
+                <w:b w:val="0"/>
+                <w:sz w:val="19"/>
+              </w:rPr>
+              <w:t>Amazon Leo Partners With UZ-SAT to Expand Satellite Internet in Uzbekistan</w:t>
             </w:r>
           </w:p>
         </w:tc>
@@ -2910,7 +3008,7 @@
                 <w:b w:val="0"/>
                 <w:sz w:val="19"/>
               </w:rPr>
-              <w:t>47</w:t>
+              <w:t>4</w:t>
             </w:r>
           </w:p>
         </w:tc>
@@ -2931,7 +3029,7 @@
                 <w:b w:val="0"/>
                 <w:sz w:val="19"/>
               </w:rPr>
-              <w:t>发射与任务、其他动态、市场与股价、产品与技术</w:t>
+              <w:t>其他动态、产品与技术</w:t>
             </w:r>
           </w:p>
         </w:tc>
@@ -2951,7 +3049,7 @@
                 <w:b w:val="0"/>
                 <w:sz w:val="19"/>
               </w:rPr>
-              <w:t>朱雀二号改进型遥七发射成功，10颗千帆卫星入轨 - 证券时报</w:t>
+              <w:t>朱雀三号官宣登陆央视中秋晚会，商业航天迈向主流视野 - stock.eastmoney.com</w:t>
             </w:r>
           </w:p>
         </w:tc>
@@ -2976,7 +3074,7 @@
                 <w:b w:val="0"/>
                 <w:sz w:val="19"/>
               </w:rPr>
-              <w:t>中科宇航</w:t>
+              <w:t>中国星网</w:t>
             </w:r>
           </w:p>
         </w:tc>
@@ -2997,7 +3095,7 @@
                 <w:b w:val="0"/>
                 <w:sz w:val="19"/>
               </w:rPr>
-              <w:t>35</w:t>
+              <w:t>2</w:t>
             </w:r>
           </w:p>
         </w:tc>
@@ -3018,7 +3116,7 @@
                 <w:b w:val="0"/>
                 <w:sz w:val="19"/>
               </w:rPr>
-              <w:t>发射与任务、其他动态、订单与合作、产品与技术</w:t>
+              <w:t>其他动态</w:t>
             </w:r>
           </w:p>
         </w:tc>
@@ -3038,268 +3136,7 @@
                 <w:b w:val="0"/>
                 <w:sz w:val="19"/>
               </w:rPr>
-              <w:t>民营火箭迎来密集发射 中科宇航一箭9星推“算力上天” - 新浪财经_金融信息服务商</w:t>
-            </w:r>
-          </w:p>
-        </w:tc>
-      </w:tr>
-      <w:tr>
-        <w:trPr>
-          <w:cantSplit/>
-        </w:trPr>
-        <w:tc>
-          <w:tcPr>
-            <w:tcW w:type="dxa" w:w="2075"/>
-            <w:vAlign w:val="center"/>
-          </w:tcPr>
-          <w:p>
-            <w:pPr>
-              <w:spacing w:after="0" w:line="252" w:lineRule="auto"/>
-            </w:pPr>
-            <w:r/>
-            <w:r>
-              <w:rPr>
-                <w:rFonts w:ascii="Kaiti SC" w:hAnsi="Kaiti SC" w:eastAsia="Kaiti SC" w:cs="Kaiti SC"/>
-                <w:b w:val="0"/>
-                <w:sz w:val="19"/>
-              </w:rPr>
-              <w:t>银河航天</w:t>
-            </w:r>
-          </w:p>
-        </w:tc>
-        <w:tc>
-          <w:tcPr>
-            <w:tcW w:type="dxa" w:w="2075"/>
-            <w:vAlign w:val="center"/>
-          </w:tcPr>
-          <w:p>
-            <w:pPr>
-              <w:spacing w:after="0" w:line="252" w:lineRule="auto"/>
-              <w:jc w:val="center"/>
-            </w:pPr>
-            <w:r/>
-            <w:r>
-              <w:rPr>
-                <w:rFonts w:ascii="Kaiti SC" w:hAnsi="Kaiti SC" w:eastAsia="Kaiti SC" w:cs="Kaiti SC"/>
-                <w:b w:val="0"/>
-                <w:sz w:val="19"/>
-              </w:rPr>
-              <w:t>29</w:t>
-            </w:r>
-          </w:p>
-        </w:tc>
-        <w:tc>
-          <w:tcPr>
-            <w:tcW w:type="dxa" w:w="2075"/>
-            <w:vAlign w:val="center"/>
-          </w:tcPr>
-          <w:p>
-            <w:pPr>
-              <w:spacing w:after="0" w:line="252" w:lineRule="auto"/>
-              <w:jc w:val="center"/>
-            </w:pPr>
-            <w:r/>
-            <w:r>
-              <w:rPr>
-                <w:rFonts w:ascii="Kaiti SC" w:hAnsi="Kaiti SC" w:eastAsia="Kaiti SC" w:cs="Kaiti SC"/>
-                <w:b w:val="0"/>
-                <w:sz w:val="19"/>
-              </w:rPr>
-              <w:t>发射与任务、其他动态</w:t>
-            </w:r>
-          </w:p>
-        </w:tc>
-        <w:tc>
-          <w:tcPr>
-            <w:tcW w:type="dxa" w:w="2075"/>
-            <w:vAlign w:val="center"/>
-          </w:tcPr>
-          <w:p>
-            <w:pPr>
-              <w:spacing w:after="0" w:line="252" w:lineRule="auto"/>
-            </w:pPr>
-            <w:r/>
-            <w:r>
-              <w:rPr>
-                <w:rFonts w:ascii="Kaiti SC" w:hAnsi="Kaiti SC" w:eastAsia="Kaiti SC" w:cs="Kaiti SC"/>
-                <w:b w:val="0"/>
-                <w:sz w:val="19"/>
-              </w:rPr>
-              <w:t>银河航天成功发射 “通感智算”一体化技术验证卫星 - 上海证券报电子版</w:t>
-            </w:r>
-          </w:p>
-        </w:tc>
-      </w:tr>
-      <w:tr>
-        <w:trPr>
-          <w:cantSplit/>
-        </w:trPr>
-        <w:tc>
-          <w:tcPr>
-            <w:tcW w:type="dxa" w:w="2075"/>
-            <w:vAlign w:val="center"/>
-          </w:tcPr>
-          <w:p>
-            <w:pPr>
-              <w:spacing w:after="0" w:line="252" w:lineRule="auto"/>
-            </w:pPr>
-            <w:r/>
-            <w:r>
-              <w:rPr>
-                <w:rFonts w:ascii="Kaiti SC" w:hAnsi="Kaiti SC" w:eastAsia="Kaiti SC" w:cs="Kaiti SC"/>
-                <w:b w:val="0"/>
-                <w:sz w:val="19"/>
-              </w:rPr>
-              <w:t>星河动力</w:t>
-            </w:r>
-          </w:p>
-        </w:tc>
-        <w:tc>
-          <w:tcPr>
-            <w:tcW w:type="dxa" w:w="2075"/>
-            <w:vAlign w:val="center"/>
-          </w:tcPr>
-          <w:p>
-            <w:pPr>
-              <w:spacing w:after="0" w:line="252" w:lineRule="auto"/>
-              <w:jc w:val="center"/>
-            </w:pPr>
-            <w:r/>
-            <w:r>
-              <w:rPr>
-                <w:rFonts w:ascii="Kaiti SC" w:hAnsi="Kaiti SC" w:eastAsia="Kaiti SC" w:cs="Kaiti SC"/>
-                <w:b w:val="0"/>
-                <w:sz w:val="19"/>
-              </w:rPr>
-              <w:t>15</w:t>
-            </w:r>
-          </w:p>
-        </w:tc>
-        <w:tc>
-          <w:tcPr>
-            <w:tcW w:type="dxa" w:w="2075"/>
-            <w:vAlign w:val="center"/>
-          </w:tcPr>
-          <w:p>
-            <w:pPr>
-              <w:spacing w:after="0" w:line="252" w:lineRule="auto"/>
-              <w:jc w:val="center"/>
-            </w:pPr>
-            <w:r/>
-            <w:r>
-              <w:rPr>
-                <w:rFonts w:ascii="Kaiti SC" w:hAnsi="Kaiti SC" w:eastAsia="Kaiti SC" w:cs="Kaiti SC"/>
-                <w:b w:val="0"/>
-                <w:sz w:val="19"/>
-              </w:rPr>
-              <w:t>发射与任务、其他动态</w:t>
-            </w:r>
-          </w:p>
-        </w:tc>
-        <w:tc>
-          <w:tcPr>
-            <w:tcW w:type="dxa" w:w="2075"/>
-            <w:vAlign w:val="center"/>
-          </w:tcPr>
-          <w:p>
-            <w:pPr>
-              <w:spacing w:after="0" w:line="252" w:lineRule="auto"/>
-            </w:pPr>
-            <w:r/>
-            <w:r>
-              <w:rPr>
-                <w:rFonts w:ascii="Kaiti SC" w:hAnsi="Kaiti SC" w:eastAsia="Kaiti SC" w:cs="Kaiti SC"/>
-                <w:b w:val="0"/>
-                <w:sz w:val="19"/>
-              </w:rPr>
-              <w:t>17:24:10【星河动力近期拟发射谷神星一号海射型（遥八）】 - cls.cn</w:t>
-            </w:r>
-          </w:p>
-        </w:tc>
-      </w:tr>
-      <w:tr>
-        <w:trPr>
-          <w:cantSplit/>
-        </w:trPr>
-        <w:tc>
-          <w:tcPr>
-            <w:tcW w:type="dxa" w:w="2075"/>
-            <w:vAlign w:val="center"/>
-          </w:tcPr>
-          <w:p>
-            <w:pPr>
-              <w:spacing w:after="0" w:line="252" w:lineRule="auto"/>
-            </w:pPr>
-            <w:r/>
-            <w:r>
-              <w:rPr>
-                <w:rFonts w:ascii="Kaiti SC" w:hAnsi="Kaiti SC" w:eastAsia="Kaiti SC" w:cs="Kaiti SC"/>
-                <w:b w:val="0"/>
-                <w:sz w:val="19"/>
-              </w:rPr>
-              <w:t>Blue Origin</w:t>
-            </w:r>
-          </w:p>
-        </w:tc>
-        <w:tc>
-          <w:tcPr>
-            <w:tcW w:type="dxa" w:w="2075"/>
-            <w:vAlign w:val="center"/>
-          </w:tcPr>
-          <w:p>
-            <w:pPr>
-              <w:spacing w:after="0" w:line="252" w:lineRule="auto"/>
-              <w:jc w:val="center"/>
-            </w:pPr>
-            <w:r/>
-            <w:r>
-              <w:rPr>
-                <w:rFonts w:ascii="Kaiti SC" w:hAnsi="Kaiti SC" w:eastAsia="Kaiti SC" w:cs="Kaiti SC"/>
-                <w:b w:val="0"/>
-                <w:sz w:val="19"/>
-              </w:rPr>
-              <w:t>14</w:t>
-            </w:r>
-          </w:p>
-        </w:tc>
-        <w:tc>
-          <w:tcPr>
-            <w:tcW w:type="dxa" w:w="2075"/>
-            <w:vAlign w:val="center"/>
-          </w:tcPr>
-          <w:p>
-            <w:pPr>
-              <w:spacing w:after="0" w:line="252" w:lineRule="auto"/>
-              <w:jc w:val="center"/>
-            </w:pPr>
-            <w:r/>
-            <w:r>
-              <w:rPr>
-                <w:rFonts w:ascii="Kaiti SC" w:hAnsi="Kaiti SC" w:eastAsia="Kaiti SC" w:cs="Kaiti SC"/>
-                <w:b w:val="0"/>
-                <w:sz w:val="19"/>
-              </w:rPr>
-              <w:t>发射与任务、其他动态、订单与合作</w:t>
-            </w:r>
-          </w:p>
-        </w:tc>
-        <w:tc>
-          <w:tcPr>
-            <w:tcW w:type="dxa" w:w="2075"/>
-            <w:vAlign w:val="center"/>
-          </w:tcPr>
-          <w:p>
-            <w:pPr>
-              <w:spacing w:after="0" w:line="252" w:lineRule="auto"/>
-            </w:pPr>
-            <w:r/>
-            <w:r>
-              <w:rPr>
-                <w:rFonts w:ascii="Kaiti SC" w:hAnsi="Kaiti SC" w:eastAsia="Kaiti SC" w:cs="Kaiti SC"/>
-                <w:b w:val="0"/>
-                <w:sz w:val="19"/>
-              </w:rPr>
-              <w:t>SpaceX Starship flight 5 launch window - Blue Origin gearing up for New Glenn launch!</w:t>
+              <w:t>中国星网旗下公司拟转让20%股权 - 搜狐网</w:t>
             </w:r>
           </w:p>
         </w:tc>
@@ -3345,7 +3182,7 @@
                 <w:b w:val="0"/>
                 <w:sz w:val="19"/>
               </w:rPr>
-              <w:t>10</w:t>
+              <w:t>1</w:t>
             </w:r>
           </w:p>
         </w:tc>
@@ -3366,7 +3203,7 @@
                 <w:b w:val="0"/>
                 <w:sz w:val="19"/>
               </w:rPr>
-              <w:t>发射与任务、其他动态</w:t>
+              <w:t>订单与合作</w:t>
             </w:r>
           </w:p>
         </w:tc>
@@ -3386,268 +3223,7 @@
                 <w:b w:val="0"/>
                 <w:sz w:val="19"/>
               </w:rPr>
-              <w:t>南钢：参股的双曲线三号即将发射，中国民营火箭最激进的一次挑战，首飞就要入轨与海上 - 财富号</w:t>
-            </w:r>
-          </w:p>
-        </w:tc>
-      </w:tr>
-      <w:tr>
-        <w:trPr>
-          <w:cantSplit/>
-        </w:trPr>
-        <w:tc>
-          <w:tcPr>
-            <w:tcW w:type="dxa" w:w="2075"/>
-            <w:vAlign w:val="center"/>
-          </w:tcPr>
-          <w:p>
-            <w:pPr>
-              <w:spacing w:after="0" w:line="252" w:lineRule="auto"/>
-            </w:pPr>
-            <w:r/>
-            <w:r>
-              <w:rPr>
-                <w:rFonts w:ascii="Kaiti SC" w:hAnsi="Kaiti SC" w:eastAsia="Kaiti SC" w:cs="Kaiti SC"/>
-                <w:b w:val="0"/>
-                <w:sz w:val="19"/>
-              </w:rPr>
-              <w:t>中国星网</w:t>
-            </w:r>
-          </w:p>
-        </w:tc>
-        <w:tc>
-          <w:tcPr>
-            <w:tcW w:type="dxa" w:w="2075"/>
-            <w:vAlign w:val="center"/>
-          </w:tcPr>
-          <w:p>
-            <w:pPr>
-              <w:spacing w:after="0" w:line="252" w:lineRule="auto"/>
-              <w:jc w:val="center"/>
-            </w:pPr>
-            <w:r/>
-            <w:r>
-              <w:rPr>
-                <w:rFonts w:ascii="Kaiti SC" w:hAnsi="Kaiti SC" w:eastAsia="Kaiti SC" w:cs="Kaiti SC"/>
-                <w:b w:val="0"/>
-                <w:sz w:val="19"/>
-              </w:rPr>
-              <w:t>6</w:t>
-            </w:r>
-          </w:p>
-        </w:tc>
-        <w:tc>
-          <w:tcPr>
-            <w:tcW w:type="dxa" w:w="2075"/>
-            <w:vAlign w:val="center"/>
-          </w:tcPr>
-          <w:p>
-            <w:pPr>
-              <w:spacing w:after="0" w:line="252" w:lineRule="auto"/>
-              <w:jc w:val="center"/>
-            </w:pPr>
-            <w:r/>
-            <w:r>
-              <w:rPr>
-                <w:rFonts w:ascii="Kaiti SC" w:hAnsi="Kaiti SC" w:eastAsia="Kaiti SC" w:cs="Kaiti SC"/>
-                <w:b w:val="0"/>
-                <w:sz w:val="19"/>
-              </w:rPr>
-              <w:t>其他动态、发射与任务</w:t>
-            </w:r>
-          </w:p>
-        </w:tc>
-        <w:tc>
-          <w:tcPr>
-            <w:tcW w:type="dxa" w:w="2075"/>
-            <w:vAlign w:val="center"/>
-          </w:tcPr>
-          <w:p>
-            <w:pPr>
-              <w:spacing w:after="0" w:line="252" w:lineRule="auto"/>
-            </w:pPr>
-            <w:r/>
-            <w:r>
-              <w:rPr>
-                <w:rFonts w:ascii="Kaiti SC" w:hAnsi="Kaiti SC" w:eastAsia="Kaiti SC" w:cs="Kaiti SC"/>
-                <w:b w:val="0"/>
-                <w:sz w:val="19"/>
-              </w:rPr>
-              <w:t>中国星网董事长、党组书记苟坪：推动北斗与卫星互联网深度融合 - t.cj.sina.cn</w:t>
-            </w:r>
-          </w:p>
-        </w:tc>
-      </w:tr>
-      <w:tr>
-        <w:trPr>
-          <w:cantSplit/>
-        </w:trPr>
-        <w:tc>
-          <w:tcPr>
-            <w:tcW w:type="dxa" w:w="2075"/>
-            <w:vAlign w:val="center"/>
-          </w:tcPr>
-          <w:p>
-            <w:pPr>
-              <w:spacing w:after="0" w:line="252" w:lineRule="auto"/>
-            </w:pPr>
-            <w:r/>
-            <w:r>
-              <w:rPr>
-                <w:rFonts w:ascii="Kaiti SC" w:hAnsi="Kaiti SC" w:eastAsia="Kaiti SC" w:cs="Kaiti SC"/>
-                <w:b w:val="0"/>
-                <w:sz w:val="19"/>
-              </w:rPr>
-              <w:t>微纳星空</w:t>
-            </w:r>
-          </w:p>
-        </w:tc>
-        <w:tc>
-          <w:tcPr>
-            <w:tcW w:type="dxa" w:w="2075"/>
-            <w:vAlign w:val="center"/>
-          </w:tcPr>
-          <w:p>
-            <w:pPr>
-              <w:spacing w:after="0" w:line="252" w:lineRule="auto"/>
-              <w:jc w:val="center"/>
-            </w:pPr>
-            <w:r/>
-            <w:r>
-              <w:rPr>
-                <w:rFonts w:ascii="Kaiti SC" w:hAnsi="Kaiti SC" w:eastAsia="Kaiti SC" w:cs="Kaiti SC"/>
-                <w:b w:val="0"/>
-                <w:sz w:val="19"/>
-              </w:rPr>
-              <w:t>5</w:t>
-            </w:r>
-          </w:p>
-        </w:tc>
-        <w:tc>
-          <w:tcPr>
-            <w:tcW w:type="dxa" w:w="2075"/>
-            <w:vAlign w:val="center"/>
-          </w:tcPr>
-          <w:p>
-            <w:pPr>
-              <w:spacing w:after="0" w:line="252" w:lineRule="auto"/>
-              <w:jc w:val="center"/>
-            </w:pPr>
-            <w:r/>
-            <w:r>
-              <w:rPr>
-                <w:rFonts w:ascii="Kaiti SC" w:hAnsi="Kaiti SC" w:eastAsia="Kaiti SC" w:cs="Kaiti SC"/>
-                <w:b w:val="0"/>
-                <w:sz w:val="19"/>
-              </w:rPr>
-              <w:t>市场与股价</w:t>
-            </w:r>
-          </w:p>
-        </w:tc>
-        <w:tc>
-          <w:tcPr>
-            <w:tcW w:type="dxa" w:w="2075"/>
-            <w:vAlign w:val="center"/>
-          </w:tcPr>
-          <w:p>
-            <w:pPr>
-              <w:spacing w:after="0" w:line="252" w:lineRule="auto"/>
-            </w:pPr>
-            <w:r/>
-            <w:r>
-              <w:rPr>
-                <w:rFonts w:ascii="Kaiti SC" w:hAnsi="Kaiti SC" w:eastAsia="Kaiti SC" w:cs="Kaiti SC"/>
-                <w:b w:val="0"/>
-                <w:sz w:val="19"/>
-              </w:rPr>
-              <w:t>国星宇航、展芯半导体、微纳星空、国仪量子冲刺IPO，涉及四川多家机构投资 - 新浪财经_金融信息服务商</w:t>
-            </w:r>
-          </w:p>
-        </w:tc>
-      </w:tr>
-      <w:tr>
-        <w:trPr>
-          <w:cantSplit/>
-        </w:trPr>
-        <w:tc>
-          <w:tcPr>
-            <w:tcW w:type="dxa" w:w="2075"/>
-            <w:vAlign w:val="center"/>
-          </w:tcPr>
-          <w:p>
-            <w:pPr>
-              <w:spacing w:after="0" w:line="252" w:lineRule="auto"/>
-            </w:pPr>
-            <w:r/>
-            <w:r>
-              <w:rPr>
-                <w:rFonts w:ascii="Kaiti SC" w:hAnsi="Kaiti SC" w:eastAsia="Kaiti SC" w:cs="Kaiti SC"/>
-                <w:b w:val="0"/>
-                <w:sz w:val="19"/>
-              </w:rPr>
-              <w:t>天兵科技</w:t>
-            </w:r>
-          </w:p>
-        </w:tc>
-        <w:tc>
-          <w:tcPr>
-            <w:tcW w:type="dxa" w:w="2075"/>
-            <w:vAlign w:val="center"/>
-          </w:tcPr>
-          <w:p>
-            <w:pPr>
-              <w:spacing w:after="0" w:line="252" w:lineRule="auto"/>
-              <w:jc w:val="center"/>
-            </w:pPr>
-            <w:r/>
-            <w:r>
-              <w:rPr>
-                <w:rFonts w:ascii="Kaiti SC" w:hAnsi="Kaiti SC" w:eastAsia="Kaiti SC" w:cs="Kaiti SC"/>
-                <w:b w:val="0"/>
-                <w:sz w:val="19"/>
-              </w:rPr>
-              <w:t>4</w:t>
-            </w:r>
-          </w:p>
-        </w:tc>
-        <w:tc>
-          <w:tcPr>
-            <w:tcW w:type="dxa" w:w="2075"/>
-            <w:vAlign w:val="center"/>
-          </w:tcPr>
-          <w:p>
-            <w:pPr>
-              <w:spacing w:after="0" w:line="252" w:lineRule="auto"/>
-              <w:jc w:val="center"/>
-            </w:pPr>
-            <w:r/>
-            <w:r>
-              <w:rPr>
-                <w:rFonts w:ascii="Kaiti SC" w:hAnsi="Kaiti SC" w:eastAsia="Kaiti SC" w:cs="Kaiti SC"/>
-                <w:b w:val="0"/>
-                <w:sz w:val="19"/>
-              </w:rPr>
-              <w:t>发射与任务、其他动态</w:t>
-            </w:r>
-          </w:p>
-        </w:tc>
-        <w:tc>
-          <w:tcPr>
-            <w:tcW w:type="dxa" w:w="2075"/>
-            <w:vAlign w:val="center"/>
-          </w:tcPr>
-          <w:p>
-            <w:pPr>
-              <w:spacing w:after="0" w:line="252" w:lineRule="auto"/>
-            </w:pPr>
-            <w:r/>
-            <w:r>
-              <w:rPr>
-                <w:rFonts w:ascii="Kaiti SC" w:hAnsi="Kaiti SC" w:eastAsia="Kaiti SC" w:cs="Kaiti SC"/>
-                <w:b w:val="0"/>
-                <w:sz w:val="19"/>
-              </w:rPr>
-              <w:t>天龙三号遥一火箭首飞失利原因查明 - 证券时报</w:t>
+              <w:t>上海光之年诉星际荣耀中介合同纠纷案10月22日开庭将厘清权责边界 - finance.sina.com.cn</w:t>
             </w:r>
           </w:p>
         </w:tc>
@@ -3663,7 +3239,7 @@
           <w:b/>
           <w:sz w:val="21"/>
         </w:rPr>
-        <w:t>9. 关联历史回看</w:t>
+        <w:t>8. 关联历史回看</w:t>
       </w:r>
     </w:p>
     <w:p>
@@ -3684,7 +3260,7 @@
           <w:rFonts w:ascii="Kaiti SC" w:hAnsi="Kaiti SC" w:eastAsia="Kaiti SC" w:cs="Kaiti SC"/>
           <w:sz w:val="21"/>
         </w:rPr>
-        <w:t>中科宇航：本周“力箭一号遥十八运载火箭圆满完成“一箭9星”发射 - jingjiribao.cn”；关联回看 2026-07-31 的“力箭一号遥十八运载火箭顺利出厂 - 证券时报”。</w:t>
+        <w:t>SpaceX：本周“SpaceX Starlink satellites deployed in stunning view from space”；关联回看 2026-08-08 的“SpaceX Starlink satellites deployed in stunning view from space”。</w:t>
       </w:r>
     </w:p>
     <w:p>
@@ -3705,7 +3281,7 @@
           <w:rFonts w:ascii="Kaiti SC" w:hAnsi="Kaiti SC" w:eastAsia="Kaiti SC" w:cs="Kaiti SC"/>
           <w:sz w:val="21"/>
         </w:rPr>
-        <w:t>SpaceX：本周“Live coverage: SpaceX to launch 27 Starlink V2 Mini satellites on Falcon 9 rocket from Vandenberg”；关联回看 2026-08-26 的“Live coverage: SpaceX to launch 27 Starlink satellites on Falcon 9 rocket from Vandenberg”。</w:t>
+        <w:t>Blue Origin：本周“Blue Origin's massive New Glenn rocket on move to launch pad”；关联回看 2026-09-09 的“Blue Origin's massive New Glenn rocket on move to launch pad”。</w:t>
       </w:r>
     </w:p>
     <w:p>
@@ -3726,7 +3302,7 @@
           <w:rFonts w:ascii="Kaiti SC" w:hAnsi="Kaiti SC" w:eastAsia="Kaiti SC" w:cs="Kaiti SC"/>
           <w:sz w:val="21"/>
         </w:rPr>
-        <w:t>SpaceX：本周“Live coverage: SpaceX to launch national security payload for the U.S. Space Force on Falcon 9 rocket from Vandenberg”；关联回看 2026-09-11 的“Live coverage: SpaceX to launch classified payload for the U.S. Space Force”。</w:t>
+        <w:t>中科宇航：本周“中科宇航力箭一号遥十八火箭一箭9星发射成功 - 观点网”；关联回看 2026-09-20 的“一箭9星！中科宇航力箭一号遥十八发射成功 超智算一号开启“天感天算” - finance.sina.com.cn”。</w:t>
       </w:r>
     </w:p>
     <w:p>
@@ -3747,7 +3323,7 @@
           <w:rFonts w:ascii="Kaiti SC" w:hAnsi="Kaiti SC" w:eastAsia="Kaiti SC" w:cs="Kaiti SC"/>
           <w:sz w:val="21"/>
         </w:rPr>
-        <w:t>银河航天：本周“银河航天四颗SAR卫星成功发射 - 新浪财经”；关联回看 2022-03-05 的“一箭七星！银河航天通信卫星成功发射 - 21财经”。</w:t>
+        <w:t>银河航天：本周“银河航天四颗卫星成功发射 SAR卫星快速批产能力再获验证 - 上海证券报·中国证券网”；关联回看 2026-09-16 的“银河航天四颗SAR卫星成功发射 批产能力再获验证 - 证券时报网”。</w:t>
       </w:r>
     </w:p>
     <w:p>
@@ -3768,7 +3344,7 @@
           <w:rFonts w:ascii="Kaiti SC" w:hAnsi="Kaiti SC" w:eastAsia="Kaiti SC" w:cs="Kaiti SC"/>
           <w:sz w:val="21"/>
         </w:rPr>
-        <w:t>星际荣耀：本周“星际荣耀双曲线三号运载火箭贮箱极限载荷试验告捷 - 未来天玑”；关联回看 2025-08-24 的“星际荣耀双曲线三号运载火箭地面转场起竖系统联调试验圆满成功 - 未来天玑”。</w:t>
+        <w:t>SpaceX：本周“SpaceX Falcon 9 to launch classified mission for U.S. Space Force from West Coast”；关联回看 2026-09-11 的“Live coverage: SpaceX to launch classified payload for the U.S. Space Force”。</w:t>
       </w:r>
     </w:p>
     <w:p>
@@ -3789,7 +3365,7 @@
           <w:rFonts w:ascii="Kaiti SC" w:hAnsi="Kaiti SC" w:eastAsia="Kaiti SC" w:cs="Kaiti SC"/>
           <w:sz w:val="21"/>
         </w:rPr>
-        <w:t>星河动力：本周“17:24:10【星河动力近期拟发射谷神星一号海射型（遥八）】 - cls.cn”；关联回看 2025-05-16 的“谷神星一号海射型（遥五）运载火箭近期择机发射 - Sohu”。</w:t>
+        <w:t>SpaceX：本周“Planet Labs Delivers Pelican-12 Spacecraft to Cape Canaveral for SpaceX Bandwagon-5 Mission”；关联回看 2026-08-16 的“Live coverage: SpaceX to launch satellite replenishment mission for Globalstar from Cape Canaveral”。</w:t>
       </w:r>
     </w:p>
     <w:p>
@@ -3807,7 +3383,7 @@
           <w:b/>
           <w:sz w:val="21"/>
         </w:rPr>
-        <w:t>10. 下周关注</w:t>
+        <w:t>9. 下周关注</w:t>
       </w:r>
     </w:p>
     <w:p>
@@ -3828,7 +3404,7 @@
           <w:rFonts w:ascii="Kaiti SC" w:hAnsi="Kaiti SC" w:eastAsia="Kaiti SC" w:cs="Kaiti SC"/>
           <w:sz w:val="21"/>
         </w:rPr>
-        <w:t>继续跟踪本周高频类别：发射与任务、其他动态、市场与股价。</w:t>
+        <w:t>继续跟踪本周高频类别：发射与任务、其他动态、订单与合作。</w:t>
       </w:r>
     </w:p>
     <w:p>
@@ -3870,28 +3446,7 @@
           <w:rFonts w:ascii="Kaiti SC" w:hAnsi="Kaiti SC" w:eastAsia="Kaiti SC" w:cs="Kaiti SC"/>
           <w:sz w:val="21"/>
         </w:rPr>
-        <w:t>关注 垣信卫星 的后续披露与多来源交叉验证。</w:t>
-      </w:r>
-    </w:p>
-    <w:p>
-      <w:pPr>
-        <w:keepLines/>
-        <w:spacing w:after="60"/>
-        <w:ind w:left="369" w:hanging="227"/>
-      </w:pPr>
-      <w:r>
-        <w:rPr>
-          <w:rFonts w:ascii="Kaiti SC" w:hAnsi="Kaiti SC" w:eastAsia="Kaiti SC" w:cs="Kaiti SC"/>
-          <w:sz w:val="21"/>
-        </w:rPr>
-        <w:t xml:space="preserve">✓ </w:t>
-      </w:r>
-      <w:r>
-        <w:rPr>
-          <w:rFonts w:ascii="Kaiti SC" w:hAnsi="Kaiti SC" w:eastAsia="Kaiti SC" w:cs="Kaiti SC"/>
-          <w:sz w:val="21"/>
-        </w:rPr>
-        <w:t>关注 蓝箭航天 的后续披露与多来源交叉验证。</w:t>
+        <w:t>关注 Blue Origin 的后续披露与多来源交叉验证。</w:t>
       </w:r>
     </w:p>
     <w:p>
@@ -3934,6 +3489,27 @@
           <w:sz w:val="21"/>
         </w:rPr>
         <w:t>关注 银河航天 的后续披露与多来源交叉验证。</w:t>
+      </w:r>
+    </w:p>
+    <w:p>
+      <w:pPr>
+        <w:keepLines/>
+        <w:spacing w:after="60"/>
+        <w:ind w:left="369" w:hanging="227"/>
+      </w:pPr>
+      <w:r>
+        <w:rPr>
+          <w:rFonts w:ascii="Kaiti SC" w:hAnsi="Kaiti SC" w:eastAsia="Kaiti SC" w:cs="Kaiti SC"/>
+          <w:sz w:val="21"/>
+        </w:rPr>
+        <w:t xml:space="preserve">✓ </w:t>
+      </w:r>
+      <w:r>
+        <w:rPr>
+          <w:rFonts w:ascii="Kaiti SC" w:hAnsi="Kaiti SC" w:eastAsia="Kaiti SC" w:cs="Kaiti SC"/>
+          <w:sz w:val="21"/>
+        </w:rPr>
+        <w:t>关注 蓝箭航天 的后续披露与多来源交叉验证。</w:t>
       </w:r>
     </w:p>
     <w:sectPr>

--- a/docs/data/reports/weekly/latest/weekly_report.docx
+++ b/docs/data/reports/weekly/latest/weekly_report.docx
@@ -26,7 +26,7 @@
           <w:rFonts w:ascii="Kaiti SC" w:hAnsi="Kaiti SC" w:eastAsia="Kaiti SC" w:cs="Kaiti SC"/>
           <w:sz w:val="21"/>
         </w:rPr>
-        <w:t>2026-09-22 至 2026-09-28</w:t>
+        <w:t>2026-09-29 至 2026-10-05</w:t>
       </w:r>
     </w:p>
     <w:tbl>
@@ -81,7 +81,7 @@
                 <w:b w:val="0"/>
                 <w:sz w:val="19"/>
               </w:rPr>
-              <w:t>2026-09-22 至 2026-09-28</w:t>
+              <w:t>2026-09-29 至 2026-10-05</w:t>
             </w:r>
           </w:p>
         </w:tc>
@@ -127,7 +127,7 @@
                 <w:b w:val="0"/>
                 <w:sz w:val="19"/>
               </w:rPr>
-              <w:t>172 条 / 55 个</w:t>
+              <w:t>205 条 / 53 个</w:t>
             </w:r>
           </w:p>
         </w:tc>
@@ -173,7 +173,7 @@
                 <w:b w:val="0"/>
                 <w:sz w:val="19"/>
               </w:rPr>
-              <w:t>7 家 / 34 个</w:t>
+              <w:t>7 家 / 41 个</w:t>
             </w:r>
           </w:p>
         </w:tc>
@@ -219,7 +219,7 @@
                 <w:b w:val="0"/>
                 <w:sz w:val="19"/>
               </w:rPr>
-              <w:t>2026-09-28</w:t>
+              <w:t>2026-10-05</w:t>
             </w:r>
           </w:p>
         </w:tc>
@@ -245,7 +245,7 @@
     </w:p>
     <w:p>
       <w:r>
-        <w:t>2026-09-22 至 2026-09-28 共归档 172 条新闻，形成 55 个事件，覆盖 7 家公司和 34 个来源。 新闻量较多的公司包括 SpaceX、Blue Origin、中科宇航、银河航天、蓝箭航天。 其中 6 项动态可与更早的同公司同类事件关联回看。</w:t>
+        <w:t>2026-09-29 至 2026-10-05 共归档 205 条新闻，形成 53 个事件，覆盖 7 家公司和 41 个来源。 新闻量较多的公司包括 SpaceX、Blue Origin、中科宇航、蓝箭航天、微纳星空。 其中 6 项动态可与更早的同公司同类事件关联回看。</w:t>
       </w:r>
     </w:p>
     <w:p>
@@ -266,7 +266,7 @@
           <w:rFonts w:ascii="Kaiti SC" w:hAnsi="Kaiti SC" w:eastAsia="Kaiti SC" w:cs="Kaiti SC"/>
           <w:sz w:val="21"/>
         </w:rPr>
-        <w:t>发射与任务：23 个事件。</w:t>
+        <w:t>发射与任务：19 个事件。</w:t>
       </w:r>
     </w:p>
     <w:p>
@@ -287,7 +287,7 @@
           <w:rFonts w:ascii="Kaiti SC" w:hAnsi="Kaiti SC" w:eastAsia="Kaiti SC" w:cs="Kaiti SC"/>
           <w:sz w:val="21"/>
         </w:rPr>
-        <w:t>订单与合作：3 个事件。</w:t>
+        <w:t>订单与合作：2 个事件。</w:t>
       </w:r>
     </w:p>
     <w:p>
@@ -329,7 +329,7 @@
           <w:rFonts w:ascii="Kaiti SC" w:hAnsi="Kaiti SC" w:eastAsia="Kaiti SC" w:cs="Kaiti SC"/>
           <w:sz w:val="21"/>
         </w:rPr>
-        <w:t>市场与股价：2 个事件。</w:t>
+        <w:t>监管与政策：1 个事件。</w:t>
       </w:r>
     </w:p>
     <w:p>
@@ -350,7 +350,7 @@
           <w:rFonts w:ascii="Kaiti SC" w:hAnsi="Kaiti SC" w:eastAsia="Kaiti SC" w:cs="Kaiti SC"/>
           <w:sz w:val="21"/>
         </w:rPr>
-        <w:t>产品与技术：2 个事件。</w:t>
+        <w:t>市场与股价：9 个事件。</w:t>
       </w:r>
     </w:p>
     <w:p>
@@ -371,7 +371,28 @@
           <w:rFonts w:ascii="Kaiti SC" w:hAnsi="Kaiti SC" w:eastAsia="Kaiti SC" w:cs="Kaiti SC"/>
           <w:sz w:val="21"/>
         </w:rPr>
-        <w:t>其他动态：24 个事件。</w:t>
+        <w:t>产品与技术：1 个事件。</w:t>
+      </w:r>
+    </w:p>
+    <w:p>
+      <w:pPr>
+        <w:keepLines/>
+        <w:spacing w:after="60"/>
+        <w:ind w:left="369" w:hanging="227"/>
+      </w:pPr>
+      <w:r>
+        <w:rPr>
+          <w:rFonts w:ascii="Kaiti SC" w:hAnsi="Kaiti SC" w:eastAsia="Kaiti SC" w:cs="Kaiti SC"/>
+          <w:sz w:val="21"/>
+        </w:rPr>
+        <w:t xml:space="preserve">✓ </w:t>
+      </w:r>
+      <w:r>
+        <w:rPr>
+          <w:rFonts w:ascii="Kaiti SC" w:hAnsi="Kaiti SC" w:eastAsia="Kaiti SC" w:cs="Kaiti SC"/>
+          <w:sz w:val="21"/>
+        </w:rPr>
+        <w:t>其他动态：20 个事件。</w:t>
       </w:r>
     </w:p>
     <w:p>
@@ -510,7 +531,447 @@
                 <w:b w:val="0"/>
                 <w:sz w:val="19"/>
               </w:rPr>
-              <w:t>2026-09-28</w:t>
+              <w:t>2026-10-05</w:t>
+            </w:r>
+          </w:p>
+        </w:tc>
+        <w:tc>
+          <w:tcPr>
+            <w:tcW w:type="dxa" w:w="2075"/>
+            <w:vAlign w:val="center"/>
+          </w:tcPr>
+          <w:p>
+            <w:pPr>
+              <w:spacing w:after="0" w:line="252" w:lineRule="auto"/>
+              <w:jc w:val="center"/>
+            </w:pPr>
+            <w:r/>
+            <w:r>
+              <w:rPr>
+                <w:rFonts w:ascii="Kaiti SC" w:hAnsi="Kaiti SC" w:eastAsia="Kaiti SC" w:cs="Kaiti SC"/>
+                <w:b w:val="0"/>
+                <w:sz w:val="19"/>
+              </w:rPr>
+              <w:t>SpaceX</w:t>
+            </w:r>
+          </w:p>
+        </w:tc>
+        <w:tc>
+          <w:tcPr>
+            <w:tcW w:type="dxa" w:w="2075"/>
+            <w:vAlign w:val="center"/>
+          </w:tcPr>
+          <w:p>
+            <w:pPr>
+              <w:spacing w:after="0" w:line="252" w:lineRule="auto"/>
+              <w:jc w:val="center"/>
+            </w:pPr>
+            <w:r/>
+            <w:r>
+              <w:rPr>
+                <w:rFonts w:ascii="Kaiti SC" w:hAnsi="Kaiti SC" w:eastAsia="Kaiti SC" w:cs="Kaiti SC"/>
+                <w:b w:val="0"/>
+                <w:sz w:val="19"/>
+              </w:rPr>
+              <w:t>发射与任务</w:t>
+            </w:r>
+          </w:p>
+        </w:tc>
+        <w:tc>
+          <w:tcPr>
+            <w:tcW w:type="dxa" w:w="2075"/>
+            <w:vAlign w:val="center"/>
+          </w:tcPr>
+          <w:p>
+            <w:pPr>
+              <w:spacing w:after="0" w:line="252" w:lineRule="auto"/>
+            </w:pPr>
+            <w:r/>
+            <w:r>
+              <w:rPr>
+                <w:rFonts w:ascii="Kaiti SC" w:hAnsi="Kaiti SC" w:eastAsia="Kaiti SC" w:cs="Kaiti SC"/>
+                <w:b w:val="0"/>
+                <w:sz w:val="19"/>
+              </w:rPr>
+              <w:t>Live coverage: SpaceX to launch 21 data transport satellites for the Space Development Agency</w:t>
+            </w:r>
+          </w:p>
+        </w:tc>
+      </w:tr>
+      <w:tr>
+        <w:trPr>
+          <w:cantSplit/>
+        </w:trPr>
+        <w:tc>
+          <w:tcPr>
+            <w:tcW w:type="dxa" w:w="2075"/>
+            <w:vAlign w:val="center"/>
+          </w:tcPr>
+          <w:p>
+            <w:pPr>
+              <w:spacing w:after="0" w:line="252" w:lineRule="auto"/>
+              <w:jc w:val="center"/>
+            </w:pPr>
+            <w:r/>
+            <w:r>
+              <w:rPr>
+                <w:rFonts w:ascii="Kaiti SC" w:hAnsi="Kaiti SC" w:eastAsia="Kaiti SC" w:cs="Kaiti SC"/>
+                <w:b w:val="0"/>
+                <w:sz w:val="19"/>
+              </w:rPr>
+              <w:t>2026-10-03</w:t>
+            </w:r>
+          </w:p>
+        </w:tc>
+        <w:tc>
+          <w:tcPr>
+            <w:tcW w:type="dxa" w:w="2075"/>
+            <w:vAlign w:val="center"/>
+          </w:tcPr>
+          <w:p>
+            <w:pPr>
+              <w:spacing w:after="0" w:line="252" w:lineRule="auto"/>
+              <w:jc w:val="center"/>
+            </w:pPr>
+            <w:r/>
+            <w:r>
+              <w:rPr>
+                <w:rFonts w:ascii="Kaiti SC" w:hAnsi="Kaiti SC" w:eastAsia="Kaiti SC" w:cs="Kaiti SC"/>
+                <w:b w:val="0"/>
+                <w:sz w:val="19"/>
+              </w:rPr>
+              <w:t>Blue Origin</w:t>
+            </w:r>
+          </w:p>
+        </w:tc>
+        <w:tc>
+          <w:tcPr>
+            <w:tcW w:type="dxa" w:w="2075"/>
+            <w:vAlign w:val="center"/>
+          </w:tcPr>
+          <w:p>
+            <w:pPr>
+              <w:spacing w:after="0" w:line="252" w:lineRule="auto"/>
+              <w:jc w:val="center"/>
+            </w:pPr>
+            <w:r/>
+            <w:r>
+              <w:rPr>
+                <w:rFonts w:ascii="Kaiti SC" w:hAnsi="Kaiti SC" w:eastAsia="Kaiti SC" w:cs="Kaiti SC"/>
+                <w:b w:val="0"/>
+                <w:sz w:val="19"/>
+              </w:rPr>
+              <w:t>发射与任务</w:t>
+            </w:r>
+          </w:p>
+        </w:tc>
+        <w:tc>
+          <w:tcPr>
+            <w:tcW w:type="dxa" w:w="2075"/>
+            <w:vAlign w:val="center"/>
+          </w:tcPr>
+          <w:p>
+            <w:pPr>
+              <w:spacing w:after="0" w:line="252" w:lineRule="auto"/>
+            </w:pPr>
+            <w:r/>
+            <w:r>
+              <w:rPr>
+                <w:rFonts w:ascii="Kaiti SC" w:hAnsi="Kaiti SC" w:eastAsia="Kaiti SC" w:cs="Kaiti SC"/>
+                <w:b w:val="0"/>
+                <w:sz w:val="19"/>
+              </w:rPr>
+              <w:t>Blue Origin Wants to Launch New Glenn Up to 50 Times a Year - mediasat.info</w:t>
+            </w:r>
+          </w:p>
+        </w:tc>
+      </w:tr>
+      <w:tr>
+        <w:trPr>
+          <w:cantSplit/>
+        </w:trPr>
+        <w:tc>
+          <w:tcPr>
+            <w:tcW w:type="dxa" w:w="2075"/>
+            <w:vAlign w:val="center"/>
+          </w:tcPr>
+          <w:p>
+            <w:pPr>
+              <w:spacing w:after="0" w:line="252" w:lineRule="auto"/>
+              <w:jc w:val="center"/>
+            </w:pPr>
+            <w:r/>
+            <w:r>
+              <w:rPr>
+                <w:rFonts w:ascii="Kaiti SC" w:hAnsi="Kaiti SC" w:eastAsia="Kaiti SC" w:cs="Kaiti SC"/>
+                <w:b w:val="0"/>
+                <w:sz w:val="19"/>
+              </w:rPr>
+              <w:t>2026-10-02</w:t>
+            </w:r>
+          </w:p>
+        </w:tc>
+        <w:tc>
+          <w:tcPr>
+            <w:tcW w:type="dxa" w:w="2075"/>
+            <w:vAlign w:val="center"/>
+          </w:tcPr>
+          <w:p>
+            <w:pPr>
+              <w:spacing w:after="0" w:line="252" w:lineRule="auto"/>
+              <w:jc w:val="center"/>
+            </w:pPr>
+            <w:r/>
+            <w:r>
+              <w:rPr>
+                <w:rFonts w:ascii="Kaiti SC" w:hAnsi="Kaiti SC" w:eastAsia="Kaiti SC" w:cs="Kaiti SC"/>
+                <w:b w:val="0"/>
+                <w:sz w:val="19"/>
+              </w:rPr>
+              <w:t>Blue Origin</w:t>
+            </w:r>
+          </w:p>
+        </w:tc>
+        <w:tc>
+          <w:tcPr>
+            <w:tcW w:type="dxa" w:w="2075"/>
+            <w:vAlign w:val="center"/>
+          </w:tcPr>
+          <w:p>
+            <w:pPr>
+              <w:spacing w:after="0" w:line="252" w:lineRule="auto"/>
+              <w:jc w:val="center"/>
+            </w:pPr>
+            <w:r/>
+            <w:r>
+              <w:rPr>
+                <w:rFonts w:ascii="Kaiti SC" w:hAnsi="Kaiti SC" w:eastAsia="Kaiti SC" w:cs="Kaiti SC"/>
+                <w:b w:val="0"/>
+                <w:sz w:val="19"/>
+              </w:rPr>
+              <w:t>其他动态</w:t>
+            </w:r>
+          </w:p>
+        </w:tc>
+        <w:tc>
+          <w:tcPr>
+            <w:tcW w:type="dxa" w:w="2075"/>
+            <w:vAlign w:val="center"/>
+          </w:tcPr>
+          <w:p>
+            <w:pPr>
+              <w:spacing w:after="0" w:line="252" w:lineRule="auto"/>
+            </w:pPr>
+            <w:r/>
+            <w:r>
+              <w:rPr>
+                <w:rFonts w:ascii="Kaiti SC" w:hAnsi="Kaiti SC" w:eastAsia="Kaiti SC" w:cs="Kaiti SC"/>
+                <w:b w:val="0"/>
+                <w:sz w:val="19"/>
+              </w:rPr>
+              <w:t>Blue Origin’s BE-4 Engine Gimble At Full Power During Hotfire Test</w:t>
+            </w:r>
+          </w:p>
+        </w:tc>
+      </w:tr>
+      <w:tr>
+        <w:trPr>
+          <w:cantSplit/>
+        </w:trPr>
+        <w:tc>
+          <w:tcPr>
+            <w:tcW w:type="dxa" w:w="2075"/>
+            <w:vAlign w:val="center"/>
+          </w:tcPr>
+          <w:p>
+            <w:pPr>
+              <w:spacing w:after="0" w:line="252" w:lineRule="auto"/>
+              <w:jc w:val="center"/>
+            </w:pPr>
+            <w:r/>
+            <w:r>
+              <w:rPr>
+                <w:rFonts w:ascii="Kaiti SC" w:hAnsi="Kaiti SC" w:eastAsia="Kaiti SC" w:cs="Kaiti SC"/>
+                <w:b w:val="0"/>
+                <w:sz w:val="19"/>
+              </w:rPr>
+              <w:t>2026-10-02</w:t>
+            </w:r>
+          </w:p>
+        </w:tc>
+        <w:tc>
+          <w:tcPr>
+            <w:tcW w:type="dxa" w:w="2075"/>
+            <w:vAlign w:val="center"/>
+          </w:tcPr>
+          <w:p>
+            <w:pPr>
+              <w:spacing w:after="0" w:line="252" w:lineRule="auto"/>
+              <w:jc w:val="center"/>
+            </w:pPr>
+            <w:r/>
+            <w:r>
+              <w:rPr>
+                <w:rFonts w:ascii="Kaiti SC" w:hAnsi="Kaiti SC" w:eastAsia="Kaiti SC" w:cs="Kaiti SC"/>
+                <w:b w:val="0"/>
+                <w:sz w:val="19"/>
+              </w:rPr>
+              <w:t>中科宇航</w:t>
+            </w:r>
+          </w:p>
+        </w:tc>
+        <w:tc>
+          <w:tcPr>
+            <w:tcW w:type="dxa" w:w="2075"/>
+            <w:vAlign w:val="center"/>
+          </w:tcPr>
+          <w:p>
+            <w:pPr>
+              <w:spacing w:after="0" w:line="252" w:lineRule="auto"/>
+              <w:jc w:val="center"/>
+            </w:pPr>
+            <w:r/>
+            <w:r>
+              <w:rPr>
+                <w:rFonts w:ascii="Kaiti SC" w:hAnsi="Kaiti SC" w:eastAsia="Kaiti SC" w:cs="Kaiti SC"/>
+                <w:b w:val="0"/>
+                <w:sz w:val="19"/>
+              </w:rPr>
+              <w:t>市场与股价</w:t>
+            </w:r>
+          </w:p>
+        </w:tc>
+        <w:tc>
+          <w:tcPr>
+            <w:tcW w:type="dxa" w:w="2075"/>
+            <w:vAlign w:val="center"/>
+          </w:tcPr>
+          <w:p>
+            <w:pPr>
+              <w:spacing w:after="0" w:line="252" w:lineRule="auto"/>
+            </w:pPr>
+            <w:r/>
+            <w:r>
+              <w:rPr>
+                <w:rFonts w:ascii="Kaiti SC" w:hAnsi="Kaiti SC" w:eastAsia="Kaiti SC" w:cs="Kaiti SC"/>
+                <w:b w:val="0"/>
+                <w:sz w:val="19"/>
+              </w:rPr>
+              <w:t>蓝箭航天、中科宇航等3家商业航天公司科创板IPO中止 - 新浪财经</w:t>
+            </w:r>
+          </w:p>
+        </w:tc>
+      </w:tr>
+      <w:tr>
+        <w:trPr>
+          <w:cantSplit/>
+        </w:trPr>
+        <w:tc>
+          <w:tcPr>
+            <w:tcW w:type="dxa" w:w="2075"/>
+            <w:vAlign w:val="center"/>
+          </w:tcPr>
+          <w:p>
+            <w:pPr>
+              <w:spacing w:after="0" w:line="252" w:lineRule="auto"/>
+              <w:jc w:val="center"/>
+            </w:pPr>
+            <w:r/>
+            <w:r>
+              <w:rPr>
+                <w:rFonts w:ascii="Kaiti SC" w:hAnsi="Kaiti SC" w:eastAsia="Kaiti SC" w:cs="Kaiti SC"/>
+                <w:b w:val="0"/>
+                <w:sz w:val="19"/>
+              </w:rPr>
+              <w:t>2026-10-01</w:t>
+            </w:r>
+          </w:p>
+        </w:tc>
+        <w:tc>
+          <w:tcPr>
+            <w:tcW w:type="dxa" w:w="2075"/>
+            <w:vAlign w:val="center"/>
+          </w:tcPr>
+          <w:p>
+            <w:pPr>
+              <w:spacing w:after="0" w:line="252" w:lineRule="auto"/>
+              <w:jc w:val="center"/>
+            </w:pPr>
+            <w:r/>
+            <w:r>
+              <w:rPr>
+                <w:rFonts w:ascii="Kaiti SC" w:hAnsi="Kaiti SC" w:eastAsia="Kaiti SC" w:cs="Kaiti SC"/>
+                <w:b w:val="0"/>
+                <w:sz w:val="19"/>
+              </w:rPr>
+              <w:t>SpaceX</w:t>
+            </w:r>
+          </w:p>
+        </w:tc>
+        <w:tc>
+          <w:tcPr>
+            <w:tcW w:type="dxa" w:w="2075"/>
+            <w:vAlign w:val="center"/>
+          </w:tcPr>
+          <w:p>
+            <w:pPr>
+              <w:spacing w:after="0" w:line="252" w:lineRule="auto"/>
+              <w:jc w:val="center"/>
+            </w:pPr>
+            <w:r/>
+            <w:r>
+              <w:rPr>
+                <w:rFonts w:ascii="Kaiti SC" w:hAnsi="Kaiti SC" w:eastAsia="Kaiti SC" w:cs="Kaiti SC"/>
+                <w:b w:val="0"/>
+                <w:sz w:val="19"/>
+              </w:rPr>
+              <w:t>其他动态</w:t>
+            </w:r>
+          </w:p>
+        </w:tc>
+        <w:tc>
+          <w:tcPr>
+            <w:tcW w:type="dxa" w:w="2075"/>
+            <w:vAlign w:val="center"/>
+          </w:tcPr>
+          <w:p>
+            <w:pPr>
+              <w:spacing w:after="0" w:line="252" w:lineRule="auto"/>
+            </w:pPr>
+            <w:r/>
+            <w:r>
+              <w:rPr>
+                <w:rFonts w:ascii="Kaiti SC" w:hAnsi="Kaiti SC" w:eastAsia="Kaiti SC" w:cs="Kaiti SC"/>
+                <w:b w:val="0"/>
+                <w:sz w:val="19"/>
+              </w:rPr>
+              <w:t>This company created an in-car signal booster for SpaceX's Starlink mobile</w:t>
+            </w:r>
+          </w:p>
+        </w:tc>
+      </w:tr>
+      <w:tr>
+        <w:trPr>
+          <w:cantSplit/>
+        </w:trPr>
+        <w:tc>
+          <w:tcPr>
+            <w:tcW w:type="dxa" w:w="2075"/>
+            <w:vAlign w:val="center"/>
+          </w:tcPr>
+          <w:p>
+            <w:pPr>
+              <w:spacing w:after="0" w:line="252" w:lineRule="auto"/>
+              <w:jc w:val="center"/>
+            </w:pPr>
+            <w:r/>
+            <w:r>
+              <w:rPr>
+                <w:rFonts w:ascii="Kaiti SC" w:hAnsi="Kaiti SC" w:eastAsia="Kaiti SC" w:cs="Kaiti SC"/>
+                <w:b w:val="0"/>
+                <w:sz w:val="19"/>
+              </w:rPr>
+              <w:t>2026-10-01</w:t>
             </w:r>
           </w:p>
         </w:tc>
@@ -598,7 +1059,7 @@
                 <w:b w:val="0"/>
                 <w:sz w:val="19"/>
               </w:rPr>
-              <w:t>2026-09-25</w:t>
+              <w:t>2026-09-29</w:t>
             </w:r>
           </w:p>
         </w:tc>
@@ -660,7 +1121,7 @@
                 <w:b w:val="0"/>
                 <w:sz w:val="19"/>
               </w:rPr>
-              <w:t>SpaceX Starlink satellites deployed in stunning view from space</w:t>
+              <w:t>Starship, Starlink, or xAI: Which part of SpaceX could move the stock most in 2027?</w:t>
             </w:r>
           </w:p>
         </w:tc>
@@ -686,7 +1147,7 @@
                 <w:b w:val="0"/>
                 <w:sz w:val="19"/>
               </w:rPr>
-              <w:t>2026-09-25</w:t>
+              <w:t>2026-10-01</w:t>
             </w:r>
           </w:p>
         </w:tc>
@@ -728,7 +1189,7 @@
                 <w:b w:val="0"/>
                 <w:sz w:val="19"/>
               </w:rPr>
-              <w:t>订单与合作</w:t>
+              <w:t>融资与资本</w:t>
             </w:r>
           </w:p>
         </w:tc>
@@ -748,7 +1209,7 @@
                 <w:b w:val="0"/>
                 <w:sz w:val="19"/>
               </w:rPr>
-              <w:t>Jeff Bezos' Blue Origin Raises $10 Billion To Fuel Rockets, Satellites And Government Contracts As SpaceX - Benzinga</w:t>
+              <w:t>Blue Origin's first outside funding round is oversubscribed, CEO says - qz.com</w:t>
             </w:r>
           </w:p>
         </w:tc>
@@ -774,7 +1235,95 @@
                 <w:b w:val="0"/>
                 <w:sz w:val="19"/>
               </w:rPr>
-              <w:t>2026-09-22</w:t>
+              <w:t>2026-10-01</w:t>
+            </w:r>
+          </w:p>
+        </w:tc>
+        <w:tc>
+          <w:tcPr>
+            <w:tcW w:type="dxa" w:w="2075"/>
+            <w:vAlign w:val="center"/>
+          </w:tcPr>
+          <w:p>
+            <w:pPr>
+              <w:spacing w:after="0" w:line="252" w:lineRule="auto"/>
+              <w:jc w:val="center"/>
+            </w:pPr>
+            <w:r/>
+            <w:r>
+              <w:rPr>
+                <w:rFonts w:ascii="Kaiti SC" w:hAnsi="Kaiti SC" w:eastAsia="Kaiti SC" w:cs="Kaiti SC"/>
+                <w:b w:val="0"/>
+                <w:sz w:val="19"/>
+              </w:rPr>
+              <w:t>SpaceX</w:t>
+            </w:r>
+          </w:p>
+        </w:tc>
+        <w:tc>
+          <w:tcPr>
+            <w:tcW w:type="dxa" w:w="2075"/>
+            <w:vAlign w:val="center"/>
+          </w:tcPr>
+          <w:p>
+            <w:pPr>
+              <w:spacing w:after="0" w:line="252" w:lineRule="auto"/>
+              <w:jc w:val="center"/>
+            </w:pPr>
+            <w:r/>
+            <w:r>
+              <w:rPr>
+                <w:rFonts w:ascii="Kaiti SC" w:hAnsi="Kaiti SC" w:eastAsia="Kaiti SC" w:cs="Kaiti SC"/>
+                <w:b w:val="0"/>
+                <w:sz w:val="19"/>
+              </w:rPr>
+              <w:t>其他动态</w:t>
+            </w:r>
+          </w:p>
+        </w:tc>
+        <w:tc>
+          <w:tcPr>
+            <w:tcW w:type="dxa" w:w="2075"/>
+            <w:vAlign w:val="center"/>
+          </w:tcPr>
+          <w:p>
+            <w:pPr>
+              <w:spacing w:after="0" w:line="252" w:lineRule="auto"/>
+            </w:pPr>
+            <w:r/>
+            <w:r>
+              <w:rPr>
+                <w:rFonts w:ascii="Kaiti SC" w:hAnsi="Kaiti SC" w:eastAsia="Kaiti SC" w:cs="Kaiti SC"/>
+                <w:b w:val="0"/>
+                <w:sz w:val="19"/>
+              </w:rPr>
+              <w:t>SpaceX’s Starlink Just Got More Powerful, and Cable Giants Comcast, Charter May Feel the Heat</w:t>
+            </w:r>
+          </w:p>
+        </w:tc>
+      </w:tr>
+      <w:tr>
+        <w:trPr>
+          <w:cantSplit/>
+        </w:trPr>
+        <w:tc>
+          <w:tcPr>
+            <w:tcW w:type="dxa" w:w="2075"/>
+            <w:vAlign w:val="center"/>
+          </w:tcPr>
+          <w:p>
+            <w:pPr>
+              <w:spacing w:after="0" w:line="252" w:lineRule="auto"/>
+              <w:jc w:val="center"/>
+            </w:pPr>
+            <w:r/>
+            <w:r>
+              <w:rPr>
+                <w:rFonts w:ascii="Kaiti SC" w:hAnsi="Kaiti SC" w:eastAsia="Kaiti SC" w:cs="Kaiti SC"/>
+                <w:b w:val="0"/>
+                <w:sz w:val="19"/>
+              </w:rPr>
+              <w:t>2026-10-01</w:t>
             </w:r>
           </w:p>
         </w:tc>
@@ -836,7 +1385,7 @@
                 <w:b w:val="0"/>
                 <w:sz w:val="19"/>
               </w:rPr>
-              <w:t>Blue Origin's massive New Glenn rocket on move to launch pad</w:t>
+              <w:t>NASA Adds Blue Origin New Glenn 9×4 to Launch Services Contract</w:t>
             </w:r>
           </w:p>
         </w:tc>
@@ -862,7 +1411,7 @@
                 <w:b w:val="0"/>
                 <w:sz w:val="19"/>
               </w:rPr>
-              <w:t>2026-09-22</w:t>
+              <w:t>2026-09-29</w:t>
             </w:r>
           </w:p>
         </w:tc>
@@ -883,7 +1432,7 @@
                 <w:b w:val="0"/>
                 <w:sz w:val="19"/>
               </w:rPr>
-              <w:t>银河航天</w:t>
+              <w:t>Blue Origin</w:t>
             </w:r>
           </w:p>
         </w:tc>
@@ -904,7 +1453,7 @@
                 <w:b w:val="0"/>
                 <w:sz w:val="19"/>
               </w:rPr>
-              <w:t>发射与任务</w:t>
+              <w:t>监管与政策</w:t>
             </w:r>
           </w:p>
         </w:tc>
@@ -924,7 +1473,7 @@
                 <w:b w:val="0"/>
                 <w:sz w:val="19"/>
               </w:rPr>
-              <w:t>银河航天成功发射 “通感智算”一体化技术验证卫星 - 上海证券报电子版</w:t>
+              <w:t>FAA license put Blue Origin’s New Glenn within reach of its first flight</w:t>
             </w:r>
           </w:p>
         </w:tc>
@@ -950,535 +1499,7 @@
                 <w:b w:val="0"/>
                 <w:sz w:val="19"/>
               </w:rPr>
-              <w:t>2026-09-22</w:t>
-            </w:r>
-          </w:p>
-        </w:tc>
-        <w:tc>
-          <w:tcPr>
-            <w:tcW w:type="dxa" w:w="2075"/>
-            <w:vAlign w:val="center"/>
-          </w:tcPr>
-          <w:p>
-            <w:pPr>
-              <w:spacing w:after="0" w:line="252" w:lineRule="auto"/>
-              <w:jc w:val="center"/>
-            </w:pPr>
-            <w:r/>
-            <w:r>
-              <w:rPr>
-                <w:rFonts w:ascii="Kaiti SC" w:hAnsi="Kaiti SC" w:eastAsia="Kaiti SC" w:cs="Kaiti SC"/>
-                <w:b w:val="0"/>
-                <w:sz w:val="19"/>
-              </w:rPr>
-              <w:t>中科宇航</w:t>
-            </w:r>
-          </w:p>
-        </w:tc>
-        <w:tc>
-          <w:tcPr>
-            <w:tcW w:type="dxa" w:w="2075"/>
-            <w:vAlign w:val="center"/>
-          </w:tcPr>
-          <w:p>
-            <w:pPr>
-              <w:spacing w:after="0" w:line="252" w:lineRule="auto"/>
-              <w:jc w:val="center"/>
-            </w:pPr>
-            <w:r/>
-            <w:r>
-              <w:rPr>
-                <w:rFonts w:ascii="Kaiti SC" w:hAnsi="Kaiti SC" w:eastAsia="Kaiti SC" w:cs="Kaiti SC"/>
-                <w:b w:val="0"/>
-                <w:sz w:val="19"/>
-              </w:rPr>
-              <w:t>发射与任务</w:t>
-            </w:r>
-          </w:p>
-        </w:tc>
-        <w:tc>
-          <w:tcPr>
-            <w:tcW w:type="dxa" w:w="2075"/>
-            <w:vAlign w:val="center"/>
-          </w:tcPr>
-          <w:p>
-            <w:pPr>
-              <w:spacing w:after="0" w:line="252" w:lineRule="auto"/>
-            </w:pPr>
-            <w:r/>
-            <w:r>
-              <w:rPr>
-                <w:rFonts w:ascii="Kaiti SC" w:hAnsi="Kaiti SC" w:eastAsia="Kaiti SC" w:cs="Kaiti SC"/>
-                <w:b w:val="0"/>
-                <w:sz w:val="19"/>
-              </w:rPr>
-              <w:t>中科宇航力箭一号遥十八火箭一箭9星发射成功 - 观点网</w:t>
-            </w:r>
-          </w:p>
-        </w:tc>
-      </w:tr>
-      <w:tr>
-        <w:trPr>
-          <w:cantSplit/>
-        </w:trPr>
-        <w:tc>
-          <w:tcPr>
-            <w:tcW w:type="dxa" w:w="2075"/>
-            <w:vAlign w:val="center"/>
-          </w:tcPr>
-          <w:p>
-            <w:pPr>
-              <w:spacing w:after="0" w:line="252" w:lineRule="auto"/>
-              <w:jc w:val="center"/>
-            </w:pPr>
-            <w:r/>
-            <w:r>
-              <w:rPr>
-                <w:rFonts w:ascii="Kaiti SC" w:hAnsi="Kaiti SC" w:eastAsia="Kaiti SC" w:cs="Kaiti SC"/>
-                <w:b w:val="0"/>
-                <w:sz w:val="19"/>
-              </w:rPr>
-              <w:t>2026-09-22</w:t>
-            </w:r>
-          </w:p>
-        </w:tc>
-        <w:tc>
-          <w:tcPr>
-            <w:tcW w:type="dxa" w:w="2075"/>
-            <w:vAlign w:val="center"/>
-          </w:tcPr>
-          <w:p>
-            <w:pPr>
-              <w:spacing w:after="0" w:line="252" w:lineRule="auto"/>
-              <w:jc w:val="center"/>
-            </w:pPr>
-            <w:r/>
-            <w:r>
-              <w:rPr>
-                <w:rFonts w:ascii="Kaiti SC" w:hAnsi="Kaiti SC" w:eastAsia="Kaiti SC" w:cs="Kaiti SC"/>
-                <w:b w:val="0"/>
-                <w:sz w:val="19"/>
-              </w:rPr>
-              <w:t>SpaceX</w:t>
-            </w:r>
-          </w:p>
-        </w:tc>
-        <w:tc>
-          <w:tcPr>
-            <w:tcW w:type="dxa" w:w="2075"/>
-            <w:vAlign w:val="center"/>
-          </w:tcPr>
-          <w:p>
-            <w:pPr>
-              <w:spacing w:after="0" w:line="252" w:lineRule="auto"/>
-              <w:jc w:val="center"/>
-            </w:pPr>
-            <w:r/>
-            <w:r>
-              <w:rPr>
-                <w:rFonts w:ascii="Kaiti SC" w:hAnsi="Kaiti SC" w:eastAsia="Kaiti SC" w:cs="Kaiti SC"/>
-                <w:b w:val="0"/>
-                <w:sz w:val="19"/>
-              </w:rPr>
-              <w:t>其他动态</w:t>
-            </w:r>
-          </w:p>
-        </w:tc>
-        <w:tc>
-          <w:tcPr>
-            <w:tcW w:type="dxa" w:w="2075"/>
-            <w:vAlign w:val="center"/>
-          </w:tcPr>
-          <w:p>
-            <w:pPr>
-              <w:spacing w:after="0" w:line="252" w:lineRule="auto"/>
-            </w:pPr>
-            <w:r/>
-            <w:r>
-              <w:rPr>
-                <w:rFonts w:ascii="Kaiti SC" w:hAnsi="Kaiti SC" w:eastAsia="Kaiti SC" w:cs="Kaiti SC"/>
-                <w:b w:val="0"/>
-                <w:sz w:val="19"/>
-              </w:rPr>
-              <w:t>SpaceX expands free Starlink Mini rental offer to more US residential users</w:t>
-            </w:r>
-          </w:p>
-        </w:tc>
-      </w:tr>
-      <w:tr>
-        <w:trPr>
-          <w:cantSplit/>
-        </w:trPr>
-        <w:tc>
-          <w:tcPr>
-            <w:tcW w:type="dxa" w:w="2075"/>
-            <w:vAlign w:val="center"/>
-          </w:tcPr>
-          <w:p>
-            <w:pPr>
-              <w:spacing w:after="0" w:line="252" w:lineRule="auto"/>
-              <w:jc w:val="center"/>
-            </w:pPr>
-            <w:r/>
-            <w:r>
-              <w:rPr>
-                <w:rFonts w:ascii="Kaiti SC" w:hAnsi="Kaiti SC" w:eastAsia="Kaiti SC" w:cs="Kaiti SC"/>
-                <w:b w:val="0"/>
-                <w:sz w:val="19"/>
-              </w:rPr>
-              <w:t>2026-09-22</w:t>
-            </w:r>
-          </w:p>
-        </w:tc>
-        <w:tc>
-          <w:tcPr>
-            <w:tcW w:type="dxa" w:w="2075"/>
-            <w:vAlign w:val="center"/>
-          </w:tcPr>
-          <w:p>
-            <w:pPr>
-              <w:spacing w:after="0" w:line="252" w:lineRule="auto"/>
-              <w:jc w:val="center"/>
-            </w:pPr>
-            <w:r/>
-            <w:r>
-              <w:rPr>
-                <w:rFonts w:ascii="Kaiti SC" w:hAnsi="Kaiti SC" w:eastAsia="Kaiti SC" w:cs="Kaiti SC"/>
-                <w:b w:val="0"/>
-                <w:sz w:val="19"/>
-              </w:rPr>
-              <w:t>银河航天</w:t>
-            </w:r>
-          </w:p>
-        </w:tc>
-        <w:tc>
-          <w:tcPr>
-            <w:tcW w:type="dxa" w:w="2075"/>
-            <w:vAlign w:val="center"/>
-          </w:tcPr>
-          <w:p>
-            <w:pPr>
-              <w:spacing w:after="0" w:line="252" w:lineRule="auto"/>
-              <w:jc w:val="center"/>
-            </w:pPr>
-            <w:r/>
-            <w:r>
-              <w:rPr>
-                <w:rFonts w:ascii="Kaiti SC" w:hAnsi="Kaiti SC" w:eastAsia="Kaiti SC" w:cs="Kaiti SC"/>
-                <w:b w:val="0"/>
-                <w:sz w:val="19"/>
-              </w:rPr>
-              <w:t>发射与任务</w:t>
-            </w:r>
-          </w:p>
-        </w:tc>
-        <w:tc>
-          <w:tcPr>
-            <w:tcW w:type="dxa" w:w="2075"/>
-            <w:vAlign w:val="center"/>
-          </w:tcPr>
-          <w:p>
-            <w:pPr>
-              <w:spacing w:after="0" w:line="252" w:lineRule="auto"/>
-            </w:pPr>
-            <w:r/>
-            <w:r>
-              <w:rPr>
-                <w:rFonts w:ascii="Kaiti SC" w:hAnsi="Kaiti SC" w:eastAsia="Kaiti SC" w:cs="Kaiti SC"/>
-                <w:b w:val="0"/>
-                <w:sz w:val="19"/>
-              </w:rPr>
-              <w:t>银河航天四颗卫星成功发射 SAR卫星快速批产能力再获验证 - 上海证券报·中国证券网</w:t>
-            </w:r>
-          </w:p>
-        </w:tc>
-      </w:tr>
-      <w:tr>
-        <w:trPr>
-          <w:cantSplit/>
-        </w:trPr>
-        <w:tc>
-          <w:tcPr>
-            <w:tcW w:type="dxa" w:w="2075"/>
-            <w:vAlign w:val="center"/>
-          </w:tcPr>
-          <w:p>
-            <w:pPr>
-              <w:spacing w:after="0" w:line="252" w:lineRule="auto"/>
-              <w:jc w:val="center"/>
-            </w:pPr>
-            <w:r/>
-            <w:r>
-              <w:rPr>
-                <w:rFonts w:ascii="Kaiti SC" w:hAnsi="Kaiti SC" w:eastAsia="Kaiti SC" w:cs="Kaiti SC"/>
-                <w:b w:val="0"/>
-                <w:sz w:val="19"/>
-              </w:rPr>
-              <w:t>2026-09-22</w:t>
-            </w:r>
-          </w:p>
-        </w:tc>
-        <w:tc>
-          <w:tcPr>
-            <w:tcW w:type="dxa" w:w="2075"/>
-            <w:vAlign w:val="center"/>
-          </w:tcPr>
-          <w:p>
-            <w:pPr>
-              <w:spacing w:after="0" w:line="252" w:lineRule="auto"/>
-              <w:jc w:val="center"/>
-            </w:pPr>
-            <w:r/>
-            <w:r>
-              <w:rPr>
-                <w:rFonts w:ascii="Kaiti SC" w:hAnsi="Kaiti SC" w:eastAsia="Kaiti SC" w:cs="Kaiti SC"/>
-                <w:b w:val="0"/>
-                <w:sz w:val="19"/>
-              </w:rPr>
-              <w:t>SpaceX</w:t>
-            </w:r>
-          </w:p>
-        </w:tc>
-        <w:tc>
-          <w:tcPr>
-            <w:tcW w:type="dxa" w:w="2075"/>
-            <w:vAlign w:val="center"/>
-          </w:tcPr>
-          <w:p>
-            <w:pPr>
-              <w:spacing w:after="0" w:line="252" w:lineRule="auto"/>
-              <w:jc w:val="center"/>
-            </w:pPr>
-            <w:r/>
-            <w:r>
-              <w:rPr>
-                <w:rFonts w:ascii="Kaiti SC" w:hAnsi="Kaiti SC" w:eastAsia="Kaiti SC" w:cs="Kaiti SC"/>
-                <w:b w:val="0"/>
-                <w:sz w:val="19"/>
-              </w:rPr>
-              <w:t>其他动态</w:t>
-            </w:r>
-          </w:p>
-        </w:tc>
-        <w:tc>
-          <w:tcPr>
-            <w:tcW w:type="dxa" w:w="2075"/>
-            <w:vAlign w:val="center"/>
-          </w:tcPr>
-          <w:p>
-            <w:pPr>
-              <w:spacing w:after="0" w:line="252" w:lineRule="auto"/>
-            </w:pPr>
-            <w:r/>
-            <w:r>
-              <w:rPr>
-                <w:rFonts w:ascii="Kaiti SC" w:hAnsi="Kaiti SC" w:eastAsia="Kaiti SC" w:cs="Kaiti SC"/>
-                <w:b w:val="0"/>
-                <w:sz w:val="19"/>
-              </w:rPr>
-              <w:t>SpaceX is giving away the Starlink Mini to cheaper subscribers, but there’s a catch</w:t>
-            </w:r>
-          </w:p>
-        </w:tc>
-      </w:tr>
-      <w:tr>
-        <w:trPr>
-          <w:cantSplit/>
-        </w:trPr>
-        <w:tc>
-          <w:tcPr>
-            <w:tcW w:type="dxa" w:w="2075"/>
-            <w:vAlign w:val="center"/>
-          </w:tcPr>
-          <w:p>
-            <w:pPr>
-              <w:spacing w:after="0" w:line="252" w:lineRule="auto"/>
-              <w:jc w:val="center"/>
-            </w:pPr>
-            <w:r/>
-            <w:r>
-              <w:rPr>
-                <w:rFonts w:ascii="Kaiti SC" w:hAnsi="Kaiti SC" w:eastAsia="Kaiti SC" w:cs="Kaiti SC"/>
-                <w:b w:val="0"/>
-                <w:sz w:val="19"/>
-              </w:rPr>
-              <w:t>2026-09-26</w:t>
-            </w:r>
-          </w:p>
-        </w:tc>
-        <w:tc>
-          <w:tcPr>
-            <w:tcW w:type="dxa" w:w="2075"/>
-            <w:vAlign w:val="center"/>
-          </w:tcPr>
-          <w:p>
-            <w:pPr>
-              <w:spacing w:after="0" w:line="252" w:lineRule="auto"/>
-              <w:jc w:val="center"/>
-            </w:pPr>
-            <w:r/>
-            <w:r>
-              <w:rPr>
-                <w:rFonts w:ascii="Kaiti SC" w:hAnsi="Kaiti SC" w:eastAsia="Kaiti SC" w:cs="Kaiti SC"/>
-                <w:b w:val="0"/>
-                <w:sz w:val="19"/>
-              </w:rPr>
-              <w:t>中科宇航</w:t>
-            </w:r>
-          </w:p>
-        </w:tc>
-        <w:tc>
-          <w:tcPr>
-            <w:tcW w:type="dxa" w:w="2075"/>
-            <w:vAlign w:val="center"/>
-          </w:tcPr>
-          <w:p>
-            <w:pPr>
-              <w:spacing w:after="0" w:line="252" w:lineRule="auto"/>
-              <w:jc w:val="center"/>
-            </w:pPr>
-            <w:r/>
-            <w:r>
-              <w:rPr>
-                <w:rFonts w:ascii="Kaiti SC" w:hAnsi="Kaiti SC" w:eastAsia="Kaiti SC" w:cs="Kaiti SC"/>
-                <w:b w:val="0"/>
-                <w:sz w:val="19"/>
-              </w:rPr>
-              <w:t>发射与任务</w:t>
-            </w:r>
-          </w:p>
-        </w:tc>
-        <w:tc>
-          <w:tcPr>
-            <w:tcW w:type="dxa" w:w="2075"/>
-            <w:vAlign w:val="center"/>
-          </w:tcPr>
-          <w:p>
-            <w:pPr>
-              <w:spacing w:after="0" w:line="252" w:lineRule="auto"/>
-            </w:pPr>
-            <w:r/>
-            <w:r>
-              <w:rPr>
-                <w:rFonts w:ascii="Kaiti SC" w:hAnsi="Kaiti SC" w:eastAsia="Kaiti SC" w:cs="Kaiti SC"/>
-                <w:b w:val="0"/>
-                <w:sz w:val="19"/>
-              </w:rPr>
-              <w:t>中科宇航力箭一号总装周期缩短至约 15 天：南沙总装厂房年产能 30 发，接单到发射周期压缩至半年内 - 手机新浪网</w:t>
-            </w:r>
-          </w:p>
-        </w:tc>
-      </w:tr>
-      <w:tr>
-        <w:trPr>
-          <w:cantSplit/>
-        </w:trPr>
-        <w:tc>
-          <w:tcPr>
-            <w:tcW w:type="dxa" w:w="2075"/>
-            <w:vAlign w:val="center"/>
-          </w:tcPr>
-          <w:p>
-            <w:pPr>
-              <w:spacing w:after="0" w:line="252" w:lineRule="auto"/>
-              <w:jc w:val="center"/>
-            </w:pPr>
-            <w:r/>
-            <w:r>
-              <w:rPr>
-                <w:rFonts w:ascii="Kaiti SC" w:hAnsi="Kaiti SC" w:eastAsia="Kaiti SC" w:cs="Kaiti SC"/>
-                <w:b w:val="0"/>
-                <w:sz w:val="19"/>
-              </w:rPr>
-              <w:t>2026-09-24</w:t>
-            </w:r>
-          </w:p>
-        </w:tc>
-        <w:tc>
-          <w:tcPr>
-            <w:tcW w:type="dxa" w:w="2075"/>
-            <w:vAlign w:val="center"/>
-          </w:tcPr>
-          <w:p>
-            <w:pPr>
-              <w:spacing w:after="0" w:line="252" w:lineRule="auto"/>
-              <w:jc w:val="center"/>
-            </w:pPr>
-            <w:r/>
-            <w:r>
-              <w:rPr>
-                <w:rFonts w:ascii="Kaiti SC" w:hAnsi="Kaiti SC" w:eastAsia="Kaiti SC" w:cs="Kaiti SC"/>
-                <w:b w:val="0"/>
-                <w:sz w:val="19"/>
-              </w:rPr>
-              <w:t>SpaceX</w:t>
-            </w:r>
-          </w:p>
-        </w:tc>
-        <w:tc>
-          <w:tcPr>
-            <w:tcW w:type="dxa" w:w="2075"/>
-            <w:vAlign w:val="center"/>
-          </w:tcPr>
-          <w:p>
-            <w:pPr>
-              <w:spacing w:after="0" w:line="252" w:lineRule="auto"/>
-              <w:jc w:val="center"/>
-            </w:pPr>
-            <w:r/>
-            <w:r>
-              <w:rPr>
-                <w:rFonts w:ascii="Kaiti SC" w:hAnsi="Kaiti SC" w:eastAsia="Kaiti SC" w:cs="Kaiti SC"/>
-                <w:b w:val="0"/>
-                <w:sz w:val="19"/>
-              </w:rPr>
-              <w:t>其他动态</w:t>
-            </w:r>
-          </w:p>
-        </w:tc>
-        <w:tc>
-          <w:tcPr>
-            <w:tcW w:type="dxa" w:w="2075"/>
-            <w:vAlign w:val="center"/>
-          </w:tcPr>
-          <w:p>
-            <w:pPr>
-              <w:spacing w:after="0" w:line="252" w:lineRule="auto"/>
-            </w:pPr>
-            <w:r/>
-            <w:r>
-              <w:rPr>
-                <w:rFonts w:ascii="Kaiti SC" w:hAnsi="Kaiti SC" w:eastAsia="Kaiti SC" w:cs="Kaiti SC"/>
-                <w:b w:val="0"/>
-                <w:sz w:val="19"/>
-              </w:rPr>
-              <w:t>Elon Musk-led SpaceX's Starlink Faces New Military Connectivity Alternative as Boeing Drone Unit Tests Gogo Link</w:t>
-            </w:r>
-          </w:p>
-        </w:tc>
-      </w:tr>
-      <w:tr>
-        <w:trPr>
-          <w:cantSplit/>
-        </w:trPr>
-        <w:tc>
-          <w:tcPr>
-            <w:tcW w:type="dxa" w:w="2075"/>
-            <w:vAlign w:val="center"/>
-          </w:tcPr>
-          <w:p>
-            <w:pPr>
-              <w:spacing w:after="0" w:line="252" w:lineRule="auto"/>
-              <w:jc w:val="center"/>
-            </w:pPr>
-            <w:r/>
-            <w:r>
-              <w:rPr>
-                <w:rFonts w:ascii="Kaiti SC" w:hAnsi="Kaiti SC" w:eastAsia="Kaiti SC" w:cs="Kaiti SC"/>
-                <w:b w:val="0"/>
-                <w:sz w:val="19"/>
-              </w:rPr>
-              <w:t>2026-09-23</w:t>
+              <w:t>2026-10-02</w:t>
             </w:r>
           </w:p>
         </w:tc>
@@ -1540,7 +1561,7 @@
                 <w:b w:val="0"/>
                 <w:sz w:val="19"/>
               </w:rPr>
-              <w:t>Here's What $10,000 Invested in SpaceX Stock Could Look Like in 5 Years</w:t>
+              <w:t>SpaceX Launches 130 Payloads On Transporter-18 Rideshare Mission</w:t>
             </w:r>
           </w:p>
         </w:tc>
@@ -1566,7 +1587,271 @@
                 <w:b w:val="0"/>
                 <w:sz w:val="19"/>
               </w:rPr>
-              <w:t>2026-09-26</w:t>
+              <w:t>2026-10-01</w:t>
+            </w:r>
+          </w:p>
+        </w:tc>
+        <w:tc>
+          <w:tcPr>
+            <w:tcW w:type="dxa" w:w="2075"/>
+            <w:vAlign w:val="center"/>
+          </w:tcPr>
+          <w:p>
+            <w:pPr>
+              <w:spacing w:after="0" w:line="252" w:lineRule="auto"/>
+              <w:jc w:val="center"/>
+            </w:pPr>
+            <w:r/>
+            <w:r>
+              <w:rPr>
+                <w:rFonts w:ascii="Kaiti SC" w:hAnsi="Kaiti SC" w:eastAsia="Kaiti SC" w:cs="Kaiti SC"/>
+                <w:b w:val="0"/>
+                <w:sz w:val="19"/>
+              </w:rPr>
+              <w:t>蓝箭航天</w:t>
+            </w:r>
+          </w:p>
+        </w:tc>
+        <w:tc>
+          <w:tcPr>
+            <w:tcW w:type="dxa" w:w="2075"/>
+            <w:vAlign w:val="center"/>
+          </w:tcPr>
+          <w:p>
+            <w:pPr>
+              <w:spacing w:after="0" w:line="252" w:lineRule="auto"/>
+              <w:jc w:val="center"/>
+            </w:pPr>
+            <w:r/>
+            <w:r>
+              <w:rPr>
+                <w:rFonts w:ascii="Kaiti SC" w:hAnsi="Kaiti SC" w:eastAsia="Kaiti SC" w:cs="Kaiti SC"/>
+                <w:b w:val="0"/>
+                <w:sz w:val="19"/>
+              </w:rPr>
+              <w:t>市场与股价</w:t>
+            </w:r>
+          </w:p>
+        </w:tc>
+        <w:tc>
+          <w:tcPr>
+            <w:tcW w:type="dxa" w:w="2075"/>
+            <w:vAlign w:val="center"/>
+          </w:tcPr>
+          <w:p>
+            <w:pPr>
+              <w:spacing w:after="0" w:line="252" w:lineRule="auto"/>
+            </w:pPr>
+            <w:r/>
+            <w:r>
+              <w:rPr>
+                <w:rFonts w:ascii="Kaiti SC" w:hAnsi="Kaiti SC" w:eastAsia="Kaiti SC" w:cs="Kaiti SC"/>
+                <w:b w:val="0"/>
+                <w:sz w:val="19"/>
+              </w:rPr>
+              <w:t>三家航天企业被中止IPO，并非终止上市！#商业航天#IPO#蓝箭航天#中科宇航#微纳星空 - 财富号</w:t>
+            </w:r>
+          </w:p>
+        </w:tc>
+      </w:tr>
+      <w:tr>
+        <w:trPr>
+          <w:cantSplit/>
+        </w:trPr>
+        <w:tc>
+          <w:tcPr>
+            <w:tcW w:type="dxa" w:w="2075"/>
+            <w:vAlign w:val="center"/>
+          </w:tcPr>
+          <w:p>
+            <w:pPr>
+              <w:spacing w:after="0" w:line="252" w:lineRule="auto"/>
+              <w:jc w:val="center"/>
+            </w:pPr>
+            <w:r/>
+            <w:r>
+              <w:rPr>
+                <w:rFonts w:ascii="Kaiti SC" w:hAnsi="Kaiti SC" w:eastAsia="Kaiti SC" w:cs="Kaiti SC"/>
+                <w:b w:val="0"/>
+                <w:sz w:val="19"/>
+              </w:rPr>
+              <w:t>2026-10-01</w:t>
+            </w:r>
+          </w:p>
+        </w:tc>
+        <w:tc>
+          <w:tcPr>
+            <w:tcW w:type="dxa" w:w="2075"/>
+            <w:vAlign w:val="center"/>
+          </w:tcPr>
+          <w:p>
+            <w:pPr>
+              <w:spacing w:after="0" w:line="252" w:lineRule="auto"/>
+              <w:jc w:val="center"/>
+            </w:pPr>
+            <w:r/>
+            <w:r>
+              <w:rPr>
+                <w:rFonts w:ascii="Kaiti SC" w:hAnsi="Kaiti SC" w:eastAsia="Kaiti SC" w:cs="Kaiti SC"/>
+                <w:b w:val="0"/>
+                <w:sz w:val="19"/>
+              </w:rPr>
+              <w:t>中科宇航</w:t>
+            </w:r>
+          </w:p>
+        </w:tc>
+        <w:tc>
+          <w:tcPr>
+            <w:tcW w:type="dxa" w:w="2075"/>
+            <w:vAlign w:val="center"/>
+          </w:tcPr>
+          <w:p>
+            <w:pPr>
+              <w:spacing w:after="0" w:line="252" w:lineRule="auto"/>
+              <w:jc w:val="center"/>
+            </w:pPr>
+            <w:r/>
+            <w:r>
+              <w:rPr>
+                <w:rFonts w:ascii="Kaiti SC" w:hAnsi="Kaiti SC" w:eastAsia="Kaiti SC" w:cs="Kaiti SC"/>
+                <w:b w:val="0"/>
+                <w:sz w:val="19"/>
+              </w:rPr>
+              <w:t>其他动态</w:t>
+            </w:r>
+          </w:p>
+        </w:tc>
+        <w:tc>
+          <w:tcPr>
+            <w:tcW w:type="dxa" w:w="2075"/>
+            <w:vAlign w:val="center"/>
+          </w:tcPr>
+          <w:p>
+            <w:pPr>
+              <w:spacing w:after="0" w:line="252" w:lineRule="auto"/>
+            </w:pPr>
+            <w:r/>
+            <w:r>
+              <w:rPr>
+                <w:rFonts w:ascii="Kaiti SC" w:hAnsi="Kaiti SC" w:eastAsia="Kaiti SC" w:cs="Kaiti SC"/>
+                <w:b w:val="0"/>
+                <w:sz w:val="19"/>
+              </w:rPr>
+              <w:t>CAS Space Lihong-2 suborbital rocket slips to 2027: Merlin-class engine needs three-restart test</w:t>
+            </w:r>
+          </w:p>
+        </w:tc>
+      </w:tr>
+      <w:tr>
+        <w:trPr>
+          <w:cantSplit/>
+        </w:trPr>
+        <w:tc>
+          <w:tcPr>
+            <w:tcW w:type="dxa" w:w="2075"/>
+            <w:vAlign w:val="center"/>
+          </w:tcPr>
+          <w:p>
+            <w:pPr>
+              <w:spacing w:after="0" w:line="252" w:lineRule="auto"/>
+              <w:jc w:val="center"/>
+            </w:pPr>
+            <w:r/>
+            <w:r>
+              <w:rPr>
+                <w:rFonts w:ascii="Kaiti SC" w:hAnsi="Kaiti SC" w:eastAsia="Kaiti SC" w:cs="Kaiti SC"/>
+                <w:b w:val="0"/>
+                <w:sz w:val="19"/>
+              </w:rPr>
+              <w:t>2026-09-29</w:t>
+            </w:r>
+          </w:p>
+        </w:tc>
+        <w:tc>
+          <w:tcPr>
+            <w:tcW w:type="dxa" w:w="2075"/>
+            <w:vAlign w:val="center"/>
+          </w:tcPr>
+          <w:p>
+            <w:pPr>
+              <w:spacing w:after="0" w:line="252" w:lineRule="auto"/>
+              <w:jc w:val="center"/>
+            </w:pPr>
+            <w:r/>
+            <w:r>
+              <w:rPr>
+                <w:rFonts w:ascii="Kaiti SC" w:hAnsi="Kaiti SC" w:eastAsia="Kaiti SC" w:cs="Kaiti SC"/>
+                <w:b w:val="0"/>
+                <w:sz w:val="19"/>
+              </w:rPr>
+              <w:t>Blue Origin</w:t>
+            </w:r>
+          </w:p>
+        </w:tc>
+        <w:tc>
+          <w:tcPr>
+            <w:tcW w:type="dxa" w:w="2075"/>
+            <w:vAlign w:val="center"/>
+          </w:tcPr>
+          <w:p>
+            <w:pPr>
+              <w:spacing w:after="0" w:line="252" w:lineRule="auto"/>
+              <w:jc w:val="center"/>
+            </w:pPr>
+            <w:r/>
+            <w:r>
+              <w:rPr>
+                <w:rFonts w:ascii="Kaiti SC" w:hAnsi="Kaiti SC" w:eastAsia="Kaiti SC" w:cs="Kaiti SC"/>
+                <w:b w:val="0"/>
+                <w:sz w:val="19"/>
+              </w:rPr>
+              <w:t>发射与任务</w:t>
+            </w:r>
+          </w:p>
+        </w:tc>
+        <w:tc>
+          <w:tcPr>
+            <w:tcW w:type="dxa" w:w="2075"/>
+            <w:vAlign w:val="center"/>
+          </w:tcPr>
+          <w:p>
+            <w:pPr>
+              <w:spacing w:after="0" w:line="252" w:lineRule="auto"/>
+            </w:pPr>
+            <w:r/>
+            <w:r>
+              <w:rPr>
+                <w:rFonts w:ascii="Kaiti SC" w:hAnsi="Kaiti SC" w:eastAsia="Kaiti SC" w:cs="Kaiti SC"/>
+                <w:b w:val="0"/>
+                <w:sz w:val="19"/>
+              </w:rPr>
+              <w:t>Blue Origin CEO: 'We have a path to launch this year' amid pad rebuilding effort - Florida Today</w:t>
+            </w:r>
+          </w:p>
+        </w:tc>
+      </w:tr>
+      <w:tr>
+        <w:trPr>
+          <w:cantSplit/>
+        </w:trPr>
+        <w:tc>
+          <w:tcPr>
+            <w:tcW w:type="dxa" w:w="2075"/>
+            <w:vAlign w:val="center"/>
+          </w:tcPr>
+          <w:p>
+            <w:pPr>
+              <w:spacing w:after="0" w:line="252" w:lineRule="auto"/>
+              <w:jc w:val="center"/>
+            </w:pPr>
+            <w:r/>
+            <w:r>
+              <w:rPr>
+                <w:rFonts w:ascii="Kaiti SC" w:hAnsi="Kaiti SC" w:eastAsia="Kaiti SC" w:cs="Kaiti SC"/>
+                <w:b w:val="0"/>
+                <w:sz w:val="19"/>
+              </w:rPr>
+              <w:t>2026-09-29</w:t>
             </w:r>
           </w:p>
         </w:tc>
@@ -1628,7 +1913,7 @@
                 <w:b w:val="0"/>
                 <w:sz w:val="19"/>
               </w:rPr>
-              <w:t>SpaceX Falcon 9 to launch classified mission for U.S. Space Force from West Coast</w:t>
+              <w:t>TakeMe2Space Prepares MOI-1A Orbital Computing Satellite for SpaceX Falcon 9 Launch</w:t>
             </w:r>
           </w:p>
         </w:tc>
@@ -1654,7 +1939,7 @@
                 <w:b w:val="0"/>
                 <w:sz w:val="19"/>
               </w:rPr>
-              <w:t>2026-09-26</w:t>
+              <w:t>2026-10-02</w:t>
             </w:r>
           </w:p>
         </w:tc>
@@ -1716,7 +2001,7 @@
                 <w:b w:val="0"/>
                 <w:sz w:val="19"/>
               </w:rPr>
-              <w:t>Китай показал сборку Kinetica-1 — крупнейшей твердотопливной ракеты страны</w:t>
+              <w:t>全球民商火箭位次出炉：SpaceX第一、中科宇航第二 - 新浪财经</w:t>
             </w:r>
           </w:p>
         </w:tc>
@@ -1742,7 +2027,7 @@
                 <w:b w:val="0"/>
                 <w:sz w:val="19"/>
               </w:rPr>
-              <w:t>2026-09-22</w:t>
+              <w:t>2026-10-01</w:t>
             </w:r>
           </w:p>
         </w:tc>
@@ -1804,271 +2089,7 @@
                 <w:b w:val="0"/>
                 <w:sz w:val="19"/>
               </w:rPr>
-              <w:t>Exolaunch, Space Cargo book Starship Starfall missions</w:t>
-            </w:r>
-          </w:p>
-        </w:tc>
-      </w:tr>
-      <w:tr>
-        <w:trPr>
-          <w:cantSplit/>
-        </w:trPr>
-        <w:tc>
-          <w:tcPr>
-            <w:tcW w:type="dxa" w:w="2075"/>
-            <w:vAlign w:val="center"/>
-          </w:tcPr>
-          <w:p>
-            <w:pPr>
-              <w:spacing w:after="0" w:line="252" w:lineRule="auto"/>
-              <w:jc w:val="center"/>
-            </w:pPr>
-            <w:r/>
-            <w:r>
-              <w:rPr>
-                <w:rFonts w:ascii="Kaiti SC" w:hAnsi="Kaiti SC" w:eastAsia="Kaiti SC" w:cs="Kaiti SC"/>
-                <w:b w:val="0"/>
-                <w:sz w:val="19"/>
-              </w:rPr>
-              <w:t>2026-09-22</w:t>
-            </w:r>
-          </w:p>
-        </w:tc>
-        <w:tc>
-          <w:tcPr>
-            <w:tcW w:type="dxa" w:w="2075"/>
-            <w:vAlign w:val="center"/>
-          </w:tcPr>
-          <w:p>
-            <w:pPr>
-              <w:spacing w:after="0" w:line="252" w:lineRule="auto"/>
-              <w:jc w:val="center"/>
-            </w:pPr>
-            <w:r/>
-            <w:r>
-              <w:rPr>
-                <w:rFonts w:ascii="Kaiti SC" w:hAnsi="Kaiti SC" w:eastAsia="Kaiti SC" w:cs="Kaiti SC"/>
-                <w:b w:val="0"/>
-                <w:sz w:val="19"/>
-              </w:rPr>
-              <w:t>Blue Origin</w:t>
-            </w:r>
-          </w:p>
-        </w:tc>
-        <w:tc>
-          <w:tcPr>
-            <w:tcW w:type="dxa" w:w="2075"/>
-            <w:vAlign w:val="center"/>
-          </w:tcPr>
-          <w:p>
-            <w:pPr>
-              <w:spacing w:after="0" w:line="252" w:lineRule="auto"/>
-              <w:jc w:val="center"/>
-            </w:pPr>
-            <w:r/>
-            <w:r>
-              <w:rPr>
-                <w:rFonts w:ascii="Kaiti SC" w:hAnsi="Kaiti SC" w:eastAsia="Kaiti SC" w:cs="Kaiti SC"/>
-                <w:b w:val="0"/>
-                <w:sz w:val="19"/>
-              </w:rPr>
-              <w:t>其他动态</w:t>
-            </w:r>
-          </w:p>
-        </w:tc>
-        <w:tc>
-          <w:tcPr>
-            <w:tcW w:type="dxa" w:w="2075"/>
-            <w:vAlign w:val="center"/>
-          </w:tcPr>
-          <w:p>
-            <w:pPr>
-              <w:spacing w:after="0" w:line="252" w:lineRule="auto"/>
-            </w:pPr>
-            <w:r/>
-            <w:r>
-              <w:rPr>
-                <w:rFonts w:ascii="Kaiti SC" w:hAnsi="Kaiti SC" w:eastAsia="Kaiti SC" w:cs="Kaiti SC"/>
-                <w:b w:val="0"/>
-                <w:sz w:val="19"/>
-              </w:rPr>
-              <w:t>New Glenn's sub-cooled propellant upgrade pushed thrust to 4.5 million pounds</w:t>
-            </w:r>
-          </w:p>
-        </w:tc>
-      </w:tr>
-      <w:tr>
-        <w:trPr>
-          <w:cantSplit/>
-        </w:trPr>
-        <w:tc>
-          <w:tcPr>
-            <w:tcW w:type="dxa" w:w="2075"/>
-            <w:vAlign w:val="center"/>
-          </w:tcPr>
-          <w:p>
-            <w:pPr>
-              <w:spacing w:after="0" w:line="252" w:lineRule="auto"/>
-              <w:jc w:val="center"/>
-            </w:pPr>
-            <w:r/>
-            <w:r>
-              <w:rPr>
-                <w:rFonts w:ascii="Kaiti SC" w:hAnsi="Kaiti SC" w:eastAsia="Kaiti SC" w:cs="Kaiti SC"/>
-                <w:b w:val="0"/>
-                <w:sz w:val="19"/>
-              </w:rPr>
-              <w:t>2026-09-26</w:t>
-            </w:r>
-          </w:p>
-        </w:tc>
-        <w:tc>
-          <w:tcPr>
-            <w:tcW w:type="dxa" w:w="2075"/>
-            <w:vAlign w:val="center"/>
-          </w:tcPr>
-          <w:p>
-            <w:pPr>
-              <w:spacing w:after="0" w:line="252" w:lineRule="auto"/>
-              <w:jc w:val="center"/>
-            </w:pPr>
-            <w:r/>
-            <w:r>
-              <w:rPr>
-                <w:rFonts w:ascii="Kaiti SC" w:hAnsi="Kaiti SC" w:eastAsia="Kaiti SC" w:cs="Kaiti SC"/>
-                <w:b w:val="0"/>
-                <w:sz w:val="19"/>
-              </w:rPr>
-              <w:t>SpaceX</w:t>
-            </w:r>
-          </w:p>
-        </w:tc>
-        <w:tc>
-          <w:tcPr>
-            <w:tcW w:type="dxa" w:w="2075"/>
-            <w:vAlign w:val="center"/>
-          </w:tcPr>
-          <w:p>
-            <w:pPr>
-              <w:spacing w:after="0" w:line="252" w:lineRule="auto"/>
-              <w:jc w:val="center"/>
-            </w:pPr>
-            <w:r/>
-            <w:r>
-              <w:rPr>
-                <w:rFonts w:ascii="Kaiti SC" w:hAnsi="Kaiti SC" w:eastAsia="Kaiti SC" w:cs="Kaiti SC"/>
-                <w:b w:val="0"/>
-                <w:sz w:val="19"/>
-              </w:rPr>
-              <w:t>发射与任务</w:t>
-            </w:r>
-          </w:p>
-        </w:tc>
-        <w:tc>
-          <w:tcPr>
-            <w:tcW w:type="dxa" w:w="2075"/>
-            <w:vAlign w:val="center"/>
-          </w:tcPr>
-          <w:p>
-            <w:pPr>
-              <w:spacing w:after="0" w:line="252" w:lineRule="auto"/>
-            </w:pPr>
-            <w:r/>
-            <w:r>
-              <w:rPr>
-                <w:rFonts w:ascii="Kaiti SC" w:hAnsi="Kaiti SC" w:eastAsia="Kaiti SC" w:cs="Kaiti SC"/>
-                <w:b w:val="0"/>
-                <w:sz w:val="19"/>
-              </w:rPr>
-              <w:t>SpaceX completes another secret Pentagon launch, adding to suspected Starshield buildout</w:t>
-            </w:r>
-          </w:p>
-        </w:tc>
-      </w:tr>
-      <w:tr>
-        <w:trPr>
-          <w:cantSplit/>
-        </w:trPr>
-        <w:tc>
-          <w:tcPr>
-            <w:tcW w:type="dxa" w:w="2075"/>
-            <w:vAlign w:val="center"/>
-          </w:tcPr>
-          <w:p>
-            <w:pPr>
-              <w:spacing w:after="0" w:line="252" w:lineRule="auto"/>
-              <w:jc w:val="center"/>
-            </w:pPr>
-            <w:r/>
-            <w:r>
-              <w:rPr>
-                <w:rFonts w:ascii="Kaiti SC" w:hAnsi="Kaiti SC" w:eastAsia="Kaiti SC" w:cs="Kaiti SC"/>
-                <w:b w:val="0"/>
-                <w:sz w:val="19"/>
-              </w:rPr>
-              <w:t>2026-09-23</w:t>
-            </w:r>
-          </w:p>
-        </w:tc>
-        <w:tc>
-          <w:tcPr>
-            <w:tcW w:type="dxa" w:w="2075"/>
-            <w:vAlign w:val="center"/>
-          </w:tcPr>
-          <w:p>
-            <w:pPr>
-              <w:spacing w:after="0" w:line="252" w:lineRule="auto"/>
-              <w:jc w:val="center"/>
-            </w:pPr>
-            <w:r/>
-            <w:r>
-              <w:rPr>
-                <w:rFonts w:ascii="Kaiti SC" w:hAnsi="Kaiti SC" w:eastAsia="Kaiti SC" w:cs="Kaiti SC"/>
-                <w:b w:val="0"/>
-                <w:sz w:val="19"/>
-              </w:rPr>
-              <w:t>银河航天</w:t>
-            </w:r>
-          </w:p>
-        </w:tc>
-        <w:tc>
-          <w:tcPr>
-            <w:tcW w:type="dxa" w:w="2075"/>
-            <w:vAlign w:val="center"/>
-          </w:tcPr>
-          <w:p>
-            <w:pPr>
-              <w:spacing w:after="0" w:line="252" w:lineRule="auto"/>
-              <w:jc w:val="center"/>
-            </w:pPr>
-            <w:r/>
-            <w:r>
-              <w:rPr>
-                <w:rFonts w:ascii="Kaiti SC" w:hAnsi="Kaiti SC" w:eastAsia="Kaiti SC" w:cs="Kaiti SC"/>
-                <w:b w:val="0"/>
-                <w:sz w:val="19"/>
-              </w:rPr>
-              <w:t>其他动态</w:t>
-            </w:r>
-          </w:p>
-        </w:tc>
-        <w:tc>
-          <w:tcPr>
-            <w:tcW w:type="dxa" w:w="2075"/>
-            <w:vAlign w:val="center"/>
-          </w:tcPr>
-          <w:p>
-            <w:pPr>
-              <w:spacing w:after="0" w:line="252" w:lineRule="auto"/>
-            </w:pPr>
-            <w:r/>
-            <w:r>
-              <w:rPr>
-                <w:rFonts w:ascii="Kaiti SC" w:hAnsi="Kaiti SC" w:eastAsia="Kaiti SC" w:cs="Kaiti SC"/>
-                <w:b w:val="0"/>
-                <w:sz w:val="19"/>
-              </w:rPr>
-              <w:t>银河航天董事长兼CEO徐鸣：卫星互联网成为太空经济重要增长引擎 - 证券时报网</w:t>
+              <w:t>Nokia, ICEYE take on SpaceX’s Starlink with sovereign LEO network for defense customers</w:t>
             </w:r>
           </w:p>
         </w:tc>
@@ -2105,7 +2126,7 @@
           <w:rFonts w:ascii="Kaiti SC" w:hAnsi="Kaiti SC" w:eastAsia="Kaiti SC" w:cs="Kaiti SC"/>
           <w:sz w:val="21"/>
         </w:rPr>
-        <w:t>SpaceX：Live coverage: SpaceX to launch first Starlink V3 satellites to orbit on Starship （2026-09-28；KeepTrack、Mashable、NASASpaceflight）</w:t>
+        <w:t>SpaceX：Live coverage: SpaceX to launch 21 data transport satellites for the Space Development Agency （2026-10-05；Ars Technica、Investor's Business Daily、NASA）</w:t>
       </w:r>
     </w:p>
     <w:p>
@@ -2126,7 +2147,7 @@
           <w:rFonts w:ascii="Kaiti SC" w:hAnsi="Kaiti SC" w:eastAsia="Kaiti SC" w:cs="Kaiti SC"/>
           <w:sz w:val="21"/>
         </w:rPr>
-        <w:t>Blue Origin：Blue Origin's massive New Glenn rocket on move to launch pad （2026-09-22；bing.com）</w:t>
+        <w:t>Blue Origin：Blue Origin Wants to Launch New Glenn Up to 50 Times a Year - mediasat.info （2026-10-03；Advanced Television、Daytona Beach News-Journal、Florida Today）</w:t>
       </w:r>
     </w:p>
     <w:p>
@@ -2147,7 +2168,7 @@
           <w:rFonts w:ascii="Kaiti SC" w:hAnsi="Kaiti SC" w:eastAsia="Kaiti SC" w:cs="Kaiti SC"/>
           <w:sz w:val="21"/>
         </w:rPr>
-        <w:t>银河航天：银河航天成功发射 “通感智算”一体化技术验证卫星 - 上海证券报电子版 （2026-09-22；thepaper.cn、上海证券报电子版、北京市人民政府门户网站）</w:t>
+        <w:t>SpaceX：Live coverage: SpaceX to launch first Starlink V3 satellites to orbit on Starship （2026-10-01；CNBC、KeepTrack、Mashable）</w:t>
       </w:r>
     </w:p>
     <w:p>
@@ -2168,7 +2189,7 @@
           <w:rFonts w:ascii="Kaiti SC" w:hAnsi="Kaiti SC" w:eastAsia="Kaiti SC" w:cs="Kaiti SC"/>
           <w:sz w:val="21"/>
         </w:rPr>
-        <w:t>中科宇航：中科宇航力箭一号遥十八火箭一箭9星发射成功 - 观点网 （2026-09-22；21财经、Sohu、chinanews.com.cn）</w:t>
+        <w:t>Blue Origin：NASA Adds Blue Origin New Glenn 9×4 to Launch Services Contract （2026-10-01；Aviation Week、NASA、SpaceNews）</w:t>
       </w:r>
     </w:p>
     <w:p>
@@ -2189,7 +2210,7 @@
           <w:rFonts w:ascii="Kaiti SC" w:hAnsi="Kaiti SC" w:eastAsia="Kaiti SC" w:cs="Kaiti SC"/>
           <w:sz w:val="21"/>
         </w:rPr>
-        <w:t>银河航天：银河航天四颗卫星成功发射 SAR卫星快速批产能力再获验证 - 上海证券报·中国证券网 （2026-09-22；Jiemian.com、emwap.eastmoney.com、finance.sina.com.cn）</w:t>
+        <w:t>SpaceX：SpaceX Launches 130 Payloads On Transporter-18 Rideshare Mission （2026-10-02；satellitetoday.com、spacewatch.global）</w:t>
       </w:r>
     </w:p>
     <w:p>
@@ -2210,7 +2231,7 @@
           <w:rFonts w:ascii="Kaiti SC" w:hAnsi="Kaiti SC" w:eastAsia="Kaiti SC" w:cs="Kaiti SC"/>
           <w:sz w:val="21"/>
         </w:rPr>
-        <w:t>中科宇航：中科宇航力箭一号总装周期缩短至约 15 天：南沙总装厂房年产能 30 发，接单到发射周期压缩至半年内 - 手机新浪网 （2026-09-26；手机新浪网、新浪财经）</w:t>
+        <w:t>Blue Origin：Blue Origin CEO: 'We have a path to launch this year' amid pad rebuilding effort - Florida Today （2026-09-29；Florida Today、bing.com）</w:t>
       </w:r>
     </w:p>
     <w:p>
@@ -2231,7 +2252,7 @@
           <w:rFonts w:ascii="Kaiti SC" w:hAnsi="Kaiti SC" w:eastAsia="Kaiti SC" w:cs="Kaiti SC"/>
           <w:sz w:val="21"/>
         </w:rPr>
-        <w:t>SpaceX：Here's What $10,000 Invested in SpaceX Stock Could Look Like in 5 Years （2026-09-23；bing.com）</w:t>
+        <w:t>SpaceX：TakeMe2Space Prepares MOI-1A Orbital Computing Satellite for SpaceX Falcon 9 Launch （2026-09-29；satnews.com、spacewatch.global）</w:t>
       </w:r>
     </w:p>
     <w:p>
@@ -2252,7 +2273,7 @@
           <w:rFonts w:ascii="Kaiti SC" w:hAnsi="Kaiti SC" w:eastAsia="Kaiti SC" w:cs="Kaiti SC"/>
           <w:sz w:val="21"/>
         </w:rPr>
-        <w:t>SpaceX：SpaceX Falcon 9 to launch classified mission for U.S. Space Force from West Coast （2026-09-26；Space、Spaceflight Now）</w:t>
+        <w:t>SpaceX：Nokia, ICEYE take on SpaceX’s Starlink with sovereign LEO network for defense customers （2026-10-01；bing.com）</w:t>
       </w:r>
     </w:p>
     <w:p>
@@ -2286,7 +2307,7 @@
           <w:rFonts w:ascii="Kaiti SC" w:hAnsi="Kaiti SC" w:eastAsia="Kaiti SC" w:cs="Kaiti SC"/>
           <w:sz w:val="21"/>
         </w:rPr>
-        <w:t>Blue Origin：Jeff Bezos' Blue Origin Raises $10 Billion To Fuel Rockets, Satellites And Government Contracts As SpaceX - Benzinga （2026-09-25；Benzinga、bing.com）</w:t>
+        <w:t>SpaceX：Ford government defends secret SpaceX payout after cancelling $100M Starlink deal over Trump tariff fight （2026-10-01；bing.com）</w:t>
       </w:r>
     </w:p>
     <w:p>
@@ -2320,7 +2341,7 @@
           <w:rFonts w:ascii="Kaiti SC" w:hAnsi="Kaiti SC" w:eastAsia="Kaiti SC" w:cs="Kaiti SC"/>
           <w:sz w:val="21"/>
         </w:rPr>
-        <w:t>Blue Origin：Blue Origin raises $10 billion in first outside funding - Proactive financial news （2026-09-25；Proactive financial news）</w:t>
+        <w:t>Blue Origin：Blue Origin's first outside funding round is oversubscribed, CEO says - qz.com （2026-10-01；CNBC、Proactive financial news、Yahoo Finance）</w:t>
       </w:r>
     </w:p>
     <w:p>
@@ -2333,7 +2354,7 @@
           <w:b/>
           <w:sz w:val="21"/>
         </w:rPr>
-        <w:t>6. 其他动态</w:t>
+        <w:t>6. 监管与政策</w:t>
       </w:r>
     </w:p>
     <w:p>
@@ -2354,7 +2375,20 @@
           <w:rFonts w:ascii="Kaiti SC" w:hAnsi="Kaiti SC" w:eastAsia="Kaiti SC" w:cs="Kaiti SC"/>
           <w:sz w:val="21"/>
         </w:rPr>
-        <w:t>SpaceX：SpaceX Starlink satellites deployed in stunning view from space （2026-09-25；bing.com）</w:t>
+        <w:t>Blue Origin：FAA license put Blue Origin’s New Glenn within reach of its first flight （2026-09-29；bing.com）</w:t>
+      </w:r>
+    </w:p>
+    <w:p>
+      <w:pPr>
+        <w:pStyle w:val="Heading1"/>
+      </w:pPr>
+      <w:r>
+        <w:rPr>
+          <w:rFonts w:ascii="Kaiti SC" w:hAnsi="Kaiti SC" w:eastAsia="Kaiti SC" w:cs="Kaiti SC"/>
+          <w:b/>
+          <w:sz w:val="21"/>
+        </w:rPr>
+        <w:t>7. 市场与股价</w:t>
       </w:r>
     </w:p>
     <w:p>
@@ -2375,7 +2409,7 @@
           <w:rFonts w:ascii="Kaiti SC" w:hAnsi="Kaiti SC" w:eastAsia="Kaiti SC" w:cs="Kaiti SC"/>
           <w:sz w:val="21"/>
         </w:rPr>
-        <w:t>SpaceX：SpaceX expands free Starlink Mini rental offer to more US residential users （2026-09-22；bing.com）</w:t>
+        <w:t>中科宇航：蓝箭航天、中科宇航等3家商业航天公司科创板IPO中止 - 新浪财经 （2026-10-02；Jiemian.com、k.sina.com.cn、新浪财经）</w:t>
       </w:r>
     </w:p>
     <w:p>
@@ -2396,7 +2430,7 @@
           <w:rFonts w:ascii="Kaiti SC" w:hAnsi="Kaiti SC" w:eastAsia="Kaiti SC" w:cs="Kaiti SC"/>
           <w:sz w:val="21"/>
         </w:rPr>
-        <w:t>SpaceX：SpaceX is giving away the Starlink Mini to cheaper subscribers, but there’s a catch （2026-09-22；bing.com）</w:t>
+        <w:t>蓝箭航天：三家航天企业被中止IPO，并非终止上市！#商业航天#IPO#蓝箭航天#中科宇航#微纳星空 - 财富号 （2026-10-01；Jiemian.com、东方财富、财富号）</w:t>
       </w:r>
     </w:p>
     <w:p>
@@ -2417,7 +2451,20 @@
           <w:rFonts w:ascii="Kaiti SC" w:hAnsi="Kaiti SC" w:eastAsia="Kaiti SC" w:cs="Kaiti SC"/>
           <w:sz w:val="21"/>
         </w:rPr>
-        <w:t>SpaceX：Elon Musk-led SpaceX's Starlink Faces New Military Connectivity Alternative as Boeing Drone Unit Tests Gogo Link （2026-09-24；Benzinga、bing.com）</w:t>
+        <w:t>微纳星空：蓝箭航天、中科宇航、微纳星空三家企业IPO状态同步变更为中止 - 东方财富 （2026-10-01；jiemian.com、东方财富）</w:t>
+      </w:r>
+    </w:p>
+    <w:p>
+      <w:pPr>
+        <w:pStyle w:val="Heading1"/>
+      </w:pPr>
+      <w:r>
+        <w:rPr>
+          <w:rFonts w:ascii="Kaiti SC" w:hAnsi="Kaiti SC" w:eastAsia="Kaiti SC" w:cs="Kaiti SC"/>
+          <w:b/>
+          <w:sz w:val="21"/>
+        </w:rPr>
+        <w:t>8. 其他动态</w:t>
       </w:r>
     </w:p>
     <w:p>
@@ -2438,7 +2485,7 @@
           <w:rFonts w:ascii="Kaiti SC" w:hAnsi="Kaiti SC" w:eastAsia="Kaiti SC" w:cs="Kaiti SC"/>
           <w:sz w:val="21"/>
         </w:rPr>
-        <w:t>中科宇航：Китай показал сборку Kinetica-1 — крупнейшей твердотопливной ракеты страны （2026-09-26；bing.com）</w:t>
+        <w:t>Blue Origin：Blue Origin’s BE-4 Engine Gimble At Full Power During Hotfire Test （2026-10-02；bing.com）</w:t>
       </w:r>
     </w:p>
     <w:p>
@@ -2459,7 +2506,7 @@
           <w:rFonts w:ascii="Kaiti SC" w:hAnsi="Kaiti SC" w:eastAsia="Kaiti SC" w:cs="Kaiti SC"/>
           <w:sz w:val="21"/>
         </w:rPr>
-        <w:t>Blue Origin：New Glenn's sub-cooled propellant upgrade pushed thrust to 4.5 million pounds （2026-09-22；bing.com）</w:t>
+        <w:t>SpaceX：This company created an in-car signal booster for SpaceX's Starlink mobile （2026-10-01；bing.com）</w:t>
       </w:r>
     </w:p>
     <w:p>
@@ -2480,7 +2527,7 @@
           <w:rFonts w:ascii="Kaiti SC" w:hAnsi="Kaiti SC" w:eastAsia="Kaiti SC" w:cs="Kaiti SC"/>
           <w:sz w:val="21"/>
         </w:rPr>
-        <w:t>银河航天：银河航天董事长兼CEO徐鸣：卫星互联网成为太空经济重要增长引擎 - 证券时报网 （2026-09-23；新浪财经、证券时报网）</w:t>
+        <w:t>SpaceX：Starship, Starlink, or xAI: Which part of SpaceX could move the stock most in 2027? （2026-09-29；bing.com）</w:t>
       </w:r>
     </w:p>
     <w:p>
@@ -2501,7 +2548,91 @@
           <w:rFonts w:ascii="Kaiti SC" w:hAnsi="Kaiti SC" w:eastAsia="Kaiti SC" w:cs="Kaiti SC"/>
           <w:sz w:val="21"/>
         </w:rPr>
-        <w:t>SpaceX：The Future of the 'Space Economy' Changed by SpaceX: Starship × Starlink and the Massive Market Beyond （2026-09-22；bing.com）</w:t>
+        <w:t>SpaceX：SpaceX’s Starlink Just Got More Powerful, and Cable Giants Comcast, Charter May Feel the Heat （2026-10-01；Yahoo Finance、bing.com）</w:t>
+      </w:r>
+    </w:p>
+    <w:p>
+      <w:pPr>
+        <w:keepLines/>
+        <w:spacing w:after="60"/>
+        <w:ind w:left="369" w:hanging="227"/>
+      </w:pPr>
+      <w:r>
+        <w:rPr>
+          <w:rFonts w:ascii="Kaiti SC" w:hAnsi="Kaiti SC" w:eastAsia="Kaiti SC" w:cs="Kaiti SC"/>
+          <w:sz w:val="21"/>
+        </w:rPr>
+        <w:t xml:space="preserve">➢ </w:t>
+      </w:r>
+      <w:r>
+        <w:rPr>
+          <w:rFonts w:ascii="Kaiti SC" w:hAnsi="Kaiti SC" w:eastAsia="Kaiti SC" w:cs="Kaiti SC"/>
+          <w:sz w:val="21"/>
+        </w:rPr>
+        <w:t>中科宇航：CAS Space Lihong-2 suborbital rocket slips to 2027: Merlin-class engine needs three-restart test （2026-10-01；bing.com）</w:t>
+      </w:r>
+    </w:p>
+    <w:p>
+      <w:pPr>
+        <w:keepLines/>
+        <w:spacing w:after="60"/>
+        <w:ind w:left="369" w:hanging="227"/>
+      </w:pPr>
+      <w:r>
+        <w:rPr>
+          <w:rFonts w:ascii="Kaiti SC" w:hAnsi="Kaiti SC" w:eastAsia="Kaiti SC" w:cs="Kaiti SC"/>
+          <w:sz w:val="21"/>
+        </w:rPr>
+        <w:t xml:space="preserve">➢ </w:t>
+      </w:r>
+      <w:r>
+        <w:rPr>
+          <w:rFonts w:ascii="Kaiti SC" w:hAnsi="Kaiti SC" w:eastAsia="Kaiti SC" w:cs="Kaiti SC"/>
+          <w:sz w:val="21"/>
+        </w:rPr>
+        <w:t>中科宇航：全球民商火箭位次出炉：SpaceX第一、中科宇航第二 - 新浪财经 （2026-10-02；新浪财经、财联社）</w:t>
+      </w:r>
+    </w:p>
+    <w:p>
+      <w:pPr>
+        <w:keepLines/>
+        <w:spacing w:after="60"/>
+        <w:ind w:left="369" w:hanging="227"/>
+      </w:pPr>
+      <w:r>
+        <w:rPr>
+          <w:rFonts w:ascii="Kaiti SC" w:hAnsi="Kaiti SC" w:eastAsia="Kaiti SC" w:cs="Kaiti SC"/>
+          <w:sz w:val="21"/>
+        </w:rPr>
+        <w:t xml:space="preserve">➢ </w:t>
+      </w:r>
+      <w:r>
+        <w:rPr>
+          <w:rFonts w:ascii="Kaiti SC" w:hAnsi="Kaiti SC" w:eastAsia="Kaiti SC" w:cs="Kaiti SC"/>
+          <w:sz w:val="21"/>
+        </w:rPr>
+        <w:t>SpaceX：Elon Musk Renews Delta Feud After Airline Picks Amazon Leo Over Starlink （2026-10-04；bing.com）</w:t>
+      </w:r>
+    </w:p>
+    <w:p>
+      <w:pPr>
+        <w:keepLines/>
+        <w:spacing w:after="60"/>
+        <w:ind w:left="369" w:hanging="227"/>
+      </w:pPr>
+      <w:r>
+        <w:rPr>
+          <w:rFonts w:ascii="Kaiti SC" w:hAnsi="Kaiti SC" w:eastAsia="Kaiti SC" w:cs="Kaiti SC"/>
+          <w:sz w:val="21"/>
+        </w:rPr>
+        <w:t xml:space="preserve">➢ </w:t>
+      </w:r>
+      <w:r>
+        <w:rPr>
+          <w:rFonts w:ascii="Kaiti SC" w:hAnsi="Kaiti SC" w:eastAsia="Kaiti SC" w:cs="Kaiti SC"/>
+          <w:sz w:val="21"/>
+        </w:rPr>
+        <w:t>SpaceX：SpaceX donates 50 Starlink kits to Malaysia for disaster preparedness （2026-10-01；bing.com）</w:t>
       </w:r>
     </w:p>
     <w:p>
@@ -2514,7 +2645,7 @@
           <w:b/>
           <w:sz w:val="21"/>
         </w:rPr>
-        <w:t>7. 公司动态概览</w:t>
+        <w:t>9. 公司动态概览</w:t>
       </w:r>
     </w:p>
     <w:tbl>
@@ -2660,7 +2791,7 @@
                 <w:b w:val="0"/>
                 <w:sz w:val="19"/>
               </w:rPr>
-              <w:t>104</w:t>
+              <w:t>131</w:t>
             </w:r>
           </w:p>
         </w:tc>
@@ -2681,7 +2812,7 @@
                 <w:b w:val="0"/>
                 <w:sz w:val="19"/>
               </w:rPr>
-              <w:t>发射与任务、市场与股价、其他动态、监管与政策</w:t>
+              <w:t>发射与任务、市场与股价、产品与技术、其他动态、订单与合作</w:t>
             </w:r>
           </w:p>
         </w:tc>
@@ -2701,7 +2832,7 @@
                 <w:b w:val="0"/>
                 <w:sz w:val="19"/>
               </w:rPr>
-              <w:t>NASA Shares SpaceX Crew-14 Assignments for Space Station Mission</w:t>
+              <w:t>Live coverage: SpaceX to launch 21 data transport satellites for the Space Development Agency</w:t>
             </w:r>
           </w:p>
         </w:tc>
@@ -2747,7 +2878,7 @@
                 <w:b w:val="0"/>
                 <w:sz w:val="19"/>
               </w:rPr>
-              <w:t>41</w:t>
+              <w:t>44</w:t>
             </w:r>
           </w:p>
         </w:tc>
@@ -2768,7 +2899,7 @@
                 <w:b w:val="0"/>
                 <w:sz w:val="19"/>
               </w:rPr>
-              <w:t>市场与股价、发射与任务、融资与资本、订单与合作、其他动态</w:t>
+              <w:t>发射与任务、其他动态、融资与资本</w:t>
             </w:r>
           </w:p>
         </w:tc>
@@ -2788,7 +2919,7 @@
                 <w:b w:val="0"/>
                 <w:sz w:val="19"/>
               </w:rPr>
-              <w:t>Blue Origin Raises $10 Billion in First Outside Funding Round, Valuation Soars to $140 Billion - finance.biggo.com</w:t>
+              <w:t>NASA Adds Blue Origin New Glenn 9×4 to Launch Services Contract</w:t>
             </w:r>
           </w:p>
         </w:tc>
@@ -2834,7 +2965,7 @@
                 <w:b w:val="0"/>
                 <w:sz w:val="19"/>
               </w:rPr>
-              <w:t>12</w:t>
+              <w:t>17</w:t>
             </w:r>
           </w:p>
         </w:tc>
@@ -2855,7 +2986,7 @@
                 <w:b w:val="0"/>
                 <w:sz w:val="19"/>
               </w:rPr>
-              <w:t>发射与任务、订单与合作、产品与技术、其他动态</w:t>
+              <w:t>市场与股价、发射与任务、其他动态</w:t>
             </w:r>
           </w:p>
         </w:tc>
@@ -2875,94 +3006,7 @@
                 <w:b w:val="0"/>
                 <w:sz w:val="19"/>
               </w:rPr>
-              <w:t>中科宇航深化太空制药合作，力鸿二号计划2027年携医药载荷首飞 - 证券时报网</w:t>
-            </w:r>
-          </w:p>
-        </w:tc>
-      </w:tr>
-      <w:tr>
-        <w:trPr>
-          <w:cantSplit/>
-        </w:trPr>
-        <w:tc>
-          <w:tcPr>
-            <w:tcW w:type="dxa" w:w="2075"/>
-            <w:vAlign w:val="center"/>
-          </w:tcPr>
-          <w:p>
-            <w:pPr>
-              <w:spacing w:after="0" w:line="252" w:lineRule="auto"/>
-            </w:pPr>
-            <w:r/>
-            <w:r>
-              <w:rPr>
-                <w:rFonts w:ascii="Kaiti SC" w:hAnsi="Kaiti SC" w:eastAsia="Kaiti SC" w:cs="Kaiti SC"/>
-                <w:b w:val="0"/>
-                <w:sz w:val="19"/>
-              </w:rPr>
-              <w:t>银河航天</w:t>
-            </w:r>
-          </w:p>
-        </w:tc>
-        <w:tc>
-          <w:tcPr>
-            <w:tcW w:type="dxa" w:w="2075"/>
-            <w:vAlign w:val="center"/>
-          </w:tcPr>
-          <w:p>
-            <w:pPr>
-              <w:spacing w:after="0" w:line="252" w:lineRule="auto"/>
-              <w:jc w:val="center"/>
-            </w:pPr>
-            <w:r/>
-            <w:r>
-              <w:rPr>
-                <w:rFonts w:ascii="Kaiti SC" w:hAnsi="Kaiti SC" w:eastAsia="Kaiti SC" w:cs="Kaiti SC"/>
-                <w:b w:val="0"/>
-                <w:sz w:val="19"/>
-              </w:rPr>
-              <w:t>8</w:t>
-            </w:r>
-          </w:p>
-        </w:tc>
-        <w:tc>
-          <w:tcPr>
-            <w:tcW w:type="dxa" w:w="2075"/>
-            <w:vAlign w:val="center"/>
-          </w:tcPr>
-          <w:p>
-            <w:pPr>
-              <w:spacing w:after="0" w:line="252" w:lineRule="auto"/>
-              <w:jc w:val="center"/>
-            </w:pPr>
-            <w:r/>
-            <w:r>
-              <w:rPr>
-                <w:rFonts w:ascii="Kaiti SC" w:hAnsi="Kaiti SC" w:eastAsia="Kaiti SC" w:cs="Kaiti SC"/>
-                <w:b w:val="0"/>
-                <w:sz w:val="19"/>
-              </w:rPr>
-              <w:t>其他动态、发射与任务</w:t>
-            </w:r>
-          </w:p>
-        </w:tc>
-        <w:tc>
-          <w:tcPr>
-            <w:tcW w:type="dxa" w:w="2075"/>
-            <w:vAlign w:val="center"/>
-          </w:tcPr>
-          <w:p>
-            <w:pPr>
-              <w:spacing w:after="0" w:line="252" w:lineRule="auto"/>
-            </w:pPr>
-            <w:r/>
-            <w:r>
-              <w:rPr>
-                <w:rFonts w:ascii="Kaiti SC" w:hAnsi="Kaiti SC" w:eastAsia="Kaiti SC" w:cs="Kaiti SC"/>
-                <w:b w:val="0"/>
-                <w:sz w:val="19"/>
-              </w:rPr>
-              <w:t>Amazon Leo Partners With UZ-SAT to Expand Satellite Internet in Uzbekistan</w:t>
+              <w:t>蓝箭航天、中科宇航等3家商业航天公司科创板IPO中止 - 新浪财经</w:t>
             </w:r>
           </w:p>
         </w:tc>
@@ -3008,7 +3052,7 @@
                 <w:b w:val="0"/>
                 <w:sz w:val="19"/>
               </w:rPr>
-              <w:t>4</w:t>
+              <w:t>6</w:t>
             </w:r>
           </w:p>
         </w:tc>
@@ -3029,7 +3073,7 @@
                 <w:b w:val="0"/>
                 <w:sz w:val="19"/>
               </w:rPr>
-              <w:t>其他动态、产品与技术</w:t>
+              <w:t>市场与股价、其他动态</w:t>
             </w:r>
           </w:p>
         </w:tc>
@@ -3049,7 +3093,94 @@
                 <w:b w:val="0"/>
                 <w:sz w:val="19"/>
               </w:rPr>
-              <w:t>朱雀三号官宣登陆央视中秋晚会，商业航天迈向主流视野 - stock.eastmoney.com</w:t>
+              <w:t>蓝箭航天、中科宇航等3家商业航天公司科创板IPO中止 - 新浪财经</w:t>
+            </w:r>
+          </w:p>
+        </w:tc>
+      </w:tr>
+      <w:tr>
+        <w:trPr>
+          <w:cantSplit/>
+        </w:trPr>
+        <w:tc>
+          <w:tcPr>
+            <w:tcW w:type="dxa" w:w="2075"/>
+            <w:vAlign w:val="center"/>
+          </w:tcPr>
+          <w:p>
+            <w:pPr>
+              <w:spacing w:after="0" w:line="252" w:lineRule="auto"/>
+            </w:pPr>
+            <w:r/>
+            <w:r>
+              <w:rPr>
+                <w:rFonts w:ascii="Kaiti SC" w:hAnsi="Kaiti SC" w:eastAsia="Kaiti SC" w:cs="Kaiti SC"/>
+                <w:b w:val="0"/>
+                <w:sz w:val="19"/>
+              </w:rPr>
+              <w:t>微纳星空</w:t>
+            </w:r>
+          </w:p>
+        </w:tc>
+        <w:tc>
+          <w:tcPr>
+            <w:tcW w:type="dxa" w:w="2075"/>
+            <w:vAlign w:val="center"/>
+          </w:tcPr>
+          <w:p>
+            <w:pPr>
+              <w:spacing w:after="0" w:line="252" w:lineRule="auto"/>
+              <w:jc w:val="center"/>
+            </w:pPr>
+            <w:r/>
+            <w:r>
+              <w:rPr>
+                <w:rFonts w:ascii="Kaiti SC" w:hAnsi="Kaiti SC" w:eastAsia="Kaiti SC" w:cs="Kaiti SC"/>
+                <w:b w:val="0"/>
+                <w:sz w:val="19"/>
+              </w:rPr>
+              <w:t>5</w:t>
+            </w:r>
+          </w:p>
+        </w:tc>
+        <w:tc>
+          <w:tcPr>
+            <w:tcW w:type="dxa" w:w="2075"/>
+            <w:vAlign w:val="center"/>
+          </w:tcPr>
+          <w:p>
+            <w:pPr>
+              <w:spacing w:after="0" w:line="252" w:lineRule="auto"/>
+              <w:jc w:val="center"/>
+            </w:pPr>
+            <w:r/>
+            <w:r>
+              <w:rPr>
+                <w:rFonts w:ascii="Kaiti SC" w:hAnsi="Kaiti SC" w:eastAsia="Kaiti SC" w:cs="Kaiti SC"/>
+                <w:b w:val="0"/>
+                <w:sz w:val="19"/>
+              </w:rPr>
+              <w:t>市场与股价</w:t>
+            </w:r>
+          </w:p>
+        </w:tc>
+        <w:tc>
+          <w:tcPr>
+            <w:tcW w:type="dxa" w:w="2075"/>
+            <w:vAlign w:val="center"/>
+          </w:tcPr>
+          <w:p>
+            <w:pPr>
+              <w:spacing w:after="0" w:line="252" w:lineRule="auto"/>
+            </w:pPr>
+            <w:r/>
+            <w:r>
+              <w:rPr>
+                <w:rFonts w:ascii="Kaiti SC" w:hAnsi="Kaiti SC" w:eastAsia="Kaiti SC" w:cs="Kaiti SC"/>
+                <w:b w:val="0"/>
+                <w:sz w:val="19"/>
+              </w:rPr>
+              <w:t>国星宇航、展芯半导体、微纳星空、国仪量子冲刺IPO，涉及四川多家机构投资 - 新浪财经</w:t>
             </w:r>
           </w:p>
         </w:tc>
@@ -3095,7 +3226,7 @@
                 <w:b w:val="0"/>
                 <w:sz w:val="19"/>
               </w:rPr>
-              <w:t>2</w:t>
+              <w:t>1</w:t>
             </w:r>
           </w:p>
         </w:tc>
@@ -3116,7 +3247,7 @@
                 <w:b w:val="0"/>
                 <w:sz w:val="19"/>
               </w:rPr>
-              <w:t>其他动态</w:t>
+              <w:t>发射与任务</w:t>
             </w:r>
           </w:p>
         </w:tc>
@@ -3136,7 +3267,7 @@
                 <w:b w:val="0"/>
                 <w:sz w:val="19"/>
               </w:rPr>
-              <w:t>中国星网旗下公司拟转让20%股权 - 搜狐网</w:t>
+              <w:t>China launches Guowang, Yaogan-40 satellites, sets up busy Q4 manifest</w:t>
             </w:r>
           </w:p>
         </w:tc>
@@ -3161,7 +3292,7 @@
                 <w:b w:val="0"/>
                 <w:sz w:val="19"/>
               </w:rPr>
-              <w:t>星际荣耀</w:t>
+              <w:t>星河动力</w:t>
             </w:r>
           </w:p>
         </w:tc>
@@ -3203,7 +3334,7 @@
                 <w:b w:val="0"/>
                 <w:sz w:val="19"/>
               </w:rPr>
-              <w:t>订单与合作</w:t>
+              <w:t>发射与任务</w:t>
             </w:r>
           </w:p>
         </w:tc>
@@ -3223,7 +3354,7 @@
                 <w:b w:val="0"/>
                 <w:sz w:val="19"/>
               </w:rPr>
-              <w:t>上海光之年诉星际荣耀中介合同纠纷案10月22日开庭将厘清权责边界 - finance.sina.com.cn</w:t>
+              <w:t>智神星一号首飞成功！揭秘这枚火箭的硬核技术 - 搜狐网</w:t>
             </w:r>
           </w:p>
         </w:tc>
@@ -3239,7 +3370,7 @@
           <w:b/>
           <w:sz w:val="21"/>
         </w:rPr>
-        <w:t>8. 关联历史回看</w:t>
+        <w:t>10. 关联历史回看</w:t>
       </w:r>
     </w:p>
     <w:p>
@@ -3260,7 +3391,7 @@
           <w:rFonts w:ascii="Kaiti SC" w:hAnsi="Kaiti SC" w:eastAsia="Kaiti SC" w:cs="Kaiti SC"/>
           <w:sz w:val="21"/>
         </w:rPr>
-        <w:t>SpaceX：本周“SpaceX Starlink satellites deployed in stunning view from space”；关联回看 2026-08-08 的“SpaceX Starlink satellites deployed in stunning view from space”。</w:t>
+        <w:t>Blue Origin：本周“Blue Origin Wants to Launch New Glenn Up to 50 Times a Year - mediasat.info”；关联回看 2026-07-08 的“Blue Origin wants to launch New Glenn rocket by end of 2026. Can it?”。</w:t>
       </w:r>
     </w:p>
     <w:p>
@@ -3281,7 +3412,7 @@
           <w:rFonts w:ascii="Kaiti SC" w:hAnsi="Kaiti SC" w:eastAsia="Kaiti SC" w:cs="Kaiti SC"/>
           <w:sz w:val="21"/>
         </w:rPr>
-        <w:t>Blue Origin：本周“Blue Origin's massive New Glenn rocket on move to launch pad”；关联回看 2026-09-09 的“Blue Origin's massive New Glenn rocket on move to launch pad”。</w:t>
+        <w:t>Blue Origin：本周“Blue Origin’s BE-4 Engine Gimble At Full Power During Hotfire Test”；关联回看 2026-06-29 的“Blue Origin’s BE-4 Engine Gimble At Full Power During Hotfire Test”。</w:t>
       </w:r>
     </w:p>
     <w:p>
@@ -3302,7 +3433,7 @@
           <w:rFonts w:ascii="Kaiti SC" w:hAnsi="Kaiti SC" w:eastAsia="Kaiti SC" w:cs="Kaiti SC"/>
           <w:sz w:val="21"/>
         </w:rPr>
-        <w:t>中科宇航：本周“中科宇航力箭一号遥十八火箭一箭9星发射成功 - 观点网”；关联回看 2026-09-20 的“一箭9星！中科宇航力箭一号遥十八发射成功 超智算一号开启“天感天算” - finance.sina.com.cn”。</w:t>
+        <w:t>SpaceX：本周“This company created an in-car signal booster for SpaceX's Starlink mobile”；关联回看 2026-08-31 的“Starlink Mobile and AST? This Prepaid Carrier Wants to Offer Both”。</w:t>
       </w:r>
     </w:p>
     <w:p>
@@ -3323,7 +3454,7 @@
           <w:rFonts w:ascii="Kaiti SC" w:hAnsi="Kaiti SC" w:eastAsia="Kaiti SC" w:cs="Kaiti SC"/>
           <w:sz w:val="21"/>
         </w:rPr>
-        <w:t>银河航天：本周“银河航天四颗卫星成功发射 SAR卫星快速批产能力再获验证 - 上海证券报·中国证券网”；关联回看 2026-09-16 的“银河航天四颗SAR卫星成功发射 批产能力再获验证 - 证券时报网”。</w:t>
+        <w:t>SpaceX：本周“Starship, Starlink, or xAI: Which part of SpaceX could move the stock most in 2027?”；关联回看 2026-09-16 的“Not Starship. Not Starlink. This is the part of SpaceX's business that could lift it into the $3 trillion club.”。</w:t>
       </w:r>
     </w:p>
     <w:p>
@@ -3344,7 +3475,7 @@
           <w:rFonts w:ascii="Kaiti SC" w:hAnsi="Kaiti SC" w:eastAsia="Kaiti SC" w:cs="Kaiti SC"/>
           <w:sz w:val="21"/>
         </w:rPr>
-        <w:t>SpaceX：本周“SpaceX Falcon 9 to launch classified mission for U.S. Space Force from West Coast”；关联回看 2026-09-11 的“Live coverage: SpaceX to launch classified payload for the U.S. Space Force”。</w:t>
+        <w:t>Blue Origin：本周“Blue Origin's first outside funding round is oversubscribed, CEO says - qz.com”；关联回看 2026-07-25 的“Jeff Bezos Put $2 Billion of His Own Money Into Blue Origin's First Outside Funding Round”。</w:t>
       </w:r>
     </w:p>
     <w:p>
@@ -3365,7 +3496,7 @@
           <w:rFonts w:ascii="Kaiti SC" w:hAnsi="Kaiti SC" w:eastAsia="Kaiti SC" w:cs="Kaiti SC"/>
           <w:sz w:val="21"/>
         </w:rPr>
-        <w:t>SpaceX：本周“Planet Labs Delivers Pelican-12 Spacecraft to Cape Canaveral for SpaceX Bandwagon-5 Mission”；关联回看 2026-08-16 的“Live coverage: SpaceX to launch satellite replenishment mission for Globalstar from Cape Canaveral”。</w:t>
+        <w:t>Blue Origin：本周“NASA Adds Blue Origin New Glenn 9×4 to Launch Services Contract”；关联回看 2026-07-27 的“NASA provides Blue Origin with an alternative for New Glenn tests”。</w:t>
       </w:r>
     </w:p>
     <w:p>
@@ -3383,7 +3514,7 @@
           <w:b/>
           <w:sz w:val="21"/>
         </w:rPr>
-        <w:t>9. 下周关注</w:t>
+        <w:t>11. 下周关注</w:t>
       </w:r>
     </w:p>
     <w:p>
@@ -3404,7 +3535,7 @@
           <w:rFonts w:ascii="Kaiti SC" w:hAnsi="Kaiti SC" w:eastAsia="Kaiti SC" w:cs="Kaiti SC"/>
           <w:sz w:val="21"/>
         </w:rPr>
-        <w:t>继续跟踪本周高频类别：发射与任务、其他动态、订单与合作。</w:t>
+        <w:t>继续跟踪本周高频类别：发射与任务、其他动态、市场与股价。</w:t>
       </w:r>
     </w:p>
     <w:p>
@@ -3488,7 +3619,7 @@
           <w:rFonts w:ascii="Kaiti SC" w:hAnsi="Kaiti SC" w:eastAsia="Kaiti SC" w:cs="Kaiti SC"/>
           <w:sz w:val="21"/>
         </w:rPr>
-        <w:t>关注 银河航天 的后续披露与多来源交叉验证。</w:t>
+        <w:t>关注 蓝箭航天 的后续披露与多来源交叉验证。</w:t>
       </w:r>
     </w:p>
     <w:p>
@@ -3509,7 +3640,7 @@
           <w:rFonts w:ascii="Kaiti SC" w:hAnsi="Kaiti SC" w:eastAsia="Kaiti SC" w:cs="Kaiti SC"/>
           <w:sz w:val="21"/>
         </w:rPr>
-        <w:t>关注 蓝箭航天 的后续披露与多来源交叉验证。</w:t>
+        <w:t>关注 微纳星空 的后续披露与多来源交叉验证。</w:t>
       </w:r>
     </w:p>
     <w:sectPr>

--- a/docs/data/reports/weekly/latest/weekly_report.docx
+++ b/docs/data/reports/weekly/latest/weekly_report.docx
@@ -26,7 +26,7 @@
           <w:rFonts w:ascii="Kaiti SC" w:hAnsi="Kaiti SC" w:eastAsia="Kaiti SC" w:cs="Kaiti SC"/>
           <w:sz w:val="21"/>
         </w:rPr>
-        <w:t>2026-09-29 至 2026-10-05</w:t>
+        <w:t>2026-10-06 至 2026-10-12</w:t>
       </w:r>
     </w:p>
     <w:tbl>
@@ -81,7 +81,7 @@
                 <w:b w:val="0"/>
                 <w:sz w:val="19"/>
               </w:rPr>
-              <w:t>2026-09-29 至 2026-10-05</w:t>
+              <w:t>2026-10-06 至 2026-10-12</w:t>
             </w:r>
           </w:p>
         </w:tc>
@@ -127,7 +127,7 @@
                 <w:b w:val="0"/>
                 <w:sz w:val="19"/>
               </w:rPr>
-              <w:t>205 条 / 53 个</w:t>
+              <w:t>252 条 / 86 个</w:t>
             </w:r>
           </w:p>
         </w:tc>
@@ -173,7 +173,7 @@
                 <w:b w:val="0"/>
                 <w:sz w:val="19"/>
               </w:rPr>
-              <w:t>7 家 / 41 个</w:t>
+              <w:t>10 家 / 59 个</w:t>
             </w:r>
           </w:p>
         </w:tc>
@@ -219,7 +219,7 @@
                 <w:b w:val="0"/>
                 <w:sz w:val="19"/>
               </w:rPr>
-              <w:t>2026-10-05</w:t>
+              <w:t>2026-10-12</w:t>
             </w:r>
           </w:p>
         </w:tc>
@@ -245,7 +245,7 @@
     </w:p>
     <w:p>
       <w:r>
-        <w:t>2026-09-29 至 2026-10-05 共归档 205 条新闻，形成 53 个事件，覆盖 7 家公司和 41 个来源。 新闻量较多的公司包括 SpaceX、Blue Origin、中科宇航、蓝箭航天、微纳星空。 其中 6 项动态可与更早的同公司同类事件关联回看。</w:t>
+        <w:t>2026-10-06 至 2026-10-12 共归档 252 条新闻，形成 86 个事件，覆盖 10 家公司和 59 个来源。 新闻量较多的公司包括 SpaceX、Blue Origin、中国星网、蓝箭航天、星际荣耀。 其中 6 项动态可与更早的同公司同类事件关联回看。</w:t>
       </w:r>
     </w:p>
     <w:p>
@@ -266,7 +266,7 @@
           <w:rFonts w:ascii="Kaiti SC" w:hAnsi="Kaiti SC" w:eastAsia="Kaiti SC" w:cs="Kaiti SC"/>
           <w:sz w:val="21"/>
         </w:rPr>
-        <w:t>发射与任务：19 个事件。</w:t>
+        <w:t>发射与任务：30 个事件。</w:t>
       </w:r>
     </w:p>
     <w:p>
@@ -287,7 +287,7 @@
           <w:rFonts w:ascii="Kaiti SC" w:hAnsi="Kaiti SC" w:eastAsia="Kaiti SC" w:cs="Kaiti SC"/>
           <w:sz w:val="21"/>
         </w:rPr>
-        <w:t>订单与合作：2 个事件。</w:t>
+        <w:t>监管与政策：8 个事件。</w:t>
       </w:r>
     </w:p>
     <w:p>
@@ -308,49 +308,7 @@
           <w:rFonts w:ascii="Kaiti SC" w:hAnsi="Kaiti SC" w:eastAsia="Kaiti SC" w:cs="Kaiti SC"/>
           <w:sz w:val="21"/>
         </w:rPr>
-        <w:t>融资与资本：1 个事件。</w:t>
-      </w:r>
-    </w:p>
-    <w:p>
-      <w:pPr>
-        <w:keepLines/>
-        <w:spacing w:after="60"/>
-        <w:ind w:left="369" w:hanging="227"/>
-      </w:pPr>
-      <w:r>
-        <w:rPr>
-          <w:rFonts w:ascii="Kaiti SC" w:hAnsi="Kaiti SC" w:eastAsia="Kaiti SC" w:cs="Kaiti SC"/>
-          <w:sz w:val="21"/>
-        </w:rPr>
-        <w:t xml:space="preserve">✓ </w:t>
-      </w:r>
-      <w:r>
-        <w:rPr>
-          <w:rFonts w:ascii="Kaiti SC" w:hAnsi="Kaiti SC" w:eastAsia="Kaiti SC" w:cs="Kaiti SC"/>
-          <w:sz w:val="21"/>
-        </w:rPr>
-        <w:t>监管与政策：1 个事件。</w:t>
-      </w:r>
-    </w:p>
-    <w:p>
-      <w:pPr>
-        <w:keepLines/>
-        <w:spacing w:after="60"/>
-        <w:ind w:left="369" w:hanging="227"/>
-      </w:pPr>
-      <w:r>
-        <w:rPr>
-          <w:rFonts w:ascii="Kaiti SC" w:hAnsi="Kaiti SC" w:eastAsia="Kaiti SC" w:cs="Kaiti SC"/>
-          <w:sz w:val="21"/>
-        </w:rPr>
-        <w:t xml:space="preserve">✓ </w:t>
-      </w:r>
-      <w:r>
-        <w:rPr>
-          <w:rFonts w:ascii="Kaiti SC" w:hAnsi="Kaiti SC" w:eastAsia="Kaiti SC" w:cs="Kaiti SC"/>
-          <w:sz w:val="21"/>
-        </w:rPr>
-        <w:t>市场与股价：9 个事件。</w:t>
+        <w:t>市场与股价：14 个事件。</w:t>
       </w:r>
     </w:p>
     <w:p>
@@ -392,7 +350,7 @@
           <w:rFonts w:ascii="Kaiti SC" w:hAnsi="Kaiti SC" w:eastAsia="Kaiti SC" w:cs="Kaiti SC"/>
           <w:sz w:val="21"/>
         </w:rPr>
-        <w:t>其他动态：20 个事件。</w:t>
+        <w:t>其他动态：33 个事件。</w:t>
       </w:r>
     </w:p>
     <w:p>
@@ -531,7 +489,623 @@
                 <w:b w:val="0"/>
                 <w:sz w:val="19"/>
               </w:rPr>
-              <w:t>2026-10-05</w:t>
+              <w:t>2026-10-11</w:t>
+            </w:r>
+          </w:p>
+        </w:tc>
+        <w:tc>
+          <w:tcPr>
+            <w:tcW w:type="dxa" w:w="2075"/>
+            <w:vAlign w:val="center"/>
+          </w:tcPr>
+          <w:p>
+            <w:pPr>
+              <w:spacing w:after="0" w:line="252" w:lineRule="auto"/>
+              <w:jc w:val="center"/>
+            </w:pPr>
+            <w:r/>
+            <w:r>
+              <w:rPr>
+                <w:rFonts w:ascii="Kaiti SC" w:hAnsi="Kaiti SC" w:eastAsia="Kaiti SC" w:cs="Kaiti SC"/>
+                <w:b w:val="0"/>
+                <w:sz w:val="19"/>
+              </w:rPr>
+              <w:t>SpaceX</w:t>
+            </w:r>
+          </w:p>
+        </w:tc>
+        <w:tc>
+          <w:tcPr>
+            <w:tcW w:type="dxa" w:w="2075"/>
+            <w:vAlign w:val="center"/>
+          </w:tcPr>
+          <w:p>
+            <w:pPr>
+              <w:spacing w:after="0" w:line="252" w:lineRule="auto"/>
+              <w:jc w:val="center"/>
+            </w:pPr>
+            <w:r/>
+            <w:r>
+              <w:rPr>
+                <w:rFonts w:ascii="Kaiti SC" w:hAnsi="Kaiti SC" w:eastAsia="Kaiti SC" w:cs="Kaiti SC"/>
+                <w:b w:val="0"/>
+                <w:sz w:val="19"/>
+              </w:rPr>
+              <w:t>发射与任务</w:t>
+            </w:r>
+          </w:p>
+        </w:tc>
+        <w:tc>
+          <w:tcPr>
+            <w:tcW w:type="dxa" w:w="2075"/>
+            <w:vAlign w:val="center"/>
+          </w:tcPr>
+          <w:p>
+            <w:pPr>
+              <w:spacing w:after="0" w:line="252" w:lineRule="auto"/>
+            </w:pPr>
+            <w:r/>
+            <w:r>
+              <w:rPr>
+                <w:rFonts w:ascii="Kaiti SC" w:hAnsi="Kaiti SC" w:eastAsia="Kaiti SC" w:cs="Kaiti SC"/>
+                <w:b w:val="0"/>
+                <w:sz w:val="19"/>
+              </w:rPr>
+              <w:t>SpaceX Acquires Grain Management’s 800 MHz Spectrum Portfolio to Launch Standalone Starlink Mobile Carrier</w:t>
+            </w:r>
+          </w:p>
+        </w:tc>
+      </w:tr>
+      <w:tr>
+        <w:trPr>
+          <w:cantSplit/>
+        </w:trPr>
+        <w:tc>
+          <w:tcPr>
+            <w:tcW w:type="dxa" w:w="2075"/>
+            <w:vAlign w:val="center"/>
+          </w:tcPr>
+          <w:p>
+            <w:pPr>
+              <w:spacing w:after="0" w:line="252" w:lineRule="auto"/>
+              <w:jc w:val="center"/>
+            </w:pPr>
+            <w:r/>
+            <w:r>
+              <w:rPr>
+                <w:rFonts w:ascii="Kaiti SC" w:hAnsi="Kaiti SC" w:eastAsia="Kaiti SC" w:cs="Kaiti SC"/>
+                <w:b w:val="0"/>
+                <w:sz w:val="19"/>
+              </w:rPr>
+              <w:t>2026-10-11</w:t>
+            </w:r>
+          </w:p>
+        </w:tc>
+        <w:tc>
+          <w:tcPr>
+            <w:tcW w:type="dxa" w:w="2075"/>
+            <w:vAlign w:val="center"/>
+          </w:tcPr>
+          <w:p>
+            <w:pPr>
+              <w:spacing w:after="0" w:line="252" w:lineRule="auto"/>
+              <w:jc w:val="center"/>
+            </w:pPr>
+            <w:r/>
+            <w:r>
+              <w:rPr>
+                <w:rFonts w:ascii="Kaiti SC" w:hAnsi="Kaiti SC" w:eastAsia="Kaiti SC" w:cs="Kaiti SC"/>
+                <w:b w:val="0"/>
+                <w:sz w:val="19"/>
+              </w:rPr>
+              <w:t>Blue Origin</w:t>
+            </w:r>
+          </w:p>
+        </w:tc>
+        <w:tc>
+          <w:tcPr>
+            <w:tcW w:type="dxa" w:w="2075"/>
+            <w:vAlign w:val="center"/>
+          </w:tcPr>
+          <w:p>
+            <w:pPr>
+              <w:spacing w:after="0" w:line="252" w:lineRule="auto"/>
+              <w:jc w:val="center"/>
+            </w:pPr>
+            <w:r/>
+            <w:r>
+              <w:rPr>
+                <w:rFonts w:ascii="Kaiti SC" w:hAnsi="Kaiti SC" w:eastAsia="Kaiti SC" w:cs="Kaiti SC"/>
+                <w:b w:val="0"/>
+                <w:sz w:val="19"/>
+              </w:rPr>
+              <w:t>市场与股价</w:t>
+            </w:r>
+          </w:p>
+        </w:tc>
+        <w:tc>
+          <w:tcPr>
+            <w:tcW w:type="dxa" w:w="2075"/>
+            <w:vAlign w:val="center"/>
+          </w:tcPr>
+          <w:p>
+            <w:pPr>
+              <w:spacing w:after="0" w:line="252" w:lineRule="auto"/>
+            </w:pPr>
+            <w:r/>
+            <w:r>
+              <w:rPr>
+                <w:rFonts w:ascii="Kaiti SC" w:hAnsi="Kaiti SC" w:eastAsia="Kaiti SC" w:cs="Kaiti SC"/>
+                <w:b w:val="0"/>
+                <w:sz w:val="19"/>
+              </w:rPr>
+              <w:t>Blue Origin Commits $550M to Texas Satellite Complex as Jeff Bezos Confirms $10B Equity Round and IPO Roadmap</w:t>
+            </w:r>
+          </w:p>
+        </w:tc>
+      </w:tr>
+      <w:tr>
+        <w:trPr>
+          <w:cantSplit/>
+        </w:trPr>
+        <w:tc>
+          <w:tcPr>
+            <w:tcW w:type="dxa" w:w="2075"/>
+            <w:vAlign w:val="center"/>
+          </w:tcPr>
+          <w:p>
+            <w:pPr>
+              <w:spacing w:after="0" w:line="252" w:lineRule="auto"/>
+              <w:jc w:val="center"/>
+            </w:pPr>
+            <w:r/>
+            <w:r>
+              <w:rPr>
+                <w:rFonts w:ascii="Kaiti SC" w:hAnsi="Kaiti SC" w:eastAsia="Kaiti SC" w:cs="Kaiti SC"/>
+                <w:b w:val="0"/>
+                <w:sz w:val="19"/>
+              </w:rPr>
+              <w:t>2026-10-10</w:t>
+            </w:r>
+          </w:p>
+        </w:tc>
+        <w:tc>
+          <w:tcPr>
+            <w:tcW w:type="dxa" w:w="2075"/>
+            <w:vAlign w:val="center"/>
+          </w:tcPr>
+          <w:p>
+            <w:pPr>
+              <w:spacing w:after="0" w:line="252" w:lineRule="auto"/>
+              <w:jc w:val="center"/>
+            </w:pPr>
+            <w:r/>
+            <w:r>
+              <w:rPr>
+                <w:rFonts w:ascii="Kaiti SC" w:hAnsi="Kaiti SC" w:eastAsia="Kaiti SC" w:cs="Kaiti SC"/>
+                <w:b w:val="0"/>
+                <w:sz w:val="19"/>
+              </w:rPr>
+              <w:t>SpaceX</w:t>
+            </w:r>
+          </w:p>
+        </w:tc>
+        <w:tc>
+          <w:tcPr>
+            <w:tcW w:type="dxa" w:w="2075"/>
+            <w:vAlign w:val="center"/>
+          </w:tcPr>
+          <w:p>
+            <w:pPr>
+              <w:spacing w:after="0" w:line="252" w:lineRule="auto"/>
+              <w:jc w:val="center"/>
+            </w:pPr>
+            <w:r/>
+            <w:r>
+              <w:rPr>
+                <w:rFonts w:ascii="Kaiti SC" w:hAnsi="Kaiti SC" w:eastAsia="Kaiti SC" w:cs="Kaiti SC"/>
+                <w:b w:val="0"/>
+                <w:sz w:val="19"/>
+              </w:rPr>
+              <w:t>其他动态</w:t>
+            </w:r>
+          </w:p>
+        </w:tc>
+        <w:tc>
+          <w:tcPr>
+            <w:tcW w:type="dxa" w:w="2075"/>
+            <w:vAlign w:val="center"/>
+          </w:tcPr>
+          <w:p>
+            <w:pPr>
+              <w:spacing w:after="0" w:line="252" w:lineRule="auto"/>
+            </w:pPr>
+            <w:r/>
+            <w:r>
+              <w:rPr>
+                <w:rFonts w:ascii="Kaiti SC" w:hAnsi="Kaiti SC" w:eastAsia="Kaiti SC" w:cs="Kaiti SC"/>
+                <w:b w:val="0"/>
+                <w:sz w:val="19"/>
+              </w:rPr>
+              <w:t>SpaceX Moves to Acquire Nationwide Low-Band Spectrum for Starlink Mobile</w:t>
+            </w:r>
+          </w:p>
+        </w:tc>
+      </w:tr>
+      <w:tr>
+        <w:trPr>
+          <w:cantSplit/>
+        </w:trPr>
+        <w:tc>
+          <w:tcPr>
+            <w:tcW w:type="dxa" w:w="2075"/>
+            <w:vAlign w:val="center"/>
+          </w:tcPr>
+          <w:p>
+            <w:pPr>
+              <w:spacing w:after="0" w:line="252" w:lineRule="auto"/>
+              <w:jc w:val="center"/>
+            </w:pPr>
+            <w:r/>
+            <w:r>
+              <w:rPr>
+                <w:rFonts w:ascii="Kaiti SC" w:hAnsi="Kaiti SC" w:eastAsia="Kaiti SC" w:cs="Kaiti SC"/>
+                <w:b w:val="0"/>
+                <w:sz w:val="19"/>
+              </w:rPr>
+              <w:t>2026-10-09</w:t>
+            </w:r>
+          </w:p>
+        </w:tc>
+        <w:tc>
+          <w:tcPr>
+            <w:tcW w:type="dxa" w:w="2075"/>
+            <w:vAlign w:val="center"/>
+          </w:tcPr>
+          <w:p>
+            <w:pPr>
+              <w:spacing w:after="0" w:line="252" w:lineRule="auto"/>
+              <w:jc w:val="center"/>
+            </w:pPr>
+            <w:r/>
+            <w:r>
+              <w:rPr>
+                <w:rFonts w:ascii="Kaiti SC" w:hAnsi="Kaiti SC" w:eastAsia="Kaiti SC" w:cs="Kaiti SC"/>
+                <w:b w:val="0"/>
+                <w:sz w:val="19"/>
+              </w:rPr>
+              <w:t>SpaceX</w:t>
+            </w:r>
+          </w:p>
+        </w:tc>
+        <w:tc>
+          <w:tcPr>
+            <w:tcW w:type="dxa" w:w="2075"/>
+            <w:vAlign w:val="center"/>
+          </w:tcPr>
+          <w:p>
+            <w:pPr>
+              <w:spacing w:after="0" w:line="252" w:lineRule="auto"/>
+              <w:jc w:val="center"/>
+            </w:pPr>
+            <w:r/>
+            <w:r>
+              <w:rPr>
+                <w:rFonts w:ascii="Kaiti SC" w:hAnsi="Kaiti SC" w:eastAsia="Kaiti SC" w:cs="Kaiti SC"/>
+                <w:b w:val="0"/>
+                <w:sz w:val="19"/>
+              </w:rPr>
+              <w:t>监管与政策</w:t>
+            </w:r>
+          </w:p>
+        </w:tc>
+        <w:tc>
+          <w:tcPr>
+            <w:tcW w:type="dxa" w:w="2075"/>
+            <w:vAlign w:val="center"/>
+          </w:tcPr>
+          <w:p>
+            <w:pPr>
+              <w:spacing w:after="0" w:line="252" w:lineRule="auto"/>
+            </w:pPr>
+            <w:r/>
+            <w:r>
+              <w:rPr>
+                <w:rFonts w:ascii="Kaiti SC" w:hAnsi="Kaiti SC" w:eastAsia="Kaiti SC" w:cs="Kaiti SC"/>
+                <w:b w:val="0"/>
+                <w:sz w:val="19"/>
+              </w:rPr>
+              <w:t>SpaceX Wins FCC Approval for Starlink Mobile’s Massive Next-Generation Direct-to-Cell Constellation</w:t>
+            </w:r>
+          </w:p>
+        </w:tc>
+      </w:tr>
+      <w:tr>
+        <w:trPr>
+          <w:cantSplit/>
+        </w:trPr>
+        <w:tc>
+          <w:tcPr>
+            <w:tcW w:type="dxa" w:w="2075"/>
+            <w:vAlign w:val="center"/>
+          </w:tcPr>
+          <w:p>
+            <w:pPr>
+              <w:spacing w:after="0" w:line="252" w:lineRule="auto"/>
+              <w:jc w:val="center"/>
+            </w:pPr>
+            <w:r/>
+            <w:r>
+              <w:rPr>
+                <w:rFonts w:ascii="Kaiti SC" w:hAnsi="Kaiti SC" w:eastAsia="Kaiti SC" w:cs="Kaiti SC"/>
+                <w:b w:val="0"/>
+                <w:sz w:val="19"/>
+              </w:rPr>
+              <w:t>2026-10-09</w:t>
+            </w:r>
+          </w:p>
+        </w:tc>
+        <w:tc>
+          <w:tcPr>
+            <w:tcW w:type="dxa" w:w="2075"/>
+            <w:vAlign w:val="center"/>
+          </w:tcPr>
+          <w:p>
+            <w:pPr>
+              <w:spacing w:after="0" w:line="252" w:lineRule="auto"/>
+              <w:jc w:val="center"/>
+            </w:pPr>
+            <w:r/>
+            <w:r>
+              <w:rPr>
+                <w:rFonts w:ascii="Kaiti SC" w:hAnsi="Kaiti SC" w:eastAsia="Kaiti SC" w:cs="Kaiti SC"/>
+                <w:b w:val="0"/>
+                <w:sz w:val="19"/>
+              </w:rPr>
+              <w:t>Blue Origin</w:t>
+            </w:r>
+          </w:p>
+        </w:tc>
+        <w:tc>
+          <w:tcPr>
+            <w:tcW w:type="dxa" w:w="2075"/>
+            <w:vAlign w:val="center"/>
+          </w:tcPr>
+          <w:p>
+            <w:pPr>
+              <w:spacing w:after="0" w:line="252" w:lineRule="auto"/>
+              <w:jc w:val="center"/>
+            </w:pPr>
+            <w:r/>
+            <w:r>
+              <w:rPr>
+                <w:rFonts w:ascii="Kaiti SC" w:hAnsi="Kaiti SC" w:eastAsia="Kaiti SC" w:cs="Kaiti SC"/>
+                <w:b w:val="0"/>
+                <w:sz w:val="19"/>
+              </w:rPr>
+              <w:t>产品与技术</w:t>
+            </w:r>
+          </w:p>
+        </w:tc>
+        <w:tc>
+          <w:tcPr>
+            <w:tcW w:type="dxa" w:w="2075"/>
+            <w:vAlign w:val="center"/>
+          </w:tcPr>
+          <w:p>
+            <w:pPr>
+              <w:spacing w:after="0" w:line="252" w:lineRule="auto"/>
+            </w:pPr>
+            <w:r/>
+            <w:r>
+              <w:rPr>
+                <w:rFonts w:ascii="Kaiti SC" w:hAnsi="Kaiti SC" w:eastAsia="Kaiti SC" w:cs="Kaiti SC"/>
+                <w:b w:val="0"/>
+                <w:sz w:val="19"/>
+              </w:rPr>
+              <w:t>Blue Origin plans $555 million satellite factory in Hutto, Texas</w:t>
+            </w:r>
+          </w:p>
+        </w:tc>
+      </w:tr>
+      <w:tr>
+        <w:trPr>
+          <w:cantSplit/>
+        </w:trPr>
+        <w:tc>
+          <w:tcPr>
+            <w:tcW w:type="dxa" w:w="2075"/>
+            <w:vAlign w:val="center"/>
+          </w:tcPr>
+          <w:p>
+            <w:pPr>
+              <w:spacing w:after="0" w:line="252" w:lineRule="auto"/>
+              <w:jc w:val="center"/>
+            </w:pPr>
+            <w:r/>
+            <w:r>
+              <w:rPr>
+                <w:rFonts w:ascii="Kaiti SC" w:hAnsi="Kaiti SC" w:eastAsia="Kaiti SC" w:cs="Kaiti SC"/>
+                <w:b w:val="0"/>
+                <w:sz w:val="19"/>
+              </w:rPr>
+              <w:t>2026-10-08</w:t>
+            </w:r>
+          </w:p>
+        </w:tc>
+        <w:tc>
+          <w:tcPr>
+            <w:tcW w:type="dxa" w:w="2075"/>
+            <w:vAlign w:val="center"/>
+          </w:tcPr>
+          <w:p>
+            <w:pPr>
+              <w:spacing w:after="0" w:line="252" w:lineRule="auto"/>
+              <w:jc w:val="center"/>
+            </w:pPr>
+            <w:r/>
+            <w:r>
+              <w:rPr>
+                <w:rFonts w:ascii="Kaiti SC" w:hAnsi="Kaiti SC" w:eastAsia="Kaiti SC" w:cs="Kaiti SC"/>
+                <w:b w:val="0"/>
+                <w:sz w:val="19"/>
+              </w:rPr>
+              <w:t>Blue Origin</w:t>
+            </w:r>
+          </w:p>
+        </w:tc>
+        <w:tc>
+          <w:tcPr>
+            <w:tcW w:type="dxa" w:w="2075"/>
+            <w:vAlign w:val="center"/>
+          </w:tcPr>
+          <w:p>
+            <w:pPr>
+              <w:spacing w:after="0" w:line="252" w:lineRule="auto"/>
+              <w:jc w:val="center"/>
+            </w:pPr>
+            <w:r/>
+            <w:r>
+              <w:rPr>
+                <w:rFonts w:ascii="Kaiti SC" w:hAnsi="Kaiti SC" w:eastAsia="Kaiti SC" w:cs="Kaiti SC"/>
+                <w:b w:val="0"/>
+                <w:sz w:val="19"/>
+              </w:rPr>
+              <w:t>发射与任务</w:t>
+            </w:r>
+          </w:p>
+        </w:tc>
+        <w:tc>
+          <w:tcPr>
+            <w:tcW w:type="dxa" w:w="2075"/>
+            <w:vAlign w:val="center"/>
+          </w:tcPr>
+          <w:p>
+            <w:pPr>
+              <w:spacing w:after="0" w:line="252" w:lineRule="auto"/>
+            </w:pPr>
+            <w:r/>
+            <w:r>
+              <w:rPr>
+                <w:rFonts w:ascii="Kaiti SC" w:hAnsi="Kaiti SC" w:eastAsia="Kaiti SC" w:cs="Kaiti SC"/>
+                <w:b w:val="0"/>
+                <w:sz w:val="19"/>
+              </w:rPr>
+              <w:t>ASTS stock eyes green week: Retail sees 'major catalysts' for new highs as Bezos targets Blue Origin's December return</w:t>
+            </w:r>
+          </w:p>
+        </w:tc>
+      </w:tr>
+      <w:tr>
+        <w:trPr>
+          <w:cantSplit/>
+        </w:trPr>
+        <w:tc>
+          <w:tcPr>
+            <w:tcW w:type="dxa" w:w="2075"/>
+            <w:vAlign w:val="center"/>
+          </w:tcPr>
+          <w:p>
+            <w:pPr>
+              <w:spacing w:after="0" w:line="252" w:lineRule="auto"/>
+              <w:jc w:val="center"/>
+            </w:pPr>
+            <w:r/>
+            <w:r>
+              <w:rPr>
+                <w:rFonts w:ascii="Kaiti SC" w:hAnsi="Kaiti SC" w:eastAsia="Kaiti SC" w:cs="Kaiti SC"/>
+                <w:b w:val="0"/>
+                <w:sz w:val="19"/>
+              </w:rPr>
+              <w:t>2026-10-06</w:t>
+            </w:r>
+          </w:p>
+        </w:tc>
+        <w:tc>
+          <w:tcPr>
+            <w:tcW w:type="dxa" w:w="2075"/>
+            <w:vAlign w:val="center"/>
+          </w:tcPr>
+          <w:p>
+            <w:pPr>
+              <w:spacing w:after="0" w:line="252" w:lineRule="auto"/>
+              <w:jc w:val="center"/>
+            </w:pPr>
+            <w:r/>
+            <w:r>
+              <w:rPr>
+                <w:rFonts w:ascii="Kaiti SC" w:hAnsi="Kaiti SC" w:eastAsia="Kaiti SC" w:cs="Kaiti SC"/>
+                <w:b w:val="0"/>
+                <w:sz w:val="19"/>
+              </w:rPr>
+              <w:t>Blue Origin</w:t>
+            </w:r>
+          </w:p>
+        </w:tc>
+        <w:tc>
+          <w:tcPr>
+            <w:tcW w:type="dxa" w:w="2075"/>
+            <w:vAlign w:val="center"/>
+          </w:tcPr>
+          <w:p>
+            <w:pPr>
+              <w:spacing w:after="0" w:line="252" w:lineRule="auto"/>
+              <w:jc w:val="center"/>
+            </w:pPr>
+            <w:r/>
+            <w:r>
+              <w:rPr>
+                <w:rFonts w:ascii="Kaiti SC" w:hAnsi="Kaiti SC" w:eastAsia="Kaiti SC" w:cs="Kaiti SC"/>
+                <w:b w:val="0"/>
+                <w:sz w:val="19"/>
+              </w:rPr>
+              <w:t>发射与任务</w:t>
+            </w:r>
+          </w:p>
+        </w:tc>
+        <w:tc>
+          <w:tcPr>
+            <w:tcW w:type="dxa" w:w="2075"/>
+            <w:vAlign w:val="center"/>
+          </w:tcPr>
+          <w:p>
+            <w:pPr>
+              <w:spacing w:after="0" w:line="252" w:lineRule="auto"/>
+            </w:pPr>
+            <w:r/>
+            <w:r>
+              <w:rPr>
+                <w:rFonts w:ascii="Kaiti SC" w:hAnsi="Kaiti SC" w:eastAsia="Kaiti SC" w:cs="Kaiti SC"/>
+                <w:b w:val="0"/>
+                <w:sz w:val="19"/>
+              </w:rPr>
+              <w:t>Blue Origin lost New Glenn’s NG-4 booster during a seven-engine test</w:t>
+            </w:r>
+          </w:p>
+        </w:tc>
+      </w:tr>
+      <w:tr>
+        <w:trPr>
+          <w:cantSplit/>
+        </w:trPr>
+        <w:tc>
+          <w:tcPr>
+            <w:tcW w:type="dxa" w:w="2075"/>
+            <w:vAlign w:val="center"/>
+          </w:tcPr>
+          <w:p>
+            <w:pPr>
+              <w:spacing w:after="0" w:line="252" w:lineRule="auto"/>
+              <w:jc w:val="center"/>
+            </w:pPr>
+            <w:r/>
+            <w:r>
+              <w:rPr>
+                <w:rFonts w:ascii="Kaiti SC" w:hAnsi="Kaiti SC" w:eastAsia="Kaiti SC" w:cs="Kaiti SC"/>
+                <w:b w:val="0"/>
+                <w:sz w:val="19"/>
+              </w:rPr>
+              <w:t>2026-10-06</w:t>
             </w:r>
           </w:p>
         </w:tc>
@@ -619,7 +1193,535 @@
                 <w:b w:val="0"/>
                 <w:sz w:val="19"/>
               </w:rPr>
-              <w:t>2026-10-03</w:t>
+              <w:t>2026-10-09</w:t>
+            </w:r>
+          </w:p>
+        </w:tc>
+        <w:tc>
+          <w:tcPr>
+            <w:tcW w:type="dxa" w:w="2075"/>
+            <w:vAlign w:val="center"/>
+          </w:tcPr>
+          <w:p>
+            <w:pPr>
+              <w:spacing w:after="0" w:line="252" w:lineRule="auto"/>
+              <w:jc w:val="center"/>
+            </w:pPr>
+            <w:r/>
+            <w:r>
+              <w:rPr>
+                <w:rFonts w:ascii="Kaiti SC" w:hAnsi="Kaiti SC" w:eastAsia="Kaiti SC" w:cs="Kaiti SC"/>
+                <w:b w:val="0"/>
+                <w:sz w:val="19"/>
+              </w:rPr>
+              <w:t>SpaceX</w:t>
+            </w:r>
+          </w:p>
+        </w:tc>
+        <w:tc>
+          <w:tcPr>
+            <w:tcW w:type="dxa" w:w="2075"/>
+            <w:vAlign w:val="center"/>
+          </w:tcPr>
+          <w:p>
+            <w:pPr>
+              <w:spacing w:after="0" w:line="252" w:lineRule="auto"/>
+              <w:jc w:val="center"/>
+            </w:pPr>
+            <w:r/>
+            <w:r>
+              <w:rPr>
+                <w:rFonts w:ascii="Kaiti SC" w:hAnsi="Kaiti SC" w:eastAsia="Kaiti SC" w:cs="Kaiti SC"/>
+                <w:b w:val="0"/>
+                <w:sz w:val="19"/>
+              </w:rPr>
+              <w:t>发射与任务</w:t>
+            </w:r>
+          </w:p>
+        </w:tc>
+        <w:tc>
+          <w:tcPr>
+            <w:tcW w:type="dxa" w:w="2075"/>
+            <w:vAlign w:val="center"/>
+          </w:tcPr>
+          <w:p>
+            <w:pPr>
+              <w:spacing w:after="0" w:line="252" w:lineRule="auto"/>
+            </w:pPr>
+            <w:r/>
+            <w:r>
+              <w:rPr>
+                <w:rFonts w:ascii="Kaiti SC" w:hAnsi="Kaiti SC" w:eastAsia="Kaiti SC" w:cs="Kaiti SC"/>
+                <w:b w:val="0"/>
+                <w:sz w:val="19"/>
+              </w:rPr>
+              <w:t>SpaceX calls for better coordination in orbit after near-misses with Starlink</w:t>
+            </w:r>
+          </w:p>
+        </w:tc>
+      </w:tr>
+      <w:tr>
+        <w:trPr>
+          <w:cantSplit/>
+        </w:trPr>
+        <w:tc>
+          <w:tcPr>
+            <w:tcW w:type="dxa" w:w="2075"/>
+            <w:vAlign w:val="center"/>
+          </w:tcPr>
+          <w:p>
+            <w:pPr>
+              <w:spacing w:after="0" w:line="252" w:lineRule="auto"/>
+              <w:jc w:val="center"/>
+            </w:pPr>
+            <w:r/>
+            <w:r>
+              <w:rPr>
+                <w:rFonts w:ascii="Kaiti SC" w:hAnsi="Kaiti SC" w:eastAsia="Kaiti SC" w:cs="Kaiti SC"/>
+                <w:b w:val="0"/>
+                <w:sz w:val="19"/>
+              </w:rPr>
+              <w:t>2026-10-07</w:t>
+            </w:r>
+          </w:p>
+        </w:tc>
+        <w:tc>
+          <w:tcPr>
+            <w:tcW w:type="dxa" w:w="2075"/>
+            <w:vAlign w:val="center"/>
+          </w:tcPr>
+          <w:p>
+            <w:pPr>
+              <w:spacing w:after="0" w:line="252" w:lineRule="auto"/>
+              <w:jc w:val="center"/>
+            </w:pPr>
+            <w:r/>
+            <w:r>
+              <w:rPr>
+                <w:rFonts w:ascii="Kaiti SC" w:hAnsi="Kaiti SC" w:eastAsia="Kaiti SC" w:cs="Kaiti SC"/>
+                <w:b w:val="0"/>
+                <w:sz w:val="19"/>
+              </w:rPr>
+              <w:t>SpaceX</w:t>
+            </w:r>
+          </w:p>
+        </w:tc>
+        <w:tc>
+          <w:tcPr>
+            <w:tcW w:type="dxa" w:w="2075"/>
+            <w:vAlign w:val="center"/>
+          </w:tcPr>
+          <w:p>
+            <w:pPr>
+              <w:spacing w:after="0" w:line="252" w:lineRule="auto"/>
+              <w:jc w:val="center"/>
+            </w:pPr>
+            <w:r/>
+            <w:r>
+              <w:rPr>
+                <w:rFonts w:ascii="Kaiti SC" w:hAnsi="Kaiti SC" w:eastAsia="Kaiti SC" w:cs="Kaiti SC"/>
+                <w:b w:val="0"/>
+                <w:sz w:val="19"/>
+              </w:rPr>
+              <w:t>其他动态</w:t>
+            </w:r>
+          </w:p>
+        </w:tc>
+        <w:tc>
+          <w:tcPr>
+            <w:tcW w:type="dxa" w:w="2075"/>
+            <w:vAlign w:val="center"/>
+          </w:tcPr>
+          <w:p>
+            <w:pPr>
+              <w:spacing w:after="0" w:line="252" w:lineRule="auto"/>
+            </w:pPr>
+            <w:r/>
+            <w:r>
+              <w:rPr>
+                <w:rFonts w:ascii="Kaiti SC" w:hAnsi="Kaiti SC" w:eastAsia="Kaiti SC" w:cs="Kaiti SC"/>
+                <w:b w:val="0"/>
+                <w:sz w:val="19"/>
+              </w:rPr>
+              <w:t>SpaceX is calling out other satellite operators for nearly crashing into Starlink - Business Insider</w:t>
+            </w:r>
+          </w:p>
+        </w:tc>
+      </w:tr>
+      <w:tr>
+        <w:trPr>
+          <w:cantSplit/>
+        </w:trPr>
+        <w:tc>
+          <w:tcPr>
+            <w:tcW w:type="dxa" w:w="2075"/>
+            <w:vAlign w:val="center"/>
+          </w:tcPr>
+          <w:p>
+            <w:pPr>
+              <w:spacing w:after="0" w:line="252" w:lineRule="auto"/>
+              <w:jc w:val="center"/>
+            </w:pPr>
+            <w:r/>
+            <w:r>
+              <w:rPr>
+                <w:rFonts w:ascii="Kaiti SC" w:hAnsi="Kaiti SC" w:eastAsia="Kaiti SC" w:cs="Kaiti SC"/>
+                <w:b w:val="0"/>
+                <w:sz w:val="19"/>
+              </w:rPr>
+              <w:t>2026-10-09</w:t>
+            </w:r>
+          </w:p>
+        </w:tc>
+        <w:tc>
+          <w:tcPr>
+            <w:tcW w:type="dxa" w:w="2075"/>
+            <w:vAlign w:val="center"/>
+          </w:tcPr>
+          <w:p>
+            <w:pPr>
+              <w:spacing w:after="0" w:line="252" w:lineRule="auto"/>
+              <w:jc w:val="center"/>
+            </w:pPr>
+            <w:r/>
+            <w:r>
+              <w:rPr>
+                <w:rFonts w:ascii="Kaiti SC" w:hAnsi="Kaiti SC" w:eastAsia="Kaiti SC" w:cs="Kaiti SC"/>
+                <w:b w:val="0"/>
+                <w:sz w:val="19"/>
+              </w:rPr>
+              <w:t>SpaceX</w:t>
+            </w:r>
+          </w:p>
+        </w:tc>
+        <w:tc>
+          <w:tcPr>
+            <w:tcW w:type="dxa" w:w="2075"/>
+            <w:vAlign w:val="center"/>
+          </w:tcPr>
+          <w:p>
+            <w:pPr>
+              <w:spacing w:after="0" w:line="252" w:lineRule="auto"/>
+              <w:jc w:val="center"/>
+            </w:pPr>
+            <w:r/>
+            <w:r>
+              <w:rPr>
+                <w:rFonts w:ascii="Kaiti SC" w:hAnsi="Kaiti SC" w:eastAsia="Kaiti SC" w:cs="Kaiti SC"/>
+                <w:b w:val="0"/>
+                <w:sz w:val="19"/>
+              </w:rPr>
+              <w:t>市场与股价</w:t>
+            </w:r>
+          </w:p>
+        </w:tc>
+        <w:tc>
+          <w:tcPr>
+            <w:tcW w:type="dxa" w:w="2075"/>
+            <w:vAlign w:val="center"/>
+          </w:tcPr>
+          <w:p>
+            <w:pPr>
+              <w:spacing w:after="0" w:line="252" w:lineRule="auto"/>
+            </w:pPr>
+            <w:r/>
+            <w:r>
+              <w:rPr>
+                <w:rFonts w:ascii="Kaiti SC" w:hAnsi="Kaiti SC" w:eastAsia="Kaiti SC" w:cs="Kaiti SC"/>
+                <w:b w:val="0"/>
+                <w:sz w:val="19"/>
+              </w:rPr>
+              <w:t>SpaceX spectrum deal to expand its Starlink network in the US sends telecom stocks tumbling</w:t>
+            </w:r>
+          </w:p>
+        </w:tc>
+      </w:tr>
+      <w:tr>
+        <w:trPr>
+          <w:cantSplit/>
+        </w:trPr>
+        <w:tc>
+          <w:tcPr>
+            <w:tcW w:type="dxa" w:w="2075"/>
+            <w:vAlign w:val="center"/>
+          </w:tcPr>
+          <w:p>
+            <w:pPr>
+              <w:spacing w:after="0" w:line="252" w:lineRule="auto"/>
+              <w:jc w:val="center"/>
+            </w:pPr>
+            <w:r/>
+            <w:r>
+              <w:rPr>
+                <w:rFonts w:ascii="Kaiti SC" w:hAnsi="Kaiti SC" w:eastAsia="Kaiti SC" w:cs="Kaiti SC"/>
+                <w:b w:val="0"/>
+                <w:sz w:val="19"/>
+              </w:rPr>
+              <w:t>2026-10-11</w:t>
+            </w:r>
+          </w:p>
+        </w:tc>
+        <w:tc>
+          <w:tcPr>
+            <w:tcW w:type="dxa" w:w="2075"/>
+            <w:vAlign w:val="center"/>
+          </w:tcPr>
+          <w:p>
+            <w:pPr>
+              <w:spacing w:after="0" w:line="252" w:lineRule="auto"/>
+              <w:jc w:val="center"/>
+            </w:pPr>
+            <w:r/>
+            <w:r>
+              <w:rPr>
+                <w:rFonts w:ascii="Kaiti SC" w:hAnsi="Kaiti SC" w:eastAsia="Kaiti SC" w:cs="Kaiti SC"/>
+                <w:b w:val="0"/>
+                <w:sz w:val="19"/>
+              </w:rPr>
+              <w:t>SpaceX</w:t>
+            </w:r>
+          </w:p>
+        </w:tc>
+        <w:tc>
+          <w:tcPr>
+            <w:tcW w:type="dxa" w:w="2075"/>
+            <w:vAlign w:val="center"/>
+          </w:tcPr>
+          <w:p>
+            <w:pPr>
+              <w:spacing w:after="0" w:line="252" w:lineRule="auto"/>
+              <w:jc w:val="center"/>
+            </w:pPr>
+            <w:r/>
+            <w:r>
+              <w:rPr>
+                <w:rFonts w:ascii="Kaiti SC" w:hAnsi="Kaiti SC" w:eastAsia="Kaiti SC" w:cs="Kaiti SC"/>
+                <w:b w:val="0"/>
+                <w:sz w:val="19"/>
+              </w:rPr>
+              <w:t>其他动态</w:t>
+            </w:r>
+          </w:p>
+        </w:tc>
+        <w:tc>
+          <w:tcPr>
+            <w:tcW w:type="dxa" w:w="2075"/>
+            <w:vAlign w:val="center"/>
+          </w:tcPr>
+          <w:p>
+            <w:pPr>
+              <w:spacing w:after="0" w:line="252" w:lineRule="auto"/>
+            </w:pPr>
+            <w:r/>
+            <w:r>
+              <w:rPr>
+                <w:rFonts w:ascii="Kaiti SC" w:hAnsi="Kaiti SC" w:eastAsia="Kaiti SC" w:cs="Kaiti SC"/>
+                <w:b w:val="0"/>
+                <w:sz w:val="19"/>
+              </w:rPr>
+              <w:t>Elon Musk Is Impatiently Trying to Offer Cheap Starlink Internet in India Ahead of Record Jio Public Offering. How Could This Impact SpaceX Stock?</w:t>
+            </w:r>
+          </w:p>
+        </w:tc>
+      </w:tr>
+      <w:tr>
+        <w:trPr>
+          <w:cantSplit/>
+        </w:trPr>
+        <w:tc>
+          <w:tcPr>
+            <w:tcW w:type="dxa" w:w="2075"/>
+            <w:vAlign w:val="center"/>
+          </w:tcPr>
+          <w:p>
+            <w:pPr>
+              <w:spacing w:after="0" w:line="252" w:lineRule="auto"/>
+              <w:jc w:val="center"/>
+            </w:pPr>
+            <w:r/>
+            <w:r>
+              <w:rPr>
+                <w:rFonts w:ascii="Kaiti SC" w:hAnsi="Kaiti SC" w:eastAsia="Kaiti SC" w:cs="Kaiti SC"/>
+                <w:b w:val="0"/>
+                <w:sz w:val="19"/>
+              </w:rPr>
+              <w:t>2026-10-10</w:t>
+            </w:r>
+          </w:p>
+        </w:tc>
+        <w:tc>
+          <w:tcPr>
+            <w:tcW w:type="dxa" w:w="2075"/>
+            <w:vAlign w:val="center"/>
+          </w:tcPr>
+          <w:p>
+            <w:pPr>
+              <w:spacing w:after="0" w:line="252" w:lineRule="auto"/>
+              <w:jc w:val="center"/>
+            </w:pPr>
+            <w:r/>
+            <w:r>
+              <w:rPr>
+                <w:rFonts w:ascii="Kaiti SC" w:hAnsi="Kaiti SC" w:eastAsia="Kaiti SC" w:cs="Kaiti SC"/>
+                <w:b w:val="0"/>
+                <w:sz w:val="19"/>
+              </w:rPr>
+              <w:t>SpaceX</w:t>
+            </w:r>
+          </w:p>
+        </w:tc>
+        <w:tc>
+          <w:tcPr>
+            <w:tcW w:type="dxa" w:w="2075"/>
+            <w:vAlign w:val="center"/>
+          </w:tcPr>
+          <w:p>
+            <w:pPr>
+              <w:spacing w:after="0" w:line="252" w:lineRule="auto"/>
+              <w:jc w:val="center"/>
+            </w:pPr>
+            <w:r/>
+            <w:r>
+              <w:rPr>
+                <w:rFonts w:ascii="Kaiti SC" w:hAnsi="Kaiti SC" w:eastAsia="Kaiti SC" w:cs="Kaiti SC"/>
+                <w:b w:val="0"/>
+                <w:sz w:val="19"/>
+              </w:rPr>
+              <w:t>发射与任务</w:t>
+            </w:r>
+          </w:p>
+        </w:tc>
+        <w:tc>
+          <w:tcPr>
+            <w:tcW w:type="dxa" w:w="2075"/>
+            <w:vAlign w:val="center"/>
+          </w:tcPr>
+          <w:p>
+            <w:pPr>
+              <w:spacing w:after="0" w:line="252" w:lineRule="auto"/>
+            </w:pPr>
+            <w:r/>
+            <w:r>
+              <w:rPr>
+                <w:rFonts w:ascii="Kaiti SC" w:hAnsi="Kaiti SC" w:eastAsia="Kaiti SC" w:cs="Kaiti SC"/>
+                <w:b w:val="0"/>
+                <w:sz w:val="19"/>
+              </w:rPr>
+              <w:t>SpaceX launches 21 data satellites for the Space Development Agency - Spaceflight Now</w:t>
+            </w:r>
+          </w:p>
+        </w:tc>
+      </w:tr>
+      <w:tr>
+        <w:trPr>
+          <w:cantSplit/>
+        </w:trPr>
+        <w:tc>
+          <w:tcPr>
+            <w:tcW w:type="dxa" w:w="2075"/>
+            <w:vAlign w:val="center"/>
+          </w:tcPr>
+          <w:p>
+            <w:pPr>
+              <w:spacing w:after="0" w:line="252" w:lineRule="auto"/>
+              <w:jc w:val="center"/>
+            </w:pPr>
+            <w:r/>
+            <w:r>
+              <w:rPr>
+                <w:rFonts w:ascii="Kaiti SC" w:hAnsi="Kaiti SC" w:eastAsia="Kaiti SC" w:cs="Kaiti SC"/>
+                <w:b w:val="0"/>
+                <w:sz w:val="19"/>
+              </w:rPr>
+              <w:t>2026-10-07</w:t>
+            </w:r>
+          </w:p>
+        </w:tc>
+        <w:tc>
+          <w:tcPr>
+            <w:tcW w:type="dxa" w:w="2075"/>
+            <w:vAlign w:val="center"/>
+          </w:tcPr>
+          <w:p>
+            <w:pPr>
+              <w:spacing w:after="0" w:line="252" w:lineRule="auto"/>
+              <w:jc w:val="center"/>
+            </w:pPr>
+            <w:r/>
+            <w:r>
+              <w:rPr>
+                <w:rFonts w:ascii="Kaiti SC" w:hAnsi="Kaiti SC" w:eastAsia="Kaiti SC" w:cs="Kaiti SC"/>
+                <w:b w:val="0"/>
+                <w:sz w:val="19"/>
+              </w:rPr>
+              <w:t>SpaceX</w:t>
+            </w:r>
+          </w:p>
+        </w:tc>
+        <w:tc>
+          <w:tcPr>
+            <w:tcW w:type="dxa" w:w="2075"/>
+            <w:vAlign w:val="center"/>
+          </w:tcPr>
+          <w:p>
+            <w:pPr>
+              <w:spacing w:after="0" w:line="252" w:lineRule="auto"/>
+              <w:jc w:val="center"/>
+            </w:pPr>
+            <w:r/>
+            <w:r>
+              <w:rPr>
+                <w:rFonts w:ascii="Kaiti SC" w:hAnsi="Kaiti SC" w:eastAsia="Kaiti SC" w:cs="Kaiti SC"/>
+                <w:b w:val="0"/>
+                <w:sz w:val="19"/>
+              </w:rPr>
+              <w:t>监管与政策</w:t>
+            </w:r>
+          </w:p>
+        </w:tc>
+        <w:tc>
+          <w:tcPr>
+            <w:tcW w:type="dxa" w:w="2075"/>
+            <w:vAlign w:val="center"/>
+          </w:tcPr>
+          <w:p>
+            <w:pPr>
+              <w:spacing w:after="0" w:line="252" w:lineRule="auto"/>
+            </w:pPr>
+            <w:r/>
+            <w:r>
+              <w:rPr>
+                <w:rFonts w:ascii="Kaiti SC" w:hAnsi="Kaiti SC" w:eastAsia="Kaiti SC" w:cs="Kaiti SC"/>
+                <w:b w:val="0"/>
+                <w:sz w:val="19"/>
+              </w:rPr>
+              <w:t>SpaceX exec renews Starlink pitch as approvals lay pending</w:t>
+            </w:r>
+          </w:p>
+        </w:tc>
+      </w:tr>
+      <w:tr>
+        <w:trPr>
+          <w:cantSplit/>
+        </w:trPr>
+        <w:tc>
+          <w:tcPr>
+            <w:tcW w:type="dxa" w:w="2075"/>
+            <w:vAlign w:val="center"/>
+          </w:tcPr>
+          <w:p>
+            <w:pPr>
+              <w:spacing w:after="0" w:line="252" w:lineRule="auto"/>
+              <w:jc w:val="center"/>
+            </w:pPr>
+            <w:r/>
+            <w:r>
+              <w:rPr>
+                <w:rFonts w:ascii="Kaiti SC" w:hAnsi="Kaiti SC" w:eastAsia="Kaiti SC" w:cs="Kaiti SC"/>
+                <w:b w:val="0"/>
+                <w:sz w:val="19"/>
+              </w:rPr>
+              <w:t>2026-10-06</w:t>
             </w:r>
           </w:p>
         </w:tc>
@@ -681,7 +1783,7 @@
                 <w:b w:val="0"/>
                 <w:sz w:val="19"/>
               </w:rPr>
-              <w:t>Blue Origin Wants to Launch New Glenn Up to 50 Times a Year - mediasat.info</w:t>
+              <w:t>Blue Origin’s New Glenn reached orbit, opening a new SpaceX rivalry</w:t>
             </w:r>
           </w:p>
         </w:tc>
@@ -707,183 +1809,7 @@
                 <w:b w:val="0"/>
                 <w:sz w:val="19"/>
               </w:rPr>
-              <w:t>2026-10-02</w:t>
-            </w:r>
-          </w:p>
-        </w:tc>
-        <w:tc>
-          <w:tcPr>
-            <w:tcW w:type="dxa" w:w="2075"/>
-            <w:vAlign w:val="center"/>
-          </w:tcPr>
-          <w:p>
-            <w:pPr>
-              <w:spacing w:after="0" w:line="252" w:lineRule="auto"/>
-              <w:jc w:val="center"/>
-            </w:pPr>
-            <w:r/>
-            <w:r>
-              <w:rPr>
-                <w:rFonts w:ascii="Kaiti SC" w:hAnsi="Kaiti SC" w:eastAsia="Kaiti SC" w:cs="Kaiti SC"/>
-                <w:b w:val="0"/>
-                <w:sz w:val="19"/>
-              </w:rPr>
-              <w:t>Blue Origin</w:t>
-            </w:r>
-          </w:p>
-        </w:tc>
-        <w:tc>
-          <w:tcPr>
-            <w:tcW w:type="dxa" w:w="2075"/>
-            <w:vAlign w:val="center"/>
-          </w:tcPr>
-          <w:p>
-            <w:pPr>
-              <w:spacing w:after="0" w:line="252" w:lineRule="auto"/>
-              <w:jc w:val="center"/>
-            </w:pPr>
-            <w:r/>
-            <w:r>
-              <w:rPr>
-                <w:rFonts w:ascii="Kaiti SC" w:hAnsi="Kaiti SC" w:eastAsia="Kaiti SC" w:cs="Kaiti SC"/>
-                <w:b w:val="0"/>
-                <w:sz w:val="19"/>
-              </w:rPr>
-              <w:t>其他动态</w:t>
-            </w:r>
-          </w:p>
-        </w:tc>
-        <w:tc>
-          <w:tcPr>
-            <w:tcW w:type="dxa" w:w="2075"/>
-            <w:vAlign w:val="center"/>
-          </w:tcPr>
-          <w:p>
-            <w:pPr>
-              <w:spacing w:after="0" w:line="252" w:lineRule="auto"/>
-            </w:pPr>
-            <w:r/>
-            <w:r>
-              <w:rPr>
-                <w:rFonts w:ascii="Kaiti SC" w:hAnsi="Kaiti SC" w:eastAsia="Kaiti SC" w:cs="Kaiti SC"/>
-                <w:b w:val="0"/>
-                <w:sz w:val="19"/>
-              </w:rPr>
-              <w:t>Blue Origin’s BE-4 Engine Gimble At Full Power During Hotfire Test</w:t>
-            </w:r>
-          </w:p>
-        </w:tc>
-      </w:tr>
-      <w:tr>
-        <w:trPr>
-          <w:cantSplit/>
-        </w:trPr>
-        <w:tc>
-          <w:tcPr>
-            <w:tcW w:type="dxa" w:w="2075"/>
-            <w:vAlign w:val="center"/>
-          </w:tcPr>
-          <w:p>
-            <w:pPr>
-              <w:spacing w:after="0" w:line="252" w:lineRule="auto"/>
-              <w:jc w:val="center"/>
-            </w:pPr>
-            <w:r/>
-            <w:r>
-              <w:rPr>
-                <w:rFonts w:ascii="Kaiti SC" w:hAnsi="Kaiti SC" w:eastAsia="Kaiti SC" w:cs="Kaiti SC"/>
-                <w:b w:val="0"/>
-                <w:sz w:val="19"/>
-              </w:rPr>
-              <w:t>2026-10-02</w:t>
-            </w:r>
-          </w:p>
-        </w:tc>
-        <w:tc>
-          <w:tcPr>
-            <w:tcW w:type="dxa" w:w="2075"/>
-            <w:vAlign w:val="center"/>
-          </w:tcPr>
-          <w:p>
-            <w:pPr>
-              <w:spacing w:after="0" w:line="252" w:lineRule="auto"/>
-              <w:jc w:val="center"/>
-            </w:pPr>
-            <w:r/>
-            <w:r>
-              <w:rPr>
-                <w:rFonts w:ascii="Kaiti SC" w:hAnsi="Kaiti SC" w:eastAsia="Kaiti SC" w:cs="Kaiti SC"/>
-                <w:b w:val="0"/>
-                <w:sz w:val="19"/>
-              </w:rPr>
-              <w:t>中科宇航</w:t>
-            </w:r>
-          </w:p>
-        </w:tc>
-        <w:tc>
-          <w:tcPr>
-            <w:tcW w:type="dxa" w:w="2075"/>
-            <w:vAlign w:val="center"/>
-          </w:tcPr>
-          <w:p>
-            <w:pPr>
-              <w:spacing w:after="0" w:line="252" w:lineRule="auto"/>
-              <w:jc w:val="center"/>
-            </w:pPr>
-            <w:r/>
-            <w:r>
-              <w:rPr>
-                <w:rFonts w:ascii="Kaiti SC" w:hAnsi="Kaiti SC" w:eastAsia="Kaiti SC" w:cs="Kaiti SC"/>
-                <w:b w:val="0"/>
-                <w:sz w:val="19"/>
-              </w:rPr>
-              <w:t>市场与股价</w:t>
-            </w:r>
-          </w:p>
-        </w:tc>
-        <w:tc>
-          <w:tcPr>
-            <w:tcW w:type="dxa" w:w="2075"/>
-            <w:vAlign w:val="center"/>
-          </w:tcPr>
-          <w:p>
-            <w:pPr>
-              <w:spacing w:after="0" w:line="252" w:lineRule="auto"/>
-            </w:pPr>
-            <w:r/>
-            <w:r>
-              <w:rPr>
-                <w:rFonts w:ascii="Kaiti SC" w:hAnsi="Kaiti SC" w:eastAsia="Kaiti SC" w:cs="Kaiti SC"/>
-                <w:b w:val="0"/>
-                <w:sz w:val="19"/>
-              </w:rPr>
-              <w:t>蓝箭航天、中科宇航等3家商业航天公司科创板IPO中止 - 新浪财经</w:t>
-            </w:r>
-          </w:p>
-        </w:tc>
-      </w:tr>
-      <w:tr>
-        <w:trPr>
-          <w:cantSplit/>
-        </w:trPr>
-        <w:tc>
-          <w:tcPr>
-            <w:tcW w:type="dxa" w:w="2075"/>
-            <w:vAlign w:val="center"/>
-          </w:tcPr>
-          <w:p>
-            <w:pPr>
-              <w:spacing w:after="0" w:line="252" w:lineRule="auto"/>
-              <w:jc w:val="center"/>
-            </w:pPr>
-            <w:r/>
-            <w:r>
-              <w:rPr>
-                <w:rFonts w:ascii="Kaiti SC" w:hAnsi="Kaiti SC" w:eastAsia="Kaiti SC" w:cs="Kaiti SC"/>
-                <w:b w:val="0"/>
-                <w:sz w:val="19"/>
-              </w:rPr>
-              <w:t>2026-10-01</w:t>
+              <w:t>2026-10-09</w:t>
             </w:r>
           </w:p>
         </w:tc>
@@ -945,7 +1871,7 @@
                 <w:b w:val="0"/>
                 <w:sz w:val="19"/>
               </w:rPr>
-              <w:t>This company created an in-car signal booster for SpaceX's Starlink mobile</w:t>
+              <w:t>T-Mobile CTO gives SpaceX a reality check on its Starlink mobile ambitions</w:t>
             </w:r>
           </w:p>
         </w:tc>
@@ -971,95 +1897,7 @@
                 <w:b w:val="0"/>
                 <w:sz w:val="19"/>
               </w:rPr>
-              <w:t>2026-10-01</w:t>
-            </w:r>
-          </w:p>
-        </w:tc>
-        <w:tc>
-          <w:tcPr>
-            <w:tcW w:type="dxa" w:w="2075"/>
-            <w:vAlign w:val="center"/>
-          </w:tcPr>
-          <w:p>
-            <w:pPr>
-              <w:spacing w:after="0" w:line="252" w:lineRule="auto"/>
-              <w:jc w:val="center"/>
-            </w:pPr>
-            <w:r/>
-            <w:r>
-              <w:rPr>
-                <w:rFonts w:ascii="Kaiti SC" w:hAnsi="Kaiti SC" w:eastAsia="Kaiti SC" w:cs="Kaiti SC"/>
-                <w:b w:val="0"/>
-                <w:sz w:val="19"/>
-              </w:rPr>
-              <w:t>SpaceX</w:t>
-            </w:r>
-          </w:p>
-        </w:tc>
-        <w:tc>
-          <w:tcPr>
-            <w:tcW w:type="dxa" w:w="2075"/>
-            <w:vAlign w:val="center"/>
-          </w:tcPr>
-          <w:p>
-            <w:pPr>
-              <w:spacing w:after="0" w:line="252" w:lineRule="auto"/>
-              <w:jc w:val="center"/>
-            </w:pPr>
-            <w:r/>
-            <w:r>
-              <w:rPr>
-                <w:rFonts w:ascii="Kaiti SC" w:hAnsi="Kaiti SC" w:eastAsia="Kaiti SC" w:cs="Kaiti SC"/>
-                <w:b w:val="0"/>
-                <w:sz w:val="19"/>
-              </w:rPr>
-              <w:t>发射与任务</w:t>
-            </w:r>
-          </w:p>
-        </w:tc>
-        <w:tc>
-          <w:tcPr>
-            <w:tcW w:type="dxa" w:w="2075"/>
-            <w:vAlign w:val="center"/>
-          </w:tcPr>
-          <w:p>
-            <w:pPr>
-              <w:spacing w:after="0" w:line="252" w:lineRule="auto"/>
-            </w:pPr>
-            <w:r/>
-            <w:r>
-              <w:rPr>
-                <w:rFonts w:ascii="Kaiti SC" w:hAnsi="Kaiti SC" w:eastAsia="Kaiti SC" w:cs="Kaiti SC"/>
-                <w:b w:val="0"/>
-                <w:sz w:val="19"/>
-              </w:rPr>
-              <w:t>Live coverage: SpaceX to launch first Starlink V3 satellites to orbit on Starship</w:t>
-            </w:r>
-          </w:p>
-        </w:tc>
-      </w:tr>
-      <w:tr>
-        <w:trPr>
-          <w:cantSplit/>
-        </w:trPr>
-        <w:tc>
-          <w:tcPr>
-            <w:tcW w:type="dxa" w:w="2075"/>
-            <w:vAlign w:val="center"/>
-          </w:tcPr>
-          <w:p>
-            <w:pPr>
-              <w:spacing w:after="0" w:line="252" w:lineRule="auto"/>
-              <w:jc w:val="center"/>
-            </w:pPr>
-            <w:r/>
-            <w:r>
-              <w:rPr>
-                <w:rFonts w:ascii="Kaiti SC" w:hAnsi="Kaiti SC" w:eastAsia="Kaiti SC" w:cs="Kaiti SC"/>
-                <w:b w:val="0"/>
-                <w:sz w:val="19"/>
-              </w:rPr>
-              <w:t>2026-09-29</w:t>
+              <w:t>2026-10-08</w:t>
             </w:r>
           </w:p>
         </w:tc>
@@ -1121,7 +1959,7 @@
                 <w:b w:val="0"/>
                 <w:sz w:val="19"/>
               </w:rPr>
-              <w:t>Starship, Starlink, or xAI: Which part of SpaceX could move the stock most in 2027?</w:t>
+              <w:t>SpaceX Spectrum Deal Puts Starlink in Carrier Territory</w:t>
             </w:r>
           </w:p>
         </w:tc>
@@ -1147,95 +1985,7 @@
                 <w:b w:val="0"/>
                 <w:sz w:val="19"/>
               </w:rPr>
-              <w:t>2026-10-01</w:t>
-            </w:r>
-          </w:p>
-        </w:tc>
-        <w:tc>
-          <w:tcPr>
-            <w:tcW w:type="dxa" w:w="2075"/>
-            <w:vAlign w:val="center"/>
-          </w:tcPr>
-          <w:p>
-            <w:pPr>
-              <w:spacing w:after="0" w:line="252" w:lineRule="auto"/>
-              <w:jc w:val="center"/>
-            </w:pPr>
-            <w:r/>
-            <w:r>
-              <w:rPr>
-                <w:rFonts w:ascii="Kaiti SC" w:hAnsi="Kaiti SC" w:eastAsia="Kaiti SC" w:cs="Kaiti SC"/>
-                <w:b w:val="0"/>
-                <w:sz w:val="19"/>
-              </w:rPr>
-              <w:t>Blue Origin</w:t>
-            </w:r>
-          </w:p>
-        </w:tc>
-        <w:tc>
-          <w:tcPr>
-            <w:tcW w:type="dxa" w:w="2075"/>
-            <w:vAlign w:val="center"/>
-          </w:tcPr>
-          <w:p>
-            <w:pPr>
-              <w:spacing w:after="0" w:line="252" w:lineRule="auto"/>
-              <w:jc w:val="center"/>
-            </w:pPr>
-            <w:r/>
-            <w:r>
-              <w:rPr>
-                <w:rFonts w:ascii="Kaiti SC" w:hAnsi="Kaiti SC" w:eastAsia="Kaiti SC" w:cs="Kaiti SC"/>
-                <w:b w:val="0"/>
-                <w:sz w:val="19"/>
-              </w:rPr>
-              <w:t>融资与资本</w:t>
-            </w:r>
-          </w:p>
-        </w:tc>
-        <w:tc>
-          <w:tcPr>
-            <w:tcW w:type="dxa" w:w="2075"/>
-            <w:vAlign w:val="center"/>
-          </w:tcPr>
-          <w:p>
-            <w:pPr>
-              <w:spacing w:after="0" w:line="252" w:lineRule="auto"/>
-            </w:pPr>
-            <w:r/>
-            <w:r>
-              <w:rPr>
-                <w:rFonts w:ascii="Kaiti SC" w:hAnsi="Kaiti SC" w:eastAsia="Kaiti SC" w:cs="Kaiti SC"/>
-                <w:b w:val="0"/>
-                <w:sz w:val="19"/>
-              </w:rPr>
-              <w:t>Blue Origin's first outside funding round is oversubscribed, CEO says - qz.com</w:t>
-            </w:r>
-          </w:p>
-        </w:tc>
-      </w:tr>
-      <w:tr>
-        <w:trPr>
-          <w:cantSplit/>
-        </w:trPr>
-        <w:tc>
-          <w:tcPr>
-            <w:tcW w:type="dxa" w:w="2075"/>
-            <w:vAlign w:val="center"/>
-          </w:tcPr>
-          <w:p>
-            <w:pPr>
-              <w:spacing w:after="0" w:line="252" w:lineRule="auto"/>
-              <w:jc w:val="center"/>
-            </w:pPr>
-            <w:r/>
-            <w:r>
-              <w:rPr>
-                <w:rFonts w:ascii="Kaiti SC" w:hAnsi="Kaiti SC" w:eastAsia="Kaiti SC" w:cs="Kaiti SC"/>
-                <w:b w:val="0"/>
-                <w:sz w:val="19"/>
-              </w:rPr>
-              <w:t>2026-10-01</w:t>
+              <w:t>2026-10-06</w:t>
             </w:r>
           </w:p>
         </w:tc>
@@ -1297,799 +2047,7 @@
                 <w:b w:val="0"/>
                 <w:sz w:val="19"/>
               </w:rPr>
-              <w:t>SpaceX’s Starlink Just Got More Powerful, and Cable Giants Comcast, Charter May Feel the Heat</w:t>
-            </w:r>
-          </w:p>
-        </w:tc>
-      </w:tr>
-      <w:tr>
-        <w:trPr>
-          <w:cantSplit/>
-        </w:trPr>
-        <w:tc>
-          <w:tcPr>
-            <w:tcW w:type="dxa" w:w="2075"/>
-            <w:vAlign w:val="center"/>
-          </w:tcPr>
-          <w:p>
-            <w:pPr>
-              <w:spacing w:after="0" w:line="252" w:lineRule="auto"/>
-              <w:jc w:val="center"/>
-            </w:pPr>
-            <w:r/>
-            <w:r>
-              <w:rPr>
-                <w:rFonts w:ascii="Kaiti SC" w:hAnsi="Kaiti SC" w:eastAsia="Kaiti SC" w:cs="Kaiti SC"/>
-                <w:b w:val="0"/>
-                <w:sz w:val="19"/>
-              </w:rPr>
-              <w:t>2026-10-01</w:t>
-            </w:r>
-          </w:p>
-        </w:tc>
-        <w:tc>
-          <w:tcPr>
-            <w:tcW w:type="dxa" w:w="2075"/>
-            <w:vAlign w:val="center"/>
-          </w:tcPr>
-          <w:p>
-            <w:pPr>
-              <w:spacing w:after="0" w:line="252" w:lineRule="auto"/>
-              <w:jc w:val="center"/>
-            </w:pPr>
-            <w:r/>
-            <w:r>
-              <w:rPr>
-                <w:rFonts w:ascii="Kaiti SC" w:hAnsi="Kaiti SC" w:eastAsia="Kaiti SC" w:cs="Kaiti SC"/>
-                <w:b w:val="0"/>
-                <w:sz w:val="19"/>
-              </w:rPr>
-              <w:t>Blue Origin</w:t>
-            </w:r>
-          </w:p>
-        </w:tc>
-        <w:tc>
-          <w:tcPr>
-            <w:tcW w:type="dxa" w:w="2075"/>
-            <w:vAlign w:val="center"/>
-          </w:tcPr>
-          <w:p>
-            <w:pPr>
-              <w:spacing w:after="0" w:line="252" w:lineRule="auto"/>
-              <w:jc w:val="center"/>
-            </w:pPr>
-            <w:r/>
-            <w:r>
-              <w:rPr>
-                <w:rFonts w:ascii="Kaiti SC" w:hAnsi="Kaiti SC" w:eastAsia="Kaiti SC" w:cs="Kaiti SC"/>
-                <w:b w:val="0"/>
-                <w:sz w:val="19"/>
-              </w:rPr>
-              <w:t>发射与任务</w:t>
-            </w:r>
-          </w:p>
-        </w:tc>
-        <w:tc>
-          <w:tcPr>
-            <w:tcW w:type="dxa" w:w="2075"/>
-            <w:vAlign w:val="center"/>
-          </w:tcPr>
-          <w:p>
-            <w:pPr>
-              <w:spacing w:after="0" w:line="252" w:lineRule="auto"/>
-            </w:pPr>
-            <w:r/>
-            <w:r>
-              <w:rPr>
-                <w:rFonts w:ascii="Kaiti SC" w:hAnsi="Kaiti SC" w:eastAsia="Kaiti SC" w:cs="Kaiti SC"/>
-                <w:b w:val="0"/>
-                <w:sz w:val="19"/>
-              </w:rPr>
-              <w:t>NASA Adds Blue Origin New Glenn 9×4 to Launch Services Contract</w:t>
-            </w:r>
-          </w:p>
-        </w:tc>
-      </w:tr>
-      <w:tr>
-        <w:trPr>
-          <w:cantSplit/>
-        </w:trPr>
-        <w:tc>
-          <w:tcPr>
-            <w:tcW w:type="dxa" w:w="2075"/>
-            <w:vAlign w:val="center"/>
-          </w:tcPr>
-          <w:p>
-            <w:pPr>
-              <w:spacing w:after="0" w:line="252" w:lineRule="auto"/>
-              <w:jc w:val="center"/>
-            </w:pPr>
-            <w:r/>
-            <w:r>
-              <w:rPr>
-                <w:rFonts w:ascii="Kaiti SC" w:hAnsi="Kaiti SC" w:eastAsia="Kaiti SC" w:cs="Kaiti SC"/>
-                <w:b w:val="0"/>
-                <w:sz w:val="19"/>
-              </w:rPr>
-              <w:t>2026-09-29</w:t>
-            </w:r>
-          </w:p>
-        </w:tc>
-        <w:tc>
-          <w:tcPr>
-            <w:tcW w:type="dxa" w:w="2075"/>
-            <w:vAlign w:val="center"/>
-          </w:tcPr>
-          <w:p>
-            <w:pPr>
-              <w:spacing w:after="0" w:line="252" w:lineRule="auto"/>
-              <w:jc w:val="center"/>
-            </w:pPr>
-            <w:r/>
-            <w:r>
-              <w:rPr>
-                <w:rFonts w:ascii="Kaiti SC" w:hAnsi="Kaiti SC" w:eastAsia="Kaiti SC" w:cs="Kaiti SC"/>
-                <w:b w:val="0"/>
-                <w:sz w:val="19"/>
-              </w:rPr>
-              <w:t>Blue Origin</w:t>
-            </w:r>
-          </w:p>
-        </w:tc>
-        <w:tc>
-          <w:tcPr>
-            <w:tcW w:type="dxa" w:w="2075"/>
-            <w:vAlign w:val="center"/>
-          </w:tcPr>
-          <w:p>
-            <w:pPr>
-              <w:spacing w:after="0" w:line="252" w:lineRule="auto"/>
-              <w:jc w:val="center"/>
-            </w:pPr>
-            <w:r/>
-            <w:r>
-              <w:rPr>
-                <w:rFonts w:ascii="Kaiti SC" w:hAnsi="Kaiti SC" w:eastAsia="Kaiti SC" w:cs="Kaiti SC"/>
-                <w:b w:val="0"/>
-                <w:sz w:val="19"/>
-              </w:rPr>
-              <w:t>监管与政策</w:t>
-            </w:r>
-          </w:p>
-        </w:tc>
-        <w:tc>
-          <w:tcPr>
-            <w:tcW w:type="dxa" w:w="2075"/>
-            <w:vAlign w:val="center"/>
-          </w:tcPr>
-          <w:p>
-            <w:pPr>
-              <w:spacing w:after="0" w:line="252" w:lineRule="auto"/>
-            </w:pPr>
-            <w:r/>
-            <w:r>
-              <w:rPr>
-                <w:rFonts w:ascii="Kaiti SC" w:hAnsi="Kaiti SC" w:eastAsia="Kaiti SC" w:cs="Kaiti SC"/>
-                <w:b w:val="0"/>
-                <w:sz w:val="19"/>
-              </w:rPr>
-              <w:t>FAA license put Blue Origin’s New Glenn within reach of its first flight</w:t>
-            </w:r>
-          </w:p>
-        </w:tc>
-      </w:tr>
-      <w:tr>
-        <w:trPr>
-          <w:cantSplit/>
-        </w:trPr>
-        <w:tc>
-          <w:tcPr>
-            <w:tcW w:type="dxa" w:w="2075"/>
-            <w:vAlign w:val="center"/>
-          </w:tcPr>
-          <w:p>
-            <w:pPr>
-              <w:spacing w:after="0" w:line="252" w:lineRule="auto"/>
-              <w:jc w:val="center"/>
-            </w:pPr>
-            <w:r/>
-            <w:r>
-              <w:rPr>
-                <w:rFonts w:ascii="Kaiti SC" w:hAnsi="Kaiti SC" w:eastAsia="Kaiti SC" w:cs="Kaiti SC"/>
-                <w:b w:val="0"/>
-                <w:sz w:val="19"/>
-              </w:rPr>
-              <w:t>2026-10-02</w:t>
-            </w:r>
-          </w:p>
-        </w:tc>
-        <w:tc>
-          <w:tcPr>
-            <w:tcW w:type="dxa" w:w="2075"/>
-            <w:vAlign w:val="center"/>
-          </w:tcPr>
-          <w:p>
-            <w:pPr>
-              <w:spacing w:after="0" w:line="252" w:lineRule="auto"/>
-              <w:jc w:val="center"/>
-            </w:pPr>
-            <w:r/>
-            <w:r>
-              <w:rPr>
-                <w:rFonts w:ascii="Kaiti SC" w:hAnsi="Kaiti SC" w:eastAsia="Kaiti SC" w:cs="Kaiti SC"/>
-                <w:b w:val="0"/>
-                <w:sz w:val="19"/>
-              </w:rPr>
-              <w:t>SpaceX</w:t>
-            </w:r>
-          </w:p>
-        </w:tc>
-        <w:tc>
-          <w:tcPr>
-            <w:tcW w:type="dxa" w:w="2075"/>
-            <w:vAlign w:val="center"/>
-          </w:tcPr>
-          <w:p>
-            <w:pPr>
-              <w:spacing w:after="0" w:line="252" w:lineRule="auto"/>
-              <w:jc w:val="center"/>
-            </w:pPr>
-            <w:r/>
-            <w:r>
-              <w:rPr>
-                <w:rFonts w:ascii="Kaiti SC" w:hAnsi="Kaiti SC" w:eastAsia="Kaiti SC" w:cs="Kaiti SC"/>
-                <w:b w:val="0"/>
-                <w:sz w:val="19"/>
-              </w:rPr>
-              <w:t>发射与任务</w:t>
-            </w:r>
-          </w:p>
-        </w:tc>
-        <w:tc>
-          <w:tcPr>
-            <w:tcW w:type="dxa" w:w="2075"/>
-            <w:vAlign w:val="center"/>
-          </w:tcPr>
-          <w:p>
-            <w:pPr>
-              <w:spacing w:after="0" w:line="252" w:lineRule="auto"/>
-            </w:pPr>
-            <w:r/>
-            <w:r>
-              <w:rPr>
-                <w:rFonts w:ascii="Kaiti SC" w:hAnsi="Kaiti SC" w:eastAsia="Kaiti SC" w:cs="Kaiti SC"/>
-                <w:b w:val="0"/>
-                <w:sz w:val="19"/>
-              </w:rPr>
-              <w:t>SpaceX Launches 130 Payloads On Transporter-18 Rideshare Mission</w:t>
-            </w:r>
-          </w:p>
-        </w:tc>
-      </w:tr>
-      <w:tr>
-        <w:trPr>
-          <w:cantSplit/>
-        </w:trPr>
-        <w:tc>
-          <w:tcPr>
-            <w:tcW w:type="dxa" w:w="2075"/>
-            <w:vAlign w:val="center"/>
-          </w:tcPr>
-          <w:p>
-            <w:pPr>
-              <w:spacing w:after="0" w:line="252" w:lineRule="auto"/>
-              <w:jc w:val="center"/>
-            </w:pPr>
-            <w:r/>
-            <w:r>
-              <w:rPr>
-                <w:rFonts w:ascii="Kaiti SC" w:hAnsi="Kaiti SC" w:eastAsia="Kaiti SC" w:cs="Kaiti SC"/>
-                <w:b w:val="0"/>
-                <w:sz w:val="19"/>
-              </w:rPr>
-              <w:t>2026-10-01</w:t>
-            </w:r>
-          </w:p>
-        </w:tc>
-        <w:tc>
-          <w:tcPr>
-            <w:tcW w:type="dxa" w:w="2075"/>
-            <w:vAlign w:val="center"/>
-          </w:tcPr>
-          <w:p>
-            <w:pPr>
-              <w:spacing w:after="0" w:line="252" w:lineRule="auto"/>
-              <w:jc w:val="center"/>
-            </w:pPr>
-            <w:r/>
-            <w:r>
-              <w:rPr>
-                <w:rFonts w:ascii="Kaiti SC" w:hAnsi="Kaiti SC" w:eastAsia="Kaiti SC" w:cs="Kaiti SC"/>
-                <w:b w:val="0"/>
-                <w:sz w:val="19"/>
-              </w:rPr>
-              <w:t>蓝箭航天</w:t>
-            </w:r>
-          </w:p>
-        </w:tc>
-        <w:tc>
-          <w:tcPr>
-            <w:tcW w:type="dxa" w:w="2075"/>
-            <w:vAlign w:val="center"/>
-          </w:tcPr>
-          <w:p>
-            <w:pPr>
-              <w:spacing w:after="0" w:line="252" w:lineRule="auto"/>
-              <w:jc w:val="center"/>
-            </w:pPr>
-            <w:r/>
-            <w:r>
-              <w:rPr>
-                <w:rFonts w:ascii="Kaiti SC" w:hAnsi="Kaiti SC" w:eastAsia="Kaiti SC" w:cs="Kaiti SC"/>
-                <w:b w:val="0"/>
-                <w:sz w:val="19"/>
-              </w:rPr>
-              <w:t>市场与股价</w:t>
-            </w:r>
-          </w:p>
-        </w:tc>
-        <w:tc>
-          <w:tcPr>
-            <w:tcW w:type="dxa" w:w="2075"/>
-            <w:vAlign w:val="center"/>
-          </w:tcPr>
-          <w:p>
-            <w:pPr>
-              <w:spacing w:after="0" w:line="252" w:lineRule="auto"/>
-            </w:pPr>
-            <w:r/>
-            <w:r>
-              <w:rPr>
-                <w:rFonts w:ascii="Kaiti SC" w:hAnsi="Kaiti SC" w:eastAsia="Kaiti SC" w:cs="Kaiti SC"/>
-                <w:b w:val="0"/>
-                <w:sz w:val="19"/>
-              </w:rPr>
-              <w:t>三家航天企业被中止IPO，并非终止上市！#商业航天#IPO#蓝箭航天#中科宇航#微纳星空 - 财富号</w:t>
-            </w:r>
-          </w:p>
-        </w:tc>
-      </w:tr>
-      <w:tr>
-        <w:trPr>
-          <w:cantSplit/>
-        </w:trPr>
-        <w:tc>
-          <w:tcPr>
-            <w:tcW w:type="dxa" w:w="2075"/>
-            <w:vAlign w:val="center"/>
-          </w:tcPr>
-          <w:p>
-            <w:pPr>
-              <w:spacing w:after="0" w:line="252" w:lineRule="auto"/>
-              <w:jc w:val="center"/>
-            </w:pPr>
-            <w:r/>
-            <w:r>
-              <w:rPr>
-                <w:rFonts w:ascii="Kaiti SC" w:hAnsi="Kaiti SC" w:eastAsia="Kaiti SC" w:cs="Kaiti SC"/>
-                <w:b w:val="0"/>
-                <w:sz w:val="19"/>
-              </w:rPr>
-              <w:t>2026-10-01</w:t>
-            </w:r>
-          </w:p>
-        </w:tc>
-        <w:tc>
-          <w:tcPr>
-            <w:tcW w:type="dxa" w:w="2075"/>
-            <w:vAlign w:val="center"/>
-          </w:tcPr>
-          <w:p>
-            <w:pPr>
-              <w:spacing w:after="0" w:line="252" w:lineRule="auto"/>
-              <w:jc w:val="center"/>
-            </w:pPr>
-            <w:r/>
-            <w:r>
-              <w:rPr>
-                <w:rFonts w:ascii="Kaiti SC" w:hAnsi="Kaiti SC" w:eastAsia="Kaiti SC" w:cs="Kaiti SC"/>
-                <w:b w:val="0"/>
-                <w:sz w:val="19"/>
-              </w:rPr>
-              <w:t>中科宇航</w:t>
-            </w:r>
-          </w:p>
-        </w:tc>
-        <w:tc>
-          <w:tcPr>
-            <w:tcW w:type="dxa" w:w="2075"/>
-            <w:vAlign w:val="center"/>
-          </w:tcPr>
-          <w:p>
-            <w:pPr>
-              <w:spacing w:after="0" w:line="252" w:lineRule="auto"/>
-              <w:jc w:val="center"/>
-            </w:pPr>
-            <w:r/>
-            <w:r>
-              <w:rPr>
-                <w:rFonts w:ascii="Kaiti SC" w:hAnsi="Kaiti SC" w:eastAsia="Kaiti SC" w:cs="Kaiti SC"/>
-                <w:b w:val="0"/>
-                <w:sz w:val="19"/>
-              </w:rPr>
-              <w:t>其他动态</w:t>
-            </w:r>
-          </w:p>
-        </w:tc>
-        <w:tc>
-          <w:tcPr>
-            <w:tcW w:type="dxa" w:w="2075"/>
-            <w:vAlign w:val="center"/>
-          </w:tcPr>
-          <w:p>
-            <w:pPr>
-              <w:spacing w:after="0" w:line="252" w:lineRule="auto"/>
-            </w:pPr>
-            <w:r/>
-            <w:r>
-              <w:rPr>
-                <w:rFonts w:ascii="Kaiti SC" w:hAnsi="Kaiti SC" w:eastAsia="Kaiti SC" w:cs="Kaiti SC"/>
-                <w:b w:val="0"/>
-                <w:sz w:val="19"/>
-              </w:rPr>
-              <w:t>CAS Space Lihong-2 suborbital rocket slips to 2027: Merlin-class engine needs three-restart test</w:t>
-            </w:r>
-          </w:p>
-        </w:tc>
-      </w:tr>
-      <w:tr>
-        <w:trPr>
-          <w:cantSplit/>
-        </w:trPr>
-        <w:tc>
-          <w:tcPr>
-            <w:tcW w:type="dxa" w:w="2075"/>
-            <w:vAlign w:val="center"/>
-          </w:tcPr>
-          <w:p>
-            <w:pPr>
-              <w:spacing w:after="0" w:line="252" w:lineRule="auto"/>
-              <w:jc w:val="center"/>
-            </w:pPr>
-            <w:r/>
-            <w:r>
-              <w:rPr>
-                <w:rFonts w:ascii="Kaiti SC" w:hAnsi="Kaiti SC" w:eastAsia="Kaiti SC" w:cs="Kaiti SC"/>
-                <w:b w:val="0"/>
-                <w:sz w:val="19"/>
-              </w:rPr>
-              <w:t>2026-09-29</w:t>
-            </w:r>
-          </w:p>
-        </w:tc>
-        <w:tc>
-          <w:tcPr>
-            <w:tcW w:type="dxa" w:w="2075"/>
-            <w:vAlign w:val="center"/>
-          </w:tcPr>
-          <w:p>
-            <w:pPr>
-              <w:spacing w:after="0" w:line="252" w:lineRule="auto"/>
-              <w:jc w:val="center"/>
-            </w:pPr>
-            <w:r/>
-            <w:r>
-              <w:rPr>
-                <w:rFonts w:ascii="Kaiti SC" w:hAnsi="Kaiti SC" w:eastAsia="Kaiti SC" w:cs="Kaiti SC"/>
-                <w:b w:val="0"/>
-                <w:sz w:val="19"/>
-              </w:rPr>
-              <w:t>Blue Origin</w:t>
-            </w:r>
-          </w:p>
-        </w:tc>
-        <w:tc>
-          <w:tcPr>
-            <w:tcW w:type="dxa" w:w="2075"/>
-            <w:vAlign w:val="center"/>
-          </w:tcPr>
-          <w:p>
-            <w:pPr>
-              <w:spacing w:after="0" w:line="252" w:lineRule="auto"/>
-              <w:jc w:val="center"/>
-            </w:pPr>
-            <w:r/>
-            <w:r>
-              <w:rPr>
-                <w:rFonts w:ascii="Kaiti SC" w:hAnsi="Kaiti SC" w:eastAsia="Kaiti SC" w:cs="Kaiti SC"/>
-                <w:b w:val="0"/>
-                <w:sz w:val="19"/>
-              </w:rPr>
-              <w:t>发射与任务</w:t>
-            </w:r>
-          </w:p>
-        </w:tc>
-        <w:tc>
-          <w:tcPr>
-            <w:tcW w:type="dxa" w:w="2075"/>
-            <w:vAlign w:val="center"/>
-          </w:tcPr>
-          <w:p>
-            <w:pPr>
-              <w:spacing w:after="0" w:line="252" w:lineRule="auto"/>
-            </w:pPr>
-            <w:r/>
-            <w:r>
-              <w:rPr>
-                <w:rFonts w:ascii="Kaiti SC" w:hAnsi="Kaiti SC" w:eastAsia="Kaiti SC" w:cs="Kaiti SC"/>
-                <w:b w:val="0"/>
-                <w:sz w:val="19"/>
-              </w:rPr>
-              <w:t>Blue Origin CEO: 'We have a path to launch this year' amid pad rebuilding effort - Florida Today</w:t>
-            </w:r>
-          </w:p>
-        </w:tc>
-      </w:tr>
-      <w:tr>
-        <w:trPr>
-          <w:cantSplit/>
-        </w:trPr>
-        <w:tc>
-          <w:tcPr>
-            <w:tcW w:type="dxa" w:w="2075"/>
-            <w:vAlign w:val="center"/>
-          </w:tcPr>
-          <w:p>
-            <w:pPr>
-              <w:spacing w:after="0" w:line="252" w:lineRule="auto"/>
-              <w:jc w:val="center"/>
-            </w:pPr>
-            <w:r/>
-            <w:r>
-              <w:rPr>
-                <w:rFonts w:ascii="Kaiti SC" w:hAnsi="Kaiti SC" w:eastAsia="Kaiti SC" w:cs="Kaiti SC"/>
-                <w:b w:val="0"/>
-                <w:sz w:val="19"/>
-              </w:rPr>
-              <w:t>2026-09-29</w:t>
-            </w:r>
-          </w:p>
-        </w:tc>
-        <w:tc>
-          <w:tcPr>
-            <w:tcW w:type="dxa" w:w="2075"/>
-            <w:vAlign w:val="center"/>
-          </w:tcPr>
-          <w:p>
-            <w:pPr>
-              <w:spacing w:after="0" w:line="252" w:lineRule="auto"/>
-              <w:jc w:val="center"/>
-            </w:pPr>
-            <w:r/>
-            <w:r>
-              <w:rPr>
-                <w:rFonts w:ascii="Kaiti SC" w:hAnsi="Kaiti SC" w:eastAsia="Kaiti SC" w:cs="Kaiti SC"/>
-                <w:b w:val="0"/>
-                <w:sz w:val="19"/>
-              </w:rPr>
-              <w:t>SpaceX</w:t>
-            </w:r>
-          </w:p>
-        </w:tc>
-        <w:tc>
-          <w:tcPr>
-            <w:tcW w:type="dxa" w:w="2075"/>
-            <w:vAlign w:val="center"/>
-          </w:tcPr>
-          <w:p>
-            <w:pPr>
-              <w:spacing w:after="0" w:line="252" w:lineRule="auto"/>
-              <w:jc w:val="center"/>
-            </w:pPr>
-            <w:r/>
-            <w:r>
-              <w:rPr>
-                <w:rFonts w:ascii="Kaiti SC" w:hAnsi="Kaiti SC" w:eastAsia="Kaiti SC" w:cs="Kaiti SC"/>
-                <w:b w:val="0"/>
-                <w:sz w:val="19"/>
-              </w:rPr>
-              <w:t>发射与任务</w:t>
-            </w:r>
-          </w:p>
-        </w:tc>
-        <w:tc>
-          <w:tcPr>
-            <w:tcW w:type="dxa" w:w="2075"/>
-            <w:vAlign w:val="center"/>
-          </w:tcPr>
-          <w:p>
-            <w:pPr>
-              <w:spacing w:after="0" w:line="252" w:lineRule="auto"/>
-            </w:pPr>
-            <w:r/>
-            <w:r>
-              <w:rPr>
-                <w:rFonts w:ascii="Kaiti SC" w:hAnsi="Kaiti SC" w:eastAsia="Kaiti SC" w:cs="Kaiti SC"/>
-                <w:b w:val="0"/>
-                <w:sz w:val="19"/>
-              </w:rPr>
-              <w:t>TakeMe2Space Prepares MOI-1A Orbital Computing Satellite for SpaceX Falcon 9 Launch</w:t>
-            </w:r>
-          </w:p>
-        </w:tc>
-      </w:tr>
-      <w:tr>
-        <w:trPr>
-          <w:cantSplit/>
-        </w:trPr>
-        <w:tc>
-          <w:tcPr>
-            <w:tcW w:type="dxa" w:w="2075"/>
-            <w:vAlign w:val="center"/>
-          </w:tcPr>
-          <w:p>
-            <w:pPr>
-              <w:spacing w:after="0" w:line="252" w:lineRule="auto"/>
-              <w:jc w:val="center"/>
-            </w:pPr>
-            <w:r/>
-            <w:r>
-              <w:rPr>
-                <w:rFonts w:ascii="Kaiti SC" w:hAnsi="Kaiti SC" w:eastAsia="Kaiti SC" w:cs="Kaiti SC"/>
-                <w:b w:val="0"/>
-                <w:sz w:val="19"/>
-              </w:rPr>
-              <w:t>2026-10-02</w:t>
-            </w:r>
-          </w:p>
-        </w:tc>
-        <w:tc>
-          <w:tcPr>
-            <w:tcW w:type="dxa" w:w="2075"/>
-            <w:vAlign w:val="center"/>
-          </w:tcPr>
-          <w:p>
-            <w:pPr>
-              <w:spacing w:after="0" w:line="252" w:lineRule="auto"/>
-              <w:jc w:val="center"/>
-            </w:pPr>
-            <w:r/>
-            <w:r>
-              <w:rPr>
-                <w:rFonts w:ascii="Kaiti SC" w:hAnsi="Kaiti SC" w:eastAsia="Kaiti SC" w:cs="Kaiti SC"/>
-                <w:b w:val="0"/>
-                <w:sz w:val="19"/>
-              </w:rPr>
-              <w:t>中科宇航</w:t>
-            </w:r>
-          </w:p>
-        </w:tc>
-        <w:tc>
-          <w:tcPr>
-            <w:tcW w:type="dxa" w:w="2075"/>
-            <w:vAlign w:val="center"/>
-          </w:tcPr>
-          <w:p>
-            <w:pPr>
-              <w:spacing w:after="0" w:line="252" w:lineRule="auto"/>
-              <w:jc w:val="center"/>
-            </w:pPr>
-            <w:r/>
-            <w:r>
-              <w:rPr>
-                <w:rFonts w:ascii="Kaiti SC" w:hAnsi="Kaiti SC" w:eastAsia="Kaiti SC" w:cs="Kaiti SC"/>
-                <w:b w:val="0"/>
-                <w:sz w:val="19"/>
-              </w:rPr>
-              <w:t>其他动态</w:t>
-            </w:r>
-          </w:p>
-        </w:tc>
-        <w:tc>
-          <w:tcPr>
-            <w:tcW w:type="dxa" w:w="2075"/>
-            <w:vAlign w:val="center"/>
-          </w:tcPr>
-          <w:p>
-            <w:pPr>
-              <w:spacing w:after="0" w:line="252" w:lineRule="auto"/>
-            </w:pPr>
-            <w:r/>
-            <w:r>
-              <w:rPr>
-                <w:rFonts w:ascii="Kaiti SC" w:hAnsi="Kaiti SC" w:eastAsia="Kaiti SC" w:cs="Kaiti SC"/>
-                <w:b w:val="0"/>
-                <w:sz w:val="19"/>
-              </w:rPr>
-              <w:t>全球民商火箭位次出炉：SpaceX第一、中科宇航第二 - 新浪财经</w:t>
-            </w:r>
-          </w:p>
-        </w:tc>
-      </w:tr>
-      <w:tr>
-        <w:trPr>
-          <w:cantSplit/>
-        </w:trPr>
-        <w:tc>
-          <w:tcPr>
-            <w:tcW w:type="dxa" w:w="2075"/>
-            <w:vAlign w:val="center"/>
-          </w:tcPr>
-          <w:p>
-            <w:pPr>
-              <w:spacing w:after="0" w:line="252" w:lineRule="auto"/>
-              <w:jc w:val="center"/>
-            </w:pPr>
-            <w:r/>
-            <w:r>
-              <w:rPr>
-                <w:rFonts w:ascii="Kaiti SC" w:hAnsi="Kaiti SC" w:eastAsia="Kaiti SC" w:cs="Kaiti SC"/>
-                <w:b w:val="0"/>
-                <w:sz w:val="19"/>
-              </w:rPr>
-              <w:t>2026-10-01</w:t>
-            </w:r>
-          </w:p>
-        </w:tc>
-        <w:tc>
-          <w:tcPr>
-            <w:tcW w:type="dxa" w:w="2075"/>
-            <w:vAlign w:val="center"/>
-          </w:tcPr>
-          <w:p>
-            <w:pPr>
-              <w:spacing w:after="0" w:line="252" w:lineRule="auto"/>
-              <w:jc w:val="center"/>
-            </w:pPr>
-            <w:r/>
-            <w:r>
-              <w:rPr>
-                <w:rFonts w:ascii="Kaiti SC" w:hAnsi="Kaiti SC" w:eastAsia="Kaiti SC" w:cs="Kaiti SC"/>
-                <w:b w:val="0"/>
-                <w:sz w:val="19"/>
-              </w:rPr>
-              <w:t>SpaceX</w:t>
-            </w:r>
-          </w:p>
-        </w:tc>
-        <w:tc>
-          <w:tcPr>
-            <w:tcW w:type="dxa" w:w="2075"/>
-            <w:vAlign w:val="center"/>
-          </w:tcPr>
-          <w:p>
-            <w:pPr>
-              <w:spacing w:after="0" w:line="252" w:lineRule="auto"/>
-              <w:jc w:val="center"/>
-            </w:pPr>
-            <w:r/>
-            <w:r>
-              <w:rPr>
-                <w:rFonts w:ascii="Kaiti SC" w:hAnsi="Kaiti SC" w:eastAsia="Kaiti SC" w:cs="Kaiti SC"/>
-                <w:b w:val="0"/>
-                <w:sz w:val="19"/>
-              </w:rPr>
-              <w:t>发射与任务</w:t>
-            </w:r>
-          </w:p>
-        </w:tc>
-        <w:tc>
-          <w:tcPr>
-            <w:tcW w:type="dxa" w:w="2075"/>
-            <w:vAlign w:val="center"/>
-          </w:tcPr>
-          <w:p>
-            <w:pPr>
-              <w:spacing w:after="0" w:line="252" w:lineRule="auto"/>
-            </w:pPr>
-            <w:r/>
-            <w:r>
-              <w:rPr>
-                <w:rFonts w:ascii="Kaiti SC" w:hAnsi="Kaiti SC" w:eastAsia="Kaiti SC" w:cs="Kaiti SC"/>
-                <w:b w:val="0"/>
-                <w:sz w:val="19"/>
-              </w:rPr>
-              <w:t>Nokia, ICEYE take on SpaceX’s Starlink with sovereign LEO network for defense customers</w:t>
+              <w:t>SpaceX's Starlink is using hardware security keys to fend off hacks</w:t>
             </w:r>
           </w:p>
         </w:tc>
@@ -2126,7 +2084,7 @@
           <w:rFonts w:ascii="Kaiti SC" w:hAnsi="Kaiti SC" w:eastAsia="Kaiti SC" w:cs="Kaiti SC"/>
           <w:sz w:val="21"/>
         </w:rPr>
-        <w:t>SpaceX：Live coverage: SpaceX to launch 21 data transport satellites for the Space Development Agency （2026-10-05；Ars Technica、Investor's Business Daily、NASA）</w:t>
+        <w:t>SpaceX：SpaceX Acquires Grain Management’s 800 MHz Spectrum Portfolio to Launch Standalone Starlink Mobile Carrier （2026-10-11；CoinGape、Quartz India、SatNews Publishers）</w:t>
       </w:r>
     </w:p>
     <w:p>
@@ -2147,7 +2105,7 @@
           <w:rFonts w:ascii="Kaiti SC" w:hAnsi="Kaiti SC" w:eastAsia="Kaiti SC" w:cs="Kaiti SC"/>
           <w:sz w:val="21"/>
         </w:rPr>
-        <w:t>Blue Origin：Blue Origin Wants to Launch New Glenn Up to 50 Times a Year - mediasat.info （2026-10-03；Advanced Television、Daytona Beach News-Journal、Florida Today）</w:t>
+        <w:t>Blue Origin：ASTS stock eyes green week: Retail sees 'major catalysts' for new highs as Bezos targets Blue Origin's December return （2026-10-08；bing.com）</w:t>
       </w:r>
     </w:p>
     <w:p>
@@ -2168,7 +2126,7 @@
           <w:rFonts w:ascii="Kaiti SC" w:hAnsi="Kaiti SC" w:eastAsia="Kaiti SC" w:cs="Kaiti SC"/>
           <w:sz w:val="21"/>
         </w:rPr>
-        <w:t>SpaceX：Live coverage: SpaceX to launch first Starlink V3 satellites to orbit on Starship （2026-10-01；CNBC、KeepTrack、Mashable）</w:t>
+        <w:t>Blue Origin：Blue Origin lost New Glenn’s NG-4 booster during a seven-engine test （2026-10-06；bing.com）</w:t>
       </w:r>
     </w:p>
     <w:p>
@@ -2189,7 +2147,7 @@
           <w:rFonts w:ascii="Kaiti SC" w:hAnsi="Kaiti SC" w:eastAsia="Kaiti SC" w:cs="Kaiti SC"/>
           <w:sz w:val="21"/>
         </w:rPr>
-        <w:t>Blue Origin：NASA Adds Blue Origin New Glenn 9×4 to Launch Services Contract （2026-10-01；Aviation Week、NASA、SpaceNews）</w:t>
+        <w:t>SpaceX：Live coverage: SpaceX to launch 21 data transport satellites for the Space Development Agency （2026-10-06；Ars Technica、Investor's Business Daily、NASA）</w:t>
       </w:r>
     </w:p>
     <w:p>
@@ -2210,7 +2168,7 @@
           <w:rFonts w:ascii="Kaiti SC" w:hAnsi="Kaiti SC" w:eastAsia="Kaiti SC" w:cs="Kaiti SC"/>
           <w:sz w:val="21"/>
         </w:rPr>
-        <w:t>SpaceX：SpaceX Launches 130 Payloads On Transporter-18 Rideshare Mission （2026-10-02；satellitetoday.com、spacewatch.global）</w:t>
+        <w:t>SpaceX：SpaceX calls for better coordination in orbit after near-misses with Starlink （2026-10-09；Ars Technica、arstechnica.com、bing.com）</w:t>
       </w:r>
     </w:p>
     <w:p>
@@ -2231,7 +2189,7 @@
           <w:rFonts w:ascii="Kaiti SC" w:hAnsi="Kaiti SC" w:eastAsia="Kaiti SC" w:cs="Kaiti SC"/>
           <w:sz w:val="21"/>
         </w:rPr>
-        <w:t>Blue Origin：Blue Origin CEO: 'We have a path to launch this year' amid pad rebuilding effort - Florida Today （2026-09-29；Florida Today、bing.com）</w:t>
+        <w:t>SpaceX：SpaceX launches 21 data satellites for the Space Development Agency - Spaceflight Now （2026-10-10；Space、Spaceflight Now、bing.com）</w:t>
       </w:r>
     </w:p>
     <w:p>
@@ -2252,7 +2210,7 @@
           <w:rFonts w:ascii="Kaiti SC" w:hAnsi="Kaiti SC" w:eastAsia="Kaiti SC" w:cs="Kaiti SC"/>
           <w:sz w:val="21"/>
         </w:rPr>
-        <w:t>SpaceX：TakeMe2Space Prepares MOI-1A Orbital Computing Satellite for SpaceX Falcon 9 Launch （2026-09-29；satnews.com、spacewatch.global）</w:t>
+        <w:t>Blue Origin：Blue Origin’s New Glenn reached orbit, opening a new SpaceX rivalry （2026-10-06；bing.com）</w:t>
       </w:r>
     </w:p>
     <w:p>
@@ -2273,7 +2231,7 @@
           <w:rFonts w:ascii="Kaiti SC" w:hAnsi="Kaiti SC" w:eastAsia="Kaiti SC" w:cs="Kaiti SC"/>
           <w:sz w:val="21"/>
         </w:rPr>
-        <w:t>SpaceX：Nokia, ICEYE take on SpaceX’s Starlink with sovereign LEO network for defense customers （2026-10-01；bing.com）</w:t>
+        <w:t>SpaceX：SpaceX Falcon 9 launches 21 military satellites into orbit （2026-10-10；bing.com）</w:t>
       </w:r>
     </w:p>
     <w:p>
@@ -2286,7 +2244,7 @@
           <w:b/>
           <w:sz w:val="21"/>
         </w:rPr>
-        <w:t>4. 订单与合作</w:t>
+        <w:t>4. 监管与政策</w:t>
       </w:r>
     </w:p>
     <w:p>
@@ -2307,20 +2265,7 @@
           <w:rFonts w:ascii="Kaiti SC" w:hAnsi="Kaiti SC" w:eastAsia="Kaiti SC" w:cs="Kaiti SC"/>
           <w:sz w:val="21"/>
         </w:rPr>
-        <w:t>SpaceX：Ford government defends secret SpaceX payout after cancelling $100M Starlink deal over Trump tariff fight （2026-10-01；bing.com）</w:t>
-      </w:r>
-    </w:p>
-    <w:p>
-      <w:pPr>
-        <w:pStyle w:val="Heading1"/>
-      </w:pPr>
-      <w:r>
-        <w:rPr>
-          <w:rFonts w:ascii="Kaiti SC" w:hAnsi="Kaiti SC" w:eastAsia="Kaiti SC" w:cs="Kaiti SC"/>
-          <w:b/>
-          <w:sz w:val="21"/>
-        </w:rPr>
-        <w:t>5. 融资与资本</w:t>
+        <w:t>SpaceX：SpaceX Wins FCC Approval for Starlink Mobile’s Massive Next-Generation Direct-to-Cell Constellation （2026-10-09；PCMag、TechSpot、bing.com）</w:t>
       </w:r>
     </w:p>
     <w:p>
@@ -2341,20 +2286,7 @@
           <w:rFonts w:ascii="Kaiti SC" w:hAnsi="Kaiti SC" w:eastAsia="Kaiti SC" w:cs="Kaiti SC"/>
           <w:sz w:val="21"/>
         </w:rPr>
-        <w:t>Blue Origin：Blue Origin's first outside funding round is oversubscribed, CEO says - qz.com （2026-10-01；CNBC、Proactive financial news、Yahoo Finance）</w:t>
-      </w:r>
-    </w:p>
-    <w:p>
-      <w:pPr>
-        <w:pStyle w:val="Heading1"/>
-      </w:pPr>
-      <w:r>
-        <w:rPr>
-          <w:rFonts w:ascii="Kaiti SC" w:hAnsi="Kaiti SC" w:eastAsia="Kaiti SC" w:cs="Kaiti SC"/>
-          <w:b/>
-          <w:sz w:val="21"/>
-        </w:rPr>
-        <w:t>6. 监管与政策</w:t>
+        <w:t>SpaceX：SpaceX exec renews Starlink pitch as approvals lay pending （2026-10-07；bing.com）</w:t>
       </w:r>
     </w:p>
     <w:p>
@@ -2375,20 +2307,7 @@
           <w:rFonts w:ascii="Kaiti SC" w:hAnsi="Kaiti SC" w:eastAsia="Kaiti SC" w:cs="Kaiti SC"/>
           <w:sz w:val="21"/>
         </w:rPr>
-        <w:t>Blue Origin：FAA license put Blue Origin’s New Glenn within reach of its first flight （2026-09-29；bing.com）</w:t>
-      </w:r>
-    </w:p>
-    <w:p>
-      <w:pPr>
-        <w:pStyle w:val="Heading1"/>
-      </w:pPr>
-      <w:r>
-        <w:rPr>
-          <w:rFonts w:ascii="Kaiti SC" w:hAnsi="Kaiti SC" w:eastAsia="Kaiti SC" w:cs="Kaiti SC"/>
-          <w:b/>
-          <w:sz w:val="21"/>
-        </w:rPr>
-        <w:t>7. 市场与股价</w:t>
+        <w:t>SpaceX：SpaceX says Starlink will "become a major mobile carrier in the U.S." （2026-10-09；bing.com）</w:t>
       </w:r>
     </w:p>
     <w:p>
@@ -2409,7 +2328,7 @@
           <w:rFonts w:ascii="Kaiti SC" w:hAnsi="Kaiti SC" w:eastAsia="Kaiti SC" w:cs="Kaiti SC"/>
           <w:sz w:val="21"/>
         </w:rPr>
-        <w:t>中科宇航：蓝箭航天、中科宇航等3家商业航天公司科创板IPO中止 - 新浪财经 （2026-10-02；Jiemian.com、k.sina.com.cn、新浪财经）</w:t>
+        <w:t>SpaceX：SpaceX just scored a key Starlink approval that could shake up the wireless market （2026-10-07；bing.com）</w:t>
       </w:r>
     </w:p>
     <w:p>
@@ -2430,7 +2349,20 @@
           <w:rFonts w:ascii="Kaiti SC" w:hAnsi="Kaiti SC" w:eastAsia="Kaiti SC" w:cs="Kaiti SC"/>
           <w:sz w:val="21"/>
         </w:rPr>
-        <w:t>蓝箭航天：三家航天企业被中止IPO，并非终止上市！#商业航天#IPO#蓝箭航天#中科宇航#微纳星空 - 财富号 （2026-10-01；Jiemian.com、东方财富、财富号）</w:t>
+        <w:t>SpaceX：SpaceX Inches Closer to Becoming a U.S. Carrier （2026-10-10；bing.com）</w:t>
+      </w:r>
+    </w:p>
+    <w:p>
+      <w:pPr>
+        <w:pStyle w:val="Heading1"/>
+      </w:pPr>
+      <w:r>
+        <w:rPr>
+          <w:rFonts w:ascii="Kaiti SC" w:hAnsi="Kaiti SC" w:eastAsia="Kaiti SC" w:cs="Kaiti SC"/>
+          <w:b/>
+          <w:sz w:val="21"/>
+        </w:rPr>
+        <w:t>5. 市场与股价</w:t>
       </w:r>
     </w:p>
     <w:p>
@@ -2451,20 +2383,7 @@
           <w:rFonts w:ascii="Kaiti SC" w:hAnsi="Kaiti SC" w:eastAsia="Kaiti SC" w:cs="Kaiti SC"/>
           <w:sz w:val="21"/>
         </w:rPr>
-        <w:t>微纳星空：蓝箭航天、中科宇航、微纳星空三家企业IPO状态同步变更为中止 - 东方财富 （2026-10-01；jiemian.com、东方财富）</w:t>
-      </w:r>
-    </w:p>
-    <w:p>
-      <w:pPr>
-        <w:pStyle w:val="Heading1"/>
-      </w:pPr>
-      <w:r>
-        <w:rPr>
-          <w:rFonts w:ascii="Kaiti SC" w:hAnsi="Kaiti SC" w:eastAsia="Kaiti SC" w:cs="Kaiti SC"/>
-          <w:b/>
-          <w:sz w:val="21"/>
-        </w:rPr>
-        <w:t>8. 其他动态</w:t>
+        <w:t>Blue Origin：Blue Origin Commits $550M to Texas Satellite Complex as Jeff Bezos Confirms $10B Equity Round and IPO Roadmap （2026-10-11；BigGo Finance、New York Post、Quartz）</w:t>
       </w:r>
     </w:p>
     <w:p>
@@ -2485,7 +2404,7 @@
           <w:rFonts w:ascii="Kaiti SC" w:hAnsi="Kaiti SC" w:eastAsia="Kaiti SC" w:cs="Kaiti SC"/>
           <w:sz w:val="21"/>
         </w:rPr>
-        <w:t>Blue Origin：Blue Origin’s BE-4 Engine Gimble At Full Power During Hotfire Test （2026-10-02；bing.com）</w:t>
+        <w:t>SpaceX：SpaceX spectrum deal to expand its Starlink network in the US sends telecom stocks tumbling （2026-10-09；bing.com）</w:t>
       </w:r>
     </w:p>
     <w:p>
@@ -2506,7 +2425,7 @@
           <w:rFonts w:ascii="Kaiti SC" w:hAnsi="Kaiti SC" w:eastAsia="Kaiti SC" w:cs="Kaiti SC"/>
           <w:sz w:val="21"/>
         </w:rPr>
-        <w:t>SpaceX：This company created an in-car signal booster for SpaceX's Starlink mobile （2026-10-01；bing.com）</w:t>
+        <w:t>Blue Origin：Jeff Bezos Becomes World’s Second-Richest as Blue Origin Hits $140B Valuation （2026-10-08；bing.com）</w:t>
       </w:r>
     </w:p>
     <w:p>
@@ -2527,7 +2446,20 @@
           <w:rFonts w:ascii="Kaiti SC" w:hAnsi="Kaiti SC" w:eastAsia="Kaiti SC" w:cs="Kaiti SC"/>
           <w:sz w:val="21"/>
         </w:rPr>
-        <w:t>SpaceX：Starship, Starlink, or xAI: Which part of SpaceX could move the stock most in 2027? （2026-09-29；bing.com）</w:t>
+        <w:t>蓝箭航天：同一天，蓝箭航天、中科宇航等三家商业航天IPO“中止” - 凤凰网财经 （2026-10-07；凤凰网财经、搜狐网）</w:t>
+      </w:r>
+    </w:p>
+    <w:p>
+      <w:pPr>
+        <w:pStyle w:val="Heading1"/>
+      </w:pPr>
+      <w:r>
+        <w:rPr>
+          <w:rFonts w:ascii="Kaiti SC" w:hAnsi="Kaiti SC" w:eastAsia="Kaiti SC" w:cs="Kaiti SC"/>
+          <w:b/>
+          <w:sz w:val="21"/>
+        </w:rPr>
+        <w:t>6. 产品与技术</w:t>
       </w:r>
     </w:p>
     <w:p>
@@ -2548,7 +2480,20 @@
           <w:rFonts w:ascii="Kaiti SC" w:hAnsi="Kaiti SC" w:eastAsia="Kaiti SC" w:cs="Kaiti SC"/>
           <w:sz w:val="21"/>
         </w:rPr>
-        <w:t>SpaceX：SpaceX’s Starlink Just Got More Powerful, and Cable Giants Comcast, Charter May Feel the Heat （2026-10-01；Yahoo Finance、bing.com）</w:t>
+        <w:t>Blue Origin：Blue Origin plans $555 million satellite factory in Hutto, Texas （2026-10-09；bing.com）</w:t>
+      </w:r>
+    </w:p>
+    <w:p>
+      <w:pPr>
+        <w:pStyle w:val="Heading1"/>
+      </w:pPr>
+      <w:r>
+        <w:rPr>
+          <w:rFonts w:ascii="Kaiti SC" w:hAnsi="Kaiti SC" w:eastAsia="Kaiti SC" w:cs="Kaiti SC"/>
+          <w:b/>
+          <w:sz w:val="21"/>
+        </w:rPr>
+        <w:t>7. 其他动态</w:t>
       </w:r>
     </w:p>
     <w:p>
@@ -2569,7 +2514,7 @@
           <w:rFonts w:ascii="Kaiti SC" w:hAnsi="Kaiti SC" w:eastAsia="Kaiti SC" w:cs="Kaiti SC"/>
           <w:sz w:val="21"/>
         </w:rPr>
-        <w:t>中科宇航：CAS Space Lihong-2 suborbital rocket slips to 2027: Merlin-class engine needs three-restart test （2026-10-01；bing.com）</w:t>
+        <w:t>SpaceX：SpaceX Moves to Acquire Nationwide Low-Band Spectrum for Starlink Mobile （2026-10-10；CBS News、bing.com、satellitetoday.com）</w:t>
       </w:r>
     </w:p>
     <w:p>
@@ -2590,7 +2535,7 @@
           <w:rFonts w:ascii="Kaiti SC" w:hAnsi="Kaiti SC" w:eastAsia="Kaiti SC" w:cs="Kaiti SC"/>
           <w:sz w:val="21"/>
         </w:rPr>
-        <w:t>中科宇航：全球民商火箭位次出炉：SpaceX第一、中科宇航第二 - 新浪财经 （2026-10-02；新浪财经、财联社）</w:t>
+        <w:t>SpaceX：SpaceX is calling out other satellite operators for nearly crashing into Starlink - Business Insider （2026-10-07；Business Insider、PCMag、PCMag Australia）</w:t>
       </w:r>
     </w:p>
     <w:p>
@@ -2611,7 +2556,7 @@
           <w:rFonts w:ascii="Kaiti SC" w:hAnsi="Kaiti SC" w:eastAsia="Kaiti SC" w:cs="Kaiti SC"/>
           <w:sz w:val="21"/>
         </w:rPr>
-        <w:t>SpaceX：Elon Musk Renews Delta Feud After Airline Picks Amazon Leo Over Starlink （2026-10-04；bing.com）</w:t>
+        <w:t>SpaceX：Elon Musk Is Impatiently Trying to Offer Cheap Starlink Internet in India Ahead of Record Jio Public Offering. How Could This Impact SpaceX Stock? （2026-10-11；Barron's、PCMag、Yahoo Finance）</w:t>
       </w:r>
     </w:p>
     <w:p>
@@ -2632,7 +2577,91 @@
           <w:rFonts w:ascii="Kaiti SC" w:hAnsi="Kaiti SC" w:eastAsia="Kaiti SC" w:cs="Kaiti SC"/>
           <w:sz w:val="21"/>
         </w:rPr>
-        <w:t>SpaceX：SpaceX donates 50 Starlink kits to Malaysia for disaster preparedness （2026-10-01；bing.com）</w:t>
+        <w:t>SpaceX：T-Mobile CTO gives SpaceX a reality check on its Starlink mobile ambitions （2026-10-09；bing.com）</w:t>
+      </w:r>
+    </w:p>
+    <w:p>
+      <w:pPr>
+        <w:keepLines/>
+        <w:spacing w:after="60"/>
+        <w:ind w:left="369" w:hanging="227"/>
+      </w:pPr>
+      <w:r>
+        <w:rPr>
+          <w:rFonts w:ascii="Kaiti SC" w:hAnsi="Kaiti SC" w:eastAsia="Kaiti SC" w:cs="Kaiti SC"/>
+          <w:sz w:val="21"/>
+        </w:rPr>
+        <w:t xml:space="preserve">➢ </w:t>
+      </w:r>
+      <w:r>
+        <w:rPr>
+          <w:rFonts w:ascii="Kaiti SC" w:hAnsi="Kaiti SC" w:eastAsia="Kaiti SC" w:cs="Kaiti SC"/>
+          <w:sz w:val="21"/>
+        </w:rPr>
+        <w:t>SpaceX：SpaceX Spectrum Deal Puts Starlink in Carrier Territory （2026-10-08；bing.com）</w:t>
+      </w:r>
+    </w:p>
+    <w:p>
+      <w:pPr>
+        <w:keepLines/>
+        <w:spacing w:after="60"/>
+        <w:ind w:left="369" w:hanging="227"/>
+      </w:pPr>
+      <w:r>
+        <w:rPr>
+          <w:rFonts w:ascii="Kaiti SC" w:hAnsi="Kaiti SC" w:eastAsia="Kaiti SC" w:cs="Kaiti SC"/>
+          <w:sz w:val="21"/>
+        </w:rPr>
+        <w:t xml:space="preserve">➢ </w:t>
+      </w:r>
+      <w:r>
+        <w:rPr>
+          <w:rFonts w:ascii="Kaiti SC" w:hAnsi="Kaiti SC" w:eastAsia="Kaiti SC" w:cs="Kaiti SC"/>
+          <w:sz w:val="21"/>
+        </w:rPr>
+        <w:t>SpaceX：SpaceX's Starlink is using hardware security keys to fend off hacks （2026-10-06；bing.com）</w:t>
+      </w:r>
+    </w:p>
+    <w:p>
+      <w:pPr>
+        <w:keepLines/>
+        <w:spacing w:after="60"/>
+        <w:ind w:left="369" w:hanging="227"/>
+      </w:pPr>
+      <w:r>
+        <w:rPr>
+          <w:rFonts w:ascii="Kaiti SC" w:hAnsi="Kaiti SC" w:eastAsia="Kaiti SC" w:cs="Kaiti SC"/>
+          <w:sz w:val="21"/>
+        </w:rPr>
+        <w:t xml:space="preserve">➢ </w:t>
+      </w:r>
+      <w:r>
+        <w:rPr>
+          <w:rFonts w:ascii="Kaiti SC" w:hAnsi="Kaiti SC" w:eastAsia="Kaiti SC" w:cs="Kaiti SC"/>
+          <w:sz w:val="21"/>
+        </w:rPr>
+        <w:t>星际荣耀：星际荣耀官宣重型型号“双曲线九号”火箭已启动预研 - 泰伯网 （2026-10-12；凤凰网科技、泰伯网）</w:t>
+      </w:r>
+    </w:p>
+    <w:p>
+      <w:pPr>
+        <w:keepLines/>
+        <w:spacing w:after="60"/>
+        <w:ind w:left="369" w:hanging="227"/>
+      </w:pPr>
+      <w:r>
+        <w:rPr>
+          <w:rFonts w:ascii="Kaiti SC" w:hAnsi="Kaiti SC" w:eastAsia="Kaiti SC" w:cs="Kaiti SC"/>
+          <w:sz w:val="21"/>
+        </w:rPr>
+        <w:t xml:space="preserve">➢ </w:t>
+      </w:r>
+      <w:r>
+        <w:rPr>
+          <w:rFonts w:ascii="Kaiti SC" w:hAnsi="Kaiti SC" w:eastAsia="Kaiti SC" w:cs="Kaiti SC"/>
+          <w:sz w:val="21"/>
+        </w:rPr>
+        <w:t>SpaceX：Venezuela Authorizes SpaceX Starlink Satellite Internet Service Under New Deal - Yahoo Finance （2026-10-11；Yahoo Finance、bing.com）</w:t>
       </w:r>
     </w:p>
     <w:p>
@@ -2645,7 +2674,7 @@
           <w:b/>
           <w:sz w:val="21"/>
         </w:rPr>
-        <w:t>9. 公司动态概览</w:t>
+        <w:t>8. 公司动态概览</w:t>
       </w:r>
     </w:p>
     <w:tbl>
@@ -2791,7 +2820,7 @@
                 <w:b w:val="0"/>
                 <w:sz w:val="19"/>
               </w:rPr>
-              <w:t>131</w:t>
+              <w:t>169</w:t>
             </w:r>
           </w:p>
         </w:tc>
@@ -2812,7 +2841,7 @@
                 <w:b w:val="0"/>
                 <w:sz w:val="19"/>
               </w:rPr>
-              <w:t>发射与任务、市场与股价、产品与技术、其他动态、订单与合作</w:t>
+              <w:t>发射与任务、市场与股价、其他动态、监管与政策</w:t>
             </w:r>
           </w:p>
         </w:tc>
@@ -2832,7 +2861,7 @@
                 <w:b w:val="0"/>
                 <w:sz w:val="19"/>
               </w:rPr>
-              <w:t>Live coverage: SpaceX to launch 21 data transport satellites for the Space Development Agency</w:t>
+              <w:t>SpaceX to make another attempt to launch 21 data satellites for Space Development Agency</w:t>
             </w:r>
           </w:p>
         </w:tc>
@@ -2878,7 +2907,7 @@
                 <w:b w:val="0"/>
                 <w:sz w:val="19"/>
               </w:rPr>
-              <w:t>44</w:t>
+              <w:t>64</w:t>
             </w:r>
           </w:p>
         </w:tc>
@@ -2899,7 +2928,7 @@
                 <w:b w:val="0"/>
                 <w:sz w:val="19"/>
               </w:rPr>
-              <w:t>发射与任务、其他动态、融资与资本</w:t>
+              <w:t>发射与任务、市场与股价、产品与技术、其他动态</w:t>
             </w:r>
           </w:p>
         </w:tc>
@@ -2919,7 +2948,7 @@
                 <w:b w:val="0"/>
                 <w:sz w:val="19"/>
               </w:rPr>
-              <w:t>NASA Adds Blue Origin New Glenn 9×4 to Launch Services Contract</w:t>
+              <w:t>Blue Origin Advances LC-36 Rebuild for Year-End New Glenn Return to Flight</w:t>
             </w:r>
           </w:p>
         </w:tc>
@@ -2944,7 +2973,7 @@
                 <w:b w:val="0"/>
                 <w:sz w:val="19"/>
               </w:rPr>
-              <w:t>中科宇航</w:t>
+              <w:t>中国星网</w:t>
             </w:r>
           </w:p>
         </w:tc>
@@ -2965,7 +2994,7 @@
                 <w:b w:val="0"/>
                 <w:sz w:val="19"/>
               </w:rPr>
-              <w:t>17</w:t>
+              <w:t>5</w:t>
             </w:r>
           </w:p>
         </w:tc>
@@ -2986,7 +3015,7 @@
                 <w:b w:val="0"/>
                 <w:sz w:val="19"/>
               </w:rPr>
-              <w:t>市场与股价、发射与任务、其他动态</w:t>
+              <w:t>监管与政策、其他动态</w:t>
             </w:r>
           </w:p>
         </w:tc>
@@ -3006,7 +3035,7 @@
                 <w:b w:val="0"/>
                 <w:sz w:val="19"/>
               </w:rPr>
-              <w:t>蓝箭航天、中科宇航等3家商业航天公司科创板IPO中止 - 新浪财经</w:t>
+              <w:t>宇宙人(2079期）中国星网GW星座极区首试成功；SpaceX公开百万AI卫星计划；FCC放行星链1.5万颗直连星，境外可用14MHz扩展L波段 - 搜狐网</w:t>
             </w:r>
           </w:p>
         </w:tc>
@@ -3052,7 +3081,7 @@
                 <w:b w:val="0"/>
                 <w:sz w:val="19"/>
               </w:rPr>
-              <w:t>6</w:t>
+              <w:t>5</w:t>
             </w:r>
           </w:p>
         </w:tc>
@@ -3093,7 +3122,94 @@
                 <w:b w:val="0"/>
                 <w:sz w:val="19"/>
               </w:rPr>
-              <w:t>蓝箭航天、中科宇航等3家商业航天公司科创板IPO中止 - 新浪财经</w:t>
+              <w:t>同一天，蓝箭航天、中科宇航等三家商业航天IPO“中止” - 凤凰网财经</w:t>
+            </w:r>
+          </w:p>
+        </w:tc>
+      </w:tr>
+      <w:tr>
+        <w:trPr>
+          <w:cantSplit/>
+        </w:trPr>
+        <w:tc>
+          <w:tcPr>
+            <w:tcW w:type="dxa" w:w="2075"/>
+            <w:vAlign w:val="center"/>
+          </w:tcPr>
+          <w:p>
+            <w:pPr>
+              <w:spacing w:after="0" w:line="252" w:lineRule="auto"/>
+            </w:pPr>
+            <w:r/>
+            <w:r>
+              <w:rPr>
+                <w:rFonts w:ascii="Kaiti SC" w:hAnsi="Kaiti SC" w:eastAsia="Kaiti SC" w:cs="Kaiti SC"/>
+                <w:b w:val="0"/>
+                <w:sz w:val="19"/>
+              </w:rPr>
+              <w:t>星际荣耀</w:t>
+            </w:r>
+          </w:p>
+        </w:tc>
+        <w:tc>
+          <w:tcPr>
+            <w:tcW w:type="dxa" w:w="2075"/>
+            <w:vAlign w:val="center"/>
+          </w:tcPr>
+          <w:p>
+            <w:pPr>
+              <w:spacing w:after="0" w:line="252" w:lineRule="auto"/>
+              <w:jc w:val="center"/>
+            </w:pPr>
+            <w:r/>
+            <w:r>
+              <w:rPr>
+                <w:rFonts w:ascii="Kaiti SC" w:hAnsi="Kaiti SC" w:eastAsia="Kaiti SC" w:cs="Kaiti SC"/>
+                <w:b w:val="0"/>
+                <w:sz w:val="19"/>
+              </w:rPr>
+              <w:t>3</w:t>
+            </w:r>
+          </w:p>
+        </w:tc>
+        <w:tc>
+          <w:tcPr>
+            <w:tcW w:type="dxa" w:w="2075"/>
+            <w:vAlign w:val="center"/>
+          </w:tcPr>
+          <w:p>
+            <w:pPr>
+              <w:spacing w:after="0" w:line="252" w:lineRule="auto"/>
+              <w:jc w:val="center"/>
+            </w:pPr>
+            <w:r/>
+            <w:r>
+              <w:rPr>
+                <w:rFonts w:ascii="Kaiti SC" w:hAnsi="Kaiti SC" w:eastAsia="Kaiti SC" w:cs="Kaiti SC"/>
+                <w:b w:val="0"/>
+                <w:sz w:val="19"/>
+              </w:rPr>
+              <w:t>其他动态</w:t>
+            </w:r>
+          </w:p>
+        </w:tc>
+        <w:tc>
+          <w:tcPr>
+            <w:tcW w:type="dxa" w:w="2075"/>
+            <w:vAlign w:val="center"/>
+          </w:tcPr>
+          <w:p>
+            <w:pPr>
+              <w:spacing w:after="0" w:line="252" w:lineRule="auto"/>
+            </w:pPr>
+            <w:r/>
+            <w:r>
+              <w:rPr>
+                <w:rFonts w:ascii="Kaiti SC" w:hAnsi="Kaiti SC" w:eastAsia="Kaiti SC" w:cs="Kaiti SC"/>
+                <w:b w:val="0"/>
+                <w:sz w:val="19"/>
+              </w:rPr>
+              <w:t>星际荣耀官宣重型型号“双曲线九号”火箭已启动预研 - 泰伯网</w:t>
             </w:r>
           </w:p>
         </w:tc>
@@ -3139,7 +3255,7 @@
                 <w:b w:val="0"/>
                 <w:sz w:val="19"/>
               </w:rPr>
-              <w:t>5</w:t>
+              <w:t>2</w:t>
             </w:r>
           </w:p>
         </w:tc>
@@ -3160,7 +3276,7 @@
                 <w:b w:val="0"/>
                 <w:sz w:val="19"/>
               </w:rPr>
-              <w:t>市场与股价</w:t>
+              <w:t>市场与股价、其他动态</w:t>
             </w:r>
           </w:p>
         </w:tc>
@@ -3180,7 +3296,7 @@
                 <w:b w:val="0"/>
                 <w:sz w:val="19"/>
               </w:rPr>
-              <w:t>国星宇航、展芯半导体、微纳星空、国仪量子冲刺IPO，涉及四川多家机构投资 - 新浪财经</w:t>
+              <w:t>冲刺“民营商业卫星第一股”：微纳星空的“百亿故事”里，藏着一道没解完的题|上海证券交易所|IPO|数据|客户|收入 - 新浪财经</w:t>
             </w:r>
           </w:p>
         </w:tc>
@@ -3205,7 +3321,7 @@
                 <w:b w:val="0"/>
                 <w:sz w:val="19"/>
               </w:rPr>
-              <w:t>中国星网</w:t>
+              <w:t>垣信卫星</w:t>
             </w:r>
           </w:p>
         </w:tc>
@@ -3267,7 +3383,94 @@
                 <w:b w:val="0"/>
                 <w:sz w:val="19"/>
               </w:rPr>
-              <w:t>China launches Guowang, Yaogan-40 satellites, sets up busy Q4 manifest</w:t>
+              <w:t>Chinese satellite company SpaceSail opens up to new investors</w:t>
+            </w:r>
+          </w:p>
+        </w:tc>
+      </w:tr>
+      <w:tr>
+        <w:trPr>
+          <w:cantSplit/>
+        </w:trPr>
+        <w:tc>
+          <w:tcPr>
+            <w:tcW w:type="dxa" w:w="2075"/>
+            <w:vAlign w:val="center"/>
+          </w:tcPr>
+          <w:p>
+            <w:pPr>
+              <w:spacing w:after="0" w:line="252" w:lineRule="auto"/>
+            </w:pPr>
+            <w:r/>
+            <w:r>
+              <w:rPr>
+                <w:rFonts w:ascii="Kaiti SC" w:hAnsi="Kaiti SC" w:eastAsia="Kaiti SC" w:cs="Kaiti SC"/>
+                <w:b w:val="0"/>
+                <w:sz w:val="19"/>
+              </w:rPr>
+              <w:t>天兵科技</w:t>
+            </w:r>
+          </w:p>
+        </w:tc>
+        <w:tc>
+          <w:tcPr>
+            <w:tcW w:type="dxa" w:w="2075"/>
+            <w:vAlign w:val="center"/>
+          </w:tcPr>
+          <w:p>
+            <w:pPr>
+              <w:spacing w:after="0" w:line="252" w:lineRule="auto"/>
+              <w:jc w:val="center"/>
+            </w:pPr>
+            <w:r/>
+            <w:r>
+              <w:rPr>
+                <w:rFonts w:ascii="Kaiti SC" w:hAnsi="Kaiti SC" w:eastAsia="Kaiti SC" w:cs="Kaiti SC"/>
+                <w:b w:val="0"/>
+                <w:sz w:val="19"/>
+              </w:rPr>
+              <w:t>1</w:t>
+            </w:r>
+          </w:p>
+        </w:tc>
+        <w:tc>
+          <w:tcPr>
+            <w:tcW w:type="dxa" w:w="2075"/>
+            <w:vAlign w:val="center"/>
+          </w:tcPr>
+          <w:p>
+            <w:pPr>
+              <w:spacing w:after="0" w:line="252" w:lineRule="auto"/>
+              <w:jc w:val="center"/>
+            </w:pPr>
+            <w:r/>
+            <w:r>
+              <w:rPr>
+                <w:rFonts w:ascii="Kaiti SC" w:hAnsi="Kaiti SC" w:eastAsia="Kaiti SC" w:cs="Kaiti SC"/>
+                <w:b w:val="0"/>
+                <w:sz w:val="19"/>
+              </w:rPr>
+              <w:t>发射与任务</w:t>
+            </w:r>
+          </w:p>
+        </w:tc>
+        <w:tc>
+          <w:tcPr>
+            <w:tcW w:type="dxa" w:w="2075"/>
+            <w:vAlign w:val="center"/>
+          </w:tcPr>
+          <w:p>
+            <w:pPr>
+              <w:spacing w:after="0" w:line="252" w:lineRule="auto"/>
+            </w:pPr>
+            <w:r/>
+            <w:r>
+              <w:rPr>
+                <w:rFonts w:ascii="Kaiti SC" w:hAnsi="Kaiti SC" w:eastAsia="Kaiti SC" w:cs="Kaiti SC"/>
+                <w:b w:val="0"/>
+                <w:sz w:val="19"/>
+              </w:rPr>
+              <w:t>天龙三号预计拟于4月2日首飞 - Jiemian.com</w:t>
             </w:r>
           </w:p>
         </w:tc>
@@ -3334,7 +3537,7 @@
                 <w:b w:val="0"/>
                 <w:sz w:val="19"/>
               </w:rPr>
-              <w:t>发射与任务</w:t>
+              <w:t>其他动态</w:t>
             </w:r>
           </w:p>
         </w:tc>
@@ -3354,7 +3557,94 @@
                 <w:b w:val="0"/>
                 <w:sz w:val="19"/>
               </w:rPr>
-              <w:t>智神星一号首飞成功！揭秘这枚火箭的硬核技术 - 搜狐网</w:t>
+              <w:t>2026中关村论坛年会｜商业航天青春期|智神星一号|朱雀三号|蓝箭航天|火箭|蓝箭 - 新浪财经</w:t>
+            </w:r>
+          </w:p>
+        </w:tc>
+      </w:tr>
+      <w:tr>
+        <w:trPr>
+          <w:cantSplit/>
+        </w:trPr>
+        <w:tc>
+          <w:tcPr>
+            <w:tcW w:type="dxa" w:w="2075"/>
+            <w:vAlign w:val="center"/>
+          </w:tcPr>
+          <w:p>
+            <w:pPr>
+              <w:spacing w:after="0" w:line="252" w:lineRule="auto"/>
+            </w:pPr>
+            <w:r/>
+            <w:r>
+              <w:rPr>
+                <w:rFonts w:ascii="Kaiti SC" w:hAnsi="Kaiti SC" w:eastAsia="Kaiti SC" w:cs="Kaiti SC"/>
+                <w:b w:val="0"/>
+                <w:sz w:val="19"/>
+              </w:rPr>
+              <w:t>银河航天</w:t>
+            </w:r>
+          </w:p>
+        </w:tc>
+        <w:tc>
+          <w:tcPr>
+            <w:tcW w:type="dxa" w:w="2075"/>
+            <w:vAlign w:val="center"/>
+          </w:tcPr>
+          <w:p>
+            <w:pPr>
+              <w:spacing w:after="0" w:line="252" w:lineRule="auto"/>
+              <w:jc w:val="center"/>
+            </w:pPr>
+            <w:r/>
+            <w:r>
+              <w:rPr>
+                <w:rFonts w:ascii="Kaiti SC" w:hAnsi="Kaiti SC" w:eastAsia="Kaiti SC" w:cs="Kaiti SC"/>
+                <w:b w:val="0"/>
+                <w:sz w:val="19"/>
+              </w:rPr>
+              <w:t>1</w:t>
+            </w:r>
+          </w:p>
+        </w:tc>
+        <w:tc>
+          <w:tcPr>
+            <w:tcW w:type="dxa" w:w="2075"/>
+            <w:vAlign w:val="center"/>
+          </w:tcPr>
+          <w:p>
+            <w:pPr>
+              <w:spacing w:after="0" w:line="252" w:lineRule="auto"/>
+              <w:jc w:val="center"/>
+            </w:pPr>
+            <w:r/>
+            <w:r>
+              <w:rPr>
+                <w:rFonts w:ascii="Kaiti SC" w:hAnsi="Kaiti SC" w:eastAsia="Kaiti SC" w:cs="Kaiti SC"/>
+                <w:b w:val="0"/>
+                <w:sz w:val="19"/>
+              </w:rPr>
+              <w:t>市场与股价</w:t>
+            </w:r>
+          </w:p>
+        </w:tc>
+        <w:tc>
+          <w:tcPr>
+            <w:tcW w:type="dxa" w:w="2075"/>
+            <w:vAlign w:val="center"/>
+          </w:tcPr>
+          <w:p>
+            <w:pPr>
+              <w:spacing w:after="0" w:line="252" w:lineRule="auto"/>
+            </w:pPr>
+            <w:r/>
+            <w:r>
+              <w:rPr>
+                <w:rFonts w:ascii="Kaiti SC" w:hAnsi="Kaiti SC" w:eastAsia="Kaiti SC" w:cs="Kaiti SC"/>
+                <w:b w:val="0"/>
+                <w:sz w:val="19"/>
+              </w:rPr>
+              <w:t>银河航天（北京）科技集团股份有限公司启动上市辅导 - Jiemian.com</w:t>
             </w:r>
           </w:p>
         </w:tc>
@@ -3370,7 +3660,7 @@
           <w:b/>
           <w:sz w:val="21"/>
         </w:rPr>
-        <w:t>10. 关联历史回看</w:t>
+        <w:t>9. 关联历史回看</w:t>
       </w:r>
     </w:p>
     <w:p>
@@ -3391,7 +3681,7 @@
           <w:rFonts w:ascii="Kaiti SC" w:hAnsi="Kaiti SC" w:eastAsia="Kaiti SC" w:cs="Kaiti SC"/>
           <w:sz w:val="21"/>
         </w:rPr>
-        <w:t>Blue Origin：本周“Blue Origin Wants to Launch New Glenn Up to 50 Times a Year - mediasat.info”；关联回看 2026-07-08 的“Blue Origin wants to launch New Glenn rocket by end of 2026. Can it?”。</w:t>
+        <w:t>SpaceX：本周“SpaceX Moves to Acquire Nationwide Low-Band Spectrum for Starlink Mobile”；关联回看 2026-10-01 的“This company created an in-car signal booster for SpaceX's Starlink mobile”。</w:t>
       </w:r>
     </w:p>
     <w:p>
@@ -3412,7 +3702,7 @@
           <w:rFonts w:ascii="Kaiti SC" w:hAnsi="Kaiti SC" w:eastAsia="Kaiti SC" w:cs="Kaiti SC"/>
           <w:sz w:val="21"/>
         </w:rPr>
-        <w:t>Blue Origin：本周“Blue Origin’s BE-4 Engine Gimble At Full Power During Hotfire Test”；关联回看 2026-06-29 的“Blue Origin’s BE-4 Engine Gimble At Full Power During Hotfire Test”。</w:t>
+        <w:t>SpaceX：本周“SpaceX Wins FCC Approval for Starlink Mobile’s Massive Next-Generation Direct-to-Cell Constellation”；关联回看 2026-09-19 的“FCC otorga a SpaceX autoridad para Starlink Mobile”。</w:t>
       </w:r>
     </w:p>
     <w:p>
@@ -3433,7 +3723,7 @@
           <w:rFonts w:ascii="Kaiti SC" w:hAnsi="Kaiti SC" w:eastAsia="Kaiti SC" w:cs="Kaiti SC"/>
           <w:sz w:val="21"/>
         </w:rPr>
-        <w:t>SpaceX：本周“This company created an in-car signal booster for SpaceX's Starlink mobile”；关联回看 2026-08-31 的“Starlink Mobile and AST? This Prepaid Carrier Wants to Offer Both”。</w:t>
+        <w:t>Blue Origin：本周“Blue Origin lost New Glenn’s NG-4 booster during a seven-engine test”；关联回看 2026-07-14 的“Blue Origin’s New Glenn rocket exploded during a ground test, gutting its launch pad”。</w:t>
       </w:r>
     </w:p>
     <w:p>
@@ -3454,7 +3744,7 @@
           <w:rFonts w:ascii="Kaiti SC" w:hAnsi="Kaiti SC" w:eastAsia="Kaiti SC" w:cs="Kaiti SC"/>
           <w:sz w:val="21"/>
         </w:rPr>
-        <w:t>SpaceX：本周“Starship, Starlink, or xAI: Which part of SpaceX could move the stock most in 2027?”；关联回看 2026-09-16 的“Not Starship. Not Starlink. This is the part of SpaceX's business that could lift it into the $3 trillion club.”。</w:t>
+        <w:t>SpaceX：本周“T-Mobile CTO gives SpaceX a reality check on its Starlink mobile ambitions”；关联回看 2026-09-17 的“Starlink Mobile vs T-Mobile: Musk's satellite strategy faces a new challenge”。</w:t>
       </w:r>
     </w:p>
     <w:p>
@@ -3475,7 +3765,7 @@
           <w:rFonts w:ascii="Kaiti SC" w:hAnsi="Kaiti SC" w:eastAsia="Kaiti SC" w:cs="Kaiti SC"/>
           <w:sz w:val="21"/>
         </w:rPr>
-        <w:t>Blue Origin：本周“Blue Origin's first outside funding round is oversubscribed, CEO says - qz.com”；关联回看 2026-07-25 的“Jeff Bezos Put $2 Billion of His Own Money Into Blue Origin's First Outside Funding Round”。</w:t>
+        <w:t>SpaceX：本周“SpaceX eyes near back-to-back rocket launches in California. Watch live - The Desert Sun”；关联回看 2026-06-25 的“SpaceX plans nighttime rocket launch in California. How to watch - The Desert Sun”。</w:t>
       </w:r>
     </w:p>
     <w:p>
@@ -3496,7 +3786,7 @@
           <w:rFonts w:ascii="Kaiti SC" w:hAnsi="Kaiti SC" w:eastAsia="Kaiti SC" w:cs="Kaiti SC"/>
           <w:sz w:val="21"/>
         </w:rPr>
-        <w:t>Blue Origin：本周“NASA Adds Blue Origin New Glenn 9×4 to Launch Services Contract”；关联回看 2026-07-27 的“NASA provides Blue Origin with an alternative for New Glenn tests”。</w:t>
+        <w:t>SpaceX：本周“NASA Sets Coverage for SpaceX 35th Station Resupply Launch, Arrival”；关联回看 2026-09-18 的“NASA Invites Media to SpaceX’s 35th Resupply Launch to Space Station”。</w:t>
       </w:r>
     </w:p>
     <w:p>
@@ -3514,7 +3804,7 @@
           <w:b/>
           <w:sz w:val="21"/>
         </w:rPr>
-        <w:t>11. 下周关注</w:t>
+        <w:t>10. 下周关注</w:t>
       </w:r>
     </w:p>
     <w:p>
@@ -3535,7 +3825,7 @@
           <w:rFonts w:ascii="Kaiti SC" w:hAnsi="Kaiti SC" w:eastAsia="Kaiti SC" w:cs="Kaiti SC"/>
           <w:sz w:val="21"/>
         </w:rPr>
-        <w:t>继续跟踪本周高频类别：发射与任务、其他动态、市场与股价。</w:t>
+        <w:t>继续跟踪本周高频类别：发射与任务、其他动态、监管与政策。</w:t>
       </w:r>
     </w:p>
     <w:p>
@@ -3598,7 +3888,7 @@
           <w:rFonts w:ascii="Kaiti SC" w:hAnsi="Kaiti SC" w:eastAsia="Kaiti SC" w:cs="Kaiti SC"/>
           <w:sz w:val="21"/>
         </w:rPr>
-        <w:t>关注 中科宇航 的后续披露与多来源交叉验证。</w:t>
+        <w:t>关注 中国星网 的后续披露与多来源交叉验证。</w:t>
       </w:r>
     </w:p>
     <w:p>
@@ -3640,7 +3930,7 @@
           <w:rFonts w:ascii="Kaiti SC" w:hAnsi="Kaiti SC" w:eastAsia="Kaiti SC" w:cs="Kaiti SC"/>
           <w:sz w:val="21"/>
         </w:rPr>
-        <w:t>关注 微纳星空 的后续披露与多来源交叉验证。</w:t>
+        <w:t>关注 星际荣耀 的后续披露与多来源交叉验证。</w:t>
       </w:r>
     </w:p>
     <w:sectPr>

--- a/docs/data/reports/weekly/latest/weekly_report.docx
+++ b/docs/data/reports/weekly/latest/weekly_report.docx
@@ -26,7 +26,7 @@
           <w:rFonts w:ascii="Kaiti SC" w:hAnsi="Kaiti SC" w:eastAsia="Kaiti SC" w:cs="Kaiti SC"/>
           <w:sz w:val="21"/>
         </w:rPr>
-        <w:t>2026-10-06 至 2026-10-12</w:t>
+        <w:t>2026-10-13 至 2026-10-19</w:t>
       </w:r>
     </w:p>
     <w:tbl>
@@ -81,7 +81,7 @@
                 <w:b w:val="0"/>
                 <w:sz w:val="19"/>
               </w:rPr>
-              <w:t>2026-10-06 至 2026-10-12</w:t>
+              <w:t>2026-10-13 至 2026-10-19</w:t>
             </w:r>
           </w:p>
         </w:tc>
@@ -127,7 +127,7 @@
                 <w:b w:val="0"/>
                 <w:sz w:val="19"/>
               </w:rPr>
-              <w:t>252 条 / 86 个</w:t>
+              <w:t>416 条 / 90 个</w:t>
             </w:r>
           </w:p>
         </w:tc>
@@ -173,7 +173,7 @@
                 <w:b w:val="0"/>
                 <w:sz w:val="19"/>
               </w:rPr>
-              <w:t>10 家 / 59 个</w:t>
+              <w:t>10 家 / 69 个</w:t>
             </w:r>
           </w:p>
         </w:tc>
@@ -219,7 +219,7 @@
                 <w:b w:val="0"/>
                 <w:sz w:val="19"/>
               </w:rPr>
-              <w:t>2026-10-12</w:t>
+              <w:t>2026-10-19</w:t>
             </w:r>
           </w:p>
         </w:tc>
@@ -245,7 +245,7 @@
     </w:p>
     <w:p>
       <w:r>
-        <w:t>2026-10-06 至 2026-10-12 共归档 252 条新闻，形成 86 个事件，覆盖 10 家公司和 59 个来源。 新闻量较多的公司包括 SpaceX、Blue Origin、中国星网、蓝箭航天、星际荣耀。 其中 6 项动态可与更早的同公司同类事件关联回看。</w:t>
+        <w:t>2026-10-13 至 2026-10-19 共归档 416 条新闻，形成 90 个事件，覆盖 10 家公司和 69 个来源。 新闻量较多的公司包括 SpaceX、Blue Origin、蓝箭航天、中国星网、天兵科技。 其中 6 项动态可与更早的同公司同类事件关联回看。</w:t>
       </w:r>
     </w:p>
     <w:p>
@@ -266,7 +266,7 @@
           <w:rFonts w:ascii="Kaiti SC" w:hAnsi="Kaiti SC" w:eastAsia="Kaiti SC" w:cs="Kaiti SC"/>
           <w:sz w:val="21"/>
         </w:rPr>
-        <w:t>发射与任务：30 个事件。</w:t>
+        <w:t>发射与任务：37 个事件。</w:t>
       </w:r>
     </w:p>
     <w:p>
@@ -287,7 +287,7 @@
           <w:rFonts w:ascii="Kaiti SC" w:hAnsi="Kaiti SC" w:eastAsia="Kaiti SC" w:cs="Kaiti SC"/>
           <w:sz w:val="21"/>
         </w:rPr>
-        <w:t>监管与政策：8 个事件。</w:t>
+        <w:t>订单与合作：5 个事件。</w:t>
       </w:r>
     </w:p>
     <w:p>
@@ -308,7 +308,7 @@
           <w:rFonts w:ascii="Kaiti SC" w:hAnsi="Kaiti SC" w:eastAsia="Kaiti SC" w:cs="Kaiti SC"/>
           <w:sz w:val="21"/>
         </w:rPr>
-        <w:t>市场与股价：14 个事件。</w:t>
+        <w:t>融资与资本：1 个事件。</w:t>
       </w:r>
     </w:p>
     <w:p>
@@ -329,7 +329,7 @@
           <w:rFonts w:ascii="Kaiti SC" w:hAnsi="Kaiti SC" w:eastAsia="Kaiti SC" w:cs="Kaiti SC"/>
           <w:sz w:val="21"/>
         </w:rPr>
-        <w:t>产品与技术：1 个事件。</w:t>
+        <w:t>监管与政策：1 个事件。</w:t>
       </w:r>
     </w:p>
     <w:p>
@@ -350,7 +350,49 @@
           <w:rFonts w:ascii="Kaiti SC" w:hAnsi="Kaiti SC" w:eastAsia="Kaiti SC" w:cs="Kaiti SC"/>
           <w:sz w:val="21"/>
         </w:rPr>
-        <w:t>其他动态：33 个事件。</w:t>
+        <w:t>市场与股价：3 个事件。</w:t>
+      </w:r>
+    </w:p>
+    <w:p>
+      <w:pPr>
+        <w:keepLines/>
+        <w:spacing w:after="60"/>
+        <w:ind w:left="369" w:hanging="227"/>
+      </w:pPr>
+      <w:r>
+        <w:rPr>
+          <w:rFonts w:ascii="Kaiti SC" w:hAnsi="Kaiti SC" w:eastAsia="Kaiti SC" w:cs="Kaiti SC"/>
+          <w:sz w:val="21"/>
+        </w:rPr>
+        <w:t xml:space="preserve">✓ </w:t>
+      </w:r>
+      <w:r>
+        <w:rPr>
+          <w:rFonts w:ascii="Kaiti SC" w:hAnsi="Kaiti SC" w:eastAsia="Kaiti SC" w:cs="Kaiti SC"/>
+          <w:sz w:val="21"/>
+        </w:rPr>
+        <w:t>产品与技术：3 个事件。</w:t>
+      </w:r>
+    </w:p>
+    <w:p>
+      <w:pPr>
+        <w:keepLines/>
+        <w:spacing w:after="60"/>
+        <w:ind w:left="369" w:hanging="227"/>
+      </w:pPr>
+      <w:r>
+        <w:rPr>
+          <w:rFonts w:ascii="Kaiti SC" w:hAnsi="Kaiti SC" w:eastAsia="Kaiti SC" w:cs="Kaiti SC"/>
+          <w:sz w:val="21"/>
+        </w:rPr>
+        <w:t xml:space="preserve">✓ </w:t>
+      </w:r>
+      <w:r>
+        <w:rPr>
+          <w:rFonts w:ascii="Kaiti SC" w:hAnsi="Kaiti SC" w:eastAsia="Kaiti SC" w:cs="Kaiti SC"/>
+          <w:sz w:val="21"/>
+        </w:rPr>
+        <w:t>其他动态：40 个事件。</w:t>
       </w:r>
     </w:p>
     <w:p>
@@ -489,7 +531,447 @@
                 <w:b w:val="0"/>
                 <w:sz w:val="19"/>
               </w:rPr>
-              <w:t>2026-10-11</w:t>
+              <w:t>2026-10-19</w:t>
+            </w:r>
+          </w:p>
+        </w:tc>
+        <w:tc>
+          <w:tcPr>
+            <w:tcW w:type="dxa" w:w="2075"/>
+            <w:vAlign w:val="center"/>
+          </w:tcPr>
+          <w:p>
+            <w:pPr>
+              <w:spacing w:after="0" w:line="252" w:lineRule="auto"/>
+              <w:jc w:val="center"/>
+            </w:pPr>
+            <w:r/>
+            <w:r>
+              <w:rPr>
+                <w:rFonts w:ascii="Kaiti SC" w:hAnsi="Kaiti SC" w:eastAsia="Kaiti SC" w:cs="Kaiti SC"/>
+                <w:b w:val="0"/>
+                <w:sz w:val="19"/>
+              </w:rPr>
+              <w:t>SpaceX</w:t>
+            </w:r>
+          </w:p>
+        </w:tc>
+        <w:tc>
+          <w:tcPr>
+            <w:tcW w:type="dxa" w:w="2075"/>
+            <w:vAlign w:val="center"/>
+          </w:tcPr>
+          <w:p>
+            <w:pPr>
+              <w:spacing w:after="0" w:line="252" w:lineRule="auto"/>
+              <w:jc w:val="center"/>
+            </w:pPr>
+            <w:r/>
+            <w:r>
+              <w:rPr>
+                <w:rFonts w:ascii="Kaiti SC" w:hAnsi="Kaiti SC" w:eastAsia="Kaiti SC" w:cs="Kaiti SC"/>
+                <w:b w:val="0"/>
+                <w:sz w:val="19"/>
+              </w:rPr>
+              <w:t>其他动态</w:t>
+            </w:r>
+          </w:p>
+        </w:tc>
+        <w:tc>
+          <w:tcPr>
+            <w:tcW w:type="dxa" w:w="2075"/>
+            <w:vAlign w:val="center"/>
+          </w:tcPr>
+          <w:p>
+            <w:pPr>
+              <w:spacing w:after="0" w:line="252" w:lineRule="auto"/>
+            </w:pPr>
+            <w:r/>
+            <w:r>
+              <w:rPr>
+                <w:rFonts w:ascii="Kaiti SC" w:hAnsi="Kaiti SC" w:eastAsia="Kaiti SC" w:cs="Kaiti SC"/>
+                <w:b w:val="0"/>
+                <w:sz w:val="19"/>
+              </w:rPr>
+              <w:t>What to Know About Starshield, SpaceX’s Military-Grade Satellite Service - The New York Times</w:t>
+            </w:r>
+          </w:p>
+        </w:tc>
+      </w:tr>
+      <w:tr>
+        <w:trPr>
+          <w:cantSplit/>
+        </w:trPr>
+        <w:tc>
+          <w:tcPr>
+            <w:tcW w:type="dxa" w:w="2075"/>
+            <w:vAlign w:val="center"/>
+          </w:tcPr>
+          <w:p>
+            <w:pPr>
+              <w:spacing w:after="0" w:line="252" w:lineRule="auto"/>
+              <w:jc w:val="center"/>
+            </w:pPr>
+            <w:r/>
+            <w:r>
+              <w:rPr>
+                <w:rFonts w:ascii="Kaiti SC" w:hAnsi="Kaiti SC" w:eastAsia="Kaiti SC" w:cs="Kaiti SC"/>
+                <w:b w:val="0"/>
+                <w:sz w:val="19"/>
+              </w:rPr>
+              <w:t>2026-10-18</w:t>
+            </w:r>
+          </w:p>
+        </w:tc>
+        <w:tc>
+          <w:tcPr>
+            <w:tcW w:type="dxa" w:w="2075"/>
+            <w:vAlign w:val="center"/>
+          </w:tcPr>
+          <w:p>
+            <w:pPr>
+              <w:spacing w:after="0" w:line="252" w:lineRule="auto"/>
+              <w:jc w:val="center"/>
+            </w:pPr>
+            <w:r/>
+            <w:r>
+              <w:rPr>
+                <w:rFonts w:ascii="Kaiti SC" w:hAnsi="Kaiti SC" w:eastAsia="Kaiti SC" w:cs="Kaiti SC"/>
+                <w:b w:val="0"/>
+                <w:sz w:val="19"/>
+              </w:rPr>
+              <w:t>Blue Origin</w:t>
+            </w:r>
+          </w:p>
+        </w:tc>
+        <w:tc>
+          <w:tcPr>
+            <w:tcW w:type="dxa" w:w="2075"/>
+            <w:vAlign w:val="center"/>
+          </w:tcPr>
+          <w:p>
+            <w:pPr>
+              <w:spacing w:after="0" w:line="252" w:lineRule="auto"/>
+              <w:jc w:val="center"/>
+            </w:pPr>
+            <w:r/>
+            <w:r>
+              <w:rPr>
+                <w:rFonts w:ascii="Kaiti SC" w:hAnsi="Kaiti SC" w:eastAsia="Kaiti SC" w:cs="Kaiti SC"/>
+                <w:b w:val="0"/>
+                <w:sz w:val="19"/>
+              </w:rPr>
+              <w:t>发射与任务</w:t>
+            </w:r>
+          </w:p>
+        </w:tc>
+        <w:tc>
+          <w:tcPr>
+            <w:tcW w:type="dxa" w:w="2075"/>
+            <w:vAlign w:val="center"/>
+          </w:tcPr>
+          <w:p>
+            <w:pPr>
+              <w:spacing w:after="0" w:line="252" w:lineRule="auto"/>
+            </w:pPr>
+            <w:r/>
+            <w:r>
+              <w:rPr>
+                <w:rFonts w:ascii="Kaiti SC" w:hAnsi="Kaiti SC" w:eastAsia="Kaiti SC" w:cs="Kaiti SC"/>
+                <w:b w:val="0"/>
+                <w:sz w:val="19"/>
+              </w:rPr>
+              <w:t>Blue Origin expansion plans aim for multiple Space Coast launches a week - Orlando Sentinel</w:t>
+            </w:r>
+          </w:p>
+        </w:tc>
+      </w:tr>
+      <w:tr>
+        <w:trPr>
+          <w:cantSplit/>
+        </w:trPr>
+        <w:tc>
+          <w:tcPr>
+            <w:tcW w:type="dxa" w:w="2075"/>
+            <w:vAlign w:val="center"/>
+          </w:tcPr>
+          <w:p>
+            <w:pPr>
+              <w:spacing w:after="0" w:line="252" w:lineRule="auto"/>
+              <w:jc w:val="center"/>
+            </w:pPr>
+            <w:r/>
+            <w:r>
+              <w:rPr>
+                <w:rFonts w:ascii="Kaiti SC" w:hAnsi="Kaiti SC" w:eastAsia="Kaiti SC" w:cs="Kaiti SC"/>
+                <w:b w:val="0"/>
+                <w:sz w:val="19"/>
+              </w:rPr>
+              <w:t>2026-10-18</w:t>
+            </w:r>
+          </w:p>
+        </w:tc>
+        <w:tc>
+          <w:tcPr>
+            <w:tcW w:type="dxa" w:w="2075"/>
+            <w:vAlign w:val="center"/>
+          </w:tcPr>
+          <w:p>
+            <w:pPr>
+              <w:spacing w:after="0" w:line="252" w:lineRule="auto"/>
+              <w:jc w:val="center"/>
+            </w:pPr>
+            <w:r/>
+            <w:r>
+              <w:rPr>
+                <w:rFonts w:ascii="Kaiti SC" w:hAnsi="Kaiti SC" w:eastAsia="Kaiti SC" w:cs="Kaiti SC"/>
+                <w:b w:val="0"/>
+                <w:sz w:val="19"/>
+              </w:rPr>
+              <w:t>蓝箭航天</w:t>
+            </w:r>
+          </w:p>
+        </w:tc>
+        <w:tc>
+          <w:tcPr>
+            <w:tcW w:type="dxa" w:w="2075"/>
+            <w:vAlign w:val="center"/>
+          </w:tcPr>
+          <w:p>
+            <w:pPr>
+              <w:spacing w:after="0" w:line="252" w:lineRule="auto"/>
+              <w:jc w:val="center"/>
+            </w:pPr>
+            <w:r/>
+            <w:r>
+              <w:rPr>
+                <w:rFonts w:ascii="Kaiti SC" w:hAnsi="Kaiti SC" w:eastAsia="Kaiti SC" w:cs="Kaiti SC"/>
+                <w:b w:val="0"/>
+                <w:sz w:val="19"/>
+              </w:rPr>
+              <w:t>发射与任务</w:t>
+            </w:r>
+          </w:p>
+        </w:tc>
+        <w:tc>
+          <w:tcPr>
+            <w:tcW w:type="dxa" w:w="2075"/>
+            <w:vAlign w:val="center"/>
+          </w:tcPr>
+          <w:p>
+            <w:pPr>
+              <w:spacing w:after="0" w:line="252" w:lineRule="auto"/>
+            </w:pPr>
+            <w:r/>
+            <w:r>
+              <w:rPr>
+                <w:rFonts w:ascii="Kaiti SC" w:hAnsi="Kaiti SC" w:eastAsia="Kaiti SC" w:cs="Kaiti SC"/>
+                <w:b w:val="0"/>
+                <w:sz w:val="19"/>
+              </w:rPr>
+              <w:t>朱雀二号一箭十星发射成功，国内商业航天叙事估值锚或上移至“追赶兑现”丨盘前线索 - 东方财富</w:t>
+            </w:r>
+          </w:p>
+        </w:tc>
+      </w:tr>
+      <w:tr>
+        <w:trPr>
+          <w:cantSplit/>
+        </w:trPr>
+        <w:tc>
+          <w:tcPr>
+            <w:tcW w:type="dxa" w:w="2075"/>
+            <w:vAlign w:val="center"/>
+          </w:tcPr>
+          <w:p>
+            <w:pPr>
+              <w:spacing w:after="0" w:line="252" w:lineRule="auto"/>
+              <w:jc w:val="center"/>
+            </w:pPr>
+            <w:r/>
+            <w:r>
+              <w:rPr>
+                <w:rFonts w:ascii="Kaiti SC" w:hAnsi="Kaiti SC" w:eastAsia="Kaiti SC" w:cs="Kaiti SC"/>
+                <w:b w:val="0"/>
+                <w:sz w:val="19"/>
+              </w:rPr>
+              <w:t>2026-10-16</w:t>
+            </w:r>
+          </w:p>
+        </w:tc>
+        <w:tc>
+          <w:tcPr>
+            <w:tcW w:type="dxa" w:w="2075"/>
+            <w:vAlign w:val="center"/>
+          </w:tcPr>
+          <w:p>
+            <w:pPr>
+              <w:spacing w:after="0" w:line="252" w:lineRule="auto"/>
+              <w:jc w:val="center"/>
+            </w:pPr>
+            <w:r/>
+            <w:r>
+              <w:rPr>
+                <w:rFonts w:ascii="Kaiti SC" w:hAnsi="Kaiti SC" w:eastAsia="Kaiti SC" w:cs="Kaiti SC"/>
+                <w:b w:val="0"/>
+                <w:sz w:val="19"/>
+              </w:rPr>
+              <w:t>Blue Origin</w:t>
+            </w:r>
+          </w:p>
+        </w:tc>
+        <w:tc>
+          <w:tcPr>
+            <w:tcW w:type="dxa" w:w="2075"/>
+            <w:vAlign w:val="center"/>
+          </w:tcPr>
+          <w:p>
+            <w:pPr>
+              <w:spacing w:after="0" w:line="252" w:lineRule="auto"/>
+              <w:jc w:val="center"/>
+            </w:pPr>
+            <w:r/>
+            <w:r>
+              <w:rPr>
+                <w:rFonts w:ascii="Kaiti SC" w:hAnsi="Kaiti SC" w:eastAsia="Kaiti SC" w:cs="Kaiti SC"/>
+                <w:b w:val="0"/>
+                <w:sz w:val="19"/>
+              </w:rPr>
+              <w:t>发射与任务</w:t>
+            </w:r>
+          </w:p>
+        </w:tc>
+        <w:tc>
+          <w:tcPr>
+            <w:tcW w:type="dxa" w:w="2075"/>
+            <w:vAlign w:val="center"/>
+          </w:tcPr>
+          <w:p>
+            <w:pPr>
+              <w:spacing w:after="0" w:line="252" w:lineRule="auto"/>
+            </w:pPr>
+            <w:r/>
+            <w:r>
+              <w:rPr>
+                <w:rFonts w:ascii="Kaiti SC" w:hAnsi="Kaiti SC" w:eastAsia="Kaiti SC" w:cs="Kaiti SC"/>
+                <w:b w:val="0"/>
+                <w:sz w:val="19"/>
+              </w:rPr>
+              <w:t>Blue Origin plans $330 million Florida expansion to ramp New Glenn launches - CNBC</w:t>
+            </w:r>
+          </w:p>
+        </w:tc>
+      </w:tr>
+      <w:tr>
+        <w:trPr>
+          <w:cantSplit/>
+        </w:trPr>
+        <w:tc>
+          <w:tcPr>
+            <w:tcW w:type="dxa" w:w="2075"/>
+            <w:vAlign w:val="center"/>
+          </w:tcPr>
+          <w:p>
+            <w:pPr>
+              <w:spacing w:after="0" w:line="252" w:lineRule="auto"/>
+              <w:jc w:val="center"/>
+            </w:pPr>
+            <w:r/>
+            <w:r>
+              <w:rPr>
+                <w:rFonts w:ascii="Kaiti SC" w:hAnsi="Kaiti SC" w:eastAsia="Kaiti SC" w:cs="Kaiti SC"/>
+                <w:b w:val="0"/>
+                <w:sz w:val="19"/>
+              </w:rPr>
+              <w:t>2026-10-16</w:t>
+            </w:r>
+          </w:p>
+        </w:tc>
+        <w:tc>
+          <w:tcPr>
+            <w:tcW w:type="dxa" w:w="2075"/>
+            <w:vAlign w:val="center"/>
+          </w:tcPr>
+          <w:p>
+            <w:pPr>
+              <w:spacing w:after="0" w:line="252" w:lineRule="auto"/>
+              <w:jc w:val="center"/>
+            </w:pPr>
+            <w:r/>
+            <w:r>
+              <w:rPr>
+                <w:rFonts w:ascii="Kaiti SC" w:hAnsi="Kaiti SC" w:eastAsia="Kaiti SC" w:cs="Kaiti SC"/>
+                <w:b w:val="0"/>
+                <w:sz w:val="19"/>
+              </w:rPr>
+              <w:t>Blue Origin</w:t>
+            </w:r>
+          </w:p>
+        </w:tc>
+        <w:tc>
+          <w:tcPr>
+            <w:tcW w:type="dxa" w:w="2075"/>
+            <w:vAlign w:val="center"/>
+          </w:tcPr>
+          <w:p>
+            <w:pPr>
+              <w:spacing w:after="0" w:line="252" w:lineRule="auto"/>
+              <w:jc w:val="center"/>
+            </w:pPr>
+            <w:r/>
+            <w:r>
+              <w:rPr>
+                <w:rFonts w:ascii="Kaiti SC" w:hAnsi="Kaiti SC" w:eastAsia="Kaiti SC" w:cs="Kaiti SC"/>
+                <w:b w:val="0"/>
+                <w:sz w:val="19"/>
+              </w:rPr>
+              <w:t>产品与技术</w:t>
+            </w:r>
+          </w:p>
+        </w:tc>
+        <w:tc>
+          <w:tcPr>
+            <w:tcW w:type="dxa" w:w="2075"/>
+            <w:vAlign w:val="center"/>
+          </w:tcPr>
+          <w:p>
+            <w:pPr>
+              <w:spacing w:after="0" w:line="252" w:lineRule="auto"/>
+            </w:pPr>
+            <w:r/>
+            <w:r>
+              <w:rPr>
+                <w:rFonts w:ascii="Kaiti SC" w:hAnsi="Kaiti SC" w:eastAsia="Kaiti SC" w:cs="Kaiti SC"/>
+                <w:b w:val="0"/>
+                <w:sz w:val="19"/>
+              </w:rPr>
+              <w:t>Blue Origin unveils plans for massive upgrade to its Florida facilities</w:t>
+            </w:r>
+          </w:p>
+        </w:tc>
+      </w:tr>
+      <w:tr>
+        <w:trPr>
+          <w:cantSplit/>
+        </w:trPr>
+        <w:tc>
+          <w:tcPr>
+            <w:tcW w:type="dxa" w:w="2075"/>
+            <w:vAlign w:val="center"/>
+          </w:tcPr>
+          <w:p>
+            <w:pPr>
+              <w:spacing w:after="0" w:line="252" w:lineRule="auto"/>
+              <w:jc w:val="center"/>
+            </w:pPr>
+            <w:r/>
+            <w:r>
+              <w:rPr>
+                <w:rFonts w:ascii="Kaiti SC" w:hAnsi="Kaiti SC" w:eastAsia="Kaiti SC" w:cs="Kaiti SC"/>
+                <w:b w:val="0"/>
+                <w:sz w:val="19"/>
+              </w:rPr>
+              <w:t>2026-10-16</w:t>
             </w:r>
           </w:p>
         </w:tc>
@@ -551,7 +1033,7 @@
                 <w:b w:val="0"/>
                 <w:sz w:val="19"/>
               </w:rPr>
-              <w:t>SpaceX Acquires Grain Management’s 800 MHz Spectrum Portfolio to Launch Standalone Starlink Mobile Carrier</w:t>
+              <w:t>What Is Starshield? Inside SpaceX’s Military-Grade Starlink System Used by Ukraine</w:t>
             </w:r>
           </w:p>
         </w:tc>
@@ -577,7 +1059,7 @@
                 <w:b w:val="0"/>
                 <w:sz w:val="19"/>
               </w:rPr>
-              <w:t>2026-10-11</w:t>
+              <w:t>2026-10-16</w:t>
             </w:r>
           </w:p>
         </w:tc>
@@ -598,7 +1080,7 @@
                 <w:b w:val="0"/>
                 <w:sz w:val="19"/>
               </w:rPr>
-              <w:t>Blue Origin</w:t>
+              <w:t>中国星网</w:t>
             </w:r>
           </w:p>
         </w:tc>
@@ -619,7 +1101,7 @@
                 <w:b w:val="0"/>
                 <w:sz w:val="19"/>
               </w:rPr>
-              <w:t>市场与股价</w:t>
+              <w:t>订单与合作</w:t>
             </w:r>
           </w:p>
         </w:tc>
@@ -639,7 +1121,7 @@
                 <w:b w:val="0"/>
                 <w:sz w:val="19"/>
               </w:rPr>
-              <w:t>Blue Origin Commits $550M to Texas Satellite Complex as Jeff Bezos Confirms $10B Equity Round and IPO Roadmap</w:t>
+              <w:t>国家体育总局与中国星网在雄安签署战略合作框架协议 - 中国雄安官网</w:t>
             </w:r>
           </w:p>
         </w:tc>
@@ -665,7 +1147,7 @@
                 <w:b w:val="0"/>
                 <w:sz w:val="19"/>
               </w:rPr>
-              <w:t>2026-10-10</w:t>
+              <w:t>2026-10-15</w:t>
             </w:r>
           </w:p>
         </w:tc>
@@ -727,7 +1209,7 @@
                 <w:b w:val="0"/>
                 <w:sz w:val="19"/>
               </w:rPr>
-              <w:t>SpaceX Moves to Acquire Nationwide Low-Band Spectrum for Starlink Mobile</w:t>
+              <w:t>SpaceX’s Starlink expansion is a bold gamble on the future</w:t>
             </w:r>
           </w:p>
         </w:tc>
@@ -753,7 +1235,7 @@
                 <w:b w:val="0"/>
                 <w:sz w:val="19"/>
               </w:rPr>
-              <w:t>2026-10-09</w:t>
+              <w:t>2026-10-15</w:t>
             </w:r>
           </w:p>
         </w:tc>
@@ -795,7 +1277,7 @@
                 <w:b w:val="0"/>
                 <w:sz w:val="19"/>
               </w:rPr>
-              <w:t>监管与政策</w:t>
+              <w:t>其他动态</w:t>
             </w:r>
           </w:p>
         </w:tc>
@@ -815,7 +1297,7 @@
                 <w:b w:val="0"/>
                 <w:sz w:val="19"/>
               </w:rPr>
-              <w:t>SpaceX Wins FCC Approval for Starlink Mobile’s Massive Next-Generation Direct-to-Cell Constellation</w:t>
+              <w:t>What Is Starshield, SpaceX’s Military-Grade Satellite Internet Service?</w:t>
             </w:r>
           </w:p>
         </w:tc>
@@ -841,7 +1323,7 @@
                 <w:b w:val="0"/>
                 <w:sz w:val="19"/>
               </w:rPr>
-              <w:t>2026-10-09</w:t>
+              <w:t>2026-10-14</w:t>
             </w:r>
           </w:p>
         </w:tc>
@@ -862,95 +1344,7 @@
                 <w:b w:val="0"/>
                 <w:sz w:val="19"/>
               </w:rPr>
-              <w:t>Blue Origin</w:t>
-            </w:r>
-          </w:p>
-        </w:tc>
-        <w:tc>
-          <w:tcPr>
-            <w:tcW w:type="dxa" w:w="2075"/>
-            <w:vAlign w:val="center"/>
-          </w:tcPr>
-          <w:p>
-            <w:pPr>
-              <w:spacing w:after="0" w:line="252" w:lineRule="auto"/>
-              <w:jc w:val="center"/>
-            </w:pPr>
-            <w:r/>
-            <w:r>
-              <w:rPr>
-                <w:rFonts w:ascii="Kaiti SC" w:hAnsi="Kaiti SC" w:eastAsia="Kaiti SC" w:cs="Kaiti SC"/>
-                <w:b w:val="0"/>
-                <w:sz w:val="19"/>
-              </w:rPr>
-              <w:t>产品与技术</w:t>
-            </w:r>
-          </w:p>
-        </w:tc>
-        <w:tc>
-          <w:tcPr>
-            <w:tcW w:type="dxa" w:w="2075"/>
-            <w:vAlign w:val="center"/>
-          </w:tcPr>
-          <w:p>
-            <w:pPr>
-              <w:spacing w:after="0" w:line="252" w:lineRule="auto"/>
-            </w:pPr>
-            <w:r/>
-            <w:r>
-              <w:rPr>
-                <w:rFonts w:ascii="Kaiti SC" w:hAnsi="Kaiti SC" w:eastAsia="Kaiti SC" w:cs="Kaiti SC"/>
-                <w:b w:val="0"/>
-                <w:sz w:val="19"/>
-              </w:rPr>
-              <w:t>Blue Origin plans $555 million satellite factory in Hutto, Texas</w:t>
-            </w:r>
-          </w:p>
-        </w:tc>
-      </w:tr>
-      <w:tr>
-        <w:trPr>
-          <w:cantSplit/>
-        </w:trPr>
-        <w:tc>
-          <w:tcPr>
-            <w:tcW w:type="dxa" w:w="2075"/>
-            <w:vAlign w:val="center"/>
-          </w:tcPr>
-          <w:p>
-            <w:pPr>
-              <w:spacing w:after="0" w:line="252" w:lineRule="auto"/>
-              <w:jc w:val="center"/>
-            </w:pPr>
-            <w:r/>
-            <w:r>
-              <w:rPr>
-                <w:rFonts w:ascii="Kaiti SC" w:hAnsi="Kaiti SC" w:eastAsia="Kaiti SC" w:cs="Kaiti SC"/>
-                <w:b w:val="0"/>
-                <w:sz w:val="19"/>
-              </w:rPr>
-              <w:t>2026-10-08</w:t>
-            </w:r>
-          </w:p>
-        </w:tc>
-        <w:tc>
-          <w:tcPr>
-            <w:tcW w:type="dxa" w:w="2075"/>
-            <w:vAlign w:val="center"/>
-          </w:tcPr>
-          <w:p>
-            <w:pPr>
-              <w:spacing w:after="0" w:line="252" w:lineRule="auto"/>
-              <w:jc w:val="center"/>
-            </w:pPr>
-            <w:r/>
-            <w:r>
-              <w:rPr>
-                <w:rFonts w:ascii="Kaiti SC" w:hAnsi="Kaiti SC" w:eastAsia="Kaiti SC" w:cs="Kaiti SC"/>
-                <w:b w:val="0"/>
-                <w:sz w:val="19"/>
-              </w:rPr>
-              <w:t>Blue Origin</w:t>
+              <w:t>蓝箭航天</w:t>
             </w:r>
           </w:p>
         </w:tc>
@@ -991,7 +1385,7 @@
                 <w:b w:val="0"/>
                 <w:sz w:val="19"/>
               </w:rPr>
-              <w:t>ASTS stock eyes green week: Retail sees 'major catalysts' for new highs as Bezos targets Blue Origin's December return</w:t>
+              <w:t>一箭十星 朱雀二号改进型遥四运载火箭发射成功 - 证券时报网</w:t>
             </w:r>
           </w:p>
         </w:tc>
@@ -1017,95 +1411,7 @@
                 <w:b w:val="0"/>
                 <w:sz w:val="19"/>
               </w:rPr>
-              <w:t>2026-10-06</w:t>
-            </w:r>
-          </w:p>
-        </w:tc>
-        <w:tc>
-          <w:tcPr>
-            <w:tcW w:type="dxa" w:w="2075"/>
-            <w:vAlign w:val="center"/>
-          </w:tcPr>
-          <w:p>
-            <w:pPr>
-              <w:spacing w:after="0" w:line="252" w:lineRule="auto"/>
-              <w:jc w:val="center"/>
-            </w:pPr>
-            <w:r/>
-            <w:r>
-              <w:rPr>
-                <w:rFonts w:ascii="Kaiti SC" w:hAnsi="Kaiti SC" w:eastAsia="Kaiti SC" w:cs="Kaiti SC"/>
-                <w:b w:val="0"/>
-                <w:sz w:val="19"/>
-              </w:rPr>
-              <w:t>Blue Origin</w:t>
-            </w:r>
-          </w:p>
-        </w:tc>
-        <w:tc>
-          <w:tcPr>
-            <w:tcW w:type="dxa" w:w="2075"/>
-            <w:vAlign w:val="center"/>
-          </w:tcPr>
-          <w:p>
-            <w:pPr>
-              <w:spacing w:after="0" w:line="252" w:lineRule="auto"/>
-              <w:jc w:val="center"/>
-            </w:pPr>
-            <w:r/>
-            <w:r>
-              <w:rPr>
-                <w:rFonts w:ascii="Kaiti SC" w:hAnsi="Kaiti SC" w:eastAsia="Kaiti SC" w:cs="Kaiti SC"/>
-                <w:b w:val="0"/>
-                <w:sz w:val="19"/>
-              </w:rPr>
-              <w:t>发射与任务</w:t>
-            </w:r>
-          </w:p>
-        </w:tc>
-        <w:tc>
-          <w:tcPr>
-            <w:tcW w:type="dxa" w:w="2075"/>
-            <w:vAlign w:val="center"/>
-          </w:tcPr>
-          <w:p>
-            <w:pPr>
-              <w:spacing w:after="0" w:line="252" w:lineRule="auto"/>
-            </w:pPr>
-            <w:r/>
-            <w:r>
-              <w:rPr>
-                <w:rFonts w:ascii="Kaiti SC" w:hAnsi="Kaiti SC" w:eastAsia="Kaiti SC" w:cs="Kaiti SC"/>
-                <w:b w:val="0"/>
-                <w:sz w:val="19"/>
-              </w:rPr>
-              <w:t>Blue Origin lost New Glenn’s NG-4 booster during a seven-engine test</w:t>
-            </w:r>
-          </w:p>
-        </w:tc>
-      </w:tr>
-      <w:tr>
-        <w:trPr>
-          <w:cantSplit/>
-        </w:trPr>
-        <w:tc>
-          <w:tcPr>
-            <w:tcW w:type="dxa" w:w="2075"/>
-            <w:vAlign w:val="center"/>
-          </w:tcPr>
-          <w:p>
-            <w:pPr>
-              <w:spacing w:after="0" w:line="252" w:lineRule="auto"/>
-              <w:jc w:val="center"/>
-            </w:pPr>
-            <w:r/>
-            <w:r>
-              <w:rPr>
-                <w:rFonts w:ascii="Kaiti SC" w:hAnsi="Kaiti SC" w:eastAsia="Kaiti SC" w:cs="Kaiti SC"/>
-                <w:b w:val="0"/>
-                <w:sz w:val="19"/>
-              </w:rPr>
-              <w:t>2026-10-06</w:t>
+              <w:t>2026-10-14</w:t>
             </w:r>
           </w:p>
         </w:tc>
@@ -1167,7 +1473,7 @@
                 <w:b w:val="0"/>
                 <w:sz w:val="19"/>
               </w:rPr>
-              <w:t>Live coverage: SpaceX to launch 21 data transport satellites for the Space Development Agency</w:t>
+              <w:t>SpaceX Restricts Military Starshield Speeds in Ukraine, Disrupting Pentagon-Funded Tactical Drone Operations</w:t>
             </w:r>
           </w:p>
         </w:tc>
@@ -1193,7 +1499,95 @@
                 <w:b w:val="0"/>
                 <w:sz w:val="19"/>
               </w:rPr>
-              <w:t>2026-10-09</w:t>
+              <w:t>2026-10-14</w:t>
+            </w:r>
+          </w:p>
+        </w:tc>
+        <w:tc>
+          <w:tcPr>
+            <w:tcW w:type="dxa" w:w="2075"/>
+            <w:vAlign w:val="center"/>
+          </w:tcPr>
+          <w:p>
+            <w:pPr>
+              <w:spacing w:after="0" w:line="252" w:lineRule="auto"/>
+              <w:jc w:val="center"/>
+            </w:pPr>
+            <w:r/>
+            <w:r>
+              <w:rPr>
+                <w:rFonts w:ascii="Kaiti SC" w:hAnsi="Kaiti SC" w:eastAsia="Kaiti SC" w:cs="Kaiti SC"/>
+                <w:b w:val="0"/>
+                <w:sz w:val="19"/>
+              </w:rPr>
+              <w:t>SpaceX</w:t>
+            </w:r>
+          </w:p>
+        </w:tc>
+        <w:tc>
+          <w:tcPr>
+            <w:tcW w:type="dxa" w:w="2075"/>
+            <w:vAlign w:val="center"/>
+          </w:tcPr>
+          <w:p>
+            <w:pPr>
+              <w:spacing w:after="0" w:line="252" w:lineRule="auto"/>
+              <w:jc w:val="center"/>
+            </w:pPr>
+            <w:r/>
+            <w:r>
+              <w:rPr>
+                <w:rFonts w:ascii="Kaiti SC" w:hAnsi="Kaiti SC" w:eastAsia="Kaiti SC" w:cs="Kaiti SC"/>
+                <w:b w:val="0"/>
+                <w:sz w:val="19"/>
+              </w:rPr>
+              <w:t>其他动态</w:t>
+            </w:r>
+          </w:p>
+        </w:tc>
+        <w:tc>
+          <w:tcPr>
+            <w:tcW w:type="dxa" w:w="2075"/>
+            <w:vAlign w:val="center"/>
+          </w:tcPr>
+          <w:p>
+            <w:pPr>
+              <w:spacing w:after="0" w:line="252" w:lineRule="auto"/>
+            </w:pPr>
+            <w:r/>
+            <w:r>
+              <w:rPr>
+                <w:rFonts w:ascii="Kaiti SC" w:hAnsi="Kaiti SC" w:eastAsia="Kaiti SC" w:cs="Kaiti SC"/>
+                <w:b w:val="0"/>
+                <w:sz w:val="19"/>
+              </w:rPr>
+              <w:t>What Is Starshield, SpaceX’s Military-Grade Satellite Internet Service?</w:t>
+            </w:r>
+          </w:p>
+        </w:tc>
+      </w:tr>
+      <w:tr>
+        <w:trPr>
+          <w:cantSplit/>
+        </w:trPr>
+        <w:tc>
+          <w:tcPr>
+            <w:tcW w:type="dxa" w:w="2075"/>
+            <w:vAlign w:val="center"/>
+          </w:tcPr>
+          <w:p>
+            <w:pPr>
+              <w:spacing w:after="0" w:line="252" w:lineRule="auto"/>
+              <w:jc w:val="center"/>
+            </w:pPr>
+            <w:r/>
+            <w:r>
+              <w:rPr>
+                <w:rFonts w:ascii="Kaiti SC" w:hAnsi="Kaiti SC" w:eastAsia="Kaiti SC" w:cs="Kaiti SC"/>
+                <w:b w:val="0"/>
+                <w:sz w:val="19"/>
+              </w:rPr>
+              <w:t>2026-10-13</w:t>
             </w:r>
           </w:p>
         </w:tc>
@@ -1255,7 +1649,7 @@
                 <w:b w:val="0"/>
                 <w:sz w:val="19"/>
               </w:rPr>
-              <w:t>SpaceX calls for better coordination in orbit after near-misses with Starlink</w:t>
+              <w:t>Elon Musk's SpaceX Ends 23-Day Starlink Launch Gap: Falcon 9 Sends 27 Satellites Into Orbit</w:t>
             </w:r>
           </w:p>
         </w:tc>
@@ -1281,7 +1675,183 @@
                 <w:b w:val="0"/>
                 <w:sz w:val="19"/>
               </w:rPr>
-              <w:t>2026-10-07</w:t>
+              <w:t>2026-10-13</w:t>
+            </w:r>
+          </w:p>
+        </w:tc>
+        <w:tc>
+          <w:tcPr>
+            <w:tcW w:type="dxa" w:w="2075"/>
+            <w:vAlign w:val="center"/>
+          </w:tcPr>
+          <w:p>
+            <w:pPr>
+              <w:spacing w:after="0" w:line="252" w:lineRule="auto"/>
+              <w:jc w:val="center"/>
+            </w:pPr>
+            <w:r/>
+            <w:r>
+              <w:rPr>
+                <w:rFonts w:ascii="Kaiti SC" w:hAnsi="Kaiti SC" w:eastAsia="Kaiti SC" w:cs="Kaiti SC"/>
+                <w:b w:val="0"/>
+                <w:sz w:val="19"/>
+              </w:rPr>
+              <w:t>Blue Origin</w:t>
+            </w:r>
+          </w:p>
+        </w:tc>
+        <w:tc>
+          <w:tcPr>
+            <w:tcW w:type="dxa" w:w="2075"/>
+            <w:vAlign w:val="center"/>
+          </w:tcPr>
+          <w:p>
+            <w:pPr>
+              <w:spacing w:after="0" w:line="252" w:lineRule="auto"/>
+              <w:jc w:val="center"/>
+            </w:pPr>
+            <w:r/>
+            <w:r>
+              <w:rPr>
+                <w:rFonts w:ascii="Kaiti SC" w:hAnsi="Kaiti SC" w:eastAsia="Kaiti SC" w:cs="Kaiti SC"/>
+                <w:b w:val="0"/>
+                <w:sz w:val="19"/>
+              </w:rPr>
+              <w:t>其他动态</w:t>
+            </w:r>
+          </w:p>
+        </w:tc>
+        <w:tc>
+          <w:tcPr>
+            <w:tcW w:type="dxa" w:w="2075"/>
+            <w:vAlign w:val="center"/>
+          </w:tcPr>
+          <w:p>
+            <w:pPr>
+              <w:spacing w:after="0" w:line="252" w:lineRule="auto"/>
+            </w:pPr>
+            <w:r/>
+            <w:r>
+              <w:rPr>
+                <w:rFonts w:ascii="Kaiti SC" w:hAnsi="Kaiti SC" w:eastAsia="Kaiti SC" w:cs="Kaiti SC"/>
+                <w:b w:val="0"/>
+                <w:sz w:val="19"/>
+              </w:rPr>
+              <w:t>Blue Origin’s BE-4 Engine Gimble At Full Power During Hotfire Test</w:t>
+            </w:r>
+          </w:p>
+        </w:tc>
+      </w:tr>
+      <w:tr>
+        <w:trPr>
+          <w:cantSplit/>
+        </w:trPr>
+        <w:tc>
+          <w:tcPr>
+            <w:tcW w:type="dxa" w:w="2075"/>
+            <w:vAlign w:val="center"/>
+          </w:tcPr>
+          <w:p>
+            <w:pPr>
+              <w:spacing w:after="0" w:line="252" w:lineRule="auto"/>
+              <w:jc w:val="center"/>
+            </w:pPr>
+            <w:r/>
+            <w:r>
+              <w:rPr>
+                <w:rFonts w:ascii="Kaiti SC" w:hAnsi="Kaiti SC" w:eastAsia="Kaiti SC" w:cs="Kaiti SC"/>
+                <w:b w:val="0"/>
+                <w:sz w:val="19"/>
+              </w:rPr>
+              <w:t>2026-10-13</w:t>
+            </w:r>
+          </w:p>
+        </w:tc>
+        <w:tc>
+          <w:tcPr>
+            <w:tcW w:type="dxa" w:w="2075"/>
+            <w:vAlign w:val="center"/>
+          </w:tcPr>
+          <w:p>
+            <w:pPr>
+              <w:spacing w:after="0" w:line="252" w:lineRule="auto"/>
+              <w:jc w:val="center"/>
+            </w:pPr>
+            <w:r/>
+            <w:r>
+              <w:rPr>
+                <w:rFonts w:ascii="Kaiti SC" w:hAnsi="Kaiti SC" w:eastAsia="Kaiti SC" w:cs="Kaiti SC"/>
+                <w:b w:val="0"/>
+                <w:sz w:val="19"/>
+              </w:rPr>
+              <w:t>Blue Origin</w:t>
+            </w:r>
+          </w:p>
+        </w:tc>
+        <w:tc>
+          <w:tcPr>
+            <w:tcW w:type="dxa" w:w="2075"/>
+            <w:vAlign w:val="center"/>
+          </w:tcPr>
+          <w:p>
+            <w:pPr>
+              <w:spacing w:after="0" w:line="252" w:lineRule="auto"/>
+              <w:jc w:val="center"/>
+            </w:pPr>
+            <w:r/>
+            <w:r>
+              <w:rPr>
+                <w:rFonts w:ascii="Kaiti SC" w:hAnsi="Kaiti SC" w:eastAsia="Kaiti SC" w:cs="Kaiti SC"/>
+                <w:b w:val="0"/>
+                <w:sz w:val="19"/>
+              </w:rPr>
+              <w:t>其他动态</w:t>
+            </w:r>
+          </w:p>
+        </w:tc>
+        <w:tc>
+          <w:tcPr>
+            <w:tcW w:type="dxa" w:w="2075"/>
+            <w:vAlign w:val="center"/>
+          </w:tcPr>
+          <w:p>
+            <w:pPr>
+              <w:spacing w:after="0" w:line="252" w:lineRule="auto"/>
+            </w:pPr>
+            <w:r/>
+            <w:r>
+              <w:rPr>
+                <w:rFonts w:ascii="Kaiti SC" w:hAnsi="Kaiti SC" w:eastAsia="Kaiti SC" w:cs="Kaiti SC"/>
+                <w:b w:val="0"/>
+                <w:sz w:val="19"/>
+              </w:rPr>
+              <w:t>Amazon Ring exec heads to Blue Origin to lead TeraWave network</w:t>
+            </w:r>
+          </w:p>
+        </w:tc>
+      </w:tr>
+      <w:tr>
+        <w:trPr>
+          <w:cantSplit/>
+        </w:trPr>
+        <w:tc>
+          <w:tcPr>
+            <w:tcW w:type="dxa" w:w="2075"/>
+            <w:vAlign w:val="center"/>
+          </w:tcPr>
+          <w:p>
+            <w:pPr>
+              <w:spacing w:after="0" w:line="252" w:lineRule="auto"/>
+              <w:jc w:val="center"/>
+            </w:pPr>
+            <w:r/>
+            <w:r>
+              <w:rPr>
+                <w:rFonts w:ascii="Kaiti SC" w:hAnsi="Kaiti SC" w:eastAsia="Kaiti SC" w:cs="Kaiti SC"/>
+                <w:b w:val="0"/>
+                <w:sz w:val="19"/>
+              </w:rPr>
+              <w:t>2026-10-13</w:t>
             </w:r>
           </w:p>
         </w:tc>
@@ -1323,7 +1893,7 @@
                 <w:b w:val="0"/>
                 <w:sz w:val="19"/>
               </w:rPr>
-              <w:t>其他动态</w:t>
+              <w:t>发射与任务</w:t>
             </w:r>
           </w:p>
         </w:tc>
@@ -1343,7 +1913,7 @@
                 <w:b w:val="0"/>
                 <w:sz w:val="19"/>
               </w:rPr>
-              <w:t>SpaceX is calling out other satellite operators for nearly crashing into Starlink - Business Insider</w:t>
+              <w:t>Banglalink Partners with SpaceX to Launch South Asia’s First Direct-to-Device Starlink Mobile Service in Bangladesh</w:t>
             </w:r>
           </w:p>
         </w:tc>
@@ -1369,7 +1939,7 @@
                 <w:b w:val="0"/>
                 <w:sz w:val="19"/>
               </w:rPr>
-              <w:t>2026-10-09</w:t>
+              <w:t>2026-10-13</w:t>
             </w:r>
           </w:p>
         </w:tc>
@@ -1411,7 +1981,7 @@
                 <w:b w:val="0"/>
                 <w:sz w:val="19"/>
               </w:rPr>
-              <w:t>市场与股价</w:t>
+              <w:t>发射与任务</w:t>
             </w:r>
           </w:p>
         </w:tc>
@@ -1431,7 +2001,7 @@
                 <w:b w:val="0"/>
                 <w:sz w:val="19"/>
               </w:rPr>
-              <w:t>SpaceX spectrum deal to expand its Starlink network in the US sends telecom stocks tumbling</w:t>
+              <w:t>SpaceX Launches First 21 Northrop Grumman Satellites for SDA Tranche 1 Transport Layer</w:t>
             </w:r>
           </w:p>
         </w:tc>
@@ -1457,7 +2027,7 @@
                 <w:b w:val="0"/>
                 <w:sz w:val="19"/>
               </w:rPr>
-              <w:t>2026-10-11</w:t>
+              <w:t>2026-10-14</w:t>
             </w:r>
           </w:p>
         </w:tc>
@@ -1524,534 +2094,6 @@
           </w:p>
         </w:tc>
       </w:tr>
-      <w:tr>
-        <w:trPr>
-          <w:cantSplit/>
-        </w:trPr>
-        <w:tc>
-          <w:tcPr>
-            <w:tcW w:type="dxa" w:w="2075"/>
-            <w:vAlign w:val="center"/>
-          </w:tcPr>
-          <w:p>
-            <w:pPr>
-              <w:spacing w:after="0" w:line="252" w:lineRule="auto"/>
-              <w:jc w:val="center"/>
-            </w:pPr>
-            <w:r/>
-            <w:r>
-              <w:rPr>
-                <w:rFonts w:ascii="Kaiti SC" w:hAnsi="Kaiti SC" w:eastAsia="Kaiti SC" w:cs="Kaiti SC"/>
-                <w:b w:val="0"/>
-                <w:sz w:val="19"/>
-              </w:rPr>
-              <w:t>2026-10-10</w:t>
-            </w:r>
-          </w:p>
-        </w:tc>
-        <w:tc>
-          <w:tcPr>
-            <w:tcW w:type="dxa" w:w="2075"/>
-            <w:vAlign w:val="center"/>
-          </w:tcPr>
-          <w:p>
-            <w:pPr>
-              <w:spacing w:after="0" w:line="252" w:lineRule="auto"/>
-              <w:jc w:val="center"/>
-            </w:pPr>
-            <w:r/>
-            <w:r>
-              <w:rPr>
-                <w:rFonts w:ascii="Kaiti SC" w:hAnsi="Kaiti SC" w:eastAsia="Kaiti SC" w:cs="Kaiti SC"/>
-                <w:b w:val="0"/>
-                <w:sz w:val="19"/>
-              </w:rPr>
-              <w:t>SpaceX</w:t>
-            </w:r>
-          </w:p>
-        </w:tc>
-        <w:tc>
-          <w:tcPr>
-            <w:tcW w:type="dxa" w:w="2075"/>
-            <w:vAlign w:val="center"/>
-          </w:tcPr>
-          <w:p>
-            <w:pPr>
-              <w:spacing w:after="0" w:line="252" w:lineRule="auto"/>
-              <w:jc w:val="center"/>
-            </w:pPr>
-            <w:r/>
-            <w:r>
-              <w:rPr>
-                <w:rFonts w:ascii="Kaiti SC" w:hAnsi="Kaiti SC" w:eastAsia="Kaiti SC" w:cs="Kaiti SC"/>
-                <w:b w:val="0"/>
-                <w:sz w:val="19"/>
-              </w:rPr>
-              <w:t>发射与任务</w:t>
-            </w:r>
-          </w:p>
-        </w:tc>
-        <w:tc>
-          <w:tcPr>
-            <w:tcW w:type="dxa" w:w="2075"/>
-            <w:vAlign w:val="center"/>
-          </w:tcPr>
-          <w:p>
-            <w:pPr>
-              <w:spacing w:after="0" w:line="252" w:lineRule="auto"/>
-            </w:pPr>
-            <w:r/>
-            <w:r>
-              <w:rPr>
-                <w:rFonts w:ascii="Kaiti SC" w:hAnsi="Kaiti SC" w:eastAsia="Kaiti SC" w:cs="Kaiti SC"/>
-                <w:b w:val="0"/>
-                <w:sz w:val="19"/>
-              </w:rPr>
-              <w:t>SpaceX launches 21 data satellites for the Space Development Agency - Spaceflight Now</w:t>
-            </w:r>
-          </w:p>
-        </w:tc>
-      </w:tr>
-      <w:tr>
-        <w:trPr>
-          <w:cantSplit/>
-        </w:trPr>
-        <w:tc>
-          <w:tcPr>
-            <w:tcW w:type="dxa" w:w="2075"/>
-            <w:vAlign w:val="center"/>
-          </w:tcPr>
-          <w:p>
-            <w:pPr>
-              <w:spacing w:after="0" w:line="252" w:lineRule="auto"/>
-              <w:jc w:val="center"/>
-            </w:pPr>
-            <w:r/>
-            <w:r>
-              <w:rPr>
-                <w:rFonts w:ascii="Kaiti SC" w:hAnsi="Kaiti SC" w:eastAsia="Kaiti SC" w:cs="Kaiti SC"/>
-                <w:b w:val="0"/>
-                <w:sz w:val="19"/>
-              </w:rPr>
-              <w:t>2026-10-07</w:t>
-            </w:r>
-          </w:p>
-        </w:tc>
-        <w:tc>
-          <w:tcPr>
-            <w:tcW w:type="dxa" w:w="2075"/>
-            <w:vAlign w:val="center"/>
-          </w:tcPr>
-          <w:p>
-            <w:pPr>
-              <w:spacing w:after="0" w:line="252" w:lineRule="auto"/>
-              <w:jc w:val="center"/>
-            </w:pPr>
-            <w:r/>
-            <w:r>
-              <w:rPr>
-                <w:rFonts w:ascii="Kaiti SC" w:hAnsi="Kaiti SC" w:eastAsia="Kaiti SC" w:cs="Kaiti SC"/>
-                <w:b w:val="0"/>
-                <w:sz w:val="19"/>
-              </w:rPr>
-              <w:t>SpaceX</w:t>
-            </w:r>
-          </w:p>
-        </w:tc>
-        <w:tc>
-          <w:tcPr>
-            <w:tcW w:type="dxa" w:w="2075"/>
-            <w:vAlign w:val="center"/>
-          </w:tcPr>
-          <w:p>
-            <w:pPr>
-              <w:spacing w:after="0" w:line="252" w:lineRule="auto"/>
-              <w:jc w:val="center"/>
-            </w:pPr>
-            <w:r/>
-            <w:r>
-              <w:rPr>
-                <w:rFonts w:ascii="Kaiti SC" w:hAnsi="Kaiti SC" w:eastAsia="Kaiti SC" w:cs="Kaiti SC"/>
-                <w:b w:val="0"/>
-                <w:sz w:val="19"/>
-              </w:rPr>
-              <w:t>监管与政策</w:t>
-            </w:r>
-          </w:p>
-        </w:tc>
-        <w:tc>
-          <w:tcPr>
-            <w:tcW w:type="dxa" w:w="2075"/>
-            <w:vAlign w:val="center"/>
-          </w:tcPr>
-          <w:p>
-            <w:pPr>
-              <w:spacing w:after="0" w:line="252" w:lineRule="auto"/>
-            </w:pPr>
-            <w:r/>
-            <w:r>
-              <w:rPr>
-                <w:rFonts w:ascii="Kaiti SC" w:hAnsi="Kaiti SC" w:eastAsia="Kaiti SC" w:cs="Kaiti SC"/>
-                <w:b w:val="0"/>
-                <w:sz w:val="19"/>
-              </w:rPr>
-              <w:t>SpaceX exec renews Starlink pitch as approvals lay pending</w:t>
-            </w:r>
-          </w:p>
-        </w:tc>
-      </w:tr>
-      <w:tr>
-        <w:trPr>
-          <w:cantSplit/>
-        </w:trPr>
-        <w:tc>
-          <w:tcPr>
-            <w:tcW w:type="dxa" w:w="2075"/>
-            <w:vAlign w:val="center"/>
-          </w:tcPr>
-          <w:p>
-            <w:pPr>
-              <w:spacing w:after="0" w:line="252" w:lineRule="auto"/>
-              <w:jc w:val="center"/>
-            </w:pPr>
-            <w:r/>
-            <w:r>
-              <w:rPr>
-                <w:rFonts w:ascii="Kaiti SC" w:hAnsi="Kaiti SC" w:eastAsia="Kaiti SC" w:cs="Kaiti SC"/>
-                <w:b w:val="0"/>
-                <w:sz w:val="19"/>
-              </w:rPr>
-              <w:t>2026-10-06</w:t>
-            </w:r>
-          </w:p>
-        </w:tc>
-        <w:tc>
-          <w:tcPr>
-            <w:tcW w:type="dxa" w:w="2075"/>
-            <w:vAlign w:val="center"/>
-          </w:tcPr>
-          <w:p>
-            <w:pPr>
-              <w:spacing w:after="0" w:line="252" w:lineRule="auto"/>
-              <w:jc w:val="center"/>
-            </w:pPr>
-            <w:r/>
-            <w:r>
-              <w:rPr>
-                <w:rFonts w:ascii="Kaiti SC" w:hAnsi="Kaiti SC" w:eastAsia="Kaiti SC" w:cs="Kaiti SC"/>
-                <w:b w:val="0"/>
-                <w:sz w:val="19"/>
-              </w:rPr>
-              <w:t>Blue Origin</w:t>
-            </w:r>
-          </w:p>
-        </w:tc>
-        <w:tc>
-          <w:tcPr>
-            <w:tcW w:type="dxa" w:w="2075"/>
-            <w:vAlign w:val="center"/>
-          </w:tcPr>
-          <w:p>
-            <w:pPr>
-              <w:spacing w:after="0" w:line="252" w:lineRule="auto"/>
-              <w:jc w:val="center"/>
-            </w:pPr>
-            <w:r/>
-            <w:r>
-              <w:rPr>
-                <w:rFonts w:ascii="Kaiti SC" w:hAnsi="Kaiti SC" w:eastAsia="Kaiti SC" w:cs="Kaiti SC"/>
-                <w:b w:val="0"/>
-                <w:sz w:val="19"/>
-              </w:rPr>
-              <w:t>发射与任务</w:t>
-            </w:r>
-          </w:p>
-        </w:tc>
-        <w:tc>
-          <w:tcPr>
-            <w:tcW w:type="dxa" w:w="2075"/>
-            <w:vAlign w:val="center"/>
-          </w:tcPr>
-          <w:p>
-            <w:pPr>
-              <w:spacing w:after="0" w:line="252" w:lineRule="auto"/>
-            </w:pPr>
-            <w:r/>
-            <w:r>
-              <w:rPr>
-                <w:rFonts w:ascii="Kaiti SC" w:hAnsi="Kaiti SC" w:eastAsia="Kaiti SC" w:cs="Kaiti SC"/>
-                <w:b w:val="0"/>
-                <w:sz w:val="19"/>
-              </w:rPr>
-              <w:t>Blue Origin’s New Glenn reached orbit, opening a new SpaceX rivalry</w:t>
-            </w:r>
-          </w:p>
-        </w:tc>
-      </w:tr>
-      <w:tr>
-        <w:trPr>
-          <w:cantSplit/>
-        </w:trPr>
-        <w:tc>
-          <w:tcPr>
-            <w:tcW w:type="dxa" w:w="2075"/>
-            <w:vAlign w:val="center"/>
-          </w:tcPr>
-          <w:p>
-            <w:pPr>
-              <w:spacing w:after="0" w:line="252" w:lineRule="auto"/>
-              <w:jc w:val="center"/>
-            </w:pPr>
-            <w:r/>
-            <w:r>
-              <w:rPr>
-                <w:rFonts w:ascii="Kaiti SC" w:hAnsi="Kaiti SC" w:eastAsia="Kaiti SC" w:cs="Kaiti SC"/>
-                <w:b w:val="0"/>
-                <w:sz w:val="19"/>
-              </w:rPr>
-              <w:t>2026-10-09</w:t>
-            </w:r>
-          </w:p>
-        </w:tc>
-        <w:tc>
-          <w:tcPr>
-            <w:tcW w:type="dxa" w:w="2075"/>
-            <w:vAlign w:val="center"/>
-          </w:tcPr>
-          <w:p>
-            <w:pPr>
-              <w:spacing w:after="0" w:line="252" w:lineRule="auto"/>
-              <w:jc w:val="center"/>
-            </w:pPr>
-            <w:r/>
-            <w:r>
-              <w:rPr>
-                <w:rFonts w:ascii="Kaiti SC" w:hAnsi="Kaiti SC" w:eastAsia="Kaiti SC" w:cs="Kaiti SC"/>
-                <w:b w:val="0"/>
-                <w:sz w:val="19"/>
-              </w:rPr>
-              <w:t>SpaceX</w:t>
-            </w:r>
-          </w:p>
-        </w:tc>
-        <w:tc>
-          <w:tcPr>
-            <w:tcW w:type="dxa" w:w="2075"/>
-            <w:vAlign w:val="center"/>
-          </w:tcPr>
-          <w:p>
-            <w:pPr>
-              <w:spacing w:after="0" w:line="252" w:lineRule="auto"/>
-              <w:jc w:val="center"/>
-            </w:pPr>
-            <w:r/>
-            <w:r>
-              <w:rPr>
-                <w:rFonts w:ascii="Kaiti SC" w:hAnsi="Kaiti SC" w:eastAsia="Kaiti SC" w:cs="Kaiti SC"/>
-                <w:b w:val="0"/>
-                <w:sz w:val="19"/>
-              </w:rPr>
-              <w:t>其他动态</w:t>
-            </w:r>
-          </w:p>
-        </w:tc>
-        <w:tc>
-          <w:tcPr>
-            <w:tcW w:type="dxa" w:w="2075"/>
-            <w:vAlign w:val="center"/>
-          </w:tcPr>
-          <w:p>
-            <w:pPr>
-              <w:spacing w:after="0" w:line="252" w:lineRule="auto"/>
-            </w:pPr>
-            <w:r/>
-            <w:r>
-              <w:rPr>
-                <w:rFonts w:ascii="Kaiti SC" w:hAnsi="Kaiti SC" w:eastAsia="Kaiti SC" w:cs="Kaiti SC"/>
-                <w:b w:val="0"/>
-                <w:sz w:val="19"/>
-              </w:rPr>
-              <w:t>T-Mobile CTO gives SpaceX a reality check on its Starlink mobile ambitions</w:t>
-            </w:r>
-          </w:p>
-        </w:tc>
-      </w:tr>
-      <w:tr>
-        <w:trPr>
-          <w:cantSplit/>
-        </w:trPr>
-        <w:tc>
-          <w:tcPr>
-            <w:tcW w:type="dxa" w:w="2075"/>
-            <w:vAlign w:val="center"/>
-          </w:tcPr>
-          <w:p>
-            <w:pPr>
-              <w:spacing w:after="0" w:line="252" w:lineRule="auto"/>
-              <w:jc w:val="center"/>
-            </w:pPr>
-            <w:r/>
-            <w:r>
-              <w:rPr>
-                <w:rFonts w:ascii="Kaiti SC" w:hAnsi="Kaiti SC" w:eastAsia="Kaiti SC" w:cs="Kaiti SC"/>
-                <w:b w:val="0"/>
-                <w:sz w:val="19"/>
-              </w:rPr>
-              <w:t>2026-10-08</w:t>
-            </w:r>
-          </w:p>
-        </w:tc>
-        <w:tc>
-          <w:tcPr>
-            <w:tcW w:type="dxa" w:w="2075"/>
-            <w:vAlign w:val="center"/>
-          </w:tcPr>
-          <w:p>
-            <w:pPr>
-              <w:spacing w:after="0" w:line="252" w:lineRule="auto"/>
-              <w:jc w:val="center"/>
-            </w:pPr>
-            <w:r/>
-            <w:r>
-              <w:rPr>
-                <w:rFonts w:ascii="Kaiti SC" w:hAnsi="Kaiti SC" w:eastAsia="Kaiti SC" w:cs="Kaiti SC"/>
-                <w:b w:val="0"/>
-                <w:sz w:val="19"/>
-              </w:rPr>
-              <w:t>SpaceX</w:t>
-            </w:r>
-          </w:p>
-        </w:tc>
-        <w:tc>
-          <w:tcPr>
-            <w:tcW w:type="dxa" w:w="2075"/>
-            <w:vAlign w:val="center"/>
-          </w:tcPr>
-          <w:p>
-            <w:pPr>
-              <w:spacing w:after="0" w:line="252" w:lineRule="auto"/>
-              <w:jc w:val="center"/>
-            </w:pPr>
-            <w:r/>
-            <w:r>
-              <w:rPr>
-                <w:rFonts w:ascii="Kaiti SC" w:hAnsi="Kaiti SC" w:eastAsia="Kaiti SC" w:cs="Kaiti SC"/>
-                <w:b w:val="0"/>
-                <w:sz w:val="19"/>
-              </w:rPr>
-              <w:t>其他动态</w:t>
-            </w:r>
-          </w:p>
-        </w:tc>
-        <w:tc>
-          <w:tcPr>
-            <w:tcW w:type="dxa" w:w="2075"/>
-            <w:vAlign w:val="center"/>
-          </w:tcPr>
-          <w:p>
-            <w:pPr>
-              <w:spacing w:after="0" w:line="252" w:lineRule="auto"/>
-            </w:pPr>
-            <w:r/>
-            <w:r>
-              <w:rPr>
-                <w:rFonts w:ascii="Kaiti SC" w:hAnsi="Kaiti SC" w:eastAsia="Kaiti SC" w:cs="Kaiti SC"/>
-                <w:b w:val="0"/>
-                <w:sz w:val="19"/>
-              </w:rPr>
-              <w:t>SpaceX Spectrum Deal Puts Starlink in Carrier Territory</w:t>
-            </w:r>
-          </w:p>
-        </w:tc>
-      </w:tr>
-      <w:tr>
-        <w:trPr>
-          <w:cantSplit/>
-        </w:trPr>
-        <w:tc>
-          <w:tcPr>
-            <w:tcW w:type="dxa" w:w="2075"/>
-            <w:vAlign w:val="center"/>
-          </w:tcPr>
-          <w:p>
-            <w:pPr>
-              <w:spacing w:after="0" w:line="252" w:lineRule="auto"/>
-              <w:jc w:val="center"/>
-            </w:pPr>
-            <w:r/>
-            <w:r>
-              <w:rPr>
-                <w:rFonts w:ascii="Kaiti SC" w:hAnsi="Kaiti SC" w:eastAsia="Kaiti SC" w:cs="Kaiti SC"/>
-                <w:b w:val="0"/>
-                <w:sz w:val="19"/>
-              </w:rPr>
-              <w:t>2026-10-06</w:t>
-            </w:r>
-          </w:p>
-        </w:tc>
-        <w:tc>
-          <w:tcPr>
-            <w:tcW w:type="dxa" w:w="2075"/>
-            <w:vAlign w:val="center"/>
-          </w:tcPr>
-          <w:p>
-            <w:pPr>
-              <w:spacing w:after="0" w:line="252" w:lineRule="auto"/>
-              <w:jc w:val="center"/>
-            </w:pPr>
-            <w:r/>
-            <w:r>
-              <w:rPr>
-                <w:rFonts w:ascii="Kaiti SC" w:hAnsi="Kaiti SC" w:eastAsia="Kaiti SC" w:cs="Kaiti SC"/>
-                <w:b w:val="0"/>
-                <w:sz w:val="19"/>
-              </w:rPr>
-              <w:t>SpaceX</w:t>
-            </w:r>
-          </w:p>
-        </w:tc>
-        <w:tc>
-          <w:tcPr>
-            <w:tcW w:type="dxa" w:w="2075"/>
-            <w:vAlign w:val="center"/>
-          </w:tcPr>
-          <w:p>
-            <w:pPr>
-              <w:spacing w:after="0" w:line="252" w:lineRule="auto"/>
-              <w:jc w:val="center"/>
-            </w:pPr>
-            <w:r/>
-            <w:r>
-              <w:rPr>
-                <w:rFonts w:ascii="Kaiti SC" w:hAnsi="Kaiti SC" w:eastAsia="Kaiti SC" w:cs="Kaiti SC"/>
-                <w:b w:val="0"/>
-                <w:sz w:val="19"/>
-              </w:rPr>
-              <w:t>其他动态</w:t>
-            </w:r>
-          </w:p>
-        </w:tc>
-        <w:tc>
-          <w:tcPr>
-            <w:tcW w:type="dxa" w:w="2075"/>
-            <w:vAlign w:val="center"/>
-          </w:tcPr>
-          <w:p>
-            <w:pPr>
-              <w:spacing w:after="0" w:line="252" w:lineRule="auto"/>
-            </w:pPr>
-            <w:r/>
-            <w:r>
-              <w:rPr>
-                <w:rFonts w:ascii="Kaiti SC" w:hAnsi="Kaiti SC" w:eastAsia="Kaiti SC" w:cs="Kaiti SC"/>
-                <w:b w:val="0"/>
-                <w:sz w:val="19"/>
-              </w:rPr>
-              <w:t>SpaceX's Starlink is using hardware security keys to fend off hacks</w:t>
-            </w:r>
-          </w:p>
-        </w:tc>
-      </w:tr>
     </w:tbl>
     <w:p>
       <w:pPr>
@@ -2084,7 +2126,7 @@
           <w:rFonts w:ascii="Kaiti SC" w:hAnsi="Kaiti SC" w:eastAsia="Kaiti SC" w:cs="Kaiti SC"/>
           <w:sz w:val="21"/>
         </w:rPr>
-        <w:t>SpaceX：SpaceX Acquires Grain Management’s 800 MHz Spectrum Portfolio to Launch Standalone Starlink Mobile Carrier （2026-10-11；CoinGape、Quartz India、SatNews Publishers）</w:t>
+        <w:t>Blue Origin：Blue Origin expansion plans aim for multiple Space Coast launches a week - Orlando Sentinel （2026-10-18；Florida Today、Interesting Engineering、Orlando Sentinel）</w:t>
       </w:r>
     </w:p>
     <w:p>
@@ -2105,7 +2147,7 @@
           <w:rFonts w:ascii="Kaiti SC" w:hAnsi="Kaiti SC" w:eastAsia="Kaiti SC" w:cs="Kaiti SC"/>
           <w:sz w:val="21"/>
         </w:rPr>
-        <w:t>Blue Origin：ASTS stock eyes green week: Retail sees 'major catalysts' for new highs as Bezos targets Blue Origin's December return （2026-10-08；bing.com）</w:t>
+        <w:t>蓝箭航天：朱雀二号一箭十星发射成功，国内商业航天叙事估值锚或上移至“追赶兑现”丨盘前线索 - 东方财富 （2026-10-18；21财经、Jiemian.com、ThePaper.cn）</w:t>
       </w:r>
     </w:p>
     <w:p>
@@ -2126,7 +2168,7 @@
           <w:rFonts w:ascii="Kaiti SC" w:hAnsi="Kaiti SC" w:eastAsia="Kaiti SC" w:cs="Kaiti SC"/>
           <w:sz w:val="21"/>
         </w:rPr>
-        <w:t>Blue Origin：Blue Origin lost New Glenn’s NG-4 booster during a seven-engine test （2026-10-06；bing.com）</w:t>
+        <w:t>Blue Origin：Blue Origin plans $330 million Florida expansion to ramp New Glenn launches - CNBC （2026-10-16；CNBC、Reuters、bing.com）</w:t>
       </w:r>
     </w:p>
     <w:p>
@@ -2147,7 +2189,7 @@
           <w:rFonts w:ascii="Kaiti SC" w:hAnsi="Kaiti SC" w:eastAsia="Kaiti SC" w:cs="Kaiti SC"/>
           <w:sz w:val="21"/>
         </w:rPr>
-        <w:t>SpaceX：Live coverage: SpaceX to launch 21 data transport satellites for the Space Development Agency （2026-10-06；Ars Technica、Investor's Business Daily、NASA）</w:t>
+        <w:t>SpaceX：What Is Starshield? Inside SpaceX’s Military-Grade Starlink System Used by Ukraine （2026-10-16；bing.com）</w:t>
       </w:r>
     </w:p>
     <w:p>
@@ -2168,7 +2210,7 @@
           <w:rFonts w:ascii="Kaiti SC" w:hAnsi="Kaiti SC" w:eastAsia="Kaiti SC" w:cs="Kaiti SC"/>
           <w:sz w:val="21"/>
         </w:rPr>
-        <w:t>SpaceX：SpaceX calls for better coordination in orbit after near-misses with Starlink （2026-10-09；Ars Technica、arstechnica.com、bing.com）</w:t>
+        <w:t>蓝箭航天：一箭十星 朱雀二号改进型遥四运载火箭发射成功 - 证券时报网 （2026-10-14；中国科技网、搜狐、每日经济新闻）</w:t>
       </w:r>
     </w:p>
     <w:p>
@@ -2189,7 +2231,7 @@
           <w:rFonts w:ascii="Kaiti SC" w:hAnsi="Kaiti SC" w:eastAsia="Kaiti SC" w:cs="Kaiti SC"/>
           <w:sz w:val="21"/>
         </w:rPr>
-        <w:t>SpaceX：SpaceX launches 21 data satellites for the Space Development Agency - Spaceflight Now （2026-10-10；Space、Spaceflight Now、bing.com）</w:t>
+        <w:t>SpaceX：SpaceX Restricts Military Starshield Speeds in Ukraine, Disrupting Pentagon-Funded Tactical Drone Operations （2026-10-14；Aerospace Global News、bing.com、satnews.com）</w:t>
       </w:r>
     </w:p>
     <w:p>
@@ -2210,7 +2252,7 @@
           <w:rFonts w:ascii="Kaiti SC" w:hAnsi="Kaiti SC" w:eastAsia="Kaiti SC" w:cs="Kaiti SC"/>
           <w:sz w:val="21"/>
         </w:rPr>
-        <w:t>Blue Origin：Blue Origin’s New Glenn reached orbit, opening a new SpaceX rivalry （2026-10-06；bing.com）</w:t>
+        <w:t>SpaceX：Elon Musk's SpaceX Ends 23-Day Starlink Launch Gap: Falcon 9 Sends 27 Satellites Into Orbit （2026-10-13；Fox Business、Fox News、KSBY News）</w:t>
       </w:r>
     </w:p>
     <w:p>
@@ -2231,7 +2273,7 @@
           <w:rFonts w:ascii="Kaiti SC" w:hAnsi="Kaiti SC" w:eastAsia="Kaiti SC" w:cs="Kaiti SC"/>
           <w:sz w:val="21"/>
         </w:rPr>
-        <w:t>SpaceX：SpaceX Falcon 9 launches 21 military satellites into orbit （2026-10-10；bing.com）</w:t>
+        <w:t>SpaceX：Banglalink Partners with SpaceX to Launch South Asia’s First Direct-to-Device Starlink Mobile Service in Bangladesh （2026-10-13；CoinGape、Quartz India、SatNews Publishers）</w:t>
       </w:r>
     </w:p>
     <w:p>
@@ -2244,7 +2286,7 @@
           <w:b/>
           <w:sz w:val="21"/>
         </w:rPr>
-        <w:t>4. 监管与政策</w:t>
+        <w:t>4. 订单与合作</w:t>
       </w:r>
     </w:p>
     <w:p>
@@ -2265,7 +2307,20 @@
           <w:rFonts w:ascii="Kaiti SC" w:hAnsi="Kaiti SC" w:eastAsia="Kaiti SC" w:cs="Kaiti SC"/>
           <w:sz w:val="21"/>
         </w:rPr>
-        <w:t>SpaceX：SpaceX Wins FCC Approval for Starlink Mobile’s Massive Next-Generation Direct-to-Cell Constellation （2026-10-09；PCMag、TechSpot、bing.com）</w:t>
+        <w:t>中国星网：国家体育总局与中国星网在雄安签署战略合作框架协议 - 中国雄安官网 （2026-10-16；中国新闻网、中国雄安官网、国家体育总局）</w:t>
+      </w:r>
+    </w:p>
+    <w:p>
+      <w:pPr>
+        <w:pStyle w:val="Heading1"/>
+      </w:pPr>
+      <w:r>
+        <w:rPr>
+          <w:rFonts w:ascii="Kaiti SC" w:hAnsi="Kaiti SC" w:eastAsia="Kaiti SC" w:cs="Kaiti SC"/>
+          <w:b/>
+          <w:sz w:val="21"/>
+        </w:rPr>
+        <w:t>5. 监管与政策</w:t>
       </w:r>
     </w:p>
     <w:p>
@@ -2286,7 +2341,20 @@
           <w:rFonts w:ascii="Kaiti SC" w:hAnsi="Kaiti SC" w:eastAsia="Kaiti SC" w:cs="Kaiti SC"/>
           <w:sz w:val="21"/>
         </w:rPr>
-        <w:t>SpaceX：SpaceX exec renews Starlink pitch as approvals lay pending （2026-10-07；bing.com）</w:t>
+        <w:t>SpaceX：SpaceX says Starlink is set to become a 'major mobile carrier' after $8B deal （2026-10-13；bing.com）</w:t>
+      </w:r>
+    </w:p>
+    <w:p>
+      <w:pPr>
+        <w:pStyle w:val="Heading1"/>
+      </w:pPr>
+      <w:r>
+        <w:rPr>
+          <w:rFonts w:ascii="Kaiti SC" w:hAnsi="Kaiti SC" w:eastAsia="Kaiti SC" w:cs="Kaiti SC"/>
+          <w:b/>
+          <w:sz w:val="21"/>
+        </w:rPr>
+        <w:t>6. 市场与股价</w:t>
       </w:r>
     </w:p>
     <w:p>
@@ -2307,7 +2375,20 @@
           <w:rFonts w:ascii="Kaiti SC" w:hAnsi="Kaiti SC" w:eastAsia="Kaiti SC" w:cs="Kaiti SC"/>
           <w:sz w:val="21"/>
         </w:rPr>
-        <w:t>SpaceX：SpaceX says Starlink will "become a major mobile carrier in the U.S." （2026-10-09；bing.com）</w:t>
+        <w:t>天兵科技：不仅仅是C919，大概率应该还有大飞机C929和长江CJ-1000A有大进展！叠加天兵科技IPO辅导进展更新，珠海航展规模新高！_财富号_东方财富网 - 财富号 （2026-10-14；Jiemian.com、东方财富、新浪财经）</w:t>
+      </w:r>
+    </w:p>
+    <w:p>
+      <w:pPr>
+        <w:pStyle w:val="Heading1"/>
+      </w:pPr>
+      <w:r>
+        <w:rPr>
+          <w:rFonts w:ascii="Kaiti SC" w:hAnsi="Kaiti SC" w:eastAsia="Kaiti SC" w:cs="Kaiti SC"/>
+          <w:b/>
+          <w:sz w:val="21"/>
+        </w:rPr>
+        <w:t>7. 产品与技术</w:t>
       </w:r>
     </w:p>
     <w:p>
@@ -2328,7 +2409,20 @@
           <w:rFonts w:ascii="Kaiti SC" w:hAnsi="Kaiti SC" w:eastAsia="Kaiti SC" w:cs="Kaiti SC"/>
           <w:sz w:val="21"/>
         </w:rPr>
-        <w:t>SpaceX：SpaceX just scored a key Starlink approval that could shake up the wireless market （2026-10-07；bing.com）</w:t>
+        <w:t>Blue Origin：Blue Origin unveils plans for massive upgrade to its Florida facilities （2026-10-16；WESH、bing.com）</w:t>
+      </w:r>
+    </w:p>
+    <w:p>
+      <w:pPr>
+        <w:pStyle w:val="Heading1"/>
+      </w:pPr>
+      <w:r>
+        <w:rPr>
+          <w:rFonts w:ascii="Kaiti SC" w:hAnsi="Kaiti SC" w:eastAsia="Kaiti SC" w:cs="Kaiti SC"/>
+          <w:b/>
+          <w:sz w:val="21"/>
+        </w:rPr>
+        <w:t>8. 其他动态</w:t>
       </w:r>
     </w:p>
     <w:p>
@@ -2349,20 +2443,7 @@
           <w:rFonts w:ascii="Kaiti SC" w:hAnsi="Kaiti SC" w:eastAsia="Kaiti SC" w:cs="Kaiti SC"/>
           <w:sz w:val="21"/>
         </w:rPr>
-        <w:t>SpaceX：SpaceX Inches Closer to Becoming a U.S. Carrier （2026-10-10；bing.com）</w:t>
-      </w:r>
-    </w:p>
-    <w:p>
-      <w:pPr>
-        <w:pStyle w:val="Heading1"/>
-      </w:pPr>
-      <w:r>
-        <w:rPr>
-          <w:rFonts w:ascii="Kaiti SC" w:hAnsi="Kaiti SC" w:eastAsia="Kaiti SC" w:cs="Kaiti SC"/>
-          <w:b/>
-          <w:sz w:val="21"/>
-        </w:rPr>
-        <w:t>5. 市场与股价</w:t>
+        <w:t>SpaceX：What to Know About Starshield, SpaceX’s Military-Grade Satellite Service - The New York Times （2026-10-19；France 24、The New York Times、bing.com）</w:t>
       </w:r>
     </w:p>
     <w:p>
@@ -2383,7 +2464,7 @@
           <w:rFonts w:ascii="Kaiti SC" w:hAnsi="Kaiti SC" w:eastAsia="Kaiti SC" w:cs="Kaiti SC"/>
           <w:sz w:val="21"/>
         </w:rPr>
-        <w:t>Blue Origin：Blue Origin Commits $550M to Texas Satellite Complex as Jeff Bezos Confirms $10B Equity Round and IPO Roadmap （2026-10-11；BigGo Finance、New York Post、Quartz）</w:t>
+        <w:t>SpaceX：SpaceX’s Starlink expansion is a bold gamble on the future （2026-10-15；The Economist、bing.com）</w:t>
       </w:r>
     </w:p>
     <w:p>
@@ -2404,7 +2485,7 @@
           <w:rFonts w:ascii="Kaiti SC" w:hAnsi="Kaiti SC" w:eastAsia="Kaiti SC" w:cs="Kaiti SC"/>
           <w:sz w:val="21"/>
         </w:rPr>
-        <w:t>SpaceX：SpaceX spectrum deal to expand its Starlink network in the US sends telecom stocks tumbling （2026-10-09；bing.com）</w:t>
+        <w:t>SpaceX：What Is Starshield, SpaceX’s Military-Grade Satellite Internet Service? （2026-10-15；Reuters、The Guardian、bing.com）</w:t>
       </w:r>
     </w:p>
     <w:p>
@@ -2425,7 +2506,7 @@
           <w:rFonts w:ascii="Kaiti SC" w:hAnsi="Kaiti SC" w:eastAsia="Kaiti SC" w:cs="Kaiti SC"/>
           <w:sz w:val="21"/>
         </w:rPr>
-        <w:t>Blue Origin：Jeff Bezos Becomes World’s Second-Richest as Blue Origin Hits $140B Valuation （2026-10-08；bing.com）</w:t>
+        <w:t>SpaceX：What Is Starshield, SpaceX’s Military-Grade Satellite Internet Service? （2026-10-14；bing.com）</w:t>
       </w:r>
     </w:p>
     <w:p>
@@ -2446,20 +2527,7 @@
           <w:rFonts w:ascii="Kaiti SC" w:hAnsi="Kaiti SC" w:eastAsia="Kaiti SC" w:cs="Kaiti SC"/>
           <w:sz w:val="21"/>
         </w:rPr>
-        <w:t>蓝箭航天：同一天，蓝箭航天、中科宇航等三家商业航天IPO“中止” - 凤凰网财经 （2026-10-07；凤凰网财经、搜狐网）</w:t>
-      </w:r>
-    </w:p>
-    <w:p>
-      <w:pPr>
-        <w:pStyle w:val="Heading1"/>
-      </w:pPr>
-      <w:r>
-        <w:rPr>
-          <w:rFonts w:ascii="Kaiti SC" w:hAnsi="Kaiti SC" w:eastAsia="Kaiti SC" w:cs="Kaiti SC"/>
-          <w:b/>
-          <w:sz w:val="21"/>
-        </w:rPr>
-        <w:t>6. 产品与技术</w:t>
+        <w:t>Blue Origin：Blue Origin’s BE-4 Engine Gimble At Full Power During Hotfire Test （2026-10-13；bing.com）</w:t>
       </w:r>
     </w:p>
     <w:p>
@@ -2480,20 +2548,7 @@
           <w:rFonts w:ascii="Kaiti SC" w:hAnsi="Kaiti SC" w:eastAsia="Kaiti SC" w:cs="Kaiti SC"/>
           <w:sz w:val="21"/>
         </w:rPr>
-        <w:t>Blue Origin：Blue Origin plans $555 million satellite factory in Hutto, Texas （2026-10-09；bing.com）</w:t>
-      </w:r>
-    </w:p>
-    <w:p>
-      <w:pPr>
-        <w:pStyle w:val="Heading1"/>
-      </w:pPr>
-      <w:r>
-        <w:rPr>
-          <w:rFonts w:ascii="Kaiti SC" w:hAnsi="Kaiti SC" w:eastAsia="Kaiti SC" w:cs="Kaiti SC"/>
-          <w:b/>
-          <w:sz w:val="21"/>
-        </w:rPr>
-        <w:t>7. 其他动态</w:t>
+        <w:t>Blue Origin：Amazon Ring exec heads to Blue Origin to lead TeraWave network （2026-10-13；bing.com）</w:t>
       </w:r>
     </w:p>
     <w:p>
@@ -2514,7 +2569,7 @@
           <w:rFonts w:ascii="Kaiti SC" w:hAnsi="Kaiti SC" w:eastAsia="Kaiti SC" w:cs="Kaiti SC"/>
           <w:sz w:val="21"/>
         </w:rPr>
-        <w:t>SpaceX：SpaceX Moves to Acquire Nationwide Low-Band Spectrum for Starlink Mobile （2026-10-10；CBS News、bing.com、satellitetoday.com）</w:t>
+        <w:t>SpaceX：Elon Musk Is Impatiently Trying to Offer Cheap Starlink Internet in India Ahead of Record Jio Public Offering. How Could This Impact SpaceX Stock? （2026-10-14；Barron's、PCMag、Yahoo Finance）</w:t>
       </w:r>
     </w:p>
     <w:p>
@@ -2535,133 +2590,7 @@
           <w:rFonts w:ascii="Kaiti SC" w:hAnsi="Kaiti SC" w:eastAsia="Kaiti SC" w:cs="Kaiti SC"/>
           <w:sz w:val="21"/>
         </w:rPr>
-        <w:t>SpaceX：SpaceX is calling out other satellite operators for nearly crashing into Starlink - Business Insider （2026-10-07；Business Insider、PCMag、PCMag Australia）</w:t>
-      </w:r>
-    </w:p>
-    <w:p>
-      <w:pPr>
-        <w:keepLines/>
-        <w:spacing w:after="60"/>
-        <w:ind w:left="369" w:hanging="227"/>
-      </w:pPr>
-      <w:r>
-        <w:rPr>
-          <w:rFonts w:ascii="Kaiti SC" w:hAnsi="Kaiti SC" w:eastAsia="Kaiti SC" w:cs="Kaiti SC"/>
-          <w:sz w:val="21"/>
-        </w:rPr>
-        <w:t xml:space="preserve">➢ </w:t>
-      </w:r>
-      <w:r>
-        <w:rPr>
-          <w:rFonts w:ascii="Kaiti SC" w:hAnsi="Kaiti SC" w:eastAsia="Kaiti SC" w:cs="Kaiti SC"/>
-          <w:sz w:val="21"/>
-        </w:rPr>
-        <w:t>SpaceX：Elon Musk Is Impatiently Trying to Offer Cheap Starlink Internet in India Ahead of Record Jio Public Offering. How Could This Impact SpaceX Stock? （2026-10-11；Barron's、PCMag、Yahoo Finance）</w:t>
-      </w:r>
-    </w:p>
-    <w:p>
-      <w:pPr>
-        <w:keepLines/>
-        <w:spacing w:after="60"/>
-        <w:ind w:left="369" w:hanging="227"/>
-      </w:pPr>
-      <w:r>
-        <w:rPr>
-          <w:rFonts w:ascii="Kaiti SC" w:hAnsi="Kaiti SC" w:eastAsia="Kaiti SC" w:cs="Kaiti SC"/>
-          <w:sz w:val="21"/>
-        </w:rPr>
-        <w:t xml:space="preserve">➢ </w:t>
-      </w:r>
-      <w:r>
-        <w:rPr>
-          <w:rFonts w:ascii="Kaiti SC" w:hAnsi="Kaiti SC" w:eastAsia="Kaiti SC" w:cs="Kaiti SC"/>
-          <w:sz w:val="21"/>
-        </w:rPr>
-        <w:t>SpaceX：T-Mobile CTO gives SpaceX a reality check on its Starlink mobile ambitions （2026-10-09；bing.com）</w:t>
-      </w:r>
-    </w:p>
-    <w:p>
-      <w:pPr>
-        <w:keepLines/>
-        <w:spacing w:after="60"/>
-        <w:ind w:left="369" w:hanging="227"/>
-      </w:pPr>
-      <w:r>
-        <w:rPr>
-          <w:rFonts w:ascii="Kaiti SC" w:hAnsi="Kaiti SC" w:eastAsia="Kaiti SC" w:cs="Kaiti SC"/>
-          <w:sz w:val="21"/>
-        </w:rPr>
-        <w:t xml:space="preserve">➢ </w:t>
-      </w:r>
-      <w:r>
-        <w:rPr>
-          <w:rFonts w:ascii="Kaiti SC" w:hAnsi="Kaiti SC" w:eastAsia="Kaiti SC" w:cs="Kaiti SC"/>
-          <w:sz w:val="21"/>
-        </w:rPr>
-        <w:t>SpaceX：SpaceX Spectrum Deal Puts Starlink in Carrier Territory （2026-10-08；bing.com）</w:t>
-      </w:r>
-    </w:p>
-    <w:p>
-      <w:pPr>
-        <w:keepLines/>
-        <w:spacing w:after="60"/>
-        <w:ind w:left="369" w:hanging="227"/>
-      </w:pPr>
-      <w:r>
-        <w:rPr>
-          <w:rFonts w:ascii="Kaiti SC" w:hAnsi="Kaiti SC" w:eastAsia="Kaiti SC" w:cs="Kaiti SC"/>
-          <w:sz w:val="21"/>
-        </w:rPr>
-        <w:t xml:space="preserve">➢ </w:t>
-      </w:r>
-      <w:r>
-        <w:rPr>
-          <w:rFonts w:ascii="Kaiti SC" w:hAnsi="Kaiti SC" w:eastAsia="Kaiti SC" w:cs="Kaiti SC"/>
-          <w:sz w:val="21"/>
-        </w:rPr>
-        <w:t>SpaceX：SpaceX's Starlink is using hardware security keys to fend off hacks （2026-10-06；bing.com）</w:t>
-      </w:r>
-    </w:p>
-    <w:p>
-      <w:pPr>
-        <w:keepLines/>
-        <w:spacing w:after="60"/>
-        <w:ind w:left="369" w:hanging="227"/>
-      </w:pPr>
-      <w:r>
-        <w:rPr>
-          <w:rFonts w:ascii="Kaiti SC" w:hAnsi="Kaiti SC" w:eastAsia="Kaiti SC" w:cs="Kaiti SC"/>
-          <w:sz w:val="21"/>
-        </w:rPr>
-        <w:t xml:space="preserve">➢ </w:t>
-      </w:r>
-      <w:r>
-        <w:rPr>
-          <w:rFonts w:ascii="Kaiti SC" w:hAnsi="Kaiti SC" w:eastAsia="Kaiti SC" w:cs="Kaiti SC"/>
-          <w:sz w:val="21"/>
-        </w:rPr>
-        <w:t>星际荣耀：星际荣耀官宣重型型号“双曲线九号”火箭已启动预研 - 泰伯网 （2026-10-12；凤凰网科技、泰伯网）</w:t>
-      </w:r>
-    </w:p>
-    <w:p>
-      <w:pPr>
-        <w:keepLines/>
-        <w:spacing w:after="60"/>
-        <w:ind w:left="369" w:hanging="227"/>
-      </w:pPr>
-      <w:r>
-        <w:rPr>
-          <w:rFonts w:ascii="Kaiti SC" w:hAnsi="Kaiti SC" w:eastAsia="Kaiti SC" w:cs="Kaiti SC"/>
-          <w:sz w:val="21"/>
-        </w:rPr>
-        <w:t xml:space="preserve">➢ </w:t>
-      </w:r>
-      <w:r>
-        <w:rPr>
-          <w:rFonts w:ascii="Kaiti SC" w:hAnsi="Kaiti SC" w:eastAsia="Kaiti SC" w:cs="Kaiti SC"/>
-          <w:sz w:val="21"/>
-        </w:rPr>
-        <w:t>SpaceX：Venezuela Authorizes SpaceX Starlink Satellite Internet Service Under New Deal - Yahoo Finance （2026-10-11；Yahoo Finance、bing.com）</w:t>
+        <w:t>SpaceX：White House Directed Pentagon to Restrict Ukraine Starshield Speeds, Clarifying Chain of Command （2026-10-18；bing.com、satnews.com）</w:t>
       </w:r>
     </w:p>
     <w:p>
@@ -2674,7 +2603,7 @@
           <w:b/>
           <w:sz w:val="21"/>
         </w:rPr>
-        <w:t>8. 公司动态概览</w:t>
+        <w:t>9. 公司动态概览</w:t>
       </w:r>
     </w:p>
     <w:tbl>
@@ -2820,7 +2749,7 @@
                 <w:b w:val="0"/>
                 <w:sz w:val="19"/>
               </w:rPr>
-              <w:t>169</w:t>
+              <w:t>270</w:t>
             </w:r>
           </w:p>
         </w:tc>
@@ -2841,7 +2770,7 @@
                 <w:b w:val="0"/>
                 <w:sz w:val="19"/>
               </w:rPr>
-              <w:t>发射与任务、市场与股价、其他动态、监管与政策</w:t>
+              <w:t>发射与任务、市场与股价、其他动态、订单与合作、监管与政策</w:t>
             </w:r>
           </w:p>
         </w:tc>
@@ -2861,7 +2790,7 @@
                 <w:b w:val="0"/>
                 <w:sz w:val="19"/>
               </w:rPr>
-              <w:t>SpaceX to make another attempt to launch 21 data satellites for Space Development Agency</w:t>
+              <w:t>Falcon 9 set to launch Bandwagon-5 rideshare mission from Florida</w:t>
             </w:r>
           </w:p>
         </w:tc>
@@ -2907,7 +2836,7 @@
                 <w:b w:val="0"/>
                 <w:sz w:val="19"/>
               </w:rPr>
-              <w:t>64</w:t>
+              <w:t>90</w:t>
             </w:r>
           </w:p>
         </w:tc>
@@ -2948,7 +2877,94 @@
                 <w:b w:val="0"/>
                 <w:sz w:val="19"/>
               </w:rPr>
-              <w:t>Blue Origin Advances LC-36 Rebuild for Year-End New Glenn Return to Flight</w:t>
+              <w:t>Blue Origin to add new Florida launch pads, seeks aggressive increase in New Glenn flight rate</w:t>
+            </w:r>
+          </w:p>
+        </w:tc>
+      </w:tr>
+      <w:tr>
+        <w:trPr>
+          <w:cantSplit/>
+        </w:trPr>
+        <w:tc>
+          <w:tcPr>
+            <w:tcW w:type="dxa" w:w="2075"/>
+            <w:vAlign w:val="center"/>
+          </w:tcPr>
+          <w:p>
+            <w:pPr>
+              <w:spacing w:after="0" w:line="252" w:lineRule="auto"/>
+            </w:pPr>
+            <w:r/>
+            <w:r>
+              <w:rPr>
+                <w:rFonts w:ascii="Kaiti SC" w:hAnsi="Kaiti SC" w:eastAsia="Kaiti SC" w:cs="Kaiti SC"/>
+                <w:b w:val="0"/>
+                <w:sz w:val="19"/>
+              </w:rPr>
+              <w:t>蓝箭航天</w:t>
+            </w:r>
+          </w:p>
+        </w:tc>
+        <w:tc>
+          <w:tcPr>
+            <w:tcW w:type="dxa" w:w="2075"/>
+            <w:vAlign w:val="center"/>
+          </w:tcPr>
+          <w:p>
+            <w:pPr>
+              <w:spacing w:after="0" w:line="252" w:lineRule="auto"/>
+              <w:jc w:val="center"/>
+            </w:pPr>
+            <w:r/>
+            <w:r>
+              <w:rPr>
+                <w:rFonts w:ascii="Kaiti SC" w:hAnsi="Kaiti SC" w:eastAsia="Kaiti SC" w:cs="Kaiti SC"/>
+                <w:b w:val="0"/>
+                <w:sz w:val="19"/>
+              </w:rPr>
+              <w:t>33</w:t>
+            </w:r>
+          </w:p>
+        </w:tc>
+        <w:tc>
+          <w:tcPr>
+            <w:tcW w:type="dxa" w:w="2075"/>
+            <w:vAlign w:val="center"/>
+          </w:tcPr>
+          <w:p>
+            <w:pPr>
+              <w:spacing w:after="0" w:line="252" w:lineRule="auto"/>
+              <w:jc w:val="center"/>
+            </w:pPr>
+            <w:r/>
+            <w:r>
+              <w:rPr>
+                <w:rFonts w:ascii="Kaiti SC" w:hAnsi="Kaiti SC" w:eastAsia="Kaiti SC" w:cs="Kaiti SC"/>
+                <w:b w:val="0"/>
+                <w:sz w:val="19"/>
+              </w:rPr>
+              <w:t>发射与任务、其他动态</w:t>
+            </w:r>
+          </w:p>
+        </w:tc>
+        <w:tc>
+          <w:tcPr>
+            <w:tcW w:type="dxa" w:w="2075"/>
+            <w:vAlign w:val="center"/>
+          </w:tcPr>
+          <w:p>
+            <w:pPr>
+              <w:spacing w:after="0" w:line="252" w:lineRule="auto"/>
+            </w:pPr>
+            <w:r/>
+            <w:r>
+              <w:rPr>
+                <w:rFonts w:ascii="Kaiti SC" w:hAnsi="Kaiti SC" w:eastAsia="Kaiti SC" w:cs="Kaiti SC"/>
+                <w:b w:val="0"/>
+                <w:sz w:val="19"/>
+              </w:rPr>
+              <w:t>朱雀二号一箭十星发射成功，国内商业航天叙事估值锚或上移至“追赶兑现”丨盘前线索 - 东方财富</w:t>
             </w:r>
           </w:p>
         </w:tc>
@@ -2994,7 +3010,7 @@
                 <w:b w:val="0"/>
                 <w:sz w:val="19"/>
               </w:rPr>
-              <w:t>5</w:t>
+              <w:t>9</w:t>
             </w:r>
           </w:p>
         </w:tc>
@@ -3015,7 +3031,7 @@
                 <w:b w:val="0"/>
                 <w:sz w:val="19"/>
               </w:rPr>
-              <w:t>监管与政策、其他动态</w:t>
+              <w:t>订单与合作</w:t>
             </w:r>
           </w:p>
         </w:tc>
@@ -3035,7 +3051,7 @@
                 <w:b w:val="0"/>
                 <w:sz w:val="19"/>
               </w:rPr>
-              <w:t>宇宙人(2079期）中国星网GW星座极区首试成功；SpaceX公开百万AI卫星计划；FCC放行星链1.5万颗直连星，境外可用14MHz扩展L波段 - 搜狐网</w:t>
+              <w:t>国家体育总局与中国星网在雄安签署战略合作框架协议 - 中国雄安官网</w:t>
             </w:r>
           </w:p>
         </w:tc>
@@ -3060,7 +3076,7 @@
                 <w:b w:val="0"/>
                 <w:sz w:val="19"/>
               </w:rPr>
-              <w:t>蓝箭航天</w:t>
+              <w:t>天兵科技</w:t>
             </w:r>
           </w:p>
         </w:tc>
@@ -3081,7 +3097,7 @@
                 <w:b w:val="0"/>
                 <w:sz w:val="19"/>
               </w:rPr>
-              <w:t>5</w:t>
+              <w:t>4</w:t>
             </w:r>
           </w:p>
         </w:tc>
@@ -3102,7 +3118,7 @@
                 <w:b w:val="0"/>
                 <w:sz w:val="19"/>
               </w:rPr>
-              <w:t>市场与股价、其他动态</w:t>
+              <w:t>市场与股价</w:t>
             </w:r>
           </w:p>
         </w:tc>
@@ -3122,7 +3138,94 @@
                 <w:b w:val="0"/>
                 <w:sz w:val="19"/>
               </w:rPr>
-              <w:t>同一天，蓝箭航天、中科宇航等三家商业航天IPO“中止” - 凤凰网财经</w:t>
+              <w:t>不仅仅是C919，大概率应该还有大飞机C929和长江CJ-1000A有大进展！叠加天兵科技IPO辅导进展更新，珠海航展规模新高！_财富号_东方财富网 - 财富号</w:t>
+            </w:r>
+          </w:p>
+        </w:tc>
+      </w:tr>
+      <w:tr>
+        <w:trPr>
+          <w:cantSplit/>
+        </w:trPr>
+        <w:tc>
+          <w:tcPr>
+            <w:tcW w:type="dxa" w:w="2075"/>
+            <w:vAlign w:val="center"/>
+          </w:tcPr>
+          <w:p>
+            <w:pPr>
+              <w:spacing w:after="0" w:line="252" w:lineRule="auto"/>
+            </w:pPr>
+            <w:r/>
+            <w:r>
+              <w:rPr>
+                <w:rFonts w:ascii="Kaiti SC" w:hAnsi="Kaiti SC" w:eastAsia="Kaiti SC" w:cs="Kaiti SC"/>
+                <w:b w:val="0"/>
+                <w:sz w:val="19"/>
+              </w:rPr>
+              <w:t>垣信卫星</w:t>
+            </w:r>
+          </w:p>
+        </w:tc>
+        <w:tc>
+          <w:tcPr>
+            <w:tcW w:type="dxa" w:w="2075"/>
+            <w:vAlign w:val="center"/>
+          </w:tcPr>
+          <w:p>
+            <w:pPr>
+              <w:spacing w:after="0" w:line="252" w:lineRule="auto"/>
+              <w:jc w:val="center"/>
+            </w:pPr>
+            <w:r/>
+            <w:r>
+              <w:rPr>
+                <w:rFonts w:ascii="Kaiti SC" w:hAnsi="Kaiti SC" w:eastAsia="Kaiti SC" w:cs="Kaiti SC"/>
+                <w:b w:val="0"/>
+                <w:sz w:val="19"/>
+              </w:rPr>
+              <w:t>3</w:t>
+            </w:r>
+          </w:p>
+        </w:tc>
+        <w:tc>
+          <w:tcPr>
+            <w:tcW w:type="dxa" w:w="2075"/>
+            <w:vAlign w:val="center"/>
+          </w:tcPr>
+          <w:p>
+            <w:pPr>
+              <w:spacing w:after="0" w:line="252" w:lineRule="auto"/>
+              <w:jc w:val="center"/>
+            </w:pPr>
+            <w:r/>
+            <w:r>
+              <w:rPr>
+                <w:rFonts w:ascii="Kaiti SC" w:hAnsi="Kaiti SC" w:eastAsia="Kaiti SC" w:cs="Kaiti SC"/>
+                <w:b w:val="0"/>
+                <w:sz w:val="19"/>
+              </w:rPr>
+              <w:t>融资与资本、市场与股价、发射与任务</w:t>
+            </w:r>
+          </w:p>
+        </w:tc>
+        <w:tc>
+          <w:tcPr>
+            <w:tcW w:type="dxa" w:w="2075"/>
+            <w:vAlign w:val="center"/>
+          </w:tcPr>
+          <w:p>
+            <w:pPr>
+              <w:spacing w:after="0" w:line="252" w:lineRule="auto"/>
+            </w:pPr>
+            <w:r/>
+            <w:r>
+              <w:rPr>
+                <w:rFonts w:ascii="Kaiti SC" w:hAnsi="Kaiti SC" w:eastAsia="Kaiti SC" w:cs="Kaiti SC"/>
+                <w:b w:val="0"/>
+                <w:sz w:val="19"/>
+              </w:rPr>
+              <w:t>垣信卫星完成新一轮融资：金额69.76亿元，估值500亿|上海市|星座|股权|产业|股东 - finance.sina.com.cn</w:t>
             </w:r>
           </w:p>
         </w:tc>
@@ -3189,7 +3292,7 @@
                 <w:b w:val="0"/>
                 <w:sz w:val="19"/>
               </w:rPr>
-              <w:t>其他动态</w:t>
+              <w:t>产品与技术、其他动态</w:t>
             </w:r>
           </w:p>
         </w:tc>
@@ -3209,7 +3312,94 @@
                 <w:b w:val="0"/>
                 <w:sz w:val="19"/>
               </w:rPr>
-              <w:t>星际荣耀官宣重型型号“双曲线九号”火箭已启动预研 - 泰伯网</w:t>
+              <w:t>“成都造”火箭加速上新！成都产投旗下重产基金投资企业星际荣耀超级工厂冲刺年底竣工 - 搜狐网</w:t>
+            </w:r>
+          </w:p>
+        </w:tc>
+      </w:tr>
+      <w:tr>
+        <w:trPr>
+          <w:cantSplit/>
+        </w:trPr>
+        <w:tc>
+          <w:tcPr>
+            <w:tcW w:type="dxa" w:w="2075"/>
+            <w:vAlign w:val="center"/>
+          </w:tcPr>
+          <w:p>
+            <w:pPr>
+              <w:spacing w:after="0" w:line="252" w:lineRule="auto"/>
+            </w:pPr>
+            <w:r/>
+            <w:r>
+              <w:rPr>
+                <w:rFonts w:ascii="Kaiti SC" w:hAnsi="Kaiti SC" w:eastAsia="Kaiti SC" w:cs="Kaiti SC"/>
+                <w:b w:val="0"/>
+                <w:sz w:val="19"/>
+              </w:rPr>
+              <w:t>中科宇航</w:t>
+            </w:r>
+          </w:p>
+        </w:tc>
+        <w:tc>
+          <w:tcPr>
+            <w:tcW w:type="dxa" w:w="2075"/>
+            <w:vAlign w:val="center"/>
+          </w:tcPr>
+          <w:p>
+            <w:pPr>
+              <w:spacing w:after="0" w:line="252" w:lineRule="auto"/>
+              <w:jc w:val="center"/>
+            </w:pPr>
+            <w:r/>
+            <w:r>
+              <w:rPr>
+                <w:rFonts w:ascii="Kaiti SC" w:hAnsi="Kaiti SC" w:eastAsia="Kaiti SC" w:cs="Kaiti SC"/>
+                <w:b w:val="0"/>
+                <w:sz w:val="19"/>
+              </w:rPr>
+              <w:t>2</w:t>
+            </w:r>
+          </w:p>
+        </w:tc>
+        <w:tc>
+          <w:tcPr>
+            <w:tcW w:type="dxa" w:w="2075"/>
+            <w:vAlign w:val="center"/>
+          </w:tcPr>
+          <w:p>
+            <w:pPr>
+              <w:spacing w:after="0" w:line="252" w:lineRule="auto"/>
+              <w:jc w:val="center"/>
+            </w:pPr>
+            <w:r/>
+            <w:r>
+              <w:rPr>
+                <w:rFonts w:ascii="Kaiti SC" w:hAnsi="Kaiti SC" w:eastAsia="Kaiti SC" w:cs="Kaiti SC"/>
+                <w:b w:val="0"/>
+                <w:sz w:val="19"/>
+              </w:rPr>
+              <w:t>其他动态、产品与技术</w:t>
+            </w:r>
+          </w:p>
+        </w:tc>
+        <w:tc>
+          <w:tcPr>
+            <w:tcW w:type="dxa" w:w="2075"/>
+            <w:vAlign w:val="center"/>
+          </w:tcPr>
+          <w:p>
+            <w:pPr>
+              <w:spacing w:after="0" w:line="252" w:lineRule="auto"/>
+            </w:pPr>
+            <w:r/>
+            <w:r>
+              <w:rPr>
+                <w:rFonts w:ascii="Kaiti SC" w:hAnsi="Kaiti SC" w:eastAsia="Kaiti SC" w:cs="Kaiti SC"/>
+                <w:b w:val="0"/>
+                <w:sz w:val="19"/>
+              </w:rPr>
+              <w:t>中国公司追赶商业载荷返回，中科宇航把空间制药验证排到2027年 - 财富号</w:t>
             </w:r>
           </w:p>
         </w:tc>
@@ -3255,93 +3445,6 @@
                 <w:b w:val="0"/>
                 <w:sz w:val="19"/>
               </w:rPr>
-              <w:t>2</w:t>
-            </w:r>
-          </w:p>
-        </w:tc>
-        <w:tc>
-          <w:tcPr>
-            <w:tcW w:type="dxa" w:w="2075"/>
-            <w:vAlign w:val="center"/>
-          </w:tcPr>
-          <w:p>
-            <w:pPr>
-              <w:spacing w:after="0" w:line="252" w:lineRule="auto"/>
-              <w:jc w:val="center"/>
-            </w:pPr>
-            <w:r/>
-            <w:r>
-              <w:rPr>
-                <w:rFonts w:ascii="Kaiti SC" w:hAnsi="Kaiti SC" w:eastAsia="Kaiti SC" w:cs="Kaiti SC"/>
-                <w:b w:val="0"/>
-                <w:sz w:val="19"/>
-              </w:rPr>
-              <w:t>市场与股价、其他动态</w:t>
-            </w:r>
-          </w:p>
-        </w:tc>
-        <w:tc>
-          <w:tcPr>
-            <w:tcW w:type="dxa" w:w="2075"/>
-            <w:vAlign w:val="center"/>
-          </w:tcPr>
-          <w:p>
-            <w:pPr>
-              <w:spacing w:after="0" w:line="252" w:lineRule="auto"/>
-            </w:pPr>
-            <w:r/>
-            <w:r>
-              <w:rPr>
-                <w:rFonts w:ascii="Kaiti SC" w:hAnsi="Kaiti SC" w:eastAsia="Kaiti SC" w:cs="Kaiti SC"/>
-                <w:b w:val="0"/>
-                <w:sz w:val="19"/>
-              </w:rPr>
-              <w:t>冲刺“民营商业卫星第一股”：微纳星空的“百亿故事”里，藏着一道没解完的题|上海证券交易所|IPO|数据|客户|收入 - 新浪财经</w:t>
-            </w:r>
-          </w:p>
-        </w:tc>
-      </w:tr>
-      <w:tr>
-        <w:trPr>
-          <w:cantSplit/>
-        </w:trPr>
-        <w:tc>
-          <w:tcPr>
-            <w:tcW w:type="dxa" w:w="2075"/>
-            <w:vAlign w:val="center"/>
-          </w:tcPr>
-          <w:p>
-            <w:pPr>
-              <w:spacing w:after="0" w:line="252" w:lineRule="auto"/>
-            </w:pPr>
-            <w:r/>
-            <w:r>
-              <w:rPr>
-                <w:rFonts w:ascii="Kaiti SC" w:hAnsi="Kaiti SC" w:eastAsia="Kaiti SC" w:cs="Kaiti SC"/>
-                <w:b w:val="0"/>
-                <w:sz w:val="19"/>
-              </w:rPr>
-              <w:t>垣信卫星</w:t>
-            </w:r>
-          </w:p>
-        </w:tc>
-        <w:tc>
-          <w:tcPr>
-            <w:tcW w:type="dxa" w:w="2075"/>
-            <w:vAlign w:val="center"/>
-          </w:tcPr>
-          <w:p>
-            <w:pPr>
-              <w:spacing w:after="0" w:line="252" w:lineRule="auto"/>
-              <w:jc w:val="center"/>
-            </w:pPr>
-            <w:r/>
-            <w:r>
-              <w:rPr>
-                <w:rFonts w:ascii="Kaiti SC" w:hAnsi="Kaiti SC" w:eastAsia="Kaiti SC" w:cs="Kaiti SC"/>
-                <w:b w:val="0"/>
-                <w:sz w:val="19"/>
-              </w:rPr>
               <w:t>1</w:t>
             </w:r>
           </w:p>
@@ -3363,7 +3466,7 @@
                 <w:b w:val="0"/>
                 <w:sz w:val="19"/>
               </w:rPr>
-              <w:t>发射与任务</w:t>
+              <w:t>市场与股价</w:t>
             </w:r>
           </w:p>
         </w:tc>
@@ -3383,94 +3486,7 @@
                 <w:b w:val="0"/>
                 <w:sz w:val="19"/>
               </w:rPr>
-              <w:t>Chinese satellite company SpaceSail opens up to new investors</w:t>
-            </w:r>
-          </w:p>
-        </w:tc>
-      </w:tr>
-      <w:tr>
-        <w:trPr>
-          <w:cantSplit/>
-        </w:trPr>
-        <w:tc>
-          <w:tcPr>
-            <w:tcW w:type="dxa" w:w="2075"/>
-            <w:vAlign w:val="center"/>
-          </w:tcPr>
-          <w:p>
-            <w:pPr>
-              <w:spacing w:after="0" w:line="252" w:lineRule="auto"/>
-            </w:pPr>
-            <w:r/>
-            <w:r>
-              <w:rPr>
-                <w:rFonts w:ascii="Kaiti SC" w:hAnsi="Kaiti SC" w:eastAsia="Kaiti SC" w:cs="Kaiti SC"/>
-                <w:b w:val="0"/>
-                <w:sz w:val="19"/>
-              </w:rPr>
-              <w:t>天兵科技</w:t>
-            </w:r>
-          </w:p>
-        </w:tc>
-        <w:tc>
-          <w:tcPr>
-            <w:tcW w:type="dxa" w:w="2075"/>
-            <w:vAlign w:val="center"/>
-          </w:tcPr>
-          <w:p>
-            <w:pPr>
-              <w:spacing w:after="0" w:line="252" w:lineRule="auto"/>
-              <w:jc w:val="center"/>
-            </w:pPr>
-            <w:r/>
-            <w:r>
-              <w:rPr>
-                <w:rFonts w:ascii="Kaiti SC" w:hAnsi="Kaiti SC" w:eastAsia="Kaiti SC" w:cs="Kaiti SC"/>
-                <w:b w:val="0"/>
-                <w:sz w:val="19"/>
-              </w:rPr>
-              <w:t>1</w:t>
-            </w:r>
-          </w:p>
-        </w:tc>
-        <w:tc>
-          <w:tcPr>
-            <w:tcW w:type="dxa" w:w="2075"/>
-            <w:vAlign w:val="center"/>
-          </w:tcPr>
-          <w:p>
-            <w:pPr>
-              <w:spacing w:after="0" w:line="252" w:lineRule="auto"/>
-              <w:jc w:val="center"/>
-            </w:pPr>
-            <w:r/>
-            <w:r>
-              <w:rPr>
-                <w:rFonts w:ascii="Kaiti SC" w:hAnsi="Kaiti SC" w:eastAsia="Kaiti SC" w:cs="Kaiti SC"/>
-                <w:b w:val="0"/>
-                <w:sz w:val="19"/>
-              </w:rPr>
-              <w:t>发射与任务</w:t>
-            </w:r>
-          </w:p>
-        </w:tc>
-        <w:tc>
-          <w:tcPr>
-            <w:tcW w:type="dxa" w:w="2075"/>
-            <w:vAlign w:val="center"/>
-          </w:tcPr>
-          <w:p>
-            <w:pPr>
-              <w:spacing w:after="0" w:line="252" w:lineRule="auto"/>
-            </w:pPr>
-            <w:r/>
-            <w:r>
-              <w:rPr>
-                <w:rFonts w:ascii="Kaiti SC" w:hAnsi="Kaiti SC" w:eastAsia="Kaiti SC" w:cs="Kaiti SC"/>
-                <w:b w:val="0"/>
-                <w:sz w:val="19"/>
-              </w:rPr>
-              <w:t>天龙三号预计拟于4月2日首飞 - Jiemian.com</w:t>
+              <w:t>冲刺“民营商业卫星第一股”：微纳星空的“百亿故事”里，藏着一道没解完的题|上海证券交易所|IPO|数据|客户|收入 - finance.sina.com.cn</w:t>
             </w:r>
           </w:p>
         </w:tc>
@@ -3557,94 +3573,7 @@
                 <w:b w:val="0"/>
                 <w:sz w:val="19"/>
               </w:rPr>
-              <w:t>2026中关村论坛年会｜商业航天青春期|智神星一号|朱雀三号|蓝箭航天|火箭|蓝箭 - 新浪财经</w:t>
-            </w:r>
-          </w:p>
-        </w:tc>
-      </w:tr>
-      <w:tr>
-        <w:trPr>
-          <w:cantSplit/>
-        </w:trPr>
-        <w:tc>
-          <w:tcPr>
-            <w:tcW w:type="dxa" w:w="2075"/>
-            <w:vAlign w:val="center"/>
-          </w:tcPr>
-          <w:p>
-            <w:pPr>
-              <w:spacing w:after="0" w:line="252" w:lineRule="auto"/>
-            </w:pPr>
-            <w:r/>
-            <w:r>
-              <w:rPr>
-                <w:rFonts w:ascii="Kaiti SC" w:hAnsi="Kaiti SC" w:eastAsia="Kaiti SC" w:cs="Kaiti SC"/>
-                <w:b w:val="0"/>
-                <w:sz w:val="19"/>
-              </w:rPr>
-              <w:t>银河航天</w:t>
-            </w:r>
-          </w:p>
-        </w:tc>
-        <w:tc>
-          <w:tcPr>
-            <w:tcW w:type="dxa" w:w="2075"/>
-            <w:vAlign w:val="center"/>
-          </w:tcPr>
-          <w:p>
-            <w:pPr>
-              <w:spacing w:after="0" w:line="252" w:lineRule="auto"/>
-              <w:jc w:val="center"/>
-            </w:pPr>
-            <w:r/>
-            <w:r>
-              <w:rPr>
-                <w:rFonts w:ascii="Kaiti SC" w:hAnsi="Kaiti SC" w:eastAsia="Kaiti SC" w:cs="Kaiti SC"/>
-                <w:b w:val="0"/>
-                <w:sz w:val="19"/>
-              </w:rPr>
-              <w:t>1</w:t>
-            </w:r>
-          </w:p>
-        </w:tc>
-        <w:tc>
-          <w:tcPr>
-            <w:tcW w:type="dxa" w:w="2075"/>
-            <w:vAlign w:val="center"/>
-          </w:tcPr>
-          <w:p>
-            <w:pPr>
-              <w:spacing w:after="0" w:line="252" w:lineRule="auto"/>
-              <w:jc w:val="center"/>
-            </w:pPr>
-            <w:r/>
-            <w:r>
-              <w:rPr>
-                <w:rFonts w:ascii="Kaiti SC" w:hAnsi="Kaiti SC" w:eastAsia="Kaiti SC" w:cs="Kaiti SC"/>
-                <w:b w:val="0"/>
-                <w:sz w:val="19"/>
-              </w:rPr>
-              <w:t>市场与股价</w:t>
-            </w:r>
-          </w:p>
-        </w:tc>
-        <w:tc>
-          <w:tcPr>
-            <w:tcW w:type="dxa" w:w="2075"/>
-            <w:vAlign w:val="center"/>
-          </w:tcPr>
-          <w:p>
-            <w:pPr>
-              <w:spacing w:after="0" w:line="252" w:lineRule="auto"/>
-            </w:pPr>
-            <w:r/>
-            <w:r>
-              <w:rPr>
-                <w:rFonts w:ascii="Kaiti SC" w:hAnsi="Kaiti SC" w:eastAsia="Kaiti SC" w:cs="Kaiti SC"/>
-                <w:b w:val="0"/>
-                <w:sz w:val="19"/>
-              </w:rPr>
-              <w:t>银河航天（北京）科技集团股份有限公司启动上市辅导 - Jiemian.com</w:t>
+              <w:t>星河动力工位南侧可能是深蓝航天工位 - 手机新浪网</w:t>
             </w:r>
           </w:p>
         </w:tc>
@@ -3660,7 +3589,7 @@
           <w:b/>
           <w:sz w:val="21"/>
         </w:rPr>
-        <w:t>9. 关联历史回看</w:t>
+        <w:t>10. 关联历史回看</w:t>
       </w:r>
     </w:p>
     <w:p>
@@ -3681,7 +3610,7 @@
           <w:rFonts w:ascii="Kaiti SC" w:hAnsi="Kaiti SC" w:eastAsia="Kaiti SC" w:cs="Kaiti SC"/>
           <w:sz w:val="21"/>
         </w:rPr>
-        <w:t>SpaceX：本周“SpaceX Moves to Acquire Nationwide Low-Band Spectrum for Starlink Mobile”；关联回看 2026-10-01 的“This company created an in-car signal booster for SpaceX's Starlink mobile”。</w:t>
+        <w:t>Blue Origin：本周“Blue Origin plans $330 million Florida expansion to ramp New Glenn launches - CNBC”；关联回看 2025-01-16 的“Blue Origin’s first New Glenn rocket reaches orbit, misses booster landing - CNBC”。</w:t>
       </w:r>
     </w:p>
     <w:p>
@@ -3702,7 +3631,7 @@
           <w:rFonts w:ascii="Kaiti SC" w:hAnsi="Kaiti SC" w:eastAsia="Kaiti SC" w:cs="Kaiti SC"/>
           <w:sz w:val="21"/>
         </w:rPr>
-        <w:t>SpaceX：本周“SpaceX Wins FCC Approval for Starlink Mobile’s Massive Next-Generation Direct-to-Cell Constellation”；关联回看 2026-09-19 的“FCC otorga a SpaceX autoridad para Starlink Mobile”。</w:t>
+        <w:t>蓝箭航天：本周“一箭十星 朱雀二号改进型遥四运载火箭发射成功 - 证券时报网”；关联回看 2026-09-17 的“一箭十星 朱雀二号改进型遥七运载火箭发射成功 - 证券时报网”。</w:t>
       </w:r>
     </w:p>
     <w:p>
@@ -3723,7 +3652,7 @@
           <w:rFonts w:ascii="Kaiti SC" w:hAnsi="Kaiti SC" w:eastAsia="Kaiti SC" w:cs="Kaiti SC"/>
           <w:sz w:val="21"/>
         </w:rPr>
-        <w:t>Blue Origin：本周“Blue Origin lost New Glenn’s NG-4 booster during a seven-engine test”；关联回看 2026-07-14 的“Blue Origin’s New Glenn rocket exploded during a ground test, gutting its launch pad”。</w:t>
+        <w:t>SpaceX：本周“Elon Musk's SpaceX Ends 23-Day Starlink Launch Gap: Falcon 9 Sends 27 Satellites Into Orbit”；关联回看 2026-06-29 的“SpaceX sends 24 Starlink satellites into Earth orbit on Falcon 9 launch from California (video) - Yahoo”。</w:t>
       </w:r>
     </w:p>
     <w:p>
@@ -3744,7 +3673,7 @@
           <w:rFonts w:ascii="Kaiti SC" w:hAnsi="Kaiti SC" w:eastAsia="Kaiti SC" w:cs="Kaiti SC"/>
           <w:sz w:val="21"/>
         </w:rPr>
-        <w:t>SpaceX：本周“T-Mobile CTO gives SpaceX a reality check on its Starlink mobile ambitions”；关联回看 2026-09-17 的“Starlink Mobile vs T-Mobile: Musk's satellite strategy faces a new challenge”。</w:t>
+        <w:t>Blue Origin：本周“Blue Origin’s BE-4 Engine Gimble At Full Power During Hotfire Test”；关联回看 2026-10-02 的“Blue Origin’s BE-4 Engine Gimble At Full Power During Hotfire Test”。</w:t>
       </w:r>
     </w:p>
     <w:p>
@@ -3765,7 +3694,7 @@
           <w:rFonts w:ascii="Kaiti SC" w:hAnsi="Kaiti SC" w:eastAsia="Kaiti SC" w:cs="Kaiti SC"/>
           <w:sz w:val="21"/>
         </w:rPr>
-        <w:t>SpaceX：本周“SpaceX eyes near back-to-back rocket launches in California. Watch live - The Desert Sun”；关联回看 2026-06-25 的“SpaceX plans nighttime rocket launch in California. How to watch - The Desert Sun”。</w:t>
+        <w:t>Blue Origin：本周“Amazon Ring exec heads to Blue Origin to lead TeraWave network”；关联回看 2026-09-05 的“Jeff Bezos' Blue Origin Hires 47 Amazon Satellite Engineers To Build Rival TeraWave Network This Year”。</w:t>
       </w:r>
     </w:p>
     <w:p>
@@ -3786,7 +3715,7 @@
           <w:rFonts w:ascii="Kaiti SC" w:hAnsi="Kaiti SC" w:eastAsia="Kaiti SC" w:cs="Kaiti SC"/>
           <w:sz w:val="21"/>
         </w:rPr>
-        <w:t>SpaceX：本周“NASA Sets Coverage for SpaceX 35th Station Resupply Launch, Arrival”；关联回看 2026-09-18 的“NASA Invites Media to SpaceX’s 35th Resupply Launch to Space Station”。</w:t>
+        <w:t>SpaceX：本周“Banglalink Partners with SpaceX to Launch South Asia’s First Direct-to-Device Starlink Mobile Service in Bangladesh”；关联回看 2026-08-18 的“Airtel Africa has Launched Africa’s First Commercial Direct-to-Device Service in Partnership with Starlink”。</w:t>
       </w:r>
     </w:p>
     <w:p>
@@ -3804,7 +3733,7 @@
           <w:b/>
           <w:sz w:val="21"/>
         </w:rPr>
-        <w:t>10. 下周关注</w:t>
+        <w:t>11. 下周关注</w:t>
       </w:r>
     </w:p>
     <w:p>
@@ -3825,7 +3754,7 @@
           <w:rFonts w:ascii="Kaiti SC" w:hAnsi="Kaiti SC" w:eastAsia="Kaiti SC" w:cs="Kaiti SC"/>
           <w:sz w:val="21"/>
         </w:rPr>
-        <w:t>继续跟踪本周高频类别：发射与任务、其他动态、监管与政策。</w:t>
+        <w:t>继续跟踪本周高频类别：发射与任务、其他动态、产品与技术。</w:t>
       </w:r>
     </w:p>
     <w:p>
@@ -3888,6 +3817,27 @@
           <w:rFonts w:ascii="Kaiti SC" w:hAnsi="Kaiti SC" w:eastAsia="Kaiti SC" w:cs="Kaiti SC"/>
           <w:sz w:val="21"/>
         </w:rPr>
+        <w:t>关注 蓝箭航天 的后续披露与多来源交叉验证。</w:t>
+      </w:r>
+    </w:p>
+    <w:p>
+      <w:pPr>
+        <w:keepLines/>
+        <w:spacing w:after="60"/>
+        <w:ind w:left="369" w:hanging="227"/>
+      </w:pPr>
+      <w:r>
+        <w:rPr>
+          <w:rFonts w:ascii="Kaiti SC" w:hAnsi="Kaiti SC" w:eastAsia="Kaiti SC" w:cs="Kaiti SC"/>
+          <w:sz w:val="21"/>
+        </w:rPr>
+        <w:t xml:space="preserve">✓ </w:t>
+      </w:r>
+      <w:r>
+        <w:rPr>
+          <w:rFonts w:ascii="Kaiti SC" w:hAnsi="Kaiti SC" w:eastAsia="Kaiti SC" w:cs="Kaiti SC"/>
+          <w:sz w:val="21"/>
+        </w:rPr>
         <w:t>关注 中国星网 的后续披露与多来源交叉验证。</w:t>
       </w:r>
     </w:p>
@@ -3909,28 +3859,7 @@
           <w:rFonts w:ascii="Kaiti SC" w:hAnsi="Kaiti SC" w:eastAsia="Kaiti SC" w:cs="Kaiti SC"/>
           <w:sz w:val="21"/>
         </w:rPr>
-        <w:t>关注 蓝箭航天 的后续披露与多来源交叉验证。</w:t>
-      </w:r>
-    </w:p>
-    <w:p>
-      <w:pPr>
-        <w:keepLines/>
-        <w:spacing w:after="60"/>
-        <w:ind w:left="369" w:hanging="227"/>
-      </w:pPr>
-      <w:r>
-        <w:rPr>
-          <w:rFonts w:ascii="Kaiti SC" w:hAnsi="Kaiti SC" w:eastAsia="Kaiti SC" w:cs="Kaiti SC"/>
-          <w:sz w:val="21"/>
-        </w:rPr>
-        <w:t xml:space="preserve">✓ </w:t>
-      </w:r>
-      <w:r>
-        <w:rPr>
-          <w:rFonts w:ascii="Kaiti SC" w:hAnsi="Kaiti SC" w:eastAsia="Kaiti SC" w:cs="Kaiti SC"/>
-          <w:sz w:val="21"/>
-        </w:rPr>
-        <w:t>关注 星际荣耀 的后续披露与多来源交叉验证。</w:t>
+        <w:t>关注 天兵科技 的后续披露与多来源交叉验证。</w:t>
       </w:r>
     </w:p>
     <w:sectPr>

--- a/docs/data/reports/weekly/latest/weekly_report.docx
+++ b/docs/data/reports/weekly/latest/weekly_report.docx
@@ -26,7 +26,7 @@
           <w:rFonts w:ascii="Kaiti SC" w:hAnsi="Kaiti SC" w:eastAsia="Kaiti SC" w:cs="Kaiti SC"/>
           <w:sz w:val="21"/>
         </w:rPr>
-        <w:t>2026-10-13 至 2026-10-19</w:t>
+        <w:t>2026-10-20 至 2026-10-26</w:t>
       </w:r>
     </w:p>
     <w:tbl>
@@ -81,7 +81,7 @@
                 <w:b w:val="0"/>
                 <w:sz w:val="19"/>
               </w:rPr>
-              <w:t>2026-10-13 至 2026-10-19</w:t>
+              <w:t>2026-10-20 至 2026-10-26</w:t>
             </w:r>
           </w:p>
         </w:tc>
@@ -127,7 +127,7 @@
                 <w:b w:val="0"/>
                 <w:sz w:val="19"/>
               </w:rPr>
-              <w:t>416 条 / 90 个</w:t>
+              <w:t>267 条 / 66 个</w:t>
             </w:r>
           </w:p>
         </w:tc>
@@ -173,7 +173,7 @@
                 <w:b w:val="0"/>
                 <w:sz w:val="19"/>
               </w:rPr>
-              <w:t>10 家 / 69 个</w:t>
+              <w:t>8 家 / 52 个</w:t>
             </w:r>
           </w:p>
         </w:tc>
@@ -219,7 +219,7 @@
                 <w:b w:val="0"/>
                 <w:sz w:val="19"/>
               </w:rPr>
-              <w:t>2026-10-19</w:t>
+              <w:t>2026-10-26</w:t>
             </w:r>
           </w:p>
         </w:tc>
@@ -245,7 +245,7 @@
     </w:p>
     <w:p>
       <w:r>
-        <w:t>2026-10-13 至 2026-10-19 共归档 416 条新闻，形成 90 个事件，覆盖 10 家公司和 69 个来源。 新闻量较多的公司包括 SpaceX、Blue Origin、蓝箭航天、中国星网、天兵科技。 其中 6 项动态可与更早的同公司同类事件关联回看。</w:t>
+        <w:t>2026-10-20 至 2026-10-26 共归档 267 条新闻，形成 66 个事件，覆盖 8 家公司和 52 个来源。 新闻量较多的公司包括 SpaceX、Blue Origin、星河动力、中科宇航、垣信卫星。 其中 6 项动态可与更早的同公司同类事件关联回看。</w:t>
       </w:r>
     </w:p>
     <w:p>
@@ -266,7 +266,7 @@
           <w:rFonts w:ascii="Kaiti SC" w:hAnsi="Kaiti SC" w:eastAsia="Kaiti SC" w:cs="Kaiti SC"/>
           <w:sz w:val="21"/>
         </w:rPr>
-        <w:t>发射与任务：37 个事件。</w:t>
+        <w:t>发射与任务：22 个事件。</w:t>
       </w:r>
     </w:p>
     <w:p>
@@ -287,7 +287,7 @@
           <w:rFonts w:ascii="Kaiti SC" w:hAnsi="Kaiti SC" w:eastAsia="Kaiti SC" w:cs="Kaiti SC"/>
           <w:sz w:val="21"/>
         </w:rPr>
-        <w:t>订单与合作：5 个事件。</w:t>
+        <w:t>订单与合作：3 个事件。</w:t>
       </w:r>
     </w:p>
     <w:p>
@@ -329,7 +329,7 @@
           <w:rFonts w:ascii="Kaiti SC" w:hAnsi="Kaiti SC" w:eastAsia="Kaiti SC" w:cs="Kaiti SC"/>
           <w:sz w:val="21"/>
         </w:rPr>
-        <w:t>监管与政策：1 个事件。</w:t>
+        <w:t>监管与政策：2 个事件。</w:t>
       </w:r>
     </w:p>
     <w:p>
@@ -350,7 +350,7 @@
           <w:rFonts w:ascii="Kaiti SC" w:hAnsi="Kaiti SC" w:eastAsia="Kaiti SC" w:cs="Kaiti SC"/>
           <w:sz w:val="21"/>
         </w:rPr>
-        <w:t>市场与股价：3 个事件。</w:t>
+        <w:t>市场与股价：2 个事件。</w:t>
       </w:r>
     </w:p>
     <w:p>
@@ -371,28 +371,7 @@
           <w:rFonts w:ascii="Kaiti SC" w:hAnsi="Kaiti SC" w:eastAsia="Kaiti SC" w:cs="Kaiti SC"/>
           <w:sz w:val="21"/>
         </w:rPr>
-        <w:t>产品与技术：3 个事件。</w:t>
-      </w:r>
-    </w:p>
-    <w:p>
-      <w:pPr>
-        <w:keepLines/>
-        <w:spacing w:after="60"/>
-        <w:ind w:left="369" w:hanging="227"/>
-      </w:pPr>
-      <w:r>
-        <w:rPr>
-          <w:rFonts w:ascii="Kaiti SC" w:hAnsi="Kaiti SC" w:eastAsia="Kaiti SC" w:cs="Kaiti SC"/>
-          <w:sz w:val="21"/>
-        </w:rPr>
-        <w:t xml:space="preserve">✓ </w:t>
-      </w:r>
-      <w:r>
-        <w:rPr>
-          <w:rFonts w:ascii="Kaiti SC" w:hAnsi="Kaiti SC" w:eastAsia="Kaiti SC" w:cs="Kaiti SC"/>
-          <w:sz w:val="21"/>
-        </w:rPr>
-        <w:t>其他动态：40 个事件。</w:t>
+        <w:t>其他动态：36 个事件。</w:t>
       </w:r>
     </w:p>
     <w:p>
@@ -531,7 +510,7 @@
                 <w:b w:val="0"/>
                 <w:sz w:val="19"/>
               </w:rPr>
-              <w:t>2026-10-19</w:t>
+              <w:t>2026-10-26</w:t>
             </w:r>
           </w:p>
         </w:tc>
@@ -593,7 +572,7 @@
                 <w:b w:val="0"/>
                 <w:sz w:val="19"/>
               </w:rPr>
-              <w:t>What to Know About Starshield, SpaceX’s Military-Grade Satellite Service - The New York Times</w:t>
+              <w:t>Elon Musk reveals reason behind Starlink slowdown as speeds restored in Ukraine</w:t>
             </w:r>
           </w:p>
         </w:tc>
@@ -619,359 +598,7 @@
                 <w:b w:val="0"/>
                 <w:sz w:val="19"/>
               </w:rPr>
-              <w:t>2026-10-18</w:t>
-            </w:r>
-          </w:p>
-        </w:tc>
-        <w:tc>
-          <w:tcPr>
-            <w:tcW w:type="dxa" w:w="2075"/>
-            <w:vAlign w:val="center"/>
-          </w:tcPr>
-          <w:p>
-            <w:pPr>
-              <w:spacing w:after="0" w:line="252" w:lineRule="auto"/>
-              <w:jc w:val="center"/>
-            </w:pPr>
-            <w:r/>
-            <w:r>
-              <w:rPr>
-                <w:rFonts w:ascii="Kaiti SC" w:hAnsi="Kaiti SC" w:eastAsia="Kaiti SC" w:cs="Kaiti SC"/>
-                <w:b w:val="0"/>
-                <w:sz w:val="19"/>
-              </w:rPr>
-              <w:t>Blue Origin</w:t>
-            </w:r>
-          </w:p>
-        </w:tc>
-        <w:tc>
-          <w:tcPr>
-            <w:tcW w:type="dxa" w:w="2075"/>
-            <w:vAlign w:val="center"/>
-          </w:tcPr>
-          <w:p>
-            <w:pPr>
-              <w:spacing w:after="0" w:line="252" w:lineRule="auto"/>
-              <w:jc w:val="center"/>
-            </w:pPr>
-            <w:r/>
-            <w:r>
-              <w:rPr>
-                <w:rFonts w:ascii="Kaiti SC" w:hAnsi="Kaiti SC" w:eastAsia="Kaiti SC" w:cs="Kaiti SC"/>
-                <w:b w:val="0"/>
-                <w:sz w:val="19"/>
-              </w:rPr>
-              <w:t>发射与任务</w:t>
-            </w:r>
-          </w:p>
-        </w:tc>
-        <w:tc>
-          <w:tcPr>
-            <w:tcW w:type="dxa" w:w="2075"/>
-            <w:vAlign w:val="center"/>
-          </w:tcPr>
-          <w:p>
-            <w:pPr>
-              <w:spacing w:after="0" w:line="252" w:lineRule="auto"/>
-            </w:pPr>
-            <w:r/>
-            <w:r>
-              <w:rPr>
-                <w:rFonts w:ascii="Kaiti SC" w:hAnsi="Kaiti SC" w:eastAsia="Kaiti SC" w:cs="Kaiti SC"/>
-                <w:b w:val="0"/>
-                <w:sz w:val="19"/>
-              </w:rPr>
-              <w:t>Blue Origin expansion plans aim for multiple Space Coast launches a week - Orlando Sentinel</w:t>
-            </w:r>
-          </w:p>
-        </w:tc>
-      </w:tr>
-      <w:tr>
-        <w:trPr>
-          <w:cantSplit/>
-        </w:trPr>
-        <w:tc>
-          <w:tcPr>
-            <w:tcW w:type="dxa" w:w="2075"/>
-            <w:vAlign w:val="center"/>
-          </w:tcPr>
-          <w:p>
-            <w:pPr>
-              <w:spacing w:after="0" w:line="252" w:lineRule="auto"/>
-              <w:jc w:val="center"/>
-            </w:pPr>
-            <w:r/>
-            <w:r>
-              <w:rPr>
-                <w:rFonts w:ascii="Kaiti SC" w:hAnsi="Kaiti SC" w:eastAsia="Kaiti SC" w:cs="Kaiti SC"/>
-                <w:b w:val="0"/>
-                <w:sz w:val="19"/>
-              </w:rPr>
-              <w:t>2026-10-18</w:t>
-            </w:r>
-          </w:p>
-        </w:tc>
-        <w:tc>
-          <w:tcPr>
-            <w:tcW w:type="dxa" w:w="2075"/>
-            <w:vAlign w:val="center"/>
-          </w:tcPr>
-          <w:p>
-            <w:pPr>
-              <w:spacing w:after="0" w:line="252" w:lineRule="auto"/>
-              <w:jc w:val="center"/>
-            </w:pPr>
-            <w:r/>
-            <w:r>
-              <w:rPr>
-                <w:rFonts w:ascii="Kaiti SC" w:hAnsi="Kaiti SC" w:eastAsia="Kaiti SC" w:cs="Kaiti SC"/>
-                <w:b w:val="0"/>
-                <w:sz w:val="19"/>
-              </w:rPr>
-              <w:t>蓝箭航天</w:t>
-            </w:r>
-          </w:p>
-        </w:tc>
-        <w:tc>
-          <w:tcPr>
-            <w:tcW w:type="dxa" w:w="2075"/>
-            <w:vAlign w:val="center"/>
-          </w:tcPr>
-          <w:p>
-            <w:pPr>
-              <w:spacing w:after="0" w:line="252" w:lineRule="auto"/>
-              <w:jc w:val="center"/>
-            </w:pPr>
-            <w:r/>
-            <w:r>
-              <w:rPr>
-                <w:rFonts w:ascii="Kaiti SC" w:hAnsi="Kaiti SC" w:eastAsia="Kaiti SC" w:cs="Kaiti SC"/>
-                <w:b w:val="0"/>
-                <w:sz w:val="19"/>
-              </w:rPr>
-              <w:t>发射与任务</w:t>
-            </w:r>
-          </w:p>
-        </w:tc>
-        <w:tc>
-          <w:tcPr>
-            <w:tcW w:type="dxa" w:w="2075"/>
-            <w:vAlign w:val="center"/>
-          </w:tcPr>
-          <w:p>
-            <w:pPr>
-              <w:spacing w:after="0" w:line="252" w:lineRule="auto"/>
-            </w:pPr>
-            <w:r/>
-            <w:r>
-              <w:rPr>
-                <w:rFonts w:ascii="Kaiti SC" w:hAnsi="Kaiti SC" w:eastAsia="Kaiti SC" w:cs="Kaiti SC"/>
-                <w:b w:val="0"/>
-                <w:sz w:val="19"/>
-              </w:rPr>
-              <w:t>朱雀二号一箭十星发射成功，国内商业航天叙事估值锚或上移至“追赶兑现”丨盘前线索 - 东方财富</w:t>
-            </w:r>
-          </w:p>
-        </w:tc>
-      </w:tr>
-      <w:tr>
-        <w:trPr>
-          <w:cantSplit/>
-        </w:trPr>
-        <w:tc>
-          <w:tcPr>
-            <w:tcW w:type="dxa" w:w="2075"/>
-            <w:vAlign w:val="center"/>
-          </w:tcPr>
-          <w:p>
-            <w:pPr>
-              <w:spacing w:after="0" w:line="252" w:lineRule="auto"/>
-              <w:jc w:val="center"/>
-            </w:pPr>
-            <w:r/>
-            <w:r>
-              <w:rPr>
-                <w:rFonts w:ascii="Kaiti SC" w:hAnsi="Kaiti SC" w:eastAsia="Kaiti SC" w:cs="Kaiti SC"/>
-                <w:b w:val="0"/>
-                <w:sz w:val="19"/>
-              </w:rPr>
-              <w:t>2026-10-16</w:t>
-            </w:r>
-          </w:p>
-        </w:tc>
-        <w:tc>
-          <w:tcPr>
-            <w:tcW w:type="dxa" w:w="2075"/>
-            <w:vAlign w:val="center"/>
-          </w:tcPr>
-          <w:p>
-            <w:pPr>
-              <w:spacing w:after="0" w:line="252" w:lineRule="auto"/>
-              <w:jc w:val="center"/>
-            </w:pPr>
-            <w:r/>
-            <w:r>
-              <w:rPr>
-                <w:rFonts w:ascii="Kaiti SC" w:hAnsi="Kaiti SC" w:eastAsia="Kaiti SC" w:cs="Kaiti SC"/>
-                <w:b w:val="0"/>
-                <w:sz w:val="19"/>
-              </w:rPr>
-              <w:t>Blue Origin</w:t>
-            </w:r>
-          </w:p>
-        </w:tc>
-        <w:tc>
-          <w:tcPr>
-            <w:tcW w:type="dxa" w:w="2075"/>
-            <w:vAlign w:val="center"/>
-          </w:tcPr>
-          <w:p>
-            <w:pPr>
-              <w:spacing w:after="0" w:line="252" w:lineRule="auto"/>
-              <w:jc w:val="center"/>
-            </w:pPr>
-            <w:r/>
-            <w:r>
-              <w:rPr>
-                <w:rFonts w:ascii="Kaiti SC" w:hAnsi="Kaiti SC" w:eastAsia="Kaiti SC" w:cs="Kaiti SC"/>
-                <w:b w:val="0"/>
-                <w:sz w:val="19"/>
-              </w:rPr>
-              <w:t>发射与任务</w:t>
-            </w:r>
-          </w:p>
-        </w:tc>
-        <w:tc>
-          <w:tcPr>
-            <w:tcW w:type="dxa" w:w="2075"/>
-            <w:vAlign w:val="center"/>
-          </w:tcPr>
-          <w:p>
-            <w:pPr>
-              <w:spacing w:after="0" w:line="252" w:lineRule="auto"/>
-            </w:pPr>
-            <w:r/>
-            <w:r>
-              <w:rPr>
-                <w:rFonts w:ascii="Kaiti SC" w:hAnsi="Kaiti SC" w:eastAsia="Kaiti SC" w:cs="Kaiti SC"/>
-                <w:b w:val="0"/>
-                <w:sz w:val="19"/>
-              </w:rPr>
-              <w:t>Blue Origin plans $330 million Florida expansion to ramp New Glenn launches - CNBC</w:t>
-            </w:r>
-          </w:p>
-        </w:tc>
-      </w:tr>
-      <w:tr>
-        <w:trPr>
-          <w:cantSplit/>
-        </w:trPr>
-        <w:tc>
-          <w:tcPr>
-            <w:tcW w:type="dxa" w:w="2075"/>
-            <w:vAlign w:val="center"/>
-          </w:tcPr>
-          <w:p>
-            <w:pPr>
-              <w:spacing w:after="0" w:line="252" w:lineRule="auto"/>
-              <w:jc w:val="center"/>
-            </w:pPr>
-            <w:r/>
-            <w:r>
-              <w:rPr>
-                <w:rFonts w:ascii="Kaiti SC" w:hAnsi="Kaiti SC" w:eastAsia="Kaiti SC" w:cs="Kaiti SC"/>
-                <w:b w:val="0"/>
-                <w:sz w:val="19"/>
-              </w:rPr>
-              <w:t>2026-10-16</w:t>
-            </w:r>
-          </w:p>
-        </w:tc>
-        <w:tc>
-          <w:tcPr>
-            <w:tcW w:type="dxa" w:w="2075"/>
-            <w:vAlign w:val="center"/>
-          </w:tcPr>
-          <w:p>
-            <w:pPr>
-              <w:spacing w:after="0" w:line="252" w:lineRule="auto"/>
-              <w:jc w:val="center"/>
-            </w:pPr>
-            <w:r/>
-            <w:r>
-              <w:rPr>
-                <w:rFonts w:ascii="Kaiti SC" w:hAnsi="Kaiti SC" w:eastAsia="Kaiti SC" w:cs="Kaiti SC"/>
-                <w:b w:val="0"/>
-                <w:sz w:val="19"/>
-              </w:rPr>
-              <w:t>Blue Origin</w:t>
-            </w:r>
-          </w:p>
-        </w:tc>
-        <w:tc>
-          <w:tcPr>
-            <w:tcW w:type="dxa" w:w="2075"/>
-            <w:vAlign w:val="center"/>
-          </w:tcPr>
-          <w:p>
-            <w:pPr>
-              <w:spacing w:after="0" w:line="252" w:lineRule="auto"/>
-              <w:jc w:val="center"/>
-            </w:pPr>
-            <w:r/>
-            <w:r>
-              <w:rPr>
-                <w:rFonts w:ascii="Kaiti SC" w:hAnsi="Kaiti SC" w:eastAsia="Kaiti SC" w:cs="Kaiti SC"/>
-                <w:b w:val="0"/>
-                <w:sz w:val="19"/>
-              </w:rPr>
-              <w:t>产品与技术</w:t>
-            </w:r>
-          </w:p>
-        </w:tc>
-        <w:tc>
-          <w:tcPr>
-            <w:tcW w:type="dxa" w:w="2075"/>
-            <w:vAlign w:val="center"/>
-          </w:tcPr>
-          <w:p>
-            <w:pPr>
-              <w:spacing w:after="0" w:line="252" w:lineRule="auto"/>
-            </w:pPr>
-            <w:r/>
-            <w:r>
-              <w:rPr>
-                <w:rFonts w:ascii="Kaiti SC" w:hAnsi="Kaiti SC" w:eastAsia="Kaiti SC" w:cs="Kaiti SC"/>
-                <w:b w:val="0"/>
-                <w:sz w:val="19"/>
-              </w:rPr>
-              <w:t>Blue Origin unveils plans for massive upgrade to its Florida facilities</w:t>
-            </w:r>
-          </w:p>
-        </w:tc>
-      </w:tr>
-      <w:tr>
-        <w:trPr>
-          <w:cantSplit/>
-        </w:trPr>
-        <w:tc>
-          <w:tcPr>
-            <w:tcW w:type="dxa" w:w="2075"/>
-            <w:vAlign w:val="center"/>
-          </w:tcPr>
-          <w:p>
-            <w:pPr>
-              <w:spacing w:after="0" w:line="252" w:lineRule="auto"/>
-              <w:jc w:val="center"/>
-            </w:pPr>
-            <w:r/>
-            <w:r>
-              <w:rPr>
-                <w:rFonts w:ascii="Kaiti SC" w:hAnsi="Kaiti SC" w:eastAsia="Kaiti SC" w:cs="Kaiti SC"/>
-                <w:b w:val="0"/>
-                <w:sz w:val="19"/>
-              </w:rPr>
-              <w:t>2026-10-16</w:t>
+              <w:t>2026-10-25</w:t>
             </w:r>
           </w:p>
         </w:tc>
@@ -1033,7 +660,7 @@
                 <w:b w:val="0"/>
                 <w:sz w:val="19"/>
               </w:rPr>
-              <w:t>What Is Starshield? Inside SpaceX’s Military-Grade Starlink System Used by Ukraine</w:t>
+              <w:t>Starlink 15-15: 27 Satellites, 11,000+ in Orbit [2026]</w:t>
             </w:r>
           </w:p>
         </w:tc>
@@ -1059,95 +686,7 @@
                 <w:b w:val="0"/>
                 <w:sz w:val="19"/>
               </w:rPr>
-              <w:t>2026-10-16</w:t>
-            </w:r>
-          </w:p>
-        </w:tc>
-        <w:tc>
-          <w:tcPr>
-            <w:tcW w:type="dxa" w:w="2075"/>
-            <w:vAlign w:val="center"/>
-          </w:tcPr>
-          <w:p>
-            <w:pPr>
-              <w:spacing w:after="0" w:line="252" w:lineRule="auto"/>
-              <w:jc w:val="center"/>
-            </w:pPr>
-            <w:r/>
-            <w:r>
-              <w:rPr>
-                <w:rFonts w:ascii="Kaiti SC" w:hAnsi="Kaiti SC" w:eastAsia="Kaiti SC" w:cs="Kaiti SC"/>
-                <w:b w:val="0"/>
-                <w:sz w:val="19"/>
-              </w:rPr>
-              <w:t>中国星网</w:t>
-            </w:r>
-          </w:p>
-        </w:tc>
-        <w:tc>
-          <w:tcPr>
-            <w:tcW w:type="dxa" w:w="2075"/>
-            <w:vAlign w:val="center"/>
-          </w:tcPr>
-          <w:p>
-            <w:pPr>
-              <w:spacing w:after="0" w:line="252" w:lineRule="auto"/>
-              <w:jc w:val="center"/>
-            </w:pPr>
-            <w:r/>
-            <w:r>
-              <w:rPr>
-                <w:rFonts w:ascii="Kaiti SC" w:hAnsi="Kaiti SC" w:eastAsia="Kaiti SC" w:cs="Kaiti SC"/>
-                <w:b w:val="0"/>
-                <w:sz w:val="19"/>
-              </w:rPr>
-              <w:t>订单与合作</w:t>
-            </w:r>
-          </w:p>
-        </w:tc>
-        <w:tc>
-          <w:tcPr>
-            <w:tcW w:type="dxa" w:w="2075"/>
-            <w:vAlign w:val="center"/>
-          </w:tcPr>
-          <w:p>
-            <w:pPr>
-              <w:spacing w:after="0" w:line="252" w:lineRule="auto"/>
-            </w:pPr>
-            <w:r/>
-            <w:r>
-              <w:rPr>
-                <w:rFonts w:ascii="Kaiti SC" w:hAnsi="Kaiti SC" w:eastAsia="Kaiti SC" w:cs="Kaiti SC"/>
-                <w:b w:val="0"/>
-                <w:sz w:val="19"/>
-              </w:rPr>
-              <w:t>国家体育总局与中国星网在雄安签署战略合作框架协议 - 中国雄安官网</w:t>
-            </w:r>
-          </w:p>
-        </w:tc>
-      </w:tr>
-      <w:tr>
-        <w:trPr>
-          <w:cantSplit/>
-        </w:trPr>
-        <w:tc>
-          <w:tcPr>
-            <w:tcW w:type="dxa" w:w="2075"/>
-            <w:vAlign w:val="center"/>
-          </w:tcPr>
-          <w:p>
-            <w:pPr>
-              <w:spacing w:after="0" w:line="252" w:lineRule="auto"/>
-              <w:jc w:val="center"/>
-            </w:pPr>
-            <w:r/>
-            <w:r>
-              <w:rPr>
-                <w:rFonts w:ascii="Kaiti SC" w:hAnsi="Kaiti SC" w:eastAsia="Kaiti SC" w:cs="Kaiti SC"/>
-                <w:b w:val="0"/>
-                <w:sz w:val="19"/>
-              </w:rPr>
-              <w:t>2026-10-15</w:t>
+              <w:t>2026-10-25</w:t>
             </w:r>
           </w:p>
         </w:tc>
@@ -1209,7 +748,7 @@
                 <w:b w:val="0"/>
                 <w:sz w:val="19"/>
               </w:rPr>
-              <w:t>SpaceX’s Starlink expansion is a bold gamble on the future</w:t>
+              <w:t>SpaceX Returns to Profitability With $4.4 Billion Third Quarter on Starlink and Compute Growth</w:t>
             </w:r>
           </w:p>
         </w:tc>
@@ -1235,7 +774,7 @@
                 <w:b w:val="0"/>
                 <w:sz w:val="19"/>
               </w:rPr>
-              <w:t>2026-10-15</w:t>
+              <w:t>2026-10-24</w:t>
             </w:r>
           </w:p>
         </w:tc>
@@ -1297,7 +836,7 @@
                 <w:b w:val="0"/>
                 <w:sz w:val="19"/>
               </w:rPr>
-              <w:t>What Is Starshield, SpaceX’s Military-Grade Satellite Internet Service?</w:t>
+              <w:t>Elon Musk Says Ukraine's Elites Profit From War as Starlink Restrictions Disrupt Ukrainian Drones</w:t>
             </w:r>
           </w:p>
         </w:tc>
@@ -1323,7 +862,7 @@
                 <w:b w:val="0"/>
                 <w:sz w:val="19"/>
               </w:rPr>
-              <w:t>2026-10-14</w:t>
+              <w:t>2026-10-24</w:t>
             </w:r>
           </w:p>
         </w:tc>
@@ -1344,7 +883,7 @@
                 <w:b w:val="0"/>
                 <w:sz w:val="19"/>
               </w:rPr>
-              <w:t>蓝箭航天</w:t>
+              <w:t>星河动力</w:t>
             </w:r>
           </w:p>
         </w:tc>
@@ -1385,7 +924,7 @@
                 <w:b w:val="0"/>
                 <w:sz w:val="19"/>
               </w:rPr>
-              <w:t>一箭十星 朱雀二号改进型遥四运载火箭发射成功 - 证券时报网</w:t>
+              <w:t>谷神星一号海射型遥八运载火箭发射成功 - 新浪财经</w:t>
             </w:r>
           </w:p>
         </w:tc>
@@ -1411,271 +950,7 @@
                 <w:b w:val="0"/>
                 <w:sz w:val="19"/>
               </w:rPr>
-              <w:t>2026-10-14</w:t>
-            </w:r>
-          </w:p>
-        </w:tc>
-        <w:tc>
-          <w:tcPr>
-            <w:tcW w:type="dxa" w:w="2075"/>
-            <w:vAlign w:val="center"/>
-          </w:tcPr>
-          <w:p>
-            <w:pPr>
-              <w:spacing w:after="0" w:line="252" w:lineRule="auto"/>
-              <w:jc w:val="center"/>
-            </w:pPr>
-            <w:r/>
-            <w:r>
-              <w:rPr>
-                <w:rFonts w:ascii="Kaiti SC" w:hAnsi="Kaiti SC" w:eastAsia="Kaiti SC" w:cs="Kaiti SC"/>
-                <w:b w:val="0"/>
-                <w:sz w:val="19"/>
-              </w:rPr>
-              <w:t>SpaceX</w:t>
-            </w:r>
-          </w:p>
-        </w:tc>
-        <w:tc>
-          <w:tcPr>
-            <w:tcW w:type="dxa" w:w="2075"/>
-            <w:vAlign w:val="center"/>
-          </w:tcPr>
-          <w:p>
-            <w:pPr>
-              <w:spacing w:after="0" w:line="252" w:lineRule="auto"/>
-              <w:jc w:val="center"/>
-            </w:pPr>
-            <w:r/>
-            <w:r>
-              <w:rPr>
-                <w:rFonts w:ascii="Kaiti SC" w:hAnsi="Kaiti SC" w:eastAsia="Kaiti SC" w:cs="Kaiti SC"/>
-                <w:b w:val="0"/>
-                <w:sz w:val="19"/>
-              </w:rPr>
-              <w:t>发射与任务</w:t>
-            </w:r>
-          </w:p>
-        </w:tc>
-        <w:tc>
-          <w:tcPr>
-            <w:tcW w:type="dxa" w:w="2075"/>
-            <w:vAlign w:val="center"/>
-          </w:tcPr>
-          <w:p>
-            <w:pPr>
-              <w:spacing w:after="0" w:line="252" w:lineRule="auto"/>
-            </w:pPr>
-            <w:r/>
-            <w:r>
-              <w:rPr>
-                <w:rFonts w:ascii="Kaiti SC" w:hAnsi="Kaiti SC" w:eastAsia="Kaiti SC" w:cs="Kaiti SC"/>
-                <w:b w:val="0"/>
-                <w:sz w:val="19"/>
-              </w:rPr>
-              <w:t>SpaceX Restricts Military Starshield Speeds in Ukraine, Disrupting Pentagon-Funded Tactical Drone Operations</w:t>
-            </w:r>
-          </w:p>
-        </w:tc>
-      </w:tr>
-      <w:tr>
-        <w:trPr>
-          <w:cantSplit/>
-        </w:trPr>
-        <w:tc>
-          <w:tcPr>
-            <w:tcW w:type="dxa" w:w="2075"/>
-            <w:vAlign w:val="center"/>
-          </w:tcPr>
-          <w:p>
-            <w:pPr>
-              <w:spacing w:after="0" w:line="252" w:lineRule="auto"/>
-              <w:jc w:val="center"/>
-            </w:pPr>
-            <w:r/>
-            <w:r>
-              <w:rPr>
-                <w:rFonts w:ascii="Kaiti SC" w:hAnsi="Kaiti SC" w:eastAsia="Kaiti SC" w:cs="Kaiti SC"/>
-                <w:b w:val="0"/>
-                <w:sz w:val="19"/>
-              </w:rPr>
-              <w:t>2026-10-14</w:t>
-            </w:r>
-          </w:p>
-        </w:tc>
-        <w:tc>
-          <w:tcPr>
-            <w:tcW w:type="dxa" w:w="2075"/>
-            <w:vAlign w:val="center"/>
-          </w:tcPr>
-          <w:p>
-            <w:pPr>
-              <w:spacing w:after="0" w:line="252" w:lineRule="auto"/>
-              <w:jc w:val="center"/>
-            </w:pPr>
-            <w:r/>
-            <w:r>
-              <w:rPr>
-                <w:rFonts w:ascii="Kaiti SC" w:hAnsi="Kaiti SC" w:eastAsia="Kaiti SC" w:cs="Kaiti SC"/>
-                <w:b w:val="0"/>
-                <w:sz w:val="19"/>
-              </w:rPr>
-              <w:t>SpaceX</w:t>
-            </w:r>
-          </w:p>
-        </w:tc>
-        <w:tc>
-          <w:tcPr>
-            <w:tcW w:type="dxa" w:w="2075"/>
-            <w:vAlign w:val="center"/>
-          </w:tcPr>
-          <w:p>
-            <w:pPr>
-              <w:spacing w:after="0" w:line="252" w:lineRule="auto"/>
-              <w:jc w:val="center"/>
-            </w:pPr>
-            <w:r/>
-            <w:r>
-              <w:rPr>
-                <w:rFonts w:ascii="Kaiti SC" w:hAnsi="Kaiti SC" w:eastAsia="Kaiti SC" w:cs="Kaiti SC"/>
-                <w:b w:val="0"/>
-                <w:sz w:val="19"/>
-              </w:rPr>
-              <w:t>其他动态</w:t>
-            </w:r>
-          </w:p>
-        </w:tc>
-        <w:tc>
-          <w:tcPr>
-            <w:tcW w:type="dxa" w:w="2075"/>
-            <w:vAlign w:val="center"/>
-          </w:tcPr>
-          <w:p>
-            <w:pPr>
-              <w:spacing w:after="0" w:line="252" w:lineRule="auto"/>
-            </w:pPr>
-            <w:r/>
-            <w:r>
-              <w:rPr>
-                <w:rFonts w:ascii="Kaiti SC" w:hAnsi="Kaiti SC" w:eastAsia="Kaiti SC" w:cs="Kaiti SC"/>
-                <w:b w:val="0"/>
-                <w:sz w:val="19"/>
-              </w:rPr>
-              <w:t>What Is Starshield, SpaceX’s Military-Grade Satellite Internet Service?</w:t>
-            </w:r>
-          </w:p>
-        </w:tc>
-      </w:tr>
-      <w:tr>
-        <w:trPr>
-          <w:cantSplit/>
-        </w:trPr>
-        <w:tc>
-          <w:tcPr>
-            <w:tcW w:type="dxa" w:w="2075"/>
-            <w:vAlign w:val="center"/>
-          </w:tcPr>
-          <w:p>
-            <w:pPr>
-              <w:spacing w:after="0" w:line="252" w:lineRule="auto"/>
-              <w:jc w:val="center"/>
-            </w:pPr>
-            <w:r/>
-            <w:r>
-              <w:rPr>
-                <w:rFonts w:ascii="Kaiti SC" w:hAnsi="Kaiti SC" w:eastAsia="Kaiti SC" w:cs="Kaiti SC"/>
-                <w:b w:val="0"/>
-                <w:sz w:val="19"/>
-              </w:rPr>
-              <w:t>2026-10-13</w:t>
-            </w:r>
-          </w:p>
-        </w:tc>
-        <w:tc>
-          <w:tcPr>
-            <w:tcW w:type="dxa" w:w="2075"/>
-            <w:vAlign w:val="center"/>
-          </w:tcPr>
-          <w:p>
-            <w:pPr>
-              <w:spacing w:after="0" w:line="252" w:lineRule="auto"/>
-              <w:jc w:val="center"/>
-            </w:pPr>
-            <w:r/>
-            <w:r>
-              <w:rPr>
-                <w:rFonts w:ascii="Kaiti SC" w:hAnsi="Kaiti SC" w:eastAsia="Kaiti SC" w:cs="Kaiti SC"/>
-                <w:b w:val="0"/>
-                <w:sz w:val="19"/>
-              </w:rPr>
-              <w:t>SpaceX</w:t>
-            </w:r>
-          </w:p>
-        </w:tc>
-        <w:tc>
-          <w:tcPr>
-            <w:tcW w:type="dxa" w:w="2075"/>
-            <w:vAlign w:val="center"/>
-          </w:tcPr>
-          <w:p>
-            <w:pPr>
-              <w:spacing w:after="0" w:line="252" w:lineRule="auto"/>
-              <w:jc w:val="center"/>
-            </w:pPr>
-            <w:r/>
-            <w:r>
-              <w:rPr>
-                <w:rFonts w:ascii="Kaiti SC" w:hAnsi="Kaiti SC" w:eastAsia="Kaiti SC" w:cs="Kaiti SC"/>
-                <w:b w:val="0"/>
-                <w:sz w:val="19"/>
-              </w:rPr>
-              <w:t>发射与任务</w:t>
-            </w:r>
-          </w:p>
-        </w:tc>
-        <w:tc>
-          <w:tcPr>
-            <w:tcW w:type="dxa" w:w="2075"/>
-            <w:vAlign w:val="center"/>
-          </w:tcPr>
-          <w:p>
-            <w:pPr>
-              <w:spacing w:after="0" w:line="252" w:lineRule="auto"/>
-            </w:pPr>
-            <w:r/>
-            <w:r>
-              <w:rPr>
-                <w:rFonts w:ascii="Kaiti SC" w:hAnsi="Kaiti SC" w:eastAsia="Kaiti SC" w:cs="Kaiti SC"/>
-                <w:b w:val="0"/>
-                <w:sz w:val="19"/>
-              </w:rPr>
-              <w:t>Elon Musk's SpaceX Ends 23-Day Starlink Launch Gap: Falcon 9 Sends 27 Satellites Into Orbit</w:t>
-            </w:r>
-          </w:p>
-        </w:tc>
-      </w:tr>
-      <w:tr>
-        <w:trPr>
-          <w:cantSplit/>
-        </w:trPr>
-        <w:tc>
-          <w:tcPr>
-            <w:tcW w:type="dxa" w:w="2075"/>
-            <w:vAlign w:val="center"/>
-          </w:tcPr>
-          <w:p>
-            <w:pPr>
-              <w:spacing w:after="0" w:line="252" w:lineRule="auto"/>
-              <w:jc w:val="center"/>
-            </w:pPr>
-            <w:r/>
-            <w:r>
-              <w:rPr>
-                <w:rFonts w:ascii="Kaiti SC" w:hAnsi="Kaiti SC" w:eastAsia="Kaiti SC" w:cs="Kaiti SC"/>
-                <w:b w:val="0"/>
-                <w:sz w:val="19"/>
-              </w:rPr>
-              <w:t>2026-10-13</w:t>
+              <w:t>2026-10-23</w:t>
             </w:r>
           </w:p>
         </w:tc>
@@ -1763,95 +1038,7 @@
                 <w:b w:val="0"/>
                 <w:sz w:val="19"/>
               </w:rPr>
-              <w:t>2026-10-13</w:t>
-            </w:r>
-          </w:p>
-        </w:tc>
-        <w:tc>
-          <w:tcPr>
-            <w:tcW w:type="dxa" w:w="2075"/>
-            <w:vAlign w:val="center"/>
-          </w:tcPr>
-          <w:p>
-            <w:pPr>
-              <w:spacing w:after="0" w:line="252" w:lineRule="auto"/>
-              <w:jc w:val="center"/>
-            </w:pPr>
-            <w:r/>
-            <w:r>
-              <w:rPr>
-                <w:rFonts w:ascii="Kaiti SC" w:hAnsi="Kaiti SC" w:eastAsia="Kaiti SC" w:cs="Kaiti SC"/>
-                <w:b w:val="0"/>
-                <w:sz w:val="19"/>
-              </w:rPr>
-              <w:t>Blue Origin</w:t>
-            </w:r>
-          </w:p>
-        </w:tc>
-        <w:tc>
-          <w:tcPr>
-            <w:tcW w:type="dxa" w:w="2075"/>
-            <w:vAlign w:val="center"/>
-          </w:tcPr>
-          <w:p>
-            <w:pPr>
-              <w:spacing w:after="0" w:line="252" w:lineRule="auto"/>
-              <w:jc w:val="center"/>
-            </w:pPr>
-            <w:r/>
-            <w:r>
-              <w:rPr>
-                <w:rFonts w:ascii="Kaiti SC" w:hAnsi="Kaiti SC" w:eastAsia="Kaiti SC" w:cs="Kaiti SC"/>
-                <w:b w:val="0"/>
-                <w:sz w:val="19"/>
-              </w:rPr>
-              <w:t>其他动态</w:t>
-            </w:r>
-          </w:p>
-        </w:tc>
-        <w:tc>
-          <w:tcPr>
-            <w:tcW w:type="dxa" w:w="2075"/>
-            <w:vAlign w:val="center"/>
-          </w:tcPr>
-          <w:p>
-            <w:pPr>
-              <w:spacing w:after="0" w:line="252" w:lineRule="auto"/>
-            </w:pPr>
-            <w:r/>
-            <w:r>
-              <w:rPr>
-                <w:rFonts w:ascii="Kaiti SC" w:hAnsi="Kaiti SC" w:eastAsia="Kaiti SC" w:cs="Kaiti SC"/>
-                <w:b w:val="0"/>
-                <w:sz w:val="19"/>
-              </w:rPr>
-              <w:t>Amazon Ring exec heads to Blue Origin to lead TeraWave network</w:t>
-            </w:r>
-          </w:p>
-        </w:tc>
-      </w:tr>
-      <w:tr>
-        <w:trPr>
-          <w:cantSplit/>
-        </w:trPr>
-        <w:tc>
-          <w:tcPr>
-            <w:tcW w:type="dxa" w:w="2075"/>
-            <w:vAlign w:val="center"/>
-          </w:tcPr>
-          <w:p>
-            <w:pPr>
-              <w:spacing w:after="0" w:line="252" w:lineRule="auto"/>
-              <w:jc w:val="center"/>
-            </w:pPr>
-            <w:r/>
-            <w:r>
-              <w:rPr>
-                <w:rFonts w:ascii="Kaiti SC" w:hAnsi="Kaiti SC" w:eastAsia="Kaiti SC" w:cs="Kaiti SC"/>
-                <w:b w:val="0"/>
-                <w:sz w:val="19"/>
-              </w:rPr>
-              <w:t>2026-10-13</w:t>
+              <w:t>2026-10-23</w:t>
             </w:r>
           </w:p>
         </w:tc>
@@ -1913,7 +1100,7 @@
                 <w:b w:val="0"/>
                 <w:sz w:val="19"/>
               </w:rPr>
-              <w:t>Banglalink Partners with SpaceX to Launch South Asia’s First Direct-to-Device Starlink Mobile Service in Bangladesh</w:t>
+              <w:t>SpaceX Falcon 9 Aborts Starlink 15-15 Launch at Vandenberg - BASENOR</w:t>
             </w:r>
           </w:p>
         </w:tc>
@@ -1939,7 +1126,183 @@
                 <w:b w:val="0"/>
                 <w:sz w:val="19"/>
               </w:rPr>
-              <w:t>2026-10-13</w:t>
+              <w:t>2026-10-23</w:t>
+            </w:r>
+          </w:p>
+        </w:tc>
+        <w:tc>
+          <w:tcPr>
+            <w:tcW w:type="dxa" w:w="2075"/>
+            <w:vAlign w:val="center"/>
+          </w:tcPr>
+          <w:p>
+            <w:pPr>
+              <w:spacing w:after="0" w:line="252" w:lineRule="auto"/>
+              <w:jc w:val="center"/>
+            </w:pPr>
+            <w:r/>
+            <w:r>
+              <w:rPr>
+                <w:rFonts w:ascii="Kaiti SC" w:hAnsi="Kaiti SC" w:eastAsia="Kaiti SC" w:cs="Kaiti SC"/>
+                <w:b w:val="0"/>
+                <w:sz w:val="19"/>
+              </w:rPr>
+              <w:t>Blue Origin</w:t>
+            </w:r>
+          </w:p>
+        </w:tc>
+        <w:tc>
+          <w:tcPr>
+            <w:tcW w:type="dxa" w:w="2075"/>
+            <w:vAlign w:val="center"/>
+          </w:tcPr>
+          <w:p>
+            <w:pPr>
+              <w:spacing w:after="0" w:line="252" w:lineRule="auto"/>
+              <w:jc w:val="center"/>
+            </w:pPr>
+            <w:r/>
+            <w:r>
+              <w:rPr>
+                <w:rFonts w:ascii="Kaiti SC" w:hAnsi="Kaiti SC" w:eastAsia="Kaiti SC" w:cs="Kaiti SC"/>
+                <w:b w:val="0"/>
+                <w:sz w:val="19"/>
+              </w:rPr>
+              <w:t>发射与任务</w:t>
+            </w:r>
+          </w:p>
+        </w:tc>
+        <w:tc>
+          <w:tcPr>
+            <w:tcW w:type="dxa" w:w="2075"/>
+            <w:vAlign w:val="center"/>
+          </w:tcPr>
+          <w:p>
+            <w:pPr>
+              <w:spacing w:after="0" w:line="252" w:lineRule="auto"/>
+            </w:pPr>
+            <w:r/>
+            <w:r>
+              <w:rPr>
+                <w:rFonts w:ascii="Kaiti SC" w:hAnsi="Kaiti SC" w:eastAsia="Kaiti SC" w:cs="Kaiti SC"/>
+                <w:b w:val="0"/>
+                <w:sz w:val="19"/>
+              </w:rPr>
+              <w:t>Blue Origin asks to increase New Glenn launches to 50 per year - WKMG</w:t>
+            </w:r>
+          </w:p>
+        </w:tc>
+      </w:tr>
+      <w:tr>
+        <w:trPr>
+          <w:cantSplit/>
+        </w:trPr>
+        <w:tc>
+          <w:tcPr>
+            <w:tcW w:type="dxa" w:w="2075"/>
+            <w:vAlign w:val="center"/>
+          </w:tcPr>
+          <w:p>
+            <w:pPr>
+              <w:spacing w:after="0" w:line="252" w:lineRule="auto"/>
+              <w:jc w:val="center"/>
+            </w:pPr>
+            <w:r/>
+            <w:r>
+              <w:rPr>
+                <w:rFonts w:ascii="Kaiti SC" w:hAnsi="Kaiti SC" w:eastAsia="Kaiti SC" w:cs="Kaiti SC"/>
+                <w:b w:val="0"/>
+                <w:sz w:val="19"/>
+              </w:rPr>
+              <w:t>2026-10-23</w:t>
+            </w:r>
+          </w:p>
+        </w:tc>
+        <w:tc>
+          <w:tcPr>
+            <w:tcW w:type="dxa" w:w="2075"/>
+            <w:vAlign w:val="center"/>
+          </w:tcPr>
+          <w:p>
+            <w:pPr>
+              <w:spacing w:after="0" w:line="252" w:lineRule="auto"/>
+              <w:jc w:val="center"/>
+            </w:pPr>
+            <w:r/>
+            <w:r>
+              <w:rPr>
+                <w:rFonts w:ascii="Kaiti SC" w:hAnsi="Kaiti SC" w:eastAsia="Kaiti SC" w:cs="Kaiti SC"/>
+                <w:b w:val="0"/>
+                <w:sz w:val="19"/>
+              </w:rPr>
+              <w:t>SpaceX</w:t>
+            </w:r>
+          </w:p>
+        </w:tc>
+        <w:tc>
+          <w:tcPr>
+            <w:tcW w:type="dxa" w:w="2075"/>
+            <w:vAlign w:val="center"/>
+          </w:tcPr>
+          <w:p>
+            <w:pPr>
+              <w:spacing w:after="0" w:line="252" w:lineRule="auto"/>
+              <w:jc w:val="center"/>
+            </w:pPr>
+            <w:r/>
+            <w:r>
+              <w:rPr>
+                <w:rFonts w:ascii="Kaiti SC" w:hAnsi="Kaiti SC" w:eastAsia="Kaiti SC" w:cs="Kaiti SC"/>
+                <w:b w:val="0"/>
+                <w:sz w:val="19"/>
+              </w:rPr>
+              <w:t>监管与政策</w:t>
+            </w:r>
+          </w:p>
+        </w:tc>
+        <w:tc>
+          <w:tcPr>
+            <w:tcW w:type="dxa" w:w="2075"/>
+            <w:vAlign w:val="center"/>
+          </w:tcPr>
+          <w:p>
+            <w:pPr>
+              <w:spacing w:after="0" w:line="252" w:lineRule="auto"/>
+            </w:pPr>
+            <w:r/>
+            <w:r>
+              <w:rPr>
+                <w:rFonts w:ascii="Kaiti SC" w:hAnsi="Kaiti SC" w:eastAsia="Kaiti SC" w:cs="Kaiti SC"/>
+                <w:b w:val="0"/>
+                <w:sz w:val="19"/>
+              </w:rPr>
+              <w:t>FCC Approves SpaceX Deal for Tristar's AWS-3 Spectrum to Expand Starlink Direct-to-Device Service - Drive Tesla Canada</w:t>
+            </w:r>
+          </w:p>
+        </w:tc>
+      </w:tr>
+      <w:tr>
+        <w:trPr>
+          <w:cantSplit/>
+        </w:trPr>
+        <w:tc>
+          <w:tcPr>
+            <w:tcW w:type="dxa" w:w="2075"/>
+            <w:vAlign w:val="center"/>
+          </w:tcPr>
+          <w:p>
+            <w:pPr>
+              <w:spacing w:after="0" w:line="252" w:lineRule="auto"/>
+              <w:jc w:val="center"/>
+            </w:pPr>
+            <w:r/>
+            <w:r>
+              <w:rPr>
+                <w:rFonts w:ascii="Kaiti SC" w:hAnsi="Kaiti SC" w:eastAsia="Kaiti SC" w:cs="Kaiti SC"/>
+                <w:b w:val="0"/>
+                <w:sz w:val="19"/>
+              </w:rPr>
+              <w:t>2026-10-21</w:t>
             </w:r>
           </w:p>
         </w:tc>
@@ -2001,7 +1364,7 @@
                 <w:b w:val="0"/>
                 <w:sz w:val="19"/>
               </w:rPr>
-              <w:t>SpaceX Launches First 21 Northrop Grumman Satellites for SDA Tranche 1 Transport Layer</w:t>
+              <w:t>SpaceX launches Starlink 15-15 mission following a trio of scrubs - Spaceflight Now</w:t>
             </w:r>
           </w:p>
         </w:tc>
@@ -2027,7 +1390,95 @@
                 <w:b w:val="0"/>
                 <w:sz w:val="19"/>
               </w:rPr>
-              <w:t>2026-10-14</w:t>
+              <w:t>2026-10-21</w:t>
+            </w:r>
+          </w:p>
+        </w:tc>
+        <w:tc>
+          <w:tcPr>
+            <w:tcW w:type="dxa" w:w="2075"/>
+            <w:vAlign w:val="center"/>
+          </w:tcPr>
+          <w:p>
+            <w:pPr>
+              <w:spacing w:after="0" w:line="252" w:lineRule="auto"/>
+              <w:jc w:val="center"/>
+            </w:pPr>
+            <w:r/>
+            <w:r>
+              <w:rPr>
+                <w:rFonts w:ascii="Kaiti SC" w:hAnsi="Kaiti SC" w:eastAsia="Kaiti SC" w:cs="Kaiti SC"/>
+                <w:b w:val="0"/>
+                <w:sz w:val="19"/>
+              </w:rPr>
+              <w:t>SpaceX</w:t>
+            </w:r>
+          </w:p>
+        </w:tc>
+        <w:tc>
+          <w:tcPr>
+            <w:tcW w:type="dxa" w:w="2075"/>
+            <w:vAlign w:val="center"/>
+          </w:tcPr>
+          <w:p>
+            <w:pPr>
+              <w:spacing w:after="0" w:line="252" w:lineRule="auto"/>
+              <w:jc w:val="center"/>
+            </w:pPr>
+            <w:r/>
+            <w:r>
+              <w:rPr>
+                <w:rFonts w:ascii="Kaiti SC" w:hAnsi="Kaiti SC" w:eastAsia="Kaiti SC" w:cs="Kaiti SC"/>
+                <w:b w:val="0"/>
+                <w:sz w:val="19"/>
+              </w:rPr>
+              <w:t>发射与任务</w:t>
+            </w:r>
+          </w:p>
+        </w:tc>
+        <w:tc>
+          <w:tcPr>
+            <w:tcW w:type="dxa" w:w="2075"/>
+            <w:vAlign w:val="center"/>
+          </w:tcPr>
+          <w:p>
+            <w:pPr>
+              <w:spacing w:after="0" w:line="252" w:lineRule="auto"/>
+            </w:pPr>
+            <w:r/>
+            <w:r>
+              <w:rPr>
+                <w:rFonts w:ascii="Kaiti SC" w:hAnsi="Kaiti SC" w:eastAsia="Kaiti SC" w:cs="Kaiti SC"/>
+                <w:b w:val="0"/>
+                <w:sz w:val="19"/>
+              </w:rPr>
+              <w:t>Live coverage: SpaceX to launch 27 Starlink satellites on Falcon 9 rocket from Vandenberg SFB</w:t>
+            </w:r>
+          </w:p>
+        </w:tc>
+      </w:tr>
+      <w:tr>
+        <w:trPr>
+          <w:cantSplit/>
+        </w:trPr>
+        <w:tc>
+          <w:tcPr>
+            <w:tcW w:type="dxa" w:w="2075"/>
+            <w:vAlign w:val="center"/>
+          </w:tcPr>
+          <w:p>
+            <w:pPr>
+              <w:spacing w:after="0" w:line="252" w:lineRule="auto"/>
+              <w:jc w:val="center"/>
+            </w:pPr>
+            <w:r/>
+            <w:r>
+              <w:rPr>
+                <w:rFonts w:ascii="Kaiti SC" w:hAnsi="Kaiti SC" w:eastAsia="Kaiti SC" w:cs="Kaiti SC"/>
+                <w:b w:val="0"/>
+                <w:sz w:val="19"/>
+              </w:rPr>
+              <w:t>2026-10-20</w:t>
             </w:r>
           </w:p>
         </w:tc>
@@ -2089,7 +1540,535 @@
                 <w:b w:val="0"/>
                 <w:sz w:val="19"/>
               </w:rPr>
-              <w:t>Elon Musk Is Impatiently Trying to Offer Cheap Starlink Internet in India Ahead of Record Jio Public Offering. How Could This Impact SpaceX Stock?</w:t>
+              <w:t>SpaceX posts first operating profit as public company as AI revenue nearly triples to $7.6 billion—cruising past Starlink</w:t>
+            </w:r>
+          </w:p>
+        </w:tc>
+      </w:tr>
+      <w:tr>
+        <w:trPr>
+          <w:cantSplit/>
+        </w:trPr>
+        <w:tc>
+          <w:tcPr>
+            <w:tcW w:type="dxa" w:w="2075"/>
+            <w:vAlign w:val="center"/>
+          </w:tcPr>
+          <w:p>
+            <w:pPr>
+              <w:spacing w:after="0" w:line="252" w:lineRule="auto"/>
+              <w:jc w:val="center"/>
+            </w:pPr>
+            <w:r/>
+            <w:r>
+              <w:rPr>
+                <w:rFonts w:ascii="Kaiti SC" w:hAnsi="Kaiti SC" w:eastAsia="Kaiti SC" w:cs="Kaiti SC"/>
+                <w:b w:val="0"/>
+                <w:sz w:val="19"/>
+              </w:rPr>
+              <w:t>2026-10-20</w:t>
+            </w:r>
+          </w:p>
+        </w:tc>
+        <w:tc>
+          <w:tcPr>
+            <w:tcW w:type="dxa" w:w="2075"/>
+            <w:vAlign w:val="center"/>
+          </w:tcPr>
+          <w:p>
+            <w:pPr>
+              <w:spacing w:after="0" w:line="252" w:lineRule="auto"/>
+              <w:jc w:val="center"/>
+            </w:pPr>
+            <w:r/>
+            <w:r>
+              <w:rPr>
+                <w:rFonts w:ascii="Kaiti SC" w:hAnsi="Kaiti SC" w:eastAsia="Kaiti SC" w:cs="Kaiti SC"/>
+                <w:b w:val="0"/>
+                <w:sz w:val="19"/>
+              </w:rPr>
+              <w:t>SpaceX</w:t>
+            </w:r>
+          </w:p>
+        </w:tc>
+        <w:tc>
+          <w:tcPr>
+            <w:tcW w:type="dxa" w:w="2075"/>
+            <w:vAlign w:val="center"/>
+          </w:tcPr>
+          <w:p>
+            <w:pPr>
+              <w:spacing w:after="0" w:line="252" w:lineRule="auto"/>
+              <w:jc w:val="center"/>
+            </w:pPr>
+            <w:r/>
+            <w:r>
+              <w:rPr>
+                <w:rFonts w:ascii="Kaiti SC" w:hAnsi="Kaiti SC" w:eastAsia="Kaiti SC" w:cs="Kaiti SC"/>
+                <w:b w:val="0"/>
+                <w:sz w:val="19"/>
+              </w:rPr>
+              <w:t>其他动态</w:t>
+            </w:r>
+          </w:p>
+        </w:tc>
+        <w:tc>
+          <w:tcPr>
+            <w:tcW w:type="dxa" w:w="2075"/>
+            <w:vAlign w:val="center"/>
+          </w:tcPr>
+          <w:p>
+            <w:pPr>
+              <w:spacing w:after="0" w:line="252" w:lineRule="auto"/>
+            </w:pPr>
+            <w:r/>
+            <w:r>
+              <w:rPr>
+                <w:rFonts w:ascii="Kaiti SC" w:hAnsi="Kaiti SC" w:eastAsia="Kaiti SC" w:cs="Kaiti SC"/>
+                <w:b w:val="0"/>
+                <w:sz w:val="19"/>
+              </w:rPr>
+              <w:t>Ukraine and the U.S. are at odds over Starshield. Here's what to know</w:t>
+            </w:r>
+          </w:p>
+        </w:tc>
+      </w:tr>
+      <w:tr>
+        <w:trPr>
+          <w:cantSplit/>
+        </w:trPr>
+        <w:tc>
+          <w:tcPr>
+            <w:tcW w:type="dxa" w:w="2075"/>
+            <w:vAlign w:val="center"/>
+          </w:tcPr>
+          <w:p>
+            <w:pPr>
+              <w:spacing w:after="0" w:line="252" w:lineRule="auto"/>
+              <w:jc w:val="center"/>
+            </w:pPr>
+            <w:r/>
+            <w:r>
+              <w:rPr>
+                <w:rFonts w:ascii="Kaiti SC" w:hAnsi="Kaiti SC" w:eastAsia="Kaiti SC" w:cs="Kaiti SC"/>
+                <w:b w:val="0"/>
+                <w:sz w:val="19"/>
+              </w:rPr>
+              <w:t>2026-10-21</w:t>
+            </w:r>
+          </w:p>
+        </w:tc>
+        <w:tc>
+          <w:tcPr>
+            <w:tcW w:type="dxa" w:w="2075"/>
+            <w:vAlign w:val="center"/>
+          </w:tcPr>
+          <w:p>
+            <w:pPr>
+              <w:spacing w:after="0" w:line="252" w:lineRule="auto"/>
+              <w:jc w:val="center"/>
+            </w:pPr>
+            <w:r/>
+            <w:r>
+              <w:rPr>
+                <w:rFonts w:ascii="Kaiti SC" w:hAnsi="Kaiti SC" w:eastAsia="Kaiti SC" w:cs="Kaiti SC"/>
+                <w:b w:val="0"/>
+                <w:sz w:val="19"/>
+              </w:rPr>
+              <w:t>SpaceX</w:t>
+            </w:r>
+          </w:p>
+        </w:tc>
+        <w:tc>
+          <w:tcPr>
+            <w:tcW w:type="dxa" w:w="2075"/>
+            <w:vAlign w:val="center"/>
+          </w:tcPr>
+          <w:p>
+            <w:pPr>
+              <w:spacing w:after="0" w:line="252" w:lineRule="auto"/>
+              <w:jc w:val="center"/>
+            </w:pPr>
+            <w:r/>
+            <w:r>
+              <w:rPr>
+                <w:rFonts w:ascii="Kaiti SC" w:hAnsi="Kaiti SC" w:eastAsia="Kaiti SC" w:cs="Kaiti SC"/>
+                <w:b w:val="0"/>
+                <w:sz w:val="19"/>
+              </w:rPr>
+              <w:t>发射与任务</w:t>
+            </w:r>
+          </w:p>
+        </w:tc>
+        <w:tc>
+          <w:tcPr>
+            <w:tcW w:type="dxa" w:w="2075"/>
+            <w:vAlign w:val="center"/>
+          </w:tcPr>
+          <w:p>
+            <w:pPr>
+              <w:spacing w:after="0" w:line="252" w:lineRule="auto"/>
+            </w:pPr>
+            <w:r/>
+            <w:r>
+              <w:rPr>
+                <w:rFonts w:ascii="Kaiti SC" w:hAnsi="Kaiti SC" w:eastAsia="Kaiti SC" w:cs="Kaiti SC"/>
+                <w:b w:val="0"/>
+                <w:sz w:val="19"/>
+              </w:rPr>
+              <w:t>SpaceX Plans First Full Starship Catch As AI Revenue Passes Starlink</w:t>
+            </w:r>
+          </w:p>
+        </w:tc>
+      </w:tr>
+      <w:tr>
+        <w:trPr>
+          <w:cantSplit/>
+        </w:trPr>
+        <w:tc>
+          <w:tcPr>
+            <w:tcW w:type="dxa" w:w="2075"/>
+            <w:vAlign w:val="center"/>
+          </w:tcPr>
+          <w:p>
+            <w:pPr>
+              <w:spacing w:after="0" w:line="252" w:lineRule="auto"/>
+              <w:jc w:val="center"/>
+            </w:pPr>
+            <w:r/>
+            <w:r>
+              <w:rPr>
+                <w:rFonts w:ascii="Kaiti SC" w:hAnsi="Kaiti SC" w:eastAsia="Kaiti SC" w:cs="Kaiti SC"/>
+                <w:b w:val="0"/>
+                <w:sz w:val="19"/>
+              </w:rPr>
+              <w:t>2026-10-23</w:t>
+            </w:r>
+          </w:p>
+        </w:tc>
+        <w:tc>
+          <w:tcPr>
+            <w:tcW w:type="dxa" w:w="2075"/>
+            <w:vAlign w:val="center"/>
+          </w:tcPr>
+          <w:p>
+            <w:pPr>
+              <w:spacing w:after="0" w:line="252" w:lineRule="auto"/>
+              <w:jc w:val="center"/>
+            </w:pPr>
+            <w:r/>
+            <w:r>
+              <w:rPr>
+                <w:rFonts w:ascii="Kaiti SC" w:hAnsi="Kaiti SC" w:eastAsia="Kaiti SC" w:cs="Kaiti SC"/>
+                <w:b w:val="0"/>
+                <w:sz w:val="19"/>
+              </w:rPr>
+              <w:t>SpaceX</w:t>
+            </w:r>
+          </w:p>
+        </w:tc>
+        <w:tc>
+          <w:tcPr>
+            <w:tcW w:type="dxa" w:w="2075"/>
+            <w:vAlign w:val="center"/>
+          </w:tcPr>
+          <w:p>
+            <w:pPr>
+              <w:spacing w:after="0" w:line="252" w:lineRule="auto"/>
+              <w:jc w:val="center"/>
+            </w:pPr>
+            <w:r/>
+            <w:r>
+              <w:rPr>
+                <w:rFonts w:ascii="Kaiti SC" w:hAnsi="Kaiti SC" w:eastAsia="Kaiti SC" w:cs="Kaiti SC"/>
+                <w:b w:val="0"/>
+                <w:sz w:val="19"/>
+              </w:rPr>
+              <w:t>其他动态</w:t>
+            </w:r>
+          </w:p>
+        </w:tc>
+        <w:tc>
+          <w:tcPr>
+            <w:tcW w:type="dxa" w:w="2075"/>
+            <w:vAlign w:val="center"/>
+          </w:tcPr>
+          <w:p>
+            <w:pPr>
+              <w:spacing w:after="0" w:line="252" w:lineRule="auto"/>
+            </w:pPr>
+            <w:r/>
+            <w:r>
+              <w:rPr>
+                <w:rFonts w:ascii="Kaiti SC" w:hAnsi="Kaiti SC" w:eastAsia="Kaiti SC" w:cs="Kaiti SC"/>
+                <w:b w:val="0"/>
+                <w:sz w:val="19"/>
+              </w:rPr>
+              <w:t>Starlink Mobile Is Hunting for 80,000 Cell Sites to Become a True Carrier</w:t>
+            </w:r>
+          </w:p>
+        </w:tc>
+      </w:tr>
+      <w:tr>
+        <w:trPr>
+          <w:cantSplit/>
+        </w:trPr>
+        <w:tc>
+          <w:tcPr>
+            <w:tcW w:type="dxa" w:w="2075"/>
+            <w:vAlign w:val="center"/>
+          </w:tcPr>
+          <w:p>
+            <w:pPr>
+              <w:spacing w:after="0" w:line="252" w:lineRule="auto"/>
+              <w:jc w:val="center"/>
+            </w:pPr>
+            <w:r/>
+            <w:r>
+              <w:rPr>
+                <w:rFonts w:ascii="Kaiti SC" w:hAnsi="Kaiti SC" w:eastAsia="Kaiti SC" w:cs="Kaiti SC"/>
+                <w:b w:val="0"/>
+                <w:sz w:val="19"/>
+              </w:rPr>
+              <w:t>2026-10-22</w:t>
+            </w:r>
+          </w:p>
+        </w:tc>
+        <w:tc>
+          <w:tcPr>
+            <w:tcW w:type="dxa" w:w="2075"/>
+            <w:vAlign w:val="center"/>
+          </w:tcPr>
+          <w:p>
+            <w:pPr>
+              <w:spacing w:after="0" w:line="252" w:lineRule="auto"/>
+              <w:jc w:val="center"/>
+            </w:pPr>
+            <w:r/>
+            <w:r>
+              <w:rPr>
+                <w:rFonts w:ascii="Kaiti SC" w:hAnsi="Kaiti SC" w:eastAsia="Kaiti SC" w:cs="Kaiti SC"/>
+                <w:b w:val="0"/>
+                <w:sz w:val="19"/>
+              </w:rPr>
+              <w:t>SpaceX</w:t>
+            </w:r>
+          </w:p>
+        </w:tc>
+        <w:tc>
+          <w:tcPr>
+            <w:tcW w:type="dxa" w:w="2075"/>
+            <w:vAlign w:val="center"/>
+          </w:tcPr>
+          <w:p>
+            <w:pPr>
+              <w:spacing w:after="0" w:line="252" w:lineRule="auto"/>
+              <w:jc w:val="center"/>
+            </w:pPr>
+            <w:r/>
+            <w:r>
+              <w:rPr>
+                <w:rFonts w:ascii="Kaiti SC" w:hAnsi="Kaiti SC" w:eastAsia="Kaiti SC" w:cs="Kaiti SC"/>
+                <w:b w:val="0"/>
+                <w:sz w:val="19"/>
+              </w:rPr>
+              <w:t>订单与合作</w:t>
+            </w:r>
+          </w:p>
+        </w:tc>
+        <w:tc>
+          <w:tcPr>
+            <w:tcW w:type="dxa" w:w="2075"/>
+            <w:vAlign w:val="center"/>
+          </w:tcPr>
+          <w:p>
+            <w:pPr>
+              <w:spacing w:after="0" w:line="252" w:lineRule="auto"/>
+            </w:pPr>
+            <w:r/>
+            <w:r>
+              <w:rPr>
+                <w:rFonts w:ascii="Kaiti SC" w:hAnsi="Kaiti SC" w:eastAsia="Kaiti SC" w:cs="Kaiti SC"/>
+                <w:b w:val="0"/>
+                <w:sz w:val="19"/>
+              </w:rPr>
+              <w:t>Trump Asked Musk to Lift Starlink Curbs on Ukraine</w:t>
+            </w:r>
+          </w:p>
+        </w:tc>
+      </w:tr>
+      <w:tr>
+        <w:trPr>
+          <w:cantSplit/>
+        </w:trPr>
+        <w:tc>
+          <w:tcPr>
+            <w:tcW w:type="dxa" w:w="2075"/>
+            <w:vAlign w:val="center"/>
+          </w:tcPr>
+          <w:p>
+            <w:pPr>
+              <w:spacing w:after="0" w:line="252" w:lineRule="auto"/>
+              <w:jc w:val="center"/>
+            </w:pPr>
+            <w:r/>
+            <w:r>
+              <w:rPr>
+                <w:rFonts w:ascii="Kaiti SC" w:hAnsi="Kaiti SC" w:eastAsia="Kaiti SC" w:cs="Kaiti SC"/>
+                <w:b w:val="0"/>
+                <w:sz w:val="19"/>
+              </w:rPr>
+              <w:t>2026-10-21</w:t>
+            </w:r>
+          </w:p>
+        </w:tc>
+        <w:tc>
+          <w:tcPr>
+            <w:tcW w:type="dxa" w:w="2075"/>
+            <w:vAlign w:val="center"/>
+          </w:tcPr>
+          <w:p>
+            <w:pPr>
+              <w:spacing w:after="0" w:line="252" w:lineRule="auto"/>
+              <w:jc w:val="center"/>
+            </w:pPr>
+            <w:r/>
+            <w:r>
+              <w:rPr>
+                <w:rFonts w:ascii="Kaiti SC" w:hAnsi="Kaiti SC" w:eastAsia="Kaiti SC" w:cs="Kaiti SC"/>
+                <w:b w:val="0"/>
+                <w:sz w:val="19"/>
+              </w:rPr>
+              <w:t>星河动力</w:t>
+            </w:r>
+          </w:p>
+        </w:tc>
+        <w:tc>
+          <w:tcPr>
+            <w:tcW w:type="dxa" w:w="2075"/>
+            <w:vAlign w:val="center"/>
+          </w:tcPr>
+          <w:p>
+            <w:pPr>
+              <w:spacing w:after="0" w:line="252" w:lineRule="auto"/>
+              <w:jc w:val="center"/>
+            </w:pPr>
+            <w:r/>
+            <w:r>
+              <w:rPr>
+                <w:rFonts w:ascii="Kaiti SC" w:hAnsi="Kaiti SC" w:eastAsia="Kaiti SC" w:cs="Kaiti SC"/>
+                <w:b w:val="0"/>
+                <w:sz w:val="19"/>
+              </w:rPr>
+              <w:t>发射与任务</w:t>
+            </w:r>
+          </w:p>
+        </w:tc>
+        <w:tc>
+          <w:tcPr>
+            <w:tcW w:type="dxa" w:w="2075"/>
+            <w:vAlign w:val="center"/>
+          </w:tcPr>
+          <w:p>
+            <w:pPr>
+              <w:spacing w:after="0" w:line="252" w:lineRule="auto"/>
+            </w:pPr>
+            <w:r/>
+            <w:r>
+              <w:rPr>
+                <w:rFonts w:ascii="Kaiti SC" w:hAnsi="Kaiti SC" w:eastAsia="Kaiti SC" w:cs="Kaiti SC"/>
+                <w:b w:val="0"/>
+                <w:sz w:val="19"/>
+              </w:rPr>
+              <w:t>谷神星一号完成第7次海上发射，“五羊星座”先导星入轨 - 新浪财经</w:t>
+            </w:r>
+          </w:p>
+        </w:tc>
+      </w:tr>
+      <w:tr>
+        <w:trPr>
+          <w:cantSplit/>
+        </w:trPr>
+        <w:tc>
+          <w:tcPr>
+            <w:tcW w:type="dxa" w:w="2075"/>
+            <w:vAlign w:val="center"/>
+          </w:tcPr>
+          <w:p>
+            <w:pPr>
+              <w:spacing w:after="0" w:line="252" w:lineRule="auto"/>
+              <w:jc w:val="center"/>
+            </w:pPr>
+            <w:r/>
+            <w:r>
+              <w:rPr>
+                <w:rFonts w:ascii="Kaiti SC" w:hAnsi="Kaiti SC" w:eastAsia="Kaiti SC" w:cs="Kaiti SC"/>
+                <w:b w:val="0"/>
+                <w:sz w:val="19"/>
+              </w:rPr>
+              <w:t>2026-10-24</w:t>
+            </w:r>
+          </w:p>
+        </w:tc>
+        <w:tc>
+          <w:tcPr>
+            <w:tcW w:type="dxa" w:w="2075"/>
+            <w:vAlign w:val="center"/>
+          </w:tcPr>
+          <w:p>
+            <w:pPr>
+              <w:spacing w:after="0" w:line="252" w:lineRule="auto"/>
+              <w:jc w:val="center"/>
+            </w:pPr>
+            <w:r/>
+            <w:r>
+              <w:rPr>
+                <w:rFonts w:ascii="Kaiti SC" w:hAnsi="Kaiti SC" w:eastAsia="Kaiti SC" w:cs="Kaiti SC"/>
+                <w:b w:val="0"/>
+                <w:sz w:val="19"/>
+              </w:rPr>
+              <w:t>SpaceX</w:t>
+            </w:r>
+          </w:p>
+        </w:tc>
+        <w:tc>
+          <w:tcPr>
+            <w:tcW w:type="dxa" w:w="2075"/>
+            <w:vAlign w:val="center"/>
+          </w:tcPr>
+          <w:p>
+            <w:pPr>
+              <w:spacing w:after="0" w:line="252" w:lineRule="auto"/>
+              <w:jc w:val="center"/>
+            </w:pPr>
+            <w:r/>
+            <w:r>
+              <w:rPr>
+                <w:rFonts w:ascii="Kaiti SC" w:hAnsi="Kaiti SC" w:eastAsia="Kaiti SC" w:cs="Kaiti SC"/>
+                <w:b w:val="0"/>
+                <w:sz w:val="19"/>
+              </w:rPr>
+              <w:t>其他动态</w:t>
+            </w:r>
+          </w:p>
+        </w:tc>
+        <w:tc>
+          <w:tcPr>
+            <w:tcW w:type="dxa" w:w="2075"/>
+            <w:vAlign w:val="center"/>
+          </w:tcPr>
+          <w:p>
+            <w:pPr>
+              <w:spacing w:after="0" w:line="252" w:lineRule="auto"/>
+            </w:pPr>
+            <w:r/>
+            <w:r>
+              <w:rPr>
+                <w:rFonts w:ascii="Kaiti SC" w:hAnsi="Kaiti SC" w:eastAsia="Kaiti SC" w:cs="Kaiti SC"/>
+                <w:b w:val="0"/>
+                <w:sz w:val="19"/>
+              </w:rPr>
+              <w:t>Report: Biden, Trump Asked Musk to Alter Starlink Access</w:t>
             </w:r>
           </w:p>
         </w:tc>
@@ -2126,7 +2105,7 @@
           <w:rFonts w:ascii="Kaiti SC" w:hAnsi="Kaiti SC" w:eastAsia="Kaiti SC" w:cs="Kaiti SC"/>
           <w:sz w:val="21"/>
         </w:rPr>
-        <w:t>Blue Origin：Blue Origin expansion plans aim for multiple Space Coast launches a week - Orlando Sentinel （2026-10-18；Florida Today、Interesting Engineering、Orlando Sentinel）</w:t>
+        <w:t>SpaceX：Starlink 15-15: 27 Satellites, 11,000+ in Orbit [2026] - （2026-10-25；Around Prague、BASENOR - Tesla Accessories、Space）</w:t>
       </w:r>
     </w:p>
     <w:p>
@@ -2147,7 +2126,7 @@
           <w:rFonts w:ascii="Kaiti SC" w:hAnsi="Kaiti SC" w:eastAsia="Kaiti SC" w:cs="Kaiti SC"/>
           <w:sz w:val="21"/>
         </w:rPr>
-        <w:t>蓝箭航天：朱雀二号一箭十星发射成功，国内商业航天叙事估值锚或上移至“追赶兑现”丨盘前线索 - 东方财富 （2026-10-18；21财经、Jiemian.com、ThePaper.cn）</w:t>
+        <w:t>星河动力：谷神星一号海射型遥八运载火箭发射成功 - 新浪财经 （2026-10-24；东方财富、北京经济技术开发区、新浪财经）</w:t>
       </w:r>
     </w:p>
     <w:p>
@@ -2168,7 +2147,7 @@
           <w:rFonts w:ascii="Kaiti SC" w:hAnsi="Kaiti SC" w:eastAsia="Kaiti SC" w:cs="Kaiti SC"/>
           <w:sz w:val="21"/>
         </w:rPr>
-        <w:t>Blue Origin：Blue Origin plans $330 million Florida expansion to ramp New Glenn launches - CNBC （2026-10-16；CNBC、Reuters、bing.com）</w:t>
+        <w:t>SpaceX：SpaceX Falcon 9 Aborts Starlink 15-15 Launch at Vandenberg - BASENOR （2026-10-23；BASENOR、Business Outreach Magazine、Fox News）</w:t>
       </w:r>
     </w:p>
     <w:p>
@@ -2189,7 +2168,7 @@
           <w:rFonts w:ascii="Kaiti SC" w:hAnsi="Kaiti SC" w:eastAsia="Kaiti SC" w:cs="Kaiti SC"/>
           <w:sz w:val="21"/>
         </w:rPr>
-        <w:t>SpaceX：What Is Starshield? Inside SpaceX’s Military-Grade Starlink System Used by Ukraine （2026-10-16；bing.com）</w:t>
+        <w:t>Blue Origin：Blue Origin asks to increase New Glenn launches to 50 per year - WKMG （2026-10-23；Florida Today、Interesting Engineering、Orlando Sentinel）</w:t>
       </w:r>
     </w:p>
     <w:p>
@@ -2210,7 +2189,7 @@
           <w:rFonts w:ascii="Kaiti SC" w:hAnsi="Kaiti SC" w:eastAsia="Kaiti SC" w:cs="Kaiti SC"/>
           <w:sz w:val="21"/>
         </w:rPr>
-        <w:t>蓝箭航天：一箭十星 朱雀二号改进型遥四运载火箭发射成功 - 证券时报网 （2026-10-14；中国科技网、搜狐、每日经济新闻）</w:t>
+        <w:t>SpaceX：SpaceX launches Starlink 15-15 mission following a trio of scrubs - Spaceflight Now （2026-10-21；Spaceflight Now、bing.com）</w:t>
       </w:r>
     </w:p>
     <w:p>
@@ -2231,7 +2210,7 @@
           <w:rFonts w:ascii="Kaiti SC" w:hAnsi="Kaiti SC" w:eastAsia="Kaiti SC" w:cs="Kaiti SC"/>
           <w:sz w:val="21"/>
         </w:rPr>
-        <w:t>SpaceX：SpaceX Restricts Military Starshield Speeds in Ukraine, Disrupting Pentagon-Funded Tactical Drone Operations （2026-10-14；Aerospace Global News、bing.com、satnews.com）</w:t>
+        <w:t>SpaceX：Live coverage: SpaceX to launch 27 Starlink satellites on Falcon 9 rocket from Vandenberg SFB （2026-10-21；Lompoc Record、NASASpaceflight、Santa Maria Times）</w:t>
       </w:r>
     </w:p>
     <w:p>
@@ -2252,7 +2231,7 @@
           <w:rFonts w:ascii="Kaiti SC" w:hAnsi="Kaiti SC" w:eastAsia="Kaiti SC" w:cs="Kaiti SC"/>
           <w:sz w:val="21"/>
         </w:rPr>
-        <w:t>SpaceX：Elon Musk's SpaceX Ends 23-Day Starlink Launch Gap: Falcon 9 Sends 27 Satellites Into Orbit （2026-10-13；Fox Business、Fox News、KSBY News）</w:t>
+        <w:t>SpaceX：SpaceX Plans First Full Starship Catch As AI Revenue Passes Starlink （2026-10-21；bing.com）</w:t>
       </w:r>
     </w:p>
     <w:p>
@@ -2273,7 +2252,7 @@
           <w:rFonts w:ascii="Kaiti SC" w:hAnsi="Kaiti SC" w:eastAsia="Kaiti SC" w:cs="Kaiti SC"/>
           <w:sz w:val="21"/>
         </w:rPr>
-        <w:t>SpaceX：Banglalink Partners with SpaceX to Launch South Asia’s First Direct-to-Device Starlink Mobile Service in Bangladesh （2026-10-13；CoinGape、Quartz India、SatNews Publishers）</w:t>
+        <w:t>星河动力：谷神星一号完成第7次海上发射，“五羊星座”先导星入轨 - 新浪财经 （2026-10-21；21财经、新浪财经、第一财经）</w:t>
       </w:r>
     </w:p>
     <w:p>
@@ -2307,20 +2286,7 @@
           <w:rFonts w:ascii="Kaiti SC" w:hAnsi="Kaiti SC" w:eastAsia="Kaiti SC" w:cs="Kaiti SC"/>
           <w:sz w:val="21"/>
         </w:rPr>
-        <w:t>中国星网：国家体育总局与中国星网在雄安签署战略合作框架协议 - 中国雄安官网 （2026-10-16；中国新闻网、中国雄安官网、国家体育总局）</w:t>
-      </w:r>
-    </w:p>
-    <w:p>
-      <w:pPr>
-        <w:pStyle w:val="Heading1"/>
-      </w:pPr>
-      <w:r>
-        <w:rPr>
-          <w:rFonts w:ascii="Kaiti SC" w:hAnsi="Kaiti SC" w:eastAsia="Kaiti SC" w:cs="Kaiti SC"/>
-          <w:b/>
-          <w:sz w:val="21"/>
-        </w:rPr>
-        <w:t>5. 监管与政策</w:t>
+        <w:t>SpaceX：Trump Asked Musk to Lift Starlink Curbs on Ukraine （2026-10-22；The Japan Times、bing.com）</w:t>
       </w:r>
     </w:p>
     <w:p>
@@ -2341,7 +2307,7 @@
           <w:rFonts w:ascii="Kaiti SC" w:hAnsi="Kaiti SC" w:eastAsia="Kaiti SC" w:cs="Kaiti SC"/>
           <w:sz w:val="21"/>
         </w:rPr>
-        <w:t>SpaceX：SpaceX says Starlink is set to become a 'major mobile carrier' after $8B deal （2026-10-13；bing.com）</w:t>
+        <w:t>SpaceX：SpaceX and Tesla Explore $3.5 Trillion Merger — But a Buried Starlink Controversy Raises Governance Questions Investors Can't Ignore （2026-10-21；bing.com）</w:t>
       </w:r>
     </w:p>
     <w:p>
@@ -2354,7 +2320,7 @@
           <w:b/>
           <w:sz w:val="21"/>
         </w:rPr>
-        <w:t>6. 市场与股价</w:t>
+        <w:t>5. 融资与资本</w:t>
       </w:r>
     </w:p>
     <w:p>
@@ -2375,7 +2341,7 @@
           <w:rFonts w:ascii="Kaiti SC" w:hAnsi="Kaiti SC" w:eastAsia="Kaiti SC" w:cs="Kaiti SC"/>
           <w:sz w:val="21"/>
         </w:rPr>
-        <w:t>天兵科技：不仅仅是C919，大概率应该还有大飞机C929和长江CJ-1000A有大进展！叠加天兵科技IPO辅导进展更新，珠海航展规模新高！_财富号_东方财富网 - 财富号 （2026-10-14；Jiemian.com、东方财富、新浪财经）</w:t>
+        <w:t>SpaceX：EXCLUSIVE: SpaceX Investor Backs $2.45 Billion Startup Taking The Starlink Model To GPS （2026-10-22；bing.com）</w:t>
       </w:r>
     </w:p>
     <w:p>
@@ -2388,7 +2354,7 @@
           <w:b/>
           <w:sz w:val="21"/>
         </w:rPr>
-        <w:t>7. 产品与技术</w:t>
+        <w:t>6. 监管与政策</w:t>
       </w:r>
     </w:p>
     <w:p>
@@ -2409,7 +2375,62 @@
           <w:rFonts w:ascii="Kaiti SC" w:hAnsi="Kaiti SC" w:eastAsia="Kaiti SC" w:cs="Kaiti SC"/>
           <w:sz w:val="21"/>
         </w:rPr>
-        <w:t>Blue Origin：Blue Origin unveils plans for massive upgrade to its Florida facilities （2026-10-16；WESH、bing.com）</w:t>
+        <w:t>SpaceX：FCC Approves SpaceX Deal for Tristar's AWS-3 Spectrum to Expand Starlink Direct-to-Device Service - Drive Tesla Canada （2026-10-23；Drive Tesla Canada、bing.com）</w:t>
+      </w:r>
+    </w:p>
+    <w:p>
+      <w:pPr>
+        <w:keepLines/>
+        <w:spacing w:after="60"/>
+        <w:ind w:left="369" w:hanging="227"/>
+      </w:pPr>
+      <w:r>
+        <w:rPr>
+          <w:rFonts w:ascii="Kaiti SC" w:hAnsi="Kaiti SC" w:eastAsia="Kaiti SC" w:cs="Kaiti SC"/>
+          <w:sz w:val="21"/>
+        </w:rPr>
+        <w:t xml:space="preserve">➢ </w:t>
+      </w:r>
+      <w:r>
+        <w:rPr>
+          <w:rFonts w:ascii="Kaiti SC" w:hAnsi="Kaiti SC" w:eastAsia="Kaiti SC" w:cs="Kaiti SC"/>
+          <w:sz w:val="21"/>
+        </w:rPr>
+        <w:t>垣信卫星：东方明珠，参股，垣信卫星利好垣信卫星，低轨卫星组网加速，A13牌照商誉价值发现智 - 财富号 （2026-10-24；财富号）</w:t>
+      </w:r>
+    </w:p>
+    <w:p>
+      <w:pPr>
+        <w:pStyle w:val="Heading1"/>
+      </w:pPr>
+      <w:r>
+        <w:rPr>
+          <w:rFonts w:ascii="Kaiti SC" w:hAnsi="Kaiti SC" w:eastAsia="Kaiti SC" w:cs="Kaiti SC"/>
+          <w:b/>
+          <w:sz w:val="21"/>
+        </w:rPr>
+        <w:t>7. 市场与股价</w:t>
+      </w:r>
+    </w:p>
+    <w:p>
+      <w:pPr>
+        <w:keepLines/>
+        <w:spacing w:after="60"/>
+        <w:ind w:left="369" w:hanging="227"/>
+      </w:pPr>
+      <w:r>
+        <w:rPr>
+          <w:rFonts w:ascii="Kaiti SC" w:hAnsi="Kaiti SC" w:eastAsia="Kaiti SC" w:cs="Kaiti SC"/>
+          <w:sz w:val="21"/>
+        </w:rPr>
+        <w:t xml:space="preserve">➢ </w:t>
+      </w:r>
+      <w:r>
+        <w:rPr>
+          <w:rFonts w:ascii="Kaiti SC" w:hAnsi="Kaiti SC" w:eastAsia="Kaiti SC" w:cs="Kaiti SC"/>
+          <w:sz w:val="21"/>
+        </w:rPr>
+        <w:t>SpaceX：AT&amp;T, Verizon, T-Mobile Shares Slip As SpaceX Reportedly Holds Cell Tower Talks For Starlink Mobile （2026-10-23；bing.com）</w:t>
       </w:r>
     </w:p>
     <w:p>
@@ -2443,7 +2464,7 @@
           <w:rFonts w:ascii="Kaiti SC" w:hAnsi="Kaiti SC" w:eastAsia="Kaiti SC" w:cs="Kaiti SC"/>
           <w:sz w:val="21"/>
         </w:rPr>
-        <w:t>SpaceX：What to Know About Starshield, SpaceX’s Military-Grade Satellite Service - The New York Times （2026-10-19；France 24、The New York Times、bing.com）</w:t>
+        <w:t>SpaceX：Elon Musk reveals reason behind Starlink slowdown as speeds restored in Ukraine （2026-10-26；Reuters、bing.com）</w:t>
       </w:r>
     </w:p>
     <w:p>
@@ -2464,7 +2485,7 @@
           <w:rFonts w:ascii="Kaiti SC" w:hAnsi="Kaiti SC" w:eastAsia="Kaiti SC" w:cs="Kaiti SC"/>
           <w:sz w:val="21"/>
         </w:rPr>
-        <w:t>SpaceX：SpaceX’s Starlink expansion is a bold gamble on the future （2026-10-15；The Economist、bing.com）</w:t>
+        <w:t>SpaceX：SpaceX Returns to Profitability With $4.4 Billion Third Quarter on Starlink and Compute Growth （2026-10-25；BBC、The Lufkin Daily News、bing.com）</w:t>
       </w:r>
     </w:p>
     <w:p>
@@ -2485,7 +2506,7 @@
           <w:rFonts w:ascii="Kaiti SC" w:hAnsi="Kaiti SC" w:eastAsia="Kaiti SC" w:cs="Kaiti SC"/>
           <w:sz w:val="21"/>
         </w:rPr>
-        <w:t>SpaceX：What Is Starshield, SpaceX’s Military-Grade Satellite Internet Service? （2026-10-15；Reuters、The Guardian、bing.com）</w:t>
+        <w:t>SpaceX：Elon Musk Says Ukraine's Elites Profit From War as Starlink Restrictions Disrupt Ukrainian Drones （2026-10-24；bing.com、satellitetoday.com）</w:t>
       </w:r>
     </w:p>
     <w:p>
@@ -2506,7 +2527,7 @@
           <w:rFonts w:ascii="Kaiti SC" w:hAnsi="Kaiti SC" w:eastAsia="Kaiti SC" w:cs="Kaiti SC"/>
           <w:sz w:val="21"/>
         </w:rPr>
-        <w:t>SpaceX：What Is Starshield, SpaceX’s Military-Grade Satellite Internet Service? （2026-10-14；bing.com）</w:t>
+        <w:t>Blue Origin：Blue Origin’s BE-4 Engine Gimble At Full Power During Hotfire Test （2026-10-23；bing.com）</w:t>
       </w:r>
     </w:p>
     <w:p>
@@ -2527,7 +2548,7 @@
           <w:rFonts w:ascii="Kaiti SC" w:hAnsi="Kaiti SC" w:eastAsia="Kaiti SC" w:cs="Kaiti SC"/>
           <w:sz w:val="21"/>
         </w:rPr>
-        <w:t>Blue Origin：Blue Origin’s BE-4 Engine Gimble At Full Power During Hotfire Test （2026-10-13；bing.com）</w:t>
+        <w:t>SpaceX：SpaceX posts first operating profit as public company as AI revenue nearly triples to $7.6 billion—cruising past Starlink （2026-10-20；bing.com）</w:t>
       </w:r>
     </w:p>
     <w:p>
@@ -2548,7 +2569,7 @@
           <w:rFonts w:ascii="Kaiti SC" w:hAnsi="Kaiti SC" w:eastAsia="Kaiti SC" w:cs="Kaiti SC"/>
           <w:sz w:val="21"/>
         </w:rPr>
-        <w:t>Blue Origin：Amazon Ring exec heads to Blue Origin to lead TeraWave network （2026-10-13；bing.com）</w:t>
+        <w:t>SpaceX：Ukraine and the U.S. are at odds over Starshield. Here's what to know （2026-10-20；France 24、The New York Times、bing.com）</w:t>
       </w:r>
     </w:p>
     <w:p>
@@ -2569,7 +2590,7 @@
           <w:rFonts w:ascii="Kaiti SC" w:hAnsi="Kaiti SC" w:eastAsia="Kaiti SC" w:cs="Kaiti SC"/>
           <w:sz w:val="21"/>
         </w:rPr>
-        <w:t>SpaceX：Elon Musk Is Impatiently Trying to Offer Cheap Starlink Internet in India Ahead of Record Jio Public Offering. How Could This Impact SpaceX Stock? （2026-10-14；Barron's、PCMag、Yahoo Finance）</w:t>
+        <w:t>SpaceX：Starlink Mobile Is Hunting for 80,000 Cell Sites to Become a True Carrier （2026-10-23；bing.com）</w:t>
       </w:r>
     </w:p>
     <w:p>
@@ -2590,7 +2611,7 @@
           <w:rFonts w:ascii="Kaiti SC" w:hAnsi="Kaiti SC" w:eastAsia="Kaiti SC" w:cs="Kaiti SC"/>
           <w:sz w:val="21"/>
         </w:rPr>
-        <w:t>SpaceX：White House Directed Pentagon to Restrict Ukraine Starshield Speeds, Clarifying Chain of Command （2026-10-18；bing.com、satnews.com）</w:t>
+        <w:t>SpaceX：Report: Biden, Trump Asked Musk to Alter Starlink Access （2026-10-24；bing.com）</w:t>
       </w:r>
     </w:p>
     <w:p>
@@ -2749,7 +2770,7 @@
                 <w:b w:val="0"/>
                 <w:sz w:val="19"/>
               </w:rPr>
-              <w:t>270</w:t>
+              <w:t>216</w:t>
             </w:r>
           </w:p>
         </w:tc>
@@ -2770,7 +2791,7 @@
                 <w:b w:val="0"/>
                 <w:sz w:val="19"/>
               </w:rPr>
-              <w:t>发射与任务、市场与股价、其他动态、订单与合作、监管与政策</w:t>
+              <w:t>发射与任务、其他动态、订单与合作、融资与资本、市场与股价、监管与政策</w:t>
             </w:r>
           </w:p>
         </w:tc>
@@ -2790,7 +2811,7 @@
                 <w:b w:val="0"/>
                 <w:sz w:val="19"/>
               </w:rPr>
-              <w:t>Falcon 9 set to launch Bandwagon-5 rideshare mission from Florida</w:t>
+              <w:t>Live coverage: SpaceX to launch 27 Starlink satellites on Falcon 9 rocket from Vandenberg SFB</w:t>
             </w:r>
           </w:p>
         </w:tc>
@@ -2836,7 +2857,7 @@
                 <w:b w:val="0"/>
                 <w:sz w:val="19"/>
               </w:rPr>
-              <w:t>90</w:t>
+              <w:t>26</w:t>
             </w:r>
           </w:p>
         </w:tc>
@@ -2857,7 +2878,7 @@
                 <w:b w:val="0"/>
                 <w:sz w:val="19"/>
               </w:rPr>
-              <w:t>发射与任务、市场与股价、产品与技术、其他动态</w:t>
+              <w:t>其他动态、发射与任务</w:t>
             </w:r>
           </w:p>
         </w:tc>
@@ -2877,7 +2898,7 @@
                 <w:b w:val="0"/>
                 <w:sz w:val="19"/>
               </w:rPr>
-              <w:t>Blue Origin to add new Florida launch pads, seeks aggressive increase in New Glenn flight rate</w:t>
+              <w:t>Blue Origin’s BE-4 Engine Gimble At Full Power During Hotfire Test</w:t>
             </w:r>
           </w:p>
         </w:tc>
@@ -2902,7 +2923,7 @@
                 <w:b w:val="0"/>
                 <w:sz w:val="19"/>
               </w:rPr>
-              <w:t>蓝箭航天</w:t>
+              <w:t>星河动力</w:t>
             </w:r>
           </w:p>
         </w:tc>
@@ -2923,7 +2944,7 @@
                 <w:b w:val="0"/>
                 <w:sz w:val="19"/>
               </w:rPr>
-              <w:t>33</w:t>
+              <w:t>17</w:t>
             </w:r>
           </w:p>
         </w:tc>
@@ -2964,355 +2985,7 @@
                 <w:b w:val="0"/>
                 <w:sz w:val="19"/>
               </w:rPr>
-              <w:t>朱雀二号一箭十星发射成功，国内商业航天叙事估值锚或上移至“追赶兑现”丨盘前线索 - 东方财富</w:t>
-            </w:r>
-          </w:p>
-        </w:tc>
-      </w:tr>
-      <w:tr>
-        <w:trPr>
-          <w:cantSplit/>
-        </w:trPr>
-        <w:tc>
-          <w:tcPr>
-            <w:tcW w:type="dxa" w:w="2075"/>
-            <w:vAlign w:val="center"/>
-          </w:tcPr>
-          <w:p>
-            <w:pPr>
-              <w:spacing w:after="0" w:line="252" w:lineRule="auto"/>
-            </w:pPr>
-            <w:r/>
-            <w:r>
-              <w:rPr>
-                <w:rFonts w:ascii="Kaiti SC" w:hAnsi="Kaiti SC" w:eastAsia="Kaiti SC" w:cs="Kaiti SC"/>
-                <w:b w:val="0"/>
-                <w:sz w:val="19"/>
-              </w:rPr>
-              <w:t>中国星网</w:t>
-            </w:r>
-          </w:p>
-        </w:tc>
-        <w:tc>
-          <w:tcPr>
-            <w:tcW w:type="dxa" w:w="2075"/>
-            <w:vAlign w:val="center"/>
-          </w:tcPr>
-          <w:p>
-            <w:pPr>
-              <w:spacing w:after="0" w:line="252" w:lineRule="auto"/>
-              <w:jc w:val="center"/>
-            </w:pPr>
-            <w:r/>
-            <w:r>
-              <w:rPr>
-                <w:rFonts w:ascii="Kaiti SC" w:hAnsi="Kaiti SC" w:eastAsia="Kaiti SC" w:cs="Kaiti SC"/>
-                <w:b w:val="0"/>
-                <w:sz w:val="19"/>
-              </w:rPr>
-              <w:t>9</w:t>
-            </w:r>
-          </w:p>
-        </w:tc>
-        <w:tc>
-          <w:tcPr>
-            <w:tcW w:type="dxa" w:w="2075"/>
-            <w:vAlign w:val="center"/>
-          </w:tcPr>
-          <w:p>
-            <w:pPr>
-              <w:spacing w:after="0" w:line="252" w:lineRule="auto"/>
-              <w:jc w:val="center"/>
-            </w:pPr>
-            <w:r/>
-            <w:r>
-              <w:rPr>
-                <w:rFonts w:ascii="Kaiti SC" w:hAnsi="Kaiti SC" w:eastAsia="Kaiti SC" w:cs="Kaiti SC"/>
-                <w:b w:val="0"/>
-                <w:sz w:val="19"/>
-              </w:rPr>
-              <w:t>订单与合作</w:t>
-            </w:r>
-          </w:p>
-        </w:tc>
-        <w:tc>
-          <w:tcPr>
-            <w:tcW w:type="dxa" w:w="2075"/>
-            <w:vAlign w:val="center"/>
-          </w:tcPr>
-          <w:p>
-            <w:pPr>
-              <w:spacing w:after="0" w:line="252" w:lineRule="auto"/>
-            </w:pPr>
-            <w:r/>
-            <w:r>
-              <w:rPr>
-                <w:rFonts w:ascii="Kaiti SC" w:hAnsi="Kaiti SC" w:eastAsia="Kaiti SC" w:cs="Kaiti SC"/>
-                <w:b w:val="0"/>
-                <w:sz w:val="19"/>
-              </w:rPr>
-              <w:t>国家体育总局与中国星网在雄安签署战略合作框架协议 - 中国雄安官网</w:t>
-            </w:r>
-          </w:p>
-        </w:tc>
-      </w:tr>
-      <w:tr>
-        <w:trPr>
-          <w:cantSplit/>
-        </w:trPr>
-        <w:tc>
-          <w:tcPr>
-            <w:tcW w:type="dxa" w:w="2075"/>
-            <w:vAlign w:val="center"/>
-          </w:tcPr>
-          <w:p>
-            <w:pPr>
-              <w:spacing w:after="0" w:line="252" w:lineRule="auto"/>
-            </w:pPr>
-            <w:r/>
-            <w:r>
-              <w:rPr>
-                <w:rFonts w:ascii="Kaiti SC" w:hAnsi="Kaiti SC" w:eastAsia="Kaiti SC" w:cs="Kaiti SC"/>
-                <w:b w:val="0"/>
-                <w:sz w:val="19"/>
-              </w:rPr>
-              <w:t>天兵科技</w:t>
-            </w:r>
-          </w:p>
-        </w:tc>
-        <w:tc>
-          <w:tcPr>
-            <w:tcW w:type="dxa" w:w="2075"/>
-            <w:vAlign w:val="center"/>
-          </w:tcPr>
-          <w:p>
-            <w:pPr>
-              <w:spacing w:after="0" w:line="252" w:lineRule="auto"/>
-              <w:jc w:val="center"/>
-            </w:pPr>
-            <w:r/>
-            <w:r>
-              <w:rPr>
-                <w:rFonts w:ascii="Kaiti SC" w:hAnsi="Kaiti SC" w:eastAsia="Kaiti SC" w:cs="Kaiti SC"/>
-                <w:b w:val="0"/>
-                <w:sz w:val="19"/>
-              </w:rPr>
-              <w:t>4</w:t>
-            </w:r>
-          </w:p>
-        </w:tc>
-        <w:tc>
-          <w:tcPr>
-            <w:tcW w:type="dxa" w:w="2075"/>
-            <w:vAlign w:val="center"/>
-          </w:tcPr>
-          <w:p>
-            <w:pPr>
-              <w:spacing w:after="0" w:line="252" w:lineRule="auto"/>
-              <w:jc w:val="center"/>
-            </w:pPr>
-            <w:r/>
-            <w:r>
-              <w:rPr>
-                <w:rFonts w:ascii="Kaiti SC" w:hAnsi="Kaiti SC" w:eastAsia="Kaiti SC" w:cs="Kaiti SC"/>
-                <w:b w:val="0"/>
-                <w:sz w:val="19"/>
-              </w:rPr>
-              <w:t>市场与股价</w:t>
-            </w:r>
-          </w:p>
-        </w:tc>
-        <w:tc>
-          <w:tcPr>
-            <w:tcW w:type="dxa" w:w="2075"/>
-            <w:vAlign w:val="center"/>
-          </w:tcPr>
-          <w:p>
-            <w:pPr>
-              <w:spacing w:after="0" w:line="252" w:lineRule="auto"/>
-            </w:pPr>
-            <w:r/>
-            <w:r>
-              <w:rPr>
-                <w:rFonts w:ascii="Kaiti SC" w:hAnsi="Kaiti SC" w:eastAsia="Kaiti SC" w:cs="Kaiti SC"/>
-                <w:b w:val="0"/>
-                <w:sz w:val="19"/>
-              </w:rPr>
-              <w:t>不仅仅是C919，大概率应该还有大飞机C929和长江CJ-1000A有大进展！叠加天兵科技IPO辅导进展更新，珠海航展规模新高！_财富号_东方财富网 - 财富号</w:t>
-            </w:r>
-          </w:p>
-        </w:tc>
-      </w:tr>
-      <w:tr>
-        <w:trPr>
-          <w:cantSplit/>
-        </w:trPr>
-        <w:tc>
-          <w:tcPr>
-            <w:tcW w:type="dxa" w:w="2075"/>
-            <w:vAlign w:val="center"/>
-          </w:tcPr>
-          <w:p>
-            <w:pPr>
-              <w:spacing w:after="0" w:line="252" w:lineRule="auto"/>
-            </w:pPr>
-            <w:r/>
-            <w:r>
-              <w:rPr>
-                <w:rFonts w:ascii="Kaiti SC" w:hAnsi="Kaiti SC" w:eastAsia="Kaiti SC" w:cs="Kaiti SC"/>
-                <w:b w:val="0"/>
-                <w:sz w:val="19"/>
-              </w:rPr>
-              <w:t>垣信卫星</w:t>
-            </w:r>
-          </w:p>
-        </w:tc>
-        <w:tc>
-          <w:tcPr>
-            <w:tcW w:type="dxa" w:w="2075"/>
-            <w:vAlign w:val="center"/>
-          </w:tcPr>
-          <w:p>
-            <w:pPr>
-              <w:spacing w:after="0" w:line="252" w:lineRule="auto"/>
-              <w:jc w:val="center"/>
-            </w:pPr>
-            <w:r/>
-            <w:r>
-              <w:rPr>
-                <w:rFonts w:ascii="Kaiti SC" w:hAnsi="Kaiti SC" w:eastAsia="Kaiti SC" w:cs="Kaiti SC"/>
-                <w:b w:val="0"/>
-                <w:sz w:val="19"/>
-              </w:rPr>
-              <w:t>3</w:t>
-            </w:r>
-          </w:p>
-        </w:tc>
-        <w:tc>
-          <w:tcPr>
-            <w:tcW w:type="dxa" w:w="2075"/>
-            <w:vAlign w:val="center"/>
-          </w:tcPr>
-          <w:p>
-            <w:pPr>
-              <w:spacing w:after="0" w:line="252" w:lineRule="auto"/>
-              <w:jc w:val="center"/>
-            </w:pPr>
-            <w:r/>
-            <w:r>
-              <w:rPr>
-                <w:rFonts w:ascii="Kaiti SC" w:hAnsi="Kaiti SC" w:eastAsia="Kaiti SC" w:cs="Kaiti SC"/>
-                <w:b w:val="0"/>
-                <w:sz w:val="19"/>
-              </w:rPr>
-              <w:t>融资与资本、市场与股价、发射与任务</w:t>
-            </w:r>
-          </w:p>
-        </w:tc>
-        <w:tc>
-          <w:tcPr>
-            <w:tcW w:type="dxa" w:w="2075"/>
-            <w:vAlign w:val="center"/>
-          </w:tcPr>
-          <w:p>
-            <w:pPr>
-              <w:spacing w:after="0" w:line="252" w:lineRule="auto"/>
-            </w:pPr>
-            <w:r/>
-            <w:r>
-              <w:rPr>
-                <w:rFonts w:ascii="Kaiti SC" w:hAnsi="Kaiti SC" w:eastAsia="Kaiti SC" w:cs="Kaiti SC"/>
-                <w:b w:val="0"/>
-                <w:sz w:val="19"/>
-              </w:rPr>
-              <w:t>垣信卫星完成新一轮融资：金额69.76亿元，估值500亿|上海市|星座|股权|产业|股东 - finance.sina.com.cn</w:t>
-            </w:r>
-          </w:p>
-        </w:tc>
-      </w:tr>
-      <w:tr>
-        <w:trPr>
-          <w:cantSplit/>
-        </w:trPr>
-        <w:tc>
-          <w:tcPr>
-            <w:tcW w:type="dxa" w:w="2075"/>
-            <w:vAlign w:val="center"/>
-          </w:tcPr>
-          <w:p>
-            <w:pPr>
-              <w:spacing w:after="0" w:line="252" w:lineRule="auto"/>
-            </w:pPr>
-            <w:r/>
-            <w:r>
-              <w:rPr>
-                <w:rFonts w:ascii="Kaiti SC" w:hAnsi="Kaiti SC" w:eastAsia="Kaiti SC" w:cs="Kaiti SC"/>
-                <w:b w:val="0"/>
-                <w:sz w:val="19"/>
-              </w:rPr>
-              <w:t>星际荣耀</w:t>
-            </w:r>
-          </w:p>
-        </w:tc>
-        <w:tc>
-          <w:tcPr>
-            <w:tcW w:type="dxa" w:w="2075"/>
-            <w:vAlign w:val="center"/>
-          </w:tcPr>
-          <w:p>
-            <w:pPr>
-              <w:spacing w:after="0" w:line="252" w:lineRule="auto"/>
-              <w:jc w:val="center"/>
-            </w:pPr>
-            <w:r/>
-            <w:r>
-              <w:rPr>
-                <w:rFonts w:ascii="Kaiti SC" w:hAnsi="Kaiti SC" w:eastAsia="Kaiti SC" w:cs="Kaiti SC"/>
-                <w:b w:val="0"/>
-                <w:sz w:val="19"/>
-              </w:rPr>
-              <w:t>3</w:t>
-            </w:r>
-          </w:p>
-        </w:tc>
-        <w:tc>
-          <w:tcPr>
-            <w:tcW w:type="dxa" w:w="2075"/>
-            <w:vAlign w:val="center"/>
-          </w:tcPr>
-          <w:p>
-            <w:pPr>
-              <w:spacing w:after="0" w:line="252" w:lineRule="auto"/>
-              <w:jc w:val="center"/>
-            </w:pPr>
-            <w:r/>
-            <w:r>
-              <w:rPr>
-                <w:rFonts w:ascii="Kaiti SC" w:hAnsi="Kaiti SC" w:eastAsia="Kaiti SC" w:cs="Kaiti SC"/>
-                <w:b w:val="0"/>
-                <w:sz w:val="19"/>
-              </w:rPr>
-              <w:t>产品与技术、其他动态</w:t>
-            </w:r>
-          </w:p>
-        </w:tc>
-        <w:tc>
-          <w:tcPr>
-            <w:tcW w:type="dxa" w:w="2075"/>
-            <w:vAlign w:val="center"/>
-          </w:tcPr>
-          <w:p>
-            <w:pPr>
-              <w:spacing w:after="0" w:line="252" w:lineRule="auto"/>
-            </w:pPr>
-            <w:r/>
-            <w:r>
-              <w:rPr>
-                <w:rFonts w:ascii="Kaiti SC" w:hAnsi="Kaiti SC" w:eastAsia="Kaiti SC" w:cs="Kaiti SC"/>
-                <w:b w:val="0"/>
-                <w:sz w:val="19"/>
-              </w:rPr>
-              <w:t>“成都造”火箭加速上新！成都产投旗下重产基金投资企业星际荣耀超级工厂冲刺年底竣工 - 搜狐网</w:t>
+              <w:t>谷神星一号海射型遥八运载火箭发射成功 - 新浪财经</w:t>
             </w:r>
           </w:p>
         </w:tc>
@@ -3379,7 +3052,7 @@
                 <w:b w:val="0"/>
                 <w:sz w:val="19"/>
               </w:rPr>
-              <w:t>其他动态、产品与技术</w:t>
+              <w:t>发射与任务</w:t>
             </w:r>
           </w:p>
         </w:tc>
@@ -3399,7 +3072,7 @@
                 <w:b w:val="0"/>
                 <w:sz w:val="19"/>
               </w:rPr>
-              <w:t>中国公司追赶商业载荷返回，中科宇航把空间制药验证排到2027年 - 财富号</w:t>
+              <w:t>对话中科宇航副总裁樊娜：预计3到5年内，中国商业火箭发射成本将低于美国 - 东方财富</w:t>
             </w:r>
           </w:p>
         </w:tc>
@@ -3424,7 +3097,268 @@
                 <w:b w:val="0"/>
                 <w:sz w:val="19"/>
               </w:rPr>
-              <w:t>微纳星空</w:t>
+              <w:t>垣信卫星</w:t>
+            </w:r>
+          </w:p>
+        </w:tc>
+        <w:tc>
+          <w:tcPr>
+            <w:tcW w:type="dxa" w:w="2075"/>
+            <w:vAlign w:val="center"/>
+          </w:tcPr>
+          <w:p>
+            <w:pPr>
+              <w:spacing w:after="0" w:line="252" w:lineRule="auto"/>
+              <w:jc w:val="center"/>
+            </w:pPr>
+            <w:r/>
+            <w:r>
+              <w:rPr>
+                <w:rFonts w:ascii="Kaiti SC" w:hAnsi="Kaiti SC" w:eastAsia="Kaiti SC" w:cs="Kaiti SC"/>
+                <w:b w:val="0"/>
+                <w:sz w:val="19"/>
+              </w:rPr>
+              <w:t>2</w:t>
+            </w:r>
+          </w:p>
+        </w:tc>
+        <w:tc>
+          <w:tcPr>
+            <w:tcW w:type="dxa" w:w="2075"/>
+            <w:vAlign w:val="center"/>
+          </w:tcPr>
+          <w:p>
+            <w:pPr>
+              <w:spacing w:after="0" w:line="252" w:lineRule="auto"/>
+              <w:jc w:val="center"/>
+            </w:pPr>
+            <w:r/>
+            <w:r>
+              <w:rPr>
+                <w:rFonts w:ascii="Kaiti SC" w:hAnsi="Kaiti SC" w:eastAsia="Kaiti SC" w:cs="Kaiti SC"/>
+                <w:b w:val="0"/>
+                <w:sz w:val="19"/>
+              </w:rPr>
+              <w:t>监管与政策、其他动态</w:t>
+            </w:r>
+          </w:p>
+        </w:tc>
+        <w:tc>
+          <w:tcPr>
+            <w:tcW w:type="dxa" w:w="2075"/>
+            <w:vAlign w:val="center"/>
+          </w:tcPr>
+          <w:p>
+            <w:pPr>
+              <w:spacing w:after="0" w:line="252" w:lineRule="auto"/>
+            </w:pPr>
+            <w:r/>
+            <w:r>
+              <w:rPr>
+                <w:rFonts w:ascii="Kaiti SC" w:hAnsi="Kaiti SC" w:eastAsia="Kaiti SC" w:cs="Kaiti SC"/>
+                <w:b w:val="0"/>
+                <w:sz w:val="19"/>
+              </w:rPr>
+              <w:t>东方明珠，参股，垣信卫星利好垣信卫星，低轨卫星组网加速，A13牌照商誉价值发现智 - 财富号</w:t>
+            </w:r>
+          </w:p>
+        </w:tc>
+      </w:tr>
+      <w:tr>
+        <w:trPr>
+          <w:cantSplit/>
+        </w:trPr>
+        <w:tc>
+          <w:tcPr>
+            <w:tcW w:type="dxa" w:w="2075"/>
+            <w:vAlign w:val="center"/>
+          </w:tcPr>
+          <w:p>
+            <w:pPr>
+              <w:spacing w:after="0" w:line="252" w:lineRule="auto"/>
+            </w:pPr>
+            <w:r/>
+            <w:r>
+              <w:rPr>
+                <w:rFonts w:ascii="Kaiti SC" w:hAnsi="Kaiti SC" w:eastAsia="Kaiti SC" w:cs="Kaiti SC"/>
+                <w:b w:val="0"/>
+                <w:sz w:val="19"/>
+              </w:rPr>
+              <w:t>蓝箭航天</w:t>
+            </w:r>
+          </w:p>
+        </w:tc>
+        <w:tc>
+          <w:tcPr>
+            <w:tcW w:type="dxa" w:w="2075"/>
+            <w:vAlign w:val="center"/>
+          </w:tcPr>
+          <w:p>
+            <w:pPr>
+              <w:spacing w:after="0" w:line="252" w:lineRule="auto"/>
+              <w:jc w:val="center"/>
+            </w:pPr>
+            <w:r/>
+            <w:r>
+              <w:rPr>
+                <w:rFonts w:ascii="Kaiti SC" w:hAnsi="Kaiti SC" w:eastAsia="Kaiti SC" w:cs="Kaiti SC"/>
+                <w:b w:val="0"/>
+                <w:sz w:val="19"/>
+              </w:rPr>
+              <w:t>2</w:t>
+            </w:r>
+          </w:p>
+        </w:tc>
+        <w:tc>
+          <w:tcPr>
+            <w:tcW w:type="dxa" w:w="2075"/>
+            <w:vAlign w:val="center"/>
+          </w:tcPr>
+          <w:p>
+            <w:pPr>
+              <w:spacing w:after="0" w:line="252" w:lineRule="auto"/>
+              <w:jc w:val="center"/>
+            </w:pPr>
+            <w:r/>
+            <w:r>
+              <w:rPr>
+                <w:rFonts w:ascii="Kaiti SC" w:hAnsi="Kaiti SC" w:eastAsia="Kaiti SC" w:cs="Kaiti SC"/>
+                <w:b w:val="0"/>
+                <w:sz w:val="19"/>
+              </w:rPr>
+              <w:t>其他动态</w:t>
+            </w:r>
+          </w:p>
+        </w:tc>
+        <w:tc>
+          <w:tcPr>
+            <w:tcW w:type="dxa" w:w="2075"/>
+            <w:vAlign w:val="center"/>
+          </w:tcPr>
+          <w:p>
+            <w:pPr>
+              <w:spacing w:after="0" w:line="252" w:lineRule="auto"/>
+            </w:pPr>
+            <w:r/>
+            <w:r>
+              <w:rPr>
+                <w:rFonts w:ascii="Kaiti SC" w:hAnsi="Kaiti SC" w:eastAsia="Kaiti SC" w:cs="Kaiti SC"/>
+                <w:b w:val="0"/>
+                <w:sz w:val="19"/>
+              </w:rPr>
+              <w:t>张昉深山试车千次助蓝箭航天升空 - 新浪财经</w:t>
+            </w:r>
+          </w:p>
+        </w:tc>
+      </w:tr>
+      <w:tr>
+        <w:trPr>
+          <w:cantSplit/>
+        </w:trPr>
+        <w:tc>
+          <w:tcPr>
+            <w:tcW w:type="dxa" w:w="2075"/>
+            <w:vAlign w:val="center"/>
+          </w:tcPr>
+          <w:p>
+            <w:pPr>
+              <w:spacing w:after="0" w:line="252" w:lineRule="auto"/>
+            </w:pPr>
+            <w:r/>
+            <w:r>
+              <w:rPr>
+                <w:rFonts w:ascii="Kaiti SC" w:hAnsi="Kaiti SC" w:eastAsia="Kaiti SC" w:cs="Kaiti SC"/>
+                <w:b w:val="0"/>
+                <w:sz w:val="19"/>
+              </w:rPr>
+              <w:t>中国星网</w:t>
+            </w:r>
+          </w:p>
+        </w:tc>
+        <w:tc>
+          <w:tcPr>
+            <w:tcW w:type="dxa" w:w="2075"/>
+            <w:vAlign w:val="center"/>
+          </w:tcPr>
+          <w:p>
+            <w:pPr>
+              <w:spacing w:after="0" w:line="252" w:lineRule="auto"/>
+              <w:jc w:val="center"/>
+            </w:pPr>
+            <w:r/>
+            <w:r>
+              <w:rPr>
+                <w:rFonts w:ascii="Kaiti SC" w:hAnsi="Kaiti SC" w:eastAsia="Kaiti SC" w:cs="Kaiti SC"/>
+                <w:b w:val="0"/>
+                <w:sz w:val="19"/>
+              </w:rPr>
+              <w:t>1</w:t>
+            </w:r>
+          </w:p>
+        </w:tc>
+        <w:tc>
+          <w:tcPr>
+            <w:tcW w:type="dxa" w:w="2075"/>
+            <w:vAlign w:val="center"/>
+          </w:tcPr>
+          <w:p>
+            <w:pPr>
+              <w:spacing w:after="0" w:line="252" w:lineRule="auto"/>
+              <w:jc w:val="center"/>
+            </w:pPr>
+            <w:r/>
+            <w:r>
+              <w:rPr>
+                <w:rFonts w:ascii="Kaiti SC" w:hAnsi="Kaiti SC" w:eastAsia="Kaiti SC" w:cs="Kaiti SC"/>
+                <w:b w:val="0"/>
+                <w:sz w:val="19"/>
+              </w:rPr>
+              <w:t>其他动态</w:t>
+            </w:r>
+          </w:p>
+        </w:tc>
+        <w:tc>
+          <w:tcPr>
+            <w:tcW w:type="dxa" w:w="2075"/>
+            <w:vAlign w:val="center"/>
+          </w:tcPr>
+          <w:p>
+            <w:pPr>
+              <w:spacing w:after="0" w:line="252" w:lineRule="auto"/>
+            </w:pPr>
+            <w:r/>
+            <w:r>
+              <w:rPr>
+                <w:rFonts w:ascii="Kaiti SC" w:hAnsi="Kaiti SC" w:eastAsia="Kaiti SC" w:cs="Kaiti SC"/>
+                <w:b w:val="0"/>
+                <w:sz w:val="19"/>
+              </w:rPr>
+              <w:t>丁薛祥调研中国星网 - 通信世界网</w:t>
+            </w:r>
+          </w:p>
+        </w:tc>
+      </w:tr>
+      <w:tr>
+        <w:trPr>
+          <w:cantSplit/>
+        </w:trPr>
+        <w:tc>
+          <w:tcPr>
+            <w:tcW w:type="dxa" w:w="2075"/>
+            <w:vAlign w:val="center"/>
+          </w:tcPr>
+          <w:p>
+            <w:pPr>
+              <w:spacing w:after="0" w:line="252" w:lineRule="auto"/>
+            </w:pPr>
+            <w:r/>
+            <w:r>
+              <w:rPr>
+                <w:rFonts w:ascii="Kaiti SC" w:hAnsi="Kaiti SC" w:eastAsia="Kaiti SC" w:cs="Kaiti SC"/>
+                <w:b w:val="0"/>
+                <w:sz w:val="19"/>
+              </w:rPr>
+              <w:t>银河航天</w:t>
             </w:r>
           </w:p>
         </w:tc>
@@ -3486,94 +3420,7 @@
                 <w:b w:val="0"/>
                 <w:sz w:val="19"/>
               </w:rPr>
-              <w:t>冲刺“民营商业卫星第一股”：微纳星空的“百亿故事”里，藏着一道没解完的题|上海证券交易所|IPO|数据|客户|收入 - finance.sina.com.cn</w:t>
-            </w:r>
-          </w:p>
-        </w:tc>
-      </w:tr>
-      <w:tr>
-        <w:trPr>
-          <w:cantSplit/>
-        </w:trPr>
-        <w:tc>
-          <w:tcPr>
-            <w:tcW w:type="dxa" w:w="2075"/>
-            <w:vAlign w:val="center"/>
-          </w:tcPr>
-          <w:p>
-            <w:pPr>
-              <w:spacing w:after="0" w:line="252" w:lineRule="auto"/>
-            </w:pPr>
-            <w:r/>
-            <w:r>
-              <w:rPr>
-                <w:rFonts w:ascii="Kaiti SC" w:hAnsi="Kaiti SC" w:eastAsia="Kaiti SC" w:cs="Kaiti SC"/>
-                <w:b w:val="0"/>
-                <w:sz w:val="19"/>
-              </w:rPr>
-              <w:t>星河动力</w:t>
-            </w:r>
-          </w:p>
-        </w:tc>
-        <w:tc>
-          <w:tcPr>
-            <w:tcW w:type="dxa" w:w="2075"/>
-            <w:vAlign w:val="center"/>
-          </w:tcPr>
-          <w:p>
-            <w:pPr>
-              <w:spacing w:after="0" w:line="252" w:lineRule="auto"/>
-              <w:jc w:val="center"/>
-            </w:pPr>
-            <w:r/>
-            <w:r>
-              <w:rPr>
-                <w:rFonts w:ascii="Kaiti SC" w:hAnsi="Kaiti SC" w:eastAsia="Kaiti SC" w:cs="Kaiti SC"/>
-                <w:b w:val="0"/>
-                <w:sz w:val="19"/>
-              </w:rPr>
-              <w:t>1</w:t>
-            </w:r>
-          </w:p>
-        </w:tc>
-        <w:tc>
-          <w:tcPr>
-            <w:tcW w:type="dxa" w:w="2075"/>
-            <w:vAlign w:val="center"/>
-          </w:tcPr>
-          <w:p>
-            <w:pPr>
-              <w:spacing w:after="0" w:line="252" w:lineRule="auto"/>
-              <w:jc w:val="center"/>
-            </w:pPr>
-            <w:r/>
-            <w:r>
-              <w:rPr>
-                <w:rFonts w:ascii="Kaiti SC" w:hAnsi="Kaiti SC" w:eastAsia="Kaiti SC" w:cs="Kaiti SC"/>
-                <w:b w:val="0"/>
-                <w:sz w:val="19"/>
-              </w:rPr>
-              <w:t>其他动态</w:t>
-            </w:r>
-          </w:p>
-        </w:tc>
-        <w:tc>
-          <w:tcPr>
-            <w:tcW w:type="dxa" w:w="2075"/>
-            <w:vAlign w:val="center"/>
-          </w:tcPr>
-          <w:p>
-            <w:pPr>
-              <w:spacing w:after="0" w:line="252" w:lineRule="auto"/>
-            </w:pPr>
-            <w:r/>
-            <w:r>
-              <w:rPr>
-                <w:rFonts w:ascii="Kaiti SC" w:hAnsi="Kaiti SC" w:eastAsia="Kaiti SC" w:cs="Kaiti SC"/>
-                <w:b w:val="0"/>
-                <w:sz w:val="19"/>
-              </w:rPr>
-              <w:t>星河动力工位南侧可能是深蓝航天工位 - 手机新浪网</w:t>
+              <w:t>七个70后共同创业给蓝箭、银河航天供货，携年入3亿的北斗院IPO - 界面新闻</w:t>
             </w:r>
           </w:p>
         </w:tc>
@@ -3610,7 +3457,7 @@
           <w:rFonts w:ascii="Kaiti SC" w:hAnsi="Kaiti SC" w:eastAsia="Kaiti SC" w:cs="Kaiti SC"/>
           <w:sz w:val="21"/>
         </w:rPr>
-        <w:t>Blue Origin：本周“Blue Origin plans $330 million Florida expansion to ramp New Glenn launches - CNBC”；关联回看 2025-01-16 的“Blue Origin’s first New Glenn rocket reaches orbit, misses booster landing - CNBC”。</w:t>
+        <w:t>SpaceX：本周“Elon Musk reveals reason behind Starlink slowdown as speeds restored in Ukraine”；关联回看 2026-10-15 的“Ukraine says Starlink partially restored after Zelensky warned ‘people will die’ from satellite slowdown”。</w:t>
       </w:r>
     </w:p>
     <w:p>
@@ -3631,7 +3478,7 @@
           <w:rFonts w:ascii="Kaiti SC" w:hAnsi="Kaiti SC" w:eastAsia="Kaiti SC" w:cs="Kaiti SC"/>
           <w:sz w:val="21"/>
         </w:rPr>
-        <w:t>蓝箭航天：本周“一箭十星 朱雀二号改进型遥四运载火箭发射成功 - 证券时报网”；关联回看 2026-09-17 的“一箭十星 朱雀二号改进型遥七运载火箭发射成功 - 证券时报网”。</w:t>
+        <w:t>SpaceX：本周“SpaceX Returns to Profitability With $4.4 Billion Third Quarter on Starlink and Compute Growth”；关联回看 2026-08-11 的“Beyond Space: AI Compute &amp; Starlink Drive SpaceX Growth”。</w:t>
       </w:r>
     </w:p>
     <w:p>
@@ -3652,7 +3499,7 @@
           <w:rFonts w:ascii="Kaiti SC" w:hAnsi="Kaiti SC" w:eastAsia="Kaiti SC" w:cs="Kaiti SC"/>
           <w:sz w:val="21"/>
         </w:rPr>
-        <w:t>SpaceX：本周“Elon Musk's SpaceX Ends 23-Day Starlink Launch Gap: Falcon 9 Sends 27 Satellites Into Orbit”；关联回看 2026-06-29 的“SpaceX sends 24 Starlink satellites into Earth orbit on Falcon 9 launch from California (video) - Yahoo”。</w:t>
+        <w:t>SpaceX：本周“Elon Musk Says Ukraine's Elites Profit From War as Starlink Restrictions Disrupt Ukrainian Drones”；关联回看 2026-10-14 的“Ukraine claims SpaceX is throttling Starlink again amid war with Russia. Musk says ask POTUS.”。</w:t>
       </w:r>
     </w:p>
     <w:p>
@@ -3673,7 +3520,7 @@
           <w:rFonts w:ascii="Kaiti SC" w:hAnsi="Kaiti SC" w:eastAsia="Kaiti SC" w:cs="Kaiti SC"/>
           <w:sz w:val="21"/>
         </w:rPr>
-        <w:t>Blue Origin：本周“Blue Origin’s BE-4 Engine Gimble At Full Power During Hotfire Test”；关联回看 2026-10-02 的“Blue Origin’s BE-4 Engine Gimble At Full Power During Hotfire Test”。</w:t>
+        <w:t>星河动力：本周“谷神星一号海射型遥八运载火箭发射成功 - 新浪财经”；关联回看 2025-05-07 的“任务代号“槐序绯棠”：谷神星一号海射型（遥五）运载火箭近期择机发射 - 新浪财经”。</w:t>
       </w:r>
     </w:p>
     <w:p>
@@ -3694,7 +3541,7 @@
           <w:rFonts w:ascii="Kaiti SC" w:hAnsi="Kaiti SC" w:eastAsia="Kaiti SC" w:cs="Kaiti SC"/>
           <w:sz w:val="21"/>
         </w:rPr>
-        <w:t>Blue Origin：本周“Amazon Ring exec heads to Blue Origin to lead TeraWave network”；关联回看 2026-09-05 的“Jeff Bezos' Blue Origin Hires 47 Amazon Satellite Engineers To Build Rival TeraWave Network This Year”。</w:t>
+        <w:t>Blue Origin：本周“Blue Origin’s BE-4 Engine Gimble At Full Power During Hotfire Test”；关联回看 2026-10-13 的“Blue Origin’s BE-4 Engine Gimble At Full Power During Hotfire Test”。</w:t>
       </w:r>
     </w:p>
     <w:p>
@@ -3715,7 +3562,7 @@
           <w:rFonts w:ascii="Kaiti SC" w:hAnsi="Kaiti SC" w:eastAsia="Kaiti SC" w:cs="Kaiti SC"/>
           <w:sz w:val="21"/>
         </w:rPr>
-        <w:t>SpaceX：本周“Banglalink Partners with SpaceX to Launch South Asia’s First Direct-to-Device Starlink Mobile Service in Bangladesh”；关联回看 2026-08-18 的“Airtel Africa has Launched Africa’s First Commercial Direct-to-Device Service in Partnership with Starlink”。</w:t>
+        <w:t>SpaceX：本周“SpaceX Falcon 9 Aborts Starlink 15-15 Launch at Vandenberg - BASENOR”；关联回看 2026-08-26 的“Live coverage: SpaceX to launch 27 Starlink satellites on Falcon 9 rocket from Vandenberg”。</w:t>
       </w:r>
     </w:p>
     <w:p>
@@ -3754,7 +3601,7 @@
           <w:rFonts w:ascii="Kaiti SC" w:hAnsi="Kaiti SC" w:eastAsia="Kaiti SC" w:cs="Kaiti SC"/>
           <w:sz w:val="21"/>
         </w:rPr>
-        <w:t>继续跟踪本周高频类别：发射与任务、其他动态、产品与技术。</w:t>
+        <w:t>继续跟踪本周高频类别：发射与任务、其他动态、监管与政策。</w:t>
       </w:r>
     </w:p>
     <w:p>
@@ -3817,7 +3664,7 @@
           <w:rFonts w:ascii="Kaiti SC" w:hAnsi="Kaiti SC" w:eastAsia="Kaiti SC" w:cs="Kaiti SC"/>
           <w:sz w:val="21"/>
         </w:rPr>
-        <w:t>关注 蓝箭航天 的后续披露与多来源交叉验证。</w:t>
+        <w:t>关注 星河动力 的后续披露与多来源交叉验证。</w:t>
       </w:r>
     </w:p>
     <w:p>
@@ -3838,7 +3685,7 @@
           <w:rFonts w:ascii="Kaiti SC" w:hAnsi="Kaiti SC" w:eastAsia="Kaiti SC" w:cs="Kaiti SC"/>
           <w:sz w:val="21"/>
         </w:rPr>
-        <w:t>关注 中国星网 的后续披露与多来源交叉验证。</w:t>
+        <w:t>关注 中科宇航 的后续披露与多来源交叉验证。</w:t>
       </w:r>
     </w:p>
     <w:p>
@@ -3859,7 +3706,7 @@
           <w:rFonts w:ascii="Kaiti SC" w:hAnsi="Kaiti SC" w:eastAsia="Kaiti SC" w:cs="Kaiti SC"/>
           <w:sz w:val="21"/>
         </w:rPr>
-        <w:t>关注 天兵科技 的后续披露与多来源交叉验证。</w:t>
+        <w:t>关注 垣信卫星 的后续披露与多来源交叉验证。</w:t>
       </w:r>
     </w:p>
     <w:sectPr>
